--- a/MPP_MES_DATA_MODEL.docx
+++ b/MPP_MES_DATA_MODEL.docx
@@ -36,7 +36,7 @@
         </w:p>
       </w:sdtContent>
     </w:sdt>
-    <w:bookmarkStart w:id="80" w:name="mpp-mes-data-model-reference"/>
+    <w:bookmarkStart w:id="81" w:name="mpp-mes-data-model-reference"/>
     <w:p>
       <w:pPr>
         <w:pStyle w:val="Heading1"/>
@@ -853,6 +853,94 @@
             </w:r>
             <w:r>
               <w:t xml:space="preserve">. Fixed stale UPPER_CASE code values in column descriptions (Split/Merge/Consumption, Good/Hold/Scrap/Closed, Open/Complete/Shipped/Hold/Void, Manufactured/Received/ReceivedOffsite, Initial/ReprintDamaged/Split/Merge/SortCageReIdentify, UseAsIs/Rework/etc.). Fixed snake_case in UJ-14 warm-up note and UJ-16 interlock bypass note.</w:t>
+            </w:r>
+          </w:p>
+        </w:tc>
+      </w:tr>
+      <w:tr>
+        <w:tc>
+          <w:tcPr>
+            <w:shd w:val="clear" w:color="auto" w:fill="F2F2F2"/>
+          </w:tcPr>
+          <w:tcPr/>
+          <w:p>
+            <w:pPr>
+              <w:pStyle w:val="Compact"/>
+            </w:pPr>
+            <w:r>
+              <w:t xml:space="preserve">0.5</w:t>
+            </w:r>
+          </w:p>
+        </w:tc>
+        <w:tc>
+          <w:tcPr>
+            <w:shd w:val="clear" w:color="auto" w:fill="F2F2F2"/>
+          </w:tcPr>
+          <w:tcPr/>
+          <w:p>
+            <w:pPr>
+              <w:pStyle w:val="Compact"/>
+            </w:pPr>
+            <w:r>
+              <w:t xml:space="preserve">2026-04-10</w:t>
+            </w:r>
+          </w:p>
+        </w:tc>
+        <w:tc>
+          <w:tcPr>
+            <w:shd w:val="clear" w:color="auto" w:fill="F2F2F2"/>
+          </w:tcPr>
+          <w:tcPr/>
+          <w:p>
+            <w:pPr>
+              <w:pStyle w:val="Compact"/>
+            </w:pPr>
+            <w:r>
+              <w:t xml:space="preserve">Blue Ridge Automation</w:t>
+            </w:r>
+          </w:p>
+        </w:tc>
+        <w:tc>
+          <w:tcPr>
+            <w:shd w:val="clear" w:color="auto" w:fill="F2F2F2"/>
+          </w:tcPr>
+          <w:tcPr/>
+          <w:p>
+            <w:pPr>
+              <w:pStyle w:val="Compact"/>
+            </w:pPr>
+            <w:r>
+              <w:t xml:space="preserve">Added</w:t>
+            </w:r>
+            <w:r>
+              <w:t xml:space="preserve"> </w:t>
+            </w:r>
+            <w:r>
+              <w:rPr>
+                <w:rStyle w:val="VerbatimChar"/>
+              </w:rPr>
+              <w:t xml:space="preserve">Audit.FailureLog</w:t>
+            </w:r>
+            <w:r>
+              <w:t xml:space="preserve"> </w:t>
+            </w:r>
+            <w:r>
+              <w:t xml:space="preserve">table to track attempted-but-rejected stored procedure calls (parameter validation failures, business-rule violations, caught exceptions). Complements ConfigLog/OperationLog which track successful mutations. 4 indexes defined (AttemptedAt, AppUser, EntityEvent, ProcedureName). Written by the new</w:t>
+            </w:r>
+            <w:r>
+              <w:t xml:space="preserve"> </w:t>
+            </w:r>
+            <w:r>
+              <w:rPr>
+                <w:rStyle w:val="VerbatimChar"/>
+              </w:rPr>
+              <w:t xml:space="preserve">Audit_LogFailure</w:t>
+            </w:r>
+            <w:r>
+              <w:t xml:space="preserve"> </w:t>
+            </w:r>
+            <w:r>
+              <w:t xml:space="preserve">shared proc from every validation-failure path and every CATCH handler in mutating procs.</w:t>
             </w:r>
           </w:p>
         </w:tc>
@@ -31976,7 +32064,7 @@
     </w:p>
     <w:bookmarkEnd w:id="71"/>
     <w:bookmarkEnd w:id="72"/>
-    <w:bookmarkStart w:id="79" w:name="audit-schema-mvp"/>
+    <w:bookmarkStart w:id="80" w:name="audit-schema-mvp"/>
     <w:p>
       <w:pPr>
         <w:pStyle w:val="Heading2"/>
@@ -34831,8 +34919,996 @@
       </w:tr>
     </w:tbl>
     <w:bookmarkEnd w:id="78"/>
+    <w:bookmarkStart w:id="79" w:name="failurelog"/>
+    <w:p>
+      <w:pPr>
+        <w:pStyle w:val="Heading3"/>
+      </w:pPr>
+      <w:r>
+        <w:t xml:space="preserve">FailureLog</w:t>
+      </w:r>
+    </w:p>
+    <w:p>
+      <w:pPr>
+        <w:pStyle w:val="FirstParagraph"/>
+      </w:pPr>
+      <w:r>
+        <w:t xml:space="preserve">Records attempted but</w:t>
+      </w:r>
+      <w:r>
+        <w:t xml:space="preserve"> </w:t>
+      </w:r>
+      <w:r>
+        <w:rPr>
+          <w:b/>
+          <w:bCs/>
+        </w:rPr>
+        <w:t xml:space="preserve">rejected</w:t>
+      </w:r>
+      <w:r>
+        <w:t xml:space="preserve"> </w:t>
+      </w:r>
+      <w:r>
+        <w:t xml:space="preserve">stored procedure calls — parameter validation failures, business rule violations, FK mismatches, and unexpected exceptions caught by a CATCH handler. Complements</w:t>
+      </w:r>
+      <w:r>
+        <w:t xml:space="preserve"> </w:t>
+      </w:r>
+      <w:r>
+        <w:rPr>
+          <w:rStyle w:val="VerbatimChar"/>
+        </w:rPr>
+        <w:t xml:space="preserve">ConfigLog</w:t>
+      </w:r>
+      <w:r>
+        <w:t xml:space="preserve"> </w:t>
+      </w:r>
+      <w:r>
+        <w:t xml:space="preserve">and</w:t>
+      </w:r>
+      <w:r>
+        <w:t xml:space="preserve"> </w:t>
+      </w:r>
+      <w:r>
+        <w:rPr>
+          <w:rStyle w:val="VerbatimChar"/>
+        </w:rPr>
+        <w:t xml:space="preserve">OperationLog</w:t>
+      </w:r>
+      <w:r>
+        <w:t xml:space="preserve">: those tables record what</w:t>
+      </w:r>
+      <w:r>
+        <w:t xml:space="preserve"> </w:t>
+      </w:r>
+      <w:r>
+        <w:rPr>
+          <w:i/>
+          <w:iCs/>
+        </w:rPr>
+        <w:t xml:space="preserve">succeeded</w:t>
+      </w:r>
+      <w:r>
+        <w:t xml:space="preserve">,</w:t>
+      </w:r>
+      <w:r>
+        <w:t xml:space="preserve"> </w:t>
+      </w:r>
+      <w:r>
+        <w:rPr>
+          <w:rStyle w:val="VerbatimChar"/>
+        </w:rPr>
+        <w:t xml:space="preserve">FailureLog</w:t>
+      </w:r>
+      <w:r>
+        <w:t xml:space="preserve"> </w:t>
+      </w:r>
+      <w:r>
+        <w:t xml:space="preserve">records what was</w:t>
+      </w:r>
+      <w:r>
+        <w:t xml:space="preserve"> </w:t>
+      </w:r>
+      <w:r>
+        <w:rPr>
+          <w:i/>
+          <w:iCs/>
+        </w:rPr>
+        <w:t xml:space="preserve">attempted and blocked</w:t>
+      </w:r>
+      <w:r>
+        <w:t xml:space="preserve">. Used for UX improvement (surface common rejection reasons), abuse detection, and root-cause analysis.</w:t>
+      </w:r>
+    </w:p>
+    <w:p>
+      <w:pPr>
+        <w:pStyle w:val="BodyText"/>
+      </w:pPr>
+      <w:r>
+        <w:t xml:space="preserve">Every shared audit proc writes here on failure. Mutating stored procs call</w:t>
+      </w:r>
+      <w:r>
+        <w:t xml:space="preserve"> </w:t>
+      </w:r>
+      <w:r>
+        <w:rPr>
+          <w:rStyle w:val="VerbatimChar"/>
+        </w:rPr>
+        <w:t xml:space="preserve">Audit_LogFailure</w:t>
+      </w:r>
+      <w:r>
+        <w:t xml:space="preserve"> </w:t>
+      </w:r>
+      <w:r>
+        <w:t xml:space="preserve">from any validation-failure path</w:t>
+      </w:r>
+      <w:r>
+        <w:t xml:space="preserve"> </w:t>
+      </w:r>
+      <w:r>
+        <w:rPr>
+          <w:b/>
+          <w:bCs/>
+        </w:rPr>
+        <w:t xml:space="preserve">and</w:t>
+      </w:r>
+      <w:r>
+        <w:t xml:space="preserve"> </w:t>
+      </w:r>
+      <w:r>
+        <w:t xml:space="preserve">from their CATCH handler (outside the rolled-back transaction, so the failure record survives).</w:t>
+      </w:r>
+    </w:p>
+    <w:tbl>
+      <w:tblPr>
+        <w:tblStyle w:val="Table"/>
+        <w:tblW w:type="pct" w:w="5000"/>
+        <w:tblLayout w:type="fixed"/>
+        <w:tblBorders>
+          <w:top w:val="single" w:sz="4" w:space="0" w:color="808080"/>
+          <w:left w:val="single" w:sz="4" w:space="0" w:color="808080"/>
+          <w:bottom w:val="single" w:sz="4" w:space="0" w:color="808080"/>
+          <w:right w:val="single" w:sz="4" w:space="0" w:color="808080"/>
+          <w:insideH w:val="single" w:sz="4" w:space="0" w:color="BFBFBF"/>
+          <w:insideV w:val="single" w:sz="4" w:space="0" w:color="BFBFBF"/>
+        </w:tblBorders>
+        <w:tblLook w:firstRow="1" w:lastRow="0" w:firstColumn="0" w:lastColumn="0" w:noHBand="0" w:noVBand="1" w:val="0220"/>
+      </w:tblPr>
+      <w:tblGrid>
+        <w:gridCol w:w="1980"/>
+        <w:gridCol w:w="1980"/>
+        <w:gridCol w:w="1980"/>
+        <w:gridCol w:w="1980"/>
+      </w:tblGrid>
+      <w:tr>
+        <w:trPr>
+          <w:tblHeader w:val="on"/>
+        </w:trPr>
+        <w:tc>
+          <w:tcPr>
+            <w:shd w:val="clear" w:color="auto" w:fill="1F4E79"/>
+          </w:tcPr>
+          <w:tcPr/>
+          <w:p>
+            <w:pPr>
+              <w:pStyle w:val="Compact"/>
+            </w:pPr>
+            <w:r>
+              <w:rPr>
+                <w:b/>
+                <w:color w:val="FFFFFF"/>
+              </w:rPr>
+              <w:t xml:space="preserve">Column</w:t>
+            </w:r>
+          </w:p>
+        </w:tc>
+        <w:tc>
+          <w:tcPr>
+            <w:shd w:val="clear" w:color="auto" w:fill="1F4E79"/>
+          </w:tcPr>
+          <w:tcPr/>
+          <w:p>
+            <w:pPr>
+              <w:pStyle w:val="Compact"/>
+            </w:pPr>
+            <w:r>
+              <w:rPr>
+                <w:b/>
+                <w:color w:val="FFFFFF"/>
+              </w:rPr>
+              <w:t xml:space="preserve">Type</w:t>
+            </w:r>
+          </w:p>
+        </w:tc>
+        <w:tc>
+          <w:tcPr>
+            <w:shd w:val="clear" w:color="auto" w:fill="1F4E79"/>
+          </w:tcPr>
+          <w:tcPr/>
+          <w:p>
+            <w:pPr>
+              <w:pStyle w:val="Compact"/>
+            </w:pPr>
+            <w:r>
+              <w:rPr>
+                <w:b/>
+                <w:color w:val="FFFFFF"/>
+              </w:rPr>
+              <w:t xml:space="preserve">Constraints</w:t>
+            </w:r>
+          </w:p>
+        </w:tc>
+        <w:tc>
+          <w:tcPr>
+            <w:shd w:val="clear" w:color="auto" w:fill="1F4E79"/>
+          </w:tcPr>
+          <w:tcPr/>
+          <w:p>
+            <w:pPr>
+              <w:pStyle w:val="Compact"/>
+            </w:pPr>
+            <w:r>
+              <w:rPr>
+                <w:b/>
+                <w:color w:val="FFFFFF"/>
+              </w:rPr>
+              <w:t xml:space="preserve">Description</w:t>
+            </w:r>
+          </w:p>
+        </w:tc>
+      </w:tr>
+      <w:tr>
+        <w:tc>
+          <w:tcPr/>
+          <w:p>
+            <w:pPr>
+              <w:pStyle w:val="Compact"/>
+            </w:pPr>
+            <w:r>
+              <w:t xml:space="preserve">Id</w:t>
+            </w:r>
+          </w:p>
+        </w:tc>
+        <w:tc>
+          <w:tcPr/>
+          <w:p>
+            <w:pPr>
+              <w:pStyle w:val="Compact"/>
+            </w:pPr>
+            <w:r>
+              <w:t xml:space="preserve">BIGINT</w:t>
+            </w:r>
+          </w:p>
+        </w:tc>
+        <w:tc>
+          <w:tcPr/>
+          <w:p>
+            <w:pPr>
+              <w:pStyle w:val="Compact"/>
+            </w:pPr>
+            <w:r>
+              <w:t xml:space="preserve">PK, IDENTITY</w:t>
+            </w:r>
+          </w:p>
+        </w:tc>
+        <w:tc>
+          <w:tcPr/>
+          <w:p>
+            <w:pPr>
+              <w:pStyle w:val="Compact"/>
+            </w:pPr>
+          </w:p>
+        </w:tc>
+      </w:tr>
+      <w:tr>
+        <w:tc>
+          <w:tcPr>
+            <w:shd w:val="clear" w:color="auto" w:fill="F2F2F2"/>
+          </w:tcPr>
+          <w:tcPr/>
+          <w:p>
+            <w:pPr>
+              <w:pStyle w:val="Compact"/>
+            </w:pPr>
+            <w:r>
+              <w:t xml:space="preserve">AttemptedAt</w:t>
+            </w:r>
+          </w:p>
+        </w:tc>
+        <w:tc>
+          <w:tcPr>
+            <w:shd w:val="clear" w:color="auto" w:fill="F2F2F2"/>
+          </w:tcPr>
+          <w:tcPr/>
+          <w:p>
+            <w:pPr>
+              <w:pStyle w:val="Compact"/>
+            </w:pPr>
+            <w:r>
+              <w:t xml:space="preserve">DATETIME2(3)</w:t>
+            </w:r>
+          </w:p>
+        </w:tc>
+        <w:tc>
+          <w:tcPr>
+            <w:shd w:val="clear" w:color="auto" w:fill="F2F2F2"/>
+          </w:tcPr>
+          <w:tcPr/>
+          <w:p>
+            <w:pPr>
+              <w:pStyle w:val="Compact"/>
+            </w:pPr>
+            <w:r>
+              <w:t xml:space="preserve">NOT NULL, DEFAULT SYSUTCDATETIME()</w:t>
+            </w:r>
+          </w:p>
+        </w:tc>
+        <w:tc>
+          <w:tcPr>
+            <w:shd w:val="clear" w:color="auto" w:fill="F2F2F2"/>
+          </w:tcPr>
+          <w:tcPr/>
+          <w:p>
+            <w:pPr>
+              <w:pStyle w:val="Compact"/>
+            </w:pPr>
+            <w:r>
+              <w:t xml:space="preserve">When the call was attempted</w:t>
+            </w:r>
+          </w:p>
+        </w:tc>
+      </w:tr>
+      <w:tr>
+        <w:tc>
+          <w:tcPr/>
+          <w:p>
+            <w:pPr>
+              <w:pStyle w:val="Compact"/>
+            </w:pPr>
+            <w:r>
+              <w:t xml:space="preserve">AppUserId</w:t>
+            </w:r>
+          </w:p>
+        </w:tc>
+        <w:tc>
+          <w:tcPr/>
+          <w:p>
+            <w:pPr>
+              <w:pStyle w:val="Compact"/>
+            </w:pPr>
+            <w:r>
+              <w:t xml:space="preserve">INT</w:t>
+            </w:r>
+          </w:p>
+        </w:tc>
+        <w:tc>
+          <w:tcPr/>
+          <w:p>
+            <w:pPr>
+              <w:pStyle w:val="Compact"/>
+            </w:pPr>
+            <w:r>
+              <w:t xml:space="preserve">FK → AppUser.Id, NOT NULL</w:t>
+            </w:r>
+          </w:p>
+        </w:tc>
+        <w:tc>
+          <w:tcPr/>
+          <w:p>
+            <w:pPr>
+              <w:pStyle w:val="Compact"/>
+            </w:pPr>
+            <w:r>
+              <w:t xml:space="preserve">Who attempted the action</w:t>
+            </w:r>
+          </w:p>
+        </w:tc>
+      </w:tr>
+      <w:tr>
+        <w:tc>
+          <w:tcPr>
+            <w:shd w:val="clear" w:color="auto" w:fill="F2F2F2"/>
+          </w:tcPr>
+          <w:tcPr/>
+          <w:p>
+            <w:pPr>
+              <w:pStyle w:val="Compact"/>
+            </w:pPr>
+            <w:r>
+              <w:t xml:space="preserve">LogEntityTypeId</w:t>
+            </w:r>
+          </w:p>
+        </w:tc>
+        <w:tc>
+          <w:tcPr>
+            <w:shd w:val="clear" w:color="auto" w:fill="F2F2F2"/>
+          </w:tcPr>
+          <w:tcPr/>
+          <w:p>
+            <w:pPr>
+              <w:pStyle w:val="Compact"/>
+            </w:pPr>
+            <w:r>
+              <w:t xml:space="preserve">INT</w:t>
+            </w:r>
+          </w:p>
+        </w:tc>
+        <w:tc>
+          <w:tcPr>
+            <w:shd w:val="clear" w:color="auto" w:fill="F2F2F2"/>
+          </w:tcPr>
+          <w:tcPr/>
+          <w:p>
+            <w:pPr>
+              <w:pStyle w:val="Compact"/>
+            </w:pPr>
+            <w:r>
+              <w:t xml:space="preserve">FK → LogEntityType.Id, NOT NULL</w:t>
+            </w:r>
+          </w:p>
+        </w:tc>
+        <w:tc>
+          <w:tcPr>
+            <w:shd w:val="clear" w:color="auto" w:fill="F2F2F2"/>
+          </w:tcPr>
+          <w:tcPr/>
+          <w:p>
+            <w:pPr>
+              <w:pStyle w:val="Compact"/>
+            </w:pPr>
+            <w:r>
+              <w:t xml:space="preserve">What kind of entity (e.g., Location, Item, Bom)</w:t>
+            </w:r>
+          </w:p>
+        </w:tc>
+      </w:tr>
+      <w:tr>
+        <w:tc>
+          <w:tcPr/>
+          <w:p>
+            <w:pPr>
+              <w:pStyle w:val="Compact"/>
+            </w:pPr>
+            <w:r>
+              <w:t xml:space="preserve">EntityId</w:t>
+            </w:r>
+          </w:p>
+        </w:tc>
+        <w:tc>
+          <w:tcPr/>
+          <w:p>
+            <w:pPr>
+              <w:pStyle w:val="Compact"/>
+            </w:pPr>
+            <w:r>
+              <w:t xml:space="preserve">INT</w:t>
+            </w:r>
+          </w:p>
+        </w:tc>
+        <w:tc>
+          <w:tcPr/>
+          <w:p>
+            <w:pPr>
+              <w:pStyle w:val="Compact"/>
+            </w:pPr>
+            <w:r>
+              <w:t xml:space="preserve">NULL</w:t>
+            </w:r>
+          </w:p>
+        </w:tc>
+        <w:tc>
+          <w:tcPr/>
+          <w:p>
+            <w:pPr>
+              <w:pStyle w:val="Compact"/>
+            </w:pPr>
+            <w:r>
+              <w:t xml:space="preserve">Target entity Id; NULL for Create attempts where no Id exists yet</w:t>
+            </w:r>
+          </w:p>
+        </w:tc>
+      </w:tr>
+      <w:tr>
+        <w:tc>
+          <w:tcPr>
+            <w:shd w:val="clear" w:color="auto" w:fill="F2F2F2"/>
+          </w:tcPr>
+          <w:tcPr/>
+          <w:p>
+            <w:pPr>
+              <w:pStyle w:val="Compact"/>
+            </w:pPr>
+            <w:r>
+              <w:t xml:space="preserve">LogEventTypeId</w:t>
+            </w:r>
+          </w:p>
+        </w:tc>
+        <w:tc>
+          <w:tcPr>
+            <w:shd w:val="clear" w:color="auto" w:fill="F2F2F2"/>
+          </w:tcPr>
+          <w:tcPr/>
+          <w:p>
+            <w:pPr>
+              <w:pStyle w:val="Compact"/>
+            </w:pPr>
+            <w:r>
+              <w:t xml:space="preserve">INT</w:t>
+            </w:r>
+          </w:p>
+        </w:tc>
+        <w:tc>
+          <w:tcPr>
+            <w:shd w:val="clear" w:color="auto" w:fill="F2F2F2"/>
+          </w:tcPr>
+          <w:tcPr/>
+          <w:p>
+            <w:pPr>
+              <w:pStyle w:val="Compact"/>
+            </w:pPr>
+            <w:r>
+              <w:t xml:space="preserve">FK → LogEventType.Id, NOT NULL</w:t>
+            </w:r>
+          </w:p>
+        </w:tc>
+        <w:tc>
+          <w:tcPr>
+            <w:shd w:val="clear" w:color="auto" w:fill="F2F2F2"/>
+          </w:tcPr>
+          <w:tcPr/>
+          <w:p>
+            <w:pPr>
+              <w:pStyle w:val="Compact"/>
+            </w:pPr>
+            <w:r>
+              <w:t xml:space="preserve">What action was attempted (Created, Updated, Deprecated, etc.)</w:t>
+            </w:r>
+          </w:p>
+        </w:tc>
+      </w:tr>
+      <w:tr>
+        <w:tc>
+          <w:tcPr/>
+          <w:p>
+            <w:pPr>
+              <w:pStyle w:val="Compact"/>
+            </w:pPr>
+            <w:r>
+              <w:t xml:space="preserve">FailureReason</w:t>
+            </w:r>
+          </w:p>
+        </w:tc>
+        <w:tc>
+          <w:tcPr/>
+          <w:p>
+            <w:pPr>
+              <w:pStyle w:val="Compact"/>
+            </w:pPr>
+            <w:r>
+              <w:t xml:space="preserve">VARCHAR(500)</w:t>
+            </w:r>
+          </w:p>
+        </w:tc>
+        <w:tc>
+          <w:tcPr/>
+          <w:p>
+            <w:pPr>
+              <w:pStyle w:val="Compact"/>
+            </w:pPr>
+            <w:r>
+              <w:t xml:space="preserve">NOT NULL</w:t>
+            </w:r>
+          </w:p>
+        </w:tc>
+        <w:tc>
+          <w:tcPr/>
+          <w:p>
+            <w:pPr>
+              <w:pStyle w:val="Compact"/>
+            </w:pPr>
+            <w:r>
+              <w:t xml:space="preserve">The</w:t>
+            </w:r>
+            <w:r>
+              <w:t xml:space="preserve"> </w:t>
+            </w:r>
+            <w:r>
+              <w:rPr>
+                <w:rStyle w:val="VerbatimChar"/>
+              </w:rPr>
+              <w:t xml:space="preserve">@Message</w:t>
+            </w:r>
+            <w:r>
+              <w:t xml:space="preserve"> </w:t>
+            </w:r>
+            <w:r>
+              <w:t xml:space="preserve">value returned to the caller</w:t>
+            </w:r>
+          </w:p>
+        </w:tc>
+      </w:tr>
+      <w:tr>
+        <w:tc>
+          <w:tcPr>
+            <w:shd w:val="clear" w:color="auto" w:fill="F2F2F2"/>
+          </w:tcPr>
+          <w:tcPr/>
+          <w:p>
+            <w:pPr>
+              <w:pStyle w:val="Compact"/>
+            </w:pPr>
+            <w:r>
+              <w:t xml:space="preserve">ProcedureName</w:t>
+            </w:r>
+          </w:p>
+        </w:tc>
+        <w:tc>
+          <w:tcPr>
+            <w:shd w:val="clear" w:color="auto" w:fill="F2F2F2"/>
+          </w:tcPr>
+          <w:tcPr/>
+          <w:p>
+            <w:pPr>
+              <w:pStyle w:val="Compact"/>
+            </w:pPr>
+            <w:r>
+              <w:t xml:space="preserve">VARCHAR(200)</w:t>
+            </w:r>
+          </w:p>
+        </w:tc>
+        <w:tc>
+          <w:tcPr>
+            <w:shd w:val="clear" w:color="auto" w:fill="F2F2F2"/>
+          </w:tcPr>
+          <w:tcPr/>
+          <w:p>
+            <w:pPr>
+              <w:pStyle w:val="Compact"/>
+            </w:pPr>
+            <w:r>
+              <w:t xml:space="preserve">NOT NULL</w:t>
+            </w:r>
+          </w:p>
+        </w:tc>
+        <w:tc>
+          <w:tcPr>
+            <w:shd w:val="clear" w:color="auto" w:fill="F2F2F2"/>
+          </w:tcPr>
+          <w:tcPr/>
+          <w:p>
+            <w:pPr>
+              <w:pStyle w:val="Compact"/>
+            </w:pPr>
+            <w:r>
+              <w:t xml:space="preserve">Fully-qualified proc name (e.g.,</w:t>
+            </w:r>
+            <w:r>
+              <w:t xml:space="preserve"> </w:t>
+            </w:r>
+            <w:r>
+              <w:rPr>
+                <w:rStyle w:val="VerbatimChar"/>
+              </w:rPr>
+              <w:t xml:space="preserve">Location.Location_Create</w:t>
+            </w:r>
+            <w:r>
+              <w:t xml:space="preserve">)</w:t>
+            </w:r>
+          </w:p>
+        </w:tc>
+      </w:tr>
+      <w:tr>
+        <w:tc>
+          <w:tcPr/>
+          <w:p>
+            <w:pPr>
+              <w:pStyle w:val="Compact"/>
+            </w:pPr>
+            <w:r>
+              <w:t xml:space="preserve">AttemptedParameters</w:t>
+            </w:r>
+          </w:p>
+        </w:tc>
+        <w:tc>
+          <w:tcPr/>
+          <w:p>
+            <w:pPr>
+              <w:pStyle w:val="Compact"/>
+            </w:pPr>
+            <w:r>
+              <w:t xml:space="preserve">VARCHAR(MAX)</w:t>
+            </w:r>
+          </w:p>
+        </w:tc>
+        <w:tc>
+          <w:tcPr/>
+          <w:p>
+            <w:pPr>
+              <w:pStyle w:val="Compact"/>
+            </w:pPr>
+            <w:r>
+              <w:t xml:space="preserve">NULL</w:t>
+            </w:r>
+          </w:p>
+        </w:tc>
+        <w:tc>
+          <w:tcPr/>
+          <w:p>
+            <w:pPr>
+              <w:pStyle w:val="Compact"/>
+            </w:pPr>
+            <w:r>
+              <w:t xml:space="preserve">JSON snapshot of the input parameters for debugging</w:t>
+            </w:r>
+          </w:p>
+        </w:tc>
+      </w:tr>
+    </w:tbl>
+    <w:p>
+      <w:pPr>
+        <w:pStyle w:val="BodyText"/>
+      </w:pPr>
+      <w:r>
+        <w:rPr>
+          <w:b/>
+          <w:bCs/>
+        </w:rPr>
+        <w:t xml:space="preserve">Indexes:</w:t>
+      </w:r>
+    </w:p>
+    <w:tbl>
+      <w:tblPr>
+        <w:tblStyle w:val="Table"/>
+        <w:tblW w:type="pct" w:w="5000"/>
+        <w:tblLayout w:type="fixed"/>
+        <w:tblBorders>
+          <w:top w:val="single" w:sz="4" w:space="0" w:color="808080"/>
+          <w:left w:val="single" w:sz="4" w:space="0" w:color="808080"/>
+          <w:bottom w:val="single" w:sz="4" w:space="0" w:color="808080"/>
+          <w:right w:val="single" w:sz="4" w:space="0" w:color="808080"/>
+          <w:insideH w:val="single" w:sz="4" w:space="0" w:color="BFBFBF"/>
+          <w:insideV w:val="single" w:sz="4" w:space="0" w:color="BFBFBF"/>
+        </w:tblBorders>
+        <w:tblLook w:firstRow="1" w:lastRow="0" w:firstColumn="0" w:lastColumn="0" w:noHBand="0" w:noVBand="1" w:val="0220"/>
+      </w:tblPr>
+      <w:tblGrid>
+        <w:gridCol w:w="2640"/>
+        <w:gridCol w:w="2640"/>
+        <w:gridCol w:w="2640"/>
+      </w:tblGrid>
+      <w:tr>
+        <w:trPr>
+          <w:tblHeader w:val="on"/>
+        </w:trPr>
+        <w:tc>
+          <w:tcPr>
+            <w:shd w:val="clear" w:color="auto" w:fill="1F4E79"/>
+          </w:tcPr>
+          <w:tcPr/>
+          <w:p>
+            <w:pPr>
+              <w:pStyle w:val="Compact"/>
+            </w:pPr>
+            <w:r>
+              <w:rPr>
+                <w:b/>
+                <w:color w:val="FFFFFF"/>
+              </w:rPr>
+              <w:t xml:space="preserve">Index</w:t>
+            </w:r>
+          </w:p>
+        </w:tc>
+        <w:tc>
+          <w:tcPr>
+            <w:shd w:val="clear" w:color="auto" w:fill="1F4E79"/>
+          </w:tcPr>
+          <w:tcPr/>
+          <w:p>
+            <w:pPr>
+              <w:pStyle w:val="Compact"/>
+            </w:pPr>
+            <w:r>
+              <w:rPr>
+                <w:b/>
+                <w:color w:val="FFFFFF"/>
+              </w:rPr>
+              <w:t xml:space="preserve">Columns</w:t>
+            </w:r>
+          </w:p>
+        </w:tc>
+        <w:tc>
+          <w:tcPr>
+            <w:shd w:val="clear" w:color="auto" w:fill="1F4E79"/>
+          </w:tcPr>
+          <w:tcPr/>
+          <w:p>
+            <w:pPr>
+              <w:pStyle w:val="Compact"/>
+            </w:pPr>
+            <w:r>
+              <w:rPr>
+                <w:b/>
+                <w:color w:val="FFFFFF"/>
+              </w:rPr>
+              <w:t xml:space="preserve">Purpose</w:t>
+            </w:r>
+          </w:p>
+        </w:tc>
+      </w:tr>
+      <w:tr>
+        <w:tc>
+          <w:tcPr/>
+          <w:p>
+            <w:pPr>
+              <w:pStyle w:val="Compact"/>
+            </w:pPr>
+            <w:r>
+              <w:t xml:space="preserve">IX_FailureLog_AttemptedAt</w:t>
+            </w:r>
+          </w:p>
+        </w:tc>
+        <w:tc>
+          <w:tcPr/>
+          <w:p>
+            <w:pPr>
+              <w:pStyle w:val="Compact"/>
+            </w:pPr>
+            <w:r>
+              <w:rPr>
+                <w:rStyle w:val="VerbatimChar"/>
+              </w:rPr>
+              <w:t xml:space="preserve">AttemptedAt DESC</w:t>
+            </w:r>
+          </w:p>
+        </w:tc>
+        <w:tc>
+          <w:tcPr/>
+          <w:p>
+            <w:pPr>
+              <w:pStyle w:val="Compact"/>
+            </w:pPr>
+            <w:r>
+              <w:t xml:space="preserve">Recent failures dashboard</w:t>
+            </w:r>
+          </w:p>
+        </w:tc>
+      </w:tr>
+      <w:tr>
+        <w:tc>
+          <w:tcPr>
+            <w:shd w:val="clear" w:color="auto" w:fill="F2F2F2"/>
+          </w:tcPr>
+          <w:tcPr/>
+          <w:p>
+            <w:pPr>
+              <w:pStyle w:val="Compact"/>
+            </w:pPr>
+            <w:r>
+              <w:t xml:space="preserve">IX_FailureLog_AppUser</w:t>
+            </w:r>
+          </w:p>
+        </w:tc>
+        <w:tc>
+          <w:tcPr>
+            <w:shd w:val="clear" w:color="auto" w:fill="F2F2F2"/>
+          </w:tcPr>
+          <w:tcPr/>
+          <w:p>
+            <w:pPr>
+              <w:pStyle w:val="Compact"/>
+            </w:pPr>
+            <w:r>
+              <w:rPr>
+                <w:rStyle w:val="VerbatimChar"/>
+              </w:rPr>
+              <w:t xml:space="preserve">AppUserId, AttemptedAt DESC</w:t>
+            </w:r>
+          </w:p>
+        </w:tc>
+        <w:tc>
+          <w:tcPr>
+            <w:shd w:val="clear" w:color="auto" w:fill="F2F2F2"/>
+          </w:tcPr>
+          <w:tcPr/>
+          <w:p>
+            <w:pPr>
+              <w:pStyle w:val="Compact"/>
+            </w:pPr>
+            <w:r>
+              <w:t xml:space="preserve">Per-user failure history</w:t>
+            </w:r>
+          </w:p>
+        </w:tc>
+      </w:tr>
+      <w:tr>
+        <w:tc>
+          <w:tcPr/>
+          <w:p>
+            <w:pPr>
+              <w:pStyle w:val="Compact"/>
+            </w:pPr>
+            <w:r>
+              <w:t xml:space="preserve">IX_FailureLog_EntityEvent</w:t>
+            </w:r>
+          </w:p>
+        </w:tc>
+        <w:tc>
+          <w:tcPr/>
+          <w:p>
+            <w:pPr>
+              <w:pStyle w:val="Compact"/>
+            </w:pPr>
+            <w:r>
+              <w:rPr>
+                <w:rStyle w:val="VerbatimChar"/>
+              </w:rPr>
+              <w:t xml:space="preserve">LogEntityTypeId, LogEventTypeId, AttemptedAt DESC</w:t>
+            </w:r>
+          </w:p>
+        </w:tc>
+        <w:tc>
+          <w:tcPr/>
+          <w:p>
+            <w:pPr>
+              <w:pStyle w:val="Compact"/>
+            </w:pPr>
+            <w:r>
+              <w:t xml:space="preserve">“Top rejection reasons by entity type”</w:t>
+            </w:r>
+          </w:p>
+        </w:tc>
+      </w:tr>
+      <w:tr>
+        <w:tc>
+          <w:tcPr>
+            <w:shd w:val="clear" w:color="auto" w:fill="F2F2F2"/>
+          </w:tcPr>
+          <w:tcPr/>
+          <w:p>
+            <w:pPr>
+              <w:pStyle w:val="Compact"/>
+            </w:pPr>
+            <w:r>
+              <w:t xml:space="preserve">IX_FailureLog_ProcedureName</w:t>
+            </w:r>
+          </w:p>
+        </w:tc>
+        <w:tc>
+          <w:tcPr>
+            <w:shd w:val="clear" w:color="auto" w:fill="F2F2F2"/>
+          </w:tcPr>
+          <w:tcPr/>
+          <w:p>
+            <w:pPr>
+              <w:pStyle w:val="Compact"/>
+            </w:pPr>
+            <w:r>
+              <w:rPr>
+                <w:rStyle w:val="VerbatimChar"/>
+              </w:rPr>
+              <w:t xml:space="preserve">ProcedureName, AttemptedAt DESC</w:t>
+            </w:r>
+          </w:p>
+        </w:tc>
+        <w:tc>
+          <w:tcPr>
+            <w:shd w:val="clear" w:color="auto" w:fill="F2F2F2"/>
+          </w:tcPr>
+          <w:tcPr/>
+          <w:p>
+            <w:pPr>
+              <w:pStyle w:val="Compact"/>
+            </w:pPr>
+            <w:r>
+              <w:t xml:space="preserve">“Which procs are failing most”</w:t>
+            </w:r>
+          </w:p>
+        </w:tc>
+      </w:tr>
+    </w:tbl>
     <w:bookmarkEnd w:id="79"/>
     <w:bookmarkEnd w:id="80"/>
+    <w:bookmarkEnd w:id="81"/>
     <w:sectPr>
       <w:footnotePr>
         <w:numRestart w:val="eachSect"/>

--- a/MPP_MES_DATA_MODEL.docx
+++ b/MPP_MES_DATA_MODEL.docx
@@ -26,7 +26,7 @@
         <w:t xml:space="preserve"> </w:t>
       </w:r>
       <w:r>
-        <w:t xml:space="preserve">v1.9 working draft (rev 2026-04-24 — Arc 2 model revisions landed; see revision history)</w:t>
+        <w:t xml:space="preserve">v1.9 working draft (rev 2026-04-24b — OI-07 WorkOrderType corrected; see revision history)</w:t>
       </w:r>
       <w:r>
         <w:t xml:space="preserve"> </w:t>
@@ -1857,7 +1857,7 @@
               <w:pStyle w:val="Compact"/>
             </w:pPr>
             <w:r>
-              <w:t xml:space="preserve">1.9</w:t>
+              <w:t xml:space="preserve">1.9b</w:t>
             </w:r>
           </w:p>
         </w:tc>
@@ -1894,7 +1894,7 @@
                 <w:b/>
                 <w:bCs/>
               </w:rPr>
-              <w:t xml:space="preserve">Arc 2 model revisions (2026-04-23 session) — Tool/Cavity promoted to</w:t>
+              <w:t xml:space="preserve">OI-07 correction —</w:t>
             </w:r>
             <w:r>
               <w:rPr>
@@ -1909,14 +1909,21 @@
                 <w:b/>
                 <w:bCs/>
               </w:rPr>
-              <w:t xml:space="preserve">Lots.Lot</w:t>
+              <w:t xml:space="preserve">Workorder.WorkOrderType</w:t>
             </w:r>
             <w:r>
               <w:rPr>
                 <w:b/>
                 <w:bCs/>
               </w:rPr>
-              <w:t xml:space="preserve">,</w:t>
+              <w:t xml:space="preserve"> </w:t>
+            </w:r>
+            <w:r>
+              <w:rPr>
+                <w:b/>
+                <w:bCs/>
+              </w:rPr>
+              <w:t xml:space="preserve">seed corrected to</w:t>
             </w:r>
             <w:r>
               <w:rPr>
@@ -1931,7 +1938,7 @@
                 <w:b/>
                 <w:bCs/>
               </w:rPr>
-              <w:t xml:space="preserve">Workorder.ProductionEvent</w:t>
+              <w:t xml:space="preserve">Production</w:t>
             </w:r>
             <w:r>
               <w:rPr>
@@ -1945,7 +1952,263 @@
                 <w:b/>
                 <w:bCs/>
               </w:rPr>
-              <w:t xml:space="preserve">reshaped as checkpoint table, new</w:t>
+              <w:t xml:space="preserve">only.</w:t>
+            </w:r>
+            <w:r>
+              <w:t xml:space="preserve"> </w:t>
+            </w:r>
+            <w:r>
+              <w:t xml:space="preserve">Jacques clarified the 2026-04-20 meeting note was mis-recorded: the</w:t>
+            </w:r>
+            <w:r>
+              <w:t xml:space="preserve"> </w:t>
+            </w:r>
+            <w:r>
+              <w:t xml:space="preserve">“Recipe”</w:t>
+            </w:r>
+            <w:r>
+              <w:t xml:space="preserve"> </w:t>
+            </w:r>
+            <w:r>
+              <w:t xml:space="preserve">line was actually describing the</w:t>
+            </w:r>
+            <w:r>
+              <w:t xml:space="preserve"> </w:t>
+            </w:r>
+            <w:r>
+              <w:rPr>
+                <w:b/>
+                <w:bCs/>
+              </w:rPr>
+              <w:t xml:space="preserve">Production</w:t>
+            </w:r>
+            <w:r>
+              <w:t xml:space="preserve"> </w:t>
+            </w:r>
+            <w:r>
+              <w:t xml:space="preserve">work orders already modelled (MVP-LITE, auto-generated, invisible to operators), not a separate Recipe type. Under MPP’s actual taxonomy,</w:t>
+            </w:r>
+            <w:r>
+              <w:t xml:space="preserve"> </w:t>
+            </w:r>
+            <w:r>
+              <w:rPr>
+                <w:rStyle w:val="VerbatimChar"/>
+              </w:rPr>
+              <w:t xml:space="preserve">Demand</w:t>
+            </w:r>
+            <w:r>
+              <w:t xml:space="preserve"> </w:t>
+            </w:r>
+            <w:r>
+              <w:t xml:space="preserve">= planned preventative maintenance (FUTURE) and</w:t>
+            </w:r>
+            <w:r>
+              <w:t xml:space="preserve"> </w:t>
+            </w:r>
+            <w:r>
+              <w:rPr>
+                <w:rStyle w:val="VerbatimChar"/>
+              </w:rPr>
+              <w:t xml:space="preserve">Maintenance</w:t>
+            </w:r>
+            <w:r>
+              <w:t xml:space="preserve"> </w:t>
+            </w:r>
+            <w:r>
+              <w:t xml:space="preserve">= emergency maintenance (FUTURE); neither is being built in this project. Seed changes (documented here; SQL correction migration queued — shipped Phase G migration</w:t>
+            </w:r>
+            <w:r>
+              <w:t xml:space="preserve"> </w:t>
+            </w:r>
+            <w:r>
+              <w:rPr>
+                <w:rStyle w:val="VerbatimChar"/>
+              </w:rPr>
+              <w:t xml:space="preserve">0010</w:t>
+            </w:r>
+            <w:r>
+              <w:t xml:space="preserve"> </w:t>
+            </w:r>
+            <w:r>
+              <w:t xml:space="preserve">has 3 rows at Ids 1/2/3 that need correcting via a follow-up migration): rename Id=1</w:t>
+            </w:r>
+            <w:r>
+              <w:t xml:space="preserve"> </w:t>
+            </w:r>
+            <w:r>
+              <w:rPr>
+                <w:rStyle w:val="VerbatimChar"/>
+              </w:rPr>
+              <w:t xml:space="preserve">Demand</w:t>
+            </w:r>
+            <w:r>
+              <w:t xml:space="preserve">→</w:t>
+            </w:r>
+            <w:r>
+              <w:rPr>
+                <w:rStyle w:val="VerbatimChar"/>
+              </w:rPr>
+              <w:t xml:space="preserve">Production</w:t>
+            </w:r>
+            <w:r>
+              <w:t xml:space="preserve">, DELETE Ids 2 (</w:t>
+            </w:r>
+            <w:r>
+              <w:rPr>
+                <w:rStyle w:val="VerbatimChar"/>
+              </w:rPr>
+              <w:t xml:space="preserve">Maintenance</w:t>
+            </w:r>
+            <w:r>
+              <w:t xml:space="preserve">) and 3 (</w:t>
+            </w:r>
+            <w:r>
+              <w:rPr>
+                <w:rStyle w:val="VerbatimChar"/>
+              </w:rPr>
+              <w:t xml:space="preserve">Recipe</w:t>
+            </w:r>
+            <w:r>
+              <w:t xml:space="preserve">). Code table</w:t>
+            </w:r>
+            <w:r>
+              <w:t xml:space="preserve"> </w:t>
+            </w:r>
+            <w:r>
+              <w:rPr>
+                <w:b/>
+                <w:bCs/>
+              </w:rPr>
+              <w:t xml:space="preserve">mechanism</w:t>
+            </w:r>
+            <w:r>
+              <w:t xml:space="preserve"> </w:t>
+            </w:r>
+            <w:r>
+              <w:t xml:space="preserve">stays as a future hook — future maintenance-engine project INSERTs</w:t>
+            </w:r>
+            <w:r>
+              <w:t xml:space="preserve"> </w:t>
+            </w:r>
+            <w:r>
+              <w:rPr>
+                <w:rStyle w:val="VerbatimChar"/>
+              </w:rPr>
+              <w:t xml:space="preserve">Demand</w:t>
+            </w:r>
+            <w:r>
+              <w:t xml:space="preserve"> </w:t>
+            </w:r>
+            <w:r>
+              <w:t xml:space="preserve">and</w:t>
+            </w:r>
+            <w:r>
+              <w:t xml:space="preserve"> </w:t>
+            </w:r>
+            <w:r>
+              <w:rPr>
+                <w:rStyle w:val="VerbatimChar"/>
+              </w:rPr>
+              <w:t xml:space="preserve">Maintenance</w:t>
+            </w:r>
+            <w:r>
+              <w:t xml:space="preserve"> </w:t>
+            </w:r>
+            <w:r>
+              <w:t xml:space="preserve">rows without schema change.</w:t>
+            </w:r>
+            <w:r>
+              <w:t xml:space="preserve"> </w:t>
+            </w:r>
+            <w:r>
+              <w:rPr>
+                <w:rStyle w:val="VerbatimChar"/>
+              </w:rPr>
+              <w:t xml:space="preserve">Workorder.WorkOrder.ToolId</w:t>
+            </w:r>
+            <w:r>
+              <w:t xml:space="preserve"> </w:t>
+            </w:r>
+            <w:r>
+              <w:t xml:space="preserve">FK to</w:t>
+            </w:r>
+            <w:r>
+              <w:t xml:space="preserve"> </w:t>
+            </w:r>
+            <w:r>
+              <w:rPr>
+                <w:rStyle w:val="VerbatimChar"/>
+              </w:rPr>
+              <w:t xml:space="preserve">Tools.Tool</w:t>
+            </w:r>
+            <w:r>
+              <w:t xml:space="preserve"> </w:t>
+            </w:r>
+            <w:r>
+              <w:t xml:space="preserve">stays as a hook for future Maintenance WOs targeting a Tool. No changes to the code table schema itself. Downstream docs updated: OIR v2.9 OI-07 rewrite, FDS v0.11 §6.10 rename + FDS-06-027 deletion, Arc 2 Plan v0.2 overlay, ERD Workorder + Master tabs.</w:t>
+            </w:r>
+          </w:p>
+        </w:tc>
+      </w:tr>
+      <w:tr>
+        <w:tc>
+          <w:tcPr>
+            <w:shd w:val="clear" w:color="auto" w:fill="F2F2F2"/>
+          </w:tcPr>
+          <w:tcPr/>
+          <w:p>
+            <w:pPr>
+              <w:pStyle w:val="Compact"/>
+            </w:pPr>
+            <w:r>
+              <w:t xml:space="preserve">1.9</w:t>
+            </w:r>
+          </w:p>
+        </w:tc>
+        <w:tc>
+          <w:tcPr>
+            <w:shd w:val="clear" w:color="auto" w:fill="F2F2F2"/>
+          </w:tcPr>
+          <w:tcPr/>
+          <w:p>
+            <w:pPr>
+              <w:pStyle w:val="Compact"/>
+            </w:pPr>
+            <w:r>
+              <w:t xml:space="preserve">2026-04-24</w:t>
+            </w:r>
+          </w:p>
+        </w:tc>
+        <w:tc>
+          <w:tcPr>
+            <w:shd w:val="clear" w:color="auto" w:fill="F2F2F2"/>
+          </w:tcPr>
+          <w:tcPr/>
+          <w:p>
+            <w:pPr>
+              <w:pStyle w:val="Compact"/>
+            </w:pPr>
+            <w:r>
+              <w:t xml:space="preserve">Blue Ridge Automation</w:t>
+            </w:r>
+          </w:p>
+        </w:tc>
+        <w:tc>
+          <w:tcPr>
+            <w:shd w:val="clear" w:color="auto" w:fill="F2F2F2"/>
+          </w:tcPr>
+          <w:tcPr/>
+          <w:p>
+            <w:pPr>
+              <w:pStyle w:val="Compact"/>
+            </w:pPr>
+            <w:r>
+              <w:rPr>
+                <w:b/>
+                <w:bCs/>
+              </w:rPr>
+              <w:t xml:space="preserve">Arc 2 model revisions (2026-04-23 session) — Tool/Cavity promoted to</w:t>
             </w:r>
             <w:r>
               <w:rPr>
@@ -1960,21 +2223,14 @@
                 <w:b/>
                 <w:bCs/>
               </w:rPr>
-              <w:t xml:space="preserve">Lots.IdentifierSequence</w:t>
+              <w:t xml:space="preserve">Lots.Lot</w:t>
             </w:r>
             <w:r>
               <w:rPr>
                 <w:b/>
                 <w:bCs/>
               </w:rPr>
-              <w:t xml:space="preserve"> </w:t>
-            </w:r>
-            <w:r>
-              <w:rPr>
-                <w:b/>
-                <w:bCs/>
-              </w:rPr>
-              <w:t xml:space="preserve">table,</w:t>
+              <w:t xml:space="preserve">,</w:t>
             </w:r>
             <w:r>
               <w:rPr>
@@ -1989,7 +2245,7 @@
                 <w:b/>
                 <w:bCs/>
               </w:rPr>
-              <w:t xml:space="preserve">Parts.Item.MaxLotSize</w:t>
+              <w:t xml:space="preserve">Workorder.ProductionEvent</w:t>
             </w:r>
             <w:r>
               <w:rPr>
@@ -2003,20 +2259,7 @@
                 <w:b/>
                 <w:bCs/>
               </w:rPr>
-              <w:t xml:space="preserve">semantic repurpose.</w:t>
-            </w:r>
-            <w:r>
-              <w:t xml:space="preserve"> </w:t>
-            </w:r>
-            <w:r>
-              <w:t xml:space="preserve">Four changes land:</w:t>
-            </w:r>
-            <w:r>
-              <w:rPr>
-                <w:b/>
-                <w:bCs/>
-              </w:rPr>
-              <w:t xml:space="preserve">(1)</w:t>
+              <w:t xml:space="preserve">reshaped as checkpoint table, new</w:t>
             </w:r>
             <w:r>
               <w:rPr>
@@ -2031,7 +2274,7 @@
                 <w:b/>
                 <w:bCs/>
               </w:rPr>
-              <w:t xml:space="preserve">Lots.Lot</w:t>
+              <w:t xml:space="preserve">Lots.IdentifierSequence</w:t>
             </w:r>
             <w:r>
               <w:rPr>
@@ -2045,7 +2288,7 @@
                 <w:b/>
                 <w:bCs/>
               </w:rPr>
-              <w:t xml:space="preserve">ADDs</w:t>
+              <w:t xml:space="preserve">table,</w:t>
             </w:r>
             <w:r>
               <w:rPr>
@@ -2060,7 +2303,7 @@
                 <w:b/>
                 <w:bCs/>
               </w:rPr>
-              <w:t xml:space="preserve">ToolId BIGINT NULL FK → Tools.Tool.Id</w:t>
+              <w:t xml:space="preserve">Parts.Item.MaxLotSize</w:t>
             </w:r>
             <w:r>
               <w:rPr>
@@ -2074,7 +2317,20 @@
                 <w:b/>
                 <w:bCs/>
               </w:rPr>
-              <w:t xml:space="preserve">and</w:t>
+              <w:t xml:space="preserve">semantic repurpose.</w:t>
+            </w:r>
+            <w:r>
+              <w:t xml:space="preserve"> </w:t>
+            </w:r>
+            <w:r>
+              <w:t xml:space="preserve">Four changes land:</w:t>
+            </w:r>
+            <w:r>
+              <w:rPr>
+                <w:b/>
+                <w:bCs/>
+              </w:rPr>
+              <w:t xml:space="preserve">(1)</w:t>
             </w:r>
             <w:r>
               <w:rPr>
@@ -2089,82 +2345,13 @@
                 <w:b/>
                 <w:bCs/>
               </w:rPr>
-              <w:t xml:space="preserve">ToolCavityId BIGINT NULL FK → Tools.ToolCavity.Id</w:t>
+              <w:t xml:space="preserve">Lots.Lot</w:t>
             </w:r>
             <w:r>
               <w:rPr>
                 <w:b/>
                 <w:bCs/>
               </w:rPr>
-              <w:t xml:space="preserve">.</w:t>
-            </w:r>
-            <w:r>
-              <w:t xml:space="preserve"> </w:t>
-            </w:r>
-            <w:r>
-              <w:t xml:space="preserve">Required at</w:t>
-            </w:r>
-            <w:r>
-              <w:t xml:space="preserve"> </w:t>
-            </w:r>
-            <w:r>
-              <w:rPr>
-                <w:rStyle w:val="VerbatimChar"/>
-              </w:rPr>
-              <w:t xml:space="preserve">Lot_Create</w:t>
-            </w:r>
-            <w:r>
-              <w:t xml:space="preserve"> </w:t>
-            </w:r>
-            <w:r>
-              <w:t xml:space="preserve">for die-cast-origin LOTs (validated against</w:t>
-            </w:r>
-            <w:r>
-              <w:t xml:space="preserve"> </w:t>
-            </w:r>
-            <w:r>
-              <w:rPr>
-                <w:rStyle w:val="VerbatimChar"/>
-              </w:rPr>
-              <w:t xml:space="preserve">ToolAssignment_ListActiveByCell</w:t>
-            </w:r>
-            <w:r>
-              <w:t xml:space="preserve"> </w:t>
-            </w:r>
-            <w:r>
-              <w:t xml:space="preserve">+ Cavity belongs to Tool + Cavity Active). NULL for all other origins (Received, Trim / Machining intermediate, Assembly, Serialized). NULL after</w:t>
-            </w:r>
-            <w:r>
-              <w:t xml:space="preserve"> </w:t>
-            </w:r>
-            <w:r>
-              <w:rPr>
-                <w:rStyle w:val="VerbatimChar"/>
-              </w:rPr>
-              <w:t xml:space="preserve">Lot_Merge</w:t>
-            </w:r>
-            <w:r>
-              <w:t xml:space="preserve"> </w:t>
-            </w:r>
-            <w:r>
-              <w:t xml:space="preserve">on blended-origin LOTs. Downstream LOTs do NOT inherit — Honda-trace via</w:t>
-            </w:r>
-            <w:r>
-              <w:t xml:space="preserve"> </w:t>
-            </w:r>
-            <w:r>
-              <w:rPr>
-                <w:rStyle w:val="VerbatimChar"/>
-              </w:rPr>
-              <w:t xml:space="preserve">LotGenealogy</w:t>
-            </w:r>
-            <w:r>
-              <w:t xml:space="preserve"> </w:t>
-            </w:r>
-            <w:r>
-              <w:t xml:space="preserve">recursive traversal. Codifies OI-09: a die-cast machine with N active cavities produces</w:t>
-            </w:r>
-            <w:r>
               <w:t xml:space="preserve"> </w:t>
             </w:r>
             <w:r>
@@ -2172,50 +2359,7 @@
                 <w:b/>
                 <w:bCs/>
               </w:rPr>
-              <w:t xml:space="preserve">N parallel independent LOTs, not sublots</w:t>
-            </w:r>
-            <w:r>
-              <w:t xml:space="preserve"> </w:t>
-            </w:r>
-            <w:r>
-              <w:t xml:space="preserve">(each LOT fills at its own rate, closes independently, no parent/child FK between cavity peers). Pre-v1.9</w:t>
-            </w:r>
-            <w:r>
-              <w:t xml:space="preserve"> </w:t>
-            </w:r>
-            <w:r>
-              <w:rPr>
-                <w:rStyle w:val="VerbatimChar"/>
-              </w:rPr>
-              <w:t xml:space="preserve">Lot.DieNumber NVARCHAR(50)</w:t>
-            </w:r>
-            <w:r>
-              <w:t xml:space="preserve"> </w:t>
-            </w:r>
-            <w:r>
-              <w:t xml:space="preserve">+</w:t>
-            </w:r>
-            <w:r>
-              <w:t xml:space="preserve"> </w:t>
-            </w:r>
-            <w:r>
-              <w:rPr>
-                <w:rStyle w:val="VerbatimChar"/>
-              </w:rPr>
-              <w:t xml:space="preserve">Lot.CavityNumber NVARCHAR(50)</w:t>
-            </w:r>
-            <w:r>
-              <w:t xml:space="preserve"> </w:t>
-            </w:r>
-            <w:r>
-              <w:t xml:space="preserve">columns are now legacy — retained in this release for any future migration script that needs them during cutover, slated for removal in a follow-up migration once all writers use the new FKs.</w:t>
-            </w:r>
-            <w:r>
-              <w:rPr>
-                <w:b/>
-                <w:bCs/>
-              </w:rPr>
-              <w:t xml:space="preserve">(2)</w:t>
+              <w:t xml:space="preserve">ADDs</w:t>
             </w:r>
             <w:r>
               <w:rPr>
@@ -2230,7 +2374,7 @@
                 <w:b/>
                 <w:bCs/>
               </w:rPr>
-              <w:t xml:space="preserve">Workorder.ProductionEvent</w:t>
+              <w:t xml:space="preserve">ToolId BIGINT NULL FK → Tools.Tool.Id</w:t>
             </w:r>
             <w:r>
               <w:rPr>
@@ -2244,339 +2388,7 @@
                 <w:b/>
                 <w:bCs/>
               </w:rPr>
-              <w:t xml:space="preserve">reshaped to checkpoint form.</w:t>
-            </w:r>
-            <w:r>
-              <w:t xml:space="preserve"> </w:t>
-            </w:r>
-            <w:r>
-              <w:t xml:space="preserve">Per FRS §2.1.2 operator-driven capture: operators visit terminals periodically (checkout from die cast, check-in to trim, complete + move, quality-operation transitions), not per-shot. Each checkpoint writes one event carrying cumulative counters; deltas derived via</w:t>
-            </w:r>
-            <w:r>
-              <w:t xml:space="preserve"> </w:t>
-            </w:r>
-            <w:r>
-              <w:rPr>
-                <w:rStyle w:val="VerbatimChar"/>
-              </w:rPr>
-              <w:t xml:space="preserve">LAG()</w:t>
-            </w:r>
-            <w:r>
-              <w:t xml:space="preserve"> </w:t>
-            </w:r>
-            <w:r>
-              <w:t xml:space="preserve">over</w:t>
-            </w:r>
-            <w:r>
-              <w:t xml:space="preserve"> </w:t>
-            </w:r>
-            <w:r>
-              <w:rPr>
-                <w:rStyle w:val="VerbatimChar"/>
-              </w:rPr>
-              <w:t xml:space="preserve">(LotId, EventAt)</w:t>
-            </w:r>
-            <w:r>
-              <w:t xml:space="preserve">. Columns ADDed:</w:t>
-            </w:r>
-            <w:r>
-              <w:t xml:space="preserve"> </w:t>
-            </w:r>
-            <w:r>
-              <w:rPr>
-                <w:rStyle w:val="VerbatimChar"/>
-              </w:rPr>
-              <w:t xml:space="preserve">ShotCount INT NULL</w:t>
-            </w:r>
-            <w:r>
-              <w:t xml:space="preserve"> </w:t>
-            </w:r>
-            <w:r>
-              <w:t xml:space="preserve">(cumulative at event time —</w:t>
-            </w:r>
-            <w:r>
-              <w:t xml:space="preserve"> </w:t>
-            </w:r>
-            <w:r>
-              <w:rPr>
-                <w:b/>
-                <w:bCs/>
-              </w:rPr>
-              <w:t xml:space="preserve">open item</w:t>
-            </w:r>
-            <w:r>
-              <w:t xml:space="preserve"> </w:t>
-            </w:r>
-            <w:r>
-              <w:t xml:space="preserve">OI-20/Decision 5: may migrate to derived-from-aggregated-LOT-quantity before Arc 2 Phase 3),</w:t>
-            </w:r>
-            <w:r>
-              <w:t xml:space="preserve"> </w:t>
-            </w:r>
-            <w:r>
-              <w:rPr>
-                <w:rStyle w:val="VerbatimChar"/>
-              </w:rPr>
-              <w:t xml:space="preserve">ScrapCount INT NULL</w:t>
-            </w:r>
-            <w:r>
-              <w:t xml:space="preserve"> </w:t>
-            </w:r>
-            <w:r>
-              <w:t xml:space="preserve">(cumulative),</w:t>
-            </w:r>
-            <w:r>
-              <w:t xml:space="preserve"> </w:t>
-            </w:r>
-            <w:r>
-              <w:rPr>
-                <w:rStyle w:val="VerbatimChar"/>
-              </w:rPr>
-              <w:t xml:space="preserve">EventAt DATETIME2(3)</w:t>
-            </w:r>
-            <w:r>
-              <w:t xml:space="preserve"> </w:t>
-            </w:r>
-            <w:r>
-              <w:t xml:space="preserve">(replaces</w:t>
-            </w:r>
-            <w:r>
-              <w:t xml:space="preserve"> </w:t>
-            </w:r>
-            <w:r>
-              <w:rPr>
-                <w:rStyle w:val="VerbatimChar"/>
-              </w:rPr>
-              <w:t xml:space="preserve">RecordedAt</w:t>
-            </w:r>
-            <w:r>
-              <w:t xml:space="preserve">),</w:t>
-            </w:r>
-            <w:r>
-              <w:t xml:space="preserve"> </w:t>
-            </w:r>
-            <w:r>
-              <w:rPr>
-                <w:rStyle w:val="VerbatimChar"/>
-              </w:rPr>
-              <w:t xml:space="preserve">AppUserId</w:t>
-            </w:r>
-            <w:r>
-              <w:t xml:space="preserve"> </w:t>
-            </w:r>
-            <w:r>
-              <w:t xml:space="preserve">(replaces</w:t>
-            </w:r>
-            <w:r>
-              <w:t xml:space="preserve"> </w:t>
-            </w:r>
-            <w:r>
-              <w:rPr>
-                <w:rStyle w:val="VerbatimChar"/>
-              </w:rPr>
-              <w:t xml:space="preserve">OperatorId</w:t>
-            </w:r>
-            <w:r>
-              <w:t xml:space="preserve"> </w:t>
-            </w:r>
-            <w:r>
-              <w:t xml:space="preserve">— align to initials-based model). Columns DROPPED:</w:t>
-            </w:r>
-            <w:r>
-              <w:t xml:space="preserve"> </w:t>
-            </w:r>
-            <w:r>
-              <w:rPr>
-                <w:rStyle w:val="VerbatimChar"/>
-              </w:rPr>
-              <w:t xml:space="preserve">LocationId</w:t>
-            </w:r>
-            <w:r>
-              <w:t xml:space="preserve"> </w:t>
-            </w:r>
-            <w:r>
-              <w:t xml:space="preserve">(derivable from</w:t>
-            </w:r>
-            <w:r>
-              <w:t xml:space="preserve"> </w:t>
-            </w:r>
-            <w:r>
-              <w:rPr>
-                <w:rStyle w:val="VerbatimChar"/>
-              </w:rPr>
-              <w:t xml:space="preserve">LotMovement</w:t>
-            </w:r>
-            <w:r>
-              <w:t xml:space="preserve"> </w:t>
-            </w:r>
-            <w:r>
-              <w:t xml:space="preserve">at</w:t>
-            </w:r>
-            <w:r>
-              <w:t xml:space="preserve"> </w:t>
-            </w:r>
-            <w:r>
-              <w:rPr>
-                <w:rStyle w:val="VerbatimChar"/>
-              </w:rPr>
-              <w:t xml:space="preserve">EventAt</w:t>
-            </w:r>
-            <w:r>
-              <w:t xml:space="preserve">),</w:t>
-            </w:r>
-            <w:r>
-              <w:t xml:space="preserve"> </w:t>
-            </w:r>
-            <w:r>
-              <w:rPr>
-                <w:rStyle w:val="VerbatimChar"/>
-              </w:rPr>
-              <w:t xml:space="preserve">DieIdentifier NVARCHAR(50)</w:t>
-            </w:r>
-            <w:r>
-              <w:t xml:space="preserve"> </w:t>
-            </w:r>
-            <w:r>
-              <w:t xml:space="preserve">+</w:t>
-            </w:r>
-            <w:r>
-              <w:t xml:space="preserve"> </w:t>
-            </w:r>
-            <w:r>
-              <w:rPr>
-                <w:rStyle w:val="VerbatimChar"/>
-              </w:rPr>
-              <w:t xml:space="preserve">CavityNumber INT</w:t>
-            </w:r>
-            <w:r>
-              <w:t xml:space="preserve"> </w:t>
-            </w:r>
-            <w:r>
-              <w:t xml:space="preserve">(derivable from</w:t>
-            </w:r>
-            <w:r>
-              <w:t xml:space="preserve"> </w:t>
-            </w:r>
-            <w:r>
-              <w:rPr>
-                <w:rStyle w:val="VerbatimChar"/>
-              </w:rPr>
-              <w:t xml:space="preserve">Lot.ToolId</w:t>
-            </w:r>
-            <w:r>
-              <w:t xml:space="preserve">/</w:t>
-            </w:r>
-            <w:r>
-              <w:rPr>
-                <w:rStyle w:val="VerbatimChar"/>
-              </w:rPr>
-              <w:t xml:space="preserve">Lot.ToolCavityId</w:t>
-            </w:r>
-            <w:r>
-              <w:t xml:space="preserve">),</w:t>
-            </w:r>
-            <w:r>
-              <w:t xml:space="preserve"> </w:t>
-            </w:r>
-            <w:r>
-              <w:rPr>
-                <w:rStyle w:val="VerbatimChar"/>
-              </w:rPr>
-              <w:t xml:space="preserve">GoodCount</w:t>
-            </w:r>
-            <w:r>
-              <w:t xml:space="preserve"> </w:t>
-            </w:r>
-            <w:r>
-              <w:t xml:space="preserve">+</w:t>
-            </w:r>
-            <w:r>
-              <w:t xml:space="preserve"> </w:t>
-            </w:r>
-            <w:r>
-              <w:rPr>
-                <w:rStyle w:val="VerbatimChar"/>
-              </w:rPr>
-              <w:t xml:space="preserve">NoGoodCount</w:t>
-            </w:r>
-            <w:r>
-              <w:t xml:space="preserve"> </w:t>
-            </w:r>
-            <w:r>
-              <w:t xml:space="preserve">(replaced by</w:t>
-            </w:r>
-            <w:r>
-              <w:t xml:space="preserve"> </w:t>
-            </w:r>
-            <w:r>
-              <w:rPr>
-                <w:rStyle w:val="VerbatimChar"/>
-              </w:rPr>
-              <w:t xml:space="preserve">ShotCount</w:t>
-            </w:r>
-            <w:r>
-              <w:t xml:space="preserve"> </w:t>
-            </w:r>
-            <w:r>
-              <w:t xml:space="preserve">cumulative with</w:t>
-            </w:r>
-            <w:r>
-              <w:t xml:space="preserve"> </w:t>
-            </w:r>
-            <w:r>
-              <w:rPr>
-                <w:rStyle w:val="VerbatimChar"/>
-              </w:rPr>
-              <w:t xml:space="preserve">LAG()</w:t>
-            </w:r>
-            <w:r>
-              <w:t xml:space="preserve">-derived delta — avoids compounding errors from missed events),</w:t>
-            </w:r>
-            <w:r>
-              <w:t xml:space="preserve"> </w:t>
-            </w:r>
-            <w:r>
-              <w:rPr>
-                <w:rStyle w:val="VerbatimChar"/>
-              </w:rPr>
-              <w:t xml:space="preserve">ItemId</w:t>
-            </w:r>
-            <w:r>
-              <w:t xml:space="preserve"> </w:t>
-            </w:r>
-            <w:r>
-              <w:t xml:space="preserve">(derivable from</w:t>
-            </w:r>
-            <w:r>
-              <w:t xml:space="preserve"> </w:t>
-            </w:r>
-            <w:r>
-              <w:rPr>
-                <w:rStyle w:val="VerbatimChar"/>
-              </w:rPr>
-              <w:t xml:space="preserve">Lot.ItemId</w:t>
-            </w:r>
-            <w:r>
-              <w:t xml:space="preserve">). Required index</w:t>
-            </w:r>
-            <w:r>
-              <w:t xml:space="preserve"> </w:t>
-            </w:r>
-            <w:r>
-              <w:rPr>
-                <w:rStyle w:val="VerbatimChar"/>
-              </w:rPr>
-              <w:t xml:space="preserve">(LotId, EventAt DESC)</w:t>
-            </w:r>
-            <w:r>
-              <w:t xml:space="preserve">. Table is still deferred to Arc 2 Phase 1 CREATE — the column contract in §4 is authoritative.</w:t>
-            </w:r>
-            <w:r>
-              <w:rPr>
-                <w:b/>
-                <w:bCs/>
-              </w:rPr>
-              <w:t xml:space="preserve">(3) New</w:t>
+              <w:t xml:space="preserve">and</w:t>
             </w:r>
             <w:r>
               <w:rPr>
@@ -2591,13 +2403,82 @@
                 <w:b/>
                 <w:bCs/>
               </w:rPr>
-              <w:t xml:space="preserve">Lots.IdentifierSequence</w:t>
+              <w:t xml:space="preserve">ToolCavityId BIGINT NULL FK → Tools.ToolCavity.Id</w:t>
             </w:r>
             <w:r>
               <w:rPr>
                 <w:b/>
                 <w:bCs/>
               </w:rPr>
+              <w:t xml:space="preserve">.</w:t>
+            </w:r>
+            <w:r>
+              <w:t xml:space="preserve"> </w:t>
+            </w:r>
+            <w:r>
+              <w:t xml:space="preserve">Required at</w:t>
+            </w:r>
+            <w:r>
+              <w:t xml:space="preserve"> </w:t>
+            </w:r>
+            <w:r>
+              <w:rPr>
+                <w:rStyle w:val="VerbatimChar"/>
+              </w:rPr>
+              <w:t xml:space="preserve">Lot_Create</w:t>
+            </w:r>
+            <w:r>
+              <w:t xml:space="preserve"> </w:t>
+            </w:r>
+            <w:r>
+              <w:t xml:space="preserve">for die-cast-origin LOTs (validated against</w:t>
+            </w:r>
+            <w:r>
+              <w:t xml:space="preserve"> </w:t>
+            </w:r>
+            <w:r>
+              <w:rPr>
+                <w:rStyle w:val="VerbatimChar"/>
+              </w:rPr>
+              <w:t xml:space="preserve">ToolAssignment_ListActiveByCell</w:t>
+            </w:r>
+            <w:r>
+              <w:t xml:space="preserve"> </w:t>
+            </w:r>
+            <w:r>
+              <w:t xml:space="preserve">+ Cavity belongs to Tool + Cavity Active). NULL for all other origins (Received, Trim / Machining intermediate, Assembly, Serialized). NULL after</w:t>
+            </w:r>
+            <w:r>
+              <w:t xml:space="preserve"> </w:t>
+            </w:r>
+            <w:r>
+              <w:rPr>
+                <w:rStyle w:val="VerbatimChar"/>
+              </w:rPr>
+              <w:t xml:space="preserve">Lot_Merge</w:t>
+            </w:r>
+            <w:r>
+              <w:t xml:space="preserve"> </w:t>
+            </w:r>
+            <w:r>
+              <w:t xml:space="preserve">on blended-origin LOTs. Downstream LOTs do NOT inherit — Honda-trace via</w:t>
+            </w:r>
+            <w:r>
+              <w:t xml:space="preserve"> </w:t>
+            </w:r>
+            <w:r>
+              <w:rPr>
+                <w:rStyle w:val="VerbatimChar"/>
+              </w:rPr>
+              <w:t xml:space="preserve">LotGenealogy</w:t>
+            </w:r>
+            <w:r>
+              <w:t xml:space="preserve"> </w:t>
+            </w:r>
+            <w:r>
+              <w:t xml:space="preserve">recursive traversal. Codifies OI-09: a die-cast machine with N active cavities produces</w:t>
+            </w:r>
+            <w:r>
               <w:t xml:space="preserve"> </w:t>
             </w:r>
             <w:r>
@@ -2605,13 +2486,13 @@
                 <w:b/>
                 <w:bCs/>
               </w:rPr>
-              <w:t xml:space="preserve">table (OI-31).</w:t>
-            </w:r>
-            <w:r>
-              <w:t xml:space="preserve"> </w:t>
-            </w:r>
-            <w:r>
-              <w:t xml:space="preserve">Replaces Flexware’s</w:t>
+              <w:t xml:space="preserve">N parallel independent LOTs, not sublots</w:t>
+            </w:r>
+            <w:r>
+              <w:t xml:space="preserve"> </w:t>
+            </w:r>
+            <w:r>
+              <w:t xml:space="preserve">(each LOT fills at its own rate, closes independently, no parent/child FK between cavity peers). Pre-v1.9</w:t>
             </w:r>
             <w:r>
               <w:t xml:space="preserve"> </w:t>
@@ -2620,10 +2501,13 @@
               <w:rPr>
                 <w:rStyle w:val="VerbatimChar"/>
               </w:rPr>
-              <w:t xml:space="preserve">IdentifierFormat</w:t>
-            </w:r>
-            <w:r>
-              <w:t xml:space="preserve">. Columns:</w:t>
+              <w:t xml:space="preserve">Lot.DieNumber NVARCHAR(50)</w:t>
+            </w:r>
+            <w:r>
+              <w:t xml:space="preserve"> </w:t>
+            </w:r>
+            <w:r>
+              <w:t xml:space="preserve">+</w:t>
             </w:r>
             <w:r>
               <w:t xml:space="preserve"> </w:t>
@@ -2632,266 +2516,20 @@
               <w:rPr>
                 <w:rStyle w:val="VerbatimChar"/>
               </w:rPr>
-              <w:t xml:space="preserve">Id</w:t>
-            </w:r>
-            <w:r>
-              <w:t xml:space="preserve">,</w:t>
-            </w:r>
-            <w:r>
-              <w:t xml:space="preserve"> </w:t>
-            </w:r>
-            <w:r>
-              <w:rPr>
-                <w:rStyle w:val="VerbatimChar"/>
-              </w:rPr>
-              <w:t xml:space="preserve">Code NVARCHAR(30) UNIQUE</w:t>
-            </w:r>
-            <w:r>
-              <w:t xml:space="preserve">,</w:t>
-            </w:r>
-            <w:r>
-              <w:t xml:space="preserve"> </w:t>
-            </w:r>
-            <w:r>
-              <w:rPr>
-                <w:rStyle w:val="VerbatimChar"/>
-              </w:rPr>
-              <w:t xml:space="preserve">Name</w:t>
-            </w:r>
-            <w:r>
-              <w:t xml:space="preserve">,</w:t>
-            </w:r>
-            <w:r>
-              <w:t xml:space="preserve"> </w:t>
-            </w:r>
-            <w:r>
-              <w:rPr>
-                <w:rStyle w:val="VerbatimChar"/>
-              </w:rPr>
-              <w:t xml:space="preserve">Description</w:t>
-            </w:r>
-            <w:r>
-              <w:t xml:space="preserve">,</w:t>
-            </w:r>
-            <w:r>
-              <w:t xml:space="preserve"> </w:t>
-            </w:r>
-            <w:r>
-              <w:rPr>
-                <w:rStyle w:val="VerbatimChar"/>
-              </w:rPr>
-              <w:t xml:space="preserve">FormatString NVARCHAR(50)</w:t>
-            </w:r>
-            <w:r>
-              <w:t xml:space="preserve"> </w:t>
-            </w:r>
-            <w:r>
-              <w:t xml:space="preserve">(.NET</w:t>
-            </w:r>
-            <w:r>
-              <w:t xml:space="preserve"> </w:t>
-            </w:r>
-            <w:r>
-              <w:rPr>
-                <w:rStyle w:val="VerbatimChar"/>
-              </w:rPr>
-              <w:t xml:space="preserve">string.Format</w:t>
-            </w:r>
-            <w:r>
-              <w:t xml:space="preserve">, e.g.,</w:t>
-            </w:r>
-            <w:r>
-              <w:t xml:space="preserve"> </w:t>
-            </w:r>
-            <w:r>
-              <w:rPr>
-                <w:rStyle w:val="VerbatimChar"/>
-              </w:rPr>
-              <w:t xml:space="preserve">MESL{0:D7}</w:t>
-            </w:r>
-            <w:r>
-              <w:t xml:space="preserve">),</w:t>
-            </w:r>
-            <w:r>
-              <w:t xml:space="preserve"> </w:t>
-            </w:r>
-            <w:r>
-              <w:rPr>
-                <w:rStyle w:val="VerbatimChar"/>
-              </w:rPr>
-              <w:t xml:space="preserve">StartingValue BIGINT DEFAULT 1</w:t>
-            </w:r>
-            <w:r>
-              <w:t xml:space="preserve">,</w:t>
-            </w:r>
-            <w:r>
-              <w:t xml:space="preserve"> </w:t>
-            </w:r>
-            <w:r>
-              <w:rPr>
-                <w:rStyle w:val="VerbatimChar"/>
-              </w:rPr>
-              <w:t xml:space="preserve">EndingValue BIGINT DEFAULT 9999999</w:t>
-            </w:r>
-            <w:r>
-              <w:t xml:space="preserve">,</w:t>
-            </w:r>
-            <w:r>
-              <w:t xml:space="preserve"> </w:t>
-            </w:r>
-            <w:r>
-              <w:rPr>
-                <w:rStyle w:val="VerbatimChar"/>
-              </w:rPr>
-              <w:t xml:space="preserve">LastValue BIGINT DEFAULT 0</w:t>
-            </w:r>
-            <w:r>
-              <w:t xml:space="preserve">,</w:t>
-            </w:r>
-            <w:r>
-              <w:t xml:space="preserve"> </w:t>
-            </w:r>
-            <w:r>
-              <w:rPr>
-                <w:rStyle w:val="VerbatimChar"/>
-              </w:rPr>
-              <w:t xml:space="preserve">ResetIntervalMinutes INT NULL</w:t>
-            </w:r>
-            <w:r>
-              <w:t xml:space="preserve">,</w:t>
-            </w:r>
-            <w:r>
-              <w:t xml:space="preserve"> </w:t>
-            </w:r>
-            <w:r>
-              <w:rPr>
-                <w:rStyle w:val="VerbatimChar"/>
-              </w:rPr>
-              <w:t xml:space="preserve">LastResetAt DATETIME2(3) NULL</w:t>
-            </w:r>
-            <w:r>
-              <w:t xml:space="preserve">,</w:t>
-            </w:r>
-            <w:r>
-              <w:t xml:space="preserve"> </w:t>
-            </w:r>
-            <w:r>
-              <w:rPr>
-                <w:rStyle w:val="VerbatimChar"/>
-              </w:rPr>
-              <w:t xml:space="preserve">UpdatedAt DATETIME2(3)</w:t>
-            </w:r>
-            <w:r>
-              <w:t xml:space="preserve">. Companion proc</w:t>
-            </w:r>
-            <w:r>
-              <w:t xml:space="preserve"> </w:t>
-            </w:r>
-            <w:r>
-              <w:rPr>
-                <w:rStyle w:val="VerbatimChar"/>
-              </w:rPr>
-              <w:t xml:space="preserve">Lots.IdentifierSequence_Next @Code</w:t>
-            </w:r>
-            <w:r>
-              <w:t xml:space="preserve"> </w:t>
-            </w:r>
-            <w:r>
-              <w:t xml:space="preserve">atomically increments</w:t>
-            </w:r>
-            <w:r>
-              <w:t xml:space="preserve"> </w:t>
-            </w:r>
-            <w:r>
-              <w:rPr>
-                <w:rStyle w:val="VerbatimChar"/>
-              </w:rPr>
-              <w:t xml:space="preserve">LastValue</w:t>
-            </w:r>
-            <w:r>
-              <w:t xml:space="preserve">, formats via the</w:t>
-            </w:r>
-            <w:r>
-              <w:t xml:space="preserve"> </w:t>
-            </w:r>
-            <w:r>
-              <w:rPr>
-                <w:rStyle w:val="VerbatimChar"/>
-              </w:rPr>
-              <w:t xml:space="preserve">.NET</w:t>
-            </w:r>
-            <w:r>
-              <w:t xml:space="preserve">-style string, raises on rollover. Seeded at cutover with</w:t>
-            </w:r>
-            <w:r>
-              <w:t xml:space="preserve"> </w:t>
-            </w:r>
-            <w:r>
-              <w:rPr>
-                <w:rStyle w:val="VerbatimChar"/>
-              </w:rPr>
-              <w:t xml:space="preserve">Lot</w:t>
-            </w:r>
-            <w:r>
-              <w:t xml:space="preserve"> </w:t>
-            </w:r>
-            <w:r>
-              <w:t xml:space="preserve">(</w:t>
-            </w:r>
-            <w:r>
-              <w:rPr>
-                <w:rStyle w:val="VerbatimChar"/>
-              </w:rPr>
-              <w:t xml:space="preserve">MESL{0:D7}</w:t>
-            </w:r>
-            <w:r>
-              <w:t xml:space="preserve">, ~1,710,932 baseline) and</w:t>
-            </w:r>
-            <w:r>
-              <w:t xml:space="preserve"> </w:t>
-            </w:r>
-            <w:r>
-              <w:rPr>
-                <w:rStyle w:val="VerbatimChar"/>
-              </w:rPr>
-              <w:t xml:space="preserve">SerializedItem</w:t>
-            </w:r>
-            <w:r>
-              <w:t xml:space="preserve"> </w:t>
-            </w:r>
-            <w:r>
-              <w:t xml:space="preserve">(</w:t>
-            </w:r>
-            <w:r>
-              <w:rPr>
-                <w:rStyle w:val="VerbatimChar"/>
-              </w:rPr>
-              <w:t xml:space="preserve">MESI{0:D7}</w:t>
-            </w:r>
-            <w:r>
-              <w:t xml:space="preserve">, ~2,492 baseline) — actual</w:t>
-            </w:r>
-            <w:r>
-              <w:t xml:space="preserve"> </w:t>
-            </w:r>
-            <w:r>
-              <w:rPr>
-                <w:rStyle w:val="VerbatimChar"/>
-              </w:rPr>
-              <w:t xml:space="preserve">LastValue</w:t>
-            </w:r>
-            <w:r>
-              <w:t xml:space="preserve"> </w:t>
-            </w:r>
-            <w:r>
-              <w:t xml:space="preserve">sampled from Flexware on cutover day. Lands in Arc 2 Phase 1 migration.</w:t>
+              <w:t xml:space="preserve">Lot.CavityNumber NVARCHAR(50)</w:t>
+            </w:r>
+            <w:r>
+              <w:t xml:space="preserve"> </w:t>
+            </w:r>
+            <w:r>
+              <w:t xml:space="preserve">columns are now legacy — retained in this release for any future migration script that needs them during cutover, slated for removal in a follow-up migration once all writers use the new FKs.</w:t>
             </w:r>
             <w:r>
               <w:rPr>
                 <w:b/>
                 <w:bCs/>
               </w:rPr>
-              <w:t xml:space="preserve">(4)</w:t>
+              <w:t xml:space="preserve">(2)</w:t>
             </w:r>
             <w:r>
               <w:rPr>
@@ -2906,7 +2544,7 @@
                 <w:b/>
                 <w:bCs/>
               </w:rPr>
-              <w:t xml:space="preserve">Parts.Item.MaxLotSize</w:t>
+              <w:t xml:space="preserve">Workorder.ProductionEvent</w:t>
             </w:r>
             <w:r>
               <w:rPr>
@@ -2920,13 +2558,13 @@
                 <w:b/>
                 <w:bCs/>
               </w:rPr>
-              <w:t xml:space="preserve">semantic repurpose.</w:t>
-            </w:r>
-            <w:r>
-              <w:t xml:space="preserve"> </w:t>
-            </w:r>
-            <w:r>
-              <w:t xml:space="preserve">No schema change — the column stays</w:t>
+              <w:t xml:space="preserve">reshaped to checkpoint form.</w:t>
+            </w:r>
+            <w:r>
+              <w:t xml:space="preserve"> </w:t>
+            </w:r>
+            <w:r>
+              <w:t xml:space="preserve">Per FRS §2.1.2 operator-driven capture: operators visit terminals periodically (checkout from die cast, check-in to trim, complete + move, quality-operation transitions), not per-shot. Each checkpoint writes one event carrying cumulative counters; deltas derived via</w:t>
             </w:r>
             <w:r>
               <w:t xml:space="preserve"> </w:t>
@@ -2935,12 +2573,330 @@
               <w:rPr>
                 <w:rStyle w:val="VerbatimChar"/>
               </w:rPr>
-              <w:t xml:space="preserve">INT NULL</w:t>
-            </w:r>
-            <w:r>
-              <w:t xml:space="preserve">. In this doc and the Config Tool Item screen the label/caption becomes</w:t>
-            </w:r>
-            <w:r>
+              <w:t xml:space="preserve">LAG()</w:t>
+            </w:r>
+            <w:r>
+              <w:t xml:space="preserve"> </w:t>
+            </w:r>
+            <w:r>
+              <w:t xml:space="preserve">over</w:t>
+            </w:r>
+            <w:r>
+              <w:t xml:space="preserve"> </w:t>
+            </w:r>
+            <w:r>
+              <w:rPr>
+                <w:rStyle w:val="VerbatimChar"/>
+              </w:rPr>
+              <w:t xml:space="preserve">(LotId, EventAt)</w:t>
+            </w:r>
+            <w:r>
+              <w:t xml:space="preserve">. Columns ADDed:</w:t>
+            </w:r>
+            <w:r>
+              <w:t xml:space="preserve"> </w:t>
+            </w:r>
+            <w:r>
+              <w:rPr>
+                <w:rStyle w:val="VerbatimChar"/>
+              </w:rPr>
+              <w:t xml:space="preserve">ShotCount INT NULL</w:t>
+            </w:r>
+            <w:r>
+              <w:t xml:space="preserve"> </w:t>
+            </w:r>
+            <w:r>
+              <w:t xml:space="preserve">(cumulative at event time —</w:t>
+            </w:r>
+            <w:r>
+              <w:t xml:space="preserve"> </w:t>
+            </w:r>
+            <w:r>
+              <w:rPr>
+                <w:b/>
+                <w:bCs/>
+              </w:rPr>
+              <w:t xml:space="preserve">open item</w:t>
+            </w:r>
+            <w:r>
+              <w:t xml:space="preserve"> </w:t>
+            </w:r>
+            <w:r>
+              <w:t xml:space="preserve">OI-20/Decision 5: may migrate to derived-from-aggregated-LOT-quantity before Arc 2 Phase 3),</w:t>
+            </w:r>
+            <w:r>
+              <w:t xml:space="preserve"> </w:t>
+            </w:r>
+            <w:r>
+              <w:rPr>
+                <w:rStyle w:val="VerbatimChar"/>
+              </w:rPr>
+              <w:t xml:space="preserve">ScrapCount INT NULL</w:t>
+            </w:r>
+            <w:r>
+              <w:t xml:space="preserve"> </w:t>
+            </w:r>
+            <w:r>
+              <w:t xml:space="preserve">(cumulative),</w:t>
+            </w:r>
+            <w:r>
+              <w:t xml:space="preserve"> </w:t>
+            </w:r>
+            <w:r>
+              <w:rPr>
+                <w:rStyle w:val="VerbatimChar"/>
+              </w:rPr>
+              <w:t xml:space="preserve">EventAt DATETIME2(3)</w:t>
+            </w:r>
+            <w:r>
+              <w:t xml:space="preserve"> </w:t>
+            </w:r>
+            <w:r>
+              <w:t xml:space="preserve">(replaces</w:t>
+            </w:r>
+            <w:r>
+              <w:t xml:space="preserve"> </w:t>
+            </w:r>
+            <w:r>
+              <w:rPr>
+                <w:rStyle w:val="VerbatimChar"/>
+              </w:rPr>
+              <w:t xml:space="preserve">RecordedAt</w:t>
+            </w:r>
+            <w:r>
+              <w:t xml:space="preserve">),</w:t>
+            </w:r>
+            <w:r>
+              <w:t xml:space="preserve"> </w:t>
+            </w:r>
+            <w:r>
+              <w:rPr>
+                <w:rStyle w:val="VerbatimChar"/>
+              </w:rPr>
+              <w:t xml:space="preserve">AppUserId</w:t>
+            </w:r>
+            <w:r>
+              <w:t xml:space="preserve"> </w:t>
+            </w:r>
+            <w:r>
+              <w:t xml:space="preserve">(replaces</w:t>
+            </w:r>
+            <w:r>
+              <w:t xml:space="preserve"> </w:t>
+            </w:r>
+            <w:r>
+              <w:rPr>
+                <w:rStyle w:val="VerbatimChar"/>
+              </w:rPr>
+              <w:t xml:space="preserve">OperatorId</w:t>
+            </w:r>
+            <w:r>
+              <w:t xml:space="preserve"> </w:t>
+            </w:r>
+            <w:r>
+              <w:t xml:space="preserve">— align to initials-based model). Columns DROPPED:</w:t>
+            </w:r>
+            <w:r>
+              <w:t xml:space="preserve"> </w:t>
+            </w:r>
+            <w:r>
+              <w:rPr>
+                <w:rStyle w:val="VerbatimChar"/>
+              </w:rPr>
+              <w:t xml:space="preserve">LocationId</w:t>
+            </w:r>
+            <w:r>
+              <w:t xml:space="preserve"> </w:t>
+            </w:r>
+            <w:r>
+              <w:t xml:space="preserve">(derivable from</w:t>
+            </w:r>
+            <w:r>
+              <w:t xml:space="preserve"> </w:t>
+            </w:r>
+            <w:r>
+              <w:rPr>
+                <w:rStyle w:val="VerbatimChar"/>
+              </w:rPr>
+              <w:t xml:space="preserve">LotMovement</w:t>
+            </w:r>
+            <w:r>
+              <w:t xml:space="preserve"> </w:t>
+            </w:r>
+            <w:r>
+              <w:t xml:space="preserve">at</w:t>
+            </w:r>
+            <w:r>
+              <w:t xml:space="preserve"> </w:t>
+            </w:r>
+            <w:r>
+              <w:rPr>
+                <w:rStyle w:val="VerbatimChar"/>
+              </w:rPr>
+              <w:t xml:space="preserve">EventAt</w:t>
+            </w:r>
+            <w:r>
+              <w:t xml:space="preserve">),</w:t>
+            </w:r>
+            <w:r>
+              <w:t xml:space="preserve"> </w:t>
+            </w:r>
+            <w:r>
+              <w:rPr>
+                <w:rStyle w:val="VerbatimChar"/>
+              </w:rPr>
+              <w:t xml:space="preserve">DieIdentifier NVARCHAR(50)</w:t>
+            </w:r>
+            <w:r>
+              <w:t xml:space="preserve"> </w:t>
+            </w:r>
+            <w:r>
+              <w:t xml:space="preserve">+</w:t>
+            </w:r>
+            <w:r>
+              <w:t xml:space="preserve"> </w:t>
+            </w:r>
+            <w:r>
+              <w:rPr>
+                <w:rStyle w:val="VerbatimChar"/>
+              </w:rPr>
+              <w:t xml:space="preserve">CavityNumber INT</w:t>
+            </w:r>
+            <w:r>
+              <w:t xml:space="preserve"> </w:t>
+            </w:r>
+            <w:r>
+              <w:t xml:space="preserve">(derivable from</w:t>
+            </w:r>
+            <w:r>
+              <w:t xml:space="preserve"> </w:t>
+            </w:r>
+            <w:r>
+              <w:rPr>
+                <w:rStyle w:val="VerbatimChar"/>
+              </w:rPr>
+              <w:t xml:space="preserve">Lot.ToolId</w:t>
+            </w:r>
+            <w:r>
+              <w:t xml:space="preserve">/</w:t>
+            </w:r>
+            <w:r>
+              <w:rPr>
+                <w:rStyle w:val="VerbatimChar"/>
+              </w:rPr>
+              <w:t xml:space="preserve">Lot.ToolCavityId</w:t>
+            </w:r>
+            <w:r>
+              <w:t xml:space="preserve">),</w:t>
+            </w:r>
+            <w:r>
+              <w:t xml:space="preserve"> </w:t>
+            </w:r>
+            <w:r>
+              <w:rPr>
+                <w:rStyle w:val="VerbatimChar"/>
+              </w:rPr>
+              <w:t xml:space="preserve">GoodCount</w:t>
+            </w:r>
+            <w:r>
+              <w:t xml:space="preserve"> </w:t>
+            </w:r>
+            <w:r>
+              <w:t xml:space="preserve">+</w:t>
+            </w:r>
+            <w:r>
+              <w:t xml:space="preserve"> </w:t>
+            </w:r>
+            <w:r>
+              <w:rPr>
+                <w:rStyle w:val="VerbatimChar"/>
+              </w:rPr>
+              <w:t xml:space="preserve">NoGoodCount</w:t>
+            </w:r>
+            <w:r>
+              <w:t xml:space="preserve"> </w:t>
+            </w:r>
+            <w:r>
+              <w:t xml:space="preserve">(replaced by</w:t>
+            </w:r>
+            <w:r>
+              <w:t xml:space="preserve"> </w:t>
+            </w:r>
+            <w:r>
+              <w:rPr>
+                <w:rStyle w:val="VerbatimChar"/>
+              </w:rPr>
+              <w:t xml:space="preserve">ShotCount</w:t>
+            </w:r>
+            <w:r>
+              <w:t xml:space="preserve"> </w:t>
+            </w:r>
+            <w:r>
+              <w:t xml:space="preserve">cumulative with</w:t>
+            </w:r>
+            <w:r>
+              <w:t xml:space="preserve"> </w:t>
+            </w:r>
+            <w:r>
+              <w:rPr>
+                <w:rStyle w:val="VerbatimChar"/>
+              </w:rPr>
+              <w:t xml:space="preserve">LAG()</w:t>
+            </w:r>
+            <w:r>
+              <w:t xml:space="preserve">-derived delta — avoids compounding errors from missed events),</w:t>
+            </w:r>
+            <w:r>
+              <w:t xml:space="preserve"> </w:t>
+            </w:r>
+            <w:r>
+              <w:rPr>
+                <w:rStyle w:val="VerbatimChar"/>
+              </w:rPr>
+              <w:t xml:space="preserve">ItemId</w:t>
+            </w:r>
+            <w:r>
+              <w:t xml:space="preserve"> </w:t>
+            </w:r>
+            <w:r>
+              <w:t xml:space="preserve">(derivable from</w:t>
+            </w:r>
+            <w:r>
+              <w:t xml:space="preserve"> </w:t>
+            </w:r>
+            <w:r>
+              <w:rPr>
+                <w:rStyle w:val="VerbatimChar"/>
+              </w:rPr>
+              <w:t xml:space="preserve">Lot.ItemId</w:t>
+            </w:r>
+            <w:r>
+              <w:t xml:space="preserve">). Required index</w:t>
+            </w:r>
+            <w:r>
+              <w:t xml:space="preserve"> </w:t>
+            </w:r>
+            <w:r>
+              <w:rPr>
+                <w:rStyle w:val="VerbatimChar"/>
+              </w:rPr>
+              <w:t xml:space="preserve">(LotId, EventAt DESC)</w:t>
+            </w:r>
+            <w:r>
+              <w:t xml:space="preserve">. Table is still deferred to Arc 2 Phase 1 CREATE — the column contract in §4 is authoritative.</w:t>
+            </w:r>
+            <w:r>
+              <w:rPr>
+                <w:b/>
+                <w:bCs/>
+              </w:rPr>
+              <w:t xml:space="preserve">(3) New</w:t>
+            </w:r>
+            <w:r>
+              <w:rPr>
+                <w:b/>
+                <w:bCs/>
+              </w:rPr>
               <w:t xml:space="preserve"> </w:t>
             </w:r>
             <w:r>
@@ -2949,70 +2905,13 @@
                 <w:b/>
                 <w:bCs/>
               </w:rPr>
-              <w:t xml:space="preserve">PartsPerBasket</w:t>
-            </w:r>
-            <w:r>
-              <w:t xml:space="preserve">: one LOT = one basket = one LTT label, so</w:t>
-            </w:r>
-            <w:r>
-              <w:t xml:space="preserve"> </w:t>
-            </w:r>
-            <w:r>
-              <w:t xml:space="preserve">“max parts per LOT”</w:t>
-            </w:r>
-            <w:r>
-              <w:t xml:space="preserve"> </w:t>
-            </w:r>
-            <w:r>
-              <w:t xml:space="preserve">IS</w:t>
-            </w:r>
-            <w:r>
-              <w:t xml:space="preserve"> </w:t>
-            </w:r>
-            <w:r>
-              <w:t xml:space="preserve">“basket capacity”</w:t>
-            </w:r>
-            <w:r>
-              <w:t xml:space="preserve"> </w:t>
-            </w:r>
-            <w:r>
-              <w:t xml:space="preserve">by definition. Basket (Item-level capacity) is distinct from Container (</w:t>
-            </w:r>
-            <w:r>
-              <w:rPr>
-                <w:rStyle w:val="VerbatimChar"/>
-              </w:rPr>
-              <w:t xml:space="preserve">Parts.ContainerConfig</w:t>
-            </w:r>
-            <w:r>
-              <w:t xml:space="preserve"> </w:t>
-            </w:r>
-            <w:r>
-              <w:t xml:space="preserve">with tray math for shipping — unchanged). Formal column rename deferred to a later migration.</w:t>
+              <w:t xml:space="preserve">Lots.IdentifierSequence</w:t>
             </w:r>
             <w:r>
               <w:rPr>
                 <w:b/>
                 <w:bCs/>
               </w:rPr>
-              <w:t xml:space="preserve">Other v1.9 notes:</w:t>
-            </w:r>
-            <w:r>
-              <w:t xml:space="preserve"> </w:t>
-            </w:r>
-            <w:r>
-              <w:rPr>
-                <w:rStyle w:val="VerbatimChar"/>
-              </w:rPr>
-              <w:t xml:space="preserve">Tools.ToolAssignment</w:t>
-            </w:r>
-            <w:r>
-              <w:t xml:space="preserve"> </w:t>
-            </w:r>
-            <w:r>
-              <w:t xml:space="preserve">has</w:t>
-            </w:r>
-            <w:r>
               <w:t xml:space="preserve"> </w:t>
             </w:r>
             <w:r>
@@ -3020,25 +2919,25 @@
                 <w:b/>
                 <w:bCs/>
               </w:rPr>
-              <w:t xml:space="preserve">two</w:t>
-            </w:r>
-            <w:r>
-              <w:t xml:space="preserve"> </w:t>
-            </w:r>
-            <w:r>
-              <w:t xml:space="preserve">filtered unique indexes today (</w:t>
+              <w:t xml:space="preserve">table (OI-31).</w:t>
+            </w:r>
+            <w:r>
+              <w:t xml:space="preserve"> </w:t>
+            </w:r>
+            <w:r>
+              <w:t xml:space="preserve">Replaces Flexware’s</w:t>
+            </w:r>
+            <w:r>
+              <w:t xml:space="preserve"> </w:t>
             </w:r>
             <w:r>
               <w:rPr>
                 <w:rStyle w:val="VerbatimChar"/>
               </w:rPr>
-              <w:t xml:space="preserve">UQ_ToolAssignment_ActiveTool</w:t>
-            </w:r>
-            <w:r>
-              <w:t xml:space="preserve"> </w:t>
-            </w:r>
-            <w:r>
-              <w:t xml:space="preserve">on</w:t>
+              <w:t xml:space="preserve">IdentifierFormat</w:t>
+            </w:r>
+            <w:r>
+              <w:t xml:space="preserve">. Columns:</w:t>
             </w:r>
             <w:r>
               <w:t xml:space="preserve"> </w:t>
@@ -3047,7 +2946,7 @@
               <w:rPr>
                 <w:rStyle w:val="VerbatimChar"/>
               </w:rPr>
-              <w:t xml:space="preserve">ToolId</w:t>
+              <w:t xml:space="preserve">Id</w:t>
             </w:r>
             <w:r>
               <w:t xml:space="preserve">,</w:t>
@@ -3059,13 +2958,10 @@
               <w:rPr>
                 <w:rStyle w:val="VerbatimChar"/>
               </w:rPr>
-              <w:t xml:space="preserve">UQ_ToolAssignment_ActiveCell</w:t>
-            </w:r>
-            <w:r>
-              <w:t xml:space="preserve"> </w:t>
-            </w:r>
-            <w:r>
-              <w:t xml:space="preserve">on</w:t>
+              <w:t xml:space="preserve">Code NVARCHAR(30) UNIQUE</w:t>
+            </w:r>
+            <w:r>
+              <w:t xml:space="preserve">,</w:t>
             </w:r>
             <w:r>
               <w:t xml:space="preserve"> </w:t>
@@ -3074,10 +2970,10 @@
               <w:rPr>
                 <w:rStyle w:val="VerbatimChar"/>
               </w:rPr>
-              <w:t xml:space="preserve">CellLocationId</w:t>
-            </w:r>
-            <w:r>
-              <w:t xml:space="preserve">). The Cell UNIQUE is correct for Die Cast (one mounted die per cell) but wrong for Machining / Trim / Assembly where multiple Tools coexist on a cell. Documented as a known limitation to resolve when non-Die Tool types go live post-MVP (scope the UNIQUE to</w:t>
+              <w:t xml:space="preserve">Name</w:t>
+            </w:r>
+            <w:r>
+              <w:t xml:space="preserve">,</w:t>
             </w:r>
             <w:r>
               <w:t xml:space="preserve"> </w:t>
@@ -3086,13 +2982,10 @@
               <w:rPr>
                 <w:rStyle w:val="VerbatimChar"/>
               </w:rPr>
-              <w:t xml:space="preserve">ToolType=Die</w:t>
-            </w:r>
-            <w:r>
-              <w:t xml:space="preserve"> </w:t>
-            </w:r>
-            <w:r>
-              <w:t xml:space="preserve">or drop it). Source:</w:t>
+              <w:t xml:space="preserve">Description</w:t>
+            </w:r>
+            <w:r>
+              <w:t xml:space="preserve">,</w:t>
             </w:r>
             <w:r>
               <w:t xml:space="preserve"> </w:t>
@@ -3101,254 +2994,675 @@
               <w:rPr>
                 <w:rStyle w:val="VerbatimChar"/>
               </w:rPr>
-              <w:t xml:space="preserve">docs/superpowers/specs/2026-04-23-arc2-model-revisions.md</w:t>
-            </w:r>
-            <w:r>
-              <w:t xml:space="preserve">.</w:t>
-            </w:r>
-          </w:p>
-        </w:tc>
-      </w:tr>
-      <w:tr>
-        <w:tc>
-          <w:tcPr>
-            <w:shd w:val="clear" w:color="auto" w:fill="F2F2F2"/>
-          </w:tcPr>
-          <w:tcPr/>
-          <w:p>
-            <w:pPr>
-              <w:pStyle w:val="Compact"/>
-            </w:pPr>
-            <w:r>
-              <w:t xml:space="preserve">1.8-rev</w:t>
-            </w:r>
-          </w:p>
-        </w:tc>
-        <w:tc>
-          <w:tcPr>
-            <w:shd w:val="clear" w:color="auto" w:fill="F2F2F2"/>
-          </w:tcPr>
-          <w:tcPr/>
-          <w:p>
-            <w:pPr>
-              <w:pStyle w:val="Compact"/>
-            </w:pPr>
-            <w:r>
-              <w:t xml:space="preserve">2026-04-22</w:t>
-            </w:r>
-          </w:p>
-        </w:tc>
-        <w:tc>
-          <w:tcPr>
-            <w:shd w:val="clear" w:color="auto" w:fill="F2F2F2"/>
-          </w:tcPr>
-          <w:tcPr/>
-          <w:p>
-            <w:pPr>
-              <w:pStyle w:val="Compact"/>
-            </w:pPr>
-            <w:r>
-              <w:t xml:space="preserve">Blue Ridge Automation</w:t>
-            </w:r>
-          </w:p>
-        </w:tc>
-        <w:tc>
-          <w:tcPr>
-            <w:shd w:val="clear" w:color="auto" w:fill="F2F2F2"/>
-          </w:tcPr>
-          <w:tcPr/>
-          <w:p>
-            <w:pPr>
-              <w:pStyle w:val="Compact"/>
-            </w:pPr>
+              <w:t xml:space="preserve">FormatString NVARCHAR(50)</w:t>
+            </w:r>
+            <w:r>
+              <w:t xml:space="preserve"> </w:t>
+            </w:r>
+            <w:r>
+              <w:t xml:space="preserve">(.NET</w:t>
+            </w:r>
+            <w:r>
+              <w:t xml:space="preserve"> </w:t>
+            </w:r>
+            <w:r>
+              <w:rPr>
+                <w:rStyle w:val="VerbatimChar"/>
+              </w:rPr>
+              <w:t xml:space="preserve">string.Format</w:t>
+            </w:r>
+            <w:r>
+              <w:t xml:space="preserve">, e.g.,</w:t>
+            </w:r>
+            <w:r>
+              <w:t xml:space="preserve"> </w:t>
+            </w:r>
+            <w:r>
+              <w:rPr>
+                <w:rStyle w:val="VerbatimChar"/>
+              </w:rPr>
+              <w:t xml:space="preserve">MESL{0:D7}</w:t>
+            </w:r>
+            <w:r>
+              <w:t xml:space="preserve">),</w:t>
+            </w:r>
+            <w:r>
+              <w:t xml:space="preserve"> </w:t>
+            </w:r>
+            <w:r>
+              <w:rPr>
+                <w:rStyle w:val="VerbatimChar"/>
+              </w:rPr>
+              <w:t xml:space="preserve">StartingValue BIGINT DEFAULT 1</w:t>
+            </w:r>
+            <w:r>
+              <w:t xml:space="preserve">,</w:t>
+            </w:r>
+            <w:r>
+              <w:t xml:space="preserve"> </w:t>
+            </w:r>
+            <w:r>
+              <w:rPr>
+                <w:rStyle w:val="VerbatimChar"/>
+              </w:rPr>
+              <w:t xml:space="preserve">EndingValue BIGINT DEFAULT 9999999</w:t>
+            </w:r>
+            <w:r>
+              <w:t xml:space="preserve">,</w:t>
+            </w:r>
+            <w:r>
+              <w:t xml:space="preserve"> </w:t>
+            </w:r>
+            <w:r>
+              <w:rPr>
+                <w:rStyle w:val="VerbatimChar"/>
+              </w:rPr>
+              <w:t xml:space="preserve">LastValue BIGINT DEFAULT 0</w:t>
+            </w:r>
+            <w:r>
+              <w:t xml:space="preserve">,</w:t>
+            </w:r>
+            <w:r>
+              <w:t xml:space="preserve"> </w:t>
+            </w:r>
+            <w:r>
+              <w:rPr>
+                <w:rStyle w:val="VerbatimChar"/>
+              </w:rPr>
+              <w:t xml:space="preserve">ResetIntervalMinutes INT NULL</w:t>
+            </w:r>
+            <w:r>
+              <w:t xml:space="preserve">,</w:t>
+            </w:r>
+            <w:r>
+              <w:t xml:space="preserve"> </w:t>
+            </w:r>
+            <w:r>
+              <w:rPr>
+                <w:rStyle w:val="VerbatimChar"/>
+              </w:rPr>
+              <w:t xml:space="preserve">LastResetAt DATETIME2(3) NULL</w:t>
+            </w:r>
+            <w:r>
+              <w:t xml:space="preserve">,</w:t>
+            </w:r>
+            <w:r>
+              <w:t xml:space="preserve"> </w:t>
+            </w:r>
+            <w:r>
+              <w:rPr>
+                <w:rStyle w:val="VerbatimChar"/>
+              </w:rPr>
+              <w:t xml:space="preserve">UpdatedAt DATETIME2(3)</w:t>
+            </w:r>
+            <w:r>
+              <w:t xml:space="preserve">. Companion proc</w:t>
+            </w:r>
+            <w:r>
+              <w:t xml:space="preserve"> </w:t>
+            </w:r>
+            <w:r>
+              <w:rPr>
+                <w:rStyle w:val="VerbatimChar"/>
+              </w:rPr>
+              <w:t xml:space="preserve">Lots.IdentifierSequence_Next @Code</w:t>
+            </w:r>
+            <w:r>
+              <w:t xml:space="preserve"> </w:t>
+            </w:r>
+            <w:r>
+              <w:t xml:space="preserve">atomically increments</w:t>
+            </w:r>
+            <w:r>
+              <w:t xml:space="preserve"> </w:t>
+            </w:r>
+            <w:r>
+              <w:rPr>
+                <w:rStyle w:val="VerbatimChar"/>
+              </w:rPr>
+              <w:t xml:space="preserve">LastValue</w:t>
+            </w:r>
+            <w:r>
+              <w:t xml:space="preserve">, formats via the</w:t>
+            </w:r>
+            <w:r>
+              <w:t xml:space="preserve"> </w:t>
+            </w:r>
+            <w:r>
+              <w:rPr>
+                <w:rStyle w:val="VerbatimChar"/>
+              </w:rPr>
+              <w:t xml:space="preserve">.NET</w:t>
+            </w:r>
+            <w:r>
+              <w:t xml:space="preserve">-style string, raises on rollover. Seeded at cutover with</w:t>
+            </w:r>
+            <w:r>
+              <w:t xml:space="preserve"> </w:t>
+            </w:r>
+            <w:r>
+              <w:rPr>
+                <w:rStyle w:val="VerbatimChar"/>
+              </w:rPr>
+              <w:t xml:space="preserve">Lot</w:t>
+            </w:r>
+            <w:r>
+              <w:t xml:space="preserve"> </w:t>
+            </w:r>
+            <w:r>
+              <w:t xml:space="preserve">(</w:t>
+            </w:r>
+            <w:r>
+              <w:rPr>
+                <w:rStyle w:val="VerbatimChar"/>
+              </w:rPr>
+              <w:t xml:space="preserve">MESL{0:D7}</w:t>
+            </w:r>
+            <w:r>
+              <w:t xml:space="preserve">, ~1,710,932 baseline) and</w:t>
+            </w:r>
+            <w:r>
+              <w:t xml:space="preserve"> </w:t>
+            </w:r>
+            <w:r>
+              <w:rPr>
+                <w:rStyle w:val="VerbatimChar"/>
+              </w:rPr>
+              <w:t xml:space="preserve">SerializedItem</w:t>
+            </w:r>
+            <w:r>
+              <w:t xml:space="preserve"> </w:t>
+            </w:r>
+            <w:r>
+              <w:t xml:space="preserve">(</w:t>
+            </w:r>
+            <w:r>
+              <w:rPr>
+                <w:rStyle w:val="VerbatimChar"/>
+              </w:rPr>
+              <w:t xml:space="preserve">MESI{0:D7}</w:t>
+            </w:r>
+            <w:r>
+              <w:t xml:space="preserve">, ~2,492 baseline) — actual</w:t>
+            </w:r>
+            <w:r>
+              <w:t xml:space="preserve"> </w:t>
+            </w:r>
+            <w:r>
+              <w:rPr>
+                <w:rStyle w:val="VerbatimChar"/>
+              </w:rPr>
+              <w:t xml:space="preserve">LastValue</w:t>
+            </w:r>
+            <w:r>
+              <w:t xml:space="preserve"> </w:t>
+            </w:r>
+            <w:r>
+              <w:t xml:space="preserve">sampled from Flexware on cutover day. Lands in Arc 2 Phase 1 migration.</w:t>
+            </w:r>
             <w:r>
               <w:rPr>
                 <w:b/>
                 <w:bCs/>
               </w:rPr>
-              <w:t xml:space="preserve">OI-11 reverted — Casting → Trim part rename resolved via 1-line BOM (no new schema).</w:t>
-            </w:r>
-            <w:r>
-              <w:t xml:space="preserve"> </w:t>
-            </w:r>
-            <w:r>
-              <w:t xml:space="preserve">The v1.8 draft added a dedicated</w:t>
-            </w:r>
-            <w:r>
-              <w:t xml:space="preserve"> </w:t>
-            </w:r>
-            <w:r>
-              <w:rPr>
-                <w:rStyle w:val="VerbatimChar"/>
-              </w:rPr>
-              <w:t xml:space="preserve">Parts.ItemTransform</w:t>
-            </w:r>
-            <w:r>
-              <w:t xml:space="preserve"> </w:t>
-            </w:r>
-            <w:r>
-              <w:t xml:space="preserve">table. On review it was redundant: every column duplicates</w:t>
-            </w:r>
-            <w:r>
-              <w:t xml:space="preserve"> </w:t>
-            </w:r>
-            <w:r>
-              <w:rPr>
-                <w:rStyle w:val="VerbatimChar"/>
-              </w:rPr>
-              <w:t xml:space="preserve">Workorder.ConsumptionEvent</w:t>
-            </w:r>
-            <w:r>
-              <w:t xml:space="preserve">. The Casting → Trim boundary is a</w:t>
-            </w:r>
-            <w:r>
-              <w:t xml:space="preserve"> </w:t>
+              <w:t xml:space="preserve">(4)</w:t>
             </w:r>
             <w:r>
               <w:rPr>
                 <w:b/>
                 <w:bCs/>
               </w:rPr>
-              <w:t xml:space="preserve">degenerate 1-line BOM consumption</w:t>
-            </w:r>
-            <w:r>
-              <w:t xml:space="preserve"> </w:t>
-            </w:r>
-            <w:r>
-              <w:t xml:space="preserve">— trim part has cast part as its sole component at QtyPer=1; the existing ConsumptionEvent + LotGenealogy flow captures the physical movement and backward trace; the operator prompt is BOM-driven (</w:t>
-            </w:r>
-            <w:r>
-              <w:t xml:space="preserve">“receive as trim part?”</w:t>
-            </w:r>
-            <w:r>
-              <w:t xml:space="preserve">). No</w:t>
-            </w:r>
-            <w:r>
               <w:t xml:space="preserve"> </w:t>
             </w:r>
             <w:r>
               <w:rPr>
                 <w:rStyle w:val="VerbatimChar"/>
-              </w:rPr>
-              <w:t xml:space="preserve">ItemTransform</w:t>
-            </w:r>
-            <w:r>
-              <w:t xml:space="preserve"> </w:t>
-            </w:r>
-            <w:r>
-              <w:t xml:space="preserve">table is created in Phase G or deferred to Arc 2. The Phase G migration’s</w:t>
-            </w:r>
-            <w:r>
-              <w:t xml:space="preserve"> </w:t>
-            </w:r>
-            <w:r>
-              <w:rPr>
-                <w:rStyle w:val="VerbatimChar"/>
-              </w:rPr>
-              <w:t xml:space="preserve">Audit.LogEntityType</w:t>
-            </w:r>
-            <w:r>
-              <w:t xml:space="preserve"> </w:t>
-            </w:r>
-            <w:r>
-              <w:t xml:space="preserve">seed shrinks from 10 rows to 9 (removed</w:t>
-            </w:r>
-            <w:r>
-              <w:t xml:space="preserve"> </w:t>
-            </w:r>
-            <w:r>
-              <w:rPr>
-                <w:rStyle w:val="VerbatimChar"/>
-              </w:rPr>
-              <w:t xml:space="preserve">ItemTransform</w:t>
-            </w:r>
-            <w:r>
-              <w:t xml:space="preserve">;</w:t>
-            </w:r>
-            <w:r>
-              <w:t xml:space="preserve"> </w:t>
-            </w:r>
-            <w:r>
-              <w:rPr>
-                <w:rStyle w:val="VerbatimChar"/>
-              </w:rPr>
-              <w:t xml:space="preserve">ScrapSource</w:t>
-            </w:r>
-            <w:r>
-              <w:t xml:space="preserve"> </w:t>
-            </w:r>
-            <w:r>
-              <w:t xml:space="preserve">shifted from Id=40 to Id=39). OI-11 moves from ⬜ Open to ✅ Resolved in the Open Issues Register (v2.6). This row is a correction to the v1.8 entry above — the table count</w:t>
-            </w:r>
-            <w:r>
-              <w:t xml:space="preserve"> </w:t>
-            </w:r>
-            <w:r>
-              <w:t xml:space="preserve">“~73”</w:t>
-            </w:r>
-            <w:r>
-              <w:t xml:space="preserve"> </w:t>
-            </w:r>
-            <w:r>
-              <w:t xml:space="preserve">also drops back to</w:t>
-            </w:r>
-            <w:r>
-              <w:t xml:space="preserve"> </w:t>
-            </w:r>
-            <w:r>
-              <w:t xml:space="preserve">“~72”</w:t>
-            </w:r>
-            <w:r>
-              <w:t xml:space="preserve">.</w:t>
-            </w:r>
-          </w:p>
-        </w:tc>
-      </w:tr>
-      <w:tr>
-        <w:tc>
-          <w:tcPr/>
-          <w:p>
-            <w:pPr>
-              <w:pStyle w:val="Compact"/>
-            </w:pPr>
-            <w:r>
-              <w:t xml:space="preserve">1.7</w:t>
-            </w:r>
-          </w:p>
-        </w:tc>
-        <w:tc>
-          <w:tcPr/>
-          <w:p>
-            <w:pPr>
-              <w:pStyle w:val="Compact"/>
-            </w:pPr>
-            <w:r>
-              <w:t xml:space="preserve">2026-04-21</w:t>
-            </w:r>
-          </w:p>
-        </w:tc>
-        <w:tc>
-          <w:tcPr/>
-          <w:p>
-            <w:pPr>
-              <w:pStyle w:val="Compact"/>
-            </w:pPr>
-            <w:r>
-              <w:t xml:space="preserve">Blue Ridge Automation</w:t>
-            </w:r>
-          </w:p>
-        </w:tc>
-        <w:tc>
-          <w:tcPr/>
-          <w:p>
-            <w:pPr>
-              <w:pStyle w:val="Compact"/>
-            </w:pPr>
-            <w:r>
-              <w:rPr>
                 <w:b/>
                 <w:bCs/>
               </w:rPr>
+              <w:t xml:space="preserve">Parts.Item.MaxLotSize</w:t>
+            </w:r>
+            <w:r>
+              <w:rPr>
+                <w:b/>
+                <w:bCs/>
+              </w:rPr>
+              <w:t xml:space="preserve"> </w:t>
+            </w:r>
+            <w:r>
+              <w:rPr>
+                <w:b/>
+                <w:bCs/>
+              </w:rPr>
+              <w:t xml:space="preserve">semantic repurpose.</w:t>
+            </w:r>
+            <w:r>
+              <w:t xml:space="preserve"> </w:t>
+            </w:r>
+            <w:r>
+              <w:t xml:space="preserve">No schema change — the column stays</w:t>
+            </w:r>
+            <w:r>
+              <w:t xml:space="preserve"> </w:t>
+            </w:r>
+            <w:r>
+              <w:rPr>
+                <w:rStyle w:val="VerbatimChar"/>
+              </w:rPr>
+              <w:t xml:space="preserve">INT NULL</w:t>
+            </w:r>
+            <w:r>
+              <w:t xml:space="preserve">. In this doc and the Config Tool Item screen the label/caption becomes</w:t>
+            </w:r>
+            <w:r>
+              <w:t xml:space="preserve"> </w:t>
+            </w:r>
+            <w:r>
+              <w:rPr>
+                <w:rStyle w:val="VerbatimChar"/>
+                <w:b/>
+                <w:bCs/>
+              </w:rPr>
+              <w:t xml:space="preserve">PartsPerBasket</w:t>
+            </w:r>
+            <w:r>
+              <w:t xml:space="preserve">: one LOT = one basket = one LTT label, so</w:t>
+            </w:r>
+            <w:r>
+              <w:t xml:space="preserve"> </w:t>
+            </w:r>
+            <w:r>
+              <w:t xml:space="preserve">“max parts per LOT”</w:t>
+            </w:r>
+            <w:r>
+              <w:t xml:space="preserve"> </w:t>
+            </w:r>
+            <w:r>
+              <w:t xml:space="preserve">IS</w:t>
+            </w:r>
+            <w:r>
+              <w:t xml:space="preserve"> </w:t>
+            </w:r>
+            <w:r>
+              <w:t xml:space="preserve">“basket capacity”</w:t>
+            </w:r>
+            <w:r>
+              <w:t xml:space="preserve"> </w:t>
+            </w:r>
+            <w:r>
+              <w:t xml:space="preserve">by definition. Basket (Item-level capacity) is distinct from Container (</w:t>
+            </w:r>
+            <w:r>
+              <w:rPr>
+                <w:rStyle w:val="VerbatimChar"/>
+              </w:rPr>
+              <w:t xml:space="preserve">Parts.ContainerConfig</w:t>
+            </w:r>
+            <w:r>
+              <w:t xml:space="preserve"> </w:t>
+            </w:r>
+            <w:r>
+              <w:t xml:space="preserve">with tray math for shipping — unchanged). Formal column rename deferred to a later migration.</w:t>
+            </w:r>
+            <w:r>
+              <w:rPr>
+                <w:b/>
+                <w:bCs/>
+              </w:rPr>
+              <w:t xml:space="preserve">Other v1.9 notes:</w:t>
+            </w:r>
+            <w:r>
+              <w:t xml:space="preserve"> </w:t>
+            </w:r>
+            <w:r>
+              <w:rPr>
+                <w:rStyle w:val="VerbatimChar"/>
+              </w:rPr>
+              <w:t xml:space="preserve">Tools.ToolAssignment</w:t>
+            </w:r>
+            <w:r>
+              <w:t xml:space="preserve"> </w:t>
+            </w:r>
+            <w:r>
+              <w:t xml:space="preserve">has</w:t>
+            </w:r>
+            <w:r>
+              <w:t xml:space="preserve"> </w:t>
+            </w:r>
+            <w:r>
+              <w:rPr>
+                <w:b/>
+                <w:bCs/>
+              </w:rPr>
+              <w:t xml:space="preserve">two</w:t>
+            </w:r>
+            <w:r>
+              <w:t xml:space="preserve"> </w:t>
+            </w:r>
+            <w:r>
+              <w:t xml:space="preserve">filtered unique indexes today (</w:t>
+            </w:r>
+            <w:r>
+              <w:rPr>
+                <w:rStyle w:val="VerbatimChar"/>
+              </w:rPr>
+              <w:t xml:space="preserve">UQ_ToolAssignment_ActiveTool</w:t>
+            </w:r>
+            <w:r>
+              <w:t xml:space="preserve"> </w:t>
+            </w:r>
+            <w:r>
+              <w:t xml:space="preserve">on</w:t>
+            </w:r>
+            <w:r>
+              <w:t xml:space="preserve"> </w:t>
+            </w:r>
+            <w:r>
+              <w:rPr>
+                <w:rStyle w:val="VerbatimChar"/>
+              </w:rPr>
+              <w:t xml:space="preserve">ToolId</w:t>
+            </w:r>
+            <w:r>
+              <w:t xml:space="preserve">,</w:t>
+            </w:r>
+            <w:r>
+              <w:t xml:space="preserve"> </w:t>
+            </w:r>
+            <w:r>
+              <w:rPr>
+                <w:rStyle w:val="VerbatimChar"/>
+              </w:rPr>
+              <w:t xml:space="preserve">UQ_ToolAssignment_ActiveCell</w:t>
+            </w:r>
+            <w:r>
+              <w:t xml:space="preserve"> </w:t>
+            </w:r>
+            <w:r>
+              <w:t xml:space="preserve">on</w:t>
+            </w:r>
+            <w:r>
+              <w:t xml:space="preserve"> </w:t>
+            </w:r>
+            <w:r>
+              <w:rPr>
+                <w:rStyle w:val="VerbatimChar"/>
+              </w:rPr>
+              <w:t xml:space="preserve">CellLocationId</w:t>
+            </w:r>
+            <w:r>
+              <w:t xml:space="preserve">). The Cell UNIQUE is correct for Die Cast (one mounted die per cell) but wrong for Machining / Trim / Assembly where multiple Tools coexist on a cell. Documented as a known limitation to resolve when non-Die Tool types go live post-MVP (scope the UNIQUE to</w:t>
+            </w:r>
+            <w:r>
+              <w:t xml:space="preserve"> </w:t>
+            </w:r>
+            <w:r>
+              <w:rPr>
+                <w:rStyle w:val="VerbatimChar"/>
+              </w:rPr>
+              <w:t xml:space="preserve">ToolType=Die</w:t>
+            </w:r>
+            <w:r>
+              <w:t xml:space="preserve"> </w:t>
+            </w:r>
+            <w:r>
+              <w:t xml:space="preserve">or drop it). Source:</w:t>
+            </w:r>
+            <w:r>
+              <w:t xml:space="preserve"> </w:t>
+            </w:r>
+            <w:r>
+              <w:rPr>
+                <w:rStyle w:val="VerbatimChar"/>
+              </w:rPr>
+              <w:t xml:space="preserve">docs/superpowers/specs/2026-04-23-arc2-model-revisions.md</w:t>
+            </w:r>
+            <w:r>
+              <w:t xml:space="preserve">.</w:t>
+            </w:r>
+          </w:p>
+        </w:tc>
+      </w:tr>
+      <w:tr>
+        <w:tc>
+          <w:tcPr/>
+          <w:p>
+            <w:pPr>
+              <w:pStyle w:val="Compact"/>
+            </w:pPr>
+            <w:r>
+              <w:t xml:space="preserve">1.8-rev</w:t>
+            </w:r>
+          </w:p>
+        </w:tc>
+        <w:tc>
+          <w:tcPr/>
+          <w:p>
+            <w:pPr>
+              <w:pStyle w:val="Compact"/>
+            </w:pPr>
+            <w:r>
+              <w:t xml:space="preserve">2026-04-22</w:t>
+            </w:r>
+          </w:p>
+        </w:tc>
+        <w:tc>
+          <w:tcPr/>
+          <w:p>
+            <w:pPr>
+              <w:pStyle w:val="Compact"/>
+            </w:pPr>
+            <w:r>
+              <w:t xml:space="preserve">Blue Ridge Automation</w:t>
+            </w:r>
+          </w:p>
+        </w:tc>
+        <w:tc>
+          <w:tcPr/>
+          <w:p>
+            <w:pPr>
+              <w:pStyle w:val="Compact"/>
+            </w:pPr>
+            <w:r>
+              <w:rPr>
+                <w:b/>
+                <w:bCs/>
+              </w:rPr>
+              <w:t xml:space="preserve">OI-11 reverted — Casting → Trim part rename resolved via 1-line BOM (no new schema).</w:t>
+            </w:r>
+            <w:r>
+              <w:t xml:space="preserve"> </w:t>
+            </w:r>
+            <w:r>
+              <w:t xml:space="preserve">The v1.8 draft added a dedicated</w:t>
+            </w:r>
+            <w:r>
+              <w:t xml:space="preserve"> </w:t>
+            </w:r>
+            <w:r>
+              <w:rPr>
+                <w:rStyle w:val="VerbatimChar"/>
+              </w:rPr>
+              <w:t xml:space="preserve">Parts.ItemTransform</w:t>
+            </w:r>
+            <w:r>
+              <w:t xml:space="preserve"> </w:t>
+            </w:r>
+            <w:r>
+              <w:t xml:space="preserve">table. On review it was redundant: every column duplicates</w:t>
+            </w:r>
+            <w:r>
+              <w:t xml:space="preserve"> </w:t>
+            </w:r>
+            <w:r>
+              <w:rPr>
+                <w:rStyle w:val="VerbatimChar"/>
+              </w:rPr>
+              <w:t xml:space="preserve">Workorder.ConsumptionEvent</w:t>
+            </w:r>
+            <w:r>
+              <w:t xml:space="preserve">. The Casting → Trim boundary is a</w:t>
+            </w:r>
+            <w:r>
+              <w:t xml:space="preserve"> </w:t>
+            </w:r>
+            <w:r>
+              <w:rPr>
+                <w:b/>
+                <w:bCs/>
+              </w:rPr>
+              <w:t xml:space="preserve">degenerate 1-line BOM consumption</w:t>
+            </w:r>
+            <w:r>
+              <w:t xml:space="preserve"> </w:t>
+            </w:r>
+            <w:r>
+              <w:t xml:space="preserve">— trim part has cast part as its sole component at QtyPer=1; the existing ConsumptionEvent + LotGenealogy flow captures the physical movement and backward trace; the operator prompt is BOM-driven (</w:t>
+            </w:r>
+            <w:r>
+              <w:t xml:space="preserve">“receive as trim part?”</w:t>
+            </w:r>
+            <w:r>
+              <w:t xml:space="preserve">). No</w:t>
+            </w:r>
+            <w:r>
+              <w:t xml:space="preserve"> </w:t>
+            </w:r>
+            <w:r>
+              <w:rPr>
+                <w:rStyle w:val="VerbatimChar"/>
+              </w:rPr>
+              <w:t xml:space="preserve">ItemTransform</w:t>
+            </w:r>
+            <w:r>
+              <w:t xml:space="preserve"> </w:t>
+            </w:r>
+            <w:r>
+              <w:t xml:space="preserve">table is created in Phase G or deferred to Arc 2. The Phase G migration’s</w:t>
+            </w:r>
+            <w:r>
+              <w:t xml:space="preserve"> </w:t>
+            </w:r>
+            <w:r>
+              <w:rPr>
+                <w:rStyle w:val="VerbatimChar"/>
+              </w:rPr>
+              <w:t xml:space="preserve">Audit.LogEntityType</w:t>
+            </w:r>
+            <w:r>
+              <w:t xml:space="preserve"> </w:t>
+            </w:r>
+            <w:r>
+              <w:t xml:space="preserve">seed shrinks from 10 rows to 9 (removed</w:t>
+            </w:r>
+            <w:r>
+              <w:t xml:space="preserve"> </w:t>
+            </w:r>
+            <w:r>
+              <w:rPr>
+                <w:rStyle w:val="VerbatimChar"/>
+              </w:rPr>
+              <w:t xml:space="preserve">ItemTransform</w:t>
+            </w:r>
+            <w:r>
+              <w:t xml:space="preserve">;</w:t>
+            </w:r>
+            <w:r>
+              <w:t xml:space="preserve"> </w:t>
+            </w:r>
+            <w:r>
+              <w:rPr>
+                <w:rStyle w:val="VerbatimChar"/>
+              </w:rPr>
+              <w:t xml:space="preserve">ScrapSource</w:t>
+            </w:r>
+            <w:r>
+              <w:t xml:space="preserve"> </w:t>
+            </w:r>
+            <w:r>
+              <w:t xml:space="preserve">shifted from Id=40 to Id=39). OI-11 moves from ⬜ Open to ✅ Resolved in the Open Issues Register (v2.6). This row is a correction to the v1.8 entry above — the table count</w:t>
+            </w:r>
+            <w:r>
+              <w:t xml:space="preserve"> </w:t>
+            </w:r>
+            <w:r>
+              <w:t xml:space="preserve">“~73”</w:t>
+            </w:r>
+            <w:r>
+              <w:t xml:space="preserve"> </w:t>
+            </w:r>
+            <w:r>
+              <w:t xml:space="preserve">also drops back to</w:t>
+            </w:r>
+            <w:r>
+              <w:t xml:space="preserve"> </w:t>
+            </w:r>
+            <w:r>
+              <w:t xml:space="preserve">“~72”</w:t>
+            </w:r>
+            <w:r>
+              <w:t xml:space="preserve">.</w:t>
+            </w:r>
+          </w:p>
+        </w:tc>
+      </w:tr>
+      <w:tr>
+        <w:tc>
+          <w:tcPr>
+            <w:shd w:val="clear" w:color="auto" w:fill="F2F2F2"/>
+          </w:tcPr>
+          <w:tcPr/>
+          <w:p>
+            <w:pPr>
+              <w:pStyle w:val="Compact"/>
+            </w:pPr>
+            <w:r>
+              <w:t xml:space="preserve">1.7</w:t>
+            </w:r>
+          </w:p>
+        </w:tc>
+        <w:tc>
+          <w:tcPr>
+            <w:shd w:val="clear" w:color="auto" w:fill="F2F2F2"/>
+          </w:tcPr>
+          <w:tcPr/>
+          <w:p>
+            <w:pPr>
+              <w:pStyle w:val="Compact"/>
+            </w:pPr>
+            <w:r>
+              <w:t xml:space="preserve">2026-04-21</w:t>
+            </w:r>
+          </w:p>
+        </w:tc>
+        <w:tc>
+          <w:tcPr>
+            <w:shd w:val="clear" w:color="auto" w:fill="F2F2F2"/>
+          </w:tcPr>
+          <w:tcPr/>
+          <w:p>
+            <w:pPr>
+              <w:pStyle w:val="Compact"/>
+            </w:pPr>
+            <w:r>
+              <w:t xml:space="preserve">Blue Ridge Automation</w:t>
+            </w:r>
+          </w:p>
+        </w:tc>
+        <w:tc>
+          <w:tcPr>
+            <w:shd w:val="clear" w:color="auto" w:fill="F2F2F2"/>
+          </w:tcPr>
+          <w:tcPr/>
+          <w:p>
+            <w:pPr>
+              <w:pStyle w:val="Compact"/>
+            </w:pPr>
+            <w:r>
+              <w:rPr>
+                <w:b/>
+                <w:bCs/>
+              </w:rPr>
               <w:t xml:space="preserve">Phase B Tool Management schema — Tool promoted to a first-class polymorphic subsystem (OI-10 superseded).</w:t>
             </w:r>
             <w:r>
@@ -3759,9 +4073,6 @@
       </w:tr>
       <w:tr>
         <w:tc>
-          <w:tcPr>
-            <w:shd w:val="clear" w:color="auto" w:fill="F2F2F2"/>
-          </w:tcPr>
           <w:tcPr/>
           <w:p>
             <w:pPr>
@@ -3773,9 +4084,6 @@
           </w:p>
         </w:tc>
         <w:tc>
-          <w:tcPr>
-            <w:shd w:val="clear" w:color="auto" w:fill="F2F2F2"/>
-          </w:tcPr>
           <w:tcPr/>
           <w:p>
             <w:pPr>
@@ -3787,9 +4095,6 @@
           </w:p>
         </w:tc>
         <w:tc>
-          <w:tcPr>
-            <w:shd w:val="clear" w:color="auto" w:fill="F2F2F2"/>
-          </w:tcPr>
           <w:tcPr/>
           <w:p>
             <w:pPr>
@@ -3801,9 +4106,6 @@
           </w:p>
         </w:tc>
         <w:tc>
-          <w:tcPr>
-            <w:shd w:val="clear" w:color="auto" w:fill="F2F2F2"/>
-          </w:tcPr>
           <w:tcPr/>
           <w:p>
             <w:pPr>
@@ -3953,6 +4255,9 @@
       </w:tr>
       <w:tr>
         <w:tc>
+          <w:tcPr>
+            <w:shd w:val="clear" w:color="auto" w:fill="F2F2F2"/>
+          </w:tcPr>
           <w:tcPr/>
           <w:p>
             <w:pPr>
@@ -3964,6 +4269,9 @@
           </w:p>
         </w:tc>
         <w:tc>
+          <w:tcPr>
+            <w:shd w:val="clear" w:color="auto" w:fill="F2F2F2"/>
+          </w:tcPr>
           <w:tcPr/>
           <w:p>
             <w:pPr>
@@ -3975,6 +4283,9 @@
           </w:p>
         </w:tc>
         <w:tc>
+          <w:tcPr>
+            <w:shd w:val="clear" w:color="auto" w:fill="F2F2F2"/>
+          </w:tcPr>
           <w:tcPr/>
           <w:p>
             <w:pPr>
@@ -3986,6 +4297,9 @@
           </w:p>
         </w:tc>
         <w:tc>
+          <w:tcPr>
+            <w:shd w:val="clear" w:color="auto" w:fill="F2F2F2"/>
+          </w:tcPr>
           <w:tcPr/>
           <w:p>
             <w:pPr>
@@ -4201,9 +4515,6 @@
       </w:tr>
       <w:tr>
         <w:tc>
-          <w:tcPr>
-            <w:shd w:val="clear" w:color="auto" w:fill="F2F2F2"/>
-          </w:tcPr>
           <w:tcPr/>
           <w:p>
             <w:pPr>
@@ -4215,9 +4526,6 @@
           </w:p>
         </w:tc>
         <w:tc>
-          <w:tcPr>
-            <w:shd w:val="clear" w:color="auto" w:fill="F2F2F2"/>
-          </w:tcPr>
           <w:tcPr/>
           <w:p>
             <w:pPr>
@@ -4229,9 +4537,6 @@
           </w:p>
         </w:tc>
         <w:tc>
-          <w:tcPr>
-            <w:shd w:val="clear" w:color="auto" w:fill="F2F2F2"/>
-          </w:tcPr>
           <w:tcPr/>
           <w:p>
             <w:pPr>
@@ -4243,9 +4548,6 @@
           </w:p>
         </w:tc>
         <w:tc>
-          <w:tcPr>
-            <w:shd w:val="clear" w:color="auto" w:fill="F2F2F2"/>
-          </w:tcPr>
           <w:tcPr/>
           <w:p>
             <w:pPr>
@@ -4571,6 +4873,9 @@
       </w:tr>
       <w:tr>
         <w:tc>
+          <w:tcPr>
+            <w:shd w:val="clear" w:color="auto" w:fill="F2F2F2"/>
+          </w:tcPr>
           <w:tcPr/>
           <w:p>
             <w:pPr>
@@ -4582,6 +4887,9 @@
           </w:p>
         </w:tc>
         <w:tc>
+          <w:tcPr>
+            <w:shd w:val="clear" w:color="auto" w:fill="F2F2F2"/>
+          </w:tcPr>
           <w:tcPr/>
           <w:p>
             <w:pPr>
@@ -4593,6 +4901,9 @@
           </w:p>
         </w:tc>
         <w:tc>
+          <w:tcPr>
+            <w:shd w:val="clear" w:color="auto" w:fill="F2F2F2"/>
+          </w:tcPr>
           <w:tcPr/>
           <w:p>
             <w:pPr>
@@ -4604,6 +4915,9 @@
           </w:p>
         </w:tc>
         <w:tc>
+          <w:tcPr>
+            <w:shd w:val="clear" w:color="auto" w:fill="F2F2F2"/>
+          </w:tcPr>
           <w:tcPr/>
           <w:p>
             <w:pPr>
@@ -4831,9 +5145,6 @@
       </w:tr>
       <w:tr>
         <w:tc>
-          <w:tcPr>
-            <w:shd w:val="clear" w:color="auto" w:fill="F2F2F2"/>
-          </w:tcPr>
           <w:tcPr/>
           <w:p>
             <w:pPr>
@@ -4845,9 +5156,6 @@
           </w:p>
         </w:tc>
         <w:tc>
-          <w:tcPr>
-            <w:shd w:val="clear" w:color="auto" w:fill="F2F2F2"/>
-          </w:tcPr>
           <w:tcPr/>
           <w:p>
             <w:pPr>
@@ -4859,9 +5167,6 @@
           </w:p>
         </w:tc>
         <w:tc>
-          <w:tcPr>
-            <w:shd w:val="clear" w:color="auto" w:fill="F2F2F2"/>
-          </w:tcPr>
           <w:tcPr/>
           <w:p>
             <w:pPr>
@@ -4873,9 +5178,6 @@
           </w:p>
         </w:tc>
         <w:tc>
-          <w:tcPr>
-            <w:shd w:val="clear" w:color="auto" w:fill="F2F2F2"/>
-          </w:tcPr>
           <w:tcPr/>
           <w:p>
             <w:pPr>
@@ -5034,6 +5336,9 @@
       </w:tr>
       <w:tr>
         <w:tc>
+          <w:tcPr>
+            <w:shd w:val="clear" w:color="auto" w:fill="F2F2F2"/>
+          </w:tcPr>
           <w:tcPr/>
           <w:p>
             <w:pPr>
@@ -5045,6 +5350,9 @@
           </w:p>
         </w:tc>
         <w:tc>
+          <w:tcPr>
+            <w:shd w:val="clear" w:color="auto" w:fill="F2F2F2"/>
+          </w:tcPr>
           <w:tcPr/>
           <w:p>
             <w:pPr>
@@ -5056,6 +5364,9 @@
           </w:p>
         </w:tc>
         <w:tc>
+          <w:tcPr>
+            <w:shd w:val="clear" w:color="auto" w:fill="F2F2F2"/>
+          </w:tcPr>
           <w:tcPr/>
           <w:p>
             <w:pPr>
@@ -5067,6 +5378,9 @@
           </w:p>
         </w:tc>
         <w:tc>
+          <w:tcPr>
+            <w:shd w:val="clear" w:color="auto" w:fill="F2F2F2"/>
+          </w:tcPr>
           <w:tcPr/>
           <w:p>
             <w:pPr>
@@ -5264,9 +5578,6 @@
       </w:tr>
       <w:tr>
         <w:tc>
-          <w:tcPr>
-            <w:shd w:val="clear" w:color="auto" w:fill="F2F2F2"/>
-          </w:tcPr>
           <w:tcPr/>
           <w:p>
             <w:pPr>
@@ -5278,9 +5589,6 @@
           </w:p>
         </w:tc>
         <w:tc>
-          <w:tcPr>
-            <w:shd w:val="clear" w:color="auto" w:fill="F2F2F2"/>
-          </w:tcPr>
           <w:tcPr/>
           <w:p>
             <w:pPr>
@@ -5292,9 +5600,6 @@
           </w:p>
         </w:tc>
         <w:tc>
-          <w:tcPr>
-            <w:shd w:val="clear" w:color="auto" w:fill="F2F2F2"/>
-          </w:tcPr>
           <w:tcPr/>
           <w:p>
             <w:pPr>
@@ -5306,9 +5611,6 @@
           </w:p>
         </w:tc>
         <w:tc>
-          <w:tcPr>
-            <w:shd w:val="clear" w:color="auto" w:fill="F2F2F2"/>
-          </w:tcPr>
           <w:tcPr/>
           <w:p>
             <w:pPr>
@@ -5644,6 +5946,9 @@
       </w:tr>
       <w:tr>
         <w:tc>
+          <w:tcPr>
+            <w:shd w:val="clear" w:color="auto" w:fill="F2F2F2"/>
+          </w:tcPr>
           <w:tcPr/>
           <w:p>
             <w:pPr>
@@ -5655,6 +5960,9 @@
           </w:p>
         </w:tc>
         <w:tc>
+          <w:tcPr>
+            <w:shd w:val="clear" w:color="auto" w:fill="F2F2F2"/>
+          </w:tcPr>
           <w:tcPr/>
           <w:p>
             <w:pPr>
@@ -5666,6 +5974,9 @@
           </w:p>
         </w:tc>
         <w:tc>
+          <w:tcPr>
+            <w:shd w:val="clear" w:color="auto" w:fill="F2F2F2"/>
+          </w:tcPr>
           <w:tcPr/>
           <w:p>
             <w:pPr>
@@ -5677,6 +5988,9 @@
           </w:p>
         </w:tc>
         <w:tc>
+          <w:tcPr>
+            <w:shd w:val="clear" w:color="auto" w:fill="F2F2F2"/>
+          </w:tcPr>
           <w:tcPr/>
           <w:p>
             <w:pPr>
@@ -5744,9 +6058,6 @@
       </w:tr>
       <w:tr>
         <w:tc>
-          <w:tcPr>
-            <w:shd w:val="clear" w:color="auto" w:fill="F2F2F2"/>
-          </w:tcPr>
           <w:tcPr/>
           <w:p>
             <w:pPr>
@@ -5758,9 +6069,6 @@
           </w:p>
         </w:tc>
         <w:tc>
-          <w:tcPr>
-            <w:shd w:val="clear" w:color="auto" w:fill="F2F2F2"/>
-          </w:tcPr>
           <w:tcPr/>
           <w:p>
             <w:pPr>
@@ -5772,9 +6080,6 @@
           </w:p>
         </w:tc>
         <w:tc>
-          <w:tcPr>
-            <w:shd w:val="clear" w:color="auto" w:fill="F2F2F2"/>
-          </w:tcPr>
           <w:tcPr/>
           <w:p>
             <w:pPr>
@@ -5786,9 +6091,6 @@
           </w:p>
         </w:tc>
         <w:tc>
-          <w:tcPr>
-            <w:shd w:val="clear" w:color="auto" w:fill="F2F2F2"/>
-          </w:tcPr>
           <w:tcPr/>
           <w:p>
             <w:pPr>
@@ -26667,7 +26969,22 @@
         <w:t xml:space="preserve">MESI</w:t>
       </w:r>
       <w:r>
-        <w:t xml:space="preserve">, or mint new?), additional counters in use at MPP we haven’t seen, reset policy, rollover policy at 9,999,999. See</w:t>
+        <w:t xml:space="preserve">, or mint new?), reset policy, rollover policy at 9,999,999. Counter inventory is the two rows shown above — the Flexware</w:t>
+      </w:r>
+      <w:r>
+        <w:t xml:space="preserve"> </w:t>
+      </w:r>
+      <w:r>
+        <w:rPr>
+          <w:rStyle w:val="VerbatimChar"/>
+        </w:rPr>
+        <w:t xml:space="preserve">IdentifierFormat</w:t>
+      </w:r>
+      <w:r>
+        <w:t xml:space="preserve"> </w:t>
+      </w:r>
+      <w:r>
+        <w:t xml:space="preserve">export is the authoritative list. See</w:t>
       </w:r>
       <w:r>
         <w:t xml:space="preserve"> </w:t>
@@ -30092,23 +30409,7 @@
         <w:t xml:space="preserve"> </w:t>
       </w:r>
       <w:r>
-        <w:t xml:space="preserve">- Maintenance WO</w:t>
-      </w:r>
-      <w:r>
-        <w:t xml:space="preserve"> </w:t>
-      </w:r>
-      <w:r>
-        <w:rPr>
-          <w:i/>
-          <w:iCs/>
-        </w:rPr>
-        <w:t xml:space="preserve">flow</w:t>
-      </w:r>
-      <w:r>
-        <w:t xml:space="preserve"> </w:t>
-      </w:r>
-      <w:r>
-        <w:t xml:space="preserve">(screens, state machine, scheduling) —</w:t>
+        <w:t xml:space="preserve">- Demand (planned PM) and Maintenance (emergency) WO flows —</w:t>
       </w:r>
       <w:r>
         <w:t xml:space="preserve"> </w:t>
@@ -30124,7 +30425,7 @@
         <w:t xml:space="preserve"> </w:t>
       </w:r>
       <w:r>
-        <w:t xml:space="preserve">(schema hook is MVP —</w:t>
+        <w:t xml:space="preserve">(separate project scope; this system only provides the code-table hook via</w:t>
       </w:r>
       <w:r>
         <w:t xml:space="preserve"> </w:t>
@@ -30139,7 +30440,7 @@
         <w:t xml:space="preserve"> </w:t>
       </w:r>
       <w:r>
-        <w:t xml:space="preserve">seed + nullable</w:t>
+        <w:t xml:space="preserve">and the nullable</w:t>
       </w:r>
       <w:r>
         <w:t xml:space="preserve"> </w:t>
@@ -30178,13 +30479,13 @@
           <w:b/>
           <w:bCs/>
         </w:rPr>
-        <w:t xml:space="preserve">OI-07 status (2026-04-20 MPP review):</w:t>
-      </w:r>
-      <w:r>
-        <w:t xml:space="preserve"> </w:t>
-      </w:r>
-      <w:r>
-        <w:t xml:space="preserve">Confirmed revised — three WO types exist:</w:t>
+        <w:t xml:space="preserve">OI-07 status (2026-04-24 correction of 2026-04-20):</w:t>
+      </w:r>
+      <w:r>
+        <w:t xml:space="preserve"> </w:t>
+      </w:r>
+      <w:r>
+        <w:t xml:space="preserve">MVP ships with</w:t>
       </w:r>
       <w:r>
         <w:t xml:space="preserve"> </w:t>
@@ -30194,21 +30495,62 @@
           <w:b/>
           <w:bCs/>
         </w:rPr>
+        <w:t xml:space="preserve">one</w:t>
+      </w:r>
+      <w:r>
+        <w:t xml:space="preserve"> </w:t>
+      </w:r>
+      <w:r>
+        <w:t xml:space="preserve">active WO type —</w:t>
+      </w:r>
+      <w:r>
+        <w:t xml:space="preserve"> </w:t>
+      </w:r>
+      <w:r>
+        <w:rPr>
+          <w:rStyle w:val="VerbatimChar"/>
+        </w:rPr>
+        <w:t xml:space="preserve">Production</w:t>
+      </w:r>
+      <w:r>
+        <w:t xml:space="preserve"> </w:t>
+      </w:r>
+      <w:r>
+        <w:t xml:space="preserve">— preserving the pre-existing MVP-LITE bookkeeping (auto-generated on LOT start, invisible to operators). The 2026-04-20 meeting note was mis-recorded; the</w:t>
+      </w:r>
+      <w:r>
+        <w:t xml:space="preserve"> </w:t>
+      </w:r>
+      <w:r>
+        <w:t xml:space="preserve">“Recipe”</w:t>
+      </w:r>
+      <w:r>
+        <w:t xml:space="preserve"> </w:t>
+      </w:r>
+      <w:r>
+        <w:t xml:space="preserve">line was describing this same Production flow. No separate Recipe concept exists.</w:t>
+      </w:r>
+      <w:r>
+        <w:t xml:space="preserve"> </w:t>
+      </w:r>
+      <w:r>
+        <w:rPr>
+          <w:rStyle w:val="VerbatimChar"/>
+        </w:rPr>
         <w:t xml:space="preserve">Demand</w:t>
       </w:r>
       <w:r>
         <w:t xml:space="preserve"> </w:t>
       </w:r>
       <w:r>
-        <w:t xml:space="preserve">(production, existing MVP-LITE behaviour),</w:t>
+        <w:t xml:space="preserve">(planned preventative maintenance) and</w:t>
       </w:r>
       <w:r>
         <w:t xml:space="preserve"> </w:t>
       </w:r>
       <w:r>
         <w:rPr>
-          <w:b/>
-          <w:bCs/>
+          <w:rStyle w:val="VerbatimChar"/>
         </w:rPr>
         <w:t xml:space="preserve">Maintenance</w:t>
       </w:r>
@@ -30216,23 +30558,22 @@
         <w:t xml:space="preserve"> </w:t>
       </w:r>
       <w:r>
-        <w:t xml:space="preserve">(targets a Tool, FUTURE flow but schema hook is MVP),</w:t>
+        <w:t xml:space="preserve">(emergency) are genuinely separate future WO types under MPP’s taxonomy — they are NOT built in this project; the</w:t>
       </w:r>
       <w:r>
         <w:t xml:space="preserve"> </w:t>
       </w:r>
       <w:r>
         <w:rPr>
-          <w:b/>
-          <w:bCs/>
+          <w:rStyle w:val="VerbatimChar"/>
         </w:rPr>
-        <w:t xml:space="preserve">Recipe</w:t>
-      </w:r>
-      <w:r>
-        <w:t xml:space="preserve"> </w:t>
-      </w:r>
-      <w:r>
-        <w:t xml:space="preserve">(configuration/recipe context, hidden from operator). Demand WOs remain invisible background bookkeeping. Operators never see or interact with any WO type in the MVP. All WO tables are populated but no WO-specific Perspective screens are built. Production events function independently via nullable</w:t>
+        <w:t xml:space="preserve">WorkOrderType</w:t>
+      </w:r>
+      <w:r>
+        <w:t xml:space="preserve"> </w:t>
+      </w:r>
+      <w:r>
+        <w:t xml:space="preserve">code table exists as a future hook so new rows can be INSERTed without schema change when MPP scopes the maintenance engine. Operators never see or interact with any WO in MVP. Production events function independently via nullable</w:t>
       </w:r>
       <w:r>
         <w:t xml:space="preserve"> </w:t>
@@ -31355,7 +31696,23 @@
         <w:pStyle w:val="FirstParagraph"/>
       </w:pPr>
       <w:r>
-        <w:t xml:space="preserve">Read-only code table. Seeded at migration time. Added in v1.7 (Phase B) to support the three-type WO model confirmed at the 2026-04-20 OI-07 review.</w:t>
+        <w:t xml:space="preserve">Read-only code table. Added in v1.7 (Phase B); seed corrected in v1.9b (2026-04-24) per OI-07. Serves as a</w:t>
+      </w:r>
+      <w:r>
+        <w:t xml:space="preserve"> </w:t>
+      </w:r>
+      <w:r>
+        <w:rPr>
+          <w:b/>
+          <w:bCs/>
+        </w:rPr>
+        <w:t xml:space="preserve">future hook</w:t>
+      </w:r>
+      <w:r>
+        <w:t xml:space="preserve"> </w:t>
+      </w:r>
+      <w:r>
+        <w:t xml:space="preserve">— new WO type rows can be INSERTed without schema change when MPP scopes separate Demand (planned PM) and Maintenance (emergency) engines.</w:t>
       </w:r>
     </w:p>
     <w:tbl>
@@ -31555,31 +31912,13 @@
               <w:rPr>
                 <w:rStyle w:val="VerbatimChar"/>
               </w:rPr>
-              <w:t xml:space="preserve">Demand</w:t>
-            </w:r>
-            <w:r>
-              <w:t xml:space="preserve">,</w:t>
-            </w:r>
-            <w:r>
-              <w:t xml:space="preserve"> </w:t>
-            </w:r>
-            <w:r>
-              <w:rPr>
-                <w:rStyle w:val="VerbatimChar"/>
-              </w:rPr>
-              <w:t xml:space="preserve">Maintenance</w:t>
-            </w:r>
-            <w:r>
-              <w:t xml:space="preserve">,</w:t>
-            </w:r>
-            <w:r>
-              <w:t xml:space="preserve"> </w:t>
-            </w:r>
-            <w:r>
-              <w:rPr>
-                <w:rStyle w:val="VerbatimChar"/>
-              </w:rPr>
-              <w:t xml:space="preserve">Recipe</w:t>
+              <w:t xml:space="preserve">Production</w:t>
+            </w:r>
+            <w:r>
+              <w:t xml:space="preserve"> </w:t>
+            </w:r>
+            <w:r>
+              <w:t xml:space="preserve">(the only active code in MVP)</w:t>
             </w:r>
           </w:p>
         </w:tc>
@@ -31692,7 +32031,7 @@
           <w:b/>
           <w:bCs/>
         </w:rPr>
-        <w:t xml:space="preserve">Seed data (Phase G migration):</w:t>
+        <w:t xml:space="preserve">Seed data (authoritative — Arc 2 Phase 1 migration or follow-up correction migration):</w:t>
       </w:r>
     </w:p>
     <w:tbl>
@@ -31782,6 +32121,119 @@
               <w:pStyle w:val="Compact"/>
             </w:pPr>
             <w:r>
+              <w:t xml:space="preserve">Production</w:t>
+            </w:r>
+          </w:p>
+        </w:tc>
+        <w:tc>
+          <w:tcPr/>
+          <w:p>
+            <w:pPr>
+              <w:pStyle w:val="Compact"/>
+            </w:pPr>
+            <w:r>
+              <w:t xml:space="preserve">Production Work Order</w:t>
+            </w:r>
+          </w:p>
+        </w:tc>
+        <w:tc>
+          <w:tcPr/>
+          <w:p>
+            <w:pPr>
+              <w:pStyle w:val="Compact"/>
+            </w:pPr>
+            <w:r>
+              <w:t xml:space="preserve">MVP-LITE — auto-generated on LOT start, invisible to operators, no WO screens. Retains the v1.7 bookkeeping behaviour.</w:t>
+            </w:r>
+          </w:p>
+        </w:tc>
+      </w:tr>
+    </w:tbl>
+    <w:p>
+      <w:pPr>
+        <w:pStyle w:val="BodyText"/>
+      </w:pPr>
+      <w:r>
+        <w:rPr>
+          <w:b/>
+          <w:bCs/>
+        </w:rPr>
+        <w:t xml:space="preserve">FUTURE — not seeded in this project</w:t>
+      </w:r>
+      <w:r>
+        <w:t xml:space="preserve"> </w:t>
+      </w:r>
+      <w:r>
+        <w:t xml:space="preserve">(MPP can INSERT these rows when scoping the maintenance engine):</w:t>
+      </w:r>
+    </w:p>
+    <w:tbl>
+      <w:tblPr>
+        <w:tblStyle w:val="Table"/>
+        <w:tblW w:type="auto" w:w="0"/>
+        <w:tblBorders>
+          <w:top w:val="single" w:sz="4" w:space="0" w:color="808080"/>
+          <w:left w:val="single" w:sz="4" w:space="0" w:color="808080"/>
+          <w:bottom w:val="single" w:sz="4" w:space="0" w:color="808080"/>
+          <w:right w:val="single" w:sz="4" w:space="0" w:color="808080"/>
+          <w:insideH w:val="single" w:sz="4" w:space="0" w:color="BFBFBF"/>
+          <w:insideV w:val="single" w:sz="4" w:space="0" w:color="BFBFBF"/>
+        </w:tblBorders>
+        <w:tblLook w:firstRow="1" w:lastRow="0" w:firstColumn="0" w:lastColumn="0" w:noHBand="0" w:noVBand="1" w:val="0220"/>
+      </w:tblPr>
+      <w:tblGrid>
+        <w:gridCol w:w="3960"/>
+        <w:gridCol w:w="3960"/>
+      </w:tblGrid>
+      <w:tr>
+        <w:trPr>
+          <w:tblHeader w:val="on"/>
+        </w:trPr>
+        <w:tc>
+          <w:tcPr>
+            <w:shd w:val="clear" w:color="auto" w:fill="1F4E79"/>
+          </w:tcPr>
+          <w:tcPr/>
+          <w:p>
+            <w:pPr>
+              <w:pStyle w:val="Compact"/>
+            </w:pPr>
+            <w:r>
+              <w:rPr>
+                <w:b/>
+                <w:color w:val="FFFFFF"/>
+              </w:rPr>
+              <w:t xml:space="preserve">Code</w:t>
+            </w:r>
+          </w:p>
+        </w:tc>
+        <w:tc>
+          <w:tcPr>
+            <w:shd w:val="clear" w:color="auto" w:fill="1F4E79"/>
+          </w:tcPr>
+          <w:tcPr/>
+          <w:p>
+            <w:pPr>
+              <w:pStyle w:val="Compact"/>
+            </w:pPr>
+            <w:r>
+              <w:rPr>
+                <w:b/>
+                <w:color w:val="FFFFFF"/>
+              </w:rPr>
+              <w:t xml:space="preserve">Purpose</w:t>
+            </w:r>
+          </w:p>
+        </w:tc>
+      </w:tr>
+      <w:tr>
+        <w:tc>
+          <w:tcPr/>
+          <w:p>
+            <w:pPr>
+              <w:pStyle w:val="Compact"/>
+            </w:pPr>
+            <w:r>
               <w:t xml:space="preserve">Demand</w:t>
             </w:r>
           </w:p>
@@ -31793,18 +32245,7 @@
               <w:pStyle w:val="Compact"/>
             </w:pPr>
             <w:r>
-              <w:t xml:space="preserve">Demand Work Order</w:t>
-            </w:r>
-          </w:p>
-        </w:tc>
-        <w:tc>
-          <w:tcPr/>
-          <w:p>
-            <w:pPr>
-              <w:pStyle w:val="Compact"/>
-            </w:pPr>
-            <w:r>
-              <w:t xml:space="preserve">Production work orders (existing MVP-LITE behaviour; auto-generated, invisible to operators).</w:t>
+              <w:t xml:space="preserve">Planned preventative maintenance.</w:t>
             </w:r>
           </w:p>
         </w:tc>
@@ -31834,89 +32275,108 @@
               <w:pStyle w:val="Compact"/>
             </w:pPr>
             <w:r>
-              <w:t xml:space="preserve">Maintenance Work Order</w:t>
-            </w:r>
-          </w:p>
-        </w:tc>
-        <w:tc>
-          <w:tcPr>
-            <w:shd w:val="clear" w:color="auto" w:fill="F2F2F2"/>
-          </w:tcPr>
-          <w:tcPr/>
-          <w:p>
-            <w:pPr>
-              <w:pStyle w:val="Compact"/>
-            </w:pPr>
-            <w:r>
-              <w:t xml:space="preserve">Targets a Tool (via</w:t>
-            </w:r>
-            <w:r>
-              <w:t xml:space="preserve"> </w:t>
-            </w:r>
-            <w:r>
-              <w:rPr>
-                <w:rStyle w:val="VerbatimChar"/>
-              </w:rPr>
-              <w:t xml:space="preserve">WorkOrder.ToolId</w:t>
-            </w:r>
-            <w:r>
-              <w:t xml:space="preserve">).</w:t>
-            </w:r>
-            <w:r>
-              <w:t xml:space="preserve"> </w:t>
-            </w:r>
-            <w:r>
-              <w:rPr>
-                <w:b/>
-                <w:bCs/>
-              </w:rPr>
-              <w:t xml:space="preserve">FUTURE</w:t>
-            </w:r>
-            <w:r>
-              <w:t xml:space="preserve"> </w:t>
-            </w:r>
-            <w:r>
-              <w:t xml:space="preserve">— no flow, screens, or procs in MVP; schema hook only. Ben owes the maintenance-engine scope.</w:t>
-            </w:r>
-          </w:p>
-        </w:tc>
-      </w:tr>
-      <w:tr>
-        <w:tc>
-          <w:tcPr/>
-          <w:p>
-            <w:pPr>
-              <w:pStyle w:val="Compact"/>
-            </w:pPr>
-            <w:r>
-              <w:t xml:space="preserve">Recipe</w:t>
-            </w:r>
-          </w:p>
-        </w:tc>
-        <w:tc>
-          <w:tcPr/>
-          <w:p>
-            <w:pPr>
-              <w:pStyle w:val="Compact"/>
-            </w:pPr>
-            <w:r>
-              <w:t xml:space="preserve">Recipe Work Order</w:t>
-            </w:r>
-          </w:p>
-        </w:tc>
-        <w:tc>
-          <w:tcPr/>
-          <w:p>
-            <w:pPr>
-              <w:pStyle w:val="Compact"/>
-            </w:pPr>
-            <w:r>
-              <w:t xml:space="preserve">Configuration / recipe context. Hidden from operator.</w:t>
+              <w:t xml:space="preserve">Emergency maintenance.</w:t>
             </w:r>
           </w:p>
         </w:tc>
       </w:tr>
     </w:tbl>
+    <w:p>
+      <w:pPr>
+        <w:pStyle w:val="BlockText"/>
+      </w:pPr>
+      <w:r>
+        <w:rPr>
+          <w:b/>
+          <w:bCs/>
+        </w:rPr>
+        <w:t xml:space="preserve">SQL correction follow-up queued:</w:t>
+      </w:r>
+      <w:r>
+        <w:t xml:space="preserve"> </w:t>
+      </w:r>
+      <w:r>
+        <w:t xml:space="preserve">Phase G migration</w:t>
+      </w:r>
+      <w:r>
+        <w:t xml:space="preserve"> </w:t>
+      </w:r>
+      <w:r>
+        <w:rPr>
+          <w:rStyle w:val="VerbatimChar"/>
+        </w:rPr>
+        <w:t xml:space="preserve">0010_phase9_tools_and_workorder.sql</w:t>
+      </w:r>
+      <w:r>
+        <w:t xml:space="preserve"> </w:t>
+      </w:r>
+      <w:r>
+        <w:t xml:space="preserve">shipped with 3 seed rows (</w:t>
+      </w:r>
+      <w:r>
+        <w:rPr>
+          <w:rStyle w:val="VerbatimChar"/>
+        </w:rPr>
+        <w:t xml:space="preserve">Demand</w:t>
+      </w:r>
+      <w:r>
+        <w:t xml:space="preserve">/</w:t>
+      </w:r>
+      <w:r>
+        <w:rPr>
+          <w:rStyle w:val="VerbatimChar"/>
+        </w:rPr>
+        <w:t xml:space="preserve">Maintenance</w:t>
+      </w:r>
+      <w:r>
+        <w:t xml:space="preserve">/</w:t>
+      </w:r>
+      <w:r>
+        <w:rPr>
+          <w:rStyle w:val="VerbatimChar"/>
+        </w:rPr>
+        <w:t xml:space="preserve">Recipe</w:t>
+      </w:r>
+      <w:r>
+        <w:t xml:space="preserve">). A follow-up versioned migration is needed to rename Id=1</w:t>
+      </w:r>
+      <w:r>
+        <w:t xml:space="preserve"> </w:t>
+      </w:r>
+      <w:r>
+        <w:rPr>
+          <w:rStyle w:val="VerbatimChar"/>
+        </w:rPr>
+        <w:t xml:space="preserve">Demand</w:t>
+      </w:r>
+      <w:r>
+        <w:t xml:space="preserve">→</w:t>
+      </w:r>
+      <w:r>
+        <w:rPr>
+          <w:rStyle w:val="VerbatimChar"/>
+        </w:rPr>
+        <w:t xml:space="preserve">Production</w:t>
+      </w:r>
+      <w:r>
+        <w:t xml:space="preserve">, DELETE Ids 2 and 3, and update</w:t>
+      </w:r>
+      <w:r>
+        <w:t xml:space="preserve"> </w:t>
+      </w:r>
+      <w:r>
+        <w:rPr>
+          <w:rStyle w:val="VerbatimChar"/>
+        </w:rPr>
+        <w:t xml:space="preserve">sql/tests/0019_Parts_ConsumptionMetadata_And_ScrapSource/010_Phase_E_additives.sql</w:t>
+      </w:r>
+      <w:r>
+        <w:t xml:space="preserve"> </w:t>
+      </w:r>
+      <w:r>
+        <w:t xml:space="preserve">(currently asserts 3 rows). Not executed this turn.</w:t>
+      </w:r>
+    </w:p>
     <w:bookmarkEnd w:id="57"/>
     <w:bookmarkStart w:id="58" w:name="workorder"/>
     <w:p>
@@ -31962,7 +32422,52 @@
         <w:t xml:space="preserve"> </w:t>
       </w:r>
       <w:r>
-        <w:t xml:space="preserve">(Maintenance-only, nullable).</w:t>
+        <w:t xml:space="preserve">(FUTURE Maintenance-only, nullable). v1.9b (2026-04-24) —</w:t>
+      </w:r>
+      <w:r>
+        <w:t xml:space="preserve"> </w:t>
+      </w:r>
+      <w:r>
+        <w:rPr>
+          <w:rStyle w:val="VerbatimChar"/>
+        </w:rPr>
+        <w:t xml:space="preserve">WorkOrderTypeId</w:t>
+      </w:r>
+      <w:r>
+        <w:t xml:space="preserve"> </w:t>
+      </w:r>
+      <w:r>
+        <w:t xml:space="preserve">now defaults to the single-seeded</w:t>
+      </w:r>
+      <w:r>
+        <w:t xml:space="preserve"> </w:t>
+      </w:r>
+      <w:r>
+        <w:rPr>
+          <w:rStyle w:val="VerbatimChar"/>
+        </w:rPr>
+        <w:t xml:space="preserve">Production</w:t>
+      </w:r>
+      <w:r>
+        <w:t xml:space="preserve"> </w:t>
+      </w:r>
+      <w:r>
+        <w:t xml:space="preserve">row;</w:t>
+      </w:r>
+      <w:r>
+        <w:t xml:space="preserve"> </w:t>
+      </w:r>
+      <w:r>
+        <w:rPr>
+          <w:rStyle w:val="VerbatimChar"/>
+        </w:rPr>
+        <w:t xml:space="preserve">ToolId</w:t>
+      </w:r>
+      <w:r>
+        <w:t xml:space="preserve"> </w:t>
+      </w:r>
+      <w:r>
+        <w:t xml:space="preserve">FK remains as a schema hook for future Maintenance WOs without being populated in MVP.</w:t>
       </w:r>
     </w:p>
     <w:p>
@@ -32350,7 +32855,23 @@
               <w:pStyle w:val="Compact"/>
             </w:pPr>
             <w:r>
-              <w:t xml:space="preserve">Added v1.7. Phase G migration backfills existing rows to</w:t>
+              <w:t xml:space="preserve">Added v1.7.</w:t>
+            </w:r>
+            <w:r>
+              <w:t xml:space="preserve"> </w:t>
+            </w:r>
+            <w:r>
+              <w:rPr>
+                <w:b/>
+                <w:bCs/>
+              </w:rPr>
+              <w:t xml:space="preserve">v1.9b (2026-04-24):</w:t>
+            </w:r>
+            <w:r>
+              <w:t xml:space="preserve"> </w:t>
+            </w:r>
+            <w:r>
+              <w:t xml:space="preserve">defaults to</w:t>
             </w:r>
             <w:r>
               <w:t xml:space="preserve"> </w:t>
@@ -32359,25 +32880,13 @@
               <w:rPr>
                 <w:rStyle w:val="VerbatimChar"/>
               </w:rPr>
-              <w:t xml:space="preserve">Demand</w:t>
-            </w:r>
-            <w:r>
-              <w:t xml:space="preserve">. Existing create procs default to</w:t>
-            </w:r>
-            <w:r>
-              <w:t xml:space="preserve"> </w:t>
-            </w:r>
-            <w:r>
-              <w:rPr>
-                <w:rStyle w:val="VerbatimChar"/>
-              </w:rPr>
-              <w:t xml:space="preserve">Demand</w:t>
-            </w:r>
-            <w:r>
-              <w:t xml:space="preserve"> </w:t>
-            </w:r>
-            <w:r>
-              <w:t xml:space="preserve">so Phase 1–8 callers need no changes.</w:t>
+              <w:t xml:space="preserve">Production</w:t>
+            </w:r>
+            <w:r>
+              <w:t xml:space="preserve"> </w:t>
+            </w:r>
+            <w:r>
+              <w:t xml:space="preserve">(the corrected single-seed row). FUTURE Demand / Maintenance rows are added without schema change.</w:t>
             </w:r>
           </w:p>
         </w:tc>
@@ -32579,46 +33088,23 @@
               <w:pStyle w:val="Compact"/>
             </w:pPr>
             <w:r>
-              <w:t xml:space="preserve">Added v1.7. Populated only when</w:t>
-            </w:r>
-            <w:r>
-              <w:t xml:space="preserve"> </w:t>
-            </w:r>
-            <w:r>
-              <w:rPr>
-                <w:rStyle w:val="VerbatimChar"/>
-              </w:rPr>
-              <w:t xml:space="preserve">WorkOrderTypeId = Maintenance</w:t>
-            </w:r>
-            <w:r>
-              <w:t xml:space="preserve">. Enforced at the proc layer (no hard CHECK —</w:t>
-            </w:r>
-            <w:r>
-              <w:t xml:space="preserve"> </w:t>
-            </w:r>
-            <w:r>
-              <w:rPr>
-                <w:rStyle w:val="VerbatimChar"/>
-              </w:rPr>
-              <w:t xml:space="preserve">Recipe</w:t>
-            </w:r>
-            <w:r>
-              <w:t xml:space="preserve"> </w:t>
-            </w:r>
-            <w:r>
-              <w:t xml:space="preserve">WOs legitimately have NULL</w:t>
-            </w:r>
-            <w:r>
-              <w:t xml:space="preserve"> </w:t>
-            </w:r>
-            <w:r>
-              <w:rPr>
-                <w:rStyle w:val="VerbatimChar"/>
-              </w:rPr>
-              <w:t xml:space="preserve">ToolId</w:t>
-            </w:r>
-            <w:r>
-              <w:t xml:space="preserve">).</w:t>
+              <w:t xml:space="preserve">Added v1.7 as a schema hook for</w:t>
+            </w:r>
+            <w:r>
+              <w:t xml:space="preserve"> </w:t>
+            </w:r>
+            <w:r>
+              <w:rPr>
+                <w:b/>
+                <w:bCs/>
+              </w:rPr>
+              <w:t xml:space="preserve">FUTURE</w:t>
+            </w:r>
+            <w:r>
+              <w:t xml:space="preserve"> </w:t>
+            </w:r>
+            <w:r>
+              <w:t xml:space="preserve">Maintenance WOs (targets a specific Tool). Not populated in MVP. Enforced at the proc layer when Maintenance flow activates.</w:t>
             </w:r>
           </w:p>
         </w:tc>

--- a/MPP_MES_DATA_MODEL.docx
+++ b/MPP_MES_DATA_MODEL.docx
@@ -26,7 +26,22 @@
         <w:t xml:space="preserve"> </w:t>
       </w:r>
       <w:r>
-        <w:t xml:space="preserve">v1.9 working draft (rev 2026-04-24b — OI-07 WorkOrderType corrected; see revision history)</w:t>
+        <w:t xml:space="preserve">v1.9 working draft (rev 2026-04-24c — OI-12</w:t>
+      </w:r>
+      <w:r>
+        <w:t xml:space="preserve"> </w:t>
+      </w:r>
+      <w:r>
+        <w:rPr>
+          <w:rStyle w:val="VerbatimChar"/>
+        </w:rPr>
+        <w:t xml:space="preserve">MaxParts</w:t>
+      </w:r>
+      <w:r>
+        <w:t xml:space="preserve"> </w:t>
+      </w:r>
+      <w:r>
+        <w:t xml:space="preserve">moved Container→Item; see revision history)</w:t>
       </w:r>
       <w:r>
         <w:t xml:space="preserve"> </w:t>
@@ -1857,7 +1872,7 @@
               <w:pStyle w:val="Compact"/>
             </w:pPr>
             <w:r>
-              <w:t xml:space="preserve">1.9b</w:t>
+              <w:t xml:space="preserve">1.9c</w:t>
             </w:r>
           </w:p>
         </w:tc>
@@ -1894,7 +1909,7 @@
                 <w:b/>
                 <w:bCs/>
               </w:rPr>
-              <w:t xml:space="preserve">OI-07 correction —</w:t>
+              <w:t xml:space="preserve">OI-12</w:t>
             </w:r>
             <w:r>
               <w:rPr>
@@ -1909,7 +1924,7 @@
                 <w:b/>
                 <w:bCs/>
               </w:rPr>
-              <w:t xml:space="preserve">Workorder.WorkOrderType</w:t>
+              <w:t xml:space="preserve">MaxParts</w:t>
             </w:r>
             <w:r>
               <w:rPr>
@@ -1923,7 +1938,7 @@
                 <w:b/>
                 <w:bCs/>
               </w:rPr>
-              <w:t xml:space="preserve">seed corrected to</w:t>
+              <w:t xml:space="preserve">moved from</w:t>
             </w:r>
             <w:r>
               <w:rPr>
@@ -1938,7 +1953,7 @@
                 <w:b/>
                 <w:bCs/>
               </w:rPr>
-              <w:t xml:space="preserve">Production</w:t>
+              <w:t xml:space="preserve">Parts.ContainerConfig</w:t>
             </w:r>
             <w:r>
               <w:rPr>
@@ -1952,263 +1967,7 @@
                 <w:b/>
                 <w:bCs/>
               </w:rPr>
-              <w:t xml:space="preserve">only.</w:t>
-            </w:r>
-            <w:r>
-              <w:t xml:space="preserve"> </w:t>
-            </w:r>
-            <w:r>
-              <w:t xml:space="preserve">Jacques clarified the 2026-04-20 meeting note was mis-recorded: the</w:t>
-            </w:r>
-            <w:r>
-              <w:t xml:space="preserve"> </w:t>
-            </w:r>
-            <w:r>
-              <w:t xml:space="preserve">“Recipe”</w:t>
-            </w:r>
-            <w:r>
-              <w:t xml:space="preserve"> </w:t>
-            </w:r>
-            <w:r>
-              <w:t xml:space="preserve">line was actually describing the</w:t>
-            </w:r>
-            <w:r>
-              <w:t xml:space="preserve"> </w:t>
-            </w:r>
-            <w:r>
-              <w:rPr>
-                <w:b/>
-                <w:bCs/>
-              </w:rPr>
-              <w:t xml:space="preserve">Production</w:t>
-            </w:r>
-            <w:r>
-              <w:t xml:space="preserve"> </w:t>
-            </w:r>
-            <w:r>
-              <w:t xml:space="preserve">work orders already modelled (MVP-LITE, auto-generated, invisible to operators), not a separate Recipe type. Under MPP’s actual taxonomy,</w:t>
-            </w:r>
-            <w:r>
-              <w:t xml:space="preserve"> </w:t>
-            </w:r>
-            <w:r>
-              <w:rPr>
-                <w:rStyle w:val="VerbatimChar"/>
-              </w:rPr>
-              <w:t xml:space="preserve">Demand</w:t>
-            </w:r>
-            <w:r>
-              <w:t xml:space="preserve"> </w:t>
-            </w:r>
-            <w:r>
-              <w:t xml:space="preserve">= planned preventative maintenance (FUTURE) and</w:t>
-            </w:r>
-            <w:r>
-              <w:t xml:space="preserve"> </w:t>
-            </w:r>
-            <w:r>
-              <w:rPr>
-                <w:rStyle w:val="VerbatimChar"/>
-              </w:rPr>
-              <w:t xml:space="preserve">Maintenance</w:t>
-            </w:r>
-            <w:r>
-              <w:t xml:space="preserve"> </w:t>
-            </w:r>
-            <w:r>
-              <w:t xml:space="preserve">= emergency maintenance (FUTURE); neither is being built in this project. Seed changes (documented here; SQL correction migration queued — shipped Phase G migration</w:t>
-            </w:r>
-            <w:r>
-              <w:t xml:space="preserve"> </w:t>
-            </w:r>
-            <w:r>
-              <w:rPr>
-                <w:rStyle w:val="VerbatimChar"/>
-              </w:rPr>
-              <w:t xml:space="preserve">0010</w:t>
-            </w:r>
-            <w:r>
-              <w:t xml:space="preserve"> </w:t>
-            </w:r>
-            <w:r>
-              <w:t xml:space="preserve">has 3 rows at Ids 1/2/3 that need correcting via a follow-up migration): rename Id=1</w:t>
-            </w:r>
-            <w:r>
-              <w:t xml:space="preserve"> </w:t>
-            </w:r>
-            <w:r>
-              <w:rPr>
-                <w:rStyle w:val="VerbatimChar"/>
-              </w:rPr>
-              <w:t xml:space="preserve">Demand</w:t>
-            </w:r>
-            <w:r>
-              <w:t xml:space="preserve">→</w:t>
-            </w:r>
-            <w:r>
-              <w:rPr>
-                <w:rStyle w:val="VerbatimChar"/>
-              </w:rPr>
-              <w:t xml:space="preserve">Production</w:t>
-            </w:r>
-            <w:r>
-              <w:t xml:space="preserve">, DELETE Ids 2 (</w:t>
-            </w:r>
-            <w:r>
-              <w:rPr>
-                <w:rStyle w:val="VerbatimChar"/>
-              </w:rPr>
-              <w:t xml:space="preserve">Maintenance</w:t>
-            </w:r>
-            <w:r>
-              <w:t xml:space="preserve">) and 3 (</w:t>
-            </w:r>
-            <w:r>
-              <w:rPr>
-                <w:rStyle w:val="VerbatimChar"/>
-              </w:rPr>
-              <w:t xml:space="preserve">Recipe</w:t>
-            </w:r>
-            <w:r>
-              <w:t xml:space="preserve">). Code table</w:t>
-            </w:r>
-            <w:r>
-              <w:t xml:space="preserve"> </w:t>
-            </w:r>
-            <w:r>
-              <w:rPr>
-                <w:b/>
-                <w:bCs/>
-              </w:rPr>
-              <w:t xml:space="preserve">mechanism</w:t>
-            </w:r>
-            <w:r>
-              <w:t xml:space="preserve"> </w:t>
-            </w:r>
-            <w:r>
-              <w:t xml:space="preserve">stays as a future hook — future maintenance-engine project INSERTs</w:t>
-            </w:r>
-            <w:r>
-              <w:t xml:space="preserve"> </w:t>
-            </w:r>
-            <w:r>
-              <w:rPr>
-                <w:rStyle w:val="VerbatimChar"/>
-              </w:rPr>
-              <w:t xml:space="preserve">Demand</w:t>
-            </w:r>
-            <w:r>
-              <w:t xml:space="preserve"> </w:t>
-            </w:r>
-            <w:r>
-              <w:t xml:space="preserve">and</w:t>
-            </w:r>
-            <w:r>
-              <w:t xml:space="preserve"> </w:t>
-            </w:r>
-            <w:r>
-              <w:rPr>
-                <w:rStyle w:val="VerbatimChar"/>
-              </w:rPr>
-              <w:t xml:space="preserve">Maintenance</w:t>
-            </w:r>
-            <w:r>
-              <w:t xml:space="preserve"> </w:t>
-            </w:r>
-            <w:r>
-              <w:t xml:space="preserve">rows without schema change.</w:t>
-            </w:r>
-            <w:r>
-              <w:t xml:space="preserve"> </w:t>
-            </w:r>
-            <w:r>
-              <w:rPr>
-                <w:rStyle w:val="VerbatimChar"/>
-              </w:rPr>
-              <w:t xml:space="preserve">Workorder.WorkOrder.ToolId</w:t>
-            </w:r>
-            <w:r>
-              <w:t xml:space="preserve"> </w:t>
-            </w:r>
-            <w:r>
-              <w:t xml:space="preserve">FK to</w:t>
-            </w:r>
-            <w:r>
-              <w:t xml:space="preserve"> </w:t>
-            </w:r>
-            <w:r>
-              <w:rPr>
-                <w:rStyle w:val="VerbatimChar"/>
-              </w:rPr>
-              <w:t xml:space="preserve">Tools.Tool</w:t>
-            </w:r>
-            <w:r>
-              <w:t xml:space="preserve"> </w:t>
-            </w:r>
-            <w:r>
-              <w:t xml:space="preserve">stays as a hook for future Maintenance WOs targeting a Tool. No changes to the code table schema itself. Downstream docs updated: OIR v2.9 OI-07 rewrite, FDS v0.11 §6.10 rename + FDS-06-027 deletion, Arc 2 Plan v0.2 overlay, ERD Workorder + Master tabs.</w:t>
-            </w:r>
-          </w:p>
-        </w:tc>
-      </w:tr>
-      <w:tr>
-        <w:tc>
-          <w:tcPr>
-            <w:shd w:val="clear" w:color="auto" w:fill="F2F2F2"/>
-          </w:tcPr>
-          <w:tcPr/>
-          <w:p>
-            <w:pPr>
-              <w:pStyle w:val="Compact"/>
-            </w:pPr>
-            <w:r>
-              <w:t xml:space="preserve">1.9</w:t>
-            </w:r>
-          </w:p>
-        </w:tc>
-        <w:tc>
-          <w:tcPr>
-            <w:shd w:val="clear" w:color="auto" w:fill="F2F2F2"/>
-          </w:tcPr>
-          <w:tcPr/>
-          <w:p>
-            <w:pPr>
-              <w:pStyle w:val="Compact"/>
-            </w:pPr>
-            <w:r>
-              <w:t xml:space="preserve">2026-04-24</w:t>
-            </w:r>
-          </w:p>
-        </w:tc>
-        <w:tc>
-          <w:tcPr>
-            <w:shd w:val="clear" w:color="auto" w:fill="F2F2F2"/>
-          </w:tcPr>
-          <w:tcPr/>
-          <w:p>
-            <w:pPr>
-              <w:pStyle w:val="Compact"/>
-            </w:pPr>
-            <w:r>
-              <w:t xml:space="preserve">Blue Ridge Automation</w:t>
-            </w:r>
-          </w:p>
-        </w:tc>
-        <w:tc>
-          <w:tcPr>
-            <w:shd w:val="clear" w:color="auto" w:fill="F2F2F2"/>
-          </w:tcPr>
-          <w:tcPr/>
-          <w:p>
-            <w:pPr>
-              <w:pStyle w:val="Compact"/>
-            </w:pPr>
-            <w:r>
-              <w:rPr>
-                <w:b/>
-                <w:bCs/>
-              </w:rPr>
-              <w:t xml:space="preserve">Arc 2 model revisions (2026-04-23 session) — Tool/Cavity promoted to</w:t>
+              <w:t xml:space="preserve">to</w:t>
             </w:r>
             <w:r>
               <w:rPr>
@@ -2223,14 +1982,230 @@
                 <w:b/>
                 <w:bCs/>
               </w:rPr>
-              <w:t xml:space="preserve">Lots.Lot</w:t>
+              <w:t xml:space="preserve">Parts.Item</w:t>
             </w:r>
             <w:r>
               <w:rPr>
                 <w:b/>
                 <w:bCs/>
               </w:rPr>
-              <w:t xml:space="preserve">,</w:t>
+              <w:t xml:space="preserve">.</w:t>
+            </w:r>
+            <w:r>
+              <w:t xml:space="preserve"> </w:t>
+            </w:r>
+            <w:r>
+              <w:t xml:space="preserve">Jacques’s 2026-04-24 OIR review flagged the original placement as fundamentally inaccurate —</w:t>
+            </w:r>
+            <w:r>
+              <w:t xml:space="preserve"> </w:t>
+            </w:r>
+            <w:r>
+              <w:rPr>
+                <w:rStyle w:val="VerbatimChar"/>
+              </w:rPr>
+              <w:t xml:space="preserve">MaxParts</w:t>
+            </w:r>
+            <w:r>
+              <w:t xml:space="preserve"> </w:t>
+            </w:r>
+            <w:r>
+              <w:t xml:space="preserve">is a</w:t>
+            </w:r>
+            <w:r>
+              <w:t xml:space="preserve"> </w:t>
+            </w:r>
+            <w:r>
+              <w:rPr>
+                <w:b/>
+                <w:bCs/>
+              </w:rPr>
+              <w:t xml:space="preserve">Part attribute</w:t>
+            </w:r>
+            <w:r>
+              <w:t xml:space="preserve"> </w:t>
+            </w:r>
+            <w:r>
+              <w:t xml:space="preserve">evaluated when inventory is checked into a Location, not a container-packing attribute. The column was originally added to</w:t>
+            </w:r>
+            <w:r>
+              <w:t xml:space="preserve"> </w:t>
+            </w:r>
+            <w:r>
+              <w:rPr>
+                <w:rStyle w:val="VerbatimChar"/>
+              </w:rPr>
+              <w:t xml:space="preserve">Parts.ContainerConfig</w:t>
+            </w:r>
+            <w:r>
+              <w:t xml:space="preserve"> </w:t>
+            </w:r>
+            <w:r>
+              <w:t xml:space="preserve">in v1.8 (landed Phase G migration</w:t>
+            </w:r>
+            <w:r>
+              <w:t xml:space="preserve"> </w:t>
+            </w:r>
+            <w:r>
+              <w:rPr>
+                <w:rStyle w:val="VerbatimChar"/>
+              </w:rPr>
+              <w:t xml:space="preserve">0010</w:t>
+            </w:r>
+            <w:r>
+              <w:t xml:space="preserve">); this revision relocates it. New column:</w:t>
+            </w:r>
+            <w:r>
+              <w:t xml:space="preserve"> </w:t>
+            </w:r>
+            <w:r>
+              <w:rPr>
+                <w:rStyle w:val="VerbatimChar"/>
+              </w:rPr>
+              <w:t xml:space="preserve">Parts.Item.MaxParts INT NULL</w:t>
+            </w:r>
+            <w:r>
+              <w:t xml:space="preserve"> </w:t>
+            </w:r>
+            <w:r>
+              <w:t xml:space="preserve">— hard cap on pieces of this Item allowed at any single Location. Scan-in mutation sums existing pieces of this Item at the destination Location + incoming quantity and rejects if the result would exceed</w:t>
+            </w:r>
+            <w:r>
+              <w:t xml:space="preserve"> </w:t>
+            </w:r>
+            <w:r>
+              <w:rPr>
+                <w:rStyle w:val="VerbatimChar"/>
+              </w:rPr>
+              <w:t xml:space="preserve">MaxParts</w:t>
+            </w:r>
+            <w:r>
+              <w:t xml:space="preserve">. Complements</w:t>
+            </w:r>
+            <w:r>
+              <w:t xml:space="preserve"> </w:t>
+            </w:r>
+            <w:r>
+              <w:rPr>
+                <w:rStyle w:val="VerbatimChar"/>
+              </w:rPr>
+              <w:t xml:space="preserve">LinesideLimit</w:t>
+            </w:r>
+            <w:r>
+              <w:t xml:space="preserve"> </w:t>
+            </w:r>
+            <w:r>
+              <w:t xml:space="preserve">(</w:t>
+            </w:r>
+            <w:r>
+              <w:rPr>
+                <w:rStyle w:val="VerbatimChar"/>
+              </w:rPr>
+              <w:t xml:space="preserve">LocationAttribute</w:t>
+            </w:r>
+            <w:r>
+              <w:t xml:space="preserve"> </w:t>
+            </w:r>
+            <w:r>
+              <w:t xml:space="preserve">on Cell, per-Location aggregate cap across all Items) — the two are orthogonal per Jacques’s confirmation. SQL correction migration queued: DROP</w:t>
+            </w:r>
+            <w:r>
+              <w:t xml:space="preserve"> </w:t>
+            </w:r>
+            <w:r>
+              <w:rPr>
+                <w:rStyle w:val="VerbatimChar"/>
+              </w:rPr>
+              <w:t xml:space="preserve">Parts.ContainerConfig.MaxParts</w:t>
+            </w:r>
+            <w:r>
+              <w:t xml:space="preserve">, ADD</w:t>
+            </w:r>
+            <w:r>
+              <w:t xml:space="preserve"> </w:t>
+            </w:r>
+            <w:r>
+              <w:rPr>
+                <w:rStyle w:val="VerbatimChar"/>
+              </w:rPr>
+              <w:t xml:space="preserve">Parts.Item.MaxParts</w:t>
+            </w:r>
+            <w:r>
+              <w:t xml:space="preserve">, update FDS-03-019 + ERD + test suite</w:t>
+            </w:r>
+            <w:r>
+              <w:t xml:space="preserve"> </w:t>
+            </w:r>
+            <w:r>
+              <w:rPr>
+                <w:rStyle w:val="VerbatimChar"/>
+              </w:rPr>
+              <w:t xml:space="preserve">0019</w:t>
+            </w:r>
+            <w:r>
+              <w:t xml:space="preserve">.</w:t>
+            </w:r>
+          </w:p>
+        </w:tc>
+      </w:tr>
+      <w:tr>
+        <w:tc>
+          <w:tcPr>
+            <w:shd w:val="clear" w:color="auto" w:fill="F2F2F2"/>
+          </w:tcPr>
+          <w:tcPr/>
+          <w:p>
+            <w:pPr>
+              <w:pStyle w:val="Compact"/>
+            </w:pPr>
+            <w:r>
+              <w:t xml:space="preserve">1.9b</w:t>
+            </w:r>
+          </w:p>
+        </w:tc>
+        <w:tc>
+          <w:tcPr>
+            <w:shd w:val="clear" w:color="auto" w:fill="F2F2F2"/>
+          </w:tcPr>
+          <w:tcPr/>
+          <w:p>
+            <w:pPr>
+              <w:pStyle w:val="Compact"/>
+            </w:pPr>
+            <w:r>
+              <w:t xml:space="preserve">2026-04-24</w:t>
+            </w:r>
+          </w:p>
+        </w:tc>
+        <w:tc>
+          <w:tcPr>
+            <w:shd w:val="clear" w:color="auto" w:fill="F2F2F2"/>
+          </w:tcPr>
+          <w:tcPr/>
+          <w:p>
+            <w:pPr>
+              <w:pStyle w:val="Compact"/>
+            </w:pPr>
+            <w:r>
+              <w:t xml:space="preserve">Blue Ridge Automation</w:t>
+            </w:r>
+          </w:p>
+        </w:tc>
+        <w:tc>
+          <w:tcPr>
+            <w:shd w:val="clear" w:color="auto" w:fill="F2F2F2"/>
+          </w:tcPr>
+          <w:tcPr/>
+          <w:p>
+            <w:pPr>
+              <w:pStyle w:val="Compact"/>
+            </w:pPr>
+            <w:r>
+              <w:rPr>
+                <w:b/>
+                <w:bCs/>
+              </w:rPr>
+              <w:t xml:space="preserve">OI-07 correction —</w:t>
             </w:r>
             <w:r>
               <w:rPr>
@@ -2245,7 +2220,7 @@
                 <w:b/>
                 <w:bCs/>
               </w:rPr>
-              <w:t xml:space="preserve">Workorder.ProductionEvent</w:t>
+              <w:t xml:space="preserve">Workorder.WorkOrderType</w:t>
             </w:r>
             <w:r>
               <w:rPr>
@@ -2259,7 +2234,7 @@
                 <w:b/>
                 <w:bCs/>
               </w:rPr>
-              <w:t xml:space="preserve">reshaped as checkpoint table, new</w:t>
+              <w:t xml:space="preserve">seed corrected to</w:t>
             </w:r>
             <w:r>
               <w:rPr>
@@ -2274,7 +2249,7 @@
                 <w:b/>
                 <w:bCs/>
               </w:rPr>
-              <w:t xml:space="preserve">Lots.IdentifierSequence</w:t>
+              <w:t xml:space="preserve">Production</w:t>
             </w:r>
             <w:r>
               <w:rPr>
@@ -2288,7 +2263,251 @@
                 <w:b/>
                 <w:bCs/>
               </w:rPr>
-              <w:t xml:space="preserve">table,</w:t>
+              <w:t xml:space="preserve">only.</w:t>
+            </w:r>
+            <w:r>
+              <w:t xml:space="preserve"> </w:t>
+            </w:r>
+            <w:r>
+              <w:t xml:space="preserve">Jacques clarified the 2026-04-20 meeting note was mis-recorded: the</w:t>
+            </w:r>
+            <w:r>
+              <w:t xml:space="preserve"> </w:t>
+            </w:r>
+            <w:r>
+              <w:t xml:space="preserve">“Recipe”</w:t>
+            </w:r>
+            <w:r>
+              <w:t xml:space="preserve"> </w:t>
+            </w:r>
+            <w:r>
+              <w:t xml:space="preserve">line was actually describing the</w:t>
+            </w:r>
+            <w:r>
+              <w:t xml:space="preserve"> </w:t>
+            </w:r>
+            <w:r>
+              <w:rPr>
+                <w:b/>
+                <w:bCs/>
+              </w:rPr>
+              <w:t xml:space="preserve">Production</w:t>
+            </w:r>
+            <w:r>
+              <w:t xml:space="preserve"> </w:t>
+            </w:r>
+            <w:r>
+              <w:t xml:space="preserve">work orders already modelled (MVP-LITE, auto-generated, invisible to operators), not a separate Recipe type. Under MPP’s actual taxonomy,</w:t>
+            </w:r>
+            <w:r>
+              <w:t xml:space="preserve"> </w:t>
+            </w:r>
+            <w:r>
+              <w:rPr>
+                <w:rStyle w:val="VerbatimChar"/>
+              </w:rPr>
+              <w:t xml:space="preserve">Demand</w:t>
+            </w:r>
+            <w:r>
+              <w:t xml:space="preserve"> </w:t>
+            </w:r>
+            <w:r>
+              <w:t xml:space="preserve">= planned preventative maintenance (FUTURE) and</w:t>
+            </w:r>
+            <w:r>
+              <w:t xml:space="preserve"> </w:t>
+            </w:r>
+            <w:r>
+              <w:rPr>
+                <w:rStyle w:val="VerbatimChar"/>
+              </w:rPr>
+              <w:t xml:space="preserve">Maintenance</w:t>
+            </w:r>
+            <w:r>
+              <w:t xml:space="preserve"> </w:t>
+            </w:r>
+            <w:r>
+              <w:t xml:space="preserve">= emergency maintenance (FUTURE); neither is being built in this project. Seed changes (documented here; SQL correction migration queued — shipped Phase G migration</w:t>
+            </w:r>
+            <w:r>
+              <w:t xml:space="preserve"> </w:t>
+            </w:r>
+            <w:r>
+              <w:rPr>
+                <w:rStyle w:val="VerbatimChar"/>
+              </w:rPr>
+              <w:t xml:space="preserve">0010</w:t>
+            </w:r>
+            <w:r>
+              <w:t xml:space="preserve"> </w:t>
+            </w:r>
+            <w:r>
+              <w:t xml:space="preserve">has 3 rows at Ids 1/2/3 that need correcting via a follow-up migration): rename Id=1</w:t>
+            </w:r>
+            <w:r>
+              <w:t xml:space="preserve"> </w:t>
+            </w:r>
+            <w:r>
+              <w:rPr>
+                <w:rStyle w:val="VerbatimChar"/>
+              </w:rPr>
+              <w:t xml:space="preserve">Demand</w:t>
+            </w:r>
+            <w:r>
+              <w:t xml:space="preserve">→</w:t>
+            </w:r>
+            <w:r>
+              <w:rPr>
+                <w:rStyle w:val="VerbatimChar"/>
+              </w:rPr>
+              <w:t xml:space="preserve">Production</w:t>
+            </w:r>
+            <w:r>
+              <w:t xml:space="preserve">, DELETE Ids 2 (</w:t>
+            </w:r>
+            <w:r>
+              <w:rPr>
+                <w:rStyle w:val="VerbatimChar"/>
+              </w:rPr>
+              <w:t xml:space="preserve">Maintenance</w:t>
+            </w:r>
+            <w:r>
+              <w:t xml:space="preserve">) and 3 (</w:t>
+            </w:r>
+            <w:r>
+              <w:rPr>
+                <w:rStyle w:val="VerbatimChar"/>
+              </w:rPr>
+              <w:t xml:space="preserve">Recipe</w:t>
+            </w:r>
+            <w:r>
+              <w:t xml:space="preserve">). Code table</w:t>
+            </w:r>
+            <w:r>
+              <w:t xml:space="preserve"> </w:t>
+            </w:r>
+            <w:r>
+              <w:rPr>
+                <w:b/>
+                <w:bCs/>
+              </w:rPr>
+              <w:t xml:space="preserve">mechanism</w:t>
+            </w:r>
+            <w:r>
+              <w:t xml:space="preserve"> </w:t>
+            </w:r>
+            <w:r>
+              <w:t xml:space="preserve">stays as a future hook — future maintenance-engine project INSERTs</w:t>
+            </w:r>
+            <w:r>
+              <w:t xml:space="preserve"> </w:t>
+            </w:r>
+            <w:r>
+              <w:rPr>
+                <w:rStyle w:val="VerbatimChar"/>
+              </w:rPr>
+              <w:t xml:space="preserve">Demand</w:t>
+            </w:r>
+            <w:r>
+              <w:t xml:space="preserve"> </w:t>
+            </w:r>
+            <w:r>
+              <w:t xml:space="preserve">and</w:t>
+            </w:r>
+            <w:r>
+              <w:t xml:space="preserve"> </w:t>
+            </w:r>
+            <w:r>
+              <w:rPr>
+                <w:rStyle w:val="VerbatimChar"/>
+              </w:rPr>
+              <w:t xml:space="preserve">Maintenance</w:t>
+            </w:r>
+            <w:r>
+              <w:t xml:space="preserve"> </w:t>
+            </w:r>
+            <w:r>
+              <w:t xml:space="preserve">rows without schema change.</w:t>
+            </w:r>
+            <w:r>
+              <w:t xml:space="preserve"> </w:t>
+            </w:r>
+            <w:r>
+              <w:rPr>
+                <w:rStyle w:val="VerbatimChar"/>
+              </w:rPr>
+              <w:t xml:space="preserve">Workorder.WorkOrder.ToolId</w:t>
+            </w:r>
+            <w:r>
+              <w:t xml:space="preserve"> </w:t>
+            </w:r>
+            <w:r>
+              <w:t xml:space="preserve">FK to</w:t>
+            </w:r>
+            <w:r>
+              <w:t xml:space="preserve"> </w:t>
+            </w:r>
+            <w:r>
+              <w:rPr>
+                <w:rStyle w:val="VerbatimChar"/>
+              </w:rPr>
+              <w:t xml:space="preserve">Tools.Tool</w:t>
+            </w:r>
+            <w:r>
+              <w:t xml:space="preserve"> </w:t>
+            </w:r>
+            <w:r>
+              <w:t xml:space="preserve">stays as a hook for future Maintenance WOs targeting a Tool. No changes to the code table schema itself. Downstream docs updated: OIR v2.9 OI-07 rewrite, FDS v0.11 §6.10 rename + FDS-06-027 deletion, Arc 2 Plan v0.2 overlay, ERD Workorder + Master tabs.</w:t>
+            </w:r>
+          </w:p>
+        </w:tc>
+      </w:tr>
+      <w:tr>
+        <w:tc>
+          <w:tcPr/>
+          <w:p>
+            <w:pPr>
+              <w:pStyle w:val="Compact"/>
+            </w:pPr>
+            <w:r>
+              <w:t xml:space="preserve">1.9</w:t>
+            </w:r>
+          </w:p>
+        </w:tc>
+        <w:tc>
+          <w:tcPr/>
+          <w:p>
+            <w:pPr>
+              <w:pStyle w:val="Compact"/>
+            </w:pPr>
+            <w:r>
+              <w:t xml:space="preserve">2026-04-24</w:t>
+            </w:r>
+          </w:p>
+        </w:tc>
+        <w:tc>
+          <w:tcPr/>
+          <w:p>
+            <w:pPr>
+              <w:pStyle w:val="Compact"/>
+            </w:pPr>
+            <w:r>
+              <w:t xml:space="preserve">Blue Ridge Automation</w:t>
+            </w:r>
+          </w:p>
+        </w:tc>
+        <w:tc>
+          <w:tcPr/>
+          <w:p>
+            <w:pPr>
+              <w:pStyle w:val="Compact"/>
+            </w:pPr>
+            <w:r>
+              <w:rPr>
+                <w:b/>
+                <w:bCs/>
+              </w:rPr>
+              <w:t xml:space="preserve">Arc 2 model revisions (2026-04-23 session) — Tool/Cavity promoted to</w:t>
             </w:r>
             <w:r>
               <w:rPr>
@@ -2303,34 +2522,14 @@
                 <w:b/>
                 <w:bCs/>
               </w:rPr>
-              <w:t xml:space="preserve">Parts.Item.MaxLotSize</w:t>
+              <w:t xml:space="preserve">Lots.Lot</w:t>
             </w:r>
             <w:r>
               <w:rPr>
                 <w:b/>
                 <w:bCs/>
               </w:rPr>
-              <w:t xml:space="preserve"> </w:t>
-            </w:r>
-            <w:r>
-              <w:rPr>
-                <w:b/>
-                <w:bCs/>
-              </w:rPr>
-              <w:t xml:space="preserve">semantic repurpose.</w:t>
-            </w:r>
-            <w:r>
-              <w:t xml:space="preserve"> </w:t>
-            </w:r>
-            <w:r>
-              <w:t xml:space="preserve">Four changes land:</w:t>
-            </w:r>
-            <w:r>
-              <w:rPr>
-                <w:b/>
-                <w:bCs/>
-              </w:rPr>
-              <w:t xml:space="preserve">(1)</w:t>
+              <w:t xml:space="preserve">,</w:t>
             </w:r>
             <w:r>
               <w:rPr>
@@ -2345,7 +2544,7 @@
                 <w:b/>
                 <w:bCs/>
               </w:rPr>
-              <w:t xml:space="preserve">Lots.Lot</w:t>
+              <w:t xml:space="preserve">Workorder.ProductionEvent</w:t>
             </w:r>
             <w:r>
               <w:rPr>
@@ -2359,7 +2558,7 @@
                 <w:b/>
                 <w:bCs/>
               </w:rPr>
-              <w:t xml:space="preserve">ADDs</w:t>
+              <w:t xml:space="preserve">reshaped as checkpoint table, new</w:t>
             </w:r>
             <w:r>
               <w:rPr>
@@ -2374,7 +2573,7 @@
                 <w:b/>
                 <w:bCs/>
               </w:rPr>
-              <w:t xml:space="preserve">ToolId BIGINT NULL FK → Tools.Tool.Id</w:t>
+              <w:t xml:space="preserve">Lots.IdentifierSequence</w:t>
             </w:r>
             <w:r>
               <w:rPr>
@@ -2388,7 +2587,7 @@
                 <w:b/>
                 <w:bCs/>
               </w:rPr>
-              <w:t xml:space="preserve">and</w:t>
+              <w:t xml:space="preserve">table,</w:t>
             </w:r>
             <w:r>
               <w:rPr>
@@ -2403,82 +2602,13 @@
                 <w:b/>
                 <w:bCs/>
               </w:rPr>
-              <w:t xml:space="preserve">ToolCavityId BIGINT NULL FK → Tools.ToolCavity.Id</w:t>
+              <w:t xml:space="preserve">Parts.Item.MaxLotSize</w:t>
             </w:r>
             <w:r>
               <w:rPr>
                 <w:b/>
                 <w:bCs/>
               </w:rPr>
-              <w:t xml:space="preserve">.</w:t>
-            </w:r>
-            <w:r>
-              <w:t xml:space="preserve"> </w:t>
-            </w:r>
-            <w:r>
-              <w:t xml:space="preserve">Required at</w:t>
-            </w:r>
-            <w:r>
-              <w:t xml:space="preserve"> </w:t>
-            </w:r>
-            <w:r>
-              <w:rPr>
-                <w:rStyle w:val="VerbatimChar"/>
-              </w:rPr>
-              <w:t xml:space="preserve">Lot_Create</w:t>
-            </w:r>
-            <w:r>
-              <w:t xml:space="preserve"> </w:t>
-            </w:r>
-            <w:r>
-              <w:t xml:space="preserve">for die-cast-origin LOTs (validated against</w:t>
-            </w:r>
-            <w:r>
-              <w:t xml:space="preserve"> </w:t>
-            </w:r>
-            <w:r>
-              <w:rPr>
-                <w:rStyle w:val="VerbatimChar"/>
-              </w:rPr>
-              <w:t xml:space="preserve">ToolAssignment_ListActiveByCell</w:t>
-            </w:r>
-            <w:r>
-              <w:t xml:space="preserve"> </w:t>
-            </w:r>
-            <w:r>
-              <w:t xml:space="preserve">+ Cavity belongs to Tool + Cavity Active). NULL for all other origins (Received, Trim / Machining intermediate, Assembly, Serialized). NULL after</w:t>
-            </w:r>
-            <w:r>
-              <w:t xml:space="preserve"> </w:t>
-            </w:r>
-            <w:r>
-              <w:rPr>
-                <w:rStyle w:val="VerbatimChar"/>
-              </w:rPr>
-              <w:t xml:space="preserve">Lot_Merge</w:t>
-            </w:r>
-            <w:r>
-              <w:t xml:space="preserve"> </w:t>
-            </w:r>
-            <w:r>
-              <w:t xml:space="preserve">on blended-origin LOTs. Downstream LOTs do NOT inherit — Honda-trace via</w:t>
-            </w:r>
-            <w:r>
-              <w:t xml:space="preserve"> </w:t>
-            </w:r>
-            <w:r>
-              <w:rPr>
-                <w:rStyle w:val="VerbatimChar"/>
-              </w:rPr>
-              <w:t xml:space="preserve">LotGenealogy</w:t>
-            </w:r>
-            <w:r>
-              <w:t xml:space="preserve"> </w:t>
-            </w:r>
-            <w:r>
-              <w:t xml:space="preserve">recursive traversal. Codifies OI-09: a die-cast machine with N active cavities produces</w:t>
-            </w:r>
-            <w:r>
               <w:t xml:space="preserve"> </w:t>
             </w:r>
             <w:r>
@@ -2486,50 +2616,20 @@
                 <w:b/>
                 <w:bCs/>
               </w:rPr>
-              <w:t xml:space="preserve">N parallel independent LOTs, not sublots</w:t>
-            </w:r>
-            <w:r>
-              <w:t xml:space="preserve"> </w:t>
-            </w:r>
-            <w:r>
-              <w:t xml:space="preserve">(each LOT fills at its own rate, closes independently, no parent/child FK between cavity peers). Pre-v1.9</w:t>
-            </w:r>
-            <w:r>
-              <w:t xml:space="preserve"> </w:t>
-            </w:r>
-            <w:r>
-              <w:rPr>
-                <w:rStyle w:val="VerbatimChar"/>
-              </w:rPr>
-              <w:t xml:space="preserve">Lot.DieNumber NVARCHAR(50)</w:t>
-            </w:r>
-            <w:r>
-              <w:t xml:space="preserve"> </w:t>
-            </w:r>
-            <w:r>
-              <w:t xml:space="preserve">+</w:t>
-            </w:r>
-            <w:r>
-              <w:t xml:space="preserve"> </w:t>
-            </w:r>
-            <w:r>
-              <w:rPr>
-                <w:rStyle w:val="VerbatimChar"/>
-              </w:rPr>
-              <w:t xml:space="preserve">Lot.CavityNumber NVARCHAR(50)</w:t>
-            </w:r>
-            <w:r>
-              <w:t xml:space="preserve"> </w:t>
-            </w:r>
-            <w:r>
-              <w:t xml:space="preserve">columns are now legacy — retained in this release for any future migration script that needs them during cutover, slated for removal in a follow-up migration once all writers use the new FKs.</w:t>
+              <w:t xml:space="preserve">semantic repurpose.</w:t>
+            </w:r>
+            <w:r>
+              <w:t xml:space="preserve"> </w:t>
+            </w:r>
+            <w:r>
+              <w:t xml:space="preserve">Four changes land:</w:t>
             </w:r>
             <w:r>
               <w:rPr>
                 <w:b/>
                 <w:bCs/>
               </w:rPr>
-              <w:t xml:space="preserve">(2)</w:t>
+              <w:t xml:space="preserve">(1)</w:t>
             </w:r>
             <w:r>
               <w:rPr>
@@ -2544,7 +2644,7 @@
                 <w:b/>
                 <w:bCs/>
               </w:rPr>
-              <w:t xml:space="preserve">Workorder.ProductionEvent</w:t>
+              <w:t xml:space="preserve">Lots.Lot</w:t>
             </w:r>
             <w:r>
               <w:rPr>
@@ -2558,339 +2658,7 @@
                 <w:b/>
                 <w:bCs/>
               </w:rPr>
-              <w:t xml:space="preserve">reshaped to checkpoint form.</w:t>
-            </w:r>
-            <w:r>
-              <w:t xml:space="preserve"> </w:t>
-            </w:r>
-            <w:r>
-              <w:t xml:space="preserve">Per FRS §2.1.2 operator-driven capture: operators visit terminals periodically (checkout from die cast, check-in to trim, complete + move, quality-operation transitions), not per-shot. Each checkpoint writes one event carrying cumulative counters; deltas derived via</w:t>
-            </w:r>
-            <w:r>
-              <w:t xml:space="preserve"> </w:t>
-            </w:r>
-            <w:r>
-              <w:rPr>
-                <w:rStyle w:val="VerbatimChar"/>
-              </w:rPr>
-              <w:t xml:space="preserve">LAG()</w:t>
-            </w:r>
-            <w:r>
-              <w:t xml:space="preserve"> </w:t>
-            </w:r>
-            <w:r>
-              <w:t xml:space="preserve">over</w:t>
-            </w:r>
-            <w:r>
-              <w:t xml:space="preserve"> </w:t>
-            </w:r>
-            <w:r>
-              <w:rPr>
-                <w:rStyle w:val="VerbatimChar"/>
-              </w:rPr>
-              <w:t xml:space="preserve">(LotId, EventAt)</w:t>
-            </w:r>
-            <w:r>
-              <w:t xml:space="preserve">. Columns ADDed:</w:t>
-            </w:r>
-            <w:r>
-              <w:t xml:space="preserve"> </w:t>
-            </w:r>
-            <w:r>
-              <w:rPr>
-                <w:rStyle w:val="VerbatimChar"/>
-              </w:rPr>
-              <w:t xml:space="preserve">ShotCount INT NULL</w:t>
-            </w:r>
-            <w:r>
-              <w:t xml:space="preserve"> </w:t>
-            </w:r>
-            <w:r>
-              <w:t xml:space="preserve">(cumulative at event time —</w:t>
-            </w:r>
-            <w:r>
-              <w:t xml:space="preserve"> </w:t>
-            </w:r>
-            <w:r>
-              <w:rPr>
-                <w:b/>
-                <w:bCs/>
-              </w:rPr>
-              <w:t xml:space="preserve">open item</w:t>
-            </w:r>
-            <w:r>
-              <w:t xml:space="preserve"> </w:t>
-            </w:r>
-            <w:r>
-              <w:t xml:space="preserve">OI-20/Decision 5: may migrate to derived-from-aggregated-LOT-quantity before Arc 2 Phase 3),</w:t>
-            </w:r>
-            <w:r>
-              <w:t xml:space="preserve"> </w:t>
-            </w:r>
-            <w:r>
-              <w:rPr>
-                <w:rStyle w:val="VerbatimChar"/>
-              </w:rPr>
-              <w:t xml:space="preserve">ScrapCount INT NULL</w:t>
-            </w:r>
-            <w:r>
-              <w:t xml:space="preserve"> </w:t>
-            </w:r>
-            <w:r>
-              <w:t xml:space="preserve">(cumulative),</w:t>
-            </w:r>
-            <w:r>
-              <w:t xml:space="preserve"> </w:t>
-            </w:r>
-            <w:r>
-              <w:rPr>
-                <w:rStyle w:val="VerbatimChar"/>
-              </w:rPr>
-              <w:t xml:space="preserve">EventAt DATETIME2(3)</w:t>
-            </w:r>
-            <w:r>
-              <w:t xml:space="preserve"> </w:t>
-            </w:r>
-            <w:r>
-              <w:t xml:space="preserve">(replaces</w:t>
-            </w:r>
-            <w:r>
-              <w:t xml:space="preserve"> </w:t>
-            </w:r>
-            <w:r>
-              <w:rPr>
-                <w:rStyle w:val="VerbatimChar"/>
-              </w:rPr>
-              <w:t xml:space="preserve">RecordedAt</w:t>
-            </w:r>
-            <w:r>
-              <w:t xml:space="preserve">),</w:t>
-            </w:r>
-            <w:r>
-              <w:t xml:space="preserve"> </w:t>
-            </w:r>
-            <w:r>
-              <w:rPr>
-                <w:rStyle w:val="VerbatimChar"/>
-              </w:rPr>
-              <w:t xml:space="preserve">AppUserId</w:t>
-            </w:r>
-            <w:r>
-              <w:t xml:space="preserve"> </w:t>
-            </w:r>
-            <w:r>
-              <w:t xml:space="preserve">(replaces</w:t>
-            </w:r>
-            <w:r>
-              <w:t xml:space="preserve"> </w:t>
-            </w:r>
-            <w:r>
-              <w:rPr>
-                <w:rStyle w:val="VerbatimChar"/>
-              </w:rPr>
-              <w:t xml:space="preserve">OperatorId</w:t>
-            </w:r>
-            <w:r>
-              <w:t xml:space="preserve"> </w:t>
-            </w:r>
-            <w:r>
-              <w:t xml:space="preserve">— align to initials-based model). Columns DROPPED:</w:t>
-            </w:r>
-            <w:r>
-              <w:t xml:space="preserve"> </w:t>
-            </w:r>
-            <w:r>
-              <w:rPr>
-                <w:rStyle w:val="VerbatimChar"/>
-              </w:rPr>
-              <w:t xml:space="preserve">LocationId</w:t>
-            </w:r>
-            <w:r>
-              <w:t xml:space="preserve"> </w:t>
-            </w:r>
-            <w:r>
-              <w:t xml:space="preserve">(derivable from</w:t>
-            </w:r>
-            <w:r>
-              <w:t xml:space="preserve"> </w:t>
-            </w:r>
-            <w:r>
-              <w:rPr>
-                <w:rStyle w:val="VerbatimChar"/>
-              </w:rPr>
-              <w:t xml:space="preserve">LotMovement</w:t>
-            </w:r>
-            <w:r>
-              <w:t xml:space="preserve"> </w:t>
-            </w:r>
-            <w:r>
-              <w:t xml:space="preserve">at</w:t>
-            </w:r>
-            <w:r>
-              <w:t xml:space="preserve"> </w:t>
-            </w:r>
-            <w:r>
-              <w:rPr>
-                <w:rStyle w:val="VerbatimChar"/>
-              </w:rPr>
-              <w:t xml:space="preserve">EventAt</w:t>
-            </w:r>
-            <w:r>
-              <w:t xml:space="preserve">),</w:t>
-            </w:r>
-            <w:r>
-              <w:t xml:space="preserve"> </w:t>
-            </w:r>
-            <w:r>
-              <w:rPr>
-                <w:rStyle w:val="VerbatimChar"/>
-              </w:rPr>
-              <w:t xml:space="preserve">DieIdentifier NVARCHAR(50)</w:t>
-            </w:r>
-            <w:r>
-              <w:t xml:space="preserve"> </w:t>
-            </w:r>
-            <w:r>
-              <w:t xml:space="preserve">+</w:t>
-            </w:r>
-            <w:r>
-              <w:t xml:space="preserve"> </w:t>
-            </w:r>
-            <w:r>
-              <w:rPr>
-                <w:rStyle w:val="VerbatimChar"/>
-              </w:rPr>
-              <w:t xml:space="preserve">CavityNumber INT</w:t>
-            </w:r>
-            <w:r>
-              <w:t xml:space="preserve"> </w:t>
-            </w:r>
-            <w:r>
-              <w:t xml:space="preserve">(derivable from</w:t>
-            </w:r>
-            <w:r>
-              <w:t xml:space="preserve"> </w:t>
-            </w:r>
-            <w:r>
-              <w:rPr>
-                <w:rStyle w:val="VerbatimChar"/>
-              </w:rPr>
-              <w:t xml:space="preserve">Lot.ToolId</w:t>
-            </w:r>
-            <w:r>
-              <w:t xml:space="preserve">/</w:t>
-            </w:r>
-            <w:r>
-              <w:rPr>
-                <w:rStyle w:val="VerbatimChar"/>
-              </w:rPr>
-              <w:t xml:space="preserve">Lot.ToolCavityId</w:t>
-            </w:r>
-            <w:r>
-              <w:t xml:space="preserve">),</w:t>
-            </w:r>
-            <w:r>
-              <w:t xml:space="preserve"> </w:t>
-            </w:r>
-            <w:r>
-              <w:rPr>
-                <w:rStyle w:val="VerbatimChar"/>
-              </w:rPr>
-              <w:t xml:space="preserve">GoodCount</w:t>
-            </w:r>
-            <w:r>
-              <w:t xml:space="preserve"> </w:t>
-            </w:r>
-            <w:r>
-              <w:t xml:space="preserve">+</w:t>
-            </w:r>
-            <w:r>
-              <w:t xml:space="preserve"> </w:t>
-            </w:r>
-            <w:r>
-              <w:rPr>
-                <w:rStyle w:val="VerbatimChar"/>
-              </w:rPr>
-              <w:t xml:space="preserve">NoGoodCount</w:t>
-            </w:r>
-            <w:r>
-              <w:t xml:space="preserve"> </w:t>
-            </w:r>
-            <w:r>
-              <w:t xml:space="preserve">(replaced by</w:t>
-            </w:r>
-            <w:r>
-              <w:t xml:space="preserve"> </w:t>
-            </w:r>
-            <w:r>
-              <w:rPr>
-                <w:rStyle w:val="VerbatimChar"/>
-              </w:rPr>
-              <w:t xml:space="preserve">ShotCount</w:t>
-            </w:r>
-            <w:r>
-              <w:t xml:space="preserve"> </w:t>
-            </w:r>
-            <w:r>
-              <w:t xml:space="preserve">cumulative with</w:t>
-            </w:r>
-            <w:r>
-              <w:t xml:space="preserve"> </w:t>
-            </w:r>
-            <w:r>
-              <w:rPr>
-                <w:rStyle w:val="VerbatimChar"/>
-              </w:rPr>
-              <w:t xml:space="preserve">LAG()</w:t>
-            </w:r>
-            <w:r>
-              <w:t xml:space="preserve">-derived delta — avoids compounding errors from missed events),</w:t>
-            </w:r>
-            <w:r>
-              <w:t xml:space="preserve"> </w:t>
-            </w:r>
-            <w:r>
-              <w:rPr>
-                <w:rStyle w:val="VerbatimChar"/>
-              </w:rPr>
-              <w:t xml:space="preserve">ItemId</w:t>
-            </w:r>
-            <w:r>
-              <w:t xml:space="preserve"> </w:t>
-            </w:r>
-            <w:r>
-              <w:t xml:space="preserve">(derivable from</w:t>
-            </w:r>
-            <w:r>
-              <w:t xml:space="preserve"> </w:t>
-            </w:r>
-            <w:r>
-              <w:rPr>
-                <w:rStyle w:val="VerbatimChar"/>
-              </w:rPr>
-              <w:t xml:space="preserve">Lot.ItemId</w:t>
-            </w:r>
-            <w:r>
-              <w:t xml:space="preserve">). Required index</w:t>
-            </w:r>
-            <w:r>
-              <w:t xml:space="preserve"> </w:t>
-            </w:r>
-            <w:r>
-              <w:rPr>
-                <w:rStyle w:val="VerbatimChar"/>
-              </w:rPr>
-              <w:t xml:space="preserve">(LotId, EventAt DESC)</w:t>
-            </w:r>
-            <w:r>
-              <w:t xml:space="preserve">. Table is still deferred to Arc 2 Phase 1 CREATE — the column contract in §4 is authoritative.</w:t>
-            </w:r>
-            <w:r>
-              <w:rPr>
-                <w:b/>
-                <w:bCs/>
-              </w:rPr>
-              <w:t xml:space="preserve">(3) New</w:t>
+              <w:t xml:space="preserve">ADDs</w:t>
             </w:r>
             <w:r>
               <w:rPr>
@@ -2905,7 +2673,7 @@
                 <w:b/>
                 <w:bCs/>
               </w:rPr>
-              <w:t xml:space="preserve">Lots.IdentifierSequence</w:t>
+              <w:t xml:space="preserve">ToolId BIGINT NULL FK → Tools.Tool.Id</w:t>
             </w:r>
             <w:r>
               <w:rPr>
@@ -2919,293 +2687,7 @@
                 <w:b/>
                 <w:bCs/>
               </w:rPr>
-              <w:t xml:space="preserve">table (OI-31).</w:t>
-            </w:r>
-            <w:r>
-              <w:t xml:space="preserve"> </w:t>
-            </w:r>
-            <w:r>
-              <w:t xml:space="preserve">Replaces Flexware’s</w:t>
-            </w:r>
-            <w:r>
-              <w:t xml:space="preserve"> </w:t>
-            </w:r>
-            <w:r>
-              <w:rPr>
-                <w:rStyle w:val="VerbatimChar"/>
-              </w:rPr>
-              <w:t xml:space="preserve">IdentifierFormat</w:t>
-            </w:r>
-            <w:r>
-              <w:t xml:space="preserve">. Columns:</w:t>
-            </w:r>
-            <w:r>
-              <w:t xml:space="preserve"> </w:t>
-            </w:r>
-            <w:r>
-              <w:rPr>
-                <w:rStyle w:val="VerbatimChar"/>
-              </w:rPr>
-              <w:t xml:space="preserve">Id</w:t>
-            </w:r>
-            <w:r>
-              <w:t xml:space="preserve">,</w:t>
-            </w:r>
-            <w:r>
-              <w:t xml:space="preserve"> </w:t>
-            </w:r>
-            <w:r>
-              <w:rPr>
-                <w:rStyle w:val="VerbatimChar"/>
-              </w:rPr>
-              <w:t xml:space="preserve">Code NVARCHAR(30) UNIQUE</w:t>
-            </w:r>
-            <w:r>
-              <w:t xml:space="preserve">,</w:t>
-            </w:r>
-            <w:r>
-              <w:t xml:space="preserve"> </w:t>
-            </w:r>
-            <w:r>
-              <w:rPr>
-                <w:rStyle w:val="VerbatimChar"/>
-              </w:rPr>
-              <w:t xml:space="preserve">Name</w:t>
-            </w:r>
-            <w:r>
-              <w:t xml:space="preserve">,</w:t>
-            </w:r>
-            <w:r>
-              <w:t xml:space="preserve"> </w:t>
-            </w:r>
-            <w:r>
-              <w:rPr>
-                <w:rStyle w:val="VerbatimChar"/>
-              </w:rPr>
-              <w:t xml:space="preserve">Description</w:t>
-            </w:r>
-            <w:r>
-              <w:t xml:space="preserve">,</w:t>
-            </w:r>
-            <w:r>
-              <w:t xml:space="preserve"> </w:t>
-            </w:r>
-            <w:r>
-              <w:rPr>
-                <w:rStyle w:val="VerbatimChar"/>
-              </w:rPr>
-              <w:t xml:space="preserve">FormatString NVARCHAR(50)</w:t>
-            </w:r>
-            <w:r>
-              <w:t xml:space="preserve"> </w:t>
-            </w:r>
-            <w:r>
-              <w:t xml:space="preserve">(.NET</w:t>
-            </w:r>
-            <w:r>
-              <w:t xml:space="preserve"> </w:t>
-            </w:r>
-            <w:r>
-              <w:rPr>
-                <w:rStyle w:val="VerbatimChar"/>
-              </w:rPr>
-              <w:t xml:space="preserve">string.Format</w:t>
-            </w:r>
-            <w:r>
-              <w:t xml:space="preserve">, e.g.,</w:t>
-            </w:r>
-            <w:r>
-              <w:t xml:space="preserve"> </w:t>
-            </w:r>
-            <w:r>
-              <w:rPr>
-                <w:rStyle w:val="VerbatimChar"/>
-              </w:rPr>
-              <w:t xml:space="preserve">MESL{0:D7}</w:t>
-            </w:r>
-            <w:r>
-              <w:t xml:space="preserve">),</w:t>
-            </w:r>
-            <w:r>
-              <w:t xml:space="preserve"> </w:t>
-            </w:r>
-            <w:r>
-              <w:rPr>
-                <w:rStyle w:val="VerbatimChar"/>
-              </w:rPr>
-              <w:t xml:space="preserve">StartingValue BIGINT DEFAULT 1</w:t>
-            </w:r>
-            <w:r>
-              <w:t xml:space="preserve">,</w:t>
-            </w:r>
-            <w:r>
-              <w:t xml:space="preserve"> </w:t>
-            </w:r>
-            <w:r>
-              <w:rPr>
-                <w:rStyle w:val="VerbatimChar"/>
-              </w:rPr>
-              <w:t xml:space="preserve">EndingValue BIGINT DEFAULT 9999999</w:t>
-            </w:r>
-            <w:r>
-              <w:t xml:space="preserve">,</w:t>
-            </w:r>
-            <w:r>
-              <w:t xml:space="preserve"> </w:t>
-            </w:r>
-            <w:r>
-              <w:rPr>
-                <w:rStyle w:val="VerbatimChar"/>
-              </w:rPr>
-              <w:t xml:space="preserve">LastValue BIGINT DEFAULT 0</w:t>
-            </w:r>
-            <w:r>
-              <w:t xml:space="preserve">,</w:t>
-            </w:r>
-            <w:r>
-              <w:t xml:space="preserve"> </w:t>
-            </w:r>
-            <w:r>
-              <w:rPr>
-                <w:rStyle w:val="VerbatimChar"/>
-              </w:rPr>
-              <w:t xml:space="preserve">ResetIntervalMinutes INT NULL</w:t>
-            </w:r>
-            <w:r>
-              <w:t xml:space="preserve">,</w:t>
-            </w:r>
-            <w:r>
-              <w:t xml:space="preserve"> </w:t>
-            </w:r>
-            <w:r>
-              <w:rPr>
-                <w:rStyle w:val="VerbatimChar"/>
-              </w:rPr>
-              <w:t xml:space="preserve">LastResetAt DATETIME2(3) NULL</w:t>
-            </w:r>
-            <w:r>
-              <w:t xml:space="preserve">,</w:t>
-            </w:r>
-            <w:r>
-              <w:t xml:space="preserve"> </w:t>
-            </w:r>
-            <w:r>
-              <w:rPr>
-                <w:rStyle w:val="VerbatimChar"/>
-              </w:rPr>
-              <w:t xml:space="preserve">UpdatedAt DATETIME2(3)</w:t>
-            </w:r>
-            <w:r>
-              <w:t xml:space="preserve">. Companion proc</w:t>
-            </w:r>
-            <w:r>
-              <w:t xml:space="preserve"> </w:t>
-            </w:r>
-            <w:r>
-              <w:rPr>
-                <w:rStyle w:val="VerbatimChar"/>
-              </w:rPr>
-              <w:t xml:space="preserve">Lots.IdentifierSequence_Next @Code</w:t>
-            </w:r>
-            <w:r>
-              <w:t xml:space="preserve"> </w:t>
-            </w:r>
-            <w:r>
-              <w:t xml:space="preserve">atomically increments</w:t>
-            </w:r>
-            <w:r>
-              <w:t xml:space="preserve"> </w:t>
-            </w:r>
-            <w:r>
-              <w:rPr>
-                <w:rStyle w:val="VerbatimChar"/>
-              </w:rPr>
-              <w:t xml:space="preserve">LastValue</w:t>
-            </w:r>
-            <w:r>
-              <w:t xml:space="preserve">, formats via the</w:t>
-            </w:r>
-            <w:r>
-              <w:t xml:space="preserve"> </w:t>
-            </w:r>
-            <w:r>
-              <w:rPr>
-                <w:rStyle w:val="VerbatimChar"/>
-              </w:rPr>
-              <w:t xml:space="preserve">.NET</w:t>
-            </w:r>
-            <w:r>
-              <w:t xml:space="preserve">-style string, raises on rollover. Seeded at cutover with</w:t>
-            </w:r>
-            <w:r>
-              <w:t xml:space="preserve"> </w:t>
-            </w:r>
-            <w:r>
-              <w:rPr>
-                <w:rStyle w:val="VerbatimChar"/>
-              </w:rPr>
-              <w:t xml:space="preserve">Lot</w:t>
-            </w:r>
-            <w:r>
-              <w:t xml:space="preserve"> </w:t>
-            </w:r>
-            <w:r>
-              <w:t xml:space="preserve">(</w:t>
-            </w:r>
-            <w:r>
-              <w:rPr>
-                <w:rStyle w:val="VerbatimChar"/>
-              </w:rPr>
-              <w:t xml:space="preserve">MESL{0:D7}</w:t>
-            </w:r>
-            <w:r>
-              <w:t xml:space="preserve">, ~1,710,932 baseline) and</w:t>
-            </w:r>
-            <w:r>
-              <w:t xml:space="preserve"> </w:t>
-            </w:r>
-            <w:r>
-              <w:rPr>
-                <w:rStyle w:val="VerbatimChar"/>
-              </w:rPr>
-              <w:t xml:space="preserve">SerializedItem</w:t>
-            </w:r>
-            <w:r>
-              <w:t xml:space="preserve"> </w:t>
-            </w:r>
-            <w:r>
-              <w:t xml:space="preserve">(</w:t>
-            </w:r>
-            <w:r>
-              <w:rPr>
-                <w:rStyle w:val="VerbatimChar"/>
-              </w:rPr>
-              <w:t xml:space="preserve">MESI{0:D7}</w:t>
-            </w:r>
-            <w:r>
-              <w:t xml:space="preserve">, ~2,492 baseline) — actual</w:t>
-            </w:r>
-            <w:r>
-              <w:t xml:space="preserve"> </w:t>
-            </w:r>
-            <w:r>
-              <w:rPr>
-                <w:rStyle w:val="VerbatimChar"/>
-              </w:rPr>
-              <w:t xml:space="preserve">LastValue</w:t>
-            </w:r>
-            <w:r>
-              <w:t xml:space="preserve"> </w:t>
-            </w:r>
-            <w:r>
-              <w:t xml:space="preserve">sampled from Flexware on cutover day. Lands in Arc 2 Phase 1 migration.</w:t>
-            </w:r>
-            <w:r>
-              <w:rPr>
-                <w:b/>
-                <w:bCs/>
-              </w:rPr>
-              <w:t xml:space="preserve">(4)</w:t>
+              <w:t xml:space="preserve">and</w:t>
             </w:r>
             <w:r>
               <w:rPr>
@@ -3220,13 +2702,82 @@
                 <w:b/>
                 <w:bCs/>
               </w:rPr>
-              <w:t xml:space="preserve">Parts.Item.MaxLotSize</w:t>
+              <w:t xml:space="preserve">ToolCavityId BIGINT NULL FK → Tools.ToolCavity.Id</w:t>
             </w:r>
             <w:r>
               <w:rPr>
                 <w:b/>
                 <w:bCs/>
               </w:rPr>
+              <w:t xml:space="preserve">.</w:t>
+            </w:r>
+            <w:r>
+              <w:t xml:space="preserve"> </w:t>
+            </w:r>
+            <w:r>
+              <w:t xml:space="preserve">Required at</w:t>
+            </w:r>
+            <w:r>
+              <w:t xml:space="preserve"> </w:t>
+            </w:r>
+            <w:r>
+              <w:rPr>
+                <w:rStyle w:val="VerbatimChar"/>
+              </w:rPr>
+              <w:t xml:space="preserve">Lot_Create</w:t>
+            </w:r>
+            <w:r>
+              <w:t xml:space="preserve"> </w:t>
+            </w:r>
+            <w:r>
+              <w:t xml:space="preserve">for die-cast-origin LOTs (validated against</w:t>
+            </w:r>
+            <w:r>
+              <w:t xml:space="preserve"> </w:t>
+            </w:r>
+            <w:r>
+              <w:rPr>
+                <w:rStyle w:val="VerbatimChar"/>
+              </w:rPr>
+              <w:t xml:space="preserve">ToolAssignment_ListActiveByCell</w:t>
+            </w:r>
+            <w:r>
+              <w:t xml:space="preserve"> </w:t>
+            </w:r>
+            <w:r>
+              <w:t xml:space="preserve">+ Cavity belongs to Tool + Cavity Active). NULL for all other origins (Received, Trim / Machining intermediate, Assembly, Serialized). NULL after</w:t>
+            </w:r>
+            <w:r>
+              <w:t xml:space="preserve"> </w:t>
+            </w:r>
+            <w:r>
+              <w:rPr>
+                <w:rStyle w:val="VerbatimChar"/>
+              </w:rPr>
+              <w:t xml:space="preserve">Lot_Merge</w:t>
+            </w:r>
+            <w:r>
+              <w:t xml:space="preserve"> </w:t>
+            </w:r>
+            <w:r>
+              <w:t xml:space="preserve">on blended-origin LOTs. Downstream LOTs do NOT inherit — Honda-trace via</w:t>
+            </w:r>
+            <w:r>
+              <w:t xml:space="preserve"> </w:t>
+            </w:r>
+            <w:r>
+              <w:rPr>
+                <w:rStyle w:val="VerbatimChar"/>
+              </w:rPr>
+              <w:t xml:space="preserve">LotGenealogy</w:t>
+            </w:r>
+            <w:r>
+              <w:t xml:space="preserve"> </w:t>
+            </w:r>
+            <w:r>
+              <w:t xml:space="preserve">recursive traversal. Codifies OI-09: a die-cast machine with N active cavities produces</w:t>
+            </w:r>
+            <w:r>
               <w:t xml:space="preserve"> </w:t>
             </w:r>
             <w:r>
@@ -3234,13 +2785,13 @@
                 <w:b/>
                 <w:bCs/>
               </w:rPr>
-              <w:t xml:space="preserve">semantic repurpose.</w:t>
-            </w:r>
-            <w:r>
-              <w:t xml:space="preserve"> </w:t>
-            </w:r>
-            <w:r>
-              <w:t xml:space="preserve">No schema change — the column stays</w:t>
+              <w:t xml:space="preserve">N parallel independent LOTs, not sublots</w:t>
+            </w:r>
+            <w:r>
+              <w:t xml:space="preserve"> </w:t>
+            </w:r>
+            <w:r>
+              <w:t xml:space="preserve">(each LOT fills at its own rate, closes independently, no parent/child FK between cavity peers). Pre-v1.9</w:t>
             </w:r>
             <w:r>
               <w:t xml:space="preserve"> </w:t>
@@ -3249,12 +2800,41 @@
               <w:rPr>
                 <w:rStyle w:val="VerbatimChar"/>
               </w:rPr>
-              <w:t xml:space="preserve">INT NULL</w:t>
-            </w:r>
-            <w:r>
-              <w:t xml:space="preserve">. In this doc and the Config Tool Item screen the label/caption becomes</w:t>
-            </w:r>
-            <w:r>
+              <w:t xml:space="preserve">Lot.DieNumber NVARCHAR(50)</w:t>
+            </w:r>
+            <w:r>
+              <w:t xml:space="preserve"> </w:t>
+            </w:r>
+            <w:r>
+              <w:t xml:space="preserve">+</w:t>
+            </w:r>
+            <w:r>
+              <w:t xml:space="preserve"> </w:t>
+            </w:r>
+            <w:r>
+              <w:rPr>
+                <w:rStyle w:val="VerbatimChar"/>
+              </w:rPr>
+              <w:t xml:space="preserve">Lot.CavityNumber NVARCHAR(50)</w:t>
+            </w:r>
+            <w:r>
+              <w:t xml:space="preserve"> </w:t>
+            </w:r>
+            <w:r>
+              <w:t xml:space="preserve">columns are now legacy — retained in this release for any future migration script that needs them during cutover, slated for removal in a follow-up migration once all writers use the new FKs.</w:t>
+            </w:r>
+            <w:r>
+              <w:rPr>
+                <w:b/>
+                <w:bCs/>
+              </w:rPr>
+              <w:t xml:space="preserve">(2)</w:t>
+            </w:r>
+            <w:r>
+              <w:rPr>
+                <w:b/>
+                <w:bCs/>
+              </w:rPr>
               <w:t xml:space="preserve"> </w:t>
             </w:r>
             <w:r>
@@ -3263,70 +2843,13 @@
                 <w:b/>
                 <w:bCs/>
               </w:rPr>
-              <w:t xml:space="preserve">PartsPerBasket</w:t>
-            </w:r>
-            <w:r>
-              <w:t xml:space="preserve">: one LOT = one basket = one LTT label, so</w:t>
-            </w:r>
-            <w:r>
-              <w:t xml:space="preserve"> </w:t>
-            </w:r>
-            <w:r>
-              <w:t xml:space="preserve">“max parts per LOT”</w:t>
-            </w:r>
-            <w:r>
-              <w:t xml:space="preserve"> </w:t>
-            </w:r>
-            <w:r>
-              <w:t xml:space="preserve">IS</w:t>
-            </w:r>
-            <w:r>
-              <w:t xml:space="preserve"> </w:t>
-            </w:r>
-            <w:r>
-              <w:t xml:space="preserve">“basket capacity”</w:t>
-            </w:r>
-            <w:r>
-              <w:t xml:space="preserve"> </w:t>
-            </w:r>
-            <w:r>
-              <w:t xml:space="preserve">by definition. Basket (Item-level capacity) is distinct from Container (</w:t>
-            </w:r>
-            <w:r>
-              <w:rPr>
-                <w:rStyle w:val="VerbatimChar"/>
-              </w:rPr>
-              <w:t xml:space="preserve">Parts.ContainerConfig</w:t>
-            </w:r>
-            <w:r>
-              <w:t xml:space="preserve"> </w:t>
-            </w:r>
-            <w:r>
-              <w:t xml:space="preserve">with tray math for shipping — unchanged). Formal column rename deferred to a later migration.</w:t>
+              <w:t xml:space="preserve">Workorder.ProductionEvent</w:t>
             </w:r>
             <w:r>
               <w:rPr>
                 <w:b/>
                 <w:bCs/>
               </w:rPr>
-              <w:t xml:space="preserve">Other v1.9 notes:</w:t>
-            </w:r>
-            <w:r>
-              <w:t xml:space="preserve"> </w:t>
-            </w:r>
-            <w:r>
-              <w:rPr>
-                <w:rStyle w:val="VerbatimChar"/>
-              </w:rPr>
-              <w:t xml:space="preserve">Tools.ToolAssignment</w:t>
-            </w:r>
-            <w:r>
-              <w:t xml:space="preserve"> </w:t>
-            </w:r>
-            <w:r>
-              <w:t xml:space="preserve">has</w:t>
-            </w:r>
-            <w:r>
               <w:t xml:space="preserve"> </w:t>
             </w:r>
             <w:r>
@@ -3334,25 +2857,28 @@
                 <w:b/>
                 <w:bCs/>
               </w:rPr>
-              <w:t xml:space="preserve">two</w:t>
-            </w:r>
-            <w:r>
-              <w:t xml:space="preserve"> </w:t>
-            </w:r>
-            <w:r>
-              <w:t xml:space="preserve">filtered unique indexes today (</w:t>
+              <w:t xml:space="preserve">reshaped to checkpoint form.</w:t>
+            </w:r>
+            <w:r>
+              <w:t xml:space="preserve"> </w:t>
+            </w:r>
+            <w:r>
+              <w:t xml:space="preserve">Per FRS §2.1.2 operator-driven capture: operators visit terminals periodically (checkout from die cast, check-in to trim, complete + move, quality-operation transitions), not per-shot. Each checkpoint writes one event carrying cumulative counters; deltas derived via</w:t>
+            </w:r>
+            <w:r>
+              <w:t xml:space="preserve"> </w:t>
             </w:r>
             <w:r>
               <w:rPr>
                 <w:rStyle w:val="VerbatimChar"/>
               </w:rPr>
-              <w:t xml:space="preserve">UQ_ToolAssignment_ActiveTool</w:t>
-            </w:r>
-            <w:r>
-              <w:t xml:space="preserve"> </w:t>
-            </w:r>
-            <w:r>
-              <w:t xml:space="preserve">on</w:t>
+              <w:t xml:space="preserve">LAG()</w:t>
+            </w:r>
+            <w:r>
+              <w:t xml:space="preserve"> </w:t>
+            </w:r>
+            <w:r>
+              <w:t xml:space="preserve">over</w:t>
             </w:r>
             <w:r>
               <w:t xml:space="preserve"> </w:t>
@@ -3361,10 +2887,10 @@
               <w:rPr>
                 <w:rStyle w:val="VerbatimChar"/>
               </w:rPr>
-              <w:t xml:space="preserve">ToolId</w:t>
-            </w:r>
-            <w:r>
-              <w:t xml:space="preserve">,</w:t>
+              <w:t xml:space="preserve">(LotId, EventAt)</w:t>
+            </w:r>
+            <w:r>
+              <w:t xml:space="preserve">. Columns ADDed:</w:t>
             </w:r>
             <w:r>
               <w:t xml:space="preserve"> </w:t>
@@ -3373,108 +2899,29 @@
               <w:rPr>
                 <w:rStyle w:val="VerbatimChar"/>
               </w:rPr>
-              <w:t xml:space="preserve">UQ_ToolAssignment_ActiveCell</w:t>
-            </w:r>
-            <w:r>
-              <w:t xml:space="preserve"> </w:t>
-            </w:r>
-            <w:r>
-              <w:t xml:space="preserve">on</w:t>
-            </w:r>
-            <w:r>
-              <w:t xml:space="preserve"> </w:t>
-            </w:r>
-            <w:r>
-              <w:rPr>
-                <w:rStyle w:val="VerbatimChar"/>
-              </w:rPr>
-              <w:t xml:space="preserve">CellLocationId</w:t>
-            </w:r>
-            <w:r>
-              <w:t xml:space="preserve">). The Cell UNIQUE is correct for Die Cast (one mounted die per cell) but wrong for Machining / Trim / Assembly where multiple Tools coexist on a cell. Documented as a known limitation to resolve when non-Die Tool types go live post-MVP (scope the UNIQUE to</w:t>
-            </w:r>
-            <w:r>
-              <w:t xml:space="preserve"> </w:t>
-            </w:r>
-            <w:r>
-              <w:rPr>
-                <w:rStyle w:val="VerbatimChar"/>
-              </w:rPr>
-              <w:t xml:space="preserve">ToolType=Die</w:t>
-            </w:r>
-            <w:r>
-              <w:t xml:space="preserve"> </w:t>
-            </w:r>
-            <w:r>
-              <w:t xml:space="preserve">or drop it). Source:</w:t>
-            </w:r>
-            <w:r>
-              <w:t xml:space="preserve"> </w:t>
-            </w:r>
-            <w:r>
-              <w:rPr>
-                <w:rStyle w:val="VerbatimChar"/>
-              </w:rPr>
-              <w:t xml:space="preserve">docs/superpowers/specs/2026-04-23-arc2-model-revisions.md</w:t>
-            </w:r>
-            <w:r>
-              <w:t xml:space="preserve">.</w:t>
-            </w:r>
-          </w:p>
-        </w:tc>
-      </w:tr>
-      <w:tr>
-        <w:tc>
-          <w:tcPr/>
-          <w:p>
-            <w:pPr>
-              <w:pStyle w:val="Compact"/>
-            </w:pPr>
-            <w:r>
-              <w:t xml:space="preserve">1.8-rev</w:t>
-            </w:r>
-          </w:p>
-        </w:tc>
-        <w:tc>
-          <w:tcPr/>
-          <w:p>
-            <w:pPr>
-              <w:pStyle w:val="Compact"/>
-            </w:pPr>
-            <w:r>
-              <w:t xml:space="preserve">2026-04-22</w:t>
-            </w:r>
-          </w:p>
-        </w:tc>
-        <w:tc>
-          <w:tcPr/>
-          <w:p>
-            <w:pPr>
-              <w:pStyle w:val="Compact"/>
-            </w:pPr>
-            <w:r>
-              <w:t xml:space="preserve">Blue Ridge Automation</w:t>
-            </w:r>
-          </w:p>
-        </w:tc>
-        <w:tc>
-          <w:tcPr/>
-          <w:p>
-            <w:pPr>
-              <w:pStyle w:val="Compact"/>
-            </w:pPr>
+              <w:t xml:space="preserve">ShotCount INT NULL</w:t>
+            </w:r>
+            <w:r>
+              <w:t xml:space="preserve"> </w:t>
+            </w:r>
+            <w:r>
+              <w:t xml:space="preserve">(cumulative at event time —</w:t>
+            </w:r>
+            <w:r>
+              <w:t xml:space="preserve"> </w:t>
+            </w:r>
             <w:r>
               <w:rPr>
                 <w:b/>
                 <w:bCs/>
               </w:rPr>
-              <w:t xml:space="preserve">OI-11 reverted — Casting → Trim part rename resolved via 1-line BOM (no new schema).</w:t>
-            </w:r>
-            <w:r>
-              <w:t xml:space="preserve"> </w:t>
-            </w:r>
-            <w:r>
-              <w:t xml:space="preserve">The v1.8 draft added a dedicated</w:t>
+              <w:t xml:space="preserve">open item</w:t>
+            </w:r>
+            <w:r>
+              <w:t xml:space="preserve"> </w:t>
+            </w:r>
+            <w:r>
+              <w:t xml:space="preserve">OI-20/Decision 5: may migrate to derived-from-aggregated-LOT-quantity before Arc 2 Phase 3),</w:t>
             </w:r>
             <w:r>
               <w:t xml:space="preserve"> </w:t>
@@ -3483,13 +2930,13 @@
               <w:rPr>
                 <w:rStyle w:val="VerbatimChar"/>
               </w:rPr>
-              <w:t xml:space="preserve">Parts.ItemTransform</w:t>
-            </w:r>
-            <w:r>
-              <w:t xml:space="preserve"> </w:t>
-            </w:r>
-            <w:r>
-              <w:t xml:space="preserve">table. On review it was redundant: every column duplicates</w:t>
+              <w:t xml:space="preserve">ScrapCount INT NULL</w:t>
+            </w:r>
+            <w:r>
+              <w:t xml:space="preserve"> </w:t>
+            </w:r>
+            <w:r>
+              <w:t xml:space="preserve">(cumulative),</w:t>
             </w:r>
             <w:r>
               <w:t xml:space="preserve"> </w:t>
@@ -3498,171 +2945,1023 @@
               <w:rPr>
                 <w:rStyle w:val="VerbatimChar"/>
               </w:rPr>
-              <w:t xml:space="preserve">Workorder.ConsumptionEvent</w:t>
-            </w:r>
-            <w:r>
-              <w:t xml:space="preserve">. The Casting → Trim boundary is a</w:t>
-            </w:r>
-            <w:r>
-              <w:t xml:space="preserve"> </w:t>
+              <w:t xml:space="preserve">EventAt DATETIME2(3)</w:t>
+            </w:r>
+            <w:r>
+              <w:t xml:space="preserve"> </w:t>
+            </w:r>
+            <w:r>
+              <w:t xml:space="preserve">(replaces</w:t>
+            </w:r>
+            <w:r>
+              <w:t xml:space="preserve"> </w:t>
+            </w:r>
+            <w:r>
+              <w:rPr>
+                <w:rStyle w:val="VerbatimChar"/>
+              </w:rPr>
+              <w:t xml:space="preserve">RecordedAt</w:t>
+            </w:r>
+            <w:r>
+              <w:t xml:space="preserve">),</w:t>
+            </w:r>
+            <w:r>
+              <w:t xml:space="preserve"> </w:t>
+            </w:r>
+            <w:r>
+              <w:rPr>
+                <w:rStyle w:val="VerbatimChar"/>
+              </w:rPr>
+              <w:t xml:space="preserve">AppUserId</w:t>
+            </w:r>
+            <w:r>
+              <w:t xml:space="preserve"> </w:t>
+            </w:r>
+            <w:r>
+              <w:t xml:space="preserve">(replaces</w:t>
+            </w:r>
+            <w:r>
+              <w:t xml:space="preserve"> </w:t>
+            </w:r>
+            <w:r>
+              <w:rPr>
+                <w:rStyle w:val="VerbatimChar"/>
+              </w:rPr>
+              <w:t xml:space="preserve">OperatorId</w:t>
+            </w:r>
+            <w:r>
+              <w:t xml:space="preserve"> </w:t>
+            </w:r>
+            <w:r>
+              <w:t xml:space="preserve">— align to initials-based model). Columns DROPPED:</w:t>
+            </w:r>
+            <w:r>
+              <w:t xml:space="preserve"> </w:t>
+            </w:r>
+            <w:r>
+              <w:rPr>
+                <w:rStyle w:val="VerbatimChar"/>
+              </w:rPr>
+              <w:t xml:space="preserve">LocationId</w:t>
+            </w:r>
+            <w:r>
+              <w:t xml:space="preserve"> </w:t>
+            </w:r>
+            <w:r>
+              <w:t xml:space="preserve">(derivable from</w:t>
+            </w:r>
+            <w:r>
+              <w:t xml:space="preserve"> </w:t>
+            </w:r>
+            <w:r>
+              <w:rPr>
+                <w:rStyle w:val="VerbatimChar"/>
+              </w:rPr>
+              <w:t xml:space="preserve">LotMovement</w:t>
+            </w:r>
+            <w:r>
+              <w:t xml:space="preserve"> </w:t>
+            </w:r>
+            <w:r>
+              <w:t xml:space="preserve">at</w:t>
+            </w:r>
+            <w:r>
+              <w:t xml:space="preserve"> </w:t>
+            </w:r>
+            <w:r>
+              <w:rPr>
+                <w:rStyle w:val="VerbatimChar"/>
+              </w:rPr>
+              <w:t xml:space="preserve">EventAt</w:t>
+            </w:r>
+            <w:r>
+              <w:t xml:space="preserve">),</w:t>
+            </w:r>
+            <w:r>
+              <w:t xml:space="preserve"> </w:t>
+            </w:r>
+            <w:r>
+              <w:rPr>
+                <w:rStyle w:val="VerbatimChar"/>
+              </w:rPr>
+              <w:t xml:space="preserve">DieIdentifier NVARCHAR(50)</w:t>
+            </w:r>
+            <w:r>
+              <w:t xml:space="preserve"> </w:t>
+            </w:r>
+            <w:r>
+              <w:t xml:space="preserve">+</w:t>
+            </w:r>
+            <w:r>
+              <w:t xml:space="preserve"> </w:t>
+            </w:r>
+            <w:r>
+              <w:rPr>
+                <w:rStyle w:val="VerbatimChar"/>
+              </w:rPr>
+              <w:t xml:space="preserve">CavityNumber INT</w:t>
+            </w:r>
+            <w:r>
+              <w:t xml:space="preserve"> </w:t>
+            </w:r>
+            <w:r>
+              <w:t xml:space="preserve">(derivable from</w:t>
+            </w:r>
+            <w:r>
+              <w:t xml:space="preserve"> </w:t>
+            </w:r>
+            <w:r>
+              <w:rPr>
+                <w:rStyle w:val="VerbatimChar"/>
+              </w:rPr>
+              <w:t xml:space="preserve">Lot.ToolId</w:t>
+            </w:r>
+            <w:r>
+              <w:t xml:space="preserve">/</w:t>
+            </w:r>
+            <w:r>
+              <w:rPr>
+                <w:rStyle w:val="VerbatimChar"/>
+              </w:rPr>
+              <w:t xml:space="preserve">Lot.ToolCavityId</w:t>
+            </w:r>
+            <w:r>
+              <w:t xml:space="preserve">),</w:t>
+            </w:r>
+            <w:r>
+              <w:t xml:space="preserve"> </w:t>
+            </w:r>
+            <w:r>
+              <w:rPr>
+                <w:rStyle w:val="VerbatimChar"/>
+              </w:rPr>
+              <w:t xml:space="preserve">GoodCount</w:t>
+            </w:r>
+            <w:r>
+              <w:t xml:space="preserve"> </w:t>
+            </w:r>
+            <w:r>
+              <w:t xml:space="preserve">+</w:t>
+            </w:r>
+            <w:r>
+              <w:t xml:space="preserve"> </w:t>
+            </w:r>
+            <w:r>
+              <w:rPr>
+                <w:rStyle w:val="VerbatimChar"/>
+              </w:rPr>
+              <w:t xml:space="preserve">NoGoodCount</w:t>
+            </w:r>
+            <w:r>
+              <w:t xml:space="preserve"> </w:t>
+            </w:r>
+            <w:r>
+              <w:t xml:space="preserve">(replaced by</w:t>
+            </w:r>
+            <w:r>
+              <w:t xml:space="preserve"> </w:t>
+            </w:r>
+            <w:r>
+              <w:rPr>
+                <w:rStyle w:val="VerbatimChar"/>
+              </w:rPr>
+              <w:t xml:space="preserve">ShotCount</w:t>
+            </w:r>
+            <w:r>
+              <w:t xml:space="preserve"> </w:t>
+            </w:r>
+            <w:r>
+              <w:t xml:space="preserve">cumulative with</w:t>
+            </w:r>
+            <w:r>
+              <w:t xml:space="preserve"> </w:t>
+            </w:r>
+            <w:r>
+              <w:rPr>
+                <w:rStyle w:val="VerbatimChar"/>
+              </w:rPr>
+              <w:t xml:space="preserve">LAG()</w:t>
+            </w:r>
+            <w:r>
+              <w:t xml:space="preserve">-derived delta — avoids compounding errors from missed events),</w:t>
+            </w:r>
+            <w:r>
+              <w:t xml:space="preserve"> </w:t>
+            </w:r>
+            <w:r>
+              <w:rPr>
+                <w:rStyle w:val="VerbatimChar"/>
+              </w:rPr>
+              <w:t xml:space="preserve">ItemId</w:t>
+            </w:r>
+            <w:r>
+              <w:t xml:space="preserve"> </w:t>
+            </w:r>
+            <w:r>
+              <w:t xml:space="preserve">(derivable from</w:t>
+            </w:r>
+            <w:r>
+              <w:t xml:space="preserve"> </w:t>
+            </w:r>
+            <w:r>
+              <w:rPr>
+                <w:rStyle w:val="VerbatimChar"/>
+              </w:rPr>
+              <w:t xml:space="preserve">Lot.ItemId</w:t>
+            </w:r>
+            <w:r>
+              <w:t xml:space="preserve">). Required index</w:t>
+            </w:r>
+            <w:r>
+              <w:t xml:space="preserve"> </w:t>
+            </w:r>
+            <w:r>
+              <w:rPr>
+                <w:rStyle w:val="VerbatimChar"/>
+              </w:rPr>
+              <w:t xml:space="preserve">(LotId, EventAt DESC)</w:t>
+            </w:r>
+            <w:r>
+              <w:t xml:space="preserve">. Table is still deferred to Arc 2 Phase 1 CREATE — the column contract in §4 is authoritative.</w:t>
             </w:r>
             <w:r>
               <w:rPr>
                 <w:b/>
                 <w:bCs/>
               </w:rPr>
-              <w:t xml:space="preserve">degenerate 1-line BOM consumption</w:t>
-            </w:r>
-            <w:r>
-              <w:t xml:space="preserve"> </w:t>
-            </w:r>
-            <w:r>
-              <w:t xml:space="preserve">— trim part has cast part as its sole component at QtyPer=1; the existing ConsumptionEvent + LotGenealogy flow captures the physical movement and backward trace; the operator prompt is BOM-driven (</w:t>
-            </w:r>
-            <w:r>
-              <w:t xml:space="preserve">“receive as trim part?”</w:t>
-            </w:r>
-            <w:r>
-              <w:t xml:space="preserve">). No</w:t>
-            </w:r>
-            <w:r>
-              <w:t xml:space="preserve"> </w:t>
-            </w:r>
-            <w:r>
-              <w:rPr>
-                <w:rStyle w:val="VerbatimChar"/>
-              </w:rPr>
-              <w:t xml:space="preserve">ItemTransform</w:t>
-            </w:r>
-            <w:r>
-              <w:t xml:space="preserve"> </w:t>
-            </w:r>
-            <w:r>
-              <w:t xml:space="preserve">table is created in Phase G or deferred to Arc 2. The Phase G migration’s</w:t>
-            </w:r>
-            <w:r>
-              <w:t xml:space="preserve"> </w:t>
-            </w:r>
-            <w:r>
-              <w:rPr>
-                <w:rStyle w:val="VerbatimChar"/>
-              </w:rPr>
-              <w:t xml:space="preserve">Audit.LogEntityType</w:t>
-            </w:r>
-            <w:r>
-              <w:t xml:space="preserve"> </w:t>
-            </w:r>
-            <w:r>
-              <w:t xml:space="preserve">seed shrinks from 10 rows to 9 (removed</w:t>
-            </w:r>
-            <w:r>
-              <w:t xml:space="preserve"> </w:t>
-            </w:r>
-            <w:r>
-              <w:rPr>
-                <w:rStyle w:val="VerbatimChar"/>
-              </w:rPr>
-              <w:t xml:space="preserve">ItemTransform</w:t>
-            </w:r>
-            <w:r>
-              <w:t xml:space="preserve">;</w:t>
-            </w:r>
-            <w:r>
-              <w:t xml:space="preserve"> </w:t>
-            </w:r>
-            <w:r>
-              <w:rPr>
-                <w:rStyle w:val="VerbatimChar"/>
-              </w:rPr>
-              <w:t xml:space="preserve">ScrapSource</w:t>
-            </w:r>
-            <w:r>
-              <w:t xml:space="preserve"> </w:t>
-            </w:r>
-            <w:r>
-              <w:t xml:space="preserve">shifted from Id=40 to Id=39). OI-11 moves from ⬜ Open to ✅ Resolved in the Open Issues Register (v2.6). This row is a correction to the v1.8 entry above — the table count</w:t>
-            </w:r>
-            <w:r>
-              <w:t xml:space="preserve"> </w:t>
-            </w:r>
-            <w:r>
-              <w:t xml:space="preserve">“~73”</w:t>
-            </w:r>
-            <w:r>
-              <w:t xml:space="preserve"> </w:t>
-            </w:r>
-            <w:r>
-              <w:t xml:space="preserve">also drops back to</w:t>
-            </w:r>
-            <w:r>
-              <w:t xml:space="preserve"> </w:t>
-            </w:r>
-            <w:r>
-              <w:t xml:space="preserve">“~72”</w:t>
-            </w:r>
-            <w:r>
-              <w:t xml:space="preserve">.</w:t>
-            </w:r>
-          </w:p>
-        </w:tc>
-      </w:tr>
-      <w:tr>
-        <w:tc>
-          <w:tcPr>
-            <w:shd w:val="clear" w:color="auto" w:fill="F2F2F2"/>
-          </w:tcPr>
-          <w:tcPr/>
-          <w:p>
-            <w:pPr>
-              <w:pStyle w:val="Compact"/>
-            </w:pPr>
-            <w:r>
-              <w:t xml:space="preserve">1.7</w:t>
-            </w:r>
-          </w:p>
-        </w:tc>
-        <w:tc>
-          <w:tcPr>
-            <w:shd w:val="clear" w:color="auto" w:fill="F2F2F2"/>
-          </w:tcPr>
-          <w:tcPr/>
-          <w:p>
-            <w:pPr>
-              <w:pStyle w:val="Compact"/>
-            </w:pPr>
-            <w:r>
-              <w:t xml:space="preserve">2026-04-21</w:t>
-            </w:r>
-          </w:p>
-        </w:tc>
-        <w:tc>
-          <w:tcPr>
-            <w:shd w:val="clear" w:color="auto" w:fill="F2F2F2"/>
-          </w:tcPr>
-          <w:tcPr/>
-          <w:p>
-            <w:pPr>
-              <w:pStyle w:val="Compact"/>
-            </w:pPr>
-            <w:r>
-              <w:t xml:space="preserve">Blue Ridge Automation</w:t>
-            </w:r>
-          </w:p>
-        </w:tc>
-        <w:tc>
-          <w:tcPr>
-            <w:shd w:val="clear" w:color="auto" w:fill="F2F2F2"/>
-          </w:tcPr>
-          <w:tcPr/>
-          <w:p>
-            <w:pPr>
-              <w:pStyle w:val="Compact"/>
-            </w:pPr>
+              <w:t xml:space="preserve">(3) New</w:t>
+            </w:r>
             <w:r>
               <w:rPr>
                 <w:b/>
                 <w:bCs/>
               </w:rPr>
+              <w:t xml:space="preserve"> </w:t>
+            </w:r>
+            <w:r>
+              <w:rPr>
+                <w:rStyle w:val="VerbatimChar"/>
+                <w:b/>
+                <w:bCs/>
+              </w:rPr>
+              <w:t xml:space="preserve">Lots.IdentifierSequence</w:t>
+            </w:r>
+            <w:r>
+              <w:rPr>
+                <w:b/>
+                <w:bCs/>
+              </w:rPr>
+              <w:t xml:space="preserve"> </w:t>
+            </w:r>
+            <w:r>
+              <w:rPr>
+                <w:b/>
+                <w:bCs/>
+              </w:rPr>
+              <w:t xml:space="preserve">table (OI-31).</w:t>
+            </w:r>
+            <w:r>
+              <w:t xml:space="preserve"> </w:t>
+            </w:r>
+            <w:r>
+              <w:t xml:space="preserve">Replaces Flexware’s</w:t>
+            </w:r>
+            <w:r>
+              <w:t xml:space="preserve"> </w:t>
+            </w:r>
+            <w:r>
+              <w:rPr>
+                <w:rStyle w:val="VerbatimChar"/>
+              </w:rPr>
+              <w:t xml:space="preserve">IdentifierFormat</w:t>
+            </w:r>
+            <w:r>
+              <w:t xml:space="preserve">. Columns:</w:t>
+            </w:r>
+            <w:r>
+              <w:t xml:space="preserve"> </w:t>
+            </w:r>
+            <w:r>
+              <w:rPr>
+                <w:rStyle w:val="VerbatimChar"/>
+              </w:rPr>
+              <w:t xml:space="preserve">Id</w:t>
+            </w:r>
+            <w:r>
+              <w:t xml:space="preserve">,</w:t>
+            </w:r>
+            <w:r>
+              <w:t xml:space="preserve"> </w:t>
+            </w:r>
+            <w:r>
+              <w:rPr>
+                <w:rStyle w:val="VerbatimChar"/>
+              </w:rPr>
+              <w:t xml:space="preserve">Code NVARCHAR(30) UNIQUE</w:t>
+            </w:r>
+            <w:r>
+              <w:t xml:space="preserve">,</w:t>
+            </w:r>
+            <w:r>
+              <w:t xml:space="preserve"> </w:t>
+            </w:r>
+            <w:r>
+              <w:rPr>
+                <w:rStyle w:val="VerbatimChar"/>
+              </w:rPr>
+              <w:t xml:space="preserve">Name</w:t>
+            </w:r>
+            <w:r>
+              <w:t xml:space="preserve">,</w:t>
+            </w:r>
+            <w:r>
+              <w:t xml:space="preserve"> </w:t>
+            </w:r>
+            <w:r>
+              <w:rPr>
+                <w:rStyle w:val="VerbatimChar"/>
+              </w:rPr>
+              <w:t xml:space="preserve">Description</w:t>
+            </w:r>
+            <w:r>
+              <w:t xml:space="preserve">,</w:t>
+            </w:r>
+            <w:r>
+              <w:t xml:space="preserve"> </w:t>
+            </w:r>
+            <w:r>
+              <w:rPr>
+                <w:rStyle w:val="VerbatimChar"/>
+              </w:rPr>
+              <w:t xml:space="preserve">FormatString NVARCHAR(50)</w:t>
+            </w:r>
+            <w:r>
+              <w:t xml:space="preserve"> </w:t>
+            </w:r>
+            <w:r>
+              <w:t xml:space="preserve">(.NET</w:t>
+            </w:r>
+            <w:r>
+              <w:t xml:space="preserve"> </w:t>
+            </w:r>
+            <w:r>
+              <w:rPr>
+                <w:rStyle w:val="VerbatimChar"/>
+              </w:rPr>
+              <w:t xml:space="preserve">string.Format</w:t>
+            </w:r>
+            <w:r>
+              <w:t xml:space="preserve">, e.g.,</w:t>
+            </w:r>
+            <w:r>
+              <w:t xml:space="preserve"> </w:t>
+            </w:r>
+            <w:r>
+              <w:rPr>
+                <w:rStyle w:val="VerbatimChar"/>
+              </w:rPr>
+              <w:t xml:space="preserve">MESL{0:D7}</w:t>
+            </w:r>
+            <w:r>
+              <w:t xml:space="preserve">),</w:t>
+            </w:r>
+            <w:r>
+              <w:t xml:space="preserve"> </w:t>
+            </w:r>
+            <w:r>
+              <w:rPr>
+                <w:rStyle w:val="VerbatimChar"/>
+              </w:rPr>
+              <w:t xml:space="preserve">StartingValue BIGINT DEFAULT 1</w:t>
+            </w:r>
+            <w:r>
+              <w:t xml:space="preserve">,</w:t>
+            </w:r>
+            <w:r>
+              <w:t xml:space="preserve"> </w:t>
+            </w:r>
+            <w:r>
+              <w:rPr>
+                <w:rStyle w:val="VerbatimChar"/>
+              </w:rPr>
+              <w:t xml:space="preserve">EndingValue BIGINT DEFAULT 9999999</w:t>
+            </w:r>
+            <w:r>
+              <w:t xml:space="preserve">,</w:t>
+            </w:r>
+            <w:r>
+              <w:t xml:space="preserve"> </w:t>
+            </w:r>
+            <w:r>
+              <w:rPr>
+                <w:rStyle w:val="VerbatimChar"/>
+              </w:rPr>
+              <w:t xml:space="preserve">LastValue BIGINT DEFAULT 0</w:t>
+            </w:r>
+            <w:r>
+              <w:t xml:space="preserve">,</w:t>
+            </w:r>
+            <w:r>
+              <w:t xml:space="preserve"> </w:t>
+            </w:r>
+            <w:r>
+              <w:rPr>
+                <w:rStyle w:val="VerbatimChar"/>
+              </w:rPr>
+              <w:t xml:space="preserve">ResetIntervalMinutes INT NULL</w:t>
+            </w:r>
+            <w:r>
+              <w:t xml:space="preserve">,</w:t>
+            </w:r>
+            <w:r>
+              <w:t xml:space="preserve"> </w:t>
+            </w:r>
+            <w:r>
+              <w:rPr>
+                <w:rStyle w:val="VerbatimChar"/>
+              </w:rPr>
+              <w:t xml:space="preserve">LastResetAt DATETIME2(3) NULL</w:t>
+            </w:r>
+            <w:r>
+              <w:t xml:space="preserve">,</w:t>
+            </w:r>
+            <w:r>
+              <w:t xml:space="preserve"> </w:t>
+            </w:r>
+            <w:r>
+              <w:rPr>
+                <w:rStyle w:val="VerbatimChar"/>
+              </w:rPr>
+              <w:t xml:space="preserve">UpdatedAt DATETIME2(3)</w:t>
+            </w:r>
+            <w:r>
+              <w:t xml:space="preserve">. Companion proc</w:t>
+            </w:r>
+            <w:r>
+              <w:t xml:space="preserve"> </w:t>
+            </w:r>
+            <w:r>
+              <w:rPr>
+                <w:rStyle w:val="VerbatimChar"/>
+              </w:rPr>
+              <w:t xml:space="preserve">Lots.IdentifierSequence_Next @Code</w:t>
+            </w:r>
+            <w:r>
+              <w:t xml:space="preserve"> </w:t>
+            </w:r>
+            <w:r>
+              <w:t xml:space="preserve">atomically increments</w:t>
+            </w:r>
+            <w:r>
+              <w:t xml:space="preserve"> </w:t>
+            </w:r>
+            <w:r>
+              <w:rPr>
+                <w:rStyle w:val="VerbatimChar"/>
+              </w:rPr>
+              <w:t xml:space="preserve">LastValue</w:t>
+            </w:r>
+            <w:r>
+              <w:t xml:space="preserve">, formats via the</w:t>
+            </w:r>
+            <w:r>
+              <w:t xml:space="preserve"> </w:t>
+            </w:r>
+            <w:r>
+              <w:rPr>
+                <w:rStyle w:val="VerbatimChar"/>
+              </w:rPr>
+              <w:t xml:space="preserve">.NET</w:t>
+            </w:r>
+            <w:r>
+              <w:t xml:space="preserve">-style string, raises on rollover. Seeded at cutover with</w:t>
+            </w:r>
+            <w:r>
+              <w:t xml:space="preserve"> </w:t>
+            </w:r>
+            <w:r>
+              <w:rPr>
+                <w:rStyle w:val="VerbatimChar"/>
+              </w:rPr>
+              <w:t xml:space="preserve">Lot</w:t>
+            </w:r>
+            <w:r>
+              <w:t xml:space="preserve"> </w:t>
+            </w:r>
+            <w:r>
+              <w:t xml:space="preserve">(</w:t>
+            </w:r>
+            <w:r>
+              <w:rPr>
+                <w:rStyle w:val="VerbatimChar"/>
+              </w:rPr>
+              <w:t xml:space="preserve">MESL{0:D7}</w:t>
+            </w:r>
+            <w:r>
+              <w:t xml:space="preserve">, ~1,710,932 baseline) and</w:t>
+            </w:r>
+            <w:r>
+              <w:t xml:space="preserve"> </w:t>
+            </w:r>
+            <w:r>
+              <w:rPr>
+                <w:rStyle w:val="VerbatimChar"/>
+              </w:rPr>
+              <w:t xml:space="preserve">SerializedItem</w:t>
+            </w:r>
+            <w:r>
+              <w:t xml:space="preserve"> </w:t>
+            </w:r>
+            <w:r>
+              <w:t xml:space="preserve">(</w:t>
+            </w:r>
+            <w:r>
+              <w:rPr>
+                <w:rStyle w:val="VerbatimChar"/>
+              </w:rPr>
+              <w:t xml:space="preserve">MESI{0:D7}</w:t>
+            </w:r>
+            <w:r>
+              <w:t xml:space="preserve">, ~2,492 baseline) — actual</w:t>
+            </w:r>
+            <w:r>
+              <w:t xml:space="preserve"> </w:t>
+            </w:r>
+            <w:r>
+              <w:rPr>
+                <w:rStyle w:val="VerbatimChar"/>
+              </w:rPr>
+              <w:t xml:space="preserve">LastValue</w:t>
+            </w:r>
+            <w:r>
+              <w:t xml:space="preserve"> </w:t>
+            </w:r>
+            <w:r>
+              <w:t xml:space="preserve">sampled from Flexware on cutover day. Lands in Arc 2 Phase 1 migration.</w:t>
+            </w:r>
+            <w:r>
+              <w:rPr>
+                <w:b/>
+                <w:bCs/>
+              </w:rPr>
+              <w:t xml:space="preserve">(4)</w:t>
+            </w:r>
+            <w:r>
+              <w:rPr>
+                <w:b/>
+                <w:bCs/>
+              </w:rPr>
+              <w:t xml:space="preserve"> </w:t>
+            </w:r>
+            <w:r>
+              <w:rPr>
+                <w:rStyle w:val="VerbatimChar"/>
+                <w:b/>
+                <w:bCs/>
+              </w:rPr>
+              <w:t xml:space="preserve">Parts.Item.MaxLotSize</w:t>
+            </w:r>
+            <w:r>
+              <w:rPr>
+                <w:b/>
+                <w:bCs/>
+              </w:rPr>
+              <w:t xml:space="preserve"> </w:t>
+            </w:r>
+            <w:r>
+              <w:rPr>
+                <w:b/>
+                <w:bCs/>
+              </w:rPr>
+              <w:t xml:space="preserve">semantic repurpose.</w:t>
+            </w:r>
+            <w:r>
+              <w:t xml:space="preserve"> </w:t>
+            </w:r>
+            <w:r>
+              <w:t xml:space="preserve">No schema change — the column stays</w:t>
+            </w:r>
+            <w:r>
+              <w:t xml:space="preserve"> </w:t>
+            </w:r>
+            <w:r>
+              <w:rPr>
+                <w:rStyle w:val="VerbatimChar"/>
+              </w:rPr>
+              <w:t xml:space="preserve">INT NULL</w:t>
+            </w:r>
+            <w:r>
+              <w:t xml:space="preserve">. In this doc and the Config Tool Item screen the label/caption becomes</w:t>
+            </w:r>
+            <w:r>
+              <w:t xml:space="preserve"> </w:t>
+            </w:r>
+            <w:r>
+              <w:rPr>
+                <w:rStyle w:val="VerbatimChar"/>
+                <w:b/>
+                <w:bCs/>
+              </w:rPr>
+              <w:t xml:space="preserve">PartsPerBasket</w:t>
+            </w:r>
+            <w:r>
+              <w:t xml:space="preserve">: one LOT = one basket = one LTT label, so</w:t>
+            </w:r>
+            <w:r>
+              <w:t xml:space="preserve"> </w:t>
+            </w:r>
+            <w:r>
+              <w:t xml:space="preserve">“max parts per LOT”</w:t>
+            </w:r>
+            <w:r>
+              <w:t xml:space="preserve"> </w:t>
+            </w:r>
+            <w:r>
+              <w:t xml:space="preserve">IS</w:t>
+            </w:r>
+            <w:r>
+              <w:t xml:space="preserve"> </w:t>
+            </w:r>
+            <w:r>
+              <w:t xml:space="preserve">“basket capacity”</w:t>
+            </w:r>
+            <w:r>
+              <w:t xml:space="preserve"> </w:t>
+            </w:r>
+            <w:r>
+              <w:t xml:space="preserve">by definition. Basket (Item-level capacity) is distinct from Container (</w:t>
+            </w:r>
+            <w:r>
+              <w:rPr>
+                <w:rStyle w:val="VerbatimChar"/>
+              </w:rPr>
+              <w:t xml:space="preserve">Parts.ContainerConfig</w:t>
+            </w:r>
+            <w:r>
+              <w:t xml:space="preserve"> </w:t>
+            </w:r>
+            <w:r>
+              <w:t xml:space="preserve">with tray math for shipping — unchanged). Formal column rename deferred to a later migration.</w:t>
+            </w:r>
+            <w:r>
+              <w:rPr>
+                <w:b/>
+                <w:bCs/>
+              </w:rPr>
+              <w:t xml:space="preserve">Other v1.9 notes:</w:t>
+            </w:r>
+            <w:r>
+              <w:t xml:space="preserve"> </w:t>
+            </w:r>
+            <w:r>
+              <w:rPr>
+                <w:rStyle w:val="VerbatimChar"/>
+              </w:rPr>
+              <w:t xml:space="preserve">Tools.ToolAssignment</w:t>
+            </w:r>
+            <w:r>
+              <w:t xml:space="preserve"> </w:t>
+            </w:r>
+            <w:r>
+              <w:t xml:space="preserve">has</w:t>
+            </w:r>
+            <w:r>
+              <w:t xml:space="preserve"> </w:t>
+            </w:r>
+            <w:r>
+              <w:rPr>
+                <w:b/>
+                <w:bCs/>
+              </w:rPr>
+              <w:t xml:space="preserve">two</w:t>
+            </w:r>
+            <w:r>
+              <w:t xml:space="preserve"> </w:t>
+            </w:r>
+            <w:r>
+              <w:t xml:space="preserve">filtered unique indexes today (</w:t>
+            </w:r>
+            <w:r>
+              <w:rPr>
+                <w:rStyle w:val="VerbatimChar"/>
+              </w:rPr>
+              <w:t xml:space="preserve">UQ_ToolAssignment_ActiveTool</w:t>
+            </w:r>
+            <w:r>
+              <w:t xml:space="preserve"> </w:t>
+            </w:r>
+            <w:r>
+              <w:t xml:space="preserve">on</w:t>
+            </w:r>
+            <w:r>
+              <w:t xml:space="preserve"> </w:t>
+            </w:r>
+            <w:r>
+              <w:rPr>
+                <w:rStyle w:val="VerbatimChar"/>
+              </w:rPr>
+              <w:t xml:space="preserve">ToolId</w:t>
+            </w:r>
+            <w:r>
+              <w:t xml:space="preserve">,</w:t>
+            </w:r>
+            <w:r>
+              <w:t xml:space="preserve"> </w:t>
+            </w:r>
+            <w:r>
+              <w:rPr>
+                <w:rStyle w:val="VerbatimChar"/>
+              </w:rPr>
+              <w:t xml:space="preserve">UQ_ToolAssignment_ActiveCell</w:t>
+            </w:r>
+            <w:r>
+              <w:t xml:space="preserve"> </w:t>
+            </w:r>
+            <w:r>
+              <w:t xml:space="preserve">on</w:t>
+            </w:r>
+            <w:r>
+              <w:t xml:space="preserve"> </w:t>
+            </w:r>
+            <w:r>
+              <w:rPr>
+                <w:rStyle w:val="VerbatimChar"/>
+              </w:rPr>
+              <w:t xml:space="preserve">CellLocationId</w:t>
+            </w:r>
+            <w:r>
+              <w:t xml:space="preserve">). The Cell UNIQUE is correct for Die Cast (one mounted die per cell) but wrong for Machining / Trim / Assembly where multiple Tools coexist on a cell. Documented as a known limitation to resolve when non-Die Tool types go live post-MVP (scope the UNIQUE to</w:t>
+            </w:r>
+            <w:r>
+              <w:t xml:space="preserve"> </w:t>
+            </w:r>
+            <w:r>
+              <w:rPr>
+                <w:rStyle w:val="VerbatimChar"/>
+              </w:rPr>
+              <w:t xml:space="preserve">ToolType=Die</w:t>
+            </w:r>
+            <w:r>
+              <w:t xml:space="preserve"> </w:t>
+            </w:r>
+            <w:r>
+              <w:t xml:space="preserve">or drop it). Source:</w:t>
+            </w:r>
+            <w:r>
+              <w:t xml:space="preserve"> </w:t>
+            </w:r>
+            <w:r>
+              <w:rPr>
+                <w:rStyle w:val="VerbatimChar"/>
+              </w:rPr>
+              <w:t xml:space="preserve">docs/superpowers/specs/2026-04-23-arc2-model-revisions.md</w:t>
+            </w:r>
+            <w:r>
+              <w:t xml:space="preserve">.</w:t>
+            </w:r>
+          </w:p>
+        </w:tc>
+      </w:tr>
+      <w:tr>
+        <w:tc>
+          <w:tcPr>
+            <w:shd w:val="clear" w:color="auto" w:fill="F2F2F2"/>
+          </w:tcPr>
+          <w:tcPr/>
+          <w:p>
+            <w:pPr>
+              <w:pStyle w:val="Compact"/>
+            </w:pPr>
+            <w:r>
+              <w:t xml:space="preserve">1.8-rev</w:t>
+            </w:r>
+          </w:p>
+        </w:tc>
+        <w:tc>
+          <w:tcPr>
+            <w:shd w:val="clear" w:color="auto" w:fill="F2F2F2"/>
+          </w:tcPr>
+          <w:tcPr/>
+          <w:p>
+            <w:pPr>
+              <w:pStyle w:val="Compact"/>
+            </w:pPr>
+            <w:r>
+              <w:t xml:space="preserve">2026-04-22</w:t>
+            </w:r>
+          </w:p>
+        </w:tc>
+        <w:tc>
+          <w:tcPr>
+            <w:shd w:val="clear" w:color="auto" w:fill="F2F2F2"/>
+          </w:tcPr>
+          <w:tcPr/>
+          <w:p>
+            <w:pPr>
+              <w:pStyle w:val="Compact"/>
+            </w:pPr>
+            <w:r>
+              <w:t xml:space="preserve">Blue Ridge Automation</w:t>
+            </w:r>
+          </w:p>
+        </w:tc>
+        <w:tc>
+          <w:tcPr>
+            <w:shd w:val="clear" w:color="auto" w:fill="F2F2F2"/>
+          </w:tcPr>
+          <w:tcPr/>
+          <w:p>
+            <w:pPr>
+              <w:pStyle w:val="Compact"/>
+            </w:pPr>
+            <w:r>
+              <w:rPr>
+                <w:b/>
+                <w:bCs/>
+              </w:rPr>
+              <w:t xml:space="preserve">OI-11 reverted — Casting → Trim part rename resolved via 1-line BOM (no new schema).</w:t>
+            </w:r>
+            <w:r>
+              <w:t xml:space="preserve"> </w:t>
+            </w:r>
+            <w:r>
+              <w:t xml:space="preserve">The v1.8 draft added a dedicated</w:t>
+            </w:r>
+            <w:r>
+              <w:t xml:space="preserve"> </w:t>
+            </w:r>
+            <w:r>
+              <w:rPr>
+                <w:rStyle w:val="VerbatimChar"/>
+              </w:rPr>
+              <w:t xml:space="preserve">Parts.ItemTransform</w:t>
+            </w:r>
+            <w:r>
+              <w:t xml:space="preserve"> </w:t>
+            </w:r>
+            <w:r>
+              <w:t xml:space="preserve">table. On review it was redundant: every column duplicates</w:t>
+            </w:r>
+            <w:r>
+              <w:t xml:space="preserve"> </w:t>
+            </w:r>
+            <w:r>
+              <w:rPr>
+                <w:rStyle w:val="VerbatimChar"/>
+              </w:rPr>
+              <w:t xml:space="preserve">Workorder.ConsumptionEvent</w:t>
+            </w:r>
+            <w:r>
+              <w:t xml:space="preserve">. The Casting → Trim boundary is a</w:t>
+            </w:r>
+            <w:r>
+              <w:t xml:space="preserve"> </w:t>
+            </w:r>
+            <w:r>
+              <w:rPr>
+                <w:b/>
+                <w:bCs/>
+              </w:rPr>
+              <w:t xml:space="preserve">degenerate 1-line BOM consumption</w:t>
+            </w:r>
+            <w:r>
+              <w:t xml:space="preserve"> </w:t>
+            </w:r>
+            <w:r>
+              <w:t xml:space="preserve">— trim part has cast part as its sole component at QtyPer=1; the existing ConsumptionEvent + LotGenealogy flow captures the physical movement and backward trace; the operator prompt is BOM-driven (</w:t>
+            </w:r>
+            <w:r>
+              <w:t xml:space="preserve">“receive as trim part?”</w:t>
+            </w:r>
+            <w:r>
+              <w:t xml:space="preserve">). No</w:t>
+            </w:r>
+            <w:r>
+              <w:t xml:space="preserve"> </w:t>
+            </w:r>
+            <w:r>
+              <w:rPr>
+                <w:rStyle w:val="VerbatimChar"/>
+              </w:rPr>
+              <w:t xml:space="preserve">ItemTransform</w:t>
+            </w:r>
+            <w:r>
+              <w:t xml:space="preserve"> </w:t>
+            </w:r>
+            <w:r>
+              <w:t xml:space="preserve">table is created in Phase G or deferred to Arc 2. The Phase G migration’s</w:t>
+            </w:r>
+            <w:r>
+              <w:t xml:space="preserve"> </w:t>
+            </w:r>
+            <w:r>
+              <w:rPr>
+                <w:rStyle w:val="VerbatimChar"/>
+              </w:rPr>
+              <w:t xml:space="preserve">Audit.LogEntityType</w:t>
+            </w:r>
+            <w:r>
+              <w:t xml:space="preserve"> </w:t>
+            </w:r>
+            <w:r>
+              <w:t xml:space="preserve">seed shrinks from 10 rows to 9 (removed</w:t>
+            </w:r>
+            <w:r>
+              <w:t xml:space="preserve"> </w:t>
+            </w:r>
+            <w:r>
+              <w:rPr>
+                <w:rStyle w:val="VerbatimChar"/>
+              </w:rPr>
+              <w:t xml:space="preserve">ItemTransform</w:t>
+            </w:r>
+            <w:r>
+              <w:t xml:space="preserve">;</w:t>
+            </w:r>
+            <w:r>
+              <w:t xml:space="preserve"> </w:t>
+            </w:r>
+            <w:r>
+              <w:rPr>
+                <w:rStyle w:val="VerbatimChar"/>
+              </w:rPr>
+              <w:t xml:space="preserve">ScrapSource</w:t>
+            </w:r>
+            <w:r>
+              <w:t xml:space="preserve"> </w:t>
+            </w:r>
+            <w:r>
+              <w:t xml:space="preserve">shifted from Id=40 to Id=39). OI-11 moves from ⬜ Open to ✅ Resolved in the Open Issues Register (v2.6). This row is a correction to the v1.8 entry above — the table count</w:t>
+            </w:r>
+            <w:r>
+              <w:t xml:space="preserve"> </w:t>
+            </w:r>
+            <w:r>
+              <w:t xml:space="preserve">“~73”</w:t>
+            </w:r>
+            <w:r>
+              <w:t xml:space="preserve"> </w:t>
+            </w:r>
+            <w:r>
+              <w:t xml:space="preserve">also drops back to</w:t>
+            </w:r>
+            <w:r>
+              <w:t xml:space="preserve"> </w:t>
+            </w:r>
+            <w:r>
+              <w:t xml:space="preserve">“~72”</w:t>
+            </w:r>
+            <w:r>
+              <w:t xml:space="preserve">.</w:t>
+            </w:r>
+          </w:p>
+        </w:tc>
+      </w:tr>
+      <w:tr>
+        <w:tc>
+          <w:tcPr/>
+          <w:p>
+            <w:pPr>
+              <w:pStyle w:val="Compact"/>
+            </w:pPr>
+            <w:r>
+              <w:t xml:space="preserve">1.7</w:t>
+            </w:r>
+          </w:p>
+        </w:tc>
+        <w:tc>
+          <w:tcPr/>
+          <w:p>
+            <w:pPr>
+              <w:pStyle w:val="Compact"/>
+            </w:pPr>
+            <w:r>
+              <w:t xml:space="preserve">2026-04-21</w:t>
+            </w:r>
+          </w:p>
+        </w:tc>
+        <w:tc>
+          <w:tcPr/>
+          <w:p>
+            <w:pPr>
+              <w:pStyle w:val="Compact"/>
+            </w:pPr>
+            <w:r>
+              <w:t xml:space="preserve">Blue Ridge Automation</w:t>
+            </w:r>
+          </w:p>
+        </w:tc>
+        <w:tc>
+          <w:tcPr/>
+          <w:p>
+            <w:pPr>
+              <w:pStyle w:val="Compact"/>
+            </w:pPr>
+            <w:r>
+              <w:rPr>
+                <w:b/>
+                <w:bCs/>
+              </w:rPr>
               <w:t xml:space="preserve">Phase B Tool Management schema — Tool promoted to a first-class polymorphic subsystem (OI-10 superseded).</w:t>
             </w:r>
             <w:r>
@@ -4073,6 +4372,9 @@
       </w:tr>
       <w:tr>
         <w:tc>
+          <w:tcPr>
+            <w:shd w:val="clear" w:color="auto" w:fill="F2F2F2"/>
+          </w:tcPr>
           <w:tcPr/>
           <w:p>
             <w:pPr>
@@ -4084,6 +4386,9 @@
           </w:p>
         </w:tc>
         <w:tc>
+          <w:tcPr>
+            <w:shd w:val="clear" w:color="auto" w:fill="F2F2F2"/>
+          </w:tcPr>
           <w:tcPr/>
           <w:p>
             <w:pPr>
@@ -4095,6 +4400,9 @@
           </w:p>
         </w:tc>
         <w:tc>
+          <w:tcPr>
+            <w:shd w:val="clear" w:color="auto" w:fill="F2F2F2"/>
+          </w:tcPr>
           <w:tcPr/>
           <w:p>
             <w:pPr>
@@ -4106,6 +4414,9 @@
           </w:p>
         </w:tc>
         <w:tc>
+          <w:tcPr>
+            <w:shd w:val="clear" w:color="auto" w:fill="F2F2F2"/>
+          </w:tcPr>
           <w:tcPr/>
           <w:p>
             <w:pPr>
@@ -4255,9 +4566,6 @@
       </w:tr>
       <w:tr>
         <w:tc>
-          <w:tcPr>
-            <w:shd w:val="clear" w:color="auto" w:fill="F2F2F2"/>
-          </w:tcPr>
           <w:tcPr/>
           <w:p>
             <w:pPr>
@@ -4269,9 +4577,6 @@
           </w:p>
         </w:tc>
         <w:tc>
-          <w:tcPr>
-            <w:shd w:val="clear" w:color="auto" w:fill="F2F2F2"/>
-          </w:tcPr>
           <w:tcPr/>
           <w:p>
             <w:pPr>
@@ -4283,9 +4588,6 @@
           </w:p>
         </w:tc>
         <w:tc>
-          <w:tcPr>
-            <w:shd w:val="clear" w:color="auto" w:fill="F2F2F2"/>
-          </w:tcPr>
           <w:tcPr/>
           <w:p>
             <w:pPr>
@@ -4297,9 +4599,6 @@
           </w:p>
         </w:tc>
         <w:tc>
-          <w:tcPr>
-            <w:shd w:val="clear" w:color="auto" w:fill="F2F2F2"/>
-          </w:tcPr>
           <w:tcPr/>
           <w:p>
             <w:pPr>
@@ -4515,6 +4814,9 @@
       </w:tr>
       <w:tr>
         <w:tc>
+          <w:tcPr>
+            <w:shd w:val="clear" w:color="auto" w:fill="F2F2F2"/>
+          </w:tcPr>
           <w:tcPr/>
           <w:p>
             <w:pPr>
@@ -4526,6 +4828,9 @@
           </w:p>
         </w:tc>
         <w:tc>
+          <w:tcPr>
+            <w:shd w:val="clear" w:color="auto" w:fill="F2F2F2"/>
+          </w:tcPr>
           <w:tcPr/>
           <w:p>
             <w:pPr>
@@ -4537,6 +4842,9 @@
           </w:p>
         </w:tc>
         <w:tc>
+          <w:tcPr>
+            <w:shd w:val="clear" w:color="auto" w:fill="F2F2F2"/>
+          </w:tcPr>
           <w:tcPr/>
           <w:p>
             <w:pPr>
@@ -4548,6 +4856,9 @@
           </w:p>
         </w:tc>
         <w:tc>
+          <w:tcPr>
+            <w:shd w:val="clear" w:color="auto" w:fill="F2F2F2"/>
+          </w:tcPr>
           <w:tcPr/>
           <w:p>
             <w:pPr>
@@ -4873,9 +5184,6 @@
       </w:tr>
       <w:tr>
         <w:tc>
-          <w:tcPr>
-            <w:shd w:val="clear" w:color="auto" w:fill="F2F2F2"/>
-          </w:tcPr>
           <w:tcPr/>
           <w:p>
             <w:pPr>
@@ -4887,9 +5195,6 @@
           </w:p>
         </w:tc>
         <w:tc>
-          <w:tcPr>
-            <w:shd w:val="clear" w:color="auto" w:fill="F2F2F2"/>
-          </w:tcPr>
           <w:tcPr/>
           <w:p>
             <w:pPr>
@@ -4901,9 +5206,6 @@
           </w:p>
         </w:tc>
         <w:tc>
-          <w:tcPr>
-            <w:shd w:val="clear" w:color="auto" w:fill="F2F2F2"/>
-          </w:tcPr>
           <w:tcPr/>
           <w:p>
             <w:pPr>
@@ -4915,9 +5217,6 @@
           </w:p>
         </w:tc>
         <w:tc>
-          <w:tcPr>
-            <w:shd w:val="clear" w:color="auto" w:fill="F2F2F2"/>
-          </w:tcPr>
           <w:tcPr/>
           <w:p>
             <w:pPr>
@@ -5145,6 +5444,9 @@
       </w:tr>
       <w:tr>
         <w:tc>
+          <w:tcPr>
+            <w:shd w:val="clear" w:color="auto" w:fill="F2F2F2"/>
+          </w:tcPr>
           <w:tcPr/>
           <w:p>
             <w:pPr>
@@ -5156,6 +5458,9 @@
           </w:p>
         </w:tc>
         <w:tc>
+          <w:tcPr>
+            <w:shd w:val="clear" w:color="auto" w:fill="F2F2F2"/>
+          </w:tcPr>
           <w:tcPr/>
           <w:p>
             <w:pPr>
@@ -5167,6 +5472,9 @@
           </w:p>
         </w:tc>
         <w:tc>
+          <w:tcPr>
+            <w:shd w:val="clear" w:color="auto" w:fill="F2F2F2"/>
+          </w:tcPr>
           <w:tcPr/>
           <w:p>
             <w:pPr>
@@ -5178,6 +5486,9 @@
           </w:p>
         </w:tc>
         <w:tc>
+          <w:tcPr>
+            <w:shd w:val="clear" w:color="auto" w:fill="F2F2F2"/>
+          </w:tcPr>
           <w:tcPr/>
           <w:p>
             <w:pPr>
@@ -5336,9 +5647,6 @@
       </w:tr>
       <w:tr>
         <w:tc>
-          <w:tcPr>
-            <w:shd w:val="clear" w:color="auto" w:fill="F2F2F2"/>
-          </w:tcPr>
           <w:tcPr/>
           <w:p>
             <w:pPr>
@@ -5350,9 +5658,6 @@
           </w:p>
         </w:tc>
         <w:tc>
-          <w:tcPr>
-            <w:shd w:val="clear" w:color="auto" w:fill="F2F2F2"/>
-          </w:tcPr>
           <w:tcPr/>
           <w:p>
             <w:pPr>
@@ -5364,9 +5669,6 @@
           </w:p>
         </w:tc>
         <w:tc>
-          <w:tcPr>
-            <w:shd w:val="clear" w:color="auto" w:fill="F2F2F2"/>
-          </w:tcPr>
           <w:tcPr/>
           <w:p>
             <w:pPr>
@@ -5378,9 +5680,6 @@
           </w:p>
         </w:tc>
         <w:tc>
-          <w:tcPr>
-            <w:shd w:val="clear" w:color="auto" w:fill="F2F2F2"/>
-          </w:tcPr>
           <w:tcPr/>
           <w:p>
             <w:pPr>
@@ -5578,6 +5877,9 @@
       </w:tr>
       <w:tr>
         <w:tc>
+          <w:tcPr>
+            <w:shd w:val="clear" w:color="auto" w:fill="F2F2F2"/>
+          </w:tcPr>
           <w:tcPr/>
           <w:p>
             <w:pPr>
@@ -5589,6 +5891,9 @@
           </w:p>
         </w:tc>
         <w:tc>
+          <w:tcPr>
+            <w:shd w:val="clear" w:color="auto" w:fill="F2F2F2"/>
+          </w:tcPr>
           <w:tcPr/>
           <w:p>
             <w:pPr>
@@ -5600,6 +5905,9 @@
           </w:p>
         </w:tc>
         <w:tc>
+          <w:tcPr>
+            <w:shd w:val="clear" w:color="auto" w:fill="F2F2F2"/>
+          </w:tcPr>
           <w:tcPr/>
           <w:p>
             <w:pPr>
@@ -5611,6 +5919,9 @@
           </w:p>
         </w:tc>
         <w:tc>
+          <w:tcPr>
+            <w:shd w:val="clear" w:color="auto" w:fill="F2F2F2"/>
+          </w:tcPr>
           <w:tcPr/>
           <w:p>
             <w:pPr>
@@ -5946,9 +6257,6 @@
       </w:tr>
       <w:tr>
         <w:tc>
-          <w:tcPr>
-            <w:shd w:val="clear" w:color="auto" w:fill="F2F2F2"/>
-          </w:tcPr>
           <w:tcPr/>
           <w:p>
             <w:pPr>
@@ -5960,9 +6268,6 @@
           </w:p>
         </w:tc>
         <w:tc>
-          <w:tcPr>
-            <w:shd w:val="clear" w:color="auto" w:fill="F2F2F2"/>
-          </w:tcPr>
           <w:tcPr/>
           <w:p>
             <w:pPr>
@@ -5974,9 +6279,6 @@
           </w:p>
         </w:tc>
         <w:tc>
-          <w:tcPr>
-            <w:shd w:val="clear" w:color="auto" w:fill="F2F2F2"/>
-          </w:tcPr>
           <w:tcPr/>
           <w:p>
             <w:pPr>
@@ -5988,9 +6290,6 @@
           </w:p>
         </w:tc>
         <w:tc>
-          <w:tcPr>
-            <w:shd w:val="clear" w:color="auto" w:fill="F2F2F2"/>
-          </w:tcPr>
           <w:tcPr/>
           <w:p>
             <w:pPr>
@@ -6058,6 +6357,9 @@
       </w:tr>
       <w:tr>
         <w:tc>
+          <w:tcPr>
+            <w:shd w:val="clear" w:color="auto" w:fill="F2F2F2"/>
+          </w:tcPr>
           <w:tcPr/>
           <w:p>
             <w:pPr>
@@ -6069,6 +6371,9 @@
           </w:p>
         </w:tc>
         <w:tc>
+          <w:tcPr>
+            <w:shd w:val="clear" w:color="auto" w:fill="F2F2F2"/>
+          </w:tcPr>
           <w:tcPr/>
           <w:p>
             <w:pPr>
@@ -6080,6 +6385,9 @@
           </w:p>
         </w:tc>
         <w:tc>
+          <w:tcPr>
+            <w:shd w:val="clear" w:color="auto" w:fill="F2F2F2"/>
+          </w:tcPr>
           <w:tcPr/>
           <w:p>
             <w:pPr>
@@ -6091,6 +6399,9 @@
           </w:p>
         </w:tc>
         <w:tc>
+          <w:tcPr>
+            <w:shd w:val="clear" w:color="auto" w:fill="F2F2F2"/>
+          </w:tcPr>
           <w:tcPr/>
           <w:p>
             <w:pPr>
@@ -11472,7 +11783,20 @@
               <w:pStyle w:val="Compact"/>
             </w:pPr>
             <w:r>
-              <w:t xml:space="preserve">Maximum total pieces allowed on this lineside location at one time (sum across all open LOTs). Scan-in mutation rejects when cumulative lineside quantity would exceed this. Added v1.8 (OI-12). Complements</w:t>
+              <w:t xml:space="preserve">Maximum total pieces allowed on this lineside location at one time (sum across</w:t>
+            </w:r>
+            <w:r>
+              <w:t xml:space="preserve"> </w:t>
+            </w:r>
+            <w:r>
+              <w:rPr>
+                <w:b/>
+                <w:bCs/>
+              </w:rPr>
+              <w:t xml:space="preserve">all Items</w:t>
+            </w:r>
+            <w:r>
+              <w:t xml:space="preserve">, all open LOTs at this Location). Scan-in mutation rejects when cumulative lineside quantity would exceed this. Added v1.8 (OI-12). Complements</w:t>
             </w:r>
             <w:r>
               <w:t xml:space="preserve"> </w:t>
@@ -11481,13 +11805,13 @@
               <w:rPr>
                 <w:rStyle w:val="VerbatimChar"/>
               </w:rPr>
-              <w:t xml:space="preserve">Parts.ContainerConfig.MaxParts</w:t>
-            </w:r>
-            <w:r>
-              <w:t xml:space="preserve"> </w:t>
-            </w:r>
-            <w:r>
-              <w:t xml:space="preserve">which caps per-container;</w:t>
+              <w:t xml:space="preserve">Parts.Item.MaxParts</w:t>
+            </w:r>
+            <w:r>
+              <w:t xml:space="preserve"> </w:t>
+            </w:r>
+            <w:r>
+              <w:t xml:space="preserve">—</w:t>
             </w:r>
             <w:r>
               <w:t xml:space="preserve"> </w:t>
@@ -11496,13 +11820,28 @@
               <w:rPr>
                 <w:rStyle w:val="VerbatimChar"/>
               </w:rPr>
+              <w:t xml:space="preserve">MaxParts</w:t>
+            </w:r>
+            <w:r>
+              <w:t xml:space="preserve"> </w:t>
+            </w:r>
+            <w:r>
+              <w:t xml:space="preserve">is Item-scoped (cap on one Item at one Location);</w:t>
+            </w:r>
+            <w:r>
+              <w:t xml:space="preserve"> </w:t>
+            </w:r>
+            <w:r>
+              <w:rPr>
+                <w:rStyle w:val="VerbatimChar"/>
+              </w:rPr>
               <w:t xml:space="preserve">LinesideLimit</w:t>
             </w:r>
             <w:r>
               <w:t xml:space="preserve"> </w:t>
             </w:r>
             <w:r>
-              <w:t xml:space="preserve">caps per-location.</w:t>
+              <w:t xml:space="preserve">is Location-scoped (cap across everything at that Location).</w:t>
             </w:r>
           </w:p>
         </w:tc>
@@ -14635,22 +14974,139 @@
               <w:rPr>
                 <w:rStyle w:val="VerbatimChar"/>
               </w:rPr>
-              <w:t xml:space="preserve">Parts.ContainerConfig.MaxParts</w:t>
-            </w:r>
-            <w:r>
-              <w:t xml:space="preserve"> </w:t>
-            </w:r>
-            <w:r>
-              <w:t xml:space="preserve">(shipping-container cap). Formal column rename deferred.</w:t>
-            </w:r>
-          </w:p>
-        </w:tc>
-      </w:tr>
-      <w:tr>
-        <w:tc>
-          <w:tcPr>
-            <w:shd w:val="clear" w:color="auto" w:fill="F2F2F2"/>
-          </w:tcPr>
+              <w:t xml:space="preserve">MaxParts</w:t>
+            </w:r>
+            <w:r>
+              <w:t xml:space="preserve"> </w:t>
+            </w:r>
+            <w:r>
+              <w:t xml:space="preserve">(see next row). Formal column rename deferred.</w:t>
+            </w:r>
+          </w:p>
+        </w:tc>
+      </w:tr>
+      <w:tr>
+        <w:tc>
+          <w:tcPr>
+            <w:shd w:val="clear" w:color="auto" w:fill="F2F2F2"/>
+          </w:tcPr>
+          <w:tcPr/>
+          <w:p>
+            <w:pPr>
+              <w:pStyle w:val="Compact"/>
+            </w:pPr>
+            <w:r>
+              <w:t xml:space="preserve">MaxParts</w:t>
+            </w:r>
+          </w:p>
+        </w:tc>
+        <w:tc>
+          <w:tcPr>
+            <w:shd w:val="clear" w:color="auto" w:fill="F2F2F2"/>
+          </w:tcPr>
+          <w:tcPr/>
+          <w:p>
+            <w:pPr>
+              <w:pStyle w:val="Compact"/>
+            </w:pPr>
+            <w:r>
+              <w:t xml:space="preserve">INT</w:t>
+            </w:r>
+          </w:p>
+        </w:tc>
+        <w:tc>
+          <w:tcPr>
+            <w:shd w:val="clear" w:color="auto" w:fill="F2F2F2"/>
+          </w:tcPr>
+          <w:tcPr/>
+          <w:p>
+            <w:pPr>
+              <w:pStyle w:val="Compact"/>
+            </w:pPr>
+            <w:r>
+              <w:t xml:space="preserve">NULL</w:t>
+            </w:r>
+          </w:p>
+        </w:tc>
+        <w:tc>
+          <w:tcPr>
+            <w:shd w:val="clear" w:color="auto" w:fill="F2F2F2"/>
+          </w:tcPr>
+          <w:tcPr/>
+          <w:p>
+            <w:pPr>
+              <w:pStyle w:val="Compact"/>
+            </w:pPr>
+            <w:r>
+              <w:rPr>
+                <w:b/>
+                <w:bCs/>
+              </w:rPr>
+              <w:t xml:space="preserve">Added v1.9c (OI-12 correction).</w:t>
+            </w:r>
+            <w:r>
+              <w:t xml:space="preserve"> </w:t>
+            </w:r>
+            <w:r>
+              <w:t xml:space="preserve">Hard cap on pieces of this Item allowed at any single Location (e.g.,</w:t>
+            </w:r>
+            <w:r>
+              <w:t xml:space="preserve"> </w:t>
+            </w:r>
+            <w:r>
+              <w:t xml:space="preserve">“no more than 500 5G0 parts at any one Cell”</w:t>
+            </w:r>
+            <w:r>
+              <w:t xml:space="preserve">). Scan-in mutation (LotMovement to a Cell) sums existing pieces of this Item already present at the destination Location across all open LOTs + incoming quantity; rejects if result &gt;</w:t>
+            </w:r>
+            <w:r>
+              <w:t xml:space="preserve"> </w:t>
+            </w:r>
+            <w:r>
+              <w:rPr>
+                <w:rStyle w:val="VerbatimChar"/>
+              </w:rPr>
+              <w:t xml:space="preserve">MaxParts</w:t>
+            </w:r>
+            <w:r>
+              <w:t xml:space="preserve">. Complements</w:t>
+            </w:r>
+            <w:r>
+              <w:t xml:space="preserve"> </w:t>
+            </w:r>
+            <w:r>
+              <w:rPr>
+                <w:rStyle w:val="VerbatimChar"/>
+              </w:rPr>
+              <w:t xml:space="preserve">LinesideLimit</w:t>
+            </w:r>
+            <w:r>
+              <w:t xml:space="preserve"> </w:t>
+            </w:r>
+            <w:r>
+              <w:t xml:space="preserve">(LocationAttribute on Cell — per-Location aggregate cap across</w:t>
+            </w:r>
+            <w:r>
+              <w:t xml:space="preserve"> </w:t>
+            </w:r>
+            <w:r>
+              <w:rPr>
+                <w:b/>
+                <w:bCs/>
+              </w:rPr>
+              <w:t xml:space="preserve">all</w:t>
+            </w:r>
+            <w:r>
+              <w:t xml:space="preserve"> </w:t>
+            </w:r>
+            <w:r>
+              <w:t xml:space="preserve">Items). Stops operators from over-scanning to avoid re-scan friction.</w:t>
+            </w:r>
+          </w:p>
+        </w:tc>
+      </w:tr>
+      <w:tr>
+        <w:tc>
           <w:tcPr/>
           <w:p>
             <w:pPr>
@@ -14662,9 +15118,6 @@
           </w:p>
         </w:tc>
         <w:tc>
-          <w:tcPr>
-            <w:shd w:val="clear" w:color="auto" w:fill="F2F2F2"/>
-          </w:tcPr>
           <w:tcPr/>
           <w:p>
             <w:pPr>
@@ -14676,9 +15129,6 @@
           </w:p>
         </w:tc>
         <w:tc>
-          <w:tcPr>
-            <w:shd w:val="clear" w:color="auto" w:fill="F2F2F2"/>
-          </w:tcPr>
           <w:tcPr/>
           <w:p>
             <w:pPr>
@@ -14690,9 +15140,6 @@
           </w:p>
         </w:tc>
         <w:tc>
-          <w:tcPr>
-            <w:shd w:val="clear" w:color="auto" w:fill="F2F2F2"/>
-          </w:tcPr>
           <w:tcPr/>
           <w:p>
             <w:pPr>
@@ -14706,6 +15153,9 @@
       </w:tr>
       <w:tr>
         <w:tc>
+          <w:tcPr>
+            <w:shd w:val="clear" w:color="auto" w:fill="F2F2F2"/>
+          </w:tcPr>
           <w:tcPr/>
           <w:p>
             <w:pPr>
@@ -14717,6 +15167,9 @@
           </w:p>
         </w:tc>
         <w:tc>
+          <w:tcPr>
+            <w:shd w:val="clear" w:color="auto" w:fill="F2F2F2"/>
+          </w:tcPr>
           <w:tcPr/>
           <w:p>
             <w:pPr>
@@ -14728,6 +15181,9 @@
           </w:p>
         </w:tc>
         <w:tc>
+          <w:tcPr>
+            <w:shd w:val="clear" w:color="auto" w:fill="F2F2F2"/>
+          </w:tcPr>
           <w:tcPr/>
           <w:p>
             <w:pPr>
@@ -14739,6 +15195,9 @@
           </w:p>
         </w:tc>
         <w:tc>
+          <w:tcPr>
+            <w:shd w:val="clear" w:color="auto" w:fill="F2F2F2"/>
+          </w:tcPr>
           <w:tcPr/>
           <w:p>
             <w:pPr>
@@ -14752,9 +15211,6 @@
       </w:tr>
       <w:tr>
         <w:tc>
-          <w:tcPr>
-            <w:shd w:val="clear" w:color="auto" w:fill="F2F2F2"/>
-          </w:tcPr>
           <w:tcPr/>
           <w:p>
             <w:pPr>
@@ -14766,9 +15222,6 @@
           </w:p>
         </w:tc>
         <w:tc>
-          <w:tcPr>
-            <w:shd w:val="clear" w:color="auto" w:fill="F2F2F2"/>
-          </w:tcPr>
           <w:tcPr/>
           <w:p>
             <w:pPr>
@@ -14780,9 +15233,6 @@
           </w:p>
         </w:tc>
         <w:tc>
-          <w:tcPr>
-            <w:shd w:val="clear" w:color="auto" w:fill="F2F2F2"/>
-          </w:tcPr>
           <w:tcPr/>
           <w:p>
             <w:pPr>
@@ -14794,9 +15244,6 @@
           </w:p>
         </w:tc>
         <w:tc>
-          <w:tcPr>
-            <w:shd w:val="clear" w:color="auto" w:fill="F2F2F2"/>
-          </w:tcPr>
           <w:tcPr/>
           <w:p>
             <w:pPr>
@@ -14810,6 +15257,9 @@
       </w:tr>
       <w:tr>
         <w:tc>
+          <w:tcPr>
+            <w:shd w:val="clear" w:color="auto" w:fill="F2F2F2"/>
+          </w:tcPr>
           <w:tcPr/>
           <w:p>
             <w:pPr>
@@ -14821,6 +15271,9 @@
           </w:p>
         </w:tc>
         <w:tc>
+          <w:tcPr>
+            <w:shd w:val="clear" w:color="auto" w:fill="F2F2F2"/>
+          </w:tcPr>
           <w:tcPr/>
           <w:p>
             <w:pPr>
@@ -14832,6 +15285,9 @@
           </w:p>
         </w:tc>
         <w:tc>
+          <w:tcPr>
+            <w:shd w:val="clear" w:color="auto" w:fill="F2F2F2"/>
+          </w:tcPr>
           <w:tcPr/>
           <w:p>
             <w:pPr>
@@ -14843,6 +15299,9 @@
           </w:p>
         </w:tc>
         <w:tc>
+          <w:tcPr>
+            <w:shd w:val="clear" w:color="auto" w:fill="F2F2F2"/>
+          </w:tcPr>
           <w:tcPr/>
           <w:p>
             <w:pPr>
@@ -14892,9 +15351,6 @@
       </w:tr>
       <w:tr>
         <w:tc>
-          <w:tcPr>
-            <w:shd w:val="clear" w:color="auto" w:fill="F2F2F2"/>
-          </w:tcPr>
           <w:tcPr/>
           <w:p>
             <w:pPr>
@@ -14906,9 +15362,6 @@
           </w:p>
         </w:tc>
         <w:tc>
-          <w:tcPr>
-            <w:shd w:val="clear" w:color="auto" w:fill="F2F2F2"/>
-          </w:tcPr>
           <w:tcPr/>
           <w:p>
             <w:pPr>
@@ -14920,9 +15373,6 @@
           </w:p>
         </w:tc>
         <w:tc>
-          <w:tcPr>
-            <w:shd w:val="clear" w:color="auto" w:fill="F2F2F2"/>
-          </w:tcPr>
           <w:tcPr/>
           <w:p>
             <w:pPr>
@@ -14934,19 +15384,19 @@
           </w:p>
         </w:tc>
         <w:tc>
-          <w:tcPr>
-            <w:shd w:val="clear" w:color="auto" w:fill="F2F2F2"/>
-          </w:tcPr>
-          <w:tcPr/>
-          <w:p>
-            <w:pPr>
-              <w:pStyle w:val="Compact"/>
-            </w:pPr>
-          </w:p>
-        </w:tc>
-      </w:tr>
-      <w:tr>
-        <w:tc>
+          <w:tcPr/>
+          <w:p>
+            <w:pPr>
+              <w:pStyle w:val="Compact"/>
+            </w:pPr>
+          </w:p>
+        </w:tc>
+      </w:tr>
+      <w:tr>
+        <w:tc>
+          <w:tcPr>
+            <w:shd w:val="clear" w:color="auto" w:fill="F2F2F2"/>
+          </w:tcPr>
           <w:tcPr/>
           <w:p>
             <w:pPr>
@@ -14958,6 +15408,9 @@
           </w:p>
         </w:tc>
         <w:tc>
+          <w:tcPr>
+            <w:shd w:val="clear" w:color="auto" w:fill="F2F2F2"/>
+          </w:tcPr>
           <w:tcPr/>
           <w:p>
             <w:pPr>
@@ -14969,6 +15422,9 @@
           </w:p>
         </w:tc>
         <w:tc>
+          <w:tcPr>
+            <w:shd w:val="clear" w:color="auto" w:fill="F2F2F2"/>
+          </w:tcPr>
           <w:tcPr/>
           <w:p>
             <w:pPr>
@@ -14980,19 +15436,19 @@
           </w:p>
         </w:tc>
         <w:tc>
-          <w:tcPr/>
-          <w:p>
-            <w:pPr>
-              <w:pStyle w:val="Compact"/>
-            </w:pPr>
-          </w:p>
-        </w:tc>
-      </w:tr>
-      <w:tr>
-        <w:tc>
-          <w:tcPr>
-            <w:shd w:val="clear" w:color="auto" w:fill="F2F2F2"/>
-          </w:tcPr>
+          <w:tcPr>
+            <w:shd w:val="clear" w:color="auto" w:fill="F2F2F2"/>
+          </w:tcPr>
+          <w:tcPr/>
+          <w:p>
+            <w:pPr>
+              <w:pStyle w:val="Compact"/>
+            </w:pPr>
+          </w:p>
+        </w:tc>
+      </w:tr>
+      <w:tr>
+        <w:tc>
           <w:tcPr/>
           <w:p>
             <w:pPr>
@@ -15004,9 +15460,6 @@
           </w:p>
         </w:tc>
         <w:tc>
-          <w:tcPr>
-            <w:shd w:val="clear" w:color="auto" w:fill="F2F2F2"/>
-          </w:tcPr>
           <w:tcPr/>
           <w:p>
             <w:pPr>
@@ -15018,9 +15471,6 @@
           </w:p>
         </w:tc>
         <w:tc>
-          <w:tcPr>
-            <w:shd w:val="clear" w:color="auto" w:fill="F2F2F2"/>
-          </w:tcPr>
           <w:tcPr/>
           <w:p>
             <w:pPr>
@@ -15032,19 +15482,19 @@
           </w:p>
         </w:tc>
         <w:tc>
-          <w:tcPr>
-            <w:shd w:val="clear" w:color="auto" w:fill="F2F2F2"/>
-          </w:tcPr>
-          <w:tcPr/>
-          <w:p>
-            <w:pPr>
-              <w:pStyle w:val="Compact"/>
-            </w:pPr>
-          </w:p>
-        </w:tc>
-      </w:tr>
-      <w:tr>
-        <w:tc>
+          <w:tcPr/>
+          <w:p>
+            <w:pPr>
+              <w:pStyle w:val="Compact"/>
+            </w:pPr>
+          </w:p>
+        </w:tc>
+      </w:tr>
+      <w:tr>
+        <w:tc>
+          <w:tcPr>
+            <w:shd w:val="clear" w:color="auto" w:fill="F2F2F2"/>
+          </w:tcPr>
           <w:tcPr/>
           <w:p>
             <w:pPr>
@@ -15056,6 +15506,9 @@
           </w:p>
         </w:tc>
         <w:tc>
+          <w:tcPr>
+            <w:shd w:val="clear" w:color="auto" w:fill="F2F2F2"/>
+          </w:tcPr>
           <w:tcPr/>
           <w:p>
             <w:pPr>
@@ -15067,6 +15520,9 @@
           </w:p>
         </w:tc>
         <w:tc>
+          <w:tcPr>
+            <w:shd w:val="clear" w:color="auto" w:fill="F2F2F2"/>
+          </w:tcPr>
           <w:tcPr/>
           <w:p>
             <w:pPr>
@@ -15078,19 +15534,19 @@
           </w:p>
         </w:tc>
         <w:tc>
-          <w:tcPr/>
-          <w:p>
-            <w:pPr>
-              <w:pStyle w:val="Compact"/>
-            </w:pPr>
-          </w:p>
-        </w:tc>
-      </w:tr>
-      <w:tr>
-        <w:tc>
-          <w:tcPr>
-            <w:shd w:val="clear" w:color="auto" w:fill="F2F2F2"/>
-          </w:tcPr>
+          <w:tcPr>
+            <w:shd w:val="clear" w:color="auto" w:fill="F2F2F2"/>
+          </w:tcPr>
+          <w:tcPr/>
+          <w:p>
+            <w:pPr>
+              <w:pStyle w:val="Compact"/>
+            </w:pPr>
+          </w:p>
+        </w:tc>
+      </w:tr>
+      <w:tr>
+        <w:tc>
           <w:tcPr/>
           <w:p>
             <w:pPr>
@@ -15102,9 +15558,6 @@
           </w:p>
         </w:tc>
         <w:tc>
-          <w:tcPr>
-            <w:shd w:val="clear" w:color="auto" w:fill="F2F2F2"/>
-          </w:tcPr>
           <w:tcPr/>
           <w:p>
             <w:pPr>
@@ -15116,9 +15569,6 @@
           </w:p>
         </w:tc>
         <w:tc>
-          <w:tcPr>
-            <w:shd w:val="clear" w:color="auto" w:fill="F2F2F2"/>
-          </w:tcPr>
           <w:tcPr/>
           <w:p>
             <w:pPr>
@@ -15130,9 +15580,6 @@
           </w:p>
         </w:tc>
         <w:tc>
-          <w:tcPr>
-            <w:shd w:val="clear" w:color="auto" w:fill="F2F2F2"/>
-          </w:tcPr>
           <w:tcPr/>
           <w:p>
             <w:pPr>
@@ -19618,22 +20065,74 @@
               <w:pStyle w:val="Compact"/>
             </w:pPr>
             <w:r>
-              <w:t xml:space="preserve">MaxParts</w:t>
-            </w:r>
-          </w:p>
-        </w:tc>
-        <w:tc>
-          <w:tcPr/>
-          <w:p>
-            <w:pPr>
-              <w:pStyle w:val="Compact"/>
-            </w:pPr>
-            <w:r>
-              <w:t xml:space="preserve">INT</w:t>
-            </w:r>
-          </w:p>
-        </w:tc>
-        <w:tc>
+              <w:t xml:space="preserve">IsSerialized</w:t>
+            </w:r>
+          </w:p>
+        </w:tc>
+        <w:tc>
+          <w:tcPr/>
+          <w:p>
+            <w:pPr>
+              <w:pStyle w:val="Compact"/>
+            </w:pPr>
+            <w:r>
+              <w:t xml:space="preserve">BIT</w:t>
+            </w:r>
+          </w:p>
+        </w:tc>
+        <w:tc>
+          <w:tcPr/>
+          <w:p>
+            <w:pPr>
+              <w:pStyle w:val="Compact"/>
+            </w:pPr>
+            <w:r>
+              <w:t xml:space="preserve">NOT NULL, DEFAULT 0</w:t>
+            </w:r>
+          </w:p>
+        </w:tc>
+        <w:tc>
+          <w:tcPr/>
+          <w:p>
+            <w:pPr>
+              <w:pStyle w:val="Compact"/>
+            </w:pPr>
+          </w:p>
+        </w:tc>
+      </w:tr>
+      <w:tr>
+        <w:tc>
+          <w:tcPr>
+            <w:shd w:val="clear" w:color="auto" w:fill="F2F2F2"/>
+          </w:tcPr>
+          <w:tcPr/>
+          <w:p>
+            <w:pPr>
+              <w:pStyle w:val="Compact"/>
+            </w:pPr>
+            <w:r>
+              <w:t xml:space="preserve">ClosureMethod</w:t>
+            </w:r>
+          </w:p>
+        </w:tc>
+        <w:tc>
+          <w:tcPr>
+            <w:shd w:val="clear" w:color="auto" w:fill="F2F2F2"/>
+          </w:tcPr>
+          <w:tcPr/>
+          <w:p>
+            <w:pPr>
+              <w:pStyle w:val="Compact"/>
+            </w:pPr>
+            <w:r>
+              <w:t xml:space="preserve">NVARCHAR(20)</w:t>
+            </w:r>
+          </w:p>
+        </w:tc>
+        <w:tc>
+          <w:tcPr>
+            <w:shd w:val="clear" w:color="auto" w:fill="F2F2F2"/>
+          </w:tcPr>
           <w:tcPr/>
           <w:p>
             <w:pPr>
@@ -19645,92 +20144,61 @@
           </w:p>
         </w:tc>
         <w:tc>
-          <w:tcPr/>
-          <w:p>
-            <w:pPr>
-              <w:pStyle w:val="Compact"/>
-            </w:pPr>
-            <w:r>
-              <w:t xml:space="preserve">Hard cap on pieces per container regardless of trays/parts math. Scan-in mutation rejects when cumulative container quantity would exceed this. Added v1.8 (OI-12) to stop lineside over-scanning.</w:t>
-            </w:r>
-          </w:p>
-        </w:tc>
-      </w:tr>
-      <w:tr>
-        <w:tc>
-          <w:tcPr>
-            <w:shd w:val="clear" w:color="auto" w:fill="F2F2F2"/>
-          </w:tcPr>
-          <w:tcPr/>
-          <w:p>
-            <w:pPr>
-              <w:pStyle w:val="Compact"/>
-            </w:pPr>
-            <w:r>
-              <w:t xml:space="preserve">IsSerialized</w:t>
-            </w:r>
-          </w:p>
-        </w:tc>
-        <w:tc>
-          <w:tcPr>
-            <w:shd w:val="clear" w:color="auto" w:fill="F2F2F2"/>
-          </w:tcPr>
-          <w:tcPr/>
-          <w:p>
-            <w:pPr>
-              <w:pStyle w:val="Compact"/>
-            </w:pPr>
-            <w:r>
-              <w:t xml:space="preserve">BIT</w:t>
-            </w:r>
-          </w:p>
-        </w:tc>
-        <w:tc>
-          <w:tcPr>
-            <w:shd w:val="clear" w:color="auto" w:fill="F2F2F2"/>
-          </w:tcPr>
-          <w:tcPr/>
-          <w:p>
-            <w:pPr>
-              <w:pStyle w:val="Compact"/>
-            </w:pPr>
-            <w:r>
-              <w:t xml:space="preserve">NOT NULL, DEFAULT 0</w:t>
-            </w:r>
-          </w:p>
-        </w:tc>
-        <w:tc>
-          <w:tcPr>
-            <w:shd w:val="clear" w:color="auto" w:fill="F2F2F2"/>
-          </w:tcPr>
-          <w:tcPr/>
-          <w:p>
-            <w:pPr>
-              <w:pStyle w:val="Compact"/>
-            </w:pPr>
-          </w:p>
-        </w:tc>
-      </w:tr>
-      <w:tr>
-        <w:tc>
-          <w:tcPr/>
-          <w:p>
-            <w:pPr>
-              <w:pStyle w:val="Compact"/>
-            </w:pPr>
-            <w:r>
-              <w:t xml:space="preserve">ClosureMethod</w:t>
-            </w:r>
-          </w:p>
-        </w:tc>
-        <w:tc>
-          <w:tcPr/>
-          <w:p>
-            <w:pPr>
-              <w:pStyle w:val="Compact"/>
-            </w:pPr>
-            <w:r>
-              <w:t xml:space="preserve">NVARCHAR(20)</w:t>
+          <w:tcPr>
+            <w:shd w:val="clear" w:color="auto" w:fill="F2F2F2"/>
+          </w:tcPr>
+          <w:tcPr/>
+          <w:p>
+            <w:pPr>
+              <w:pStyle w:val="Compact"/>
+            </w:pPr>
+            <w:r>
+              <w:rPr>
+                <w:rStyle w:val="VerbatimChar"/>
+              </w:rPr>
+              <w:t xml:space="preserve">BY_COUNT</w:t>
+            </w:r>
+            <w:r>
+              <w:t xml:space="preserve"> </w:t>
+            </w:r>
+            <w:r>
+              <w:t xml:space="preserve">or</w:t>
+            </w:r>
+            <w:r>
+              <w:t xml:space="preserve"> </w:t>
+            </w:r>
+            <w:r>
+              <w:rPr>
+                <w:rStyle w:val="VerbatimChar"/>
+              </w:rPr>
+              <w:t xml:space="preserve">BY_WEIGHT</w:t>
+            </w:r>
+            <w:r>
+              <w:t xml:space="preserve">. Added in Phase 4 pending OI-02 closure.</w:t>
+            </w:r>
+          </w:p>
+        </w:tc>
+      </w:tr>
+      <w:tr>
+        <w:tc>
+          <w:tcPr/>
+          <w:p>
+            <w:pPr>
+              <w:pStyle w:val="Compact"/>
+            </w:pPr>
+            <w:r>
+              <w:t xml:space="preserve">TargetWeight</w:t>
+            </w:r>
+          </w:p>
+        </w:tc>
+        <w:tc>
+          <w:tcPr/>
+          <w:p>
+            <w:pPr>
+              <w:pStyle w:val="Compact"/>
+            </w:pPr>
+            <w:r>
+              <w:t xml:space="preserve">DECIMAL(10,4)</w:t>
             </w:r>
           </w:p>
         </w:tc>
@@ -19752,58 +20220,37 @@
               <w:pStyle w:val="Compact"/>
             </w:pPr>
             <w:r>
-              <w:rPr>
-                <w:rStyle w:val="VerbatimChar"/>
-              </w:rPr>
-              <w:t xml:space="preserve">BY_COUNT</w:t>
-            </w:r>
-            <w:r>
-              <w:t xml:space="preserve"> </w:t>
-            </w:r>
-            <w:r>
-              <w:t xml:space="preserve">or</w:t>
-            </w:r>
-            <w:r>
-              <w:t xml:space="preserve"> </w:t>
-            </w:r>
-            <w:r>
-              <w:rPr>
-                <w:rStyle w:val="VerbatimChar"/>
-              </w:rPr>
-              <w:t xml:space="preserve">BY_WEIGHT</w:t>
-            </w:r>
-            <w:r>
-              <w:t xml:space="preserve">. Added in Phase 4 pending OI-02 closure.</w:t>
-            </w:r>
-          </w:p>
-        </w:tc>
-      </w:tr>
-      <w:tr>
-        <w:tc>
-          <w:tcPr>
-            <w:shd w:val="clear" w:color="auto" w:fill="F2F2F2"/>
-          </w:tcPr>
-          <w:tcPr/>
-          <w:p>
-            <w:pPr>
-              <w:pStyle w:val="Compact"/>
-            </w:pPr>
-            <w:r>
-              <w:t xml:space="preserve">TargetWeight</w:t>
-            </w:r>
-          </w:p>
-        </w:tc>
-        <w:tc>
-          <w:tcPr>
-            <w:shd w:val="clear" w:color="auto" w:fill="F2F2F2"/>
-          </w:tcPr>
-          <w:tcPr/>
-          <w:p>
-            <w:pPr>
-              <w:pStyle w:val="Compact"/>
-            </w:pPr>
-            <w:r>
-              <w:t xml:space="preserve">DECIMAL(10,4)</w:t>
+              <w:t xml:space="preserve">Target weight for BY_WEIGHT closure. Added in Phase 4 pending OI-02 closure.</w:t>
+            </w:r>
+          </w:p>
+        </w:tc>
+      </w:tr>
+      <w:tr>
+        <w:tc>
+          <w:tcPr>
+            <w:shd w:val="clear" w:color="auto" w:fill="F2F2F2"/>
+          </w:tcPr>
+          <w:tcPr/>
+          <w:p>
+            <w:pPr>
+              <w:pStyle w:val="Compact"/>
+            </w:pPr>
+            <w:r>
+              <w:t xml:space="preserve">DunnageCode</w:t>
+            </w:r>
+          </w:p>
+        </w:tc>
+        <w:tc>
+          <w:tcPr>
+            <w:shd w:val="clear" w:color="auto" w:fill="F2F2F2"/>
+          </w:tcPr>
+          <w:tcPr/>
+          <w:p>
+            <w:pPr>
+              <w:pStyle w:val="Compact"/>
+            </w:pPr>
+            <w:r>
+              <w:t xml:space="preserve">NVARCHAR(50)</w:t>
             </w:r>
           </w:p>
         </w:tc>
@@ -19831,20 +20278,20 @@
               <w:pStyle w:val="Compact"/>
             </w:pPr>
             <w:r>
-              <w:t xml:space="preserve">Target weight for BY_WEIGHT closure. Added in Phase 4 pending OI-02 closure.</w:t>
-            </w:r>
-          </w:p>
-        </w:tc>
-      </w:tr>
-      <w:tr>
-        <w:tc>
-          <w:tcPr/>
-          <w:p>
-            <w:pPr>
-              <w:pStyle w:val="Compact"/>
-            </w:pPr>
-            <w:r>
-              <w:t xml:space="preserve">DunnageCode</w:t>
+              <w:t xml:space="preserve">Returnable dunnage identifier</w:t>
+            </w:r>
+          </w:p>
+        </w:tc>
+      </w:tr>
+      <w:tr>
+        <w:tc>
+          <w:tcPr/>
+          <w:p>
+            <w:pPr>
+              <w:pStyle w:val="Compact"/>
+            </w:pPr>
+            <w:r>
+              <w:t xml:space="preserve">CustomerCode</w:t>
             </w:r>
           </w:p>
         </w:tc>
@@ -19877,44 +20324,90 @@
               <w:pStyle w:val="Compact"/>
             </w:pPr>
             <w:r>
-              <w:t xml:space="preserve">Returnable dunnage identifier</w:t>
-            </w:r>
-          </w:p>
-        </w:tc>
-      </w:tr>
-      <w:tr>
-        <w:tc>
-          <w:tcPr>
-            <w:shd w:val="clear" w:color="auto" w:fill="F2F2F2"/>
-          </w:tcPr>
-          <w:tcPr/>
-          <w:p>
-            <w:pPr>
-              <w:pStyle w:val="Compact"/>
-            </w:pPr>
-            <w:r>
-              <w:t xml:space="preserve">CustomerCode</w:t>
-            </w:r>
-          </w:p>
-        </w:tc>
-        <w:tc>
-          <w:tcPr>
-            <w:shd w:val="clear" w:color="auto" w:fill="F2F2F2"/>
-          </w:tcPr>
-          <w:tcPr/>
-          <w:p>
-            <w:pPr>
-              <w:pStyle w:val="Compact"/>
-            </w:pPr>
-            <w:r>
-              <w:t xml:space="preserve">NVARCHAR(50)</w:t>
-            </w:r>
-          </w:p>
-        </w:tc>
-        <w:tc>
-          <w:tcPr>
-            <w:shd w:val="clear" w:color="auto" w:fill="F2F2F2"/>
-          </w:tcPr>
+              <w:t xml:space="preserve">Honda customer code</w:t>
+            </w:r>
+          </w:p>
+        </w:tc>
+      </w:tr>
+      <w:tr>
+        <w:tc>
+          <w:tcPr>
+            <w:shd w:val="clear" w:color="auto" w:fill="F2F2F2"/>
+          </w:tcPr>
+          <w:tcPr/>
+          <w:p>
+            <w:pPr>
+              <w:pStyle w:val="Compact"/>
+            </w:pPr>
+            <w:r>
+              <w:t xml:space="preserve">CreatedAt</w:t>
+            </w:r>
+          </w:p>
+        </w:tc>
+        <w:tc>
+          <w:tcPr>
+            <w:shd w:val="clear" w:color="auto" w:fill="F2F2F2"/>
+          </w:tcPr>
+          <w:tcPr/>
+          <w:p>
+            <w:pPr>
+              <w:pStyle w:val="Compact"/>
+            </w:pPr>
+            <w:r>
+              <w:t xml:space="preserve">DATETIME2(3)</w:t>
+            </w:r>
+          </w:p>
+        </w:tc>
+        <w:tc>
+          <w:tcPr>
+            <w:shd w:val="clear" w:color="auto" w:fill="F2F2F2"/>
+          </w:tcPr>
+          <w:tcPr/>
+          <w:p>
+            <w:pPr>
+              <w:pStyle w:val="Compact"/>
+            </w:pPr>
+            <w:r>
+              <w:t xml:space="preserve">NOT NULL, DEFAULT GETDATE()</w:t>
+            </w:r>
+          </w:p>
+        </w:tc>
+        <w:tc>
+          <w:tcPr>
+            <w:shd w:val="clear" w:color="auto" w:fill="F2F2F2"/>
+          </w:tcPr>
+          <w:tcPr/>
+          <w:p>
+            <w:pPr>
+              <w:pStyle w:val="Compact"/>
+            </w:pPr>
+          </w:p>
+        </w:tc>
+      </w:tr>
+      <w:tr>
+        <w:tc>
+          <w:tcPr/>
+          <w:p>
+            <w:pPr>
+              <w:pStyle w:val="Compact"/>
+            </w:pPr>
+            <w:r>
+              <w:t xml:space="preserve">UpdatedAt</w:t>
+            </w:r>
+          </w:p>
+        </w:tc>
+        <w:tc>
+          <w:tcPr/>
+          <w:p>
+            <w:pPr>
+              <w:pStyle w:val="Compact"/>
+            </w:pPr>
+            <w:r>
+              <w:t xml:space="preserve">DATETIME2(3)</w:t>
+            </w:r>
+          </w:p>
+        </w:tc>
+        <w:tc>
           <w:tcPr/>
           <w:p>
             <w:pPr>
@@ -19926,33 +20419,33 @@
           </w:p>
         </w:tc>
         <w:tc>
-          <w:tcPr>
-            <w:shd w:val="clear" w:color="auto" w:fill="F2F2F2"/>
-          </w:tcPr>
-          <w:tcPr/>
-          <w:p>
-            <w:pPr>
-              <w:pStyle w:val="Compact"/>
-            </w:pPr>
-            <w:r>
-              <w:t xml:space="preserve">Honda customer code</w:t>
-            </w:r>
-          </w:p>
-        </w:tc>
-      </w:tr>
-      <w:tr>
-        <w:tc>
-          <w:tcPr/>
-          <w:p>
-            <w:pPr>
-              <w:pStyle w:val="Compact"/>
-            </w:pPr>
-            <w:r>
-              <w:t xml:space="preserve">CreatedAt</w:t>
-            </w:r>
-          </w:p>
-        </w:tc>
-        <w:tc>
+          <w:tcPr/>
+          <w:p>
+            <w:pPr>
+              <w:pStyle w:val="Compact"/>
+            </w:pPr>
+          </w:p>
+        </w:tc>
+      </w:tr>
+      <w:tr>
+        <w:tc>
+          <w:tcPr>
+            <w:shd w:val="clear" w:color="auto" w:fill="F2F2F2"/>
+          </w:tcPr>
+          <w:tcPr/>
+          <w:p>
+            <w:pPr>
+              <w:pStyle w:val="Compact"/>
+            </w:pPr>
+            <w:r>
+              <w:t xml:space="preserve">DeprecatedAt</w:t>
+            </w:r>
+          </w:p>
+        </w:tc>
+        <w:tc>
+          <w:tcPr>
+            <w:shd w:val="clear" w:color="auto" w:fill="F2F2F2"/>
+          </w:tcPr>
           <w:tcPr/>
           <w:p>
             <w:pPr>
@@ -19964,55 +20457,6 @@
           </w:p>
         </w:tc>
         <w:tc>
-          <w:tcPr/>
-          <w:p>
-            <w:pPr>
-              <w:pStyle w:val="Compact"/>
-            </w:pPr>
-            <w:r>
-              <w:t xml:space="preserve">NOT NULL, DEFAULT GETDATE()</w:t>
-            </w:r>
-          </w:p>
-        </w:tc>
-        <w:tc>
-          <w:tcPr/>
-          <w:p>
-            <w:pPr>
-              <w:pStyle w:val="Compact"/>
-            </w:pPr>
-          </w:p>
-        </w:tc>
-      </w:tr>
-      <w:tr>
-        <w:tc>
-          <w:tcPr>
-            <w:shd w:val="clear" w:color="auto" w:fill="F2F2F2"/>
-          </w:tcPr>
-          <w:tcPr/>
-          <w:p>
-            <w:pPr>
-              <w:pStyle w:val="Compact"/>
-            </w:pPr>
-            <w:r>
-              <w:t xml:space="preserve">UpdatedAt</w:t>
-            </w:r>
-          </w:p>
-        </w:tc>
-        <w:tc>
-          <w:tcPr>
-            <w:shd w:val="clear" w:color="auto" w:fill="F2F2F2"/>
-          </w:tcPr>
-          <w:tcPr/>
-          <w:p>
-            <w:pPr>
-              <w:pStyle w:val="Compact"/>
-            </w:pPr>
-            <w:r>
-              <w:t xml:space="preserve">DATETIME2(3)</w:t>
-            </w:r>
-          </w:p>
-        </w:tc>
-        <w:tc>
           <w:tcPr>
             <w:shd w:val="clear" w:color="auto" w:fill="F2F2F2"/>
           </w:tcPr>
@@ -20030,49 +20474,6 @@
           <w:tcPr>
             <w:shd w:val="clear" w:color="auto" w:fill="F2F2F2"/>
           </w:tcPr>
-          <w:tcPr/>
-          <w:p>
-            <w:pPr>
-              <w:pStyle w:val="Compact"/>
-            </w:pPr>
-          </w:p>
-        </w:tc>
-      </w:tr>
-      <w:tr>
-        <w:tc>
-          <w:tcPr/>
-          <w:p>
-            <w:pPr>
-              <w:pStyle w:val="Compact"/>
-            </w:pPr>
-            <w:r>
-              <w:t xml:space="preserve">DeprecatedAt</w:t>
-            </w:r>
-          </w:p>
-        </w:tc>
-        <w:tc>
-          <w:tcPr/>
-          <w:p>
-            <w:pPr>
-              <w:pStyle w:val="Compact"/>
-            </w:pPr>
-            <w:r>
-              <w:t xml:space="preserve">DATETIME2(3)</w:t>
-            </w:r>
-          </w:p>
-        </w:tc>
-        <w:tc>
-          <w:tcPr/>
-          <w:p>
-            <w:pPr>
-              <w:pStyle w:val="Compact"/>
-            </w:pPr>
-            <w:r>
-              <w:t xml:space="preserve">NULL</w:t>
-            </w:r>
-          </w:p>
-        </w:tc>
-        <w:tc>
           <w:tcPr/>
           <w:p>
             <w:pPr>

--- a/MPP_MES_DATA_MODEL.docx
+++ b/MPP_MES_DATA_MODEL.docx
@@ -26,22 +26,7 @@
         <w:t xml:space="preserve"> </w:t>
       </w:r>
       <w:r>
-        <w:t xml:space="preserve">v1.9 working draft (rev 2026-04-24c — OI-12</w:t>
-      </w:r>
-      <w:r>
-        <w:t xml:space="preserve"> </w:t>
-      </w:r>
-      <w:r>
-        <w:rPr>
-          <w:rStyle w:val="VerbatimChar"/>
-        </w:rPr>
-        <w:t xml:space="preserve">MaxParts</w:t>
-      </w:r>
-      <w:r>
-        <w:t xml:space="preserve"> </w:t>
-      </w:r>
-      <w:r>
-        <w:t xml:space="preserve">moved Container→Item; see revision history)</w:t>
+        <w:t xml:space="preserve">v1.9 working draft (rev 2026-04-24d — OI-18 ItemLocation Area/WC/Cell hierarchy cascade; see revision history)</w:t>
       </w:r>
       <w:r>
         <w:t xml:space="preserve"> </w:t>
@@ -1872,7 +1857,7 @@
               <w:pStyle w:val="Compact"/>
             </w:pPr>
             <w:r>
-              <w:t xml:space="preserve">1.9c</w:t>
+              <w:t xml:space="preserve">1.9d</w:t>
             </w:r>
           </w:p>
         </w:tc>
@@ -1909,7 +1894,7 @@
                 <w:b/>
                 <w:bCs/>
               </w:rPr>
-              <w:t xml:space="preserve">OI-12</w:t>
+              <w:t xml:space="preserve">OI-18 extension —</w:t>
             </w:r>
             <w:r>
               <w:rPr>
@@ -1924,7 +1909,7 @@
                 <w:b/>
                 <w:bCs/>
               </w:rPr>
-              <w:t xml:space="preserve">MaxParts</w:t>
+              <w:t xml:space="preserve">Parts.ItemLocation.LocationId</w:t>
             </w:r>
             <w:r>
               <w:rPr>
@@ -1938,7 +1923,189 @@
                 <w:b/>
                 <w:bCs/>
               </w:rPr>
-              <w:t xml:space="preserve">moved from</w:t>
+              <w:t xml:space="preserve">supports Area / WorkCenter / Cell granularity (hierarchy cascade).</w:t>
+            </w:r>
+            <w:r>
+              <w:t xml:space="preserve"> </w:t>
+            </w:r>
+            <w:r>
+              <w:t xml:space="preserve">Per Jacques’s 2026-04-24 OIR review:</w:t>
+            </w:r>
+            <w:r>
+              <w:t xml:space="preserve"> </w:t>
+            </w:r>
+            <w:r>
+              <w:rPr>
+                <w:rStyle w:val="VerbatimChar"/>
+              </w:rPr>
+              <w:t xml:space="preserve">ItemLocation.LocationId</w:t>
+            </w:r>
+            <w:r>
+              <w:t xml:space="preserve"> </w:t>
+            </w:r>
+            <w:r>
+              <w:t xml:space="preserve">already FKs generically to</w:t>
+            </w:r>
+            <w:r>
+              <w:t xml:space="preserve"> </w:t>
+            </w:r>
+            <w:r>
+              <w:rPr>
+                <w:rStyle w:val="VerbatimChar"/>
+              </w:rPr>
+              <w:t xml:space="preserve">Location.Id</w:t>
+            </w:r>
+            <w:r>
+              <w:t xml:space="preserve"> </w:t>
+            </w:r>
+            <w:r>
+              <w:t xml:space="preserve">— no schema change needed. The semantics broaden: an</w:t>
+            </w:r>
+            <w:r>
+              <w:t xml:space="preserve"> </w:t>
+            </w:r>
+            <w:r>
+              <w:rPr>
+                <w:rStyle w:val="VerbatimChar"/>
+              </w:rPr>
+              <w:t xml:space="preserve">ItemLocation</w:t>
+            </w:r>
+            <w:r>
+              <w:t xml:space="preserve"> </w:t>
+            </w:r>
+            <w:r>
+              <w:t xml:space="preserve">row can designate eligibility at any tier (Area, WorkCenter, Cell). When a Part is checked into a specific Cell, compatibility checks cascade UP the Location hierarchy from the scanned Cell: if an</w:t>
+            </w:r>
+            <w:r>
+              <w:t xml:space="preserve"> </w:t>
+            </w:r>
+            <w:r>
+              <w:rPr>
+                <w:rStyle w:val="VerbatimChar"/>
+              </w:rPr>
+              <w:t xml:space="preserve">ItemLocation</w:t>
+            </w:r>
+            <w:r>
+              <w:t xml:space="preserve"> </w:t>
+            </w:r>
+            <w:r>
+              <w:t xml:space="preserve">row exists for the Cell, its ancestor WorkCenter, or its ancestor Area, the Part is eligible there. This enables rules like</w:t>
+            </w:r>
+            <w:r>
+              <w:t xml:space="preserve"> </w:t>
+            </w:r>
+            <w:r>
+              <w:t xml:space="preserve">“Part 5G0 eligible across all of Die Cast Area”</w:t>
+            </w:r>
+            <w:r>
+              <w:t xml:space="preserve"> </w:t>
+            </w:r>
+            <w:r>
+              <w:t xml:space="preserve">with one row, without enumerating every Cell. Consumption metadata (Min/Max/Default/IsConsumptionPoint) retained — orthogonal to the hierarchy extension, orthogonal to OI-12’s</w:t>
+            </w:r>
+            <w:r>
+              <w:t xml:space="preserve"> </w:t>
+            </w:r>
+            <w:r>
+              <w:rPr>
+                <w:rStyle w:val="VerbatimChar"/>
+              </w:rPr>
+              <w:t xml:space="preserve">Item.MaxParts</w:t>
+            </w:r>
+            <w:r>
+              <w:t xml:space="preserve">. New helper proc spec:</w:t>
+            </w:r>
+            <w:r>
+              <w:t xml:space="preserve"> </w:t>
+            </w:r>
+            <w:r>
+              <w:rPr>
+                <w:rStyle w:val="VerbatimChar"/>
+              </w:rPr>
+              <w:t xml:space="preserve">Parts.ItemLocation_IsEligible(@ItemId, @CellLocationId)</w:t>
+            </w:r>
+            <w:r>
+              <w:t xml:space="preserve"> </w:t>
+            </w:r>
+            <w:r>
+              <w:t xml:space="preserve">walks the Location parentage up to Site looking for a matching</w:t>
+            </w:r>
+            <w:r>
+              <w:t xml:space="preserve"> </w:t>
+            </w:r>
+            <w:r>
+              <w:rPr>
+                <w:rStyle w:val="VerbatimChar"/>
+              </w:rPr>
+              <w:t xml:space="preserve">ItemLocation</w:t>
+            </w:r>
+            <w:r>
+              <w:t xml:space="preserve"> </w:t>
+            </w:r>
+            <w:r>
+              <w:t xml:space="preserve">row (walk stops at first match). No column changes; spec doc only this revision.</w:t>
+            </w:r>
+          </w:p>
+        </w:tc>
+      </w:tr>
+      <w:tr>
+        <w:tc>
+          <w:tcPr>
+            <w:shd w:val="clear" w:color="auto" w:fill="F2F2F2"/>
+          </w:tcPr>
+          <w:tcPr/>
+          <w:p>
+            <w:pPr>
+              <w:pStyle w:val="Compact"/>
+            </w:pPr>
+            <w:r>
+              <w:t xml:space="preserve">1.9c</w:t>
+            </w:r>
+          </w:p>
+        </w:tc>
+        <w:tc>
+          <w:tcPr>
+            <w:shd w:val="clear" w:color="auto" w:fill="F2F2F2"/>
+          </w:tcPr>
+          <w:tcPr/>
+          <w:p>
+            <w:pPr>
+              <w:pStyle w:val="Compact"/>
+            </w:pPr>
+            <w:r>
+              <w:t xml:space="preserve">2026-04-24</w:t>
+            </w:r>
+          </w:p>
+        </w:tc>
+        <w:tc>
+          <w:tcPr>
+            <w:shd w:val="clear" w:color="auto" w:fill="F2F2F2"/>
+          </w:tcPr>
+          <w:tcPr/>
+          <w:p>
+            <w:pPr>
+              <w:pStyle w:val="Compact"/>
+            </w:pPr>
+            <w:r>
+              <w:t xml:space="preserve">Blue Ridge Automation</w:t>
+            </w:r>
+          </w:p>
+        </w:tc>
+        <w:tc>
+          <w:tcPr>
+            <w:shd w:val="clear" w:color="auto" w:fill="F2F2F2"/>
+          </w:tcPr>
+          <w:tcPr/>
+          <w:p>
+            <w:pPr>
+              <w:pStyle w:val="Compact"/>
+            </w:pPr>
+            <w:r>
+              <w:rPr>
+                <w:b/>
+                <w:bCs/>
+              </w:rPr>
+              <w:t xml:space="preserve">OI-12</w:t>
             </w:r>
             <w:r>
               <w:rPr>
@@ -1953,7 +2120,7 @@
                 <w:b/>
                 <w:bCs/>
               </w:rPr>
-              <w:t xml:space="preserve">Parts.ContainerConfig</w:t>
+              <w:t xml:space="preserve">MaxParts</w:t>
             </w:r>
             <w:r>
               <w:rPr>
@@ -1967,7 +2134,7 @@
                 <w:b/>
                 <w:bCs/>
               </w:rPr>
-              <w:t xml:space="preserve">to</w:t>
+              <w:t xml:space="preserve">moved from</w:t>
             </w:r>
             <w:r>
               <w:rPr>
@@ -1982,37 +2149,13 @@
                 <w:b/>
                 <w:bCs/>
               </w:rPr>
-              <w:t xml:space="preserve">Parts.Item</w:t>
+              <w:t xml:space="preserve">Parts.ContainerConfig</w:t>
             </w:r>
             <w:r>
               <w:rPr>
                 <w:b/>
                 <w:bCs/>
               </w:rPr>
-              <w:t xml:space="preserve">.</w:t>
-            </w:r>
-            <w:r>
-              <w:t xml:space="preserve"> </w:t>
-            </w:r>
-            <w:r>
-              <w:t xml:space="preserve">Jacques’s 2026-04-24 OIR review flagged the original placement as fundamentally inaccurate —</w:t>
-            </w:r>
-            <w:r>
-              <w:t xml:space="preserve"> </w:t>
-            </w:r>
-            <w:r>
-              <w:rPr>
-                <w:rStyle w:val="VerbatimChar"/>
-              </w:rPr>
-              <w:t xml:space="preserve">MaxParts</w:t>
-            </w:r>
-            <w:r>
-              <w:t xml:space="preserve"> </w:t>
-            </w:r>
-            <w:r>
-              <w:t xml:space="preserve">is a</w:t>
-            </w:r>
-            <w:r>
               <w:t xml:space="preserve"> </w:t>
             </w:r>
             <w:r>
@@ -2020,192 +2163,7 @@
                 <w:b/>
                 <w:bCs/>
               </w:rPr>
-              <w:t xml:space="preserve">Part attribute</w:t>
-            </w:r>
-            <w:r>
-              <w:t xml:space="preserve"> </w:t>
-            </w:r>
-            <w:r>
-              <w:t xml:space="preserve">evaluated when inventory is checked into a Location, not a container-packing attribute. The column was originally added to</w:t>
-            </w:r>
-            <w:r>
-              <w:t xml:space="preserve"> </w:t>
-            </w:r>
-            <w:r>
-              <w:rPr>
-                <w:rStyle w:val="VerbatimChar"/>
-              </w:rPr>
-              <w:t xml:space="preserve">Parts.ContainerConfig</w:t>
-            </w:r>
-            <w:r>
-              <w:t xml:space="preserve"> </w:t>
-            </w:r>
-            <w:r>
-              <w:t xml:space="preserve">in v1.8 (landed Phase G migration</w:t>
-            </w:r>
-            <w:r>
-              <w:t xml:space="preserve"> </w:t>
-            </w:r>
-            <w:r>
-              <w:rPr>
-                <w:rStyle w:val="VerbatimChar"/>
-              </w:rPr>
-              <w:t xml:space="preserve">0010</w:t>
-            </w:r>
-            <w:r>
-              <w:t xml:space="preserve">); this revision relocates it. New column:</w:t>
-            </w:r>
-            <w:r>
-              <w:t xml:space="preserve"> </w:t>
-            </w:r>
-            <w:r>
-              <w:rPr>
-                <w:rStyle w:val="VerbatimChar"/>
-              </w:rPr>
-              <w:t xml:space="preserve">Parts.Item.MaxParts INT NULL</w:t>
-            </w:r>
-            <w:r>
-              <w:t xml:space="preserve"> </w:t>
-            </w:r>
-            <w:r>
-              <w:t xml:space="preserve">— hard cap on pieces of this Item allowed at any single Location. Scan-in mutation sums existing pieces of this Item at the destination Location + incoming quantity and rejects if the result would exceed</w:t>
-            </w:r>
-            <w:r>
-              <w:t xml:space="preserve"> </w:t>
-            </w:r>
-            <w:r>
-              <w:rPr>
-                <w:rStyle w:val="VerbatimChar"/>
-              </w:rPr>
-              <w:t xml:space="preserve">MaxParts</w:t>
-            </w:r>
-            <w:r>
-              <w:t xml:space="preserve">. Complements</w:t>
-            </w:r>
-            <w:r>
-              <w:t xml:space="preserve"> </w:t>
-            </w:r>
-            <w:r>
-              <w:rPr>
-                <w:rStyle w:val="VerbatimChar"/>
-              </w:rPr>
-              <w:t xml:space="preserve">LinesideLimit</w:t>
-            </w:r>
-            <w:r>
-              <w:t xml:space="preserve"> </w:t>
-            </w:r>
-            <w:r>
-              <w:t xml:space="preserve">(</w:t>
-            </w:r>
-            <w:r>
-              <w:rPr>
-                <w:rStyle w:val="VerbatimChar"/>
-              </w:rPr>
-              <w:t xml:space="preserve">LocationAttribute</w:t>
-            </w:r>
-            <w:r>
-              <w:t xml:space="preserve"> </w:t>
-            </w:r>
-            <w:r>
-              <w:t xml:space="preserve">on Cell, per-Location aggregate cap across all Items) — the two are orthogonal per Jacques’s confirmation. SQL correction migration queued: DROP</w:t>
-            </w:r>
-            <w:r>
-              <w:t xml:space="preserve"> </w:t>
-            </w:r>
-            <w:r>
-              <w:rPr>
-                <w:rStyle w:val="VerbatimChar"/>
-              </w:rPr>
-              <w:t xml:space="preserve">Parts.ContainerConfig.MaxParts</w:t>
-            </w:r>
-            <w:r>
-              <w:t xml:space="preserve">, ADD</w:t>
-            </w:r>
-            <w:r>
-              <w:t xml:space="preserve"> </w:t>
-            </w:r>
-            <w:r>
-              <w:rPr>
-                <w:rStyle w:val="VerbatimChar"/>
-              </w:rPr>
-              <w:t xml:space="preserve">Parts.Item.MaxParts</w:t>
-            </w:r>
-            <w:r>
-              <w:t xml:space="preserve">, update FDS-03-019 + ERD + test suite</w:t>
-            </w:r>
-            <w:r>
-              <w:t xml:space="preserve"> </w:t>
-            </w:r>
-            <w:r>
-              <w:rPr>
-                <w:rStyle w:val="VerbatimChar"/>
-              </w:rPr>
-              <w:t xml:space="preserve">0019</w:t>
-            </w:r>
-            <w:r>
-              <w:t xml:space="preserve">.</w:t>
-            </w:r>
-          </w:p>
-        </w:tc>
-      </w:tr>
-      <w:tr>
-        <w:tc>
-          <w:tcPr>
-            <w:shd w:val="clear" w:color="auto" w:fill="F2F2F2"/>
-          </w:tcPr>
-          <w:tcPr/>
-          <w:p>
-            <w:pPr>
-              <w:pStyle w:val="Compact"/>
-            </w:pPr>
-            <w:r>
-              <w:t xml:space="preserve">1.9b</w:t>
-            </w:r>
-          </w:p>
-        </w:tc>
-        <w:tc>
-          <w:tcPr>
-            <w:shd w:val="clear" w:color="auto" w:fill="F2F2F2"/>
-          </w:tcPr>
-          <w:tcPr/>
-          <w:p>
-            <w:pPr>
-              <w:pStyle w:val="Compact"/>
-            </w:pPr>
-            <w:r>
-              <w:t xml:space="preserve">2026-04-24</w:t>
-            </w:r>
-          </w:p>
-        </w:tc>
-        <w:tc>
-          <w:tcPr>
-            <w:shd w:val="clear" w:color="auto" w:fill="F2F2F2"/>
-          </w:tcPr>
-          <w:tcPr/>
-          <w:p>
-            <w:pPr>
-              <w:pStyle w:val="Compact"/>
-            </w:pPr>
-            <w:r>
-              <w:t xml:space="preserve">Blue Ridge Automation</w:t>
-            </w:r>
-          </w:p>
-        </w:tc>
-        <w:tc>
-          <w:tcPr>
-            <w:shd w:val="clear" w:color="auto" w:fill="F2F2F2"/>
-          </w:tcPr>
-          <w:tcPr/>
-          <w:p>
-            <w:pPr>
-              <w:pStyle w:val="Compact"/>
-            </w:pPr>
-            <w:r>
-              <w:rPr>
-                <w:b/>
-                <w:bCs/>
-              </w:rPr>
-              <w:t xml:space="preserve">OI-07 correction —</w:t>
+              <w:t xml:space="preserve">to</w:t>
             </w:r>
             <w:r>
               <w:rPr>
@@ -2220,13 +2178,37 @@
                 <w:b/>
                 <w:bCs/>
               </w:rPr>
-              <w:t xml:space="preserve">Workorder.WorkOrderType</w:t>
+              <w:t xml:space="preserve">Parts.Item</w:t>
             </w:r>
             <w:r>
               <w:rPr>
                 <w:b/>
                 <w:bCs/>
               </w:rPr>
+              <w:t xml:space="preserve">.</w:t>
+            </w:r>
+            <w:r>
+              <w:t xml:space="preserve"> </w:t>
+            </w:r>
+            <w:r>
+              <w:t xml:space="preserve">Jacques’s 2026-04-24 OIR review flagged the original placement as fundamentally inaccurate —</w:t>
+            </w:r>
+            <w:r>
+              <w:t xml:space="preserve"> </w:t>
+            </w:r>
+            <w:r>
+              <w:rPr>
+                <w:rStyle w:val="VerbatimChar"/>
+              </w:rPr>
+              <w:t xml:space="preserve">MaxParts</w:t>
+            </w:r>
+            <w:r>
+              <w:t xml:space="preserve"> </w:t>
+            </w:r>
+            <w:r>
+              <w:t xml:space="preserve">is a</w:t>
+            </w:r>
+            <w:r>
               <w:t xml:space="preserve"> </w:t>
             </w:r>
             <w:r>
@@ -2234,7 +2216,180 @@
                 <w:b/>
                 <w:bCs/>
               </w:rPr>
-              <w:t xml:space="preserve">seed corrected to</w:t>
+              <w:t xml:space="preserve">Part attribute</w:t>
+            </w:r>
+            <w:r>
+              <w:t xml:space="preserve"> </w:t>
+            </w:r>
+            <w:r>
+              <w:t xml:space="preserve">evaluated when inventory is checked into a Location, not a container-packing attribute. The column was originally added to</w:t>
+            </w:r>
+            <w:r>
+              <w:t xml:space="preserve"> </w:t>
+            </w:r>
+            <w:r>
+              <w:rPr>
+                <w:rStyle w:val="VerbatimChar"/>
+              </w:rPr>
+              <w:t xml:space="preserve">Parts.ContainerConfig</w:t>
+            </w:r>
+            <w:r>
+              <w:t xml:space="preserve"> </w:t>
+            </w:r>
+            <w:r>
+              <w:t xml:space="preserve">in v1.8 (landed Phase G migration</w:t>
+            </w:r>
+            <w:r>
+              <w:t xml:space="preserve"> </w:t>
+            </w:r>
+            <w:r>
+              <w:rPr>
+                <w:rStyle w:val="VerbatimChar"/>
+              </w:rPr>
+              <w:t xml:space="preserve">0010</w:t>
+            </w:r>
+            <w:r>
+              <w:t xml:space="preserve">); this revision relocates it. New column:</w:t>
+            </w:r>
+            <w:r>
+              <w:t xml:space="preserve"> </w:t>
+            </w:r>
+            <w:r>
+              <w:rPr>
+                <w:rStyle w:val="VerbatimChar"/>
+              </w:rPr>
+              <w:t xml:space="preserve">Parts.Item.MaxParts INT NULL</w:t>
+            </w:r>
+            <w:r>
+              <w:t xml:space="preserve"> </w:t>
+            </w:r>
+            <w:r>
+              <w:t xml:space="preserve">— hard cap on pieces of this Item allowed at any single Location. Scan-in mutation sums existing pieces of this Item at the destination Location + incoming quantity and rejects if the result would exceed</w:t>
+            </w:r>
+            <w:r>
+              <w:t xml:space="preserve"> </w:t>
+            </w:r>
+            <w:r>
+              <w:rPr>
+                <w:rStyle w:val="VerbatimChar"/>
+              </w:rPr>
+              <w:t xml:space="preserve">MaxParts</w:t>
+            </w:r>
+            <w:r>
+              <w:t xml:space="preserve">. Complements</w:t>
+            </w:r>
+            <w:r>
+              <w:t xml:space="preserve"> </w:t>
+            </w:r>
+            <w:r>
+              <w:rPr>
+                <w:rStyle w:val="VerbatimChar"/>
+              </w:rPr>
+              <w:t xml:space="preserve">LinesideLimit</w:t>
+            </w:r>
+            <w:r>
+              <w:t xml:space="preserve"> </w:t>
+            </w:r>
+            <w:r>
+              <w:t xml:space="preserve">(</w:t>
+            </w:r>
+            <w:r>
+              <w:rPr>
+                <w:rStyle w:val="VerbatimChar"/>
+              </w:rPr>
+              <w:t xml:space="preserve">LocationAttribute</w:t>
+            </w:r>
+            <w:r>
+              <w:t xml:space="preserve"> </w:t>
+            </w:r>
+            <w:r>
+              <w:t xml:space="preserve">on Cell, per-Location aggregate cap across all Items) — the two are orthogonal per Jacques’s confirmation. SQL correction migration queued: DROP</w:t>
+            </w:r>
+            <w:r>
+              <w:t xml:space="preserve"> </w:t>
+            </w:r>
+            <w:r>
+              <w:rPr>
+                <w:rStyle w:val="VerbatimChar"/>
+              </w:rPr>
+              <w:t xml:space="preserve">Parts.ContainerConfig.MaxParts</w:t>
+            </w:r>
+            <w:r>
+              <w:t xml:space="preserve">, ADD</w:t>
+            </w:r>
+            <w:r>
+              <w:t xml:space="preserve"> </w:t>
+            </w:r>
+            <w:r>
+              <w:rPr>
+                <w:rStyle w:val="VerbatimChar"/>
+              </w:rPr>
+              <w:t xml:space="preserve">Parts.Item.MaxParts</w:t>
+            </w:r>
+            <w:r>
+              <w:t xml:space="preserve">, update FDS-03-019 + ERD + test suite</w:t>
+            </w:r>
+            <w:r>
+              <w:t xml:space="preserve"> </w:t>
+            </w:r>
+            <w:r>
+              <w:rPr>
+                <w:rStyle w:val="VerbatimChar"/>
+              </w:rPr>
+              <w:t xml:space="preserve">0019</w:t>
+            </w:r>
+            <w:r>
+              <w:t xml:space="preserve">.</w:t>
+            </w:r>
+          </w:p>
+        </w:tc>
+      </w:tr>
+      <w:tr>
+        <w:tc>
+          <w:tcPr/>
+          <w:p>
+            <w:pPr>
+              <w:pStyle w:val="Compact"/>
+            </w:pPr>
+            <w:r>
+              <w:t xml:space="preserve">1.9b</w:t>
+            </w:r>
+          </w:p>
+        </w:tc>
+        <w:tc>
+          <w:tcPr/>
+          <w:p>
+            <w:pPr>
+              <w:pStyle w:val="Compact"/>
+            </w:pPr>
+            <w:r>
+              <w:t xml:space="preserve">2026-04-24</w:t>
+            </w:r>
+          </w:p>
+        </w:tc>
+        <w:tc>
+          <w:tcPr/>
+          <w:p>
+            <w:pPr>
+              <w:pStyle w:val="Compact"/>
+            </w:pPr>
+            <w:r>
+              <w:t xml:space="preserve">Blue Ridge Automation</w:t>
+            </w:r>
+          </w:p>
+        </w:tc>
+        <w:tc>
+          <w:tcPr/>
+          <w:p>
+            <w:pPr>
+              <w:pStyle w:val="Compact"/>
+            </w:pPr>
+            <w:r>
+              <w:rPr>
+                <w:b/>
+                <w:bCs/>
+              </w:rPr>
+              <w:t xml:space="preserve">OI-07 correction —</w:t>
             </w:r>
             <w:r>
               <w:rPr>
@@ -2249,7 +2404,7 @@
                 <w:b/>
                 <w:bCs/>
               </w:rPr>
-              <w:t xml:space="preserve">Production</w:t>
+              <w:t xml:space="preserve">Workorder.WorkOrderType</w:t>
             </w:r>
             <w:r>
               <w:rPr>
@@ -2263,251 +2418,7 @@
                 <w:b/>
                 <w:bCs/>
               </w:rPr>
-              <w:t xml:space="preserve">only.</w:t>
-            </w:r>
-            <w:r>
-              <w:t xml:space="preserve"> </w:t>
-            </w:r>
-            <w:r>
-              <w:t xml:space="preserve">Jacques clarified the 2026-04-20 meeting note was mis-recorded: the</w:t>
-            </w:r>
-            <w:r>
-              <w:t xml:space="preserve"> </w:t>
-            </w:r>
-            <w:r>
-              <w:t xml:space="preserve">“Recipe”</w:t>
-            </w:r>
-            <w:r>
-              <w:t xml:space="preserve"> </w:t>
-            </w:r>
-            <w:r>
-              <w:t xml:space="preserve">line was actually describing the</w:t>
-            </w:r>
-            <w:r>
-              <w:t xml:space="preserve"> </w:t>
-            </w:r>
-            <w:r>
-              <w:rPr>
-                <w:b/>
-                <w:bCs/>
-              </w:rPr>
-              <w:t xml:space="preserve">Production</w:t>
-            </w:r>
-            <w:r>
-              <w:t xml:space="preserve"> </w:t>
-            </w:r>
-            <w:r>
-              <w:t xml:space="preserve">work orders already modelled (MVP-LITE, auto-generated, invisible to operators), not a separate Recipe type. Under MPP’s actual taxonomy,</w:t>
-            </w:r>
-            <w:r>
-              <w:t xml:space="preserve"> </w:t>
-            </w:r>
-            <w:r>
-              <w:rPr>
-                <w:rStyle w:val="VerbatimChar"/>
-              </w:rPr>
-              <w:t xml:space="preserve">Demand</w:t>
-            </w:r>
-            <w:r>
-              <w:t xml:space="preserve"> </w:t>
-            </w:r>
-            <w:r>
-              <w:t xml:space="preserve">= planned preventative maintenance (FUTURE) and</w:t>
-            </w:r>
-            <w:r>
-              <w:t xml:space="preserve"> </w:t>
-            </w:r>
-            <w:r>
-              <w:rPr>
-                <w:rStyle w:val="VerbatimChar"/>
-              </w:rPr>
-              <w:t xml:space="preserve">Maintenance</w:t>
-            </w:r>
-            <w:r>
-              <w:t xml:space="preserve"> </w:t>
-            </w:r>
-            <w:r>
-              <w:t xml:space="preserve">= emergency maintenance (FUTURE); neither is being built in this project. Seed changes (documented here; SQL correction migration queued — shipped Phase G migration</w:t>
-            </w:r>
-            <w:r>
-              <w:t xml:space="preserve"> </w:t>
-            </w:r>
-            <w:r>
-              <w:rPr>
-                <w:rStyle w:val="VerbatimChar"/>
-              </w:rPr>
-              <w:t xml:space="preserve">0010</w:t>
-            </w:r>
-            <w:r>
-              <w:t xml:space="preserve"> </w:t>
-            </w:r>
-            <w:r>
-              <w:t xml:space="preserve">has 3 rows at Ids 1/2/3 that need correcting via a follow-up migration): rename Id=1</w:t>
-            </w:r>
-            <w:r>
-              <w:t xml:space="preserve"> </w:t>
-            </w:r>
-            <w:r>
-              <w:rPr>
-                <w:rStyle w:val="VerbatimChar"/>
-              </w:rPr>
-              <w:t xml:space="preserve">Demand</w:t>
-            </w:r>
-            <w:r>
-              <w:t xml:space="preserve">→</w:t>
-            </w:r>
-            <w:r>
-              <w:rPr>
-                <w:rStyle w:val="VerbatimChar"/>
-              </w:rPr>
-              <w:t xml:space="preserve">Production</w:t>
-            </w:r>
-            <w:r>
-              <w:t xml:space="preserve">, DELETE Ids 2 (</w:t>
-            </w:r>
-            <w:r>
-              <w:rPr>
-                <w:rStyle w:val="VerbatimChar"/>
-              </w:rPr>
-              <w:t xml:space="preserve">Maintenance</w:t>
-            </w:r>
-            <w:r>
-              <w:t xml:space="preserve">) and 3 (</w:t>
-            </w:r>
-            <w:r>
-              <w:rPr>
-                <w:rStyle w:val="VerbatimChar"/>
-              </w:rPr>
-              <w:t xml:space="preserve">Recipe</w:t>
-            </w:r>
-            <w:r>
-              <w:t xml:space="preserve">). Code table</w:t>
-            </w:r>
-            <w:r>
-              <w:t xml:space="preserve"> </w:t>
-            </w:r>
-            <w:r>
-              <w:rPr>
-                <w:b/>
-                <w:bCs/>
-              </w:rPr>
-              <w:t xml:space="preserve">mechanism</w:t>
-            </w:r>
-            <w:r>
-              <w:t xml:space="preserve"> </w:t>
-            </w:r>
-            <w:r>
-              <w:t xml:space="preserve">stays as a future hook — future maintenance-engine project INSERTs</w:t>
-            </w:r>
-            <w:r>
-              <w:t xml:space="preserve"> </w:t>
-            </w:r>
-            <w:r>
-              <w:rPr>
-                <w:rStyle w:val="VerbatimChar"/>
-              </w:rPr>
-              <w:t xml:space="preserve">Demand</w:t>
-            </w:r>
-            <w:r>
-              <w:t xml:space="preserve"> </w:t>
-            </w:r>
-            <w:r>
-              <w:t xml:space="preserve">and</w:t>
-            </w:r>
-            <w:r>
-              <w:t xml:space="preserve"> </w:t>
-            </w:r>
-            <w:r>
-              <w:rPr>
-                <w:rStyle w:val="VerbatimChar"/>
-              </w:rPr>
-              <w:t xml:space="preserve">Maintenance</w:t>
-            </w:r>
-            <w:r>
-              <w:t xml:space="preserve"> </w:t>
-            </w:r>
-            <w:r>
-              <w:t xml:space="preserve">rows without schema change.</w:t>
-            </w:r>
-            <w:r>
-              <w:t xml:space="preserve"> </w:t>
-            </w:r>
-            <w:r>
-              <w:rPr>
-                <w:rStyle w:val="VerbatimChar"/>
-              </w:rPr>
-              <w:t xml:space="preserve">Workorder.WorkOrder.ToolId</w:t>
-            </w:r>
-            <w:r>
-              <w:t xml:space="preserve"> </w:t>
-            </w:r>
-            <w:r>
-              <w:t xml:space="preserve">FK to</w:t>
-            </w:r>
-            <w:r>
-              <w:t xml:space="preserve"> </w:t>
-            </w:r>
-            <w:r>
-              <w:rPr>
-                <w:rStyle w:val="VerbatimChar"/>
-              </w:rPr>
-              <w:t xml:space="preserve">Tools.Tool</w:t>
-            </w:r>
-            <w:r>
-              <w:t xml:space="preserve"> </w:t>
-            </w:r>
-            <w:r>
-              <w:t xml:space="preserve">stays as a hook for future Maintenance WOs targeting a Tool. No changes to the code table schema itself. Downstream docs updated: OIR v2.9 OI-07 rewrite, FDS v0.11 §6.10 rename + FDS-06-027 deletion, Arc 2 Plan v0.2 overlay, ERD Workorder + Master tabs.</w:t>
-            </w:r>
-          </w:p>
-        </w:tc>
-      </w:tr>
-      <w:tr>
-        <w:tc>
-          <w:tcPr/>
-          <w:p>
-            <w:pPr>
-              <w:pStyle w:val="Compact"/>
-            </w:pPr>
-            <w:r>
-              <w:t xml:space="preserve">1.9</w:t>
-            </w:r>
-          </w:p>
-        </w:tc>
-        <w:tc>
-          <w:tcPr/>
-          <w:p>
-            <w:pPr>
-              <w:pStyle w:val="Compact"/>
-            </w:pPr>
-            <w:r>
-              <w:t xml:space="preserve">2026-04-24</w:t>
-            </w:r>
-          </w:p>
-        </w:tc>
-        <w:tc>
-          <w:tcPr/>
-          <w:p>
-            <w:pPr>
-              <w:pStyle w:val="Compact"/>
-            </w:pPr>
-            <w:r>
-              <w:t xml:space="preserve">Blue Ridge Automation</w:t>
-            </w:r>
-          </w:p>
-        </w:tc>
-        <w:tc>
-          <w:tcPr/>
-          <w:p>
-            <w:pPr>
-              <w:pStyle w:val="Compact"/>
-            </w:pPr>
-            <w:r>
-              <w:rPr>
-                <w:b/>
-                <w:bCs/>
-              </w:rPr>
-              <w:t xml:space="preserve">Arc 2 model revisions (2026-04-23 session) — Tool/Cavity promoted to</w:t>
+              <w:t xml:space="preserve">seed corrected to</w:t>
             </w:r>
             <w:r>
               <w:rPr>
@@ -2522,14 +2433,277 @@
                 <w:b/>
                 <w:bCs/>
               </w:rPr>
-              <w:t xml:space="preserve">Lots.Lot</w:t>
+              <w:t xml:space="preserve">Production</w:t>
             </w:r>
             <w:r>
               <w:rPr>
                 <w:b/>
                 <w:bCs/>
               </w:rPr>
-              <w:t xml:space="preserve">,</w:t>
+              <w:t xml:space="preserve"> </w:t>
+            </w:r>
+            <w:r>
+              <w:rPr>
+                <w:b/>
+                <w:bCs/>
+              </w:rPr>
+              <w:t xml:space="preserve">only.</w:t>
+            </w:r>
+            <w:r>
+              <w:t xml:space="preserve"> </w:t>
+            </w:r>
+            <w:r>
+              <w:t xml:space="preserve">Jacques clarified the 2026-04-20 meeting note was mis-recorded: the</w:t>
+            </w:r>
+            <w:r>
+              <w:t xml:space="preserve"> </w:t>
+            </w:r>
+            <w:r>
+              <w:t xml:space="preserve">“Recipe”</w:t>
+            </w:r>
+            <w:r>
+              <w:t xml:space="preserve"> </w:t>
+            </w:r>
+            <w:r>
+              <w:t xml:space="preserve">line was actually describing the</w:t>
+            </w:r>
+            <w:r>
+              <w:t xml:space="preserve"> </w:t>
+            </w:r>
+            <w:r>
+              <w:rPr>
+                <w:b/>
+                <w:bCs/>
+              </w:rPr>
+              <w:t xml:space="preserve">Production</w:t>
+            </w:r>
+            <w:r>
+              <w:t xml:space="preserve"> </w:t>
+            </w:r>
+            <w:r>
+              <w:t xml:space="preserve">work orders already modelled (MVP-LITE, auto-generated, invisible to operators), not a separate Recipe type. Under MPP’s actual taxonomy,</w:t>
+            </w:r>
+            <w:r>
+              <w:t xml:space="preserve"> </w:t>
+            </w:r>
+            <w:r>
+              <w:rPr>
+                <w:rStyle w:val="VerbatimChar"/>
+              </w:rPr>
+              <w:t xml:space="preserve">Demand</w:t>
+            </w:r>
+            <w:r>
+              <w:t xml:space="preserve"> </w:t>
+            </w:r>
+            <w:r>
+              <w:t xml:space="preserve">= planned preventative maintenance (FUTURE) and</w:t>
+            </w:r>
+            <w:r>
+              <w:t xml:space="preserve"> </w:t>
+            </w:r>
+            <w:r>
+              <w:rPr>
+                <w:rStyle w:val="VerbatimChar"/>
+              </w:rPr>
+              <w:t xml:space="preserve">Maintenance</w:t>
+            </w:r>
+            <w:r>
+              <w:t xml:space="preserve"> </w:t>
+            </w:r>
+            <w:r>
+              <w:t xml:space="preserve">= emergency maintenance (FUTURE); neither is being built in this project. Seed changes (documented here; SQL correction migration queued — shipped Phase G migration</w:t>
+            </w:r>
+            <w:r>
+              <w:t xml:space="preserve"> </w:t>
+            </w:r>
+            <w:r>
+              <w:rPr>
+                <w:rStyle w:val="VerbatimChar"/>
+              </w:rPr>
+              <w:t xml:space="preserve">0010</w:t>
+            </w:r>
+            <w:r>
+              <w:t xml:space="preserve"> </w:t>
+            </w:r>
+            <w:r>
+              <w:t xml:space="preserve">has 3 rows at Ids 1/2/3 that need correcting via a follow-up migration): rename Id=1</w:t>
+            </w:r>
+            <w:r>
+              <w:t xml:space="preserve"> </w:t>
+            </w:r>
+            <w:r>
+              <w:rPr>
+                <w:rStyle w:val="VerbatimChar"/>
+              </w:rPr>
+              <w:t xml:space="preserve">Demand</w:t>
+            </w:r>
+            <w:r>
+              <w:t xml:space="preserve">→</w:t>
+            </w:r>
+            <w:r>
+              <w:rPr>
+                <w:rStyle w:val="VerbatimChar"/>
+              </w:rPr>
+              <w:t xml:space="preserve">Production</w:t>
+            </w:r>
+            <w:r>
+              <w:t xml:space="preserve">, DELETE Ids 2 (</w:t>
+            </w:r>
+            <w:r>
+              <w:rPr>
+                <w:rStyle w:val="VerbatimChar"/>
+              </w:rPr>
+              <w:t xml:space="preserve">Maintenance</w:t>
+            </w:r>
+            <w:r>
+              <w:t xml:space="preserve">) and 3 (</w:t>
+            </w:r>
+            <w:r>
+              <w:rPr>
+                <w:rStyle w:val="VerbatimChar"/>
+              </w:rPr>
+              <w:t xml:space="preserve">Recipe</w:t>
+            </w:r>
+            <w:r>
+              <w:t xml:space="preserve">). Code table</w:t>
+            </w:r>
+            <w:r>
+              <w:t xml:space="preserve"> </w:t>
+            </w:r>
+            <w:r>
+              <w:rPr>
+                <w:b/>
+                <w:bCs/>
+              </w:rPr>
+              <w:t xml:space="preserve">mechanism</w:t>
+            </w:r>
+            <w:r>
+              <w:t xml:space="preserve"> </w:t>
+            </w:r>
+            <w:r>
+              <w:t xml:space="preserve">stays as a future hook — future maintenance-engine project INSERTs</w:t>
+            </w:r>
+            <w:r>
+              <w:t xml:space="preserve"> </w:t>
+            </w:r>
+            <w:r>
+              <w:rPr>
+                <w:rStyle w:val="VerbatimChar"/>
+              </w:rPr>
+              <w:t xml:space="preserve">Demand</w:t>
+            </w:r>
+            <w:r>
+              <w:t xml:space="preserve"> </w:t>
+            </w:r>
+            <w:r>
+              <w:t xml:space="preserve">and</w:t>
+            </w:r>
+            <w:r>
+              <w:t xml:space="preserve"> </w:t>
+            </w:r>
+            <w:r>
+              <w:rPr>
+                <w:rStyle w:val="VerbatimChar"/>
+              </w:rPr>
+              <w:t xml:space="preserve">Maintenance</w:t>
+            </w:r>
+            <w:r>
+              <w:t xml:space="preserve"> </w:t>
+            </w:r>
+            <w:r>
+              <w:t xml:space="preserve">rows without schema change.</w:t>
+            </w:r>
+            <w:r>
+              <w:t xml:space="preserve"> </w:t>
+            </w:r>
+            <w:r>
+              <w:rPr>
+                <w:rStyle w:val="VerbatimChar"/>
+              </w:rPr>
+              <w:t xml:space="preserve">Workorder.WorkOrder.ToolId</w:t>
+            </w:r>
+            <w:r>
+              <w:t xml:space="preserve"> </w:t>
+            </w:r>
+            <w:r>
+              <w:t xml:space="preserve">FK to</w:t>
+            </w:r>
+            <w:r>
+              <w:t xml:space="preserve"> </w:t>
+            </w:r>
+            <w:r>
+              <w:rPr>
+                <w:rStyle w:val="VerbatimChar"/>
+              </w:rPr>
+              <w:t xml:space="preserve">Tools.Tool</w:t>
+            </w:r>
+            <w:r>
+              <w:t xml:space="preserve"> </w:t>
+            </w:r>
+            <w:r>
+              <w:t xml:space="preserve">stays as a hook for future Maintenance WOs targeting a Tool. No changes to the code table schema itself. Downstream docs updated: OIR v2.9 OI-07 rewrite, FDS v0.11 §6.10 rename + FDS-06-027 deletion, Arc 2 Plan v0.2 overlay, ERD Workorder + Master tabs.</w:t>
+            </w:r>
+          </w:p>
+        </w:tc>
+      </w:tr>
+      <w:tr>
+        <w:tc>
+          <w:tcPr>
+            <w:shd w:val="clear" w:color="auto" w:fill="F2F2F2"/>
+          </w:tcPr>
+          <w:tcPr/>
+          <w:p>
+            <w:pPr>
+              <w:pStyle w:val="Compact"/>
+            </w:pPr>
+            <w:r>
+              <w:t xml:space="preserve">1.9</w:t>
+            </w:r>
+          </w:p>
+        </w:tc>
+        <w:tc>
+          <w:tcPr>
+            <w:shd w:val="clear" w:color="auto" w:fill="F2F2F2"/>
+          </w:tcPr>
+          <w:tcPr/>
+          <w:p>
+            <w:pPr>
+              <w:pStyle w:val="Compact"/>
+            </w:pPr>
+            <w:r>
+              <w:t xml:space="preserve">2026-04-24</w:t>
+            </w:r>
+          </w:p>
+        </w:tc>
+        <w:tc>
+          <w:tcPr>
+            <w:shd w:val="clear" w:color="auto" w:fill="F2F2F2"/>
+          </w:tcPr>
+          <w:tcPr/>
+          <w:p>
+            <w:pPr>
+              <w:pStyle w:val="Compact"/>
+            </w:pPr>
+            <w:r>
+              <w:t xml:space="preserve">Blue Ridge Automation</w:t>
+            </w:r>
+          </w:p>
+        </w:tc>
+        <w:tc>
+          <w:tcPr>
+            <w:shd w:val="clear" w:color="auto" w:fill="F2F2F2"/>
+          </w:tcPr>
+          <w:tcPr/>
+          <w:p>
+            <w:pPr>
+              <w:pStyle w:val="Compact"/>
+            </w:pPr>
+            <w:r>
+              <w:rPr>
+                <w:b/>
+                <w:bCs/>
+              </w:rPr>
+              <w:t xml:space="preserve">Arc 2 model revisions (2026-04-23 session) — Tool/Cavity promoted to</w:t>
             </w:r>
             <w:r>
               <w:rPr>
@@ -2544,21 +2718,14 @@
                 <w:b/>
                 <w:bCs/>
               </w:rPr>
-              <w:t xml:space="preserve">Workorder.ProductionEvent</w:t>
+              <w:t xml:space="preserve">Lots.Lot</w:t>
             </w:r>
             <w:r>
               <w:rPr>
                 <w:b/>
                 <w:bCs/>
               </w:rPr>
-              <w:t xml:space="preserve"> </w:t>
-            </w:r>
-            <w:r>
-              <w:rPr>
-                <w:b/>
-                <w:bCs/>
-              </w:rPr>
-              <w:t xml:space="preserve">reshaped as checkpoint table, new</w:t>
+              <w:t xml:space="preserve">,</w:t>
             </w:r>
             <w:r>
               <w:rPr>
@@ -2573,7 +2740,7 @@
                 <w:b/>
                 <w:bCs/>
               </w:rPr>
-              <w:t xml:space="preserve">Lots.IdentifierSequence</w:t>
+              <w:t xml:space="preserve">Workorder.ProductionEvent</w:t>
             </w:r>
             <w:r>
               <w:rPr>
@@ -2587,7 +2754,7 @@
                 <w:b/>
                 <w:bCs/>
               </w:rPr>
-              <w:t xml:space="preserve">table,</w:t>
+              <w:t xml:space="preserve">reshaped as checkpoint table, new</w:t>
             </w:r>
             <w:r>
               <w:rPr>
@@ -2602,7 +2769,7 @@
                 <w:b/>
                 <w:bCs/>
               </w:rPr>
-              <w:t xml:space="preserve">Parts.Item.MaxLotSize</w:t>
+              <w:t xml:space="preserve">Lots.IdentifierSequence</w:t>
             </w:r>
             <w:r>
               <w:rPr>
@@ -2616,20 +2783,7 @@
                 <w:b/>
                 <w:bCs/>
               </w:rPr>
-              <w:t xml:space="preserve">semantic repurpose.</w:t>
-            </w:r>
-            <w:r>
-              <w:t xml:space="preserve"> </w:t>
-            </w:r>
-            <w:r>
-              <w:t xml:space="preserve">Four changes land:</w:t>
-            </w:r>
-            <w:r>
-              <w:rPr>
-                <w:b/>
-                <w:bCs/>
-              </w:rPr>
-              <w:t xml:space="preserve">(1)</w:t>
+              <w:t xml:space="preserve">table,</w:t>
             </w:r>
             <w:r>
               <w:rPr>
@@ -2644,7 +2798,7 @@
                 <w:b/>
                 <w:bCs/>
               </w:rPr>
-              <w:t xml:space="preserve">Lots.Lot</w:t>
+              <w:t xml:space="preserve">Parts.Item.MaxLotSize</w:t>
             </w:r>
             <w:r>
               <w:rPr>
@@ -2658,7 +2812,20 @@
                 <w:b/>
                 <w:bCs/>
               </w:rPr>
-              <w:t xml:space="preserve">ADDs</w:t>
+              <w:t xml:space="preserve">semantic repurpose.</w:t>
+            </w:r>
+            <w:r>
+              <w:t xml:space="preserve"> </w:t>
+            </w:r>
+            <w:r>
+              <w:t xml:space="preserve">Four changes land:</w:t>
+            </w:r>
+            <w:r>
+              <w:rPr>
+                <w:b/>
+                <w:bCs/>
+              </w:rPr>
+              <w:t xml:space="preserve">(1)</w:t>
             </w:r>
             <w:r>
               <w:rPr>
@@ -2673,7 +2840,7 @@
                 <w:b/>
                 <w:bCs/>
               </w:rPr>
-              <w:t xml:space="preserve">ToolId BIGINT NULL FK → Tools.Tool.Id</w:t>
+              <w:t xml:space="preserve">Lots.Lot</w:t>
             </w:r>
             <w:r>
               <w:rPr>
@@ -2687,7 +2854,7 @@
                 <w:b/>
                 <w:bCs/>
               </w:rPr>
-              <w:t xml:space="preserve">and</w:t>
+              <w:t xml:space="preserve">ADDs</w:t>
             </w:r>
             <w:r>
               <w:rPr>
@@ -2702,82 +2869,13 @@
                 <w:b/>
                 <w:bCs/>
               </w:rPr>
-              <w:t xml:space="preserve">ToolCavityId BIGINT NULL FK → Tools.ToolCavity.Id</w:t>
+              <w:t xml:space="preserve">ToolId BIGINT NULL FK → Tools.Tool.Id</w:t>
             </w:r>
             <w:r>
               <w:rPr>
                 <w:b/>
                 <w:bCs/>
               </w:rPr>
-              <w:t xml:space="preserve">.</w:t>
-            </w:r>
-            <w:r>
-              <w:t xml:space="preserve"> </w:t>
-            </w:r>
-            <w:r>
-              <w:t xml:space="preserve">Required at</w:t>
-            </w:r>
-            <w:r>
-              <w:t xml:space="preserve"> </w:t>
-            </w:r>
-            <w:r>
-              <w:rPr>
-                <w:rStyle w:val="VerbatimChar"/>
-              </w:rPr>
-              <w:t xml:space="preserve">Lot_Create</w:t>
-            </w:r>
-            <w:r>
-              <w:t xml:space="preserve"> </w:t>
-            </w:r>
-            <w:r>
-              <w:t xml:space="preserve">for die-cast-origin LOTs (validated against</w:t>
-            </w:r>
-            <w:r>
-              <w:t xml:space="preserve"> </w:t>
-            </w:r>
-            <w:r>
-              <w:rPr>
-                <w:rStyle w:val="VerbatimChar"/>
-              </w:rPr>
-              <w:t xml:space="preserve">ToolAssignment_ListActiveByCell</w:t>
-            </w:r>
-            <w:r>
-              <w:t xml:space="preserve"> </w:t>
-            </w:r>
-            <w:r>
-              <w:t xml:space="preserve">+ Cavity belongs to Tool + Cavity Active). NULL for all other origins (Received, Trim / Machining intermediate, Assembly, Serialized). NULL after</w:t>
-            </w:r>
-            <w:r>
-              <w:t xml:space="preserve"> </w:t>
-            </w:r>
-            <w:r>
-              <w:rPr>
-                <w:rStyle w:val="VerbatimChar"/>
-              </w:rPr>
-              <w:t xml:space="preserve">Lot_Merge</w:t>
-            </w:r>
-            <w:r>
-              <w:t xml:space="preserve"> </w:t>
-            </w:r>
-            <w:r>
-              <w:t xml:space="preserve">on blended-origin LOTs. Downstream LOTs do NOT inherit — Honda-trace via</w:t>
-            </w:r>
-            <w:r>
-              <w:t xml:space="preserve"> </w:t>
-            </w:r>
-            <w:r>
-              <w:rPr>
-                <w:rStyle w:val="VerbatimChar"/>
-              </w:rPr>
-              <w:t xml:space="preserve">LotGenealogy</w:t>
-            </w:r>
-            <w:r>
-              <w:t xml:space="preserve"> </w:t>
-            </w:r>
-            <w:r>
-              <w:t xml:space="preserve">recursive traversal. Codifies OI-09: a die-cast machine with N active cavities produces</w:t>
-            </w:r>
-            <w:r>
               <w:t xml:space="preserve"> </w:t>
             </w:r>
             <w:r>
@@ -2785,50 +2883,7 @@
                 <w:b/>
                 <w:bCs/>
               </w:rPr>
-              <w:t xml:space="preserve">N parallel independent LOTs, not sublots</w:t>
-            </w:r>
-            <w:r>
-              <w:t xml:space="preserve"> </w:t>
-            </w:r>
-            <w:r>
-              <w:t xml:space="preserve">(each LOT fills at its own rate, closes independently, no parent/child FK between cavity peers). Pre-v1.9</w:t>
-            </w:r>
-            <w:r>
-              <w:t xml:space="preserve"> </w:t>
-            </w:r>
-            <w:r>
-              <w:rPr>
-                <w:rStyle w:val="VerbatimChar"/>
-              </w:rPr>
-              <w:t xml:space="preserve">Lot.DieNumber NVARCHAR(50)</w:t>
-            </w:r>
-            <w:r>
-              <w:t xml:space="preserve"> </w:t>
-            </w:r>
-            <w:r>
-              <w:t xml:space="preserve">+</w:t>
-            </w:r>
-            <w:r>
-              <w:t xml:space="preserve"> </w:t>
-            </w:r>
-            <w:r>
-              <w:rPr>
-                <w:rStyle w:val="VerbatimChar"/>
-              </w:rPr>
-              <w:t xml:space="preserve">Lot.CavityNumber NVARCHAR(50)</w:t>
-            </w:r>
-            <w:r>
-              <w:t xml:space="preserve"> </w:t>
-            </w:r>
-            <w:r>
-              <w:t xml:space="preserve">columns are now legacy — retained in this release for any future migration script that needs them during cutover, slated for removal in a follow-up migration once all writers use the new FKs.</w:t>
-            </w:r>
-            <w:r>
-              <w:rPr>
-                <w:b/>
-                <w:bCs/>
-              </w:rPr>
-              <w:t xml:space="preserve">(2)</w:t>
+              <w:t xml:space="preserve">and</w:t>
             </w:r>
             <w:r>
               <w:rPr>
@@ -2843,13 +2898,82 @@
                 <w:b/>
                 <w:bCs/>
               </w:rPr>
-              <w:t xml:space="preserve">Workorder.ProductionEvent</w:t>
+              <w:t xml:space="preserve">ToolCavityId BIGINT NULL FK → Tools.ToolCavity.Id</w:t>
             </w:r>
             <w:r>
               <w:rPr>
                 <w:b/>
                 <w:bCs/>
               </w:rPr>
+              <w:t xml:space="preserve">.</w:t>
+            </w:r>
+            <w:r>
+              <w:t xml:space="preserve"> </w:t>
+            </w:r>
+            <w:r>
+              <w:t xml:space="preserve">Required at</w:t>
+            </w:r>
+            <w:r>
+              <w:t xml:space="preserve"> </w:t>
+            </w:r>
+            <w:r>
+              <w:rPr>
+                <w:rStyle w:val="VerbatimChar"/>
+              </w:rPr>
+              <w:t xml:space="preserve">Lot_Create</w:t>
+            </w:r>
+            <w:r>
+              <w:t xml:space="preserve"> </w:t>
+            </w:r>
+            <w:r>
+              <w:t xml:space="preserve">for die-cast-origin LOTs (validated against</w:t>
+            </w:r>
+            <w:r>
+              <w:t xml:space="preserve"> </w:t>
+            </w:r>
+            <w:r>
+              <w:rPr>
+                <w:rStyle w:val="VerbatimChar"/>
+              </w:rPr>
+              <w:t xml:space="preserve">ToolAssignment_ListActiveByCell</w:t>
+            </w:r>
+            <w:r>
+              <w:t xml:space="preserve"> </w:t>
+            </w:r>
+            <w:r>
+              <w:t xml:space="preserve">+ Cavity belongs to Tool + Cavity Active). NULL for all other origins (Received, Trim / Machining intermediate, Assembly, Serialized). NULL after</w:t>
+            </w:r>
+            <w:r>
+              <w:t xml:space="preserve"> </w:t>
+            </w:r>
+            <w:r>
+              <w:rPr>
+                <w:rStyle w:val="VerbatimChar"/>
+              </w:rPr>
+              <w:t xml:space="preserve">Lot_Merge</w:t>
+            </w:r>
+            <w:r>
+              <w:t xml:space="preserve"> </w:t>
+            </w:r>
+            <w:r>
+              <w:t xml:space="preserve">on blended-origin LOTs. Downstream LOTs do NOT inherit — Honda-trace via</w:t>
+            </w:r>
+            <w:r>
+              <w:t xml:space="preserve"> </w:t>
+            </w:r>
+            <w:r>
+              <w:rPr>
+                <w:rStyle w:val="VerbatimChar"/>
+              </w:rPr>
+              <w:t xml:space="preserve">LotGenealogy</w:t>
+            </w:r>
+            <w:r>
+              <w:t xml:space="preserve"> </w:t>
+            </w:r>
+            <w:r>
+              <w:t xml:space="preserve">recursive traversal. Codifies OI-09: a die-cast machine with N active cavities produces</w:t>
+            </w:r>
+            <w:r>
               <w:t xml:space="preserve"> </w:t>
             </w:r>
             <w:r>
@@ -2857,13 +2981,13 @@
                 <w:b/>
                 <w:bCs/>
               </w:rPr>
-              <w:t xml:space="preserve">reshaped to checkpoint form.</w:t>
-            </w:r>
-            <w:r>
-              <w:t xml:space="preserve"> </w:t>
-            </w:r>
-            <w:r>
-              <w:t xml:space="preserve">Per FRS §2.1.2 operator-driven capture: operators visit terminals periodically (checkout from die cast, check-in to trim, complete + move, quality-operation transitions), not per-shot. Each checkpoint writes one event carrying cumulative counters; deltas derived via</w:t>
+              <w:t xml:space="preserve">N parallel independent LOTs, not sublots</w:t>
+            </w:r>
+            <w:r>
+              <w:t xml:space="preserve"> </w:t>
+            </w:r>
+            <w:r>
+              <w:t xml:space="preserve">(each LOT fills at its own rate, closes independently, no parent/child FK between cavity peers). Pre-v1.9</w:t>
             </w:r>
             <w:r>
               <w:t xml:space="preserve"> </w:t>
@@ -2872,13 +2996,13 @@
               <w:rPr>
                 <w:rStyle w:val="VerbatimChar"/>
               </w:rPr>
-              <w:t xml:space="preserve">LAG()</w:t>
-            </w:r>
-            <w:r>
-              <w:t xml:space="preserve"> </w:t>
-            </w:r>
-            <w:r>
-              <w:t xml:space="preserve">over</w:t>
+              <w:t xml:space="preserve">Lot.DieNumber NVARCHAR(50)</w:t>
+            </w:r>
+            <w:r>
+              <w:t xml:space="preserve"> </w:t>
+            </w:r>
+            <w:r>
+              <w:t xml:space="preserve">+</w:t>
             </w:r>
             <w:r>
               <w:t xml:space="preserve"> </w:t>
@@ -2887,309 +3011,20 @@
               <w:rPr>
                 <w:rStyle w:val="VerbatimChar"/>
               </w:rPr>
-              <w:t xml:space="preserve">(LotId, EventAt)</w:t>
-            </w:r>
-            <w:r>
-              <w:t xml:space="preserve">. Columns ADDed:</w:t>
-            </w:r>
-            <w:r>
-              <w:t xml:space="preserve"> </w:t>
-            </w:r>
-            <w:r>
-              <w:rPr>
-                <w:rStyle w:val="VerbatimChar"/>
-              </w:rPr>
-              <w:t xml:space="preserve">ShotCount INT NULL</w:t>
-            </w:r>
-            <w:r>
-              <w:t xml:space="preserve"> </w:t>
-            </w:r>
-            <w:r>
-              <w:t xml:space="preserve">(cumulative at event time —</w:t>
-            </w:r>
-            <w:r>
-              <w:t xml:space="preserve"> </w:t>
+              <w:t xml:space="preserve">Lot.CavityNumber NVARCHAR(50)</w:t>
+            </w:r>
+            <w:r>
+              <w:t xml:space="preserve"> </w:t>
+            </w:r>
+            <w:r>
+              <w:t xml:space="preserve">columns are now legacy — retained in this release for any future migration script that needs them during cutover, slated for removal in a follow-up migration once all writers use the new FKs.</w:t>
             </w:r>
             <w:r>
               <w:rPr>
                 <w:b/>
                 <w:bCs/>
               </w:rPr>
-              <w:t xml:space="preserve">open item</w:t>
-            </w:r>
-            <w:r>
-              <w:t xml:space="preserve"> </w:t>
-            </w:r>
-            <w:r>
-              <w:t xml:space="preserve">OI-20/Decision 5: may migrate to derived-from-aggregated-LOT-quantity before Arc 2 Phase 3),</w:t>
-            </w:r>
-            <w:r>
-              <w:t xml:space="preserve"> </w:t>
-            </w:r>
-            <w:r>
-              <w:rPr>
-                <w:rStyle w:val="VerbatimChar"/>
-              </w:rPr>
-              <w:t xml:space="preserve">ScrapCount INT NULL</w:t>
-            </w:r>
-            <w:r>
-              <w:t xml:space="preserve"> </w:t>
-            </w:r>
-            <w:r>
-              <w:t xml:space="preserve">(cumulative),</w:t>
-            </w:r>
-            <w:r>
-              <w:t xml:space="preserve"> </w:t>
-            </w:r>
-            <w:r>
-              <w:rPr>
-                <w:rStyle w:val="VerbatimChar"/>
-              </w:rPr>
-              <w:t xml:space="preserve">EventAt DATETIME2(3)</w:t>
-            </w:r>
-            <w:r>
-              <w:t xml:space="preserve"> </w:t>
-            </w:r>
-            <w:r>
-              <w:t xml:space="preserve">(replaces</w:t>
-            </w:r>
-            <w:r>
-              <w:t xml:space="preserve"> </w:t>
-            </w:r>
-            <w:r>
-              <w:rPr>
-                <w:rStyle w:val="VerbatimChar"/>
-              </w:rPr>
-              <w:t xml:space="preserve">RecordedAt</w:t>
-            </w:r>
-            <w:r>
-              <w:t xml:space="preserve">),</w:t>
-            </w:r>
-            <w:r>
-              <w:t xml:space="preserve"> </w:t>
-            </w:r>
-            <w:r>
-              <w:rPr>
-                <w:rStyle w:val="VerbatimChar"/>
-              </w:rPr>
-              <w:t xml:space="preserve">AppUserId</w:t>
-            </w:r>
-            <w:r>
-              <w:t xml:space="preserve"> </w:t>
-            </w:r>
-            <w:r>
-              <w:t xml:space="preserve">(replaces</w:t>
-            </w:r>
-            <w:r>
-              <w:t xml:space="preserve"> </w:t>
-            </w:r>
-            <w:r>
-              <w:rPr>
-                <w:rStyle w:val="VerbatimChar"/>
-              </w:rPr>
-              <w:t xml:space="preserve">OperatorId</w:t>
-            </w:r>
-            <w:r>
-              <w:t xml:space="preserve"> </w:t>
-            </w:r>
-            <w:r>
-              <w:t xml:space="preserve">— align to initials-based model). Columns DROPPED:</w:t>
-            </w:r>
-            <w:r>
-              <w:t xml:space="preserve"> </w:t>
-            </w:r>
-            <w:r>
-              <w:rPr>
-                <w:rStyle w:val="VerbatimChar"/>
-              </w:rPr>
-              <w:t xml:space="preserve">LocationId</w:t>
-            </w:r>
-            <w:r>
-              <w:t xml:space="preserve"> </w:t>
-            </w:r>
-            <w:r>
-              <w:t xml:space="preserve">(derivable from</w:t>
-            </w:r>
-            <w:r>
-              <w:t xml:space="preserve"> </w:t>
-            </w:r>
-            <w:r>
-              <w:rPr>
-                <w:rStyle w:val="VerbatimChar"/>
-              </w:rPr>
-              <w:t xml:space="preserve">LotMovement</w:t>
-            </w:r>
-            <w:r>
-              <w:t xml:space="preserve"> </w:t>
-            </w:r>
-            <w:r>
-              <w:t xml:space="preserve">at</w:t>
-            </w:r>
-            <w:r>
-              <w:t xml:space="preserve"> </w:t>
-            </w:r>
-            <w:r>
-              <w:rPr>
-                <w:rStyle w:val="VerbatimChar"/>
-              </w:rPr>
-              <w:t xml:space="preserve">EventAt</w:t>
-            </w:r>
-            <w:r>
-              <w:t xml:space="preserve">),</w:t>
-            </w:r>
-            <w:r>
-              <w:t xml:space="preserve"> </w:t>
-            </w:r>
-            <w:r>
-              <w:rPr>
-                <w:rStyle w:val="VerbatimChar"/>
-              </w:rPr>
-              <w:t xml:space="preserve">DieIdentifier NVARCHAR(50)</w:t>
-            </w:r>
-            <w:r>
-              <w:t xml:space="preserve"> </w:t>
-            </w:r>
-            <w:r>
-              <w:t xml:space="preserve">+</w:t>
-            </w:r>
-            <w:r>
-              <w:t xml:space="preserve"> </w:t>
-            </w:r>
-            <w:r>
-              <w:rPr>
-                <w:rStyle w:val="VerbatimChar"/>
-              </w:rPr>
-              <w:t xml:space="preserve">CavityNumber INT</w:t>
-            </w:r>
-            <w:r>
-              <w:t xml:space="preserve"> </w:t>
-            </w:r>
-            <w:r>
-              <w:t xml:space="preserve">(derivable from</w:t>
-            </w:r>
-            <w:r>
-              <w:t xml:space="preserve"> </w:t>
-            </w:r>
-            <w:r>
-              <w:rPr>
-                <w:rStyle w:val="VerbatimChar"/>
-              </w:rPr>
-              <w:t xml:space="preserve">Lot.ToolId</w:t>
-            </w:r>
-            <w:r>
-              <w:t xml:space="preserve">/</w:t>
-            </w:r>
-            <w:r>
-              <w:rPr>
-                <w:rStyle w:val="VerbatimChar"/>
-              </w:rPr>
-              <w:t xml:space="preserve">Lot.ToolCavityId</w:t>
-            </w:r>
-            <w:r>
-              <w:t xml:space="preserve">),</w:t>
-            </w:r>
-            <w:r>
-              <w:t xml:space="preserve"> </w:t>
-            </w:r>
-            <w:r>
-              <w:rPr>
-                <w:rStyle w:val="VerbatimChar"/>
-              </w:rPr>
-              <w:t xml:space="preserve">GoodCount</w:t>
-            </w:r>
-            <w:r>
-              <w:t xml:space="preserve"> </w:t>
-            </w:r>
-            <w:r>
-              <w:t xml:space="preserve">+</w:t>
-            </w:r>
-            <w:r>
-              <w:t xml:space="preserve"> </w:t>
-            </w:r>
-            <w:r>
-              <w:rPr>
-                <w:rStyle w:val="VerbatimChar"/>
-              </w:rPr>
-              <w:t xml:space="preserve">NoGoodCount</w:t>
-            </w:r>
-            <w:r>
-              <w:t xml:space="preserve"> </w:t>
-            </w:r>
-            <w:r>
-              <w:t xml:space="preserve">(replaced by</w:t>
-            </w:r>
-            <w:r>
-              <w:t xml:space="preserve"> </w:t>
-            </w:r>
-            <w:r>
-              <w:rPr>
-                <w:rStyle w:val="VerbatimChar"/>
-              </w:rPr>
-              <w:t xml:space="preserve">ShotCount</w:t>
-            </w:r>
-            <w:r>
-              <w:t xml:space="preserve"> </w:t>
-            </w:r>
-            <w:r>
-              <w:t xml:space="preserve">cumulative with</w:t>
-            </w:r>
-            <w:r>
-              <w:t xml:space="preserve"> </w:t>
-            </w:r>
-            <w:r>
-              <w:rPr>
-                <w:rStyle w:val="VerbatimChar"/>
-              </w:rPr>
-              <w:t xml:space="preserve">LAG()</w:t>
-            </w:r>
-            <w:r>
-              <w:t xml:space="preserve">-derived delta — avoids compounding errors from missed events),</w:t>
-            </w:r>
-            <w:r>
-              <w:t xml:space="preserve"> </w:t>
-            </w:r>
-            <w:r>
-              <w:rPr>
-                <w:rStyle w:val="VerbatimChar"/>
-              </w:rPr>
-              <w:t xml:space="preserve">ItemId</w:t>
-            </w:r>
-            <w:r>
-              <w:t xml:space="preserve"> </w:t>
-            </w:r>
-            <w:r>
-              <w:t xml:space="preserve">(derivable from</w:t>
-            </w:r>
-            <w:r>
-              <w:t xml:space="preserve"> </w:t>
-            </w:r>
-            <w:r>
-              <w:rPr>
-                <w:rStyle w:val="VerbatimChar"/>
-              </w:rPr>
-              <w:t xml:space="preserve">Lot.ItemId</w:t>
-            </w:r>
-            <w:r>
-              <w:t xml:space="preserve">). Required index</w:t>
-            </w:r>
-            <w:r>
-              <w:t xml:space="preserve"> </w:t>
-            </w:r>
-            <w:r>
-              <w:rPr>
-                <w:rStyle w:val="VerbatimChar"/>
-              </w:rPr>
-              <w:t xml:space="preserve">(LotId, EventAt DESC)</w:t>
-            </w:r>
-            <w:r>
-              <w:t xml:space="preserve">. Table is still deferred to Arc 2 Phase 1 CREATE — the column contract in §4 is authoritative.</w:t>
-            </w:r>
-            <w:r>
-              <w:rPr>
-                <w:b/>
-                <w:bCs/>
-              </w:rPr>
-              <w:t xml:space="preserve">(3) New</w:t>
+              <w:t xml:space="preserve">(2)</w:t>
             </w:r>
             <w:r>
               <w:rPr>
@@ -3204,7 +3039,7 @@
                 <w:b/>
                 <w:bCs/>
               </w:rPr>
-              <w:t xml:space="preserve">Lots.IdentifierSequence</w:t>
+              <w:t xml:space="preserve">Workorder.ProductionEvent</w:t>
             </w:r>
             <w:r>
               <w:rPr>
@@ -3218,13 +3053,13 @@
                 <w:b/>
                 <w:bCs/>
               </w:rPr>
-              <w:t xml:space="preserve">table (OI-31).</w:t>
-            </w:r>
-            <w:r>
-              <w:t xml:space="preserve"> </w:t>
-            </w:r>
-            <w:r>
-              <w:t xml:space="preserve">Replaces Flexware’s</w:t>
+              <w:t xml:space="preserve">reshaped to checkpoint form.</w:t>
+            </w:r>
+            <w:r>
+              <w:t xml:space="preserve"> </w:t>
+            </w:r>
+            <w:r>
+              <w:t xml:space="preserve">Per FRS §2.1.2 operator-driven capture: operators visit terminals periodically (checkout from die cast, check-in to trim, complete + move, quality-operation transitions), not per-shot. Each checkpoint writes one event carrying cumulative counters; deltas derived via</w:t>
             </w:r>
             <w:r>
               <w:t xml:space="preserve"> </w:t>
@@ -3233,10 +3068,13 @@
               <w:rPr>
                 <w:rStyle w:val="VerbatimChar"/>
               </w:rPr>
-              <w:t xml:space="preserve">IdentifierFormat</w:t>
-            </w:r>
-            <w:r>
-              <w:t xml:space="preserve">. Columns:</w:t>
+              <w:t xml:space="preserve">LAG()</w:t>
+            </w:r>
+            <w:r>
+              <w:t xml:space="preserve"> </w:t>
+            </w:r>
+            <w:r>
+              <w:t xml:space="preserve">over</w:t>
             </w:r>
             <w:r>
               <w:t xml:space="preserve"> </w:t>
@@ -3245,10 +3083,10 @@
               <w:rPr>
                 <w:rStyle w:val="VerbatimChar"/>
               </w:rPr>
-              <w:t xml:space="preserve">Id</w:t>
-            </w:r>
-            <w:r>
-              <w:t xml:space="preserve">,</w:t>
+              <w:t xml:space="preserve">(LotId, EventAt)</w:t>
+            </w:r>
+            <w:r>
+              <w:t xml:space="preserve">. Columns ADDed:</w:t>
             </w:r>
             <w:r>
               <w:t xml:space="preserve"> </w:t>
@@ -3257,254 +3095,297 @@
               <w:rPr>
                 <w:rStyle w:val="VerbatimChar"/>
               </w:rPr>
-              <w:t xml:space="preserve">Code NVARCHAR(30) UNIQUE</w:t>
-            </w:r>
-            <w:r>
-              <w:t xml:space="preserve">,</w:t>
-            </w:r>
-            <w:r>
-              <w:t xml:space="preserve"> </w:t>
-            </w:r>
-            <w:r>
-              <w:rPr>
-                <w:rStyle w:val="VerbatimChar"/>
-              </w:rPr>
-              <w:t xml:space="preserve">Name</w:t>
-            </w:r>
-            <w:r>
-              <w:t xml:space="preserve">,</w:t>
-            </w:r>
-            <w:r>
-              <w:t xml:space="preserve"> </w:t>
-            </w:r>
-            <w:r>
-              <w:rPr>
-                <w:rStyle w:val="VerbatimChar"/>
-              </w:rPr>
-              <w:t xml:space="preserve">Description</w:t>
-            </w:r>
-            <w:r>
-              <w:t xml:space="preserve">,</w:t>
-            </w:r>
-            <w:r>
-              <w:t xml:space="preserve"> </w:t>
-            </w:r>
-            <w:r>
-              <w:rPr>
-                <w:rStyle w:val="VerbatimChar"/>
-              </w:rPr>
-              <w:t xml:space="preserve">FormatString NVARCHAR(50)</w:t>
-            </w:r>
-            <w:r>
-              <w:t xml:space="preserve"> </w:t>
-            </w:r>
-            <w:r>
-              <w:t xml:space="preserve">(.NET</w:t>
-            </w:r>
-            <w:r>
-              <w:t xml:space="preserve"> </w:t>
-            </w:r>
-            <w:r>
-              <w:rPr>
-                <w:rStyle w:val="VerbatimChar"/>
-              </w:rPr>
-              <w:t xml:space="preserve">string.Format</w:t>
-            </w:r>
-            <w:r>
-              <w:t xml:space="preserve">, e.g.,</w:t>
-            </w:r>
-            <w:r>
-              <w:t xml:space="preserve"> </w:t>
-            </w:r>
-            <w:r>
-              <w:rPr>
-                <w:rStyle w:val="VerbatimChar"/>
-              </w:rPr>
-              <w:t xml:space="preserve">MESL{0:D7}</w:t>
-            </w:r>
-            <w:r>
-              <w:t xml:space="preserve">),</w:t>
-            </w:r>
-            <w:r>
-              <w:t xml:space="preserve"> </w:t>
-            </w:r>
-            <w:r>
-              <w:rPr>
-                <w:rStyle w:val="VerbatimChar"/>
-              </w:rPr>
-              <w:t xml:space="preserve">StartingValue BIGINT DEFAULT 1</w:t>
-            </w:r>
-            <w:r>
-              <w:t xml:space="preserve">,</w:t>
-            </w:r>
-            <w:r>
-              <w:t xml:space="preserve"> </w:t>
-            </w:r>
-            <w:r>
-              <w:rPr>
-                <w:rStyle w:val="VerbatimChar"/>
-              </w:rPr>
-              <w:t xml:space="preserve">EndingValue BIGINT DEFAULT 9999999</w:t>
-            </w:r>
-            <w:r>
-              <w:t xml:space="preserve">,</w:t>
-            </w:r>
-            <w:r>
-              <w:t xml:space="preserve"> </w:t>
-            </w:r>
-            <w:r>
-              <w:rPr>
-                <w:rStyle w:val="VerbatimChar"/>
-              </w:rPr>
-              <w:t xml:space="preserve">LastValue BIGINT DEFAULT 0</w:t>
-            </w:r>
-            <w:r>
-              <w:t xml:space="preserve">,</w:t>
-            </w:r>
-            <w:r>
-              <w:t xml:space="preserve"> </w:t>
-            </w:r>
-            <w:r>
-              <w:rPr>
-                <w:rStyle w:val="VerbatimChar"/>
-              </w:rPr>
-              <w:t xml:space="preserve">ResetIntervalMinutes INT NULL</w:t>
-            </w:r>
-            <w:r>
-              <w:t xml:space="preserve">,</w:t>
-            </w:r>
-            <w:r>
-              <w:t xml:space="preserve"> </w:t>
-            </w:r>
-            <w:r>
-              <w:rPr>
-                <w:rStyle w:val="VerbatimChar"/>
-              </w:rPr>
-              <w:t xml:space="preserve">LastResetAt DATETIME2(3) NULL</w:t>
-            </w:r>
-            <w:r>
-              <w:t xml:space="preserve">,</w:t>
-            </w:r>
-            <w:r>
-              <w:t xml:space="preserve"> </w:t>
-            </w:r>
-            <w:r>
-              <w:rPr>
-                <w:rStyle w:val="VerbatimChar"/>
-              </w:rPr>
-              <w:t xml:space="preserve">UpdatedAt DATETIME2(3)</w:t>
-            </w:r>
-            <w:r>
-              <w:t xml:space="preserve">. Companion proc</w:t>
-            </w:r>
-            <w:r>
-              <w:t xml:space="preserve"> </w:t>
-            </w:r>
-            <w:r>
-              <w:rPr>
-                <w:rStyle w:val="VerbatimChar"/>
-              </w:rPr>
-              <w:t xml:space="preserve">Lots.IdentifierSequence_Next @Code</w:t>
-            </w:r>
-            <w:r>
-              <w:t xml:space="preserve"> </w:t>
-            </w:r>
-            <w:r>
-              <w:t xml:space="preserve">atomically increments</w:t>
-            </w:r>
-            <w:r>
-              <w:t xml:space="preserve"> </w:t>
-            </w:r>
-            <w:r>
-              <w:rPr>
-                <w:rStyle w:val="VerbatimChar"/>
-              </w:rPr>
-              <w:t xml:space="preserve">LastValue</w:t>
-            </w:r>
-            <w:r>
-              <w:t xml:space="preserve">, formats via the</w:t>
-            </w:r>
-            <w:r>
-              <w:t xml:space="preserve"> </w:t>
-            </w:r>
-            <w:r>
-              <w:rPr>
-                <w:rStyle w:val="VerbatimChar"/>
-              </w:rPr>
-              <w:t xml:space="preserve">.NET</w:t>
-            </w:r>
-            <w:r>
-              <w:t xml:space="preserve">-style string, raises on rollover. Seeded at cutover with</w:t>
-            </w:r>
-            <w:r>
-              <w:t xml:space="preserve"> </w:t>
-            </w:r>
-            <w:r>
-              <w:rPr>
-                <w:rStyle w:val="VerbatimChar"/>
-              </w:rPr>
-              <w:t xml:space="preserve">Lot</w:t>
-            </w:r>
-            <w:r>
-              <w:t xml:space="preserve"> </w:t>
-            </w:r>
-            <w:r>
-              <w:t xml:space="preserve">(</w:t>
-            </w:r>
-            <w:r>
-              <w:rPr>
-                <w:rStyle w:val="VerbatimChar"/>
-              </w:rPr>
-              <w:t xml:space="preserve">MESL{0:D7}</w:t>
-            </w:r>
-            <w:r>
-              <w:t xml:space="preserve">, ~1,710,932 baseline) and</w:t>
-            </w:r>
-            <w:r>
-              <w:t xml:space="preserve"> </w:t>
-            </w:r>
-            <w:r>
-              <w:rPr>
-                <w:rStyle w:val="VerbatimChar"/>
-              </w:rPr>
-              <w:t xml:space="preserve">SerializedItem</w:t>
-            </w:r>
-            <w:r>
-              <w:t xml:space="preserve"> </w:t>
-            </w:r>
-            <w:r>
-              <w:t xml:space="preserve">(</w:t>
-            </w:r>
-            <w:r>
-              <w:rPr>
-                <w:rStyle w:val="VerbatimChar"/>
-              </w:rPr>
-              <w:t xml:space="preserve">MESI{0:D7}</w:t>
-            </w:r>
-            <w:r>
-              <w:t xml:space="preserve">, ~2,492 baseline) — actual</w:t>
-            </w:r>
-            <w:r>
-              <w:t xml:space="preserve"> </w:t>
-            </w:r>
-            <w:r>
-              <w:rPr>
-                <w:rStyle w:val="VerbatimChar"/>
-              </w:rPr>
-              <w:t xml:space="preserve">LastValue</w:t>
-            </w:r>
-            <w:r>
-              <w:t xml:space="preserve"> </w:t>
-            </w:r>
-            <w:r>
-              <w:t xml:space="preserve">sampled from Flexware on cutover day. Lands in Arc 2 Phase 1 migration.</w:t>
+              <w:t xml:space="preserve">ShotCount INT NULL</w:t>
+            </w:r>
+            <w:r>
+              <w:t xml:space="preserve"> </w:t>
+            </w:r>
+            <w:r>
+              <w:t xml:space="preserve">(cumulative at event time —</w:t>
+            </w:r>
+            <w:r>
+              <w:t xml:space="preserve"> </w:t>
             </w:r>
             <w:r>
               <w:rPr>
                 <w:b/>
                 <w:bCs/>
               </w:rPr>
-              <w:t xml:space="preserve">(4)</w:t>
+              <w:t xml:space="preserve">open item</w:t>
+            </w:r>
+            <w:r>
+              <w:t xml:space="preserve"> </w:t>
+            </w:r>
+            <w:r>
+              <w:t xml:space="preserve">OI-20/Decision 5: may migrate to derived-from-aggregated-LOT-quantity before Arc 2 Phase 3),</w:t>
+            </w:r>
+            <w:r>
+              <w:t xml:space="preserve"> </w:t>
+            </w:r>
+            <w:r>
+              <w:rPr>
+                <w:rStyle w:val="VerbatimChar"/>
+              </w:rPr>
+              <w:t xml:space="preserve">ScrapCount INT NULL</w:t>
+            </w:r>
+            <w:r>
+              <w:t xml:space="preserve"> </w:t>
+            </w:r>
+            <w:r>
+              <w:t xml:space="preserve">(cumulative),</w:t>
+            </w:r>
+            <w:r>
+              <w:t xml:space="preserve"> </w:t>
+            </w:r>
+            <w:r>
+              <w:rPr>
+                <w:rStyle w:val="VerbatimChar"/>
+              </w:rPr>
+              <w:t xml:space="preserve">EventAt DATETIME2(3)</w:t>
+            </w:r>
+            <w:r>
+              <w:t xml:space="preserve"> </w:t>
+            </w:r>
+            <w:r>
+              <w:t xml:space="preserve">(replaces</w:t>
+            </w:r>
+            <w:r>
+              <w:t xml:space="preserve"> </w:t>
+            </w:r>
+            <w:r>
+              <w:rPr>
+                <w:rStyle w:val="VerbatimChar"/>
+              </w:rPr>
+              <w:t xml:space="preserve">RecordedAt</w:t>
+            </w:r>
+            <w:r>
+              <w:t xml:space="preserve">),</w:t>
+            </w:r>
+            <w:r>
+              <w:t xml:space="preserve"> </w:t>
+            </w:r>
+            <w:r>
+              <w:rPr>
+                <w:rStyle w:val="VerbatimChar"/>
+              </w:rPr>
+              <w:t xml:space="preserve">AppUserId</w:t>
+            </w:r>
+            <w:r>
+              <w:t xml:space="preserve"> </w:t>
+            </w:r>
+            <w:r>
+              <w:t xml:space="preserve">(replaces</w:t>
+            </w:r>
+            <w:r>
+              <w:t xml:space="preserve"> </w:t>
+            </w:r>
+            <w:r>
+              <w:rPr>
+                <w:rStyle w:val="VerbatimChar"/>
+              </w:rPr>
+              <w:t xml:space="preserve">OperatorId</w:t>
+            </w:r>
+            <w:r>
+              <w:t xml:space="preserve"> </w:t>
+            </w:r>
+            <w:r>
+              <w:t xml:space="preserve">— align to initials-based model). Columns DROPPED:</w:t>
+            </w:r>
+            <w:r>
+              <w:t xml:space="preserve"> </w:t>
+            </w:r>
+            <w:r>
+              <w:rPr>
+                <w:rStyle w:val="VerbatimChar"/>
+              </w:rPr>
+              <w:t xml:space="preserve">LocationId</w:t>
+            </w:r>
+            <w:r>
+              <w:t xml:space="preserve"> </w:t>
+            </w:r>
+            <w:r>
+              <w:t xml:space="preserve">(derivable from</w:t>
+            </w:r>
+            <w:r>
+              <w:t xml:space="preserve"> </w:t>
+            </w:r>
+            <w:r>
+              <w:rPr>
+                <w:rStyle w:val="VerbatimChar"/>
+              </w:rPr>
+              <w:t xml:space="preserve">LotMovement</w:t>
+            </w:r>
+            <w:r>
+              <w:t xml:space="preserve"> </w:t>
+            </w:r>
+            <w:r>
+              <w:t xml:space="preserve">at</w:t>
+            </w:r>
+            <w:r>
+              <w:t xml:space="preserve"> </w:t>
+            </w:r>
+            <w:r>
+              <w:rPr>
+                <w:rStyle w:val="VerbatimChar"/>
+              </w:rPr>
+              <w:t xml:space="preserve">EventAt</w:t>
+            </w:r>
+            <w:r>
+              <w:t xml:space="preserve">),</w:t>
+            </w:r>
+            <w:r>
+              <w:t xml:space="preserve"> </w:t>
+            </w:r>
+            <w:r>
+              <w:rPr>
+                <w:rStyle w:val="VerbatimChar"/>
+              </w:rPr>
+              <w:t xml:space="preserve">DieIdentifier NVARCHAR(50)</w:t>
+            </w:r>
+            <w:r>
+              <w:t xml:space="preserve"> </w:t>
+            </w:r>
+            <w:r>
+              <w:t xml:space="preserve">+</w:t>
+            </w:r>
+            <w:r>
+              <w:t xml:space="preserve"> </w:t>
+            </w:r>
+            <w:r>
+              <w:rPr>
+                <w:rStyle w:val="VerbatimChar"/>
+              </w:rPr>
+              <w:t xml:space="preserve">CavityNumber INT</w:t>
+            </w:r>
+            <w:r>
+              <w:t xml:space="preserve"> </w:t>
+            </w:r>
+            <w:r>
+              <w:t xml:space="preserve">(derivable from</w:t>
+            </w:r>
+            <w:r>
+              <w:t xml:space="preserve"> </w:t>
+            </w:r>
+            <w:r>
+              <w:rPr>
+                <w:rStyle w:val="VerbatimChar"/>
+              </w:rPr>
+              <w:t xml:space="preserve">Lot.ToolId</w:t>
+            </w:r>
+            <w:r>
+              <w:t xml:space="preserve">/</w:t>
+            </w:r>
+            <w:r>
+              <w:rPr>
+                <w:rStyle w:val="VerbatimChar"/>
+              </w:rPr>
+              <w:t xml:space="preserve">Lot.ToolCavityId</w:t>
+            </w:r>
+            <w:r>
+              <w:t xml:space="preserve">),</w:t>
+            </w:r>
+            <w:r>
+              <w:t xml:space="preserve"> </w:t>
+            </w:r>
+            <w:r>
+              <w:rPr>
+                <w:rStyle w:val="VerbatimChar"/>
+              </w:rPr>
+              <w:t xml:space="preserve">GoodCount</w:t>
+            </w:r>
+            <w:r>
+              <w:t xml:space="preserve"> </w:t>
+            </w:r>
+            <w:r>
+              <w:t xml:space="preserve">+</w:t>
+            </w:r>
+            <w:r>
+              <w:t xml:space="preserve"> </w:t>
+            </w:r>
+            <w:r>
+              <w:rPr>
+                <w:rStyle w:val="VerbatimChar"/>
+              </w:rPr>
+              <w:t xml:space="preserve">NoGoodCount</w:t>
+            </w:r>
+            <w:r>
+              <w:t xml:space="preserve"> </w:t>
+            </w:r>
+            <w:r>
+              <w:t xml:space="preserve">(replaced by</w:t>
+            </w:r>
+            <w:r>
+              <w:t xml:space="preserve"> </w:t>
+            </w:r>
+            <w:r>
+              <w:rPr>
+                <w:rStyle w:val="VerbatimChar"/>
+              </w:rPr>
+              <w:t xml:space="preserve">ShotCount</w:t>
+            </w:r>
+            <w:r>
+              <w:t xml:space="preserve"> </w:t>
+            </w:r>
+            <w:r>
+              <w:t xml:space="preserve">cumulative with</w:t>
+            </w:r>
+            <w:r>
+              <w:t xml:space="preserve"> </w:t>
+            </w:r>
+            <w:r>
+              <w:rPr>
+                <w:rStyle w:val="VerbatimChar"/>
+              </w:rPr>
+              <w:t xml:space="preserve">LAG()</w:t>
+            </w:r>
+            <w:r>
+              <w:t xml:space="preserve">-derived delta — avoids compounding errors from missed events),</w:t>
+            </w:r>
+            <w:r>
+              <w:t xml:space="preserve"> </w:t>
+            </w:r>
+            <w:r>
+              <w:rPr>
+                <w:rStyle w:val="VerbatimChar"/>
+              </w:rPr>
+              <w:t xml:space="preserve">ItemId</w:t>
+            </w:r>
+            <w:r>
+              <w:t xml:space="preserve"> </w:t>
+            </w:r>
+            <w:r>
+              <w:t xml:space="preserve">(derivable from</w:t>
+            </w:r>
+            <w:r>
+              <w:t xml:space="preserve"> </w:t>
+            </w:r>
+            <w:r>
+              <w:rPr>
+                <w:rStyle w:val="VerbatimChar"/>
+              </w:rPr>
+              <w:t xml:space="preserve">Lot.ItemId</w:t>
+            </w:r>
+            <w:r>
+              <w:t xml:space="preserve">). Required index</w:t>
+            </w:r>
+            <w:r>
+              <w:t xml:space="preserve"> </w:t>
+            </w:r>
+            <w:r>
+              <w:rPr>
+                <w:rStyle w:val="VerbatimChar"/>
+              </w:rPr>
+              <w:t xml:space="preserve">(LotId, EventAt DESC)</w:t>
+            </w:r>
+            <w:r>
+              <w:t xml:space="preserve">. Table is still deferred to Arc 2 Phase 1 CREATE — the column contract in §4 is authoritative.</w:t>
+            </w:r>
+            <w:r>
+              <w:rPr>
+                <w:b/>
+                <w:bCs/>
+              </w:rPr>
+              <w:t xml:space="preserve">(3) New</w:t>
             </w:r>
             <w:r>
               <w:rPr>
@@ -3519,7 +3400,7 @@
                 <w:b/>
                 <w:bCs/>
               </w:rPr>
-              <w:t xml:space="preserve">Parts.Item.MaxLotSize</w:t>
+              <w:t xml:space="preserve">Lots.IdentifierSequence</w:t>
             </w:r>
             <w:r>
               <w:rPr>
@@ -3533,13 +3414,13 @@
                 <w:b/>
                 <w:bCs/>
               </w:rPr>
-              <w:t xml:space="preserve">semantic repurpose.</w:t>
-            </w:r>
-            <w:r>
-              <w:t xml:space="preserve"> </w:t>
-            </w:r>
-            <w:r>
-              <w:t xml:space="preserve">No schema change — the column stays</w:t>
+              <w:t xml:space="preserve">table (OI-31).</w:t>
+            </w:r>
+            <w:r>
+              <w:t xml:space="preserve"> </w:t>
+            </w:r>
+            <w:r>
+              <w:t xml:space="preserve">Replaces Flexware’s</w:t>
             </w:r>
             <w:r>
               <w:t xml:space="preserve"> </w:t>
@@ -3548,12 +3429,284 @@
               <w:rPr>
                 <w:rStyle w:val="VerbatimChar"/>
               </w:rPr>
-              <w:t xml:space="preserve">INT NULL</w:t>
-            </w:r>
-            <w:r>
-              <w:t xml:space="preserve">. In this doc and the Config Tool Item screen the label/caption becomes</w:t>
-            </w:r>
-            <w:r>
+              <w:t xml:space="preserve">IdentifierFormat</w:t>
+            </w:r>
+            <w:r>
+              <w:t xml:space="preserve">. Columns:</w:t>
+            </w:r>
+            <w:r>
+              <w:t xml:space="preserve"> </w:t>
+            </w:r>
+            <w:r>
+              <w:rPr>
+                <w:rStyle w:val="VerbatimChar"/>
+              </w:rPr>
+              <w:t xml:space="preserve">Id</w:t>
+            </w:r>
+            <w:r>
+              <w:t xml:space="preserve">,</w:t>
+            </w:r>
+            <w:r>
+              <w:t xml:space="preserve"> </w:t>
+            </w:r>
+            <w:r>
+              <w:rPr>
+                <w:rStyle w:val="VerbatimChar"/>
+              </w:rPr>
+              <w:t xml:space="preserve">Code NVARCHAR(30) UNIQUE</w:t>
+            </w:r>
+            <w:r>
+              <w:t xml:space="preserve">,</w:t>
+            </w:r>
+            <w:r>
+              <w:t xml:space="preserve"> </w:t>
+            </w:r>
+            <w:r>
+              <w:rPr>
+                <w:rStyle w:val="VerbatimChar"/>
+              </w:rPr>
+              <w:t xml:space="preserve">Name</w:t>
+            </w:r>
+            <w:r>
+              <w:t xml:space="preserve">,</w:t>
+            </w:r>
+            <w:r>
+              <w:t xml:space="preserve"> </w:t>
+            </w:r>
+            <w:r>
+              <w:rPr>
+                <w:rStyle w:val="VerbatimChar"/>
+              </w:rPr>
+              <w:t xml:space="preserve">Description</w:t>
+            </w:r>
+            <w:r>
+              <w:t xml:space="preserve">,</w:t>
+            </w:r>
+            <w:r>
+              <w:t xml:space="preserve"> </w:t>
+            </w:r>
+            <w:r>
+              <w:rPr>
+                <w:rStyle w:val="VerbatimChar"/>
+              </w:rPr>
+              <w:t xml:space="preserve">FormatString NVARCHAR(50)</w:t>
+            </w:r>
+            <w:r>
+              <w:t xml:space="preserve"> </w:t>
+            </w:r>
+            <w:r>
+              <w:t xml:space="preserve">(.NET</w:t>
+            </w:r>
+            <w:r>
+              <w:t xml:space="preserve"> </w:t>
+            </w:r>
+            <w:r>
+              <w:rPr>
+                <w:rStyle w:val="VerbatimChar"/>
+              </w:rPr>
+              <w:t xml:space="preserve">string.Format</w:t>
+            </w:r>
+            <w:r>
+              <w:t xml:space="preserve">, e.g.,</w:t>
+            </w:r>
+            <w:r>
+              <w:t xml:space="preserve"> </w:t>
+            </w:r>
+            <w:r>
+              <w:rPr>
+                <w:rStyle w:val="VerbatimChar"/>
+              </w:rPr>
+              <w:t xml:space="preserve">MESL{0:D7}</w:t>
+            </w:r>
+            <w:r>
+              <w:t xml:space="preserve">),</w:t>
+            </w:r>
+            <w:r>
+              <w:t xml:space="preserve"> </w:t>
+            </w:r>
+            <w:r>
+              <w:rPr>
+                <w:rStyle w:val="VerbatimChar"/>
+              </w:rPr>
+              <w:t xml:space="preserve">StartingValue BIGINT DEFAULT 1</w:t>
+            </w:r>
+            <w:r>
+              <w:t xml:space="preserve">,</w:t>
+            </w:r>
+            <w:r>
+              <w:t xml:space="preserve"> </w:t>
+            </w:r>
+            <w:r>
+              <w:rPr>
+                <w:rStyle w:val="VerbatimChar"/>
+              </w:rPr>
+              <w:t xml:space="preserve">EndingValue BIGINT DEFAULT 9999999</w:t>
+            </w:r>
+            <w:r>
+              <w:t xml:space="preserve">,</w:t>
+            </w:r>
+            <w:r>
+              <w:t xml:space="preserve"> </w:t>
+            </w:r>
+            <w:r>
+              <w:rPr>
+                <w:rStyle w:val="VerbatimChar"/>
+              </w:rPr>
+              <w:t xml:space="preserve">LastValue BIGINT DEFAULT 0</w:t>
+            </w:r>
+            <w:r>
+              <w:t xml:space="preserve">,</w:t>
+            </w:r>
+            <w:r>
+              <w:t xml:space="preserve"> </w:t>
+            </w:r>
+            <w:r>
+              <w:rPr>
+                <w:rStyle w:val="VerbatimChar"/>
+              </w:rPr>
+              <w:t xml:space="preserve">ResetIntervalMinutes INT NULL</w:t>
+            </w:r>
+            <w:r>
+              <w:t xml:space="preserve">,</w:t>
+            </w:r>
+            <w:r>
+              <w:t xml:space="preserve"> </w:t>
+            </w:r>
+            <w:r>
+              <w:rPr>
+                <w:rStyle w:val="VerbatimChar"/>
+              </w:rPr>
+              <w:t xml:space="preserve">LastResetAt DATETIME2(3) NULL</w:t>
+            </w:r>
+            <w:r>
+              <w:t xml:space="preserve">,</w:t>
+            </w:r>
+            <w:r>
+              <w:t xml:space="preserve"> </w:t>
+            </w:r>
+            <w:r>
+              <w:rPr>
+                <w:rStyle w:val="VerbatimChar"/>
+              </w:rPr>
+              <w:t xml:space="preserve">UpdatedAt DATETIME2(3)</w:t>
+            </w:r>
+            <w:r>
+              <w:t xml:space="preserve">. Companion proc</w:t>
+            </w:r>
+            <w:r>
+              <w:t xml:space="preserve"> </w:t>
+            </w:r>
+            <w:r>
+              <w:rPr>
+                <w:rStyle w:val="VerbatimChar"/>
+              </w:rPr>
+              <w:t xml:space="preserve">Lots.IdentifierSequence_Next @Code</w:t>
+            </w:r>
+            <w:r>
+              <w:t xml:space="preserve"> </w:t>
+            </w:r>
+            <w:r>
+              <w:t xml:space="preserve">atomically increments</w:t>
+            </w:r>
+            <w:r>
+              <w:t xml:space="preserve"> </w:t>
+            </w:r>
+            <w:r>
+              <w:rPr>
+                <w:rStyle w:val="VerbatimChar"/>
+              </w:rPr>
+              <w:t xml:space="preserve">LastValue</w:t>
+            </w:r>
+            <w:r>
+              <w:t xml:space="preserve">, formats via the</w:t>
+            </w:r>
+            <w:r>
+              <w:t xml:space="preserve"> </w:t>
+            </w:r>
+            <w:r>
+              <w:rPr>
+                <w:rStyle w:val="VerbatimChar"/>
+              </w:rPr>
+              <w:t xml:space="preserve">.NET</w:t>
+            </w:r>
+            <w:r>
+              <w:t xml:space="preserve">-style string, raises on rollover. Seeded at cutover with</w:t>
+            </w:r>
+            <w:r>
+              <w:t xml:space="preserve"> </w:t>
+            </w:r>
+            <w:r>
+              <w:rPr>
+                <w:rStyle w:val="VerbatimChar"/>
+              </w:rPr>
+              <w:t xml:space="preserve">Lot</w:t>
+            </w:r>
+            <w:r>
+              <w:t xml:space="preserve"> </w:t>
+            </w:r>
+            <w:r>
+              <w:t xml:space="preserve">(</w:t>
+            </w:r>
+            <w:r>
+              <w:rPr>
+                <w:rStyle w:val="VerbatimChar"/>
+              </w:rPr>
+              <w:t xml:space="preserve">MESL{0:D7}</w:t>
+            </w:r>
+            <w:r>
+              <w:t xml:space="preserve">, ~1,710,932 baseline) and</w:t>
+            </w:r>
+            <w:r>
+              <w:t xml:space="preserve"> </w:t>
+            </w:r>
+            <w:r>
+              <w:rPr>
+                <w:rStyle w:val="VerbatimChar"/>
+              </w:rPr>
+              <w:t xml:space="preserve">SerializedItem</w:t>
+            </w:r>
+            <w:r>
+              <w:t xml:space="preserve"> </w:t>
+            </w:r>
+            <w:r>
+              <w:t xml:space="preserve">(</w:t>
+            </w:r>
+            <w:r>
+              <w:rPr>
+                <w:rStyle w:val="VerbatimChar"/>
+              </w:rPr>
+              <w:t xml:space="preserve">MESI{0:D7}</w:t>
+            </w:r>
+            <w:r>
+              <w:t xml:space="preserve">, ~2,492 baseline) — actual</w:t>
+            </w:r>
+            <w:r>
+              <w:t xml:space="preserve"> </w:t>
+            </w:r>
+            <w:r>
+              <w:rPr>
+                <w:rStyle w:val="VerbatimChar"/>
+              </w:rPr>
+              <w:t xml:space="preserve">LastValue</w:t>
+            </w:r>
+            <w:r>
+              <w:t xml:space="preserve"> </w:t>
+            </w:r>
+            <w:r>
+              <w:t xml:space="preserve">sampled from Flexware on cutover day. Lands in Arc 2 Phase 1 migration.</w:t>
+            </w:r>
+            <w:r>
+              <w:rPr>
+                <w:b/>
+                <w:bCs/>
+              </w:rPr>
+              <w:t xml:space="preserve">(4)</w:t>
+            </w:r>
+            <w:r>
+              <w:rPr>
+                <w:b/>
+                <w:bCs/>
+              </w:rPr>
               <w:t xml:space="preserve"> </w:t>
             </w:r>
             <w:r>
@@ -3562,70 +3715,13 @@
                 <w:b/>
                 <w:bCs/>
               </w:rPr>
-              <w:t xml:space="preserve">PartsPerBasket</w:t>
-            </w:r>
-            <w:r>
-              <w:t xml:space="preserve">: one LOT = one basket = one LTT label, so</w:t>
-            </w:r>
-            <w:r>
-              <w:t xml:space="preserve"> </w:t>
-            </w:r>
-            <w:r>
-              <w:t xml:space="preserve">“max parts per LOT”</w:t>
-            </w:r>
-            <w:r>
-              <w:t xml:space="preserve"> </w:t>
-            </w:r>
-            <w:r>
-              <w:t xml:space="preserve">IS</w:t>
-            </w:r>
-            <w:r>
-              <w:t xml:space="preserve"> </w:t>
-            </w:r>
-            <w:r>
-              <w:t xml:space="preserve">“basket capacity”</w:t>
-            </w:r>
-            <w:r>
-              <w:t xml:space="preserve"> </w:t>
-            </w:r>
-            <w:r>
-              <w:t xml:space="preserve">by definition. Basket (Item-level capacity) is distinct from Container (</w:t>
-            </w:r>
-            <w:r>
-              <w:rPr>
-                <w:rStyle w:val="VerbatimChar"/>
-              </w:rPr>
-              <w:t xml:space="preserve">Parts.ContainerConfig</w:t>
-            </w:r>
-            <w:r>
-              <w:t xml:space="preserve"> </w:t>
-            </w:r>
-            <w:r>
-              <w:t xml:space="preserve">with tray math for shipping — unchanged). Formal column rename deferred to a later migration.</w:t>
+              <w:t xml:space="preserve">Parts.Item.MaxLotSize</w:t>
             </w:r>
             <w:r>
               <w:rPr>
                 <w:b/>
                 <w:bCs/>
               </w:rPr>
-              <w:t xml:space="preserve">Other v1.9 notes:</w:t>
-            </w:r>
-            <w:r>
-              <w:t xml:space="preserve"> </w:t>
-            </w:r>
-            <w:r>
-              <w:rPr>
-                <w:rStyle w:val="VerbatimChar"/>
-              </w:rPr>
-              <w:t xml:space="preserve">Tools.ToolAssignment</w:t>
-            </w:r>
-            <w:r>
-              <w:t xml:space="preserve"> </w:t>
-            </w:r>
-            <w:r>
-              <w:t xml:space="preserve">has</w:t>
-            </w:r>
-            <w:r>
               <w:t xml:space="preserve"> </w:t>
             </w:r>
             <w:r>
@@ -3633,25 +3729,25 @@
                 <w:b/>
                 <w:bCs/>
               </w:rPr>
-              <w:t xml:space="preserve">two</w:t>
-            </w:r>
-            <w:r>
-              <w:t xml:space="preserve"> </w:t>
-            </w:r>
-            <w:r>
-              <w:t xml:space="preserve">filtered unique indexes today (</w:t>
+              <w:t xml:space="preserve">semantic repurpose.</w:t>
+            </w:r>
+            <w:r>
+              <w:t xml:space="preserve"> </w:t>
+            </w:r>
+            <w:r>
+              <w:t xml:space="preserve">No schema change — the column stays</w:t>
+            </w:r>
+            <w:r>
+              <w:t xml:space="preserve"> </w:t>
             </w:r>
             <w:r>
               <w:rPr>
                 <w:rStyle w:val="VerbatimChar"/>
               </w:rPr>
-              <w:t xml:space="preserve">UQ_ToolAssignment_ActiveTool</w:t>
-            </w:r>
-            <w:r>
-              <w:t xml:space="preserve"> </w:t>
-            </w:r>
-            <w:r>
-              <w:t xml:space="preserve">on</w:t>
+              <w:t xml:space="preserve">INT NULL</w:t>
+            </w:r>
+            <w:r>
+              <w:t xml:space="preserve">. In this doc and the Config Tool Item screen the label/caption becomes</w:t>
             </w:r>
             <w:r>
               <w:t xml:space="preserve"> </w:t>
@@ -3659,182 +3755,56 @@
             <w:r>
               <w:rPr>
                 <w:rStyle w:val="VerbatimChar"/>
-              </w:rPr>
-              <w:t xml:space="preserve">ToolId</w:t>
-            </w:r>
-            <w:r>
-              <w:t xml:space="preserve">,</w:t>
-            </w:r>
-            <w:r>
-              <w:t xml:space="preserve"> </w:t>
-            </w:r>
-            <w:r>
-              <w:rPr>
-                <w:rStyle w:val="VerbatimChar"/>
-              </w:rPr>
-              <w:t xml:space="preserve">UQ_ToolAssignment_ActiveCell</w:t>
-            </w:r>
-            <w:r>
-              <w:t xml:space="preserve"> </w:t>
-            </w:r>
-            <w:r>
-              <w:t xml:space="preserve">on</w:t>
-            </w:r>
-            <w:r>
-              <w:t xml:space="preserve"> </w:t>
-            </w:r>
-            <w:r>
-              <w:rPr>
-                <w:rStyle w:val="VerbatimChar"/>
-              </w:rPr>
-              <w:t xml:space="preserve">CellLocationId</w:t>
-            </w:r>
-            <w:r>
-              <w:t xml:space="preserve">). The Cell UNIQUE is correct for Die Cast (one mounted die per cell) but wrong for Machining / Trim / Assembly where multiple Tools coexist on a cell. Documented as a known limitation to resolve when non-Die Tool types go live post-MVP (scope the UNIQUE to</w:t>
-            </w:r>
-            <w:r>
-              <w:t xml:space="preserve"> </w:t>
-            </w:r>
-            <w:r>
-              <w:rPr>
-                <w:rStyle w:val="VerbatimChar"/>
-              </w:rPr>
-              <w:t xml:space="preserve">ToolType=Die</w:t>
-            </w:r>
-            <w:r>
-              <w:t xml:space="preserve"> </w:t>
-            </w:r>
-            <w:r>
-              <w:t xml:space="preserve">or drop it). Source:</w:t>
-            </w:r>
-            <w:r>
-              <w:t xml:space="preserve"> </w:t>
-            </w:r>
-            <w:r>
-              <w:rPr>
-                <w:rStyle w:val="VerbatimChar"/>
-              </w:rPr>
-              <w:t xml:space="preserve">docs/superpowers/specs/2026-04-23-arc2-model-revisions.md</w:t>
-            </w:r>
-            <w:r>
-              <w:t xml:space="preserve">.</w:t>
-            </w:r>
-          </w:p>
-        </w:tc>
-      </w:tr>
-      <w:tr>
-        <w:tc>
-          <w:tcPr>
-            <w:shd w:val="clear" w:color="auto" w:fill="F2F2F2"/>
-          </w:tcPr>
-          <w:tcPr/>
-          <w:p>
-            <w:pPr>
-              <w:pStyle w:val="Compact"/>
-            </w:pPr>
-            <w:r>
-              <w:t xml:space="preserve">1.8-rev</w:t>
-            </w:r>
-          </w:p>
-        </w:tc>
-        <w:tc>
-          <w:tcPr>
-            <w:shd w:val="clear" w:color="auto" w:fill="F2F2F2"/>
-          </w:tcPr>
-          <w:tcPr/>
-          <w:p>
-            <w:pPr>
-              <w:pStyle w:val="Compact"/>
-            </w:pPr>
-            <w:r>
-              <w:t xml:space="preserve">2026-04-22</w:t>
-            </w:r>
-          </w:p>
-        </w:tc>
-        <w:tc>
-          <w:tcPr>
-            <w:shd w:val="clear" w:color="auto" w:fill="F2F2F2"/>
-          </w:tcPr>
-          <w:tcPr/>
-          <w:p>
-            <w:pPr>
-              <w:pStyle w:val="Compact"/>
-            </w:pPr>
-            <w:r>
-              <w:t xml:space="preserve">Blue Ridge Automation</w:t>
-            </w:r>
-          </w:p>
-        </w:tc>
-        <w:tc>
-          <w:tcPr>
-            <w:shd w:val="clear" w:color="auto" w:fill="F2F2F2"/>
-          </w:tcPr>
-          <w:tcPr/>
-          <w:p>
-            <w:pPr>
-              <w:pStyle w:val="Compact"/>
-            </w:pPr>
-            <w:r>
-              <w:rPr>
                 <w:b/>
                 <w:bCs/>
               </w:rPr>
-              <w:t xml:space="preserve">OI-11 reverted — Casting → Trim part rename resolved via 1-line BOM (no new schema).</w:t>
-            </w:r>
-            <w:r>
-              <w:t xml:space="preserve"> </w:t>
-            </w:r>
-            <w:r>
-              <w:t xml:space="preserve">The v1.8 draft added a dedicated</w:t>
-            </w:r>
-            <w:r>
-              <w:t xml:space="preserve"> </w:t>
+              <w:t xml:space="preserve">PartsPerBasket</w:t>
+            </w:r>
+            <w:r>
+              <w:t xml:space="preserve">: one LOT = one basket = one LTT label, so</w:t>
+            </w:r>
+            <w:r>
+              <w:t xml:space="preserve"> </w:t>
+            </w:r>
+            <w:r>
+              <w:t xml:space="preserve">“max parts per LOT”</w:t>
+            </w:r>
+            <w:r>
+              <w:t xml:space="preserve"> </w:t>
+            </w:r>
+            <w:r>
+              <w:t xml:space="preserve">IS</w:t>
+            </w:r>
+            <w:r>
+              <w:t xml:space="preserve"> </w:t>
+            </w:r>
+            <w:r>
+              <w:t xml:space="preserve">“basket capacity”</w:t>
+            </w:r>
+            <w:r>
+              <w:t xml:space="preserve"> </w:t>
+            </w:r>
+            <w:r>
+              <w:t xml:space="preserve">by definition. Basket (Item-level capacity) is distinct from Container (</w:t>
             </w:r>
             <w:r>
               <w:rPr>
                 <w:rStyle w:val="VerbatimChar"/>
               </w:rPr>
-              <w:t xml:space="preserve">Parts.ItemTransform</w:t>
-            </w:r>
-            <w:r>
-              <w:t xml:space="preserve"> </w:t>
-            </w:r>
-            <w:r>
-              <w:t xml:space="preserve">table. On review it was redundant: every column duplicates</w:t>
-            </w:r>
-            <w:r>
-              <w:t xml:space="preserve"> </w:t>
-            </w:r>
-            <w:r>
-              <w:rPr>
-                <w:rStyle w:val="VerbatimChar"/>
-              </w:rPr>
-              <w:t xml:space="preserve">Workorder.ConsumptionEvent</w:t>
-            </w:r>
-            <w:r>
-              <w:t xml:space="preserve">. The Casting → Trim boundary is a</w:t>
-            </w:r>
-            <w:r>
-              <w:t xml:space="preserve"> </w:t>
+              <w:t xml:space="preserve">Parts.ContainerConfig</w:t>
+            </w:r>
+            <w:r>
+              <w:t xml:space="preserve"> </w:t>
+            </w:r>
+            <w:r>
+              <w:t xml:space="preserve">with tray math for shipping — unchanged). Formal column rename deferred to a later migration.</w:t>
             </w:r>
             <w:r>
               <w:rPr>
                 <w:b/>
                 <w:bCs/>
               </w:rPr>
-              <w:t xml:space="preserve">degenerate 1-line BOM consumption</w:t>
-            </w:r>
-            <w:r>
-              <w:t xml:space="preserve"> </w:t>
-            </w:r>
-            <w:r>
-              <w:t xml:space="preserve">— trim part has cast part as its sole component at QtyPer=1; the existing ConsumptionEvent + LotGenealogy flow captures the physical movement and backward trace; the operator prompt is BOM-driven (</w:t>
-            </w:r>
-            <w:r>
-              <w:t xml:space="preserve">“receive as trim part?”</w:t>
-            </w:r>
-            <w:r>
-              <w:t xml:space="preserve">). No</w:t>
+              <w:t xml:space="preserve">Other v1.9 notes:</w:t>
             </w:r>
             <w:r>
               <w:t xml:space="preserve"> </w:t>
@@ -3843,125 +3813,351 @@
               <w:rPr>
                 <w:rStyle w:val="VerbatimChar"/>
               </w:rPr>
-              <w:t xml:space="preserve">ItemTransform</w:t>
-            </w:r>
-            <w:r>
-              <w:t xml:space="preserve"> </w:t>
-            </w:r>
-            <w:r>
-              <w:t xml:space="preserve">table is created in Phase G or deferred to Arc 2. The Phase G migration’s</w:t>
-            </w:r>
-            <w:r>
-              <w:t xml:space="preserve"> </w:t>
-            </w:r>
-            <w:r>
-              <w:rPr>
-                <w:rStyle w:val="VerbatimChar"/>
-              </w:rPr>
-              <w:t xml:space="preserve">Audit.LogEntityType</w:t>
-            </w:r>
-            <w:r>
-              <w:t xml:space="preserve"> </w:t>
-            </w:r>
-            <w:r>
-              <w:t xml:space="preserve">seed shrinks from 10 rows to 9 (removed</w:t>
-            </w:r>
-            <w:r>
-              <w:t xml:space="preserve"> </w:t>
-            </w:r>
-            <w:r>
-              <w:rPr>
-                <w:rStyle w:val="VerbatimChar"/>
-              </w:rPr>
-              <w:t xml:space="preserve">ItemTransform</w:t>
-            </w:r>
-            <w:r>
-              <w:t xml:space="preserve">;</w:t>
-            </w:r>
-            <w:r>
-              <w:t xml:space="preserve"> </w:t>
-            </w:r>
-            <w:r>
-              <w:rPr>
-                <w:rStyle w:val="VerbatimChar"/>
-              </w:rPr>
-              <w:t xml:space="preserve">ScrapSource</w:t>
-            </w:r>
-            <w:r>
-              <w:t xml:space="preserve"> </w:t>
-            </w:r>
-            <w:r>
-              <w:t xml:space="preserve">shifted from Id=40 to Id=39). OI-11 moves from ⬜ Open to ✅ Resolved in the Open Issues Register (v2.6). This row is a correction to the v1.8 entry above — the table count</w:t>
-            </w:r>
-            <w:r>
-              <w:t xml:space="preserve"> </w:t>
-            </w:r>
-            <w:r>
-              <w:t xml:space="preserve">“~73”</w:t>
-            </w:r>
-            <w:r>
-              <w:t xml:space="preserve"> </w:t>
-            </w:r>
-            <w:r>
-              <w:t xml:space="preserve">also drops back to</w:t>
-            </w:r>
-            <w:r>
-              <w:t xml:space="preserve"> </w:t>
-            </w:r>
-            <w:r>
-              <w:t xml:space="preserve">“~72”</w:t>
-            </w:r>
-            <w:r>
-              <w:t xml:space="preserve">.</w:t>
-            </w:r>
-          </w:p>
-        </w:tc>
-      </w:tr>
-      <w:tr>
-        <w:tc>
-          <w:tcPr/>
-          <w:p>
-            <w:pPr>
-              <w:pStyle w:val="Compact"/>
-            </w:pPr>
-            <w:r>
-              <w:t xml:space="preserve">1.7</w:t>
-            </w:r>
-          </w:p>
-        </w:tc>
-        <w:tc>
-          <w:tcPr/>
-          <w:p>
-            <w:pPr>
-              <w:pStyle w:val="Compact"/>
-            </w:pPr>
-            <w:r>
-              <w:t xml:space="preserve">2026-04-21</w:t>
-            </w:r>
-          </w:p>
-        </w:tc>
-        <w:tc>
-          <w:tcPr/>
-          <w:p>
-            <w:pPr>
-              <w:pStyle w:val="Compact"/>
-            </w:pPr>
-            <w:r>
-              <w:t xml:space="preserve">Blue Ridge Automation</w:t>
-            </w:r>
-          </w:p>
-        </w:tc>
-        <w:tc>
-          <w:tcPr/>
-          <w:p>
-            <w:pPr>
-              <w:pStyle w:val="Compact"/>
-            </w:pPr>
+              <w:t xml:space="preserve">Tools.ToolAssignment</w:t>
+            </w:r>
+            <w:r>
+              <w:t xml:space="preserve"> </w:t>
+            </w:r>
+            <w:r>
+              <w:t xml:space="preserve">has</w:t>
+            </w:r>
+            <w:r>
+              <w:t xml:space="preserve"> </w:t>
+            </w:r>
             <w:r>
               <w:rPr>
                 <w:b/>
                 <w:bCs/>
               </w:rPr>
+              <w:t xml:space="preserve">two</w:t>
+            </w:r>
+            <w:r>
+              <w:t xml:space="preserve"> </w:t>
+            </w:r>
+            <w:r>
+              <w:t xml:space="preserve">filtered unique indexes today (</w:t>
+            </w:r>
+            <w:r>
+              <w:rPr>
+                <w:rStyle w:val="VerbatimChar"/>
+              </w:rPr>
+              <w:t xml:space="preserve">UQ_ToolAssignment_ActiveTool</w:t>
+            </w:r>
+            <w:r>
+              <w:t xml:space="preserve"> </w:t>
+            </w:r>
+            <w:r>
+              <w:t xml:space="preserve">on</w:t>
+            </w:r>
+            <w:r>
+              <w:t xml:space="preserve"> </w:t>
+            </w:r>
+            <w:r>
+              <w:rPr>
+                <w:rStyle w:val="VerbatimChar"/>
+              </w:rPr>
+              <w:t xml:space="preserve">ToolId</w:t>
+            </w:r>
+            <w:r>
+              <w:t xml:space="preserve">,</w:t>
+            </w:r>
+            <w:r>
+              <w:t xml:space="preserve"> </w:t>
+            </w:r>
+            <w:r>
+              <w:rPr>
+                <w:rStyle w:val="VerbatimChar"/>
+              </w:rPr>
+              <w:t xml:space="preserve">UQ_ToolAssignment_ActiveCell</w:t>
+            </w:r>
+            <w:r>
+              <w:t xml:space="preserve"> </w:t>
+            </w:r>
+            <w:r>
+              <w:t xml:space="preserve">on</w:t>
+            </w:r>
+            <w:r>
+              <w:t xml:space="preserve"> </w:t>
+            </w:r>
+            <w:r>
+              <w:rPr>
+                <w:rStyle w:val="VerbatimChar"/>
+              </w:rPr>
+              <w:t xml:space="preserve">CellLocationId</w:t>
+            </w:r>
+            <w:r>
+              <w:t xml:space="preserve">). The Cell UNIQUE is correct for Die Cast (one mounted die per cell) but wrong for Machining / Trim / Assembly where multiple Tools coexist on a cell. Documented as a known limitation to resolve when non-Die Tool types go live post-MVP (scope the UNIQUE to</w:t>
+            </w:r>
+            <w:r>
+              <w:t xml:space="preserve"> </w:t>
+            </w:r>
+            <w:r>
+              <w:rPr>
+                <w:rStyle w:val="VerbatimChar"/>
+              </w:rPr>
+              <w:t xml:space="preserve">ToolType=Die</w:t>
+            </w:r>
+            <w:r>
+              <w:t xml:space="preserve"> </w:t>
+            </w:r>
+            <w:r>
+              <w:t xml:space="preserve">or drop it). Source:</w:t>
+            </w:r>
+            <w:r>
+              <w:t xml:space="preserve"> </w:t>
+            </w:r>
+            <w:r>
+              <w:rPr>
+                <w:rStyle w:val="VerbatimChar"/>
+              </w:rPr>
+              <w:t xml:space="preserve">docs/superpowers/specs/2026-04-23-arc2-model-revisions.md</w:t>
+            </w:r>
+            <w:r>
+              <w:t xml:space="preserve">.</w:t>
+            </w:r>
+          </w:p>
+        </w:tc>
+      </w:tr>
+      <w:tr>
+        <w:tc>
+          <w:tcPr/>
+          <w:p>
+            <w:pPr>
+              <w:pStyle w:val="Compact"/>
+            </w:pPr>
+            <w:r>
+              <w:t xml:space="preserve">1.8-rev</w:t>
+            </w:r>
+          </w:p>
+        </w:tc>
+        <w:tc>
+          <w:tcPr/>
+          <w:p>
+            <w:pPr>
+              <w:pStyle w:val="Compact"/>
+            </w:pPr>
+            <w:r>
+              <w:t xml:space="preserve">2026-04-22</w:t>
+            </w:r>
+          </w:p>
+        </w:tc>
+        <w:tc>
+          <w:tcPr/>
+          <w:p>
+            <w:pPr>
+              <w:pStyle w:val="Compact"/>
+            </w:pPr>
+            <w:r>
+              <w:t xml:space="preserve">Blue Ridge Automation</w:t>
+            </w:r>
+          </w:p>
+        </w:tc>
+        <w:tc>
+          <w:tcPr/>
+          <w:p>
+            <w:pPr>
+              <w:pStyle w:val="Compact"/>
+            </w:pPr>
+            <w:r>
+              <w:rPr>
+                <w:b/>
+                <w:bCs/>
+              </w:rPr>
+              <w:t xml:space="preserve">OI-11 reverted — Casting → Trim part rename resolved via 1-line BOM (no new schema).</w:t>
+            </w:r>
+            <w:r>
+              <w:t xml:space="preserve"> </w:t>
+            </w:r>
+            <w:r>
+              <w:t xml:space="preserve">The v1.8 draft added a dedicated</w:t>
+            </w:r>
+            <w:r>
+              <w:t xml:space="preserve"> </w:t>
+            </w:r>
+            <w:r>
+              <w:rPr>
+                <w:rStyle w:val="VerbatimChar"/>
+              </w:rPr>
+              <w:t xml:space="preserve">Parts.ItemTransform</w:t>
+            </w:r>
+            <w:r>
+              <w:t xml:space="preserve"> </w:t>
+            </w:r>
+            <w:r>
+              <w:t xml:space="preserve">table. On review it was redundant: every column duplicates</w:t>
+            </w:r>
+            <w:r>
+              <w:t xml:space="preserve"> </w:t>
+            </w:r>
+            <w:r>
+              <w:rPr>
+                <w:rStyle w:val="VerbatimChar"/>
+              </w:rPr>
+              <w:t xml:space="preserve">Workorder.ConsumptionEvent</w:t>
+            </w:r>
+            <w:r>
+              <w:t xml:space="preserve">. The Casting → Trim boundary is a</w:t>
+            </w:r>
+            <w:r>
+              <w:t xml:space="preserve"> </w:t>
+            </w:r>
+            <w:r>
+              <w:rPr>
+                <w:b/>
+                <w:bCs/>
+              </w:rPr>
+              <w:t xml:space="preserve">degenerate 1-line BOM consumption</w:t>
+            </w:r>
+            <w:r>
+              <w:t xml:space="preserve"> </w:t>
+            </w:r>
+            <w:r>
+              <w:t xml:space="preserve">— trim part has cast part as its sole component at QtyPer=1; the existing ConsumptionEvent + LotGenealogy flow captures the physical movement and backward trace; the operator prompt is BOM-driven (</w:t>
+            </w:r>
+            <w:r>
+              <w:t xml:space="preserve">“receive as trim part?”</w:t>
+            </w:r>
+            <w:r>
+              <w:t xml:space="preserve">). No</w:t>
+            </w:r>
+            <w:r>
+              <w:t xml:space="preserve"> </w:t>
+            </w:r>
+            <w:r>
+              <w:rPr>
+                <w:rStyle w:val="VerbatimChar"/>
+              </w:rPr>
+              <w:t xml:space="preserve">ItemTransform</w:t>
+            </w:r>
+            <w:r>
+              <w:t xml:space="preserve"> </w:t>
+            </w:r>
+            <w:r>
+              <w:t xml:space="preserve">table is created in Phase G or deferred to Arc 2. The Phase G migration’s</w:t>
+            </w:r>
+            <w:r>
+              <w:t xml:space="preserve"> </w:t>
+            </w:r>
+            <w:r>
+              <w:rPr>
+                <w:rStyle w:val="VerbatimChar"/>
+              </w:rPr>
+              <w:t xml:space="preserve">Audit.LogEntityType</w:t>
+            </w:r>
+            <w:r>
+              <w:t xml:space="preserve"> </w:t>
+            </w:r>
+            <w:r>
+              <w:t xml:space="preserve">seed shrinks from 10 rows to 9 (removed</w:t>
+            </w:r>
+            <w:r>
+              <w:t xml:space="preserve"> </w:t>
+            </w:r>
+            <w:r>
+              <w:rPr>
+                <w:rStyle w:val="VerbatimChar"/>
+              </w:rPr>
+              <w:t xml:space="preserve">ItemTransform</w:t>
+            </w:r>
+            <w:r>
+              <w:t xml:space="preserve">;</w:t>
+            </w:r>
+            <w:r>
+              <w:t xml:space="preserve"> </w:t>
+            </w:r>
+            <w:r>
+              <w:rPr>
+                <w:rStyle w:val="VerbatimChar"/>
+              </w:rPr>
+              <w:t xml:space="preserve">ScrapSource</w:t>
+            </w:r>
+            <w:r>
+              <w:t xml:space="preserve"> </w:t>
+            </w:r>
+            <w:r>
+              <w:t xml:space="preserve">shifted from Id=40 to Id=39). OI-11 moves from ⬜ Open to ✅ Resolved in the Open Issues Register (v2.6). This row is a correction to the v1.8 entry above — the table count</w:t>
+            </w:r>
+            <w:r>
+              <w:t xml:space="preserve"> </w:t>
+            </w:r>
+            <w:r>
+              <w:t xml:space="preserve">“~73”</w:t>
+            </w:r>
+            <w:r>
+              <w:t xml:space="preserve"> </w:t>
+            </w:r>
+            <w:r>
+              <w:t xml:space="preserve">also drops back to</w:t>
+            </w:r>
+            <w:r>
+              <w:t xml:space="preserve"> </w:t>
+            </w:r>
+            <w:r>
+              <w:t xml:space="preserve">“~72”</w:t>
+            </w:r>
+            <w:r>
+              <w:t xml:space="preserve">.</w:t>
+            </w:r>
+          </w:p>
+        </w:tc>
+      </w:tr>
+      <w:tr>
+        <w:tc>
+          <w:tcPr>
+            <w:shd w:val="clear" w:color="auto" w:fill="F2F2F2"/>
+          </w:tcPr>
+          <w:tcPr/>
+          <w:p>
+            <w:pPr>
+              <w:pStyle w:val="Compact"/>
+            </w:pPr>
+            <w:r>
+              <w:t xml:space="preserve">1.7</w:t>
+            </w:r>
+          </w:p>
+        </w:tc>
+        <w:tc>
+          <w:tcPr>
+            <w:shd w:val="clear" w:color="auto" w:fill="F2F2F2"/>
+          </w:tcPr>
+          <w:tcPr/>
+          <w:p>
+            <w:pPr>
+              <w:pStyle w:val="Compact"/>
+            </w:pPr>
+            <w:r>
+              <w:t xml:space="preserve">2026-04-21</w:t>
+            </w:r>
+          </w:p>
+        </w:tc>
+        <w:tc>
+          <w:tcPr>
+            <w:shd w:val="clear" w:color="auto" w:fill="F2F2F2"/>
+          </w:tcPr>
+          <w:tcPr/>
+          <w:p>
+            <w:pPr>
+              <w:pStyle w:val="Compact"/>
+            </w:pPr>
+            <w:r>
+              <w:t xml:space="preserve">Blue Ridge Automation</w:t>
+            </w:r>
+          </w:p>
+        </w:tc>
+        <w:tc>
+          <w:tcPr>
+            <w:shd w:val="clear" w:color="auto" w:fill="F2F2F2"/>
+          </w:tcPr>
+          <w:tcPr/>
+          <w:p>
+            <w:pPr>
+              <w:pStyle w:val="Compact"/>
+            </w:pPr>
+            <w:r>
+              <w:rPr>
+                <w:b/>
+                <w:bCs/>
+              </w:rPr>
               <w:t xml:space="preserve">Phase B Tool Management schema — Tool promoted to a first-class polymorphic subsystem (OI-10 superseded).</w:t>
             </w:r>
             <w:r>
@@ -4372,9 +4568,6 @@
       </w:tr>
       <w:tr>
         <w:tc>
-          <w:tcPr>
-            <w:shd w:val="clear" w:color="auto" w:fill="F2F2F2"/>
-          </w:tcPr>
           <w:tcPr/>
           <w:p>
             <w:pPr>
@@ -4386,9 +4579,6 @@
           </w:p>
         </w:tc>
         <w:tc>
-          <w:tcPr>
-            <w:shd w:val="clear" w:color="auto" w:fill="F2F2F2"/>
-          </w:tcPr>
           <w:tcPr/>
           <w:p>
             <w:pPr>
@@ -4400,9 +4590,6 @@
           </w:p>
         </w:tc>
         <w:tc>
-          <w:tcPr>
-            <w:shd w:val="clear" w:color="auto" w:fill="F2F2F2"/>
-          </w:tcPr>
           <w:tcPr/>
           <w:p>
             <w:pPr>
@@ -4414,9 +4601,6 @@
           </w:p>
         </w:tc>
         <w:tc>
-          <w:tcPr>
-            <w:shd w:val="clear" w:color="auto" w:fill="F2F2F2"/>
-          </w:tcPr>
           <w:tcPr/>
           <w:p>
             <w:pPr>
@@ -4566,6 +4750,9 @@
       </w:tr>
       <w:tr>
         <w:tc>
+          <w:tcPr>
+            <w:shd w:val="clear" w:color="auto" w:fill="F2F2F2"/>
+          </w:tcPr>
           <w:tcPr/>
           <w:p>
             <w:pPr>
@@ -4577,6 +4764,9 @@
           </w:p>
         </w:tc>
         <w:tc>
+          <w:tcPr>
+            <w:shd w:val="clear" w:color="auto" w:fill="F2F2F2"/>
+          </w:tcPr>
           <w:tcPr/>
           <w:p>
             <w:pPr>
@@ -4588,6 +4778,9 @@
           </w:p>
         </w:tc>
         <w:tc>
+          <w:tcPr>
+            <w:shd w:val="clear" w:color="auto" w:fill="F2F2F2"/>
+          </w:tcPr>
           <w:tcPr/>
           <w:p>
             <w:pPr>
@@ -4599,6 +4792,9 @@
           </w:p>
         </w:tc>
         <w:tc>
+          <w:tcPr>
+            <w:shd w:val="clear" w:color="auto" w:fill="F2F2F2"/>
+          </w:tcPr>
           <w:tcPr/>
           <w:p>
             <w:pPr>
@@ -4814,9 +5010,6 @@
       </w:tr>
       <w:tr>
         <w:tc>
-          <w:tcPr>
-            <w:shd w:val="clear" w:color="auto" w:fill="F2F2F2"/>
-          </w:tcPr>
           <w:tcPr/>
           <w:p>
             <w:pPr>
@@ -4828,9 +5021,6 @@
           </w:p>
         </w:tc>
         <w:tc>
-          <w:tcPr>
-            <w:shd w:val="clear" w:color="auto" w:fill="F2F2F2"/>
-          </w:tcPr>
           <w:tcPr/>
           <w:p>
             <w:pPr>
@@ -4842,9 +5032,6 @@
           </w:p>
         </w:tc>
         <w:tc>
-          <w:tcPr>
-            <w:shd w:val="clear" w:color="auto" w:fill="F2F2F2"/>
-          </w:tcPr>
           <w:tcPr/>
           <w:p>
             <w:pPr>
@@ -4856,9 +5043,6 @@
           </w:p>
         </w:tc>
         <w:tc>
-          <w:tcPr>
-            <w:shd w:val="clear" w:color="auto" w:fill="F2F2F2"/>
-          </w:tcPr>
           <w:tcPr/>
           <w:p>
             <w:pPr>
@@ -5184,6 +5368,9 @@
       </w:tr>
       <w:tr>
         <w:tc>
+          <w:tcPr>
+            <w:shd w:val="clear" w:color="auto" w:fill="F2F2F2"/>
+          </w:tcPr>
           <w:tcPr/>
           <w:p>
             <w:pPr>
@@ -5195,6 +5382,9 @@
           </w:p>
         </w:tc>
         <w:tc>
+          <w:tcPr>
+            <w:shd w:val="clear" w:color="auto" w:fill="F2F2F2"/>
+          </w:tcPr>
           <w:tcPr/>
           <w:p>
             <w:pPr>
@@ -5206,6 +5396,9 @@
           </w:p>
         </w:tc>
         <w:tc>
+          <w:tcPr>
+            <w:shd w:val="clear" w:color="auto" w:fill="F2F2F2"/>
+          </w:tcPr>
           <w:tcPr/>
           <w:p>
             <w:pPr>
@@ -5217,6 +5410,9 @@
           </w:p>
         </w:tc>
         <w:tc>
+          <w:tcPr>
+            <w:shd w:val="clear" w:color="auto" w:fill="F2F2F2"/>
+          </w:tcPr>
           <w:tcPr/>
           <w:p>
             <w:pPr>
@@ -5444,9 +5640,6 @@
       </w:tr>
       <w:tr>
         <w:tc>
-          <w:tcPr>
-            <w:shd w:val="clear" w:color="auto" w:fill="F2F2F2"/>
-          </w:tcPr>
           <w:tcPr/>
           <w:p>
             <w:pPr>
@@ -5458,9 +5651,6 @@
           </w:p>
         </w:tc>
         <w:tc>
-          <w:tcPr>
-            <w:shd w:val="clear" w:color="auto" w:fill="F2F2F2"/>
-          </w:tcPr>
           <w:tcPr/>
           <w:p>
             <w:pPr>
@@ -5472,9 +5662,6 @@
           </w:p>
         </w:tc>
         <w:tc>
-          <w:tcPr>
-            <w:shd w:val="clear" w:color="auto" w:fill="F2F2F2"/>
-          </w:tcPr>
           <w:tcPr/>
           <w:p>
             <w:pPr>
@@ -5486,9 +5673,6 @@
           </w:p>
         </w:tc>
         <w:tc>
-          <w:tcPr>
-            <w:shd w:val="clear" w:color="auto" w:fill="F2F2F2"/>
-          </w:tcPr>
           <w:tcPr/>
           <w:p>
             <w:pPr>
@@ -5647,6 +5831,9 @@
       </w:tr>
       <w:tr>
         <w:tc>
+          <w:tcPr>
+            <w:shd w:val="clear" w:color="auto" w:fill="F2F2F2"/>
+          </w:tcPr>
           <w:tcPr/>
           <w:p>
             <w:pPr>
@@ -5658,6 +5845,9 @@
           </w:p>
         </w:tc>
         <w:tc>
+          <w:tcPr>
+            <w:shd w:val="clear" w:color="auto" w:fill="F2F2F2"/>
+          </w:tcPr>
           <w:tcPr/>
           <w:p>
             <w:pPr>
@@ -5669,6 +5859,9 @@
           </w:p>
         </w:tc>
         <w:tc>
+          <w:tcPr>
+            <w:shd w:val="clear" w:color="auto" w:fill="F2F2F2"/>
+          </w:tcPr>
           <w:tcPr/>
           <w:p>
             <w:pPr>
@@ -5680,6 +5873,9 @@
           </w:p>
         </w:tc>
         <w:tc>
+          <w:tcPr>
+            <w:shd w:val="clear" w:color="auto" w:fill="F2F2F2"/>
+          </w:tcPr>
           <w:tcPr/>
           <w:p>
             <w:pPr>
@@ -5877,9 +6073,6 @@
       </w:tr>
       <w:tr>
         <w:tc>
-          <w:tcPr>
-            <w:shd w:val="clear" w:color="auto" w:fill="F2F2F2"/>
-          </w:tcPr>
           <w:tcPr/>
           <w:p>
             <w:pPr>
@@ -5891,9 +6084,6 @@
           </w:p>
         </w:tc>
         <w:tc>
-          <w:tcPr>
-            <w:shd w:val="clear" w:color="auto" w:fill="F2F2F2"/>
-          </w:tcPr>
           <w:tcPr/>
           <w:p>
             <w:pPr>
@@ -5905,9 +6095,6 @@
           </w:p>
         </w:tc>
         <w:tc>
-          <w:tcPr>
-            <w:shd w:val="clear" w:color="auto" w:fill="F2F2F2"/>
-          </w:tcPr>
           <w:tcPr/>
           <w:p>
             <w:pPr>
@@ -5919,9 +6106,6 @@
           </w:p>
         </w:tc>
         <w:tc>
-          <w:tcPr>
-            <w:shd w:val="clear" w:color="auto" w:fill="F2F2F2"/>
-          </w:tcPr>
           <w:tcPr/>
           <w:p>
             <w:pPr>
@@ -6257,6 +6441,9 @@
       </w:tr>
       <w:tr>
         <w:tc>
+          <w:tcPr>
+            <w:shd w:val="clear" w:color="auto" w:fill="F2F2F2"/>
+          </w:tcPr>
           <w:tcPr/>
           <w:p>
             <w:pPr>
@@ -6268,6 +6455,9 @@
           </w:p>
         </w:tc>
         <w:tc>
+          <w:tcPr>
+            <w:shd w:val="clear" w:color="auto" w:fill="F2F2F2"/>
+          </w:tcPr>
           <w:tcPr/>
           <w:p>
             <w:pPr>
@@ -6279,6 +6469,9 @@
           </w:p>
         </w:tc>
         <w:tc>
+          <w:tcPr>
+            <w:shd w:val="clear" w:color="auto" w:fill="F2F2F2"/>
+          </w:tcPr>
           <w:tcPr/>
           <w:p>
             <w:pPr>
@@ -6290,6 +6483,9 @@
           </w:p>
         </w:tc>
         <w:tc>
+          <w:tcPr>
+            <w:shd w:val="clear" w:color="auto" w:fill="F2F2F2"/>
+          </w:tcPr>
           <w:tcPr/>
           <w:p>
             <w:pPr>
@@ -6357,9 +6553,6 @@
       </w:tr>
       <w:tr>
         <w:tc>
-          <w:tcPr>
-            <w:shd w:val="clear" w:color="auto" w:fill="F2F2F2"/>
-          </w:tcPr>
           <w:tcPr/>
           <w:p>
             <w:pPr>
@@ -6371,9 +6564,6 @@
           </w:p>
         </w:tc>
         <w:tc>
-          <w:tcPr>
-            <w:shd w:val="clear" w:color="auto" w:fill="F2F2F2"/>
-          </w:tcPr>
           <w:tcPr/>
           <w:p>
             <w:pPr>
@@ -6385,9 +6575,6 @@
           </w:p>
         </w:tc>
         <w:tc>
-          <w:tcPr>
-            <w:shd w:val="clear" w:color="auto" w:fill="F2F2F2"/>
-          </w:tcPr>
           <w:tcPr/>
           <w:p>
             <w:pPr>
@@ -6399,9 +6586,6 @@
           </w:p>
         </w:tc>
         <w:tc>
-          <w:tcPr>
-            <w:shd w:val="clear" w:color="auto" w:fill="F2F2F2"/>
-          </w:tcPr>
           <w:tcPr/>
           <w:p>
             <w:pPr>
@@ -19028,7 +19212,7 @@
         <w:pStyle w:val="FirstParagraph"/>
       </w:pPr>
       <w:r>
-        <w:t xml:space="preserve">Part-to-location eligibility (which parts can run on which machines)</w:t>
+        <w:t xml:space="preserve">Part-to-location eligibility (which parts can run where)</w:t>
       </w:r>
       <w:r>
         <w:t xml:space="preserve"> </w:t>
@@ -19044,7 +19228,7 @@
         <w:t xml:space="preserve"> </w:t>
       </w:r>
       <w:r>
-        <w:t xml:space="preserve">for runtime Allocations (added v1.8, OI-18).</w:t>
+        <w:t xml:space="preserve">for runtime Allocations.</w:t>
       </w:r>
     </w:p>
     <w:p>
@@ -19052,7 +19236,102 @@
         <w:pStyle w:val="BodyText"/>
       </w:pPr>
       <w:r>
-        <w:t xml:space="preserve">v1.8 extends this junction with four columns surfaced in the legacy Flexware</w:t>
+        <w:rPr>
+          <w:b/>
+          <w:bCs/>
+        </w:rPr>
+        <w:t xml:space="preserve">v1.9d (2026-04-24) — hierarchy-cascade extension (OI-18):</w:t>
+      </w:r>
+      <w:r>
+        <w:t xml:space="preserve"> </w:t>
+      </w:r>
+      <w:r>
+        <w:rPr>
+          <w:rStyle w:val="VerbatimChar"/>
+        </w:rPr>
+        <w:t xml:space="preserve">LocationId</w:t>
+      </w:r>
+      <w:r>
+        <w:t xml:space="preserve"> </w:t>
+      </w:r>
+      <w:r>
+        <w:t xml:space="preserve">can point at</w:t>
+      </w:r>
+      <w:r>
+        <w:t xml:space="preserve"> </w:t>
+      </w:r>
+      <w:r>
+        <w:rPr>
+          <w:b/>
+          <w:bCs/>
+        </w:rPr>
+        <w:t xml:space="preserve">any Location tier</w:t>
+      </w:r>
+      <w:r>
+        <w:t xml:space="preserve"> </w:t>
+      </w:r>
+      <w:r>
+        <w:t xml:space="preserve">(Area, WorkCenter, or Cell). Eligibility checks at scan-in time cascade UP the hierarchy from the scanned Cell: if an</w:t>
+      </w:r>
+      <w:r>
+        <w:t xml:space="preserve"> </w:t>
+      </w:r>
+      <w:r>
+        <w:rPr>
+          <w:rStyle w:val="VerbatimChar"/>
+        </w:rPr>
+        <w:t xml:space="preserve">ItemLocation</w:t>
+      </w:r>
+      <w:r>
+        <w:t xml:space="preserve"> </w:t>
+      </w:r>
+      <w:r>
+        <w:t xml:space="preserve">row exists for the Cell, its ancestor WorkCenter, or its ancestor Area, the Part is eligible. This enables</w:t>
+      </w:r>
+      <w:r>
+        <w:t xml:space="preserve"> </w:t>
+      </w:r>
+      <w:r>
+        <w:t xml:space="preserve">“Part 5G0 eligible across all of Die Cast Area”</w:t>
+      </w:r>
+      <w:r>
+        <w:t xml:space="preserve"> </w:t>
+      </w:r>
+      <w:r>
+        <w:t xml:space="preserve">with a single row. A helper proc</w:t>
+      </w:r>
+      <w:r>
+        <w:t xml:space="preserve"> </w:t>
+      </w:r>
+      <w:r>
+        <w:rPr>
+          <w:rStyle w:val="VerbatimChar"/>
+        </w:rPr>
+        <w:t xml:space="preserve">Parts.ItemLocation_IsEligible(@ItemId, @CellLocationId)</w:t>
+      </w:r>
+      <w:r>
+        <w:t xml:space="preserve"> </w:t>
+      </w:r>
+      <w:r>
+        <w:t xml:space="preserve">walks parentage from the scanned Cell up to Site; first match returns eligible.</w:t>
+      </w:r>
+    </w:p>
+    <w:p>
+      <w:pPr>
+        <w:pStyle w:val="BodyText"/>
+      </w:pPr>
+      <w:r>
+        <w:rPr>
+          <w:b/>
+          <w:bCs/>
+        </w:rPr>
+        <w:t xml:space="preserve">v1.8 — consumption metadata:</w:t>
+      </w:r>
+      <w:r>
+        <w:t xml:space="preserve"> </w:t>
+      </w:r>
+      <w:r>
+        <w:t xml:space="preserve">four columns surfaced in the legacy Flexware</w:t>
       </w:r>
       <w:r>
         <w:t xml:space="preserve"> </w:t>
@@ -19112,7 +19391,7 @@
         <w:t xml:space="preserve">IsConsumptionPoint</w:t>
       </w:r>
       <w:r>
-        <w:t xml:space="preserve">. These drive the runtime Allocations grid at the workstation — when a LOT is scanned into a Cell flagged</w:t>
+        <w:t xml:space="preserve">. These drive the runtime Allocations grid — when a LOT is scanned into a Cell flagged</w:t>
       </w:r>
       <w:r>
         <w:t xml:space="preserve"> </w:t>
@@ -19157,19 +19436,7 @@
         <w:t xml:space="preserve">MaxQuantity</w:t>
       </w:r>
       <w:r>
-        <w:t xml:space="preserve">, and rejects over-scanning. Output cells (produce-at) carry</w:t>
-      </w:r>
-      <w:r>
-        <w:t xml:space="preserve"> </w:t>
-      </w:r>
-      <w:r>
-        <w:rPr>
-          <w:rStyle w:val="VerbatimChar"/>
-        </w:rPr>
-        <w:t xml:space="preserve">IsConsumptionPoint = 0</w:t>
-      </w:r>
-      <w:r>
-        <w:t xml:space="preserve">.</w:t>
+        <w:t xml:space="preserve">, and rejects over-scanning. Consumption metadata is orthogonal to the hierarchy cascade — a row at the Area tier applies to every Cell under that Area.</w:t>
       </w:r>
     </w:p>
     <w:tbl>
@@ -19409,7 +19676,17 @@
               <w:pStyle w:val="Compact"/>
             </w:pPr>
             <w:r>
-              <w:t xml:space="preserve">Machine or work cell</w:t>
+              <w:rPr>
+                <w:b/>
+                <w:bCs/>
+              </w:rPr>
+              <w:t xml:space="preserve">v1.9d:</w:t>
+            </w:r>
+            <w:r>
+              <w:t xml:space="preserve"> </w:t>
+            </w:r>
+            <w:r>
+              <w:t xml:space="preserve">any tier (Area, WorkCenter, Cell). Eligibility at a Cell = ItemLocation row exists for the Cell OR any ancestor.</w:t>
             </w:r>
           </w:p>
         </w:tc>

--- a/MPP_MES_DATA_MODEL.docx
+++ b/MPP_MES_DATA_MODEL.docx
@@ -26,7 +26,7 @@
         <w:t xml:space="preserve"> </w:t>
       </w:r>
       <w:r>
-        <w:t xml:space="preserve">v1.9 working draft (rev 2026-04-24d — OI-18 ItemLocation Area/WC/Cell hierarchy cascade; see revision history)</w:t>
+        <w:t xml:space="preserve">v1.9 working draft (rev 2026-04-24e — OI-23 LOT derived quantities as a view; see revision history)</w:t>
       </w:r>
       <w:r>
         <w:t xml:space="preserve"> </w:t>
@@ -1857,7 +1857,7 @@
               <w:pStyle w:val="Compact"/>
             </w:pPr>
             <w:r>
-              <w:t xml:space="preserve">1.9d</w:t>
+              <w:t xml:space="preserve">1.9e</w:t>
             </w:r>
           </w:p>
         </w:tc>
@@ -1894,7 +1894,7 @@
                 <w:b/>
                 <w:bCs/>
               </w:rPr>
-              <w:t xml:space="preserve">OI-18 extension —</w:t>
+              <w:t xml:space="preserve">OI-23 —</w:t>
             </w:r>
             <w:r>
               <w:rPr>
@@ -1909,7 +1909,7 @@
                 <w:b/>
                 <w:bCs/>
               </w:rPr>
-              <w:t xml:space="preserve">Parts.ItemLocation.LocationId</w:t>
+              <w:t xml:space="preserve">Lots.v_LotDerivedQuantities</w:t>
             </w:r>
             <w:r>
               <w:rPr>
@@ -1923,13 +1923,13 @@
                 <w:b/>
                 <w:bCs/>
               </w:rPr>
-              <w:t xml:space="preserve">supports Area / WorkCenter / Cell granularity (hierarchy cascade).</w:t>
-            </w:r>
-            <w:r>
-              <w:t xml:space="preserve"> </w:t>
-            </w:r>
-            <w:r>
-              <w:t xml:space="preserve">Per Jacques’s 2026-04-24 OIR review:</w:t>
+              <w:t xml:space="preserve">view for TotalInProcess / InventoryAvailable.</w:t>
+            </w:r>
+            <w:r>
+              <w:t xml:space="preserve"> </w:t>
+            </w:r>
+            <w:r>
+              <w:t xml:space="preserve">Per Jacques’s 2026-04-24 OIR review: LOT derived quantities are computed via a SQL view, not materialized on the</w:t>
             </w:r>
             <w:r>
               <w:t xml:space="preserve"> </w:t>
@@ -1938,13 +1938,13 @@
               <w:rPr>
                 <w:rStyle w:val="VerbatimChar"/>
               </w:rPr>
-              <w:t xml:space="preserve">ItemLocation.LocationId</w:t>
-            </w:r>
-            <w:r>
-              <w:t xml:space="preserve"> </w:t>
-            </w:r>
-            <w:r>
-              <w:t xml:space="preserve">already FKs generically to</w:t>
+              <w:t xml:space="preserve">Lots.Lot</w:t>
+            </w:r>
+            <w:r>
+              <w:t xml:space="preserve"> </w:t>
+            </w:r>
+            <w:r>
+              <w:t xml:space="preserve">row. No columns added to</w:t>
             </w:r>
             <w:r>
               <w:t xml:space="preserve"> </w:t>
@@ -1953,13 +1953,10 @@
               <w:rPr>
                 <w:rStyle w:val="VerbatimChar"/>
               </w:rPr>
-              <w:t xml:space="preserve">Location.Id</w:t>
-            </w:r>
-            <w:r>
-              <w:t xml:space="preserve"> </w:t>
-            </w:r>
-            <w:r>
-              <w:t xml:space="preserve">— no schema change needed. The semantics broaden: an</w:t>
+              <w:t xml:space="preserve">Lots.Lot</w:t>
+            </w:r>
+            <w:r>
+              <w:t xml:space="preserve">. New view</w:t>
             </w:r>
             <w:r>
               <w:t xml:space="preserve"> </w:t>
@@ -1968,13 +1965,13 @@
               <w:rPr>
                 <w:rStyle w:val="VerbatimChar"/>
               </w:rPr>
-              <w:t xml:space="preserve">ItemLocation</w:t>
-            </w:r>
-            <w:r>
-              <w:t xml:space="preserve"> </w:t>
-            </w:r>
-            <w:r>
-              <w:t xml:space="preserve">row can designate eligibility at any tier (Area, WorkCenter, Cell). When a Part is checked into a specific Cell, compatibility checks cascade UP the Location hierarchy from the scanned Cell: if an</w:t>
+              <w:t xml:space="preserve">Lots.v_LotDerivedQuantities (LotId, TotalInProcess, InventoryAvailable)</w:t>
+            </w:r>
+            <w:r>
+              <w:t xml:space="preserve"> </w:t>
+            </w:r>
+            <w:r>
+              <w:t xml:space="preserve">joins</w:t>
             </w:r>
             <w:r>
               <w:t xml:space="preserve"> </w:t>
@@ -1983,25 +1980,13 @@
               <w:rPr>
                 <w:rStyle w:val="VerbatimChar"/>
               </w:rPr>
-              <w:t xml:space="preserve">ItemLocation</w:t>
-            </w:r>
-            <w:r>
-              <w:t xml:space="preserve"> </w:t>
-            </w:r>
-            <w:r>
-              <w:t xml:space="preserve">row exists for the Cell, its ancestor WorkCenter, or its ancestor Area, the Part is eligible there. This enables rules like</w:t>
-            </w:r>
-            <w:r>
-              <w:t xml:space="preserve"> </w:t>
-            </w:r>
-            <w:r>
-              <w:t xml:space="preserve">“Part 5G0 eligible across all of Die Cast Area”</w:t>
-            </w:r>
-            <w:r>
-              <w:t xml:space="preserve"> </w:t>
-            </w:r>
-            <w:r>
-              <w:t xml:space="preserve">with one row, without enumerating every Cell. Consumption metadata (Min/Max/Default/IsConsumptionPoint) retained — orthogonal to the hierarchy extension, orthogonal to OI-12’s</w:t>
+              <w:t xml:space="preserve">Lots.Lot</w:t>
+            </w:r>
+            <w:r>
+              <w:t xml:space="preserve"> </w:t>
+            </w:r>
+            <w:r>
+              <w:t xml:space="preserve">with aggregations over</w:t>
             </w:r>
             <w:r>
               <w:t xml:space="preserve"> </w:t>
@@ -2010,10 +1995,13 @@
               <w:rPr>
                 <w:rStyle w:val="VerbatimChar"/>
               </w:rPr>
-              <w:t xml:space="preserve">Item.MaxParts</w:t>
-            </w:r>
-            <w:r>
-              <w:t xml:space="preserve">. New helper proc spec:</w:t>
+              <w:t xml:space="preserve">Workorder.ProductionEvent</w:t>
+            </w:r>
+            <w:r>
+              <w:t xml:space="preserve"> </w:t>
+            </w:r>
+            <w:r>
+              <w:t xml:space="preserve">(checkpoint counters:</w:t>
             </w:r>
             <w:r>
               <w:t xml:space="preserve"> </w:t>
@@ -2022,13 +2010,13 @@
               <w:rPr>
                 <w:rStyle w:val="VerbatimChar"/>
               </w:rPr>
-              <w:t xml:space="preserve">Parts.ItemLocation_IsEligible(@ItemId, @CellLocationId)</w:t>
-            </w:r>
-            <w:r>
-              <w:t xml:space="preserve"> </w:t>
-            </w:r>
-            <w:r>
-              <w:t xml:space="preserve">walks the Location parentage up to Site looking for a matching</w:t>
+              <w:t xml:space="preserve">Σ StartedCount − Σ CompletedCount − Σ ScrappedCount</w:t>
+            </w:r>
+            <w:r>
+              <w:t xml:space="preserve"> </w:t>
+            </w:r>
+            <w:r>
+              <w:t xml:space="preserve">grouped by LocationId) and</w:t>
             </w:r>
             <w:r>
               <w:t xml:space="preserve"> </w:t>
@@ -2037,29 +2025,44 @@
               <w:rPr>
                 <w:rStyle w:val="VerbatimChar"/>
               </w:rPr>
-              <w:t xml:space="preserve">ItemLocation</w:t>
-            </w:r>
-            <w:r>
-              <w:t xml:space="preserve"> </w:t>
-            </w:r>
-            <w:r>
-              <w:t xml:space="preserve">row (walk stops at first match). No column changes; spec doc only this revision.</w:t>
-            </w:r>
-          </w:p>
-        </w:tc>
-      </w:tr>
-      <w:tr>
-        <w:tc>
-          <w:tcPr>
-            <w:shd w:val="clear" w:color="auto" w:fill="F2F2F2"/>
-          </w:tcPr>
-          <w:tcPr/>
-          <w:p>
-            <w:pPr>
-              <w:pStyle w:val="Compact"/>
-            </w:pPr>
-            <w:r>
-              <w:t xml:space="preserve">1.9c</w:t>
+              <w:t xml:space="preserve">Workorder.ConsumptionEvent</w:t>
+            </w:r>
+            <w:r>
+              <w:t xml:space="preserve"> </w:t>
+            </w:r>
+            <w:r>
+              <w:t xml:space="preserve">(consumed quantities). Arc 2 Phase 2 migration creates the view. Read procs join it to base</w:t>
+            </w:r>
+            <w:r>
+              <w:t xml:space="preserve"> </w:t>
+            </w:r>
+            <w:r>
+              <w:rPr>
+                <w:rStyle w:val="VerbatimChar"/>
+              </w:rPr>
+              <w:t xml:space="preserve">Lots.Lot</w:t>
+            </w:r>
+            <w:r>
+              <w:t xml:space="preserve"> </w:t>
+            </w:r>
+            <w:r>
+              <w:t xml:space="preserve">at read time; no on-write maintenance. If performance becomes an issue post-MVP, the view MAY be replaced by an indexed view or materialized table without changing caller contracts. FDS-05-031 revised accordingly.</w:t>
+            </w:r>
+          </w:p>
+        </w:tc>
+      </w:tr>
+      <w:tr>
+        <w:tc>
+          <w:tcPr>
+            <w:shd w:val="clear" w:color="auto" w:fill="F2F2F2"/>
+          </w:tcPr>
+          <w:tcPr/>
+          <w:p>
+            <w:pPr>
+              <w:pStyle w:val="Compact"/>
+            </w:pPr>
+            <w:r>
+              <w:t xml:space="preserve">1.9d</w:t>
             </w:r>
           </w:p>
         </w:tc>
@@ -2105,7 +2108,7 @@
                 <w:b/>
                 <w:bCs/>
               </w:rPr>
-              <w:t xml:space="preserve">OI-12</w:t>
+              <w:t xml:space="preserve">OI-18 extension —</w:t>
             </w:r>
             <w:r>
               <w:rPr>
@@ -2120,7 +2123,7 @@
                 <w:b/>
                 <w:bCs/>
               </w:rPr>
-              <w:t xml:space="preserve">MaxParts</w:t>
+              <w:t xml:space="preserve">Parts.ItemLocation.LocationId</w:t>
             </w:r>
             <w:r>
               <w:rPr>
@@ -2134,7 +2137,177 @@
                 <w:b/>
                 <w:bCs/>
               </w:rPr>
-              <w:t xml:space="preserve">moved from</w:t>
+              <w:t xml:space="preserve">supports Area / WorkCenter / Cell granularity (hierarchy cascade).</w:t>
+            </w:r>
+            <w:r>
+              <w:t xml:space="preserve"> </w:t>
+            </w:r>
+            <w:r>
+              <w:t xml:space="preserve">Per Jacques’s 2026-04-24 OIR review:</w:t>
+            </w:r>
+            <w:r>
+              <w:t xml:space="preserve"> </w:t>
+            </w:r>
+            <w:r>
+              <w:rPr>
+                <w:rStyle w:val="VerbatimChar"/>
+              </w:rPr>
+              <w:t xml:space="preserve">ItemLocation.LocationId</w:t>
+            </w:r>
+            <w:r>
+              <w:t xml:space="preserve"> </w:t>
+            </w:r>
+            <w:r>
+              <w:t xml:space="preserve">already FKs generically to</w:t>
+            </w:r>
+            <w:r>
+              <w:t xml:space="preserve"> </w:t>
+            </w:r>
+            <w:r>
+              <w:rPr>
+                <w:rStyle w:val="VerbatimChar"/>
+              </w:rPr>
+              <w:t xml:space="preserve">Location.Id</w:t>
+            </w:r>
+            <w:r>
+              <w:t xml:space="preserve"> </w:t>
+            </w:r>
+            <w:r>
+              <w:t xml:space="preserve">— no schema change needed. The semantics broaden: an</w:t>
+            </w:r>
+            <w:r>
+              <w:t xml:space="preserve"> </w:t>
+            </w:r>
+            <w:r>
+              <w:rPr>
+                <w:rStyle w:val="VerbatimChar"/>
+              </w:rPr>
+              <w:t xml:space="preserve">ItemLocation</w:t>
+            </w:r>
+            <w:r>
+              <w:t xml:space="preserve"> </w:t>
+            </w:r>
+            <w:r>
+              <w:t xml:space="preserve">row can designate eligibility at any tier (Area, WorkCenter, Cell). When a Part is checked into a specific Cell, compatibility checks cascade UP the Location hierarchy from the scanned Cell: if an</w:t>
+            </w:r>
+            <w:r>
+              <w:t xml:space="preserve"> </w:t>
+            </w:r>
+            <w:r>
+              <w:rPr>
+                <w:rStyle w:val="VerbatimChar"/>
+              </w:rPr>
+              <w:t xml:space="preserve">ItemLocation</w:t>
+            </w:r>
+            <w:r>
+              <w:t xml:space="preserve"> </w:t>
+            </w:r>
+            <w:r>
+              <w:t xml:space="preserve">row exists for the Cell, its ancestor WorkCenter, or its ancestor Area, the Part is eligible there. This enables rules like</w:t>
+            </w:r>
+            <w:r>
+              <w:t xml:space="preserve"> </w:t>
+            </w:r>
+            <w:r>
+              <w:t xml:space="preserve">“Part 5G0 eligible across all of Die Cast Area”</w:t>
+            </w:r>
+            <w:r>
+              <w:t xml:space="preserve"> </w:t>
+            </w:r>
+            <w:r>
+              <w:t xml:space="preserve">with one row, without enumerating every Cell. Consumption metadata (Min/Max/Default/IsConsumptionPoint) retained — orthogonal to the hierarchy extension, orthogonal to OI-12’s</w:t>
+            </w:r>
+            <w:r>
+              <w:t xml:space="preserve"> </w:t>
+            </w:r>
+            <w:r>
+              <w:rPr>
+                <w:rStyle w:val="VerbatimChar"/>
+              </w:rPr>
+              <w:t xml:space="preserve">Item.MaxParts</w:t>
+            </w:r>
+            <w:r>
+              <w:t xml:space="preserve">. New helper proc spec:</w:t>
+            </w:r>
+            <w:r>
+              <w:t xml:space="preserve"> </w:t>
+            </w:r>
+            <w:r>
+              <w:rPr>
+                <w:rStyle w:val="VerbatimChar"/>
+              </w:rPr>
+              <w:t xml:space="preserve">Parts.ItemLocation_IsEligible(@ItemId, @CellLocationId)</w:t>
+            </w:r>
+            <w:r>
+              <w:t xml:space="preserve"> </w:t>
+            </w:r>
+            <w:r>
+              <w:t xml:space="preserve">walks the Location parentage up to Site looking for a matching</w:t>
+            </w:r>
+            <w:r>
+              <w:t xml:space="preserve"> </w:t>
+            </w:r>
+            <w:r>
+              <w:rPr>
+                <w:rStyle w:val="VerbatimChar"/>
+              </w:rPr>
+              <w:t xml:space="preserve">ItemLocation</w:t>
+            </w:r>
+            <w:r>
+              <w:t xml:space="preserve"> </w:t>
+            </w:r>
+            <w:r>
+              <w:t xml:space="preserve">row (walk stops at first match). No column changes; spec doc only this revision.</w:t>
+            </w:r>
+          </w:p>
+        </w:tc>
+      </w:tr>
+      <w:tr>
+        <w:tc>
+          <w:tcPr/>
+          <w:p>
+            <w:pPr>
+              <w:pStyle w:val="Compact"/>
+            </w:pPr>
+            <w:r>
+              <w:t xml:space="preserve">1.9c</w:t>
+            </w:r>
+          </w:p>
+        </w:tc>
+        <w:tc>
+          <w:tcPr/>
+          <w:p>
+            <w:pPr>
+              <w:pStyle w:val="Compact"/>
+            </w:pPr>
+            <w:r>
+              <w:t xml:space="preserve">2026-04-24</w:t>
+            </w:r>
+          </w:p>
+        </w:tc>
+        <w:tc>
+          <w:tcPr/>
+          <w:p>
+            <w:pPr>
+              <w:pStyle w:val="Compact"/>
+            </w:pPr>
+            <w:r>
+              <w:t xml:space="preserve">Blue Ridge Automation</w:t>
+            </w:r>
+          </w:p>
+        </w:tc>
+        <w:tc>
+          <w:tcPr/>
+          <w:p>
+            <w:pPr>
+              <w:pStyle w:val="Compact"/>
+            </w:pPr>
+            <w:r>
+              <w:rPr>
+                <w:b/>
+                <w:bCs/>
+              </w:rPr>
+              <w:t xml:space="preserve">OI-12</w:t>
             </w:r>
             <w:r>
               <w:rPr>
@@ -2149,7 +2322,7 @@
                 <w:b/>
                 <w:bCs/>
               </w:rPr>
-              <w:t xml:space="preserve">Parts.ContainerConfig</w:t>
+              <w:t xml:space="preserve">MaxParts</w:t>
             </w:r>
             <w:r>
               <w:rPr>
@@ -2163,7 +2336,7 @@
                 <w:b/>
                 <w:bCs/>
               </w:rPr>
-              <w:t xml:space="preserve">to</w:t>
+              <w:t xml:space="preserve">moved from</w:t>
             </w:r>
             <w:r>
               <w:rPr>
@@ -2178,37 +2351,13 @@
                 <w:b/>
                 <w:bCs/>
               </w:rPr>
-              <w:t xml:space="preserve">Parts.Item</w:t>
+              <w:t xml:space="preserve">Parts.ContainerConfig</w:t>
             </w:r>
             <w:r>
               <w:rPr>
                 <w:b/>
                 <w:bCs/>
               </w:rPr>
-              <w:t xml:space="preserve">.</w:t>
-            </w:r>
-            <w:r>
-              <w:t xml:space="preserve"> </w:t>
-            </w:r>
-            <w:r>
-              <w:t xml:space="preserve">Jacques’s 2026-04-24 OIR review flagged the original placement as fundamentally inaccurate —</w:t>
-            </w:r>
-            <w:r>
-              <w:t xml:space="preserve"> </w:t>
-            </w:r>
-            <w:r>
-              <w:rPr>
-                <w:rStyle w:val="VerbatimChar"/>
-              </w:rPr>
-              <w:t xml:space="preserve">MaxParts</w:t>
-            </w:r>
-            <w:r>
-              <w:t xml:space="preserve"> </w:t>
-            </w:r>
-            <w:r>
-              <w:t xml:space="preserve">is a</w:t>
-            </w:r>
-            <w:r>
               <w:t xml:space="preserve"> </w:t>
             </w:r>
             <w:r>
@@ -2216,180 +2365,7 @@
                 <w:b/>
                 <w:bCs/>
               </w:rPr>
-              <w:t xml:space="preserve">Part attribute</w:t>
-            </w:r>
-            <w:r>
-              <w:t xml:space="preserve"> </w:t>
-            </w:r>
-            <w:r>
-              <w:t xml:space="preserve">evaluated when inventory is checked into a Location, not a container-packing attribute. The column was originally added to</w:t>
-            </w:r>
-            <w:r>
-              <w:t xml:space="preserve"> </w:t>
-            </w:r>
-            <w:r>
-              <w:rPr>
-                <w:rStyle w:val="VerbatimChar"/>
-              </w:rPr>
-              <w:t xml:space="preserve">Parts.ContainerConfig</w:t>
-            </w:r>
-            <w:r>
-              <w:t xml:space="preserve"> </w:t>
-            </w:r>
-            <w:r>
-              <w:t xml:space="preserve">in v1.8 (landed Phase G migration</w:t>
-            </w:r>
-            <w:r>
-              <w:t xml:space="preserve"> </w:t>
-            </w:r>
-            <w:r>
-              <w:rPr>
-                <w:rStyle w:val="VerbatimChar"/>
-              </w:rPr>
-              <w:t xml:space="preserve">0010</w:t>
-            </w:r>
-            <w:r>
-              <w:t xml:space="preserve">); this revision relocates it. New column:</w:t>
-            </w:r>
-            <w:r>
-              <w:t xml:space="preserve"> </w:t>
-            </w:r>
-            <w:r>
-              <w:rPr>
-                <w:rStyle w:val="VerbatimChar"/>
-              </w:rPr>
-              <w:t xml:space="preserve">Parts.Item.MaxParts INT NULL</w:t>
-            </w:r>
-            <w:r>
-              <w:t xml:space="preserve"> </w:t>
-            </w:r>
-            <w:r>
-              <w:t xml:space="preserve">— hard cap on pieces of this Item allowed at any single Location. Scan-in mutation sums existing pieces of this Item at the destination Location + incoming quantity and rejects if the result would exceed</w:t>
-            </w:r>
-            <w:r>
-              <w:t xml:space="preserve"> </w:t>
-            </w:r>
-            <w:r>
-              <w:rPr>
-                <w:rStyle w:val="VerbatimChar"/>
-              </w:rPr>
-              <w:t xml:space="preserve">MaxParts</w:t>
-            </w:r>
-            <w:r>
-              <w:t xml:space="preserve">. Complements</w:t>
-            </w:r>
-            <w:r>
-              <w:t xml:space="preserve"> </w:t>
-            </w:r>
-            <w:r>
-              <w:rPr>
-                <w:rStyle w:val="VerbatimChar"/>
-              </w:rPr>
-              <w:t xml:space="preserve">LinesideLimit</w:t>
-            </w:r>
-            <w:r>
-              <w:t xml:space="preserve"> </w:t>
-            </w:r>
-            <w:r>
-              <w:t xml:space="preserve">(</w:t>
-            </w:r>
-            <w:r>
-              <w:rPr>
-                <w:rStyle w:val="VerbatimChar"/>
-              </w:rPr>
-              <w:t xml:space="preserve">LocationAttribute</w:t>
-            </w:r>
-            <w:r>
-              <w:t xml:space="preserve"> </w:t>
-            </w:r>
-            <w:r>
-              <w:t xml:space="preserve">on Cell, per-Location aggregate cap across all Items) — the two are orthogonal per Jacques’s confirmation. SQL correction migration queued: DROP</w:t>
-            </w:r>
-            <w:r>
-              <w:t xml:space="preserve"> </w:t>
-            </w:r>
-            <w:r>
-              <w:rPr>
-                <w:rStyle w:val="VerbatimChar"/>
-              </w:rPr>
-              <w:t xml:space="preserve">Parts.ContainerConfig.MaxParts</w:t>
-            </w:r>
-            <w:r>
-              <w:t xml:space="preserve">, ADD</w:t>
-            </w:r>
-            <w:r>
-              <w:t xml:space="preserve"> </w:t>
-            </w:r>
-            <w:r>
-              <w:rPr>
-                <w:rStyle w:val="VerbatimChar"/>
-              </w:rPr>
-              <w:t xml:space="preserve">Parts.Item.MaxParts</w:t>
-            </w:r>
-            <w:r>
-              <w:t xml:space="preserve">, update FDS-03-019 + ERD + test suite</w:t>
-            </w:r>
-            <w:r>
-              <w:t xml:space="preserve"> </w:t>
-            </w:r>
-            <w:r>
-              <w:rPr>
-                <w:rStyle w:val="VerbatimChar"/>
-              </w:rPr>
-              <w:t xml:space="preserve">0019</w:t>
-            </w:r>
-            <w:r>
-              <w:t xml:space="preserve">.</w:t>
-            </w:r>
-          </w:p>
-        </w:tc>
-      </w:tr>
-      <w:tr>
-        <w:tc>
-          <w:tcPr/>
-          <w:p>
-            <w:pPr>
-              <w:pStyle w:val="Compact"/>
-            </w:pPr>
-            <w:r>
-              <w:t xml:space="preserve">1.9b</w:t>
-            </w:r>
-          </w:p>
-        </w:tc>
-        <w:tc>
-          <w:tcPr/>
-          <w:p>
-            <w:pPr>
-              <w:pStyle w:val="Compact"/>
-            </w:pPr>
-            <w:r>
-              <w:t xml:space="preserve">2026-04-24</w:t>
-            </w:r>
-          </w:p>
-        </w:tc>
-        <w:tc>
-          <w:tcPr/>
-          <w:p>
-            <w:pPr>
-              <w:pStyle w:val="Compact"/>
-            </w:pPr>
-            <w:r>
-              <w:t xml:space="preserve">Blue Ridge Automation</w:t>
-            </w:r>
-          </w:p>
-        </w:tc>
-        <w:tc>
-          <w:tcPr/>
-          <w:p>
-            <w:pPr>
-              <w:pStyle w:val="Compact"/>
-            </w:pPr>
-            <w:r>
-              <w:rPr>
-                <w:b/>
-                <w:bCs/>
-              </w:rPr>
-              <w:t xml:space="preserve">OI-07 correction —</w:t>
+              <w:t xml:space="preserve">to</w:t>
             </w:r>
             <w:r>
               <w:rPr>
@@ -2404,13 +2380,37 @@
                 <w:b/>
                 <w:bCs/>
               </w:rPr>
-              <w:t xml:space="preserve">Workorder.WorkOrderType</w:t>
+              <w:t xml:space="preserve">Parts.Item</w:t>
             </w:r>
             <w:r>
               <w:rPr>
                 <w:b/>
                 <w:bCs/>
               </w:rPr>
+              <w:t xml:space="preserve">.</w:t>
+            </w:r>
+            <w:r>
+              <w:t xml:space="preserve"> </w:t>
+            </w:r>
+            <w:r>
+              <w:t xml:space="preserve">Jacques’s 2026-04-24 OIR review flagged the original placement as fundamentally inaccurate —</w:t>
+            </w:r>
+            <w:r>
+              <w:t xml:space="preserve"> </w:t>
+            </w:r>
+            <w:r>
+              <w:rPr>
+                <w:rStyle w:val="VerbatimChar"/>
+              </w:rPr>
+              <w:t xml:space="preserve">MaxParts</w:t>
+            </w:r>
+            <w:r>
+              <w:t xml:space="preserve"> </w:t>
+            </w:r>
+            <w:r>
+              <w:t xml:space="preserve">is a</w:t>
+            </w:r>
+            <w:r>
               <w:t xml:space="preserve"> </w:t>
             </w:r>
             <w:r>
@@ -2418,7 +2418,192 @@
                 <w:b/>
                 <w:bCs/>
               </w:rPr>
-              <w:t xml:space="preserve">seed corrected to</w:t>
+              <w:t xml:space="preserve">Part attribute</w:t>
+            </w:r>
+            <w:r>
+              <w:t xml:space="preserve"> </w:t>
+            </w:r>
+            <w:r>
+              <w:t xml:space="preserve">evaluated when inventory is checked into a Location, not a container-packing attribute. The column was originally added to</w:t>
+            </w:r>
+            <w:r>
+              <w:t xml:space="preserve"> </w:t>
+            </w:r>
+            <w:r>
+              <w:rPr>
+                <w:rStyle w:val="VerbatimChar"/>
+              </w:rPr>
+              <w:t xml:space="preserve">Parts.ContainerConfig</w:t>
+            </w:r>
+            <w:r>
+              <w:t xml:space="preserve"> </w:t>
+            </w:r>
+            <w:r>
+              <w:t xml:space="preserve">in v1.8 (landed Phase G migration</w:t>
+            </w:r>
+            <w:r>
+              <w:t xml:space="preserve"> </w:t>
+            </w:r>
+            <w:r>
+              <w:rPr>
+                <w:rStyle w:val="VerbatimChar"/>
+              </w:rPr>
+              <w:t xml:space="preserve">0010</w:t>
+            </w:r>
+            <w:r>
+              <w:t xml:space="preserve">); this revision relocates it. New column:</w:t>
+            </w:r>
+            <w:r>
+              <w:t xml:space="preserve"> </w:t>
+            </w:r>
+            <w:r>
+              <w:rPr>
+                <w:rStyle w:val="VerbatimChar"/>
+              </w:rPr>
+              <w:t xml:space="preserve">Parts.Item.MaxParts INT NULL</w:t>
+            </w:r>
+            <w:r>
+              <w:t xml:space="preserve"> </w:t>
+            </w:r>
+            <w:r>
+              <w:t xml:space="preserve">— hard cap on pieces of this Item allowed at any single Location. Scan-in mutation sums existing pieces of this Item at the destination Location + incoming quantity and rejects if the result would exceed</w:t>
+            </w:r>
+            <w:r>
+              <w:t xml:space="preserve"> </w:t>
+            </w:r>
+            <w:r>
+              <w:rPr>
+                <w:rStyle w:val="VerbatimChar"/>
+              </w:rPr>
+              <w:t xml:space="preserve">MaxParts</w:t>
+            </w:r>
+            <w:r>
+              <w:t xml:space="preserve">. Complements</w:t>
+            </w:r>
+            <w:r>
+              <w:t xml:space="preserve"> </w:t>
+            </w:r>
+            <w:r>
+              <w:rPr>
+                <w:rStyle w:val="VerbatimChar"/>
+              </w:rPr>
+              <w:t xml:space="preserve">LinesideLimit</w:t>
+            </w:r>
+            <w:r>
+              <w:t xml:space="preserve"> </w:t>
+            </w:r>
+            <w:r>
+              <w:t xml:space="preserve">(</w:t>
+            </w:r>
+            <w:r>
+              <w:rPr>
+                <w:rStyle w:val="VerbatimChar"/>
+              </w:rPr>
+              <w:t xml:space="preserve">LocationAttribute</w:t>
+            </w:r>
+            <w:r>
+              <w:t xml:space="preserve"> </w:t>
+            </w:r>
+            <w:r>
+              <w:t xml:space="preserve">on Cell, per-Location aggregate cap across all Items) — the two are orthogonal per Jacques’s confirmation. SQL correction migration queued: DROP</w:t>
+            </w:r>
+            <w:r>
+              <w:t xml:space="preserve"> </w:t>
+            </w:r>
+            <w:r>
+              <w:rPr>
+                <w:rStyle w:val="VerbatimChar"/>
+              </w:rPr>
+              <w:t xml:space="preserve">Parts.ContainerConfig.MaxParts</w:t>
+            </w:r>
+            <w:r>
+              <w:t xml:space="preserve">, ADD</w:t>
+            </w:r>
+            <w:r>
+              <w:t xml:space="preserve"> </w:t>
+            </w:r>
+            <w:r>
+              <w:rPr>
+                <w:rStyle w:val="VerbatimChar"/>
+              </w:rPr>
+              <w:t xml:space="preserve">Parts.Item.MaxParts</w:t>
+            </w:r>
+            <w:r>
+              <w:t xml:space="preserve">, update FDS-03-019 + ERD + test suite</w:t>
+            </w:r>
+            <w:r>
+              <w:t xml:space="preserve"> </w:t>
+            </w:r>
+            <w:r>
+              <w:rPr>
+                <w:rStyle w:val="VerbatimChar"/>
+              </w:rPr>
+              <w:t xml:space="preserve">0019</w:t>
+            </w:r>
+            <w:r>
+              <w:t xml:space="preserve">.</w:t>
+            </w:r>
+          </w:p>
+        </w:tc>
+      </w:tr>
+      <w:tr>
+        <w:tc>
+          <w:tcPr>
+            <w:shd w:val="clear" w:color="auto" w:fill="F2F2F2"/>
+          </w:tcPr>
+          <w:tcPr/>
+          <w:p>
+            <w:pPr>
+              <w:pStyle w:val="Compact"/>
+            </w:pPr>
+            <w:r>
+              <w:t xml:space="preserve">1.9b</w:t>
+            </w:r>
+          </w:p>
+        </w:tc>
+        <w:tc>
+          <w:tcPr>
+            <w:shd w:val="clear" w:color="auto" w:fill="F2F2F2"/>
+          </w:tcPr>
+          <w:tcPr/>
+          <w:p>
+            <w:pPr>
+              <w:pStyle w:val="Compact"/>
+            </w:pPr>
+            <w:r>
+              <w:t xml:space="preserve">2026-04-24</w:t>
+            </w:r>
+          </w:p>
+        </w:tc>
+        <w:tc>
+          <w:tcPr>
+            <w:shd w:val="clear" w:color="auto" w:fill="F2F2F2"/>
+          </w:tcPr>
+          <w:tcPr/>
+          <w:p>
+            <w:pPr>
+              <w:pStyle w:val="Compact"/>
+            </w:pPr>
+            <w:r>
+              <w:t xml:space="preserve">Blue Ridge Automation</w:t>
+            </w:r>
+          </w:p>
+        </w:tc>
+        <w:tc>
+          <w:tcPr>
+            <w:shd w:val="clear" w:color="auto" w:fill="F2F2F2"/>
+          </w:tcPr>
+          <w:tcPr/>
+          <w:p>
+            <w:pPr>
+              <w:pStyle w:val="Compact"/>
+            </w:pPr>
+            <w:r>
+              <w:rPr>
+                <w:b/>
+                <w:bCs/>
+              </w:rPr>
+              <w:t xml:space="preserve">OI-07 correction —</w:t>
             </w:r>
             <w:r>
               <w:rPr>
@@ -2433,7 +2618,7 @@
                 <w:b/>
                 <w:bCs/>
               </w:rPr>
-              <w:t xml:space="preserve">Production</w:t>
+              <w:t xml:space="preserve">Workorder.WorkOrderType</w:t>
             </w:r>
             <w:r>
               <w:rPr>
@@ -2447,263 +2632,7 @@
                 <w:b/>
                 <w:bCs/>
               </w:rPr>
-              <w:t xml:space="preserve">only.</w:t>
-            </w:r>
-            <w:r>
-              <w:t xml:space="preserve"> </w:t>
-            </w:r>
-            <w:r>
-              <w:t xml:space="preserve">Jacques clarified the 2026-04-20 meeting note was mis-recorded: the</w:t>
-            </w:r>
-            <w:r>
-              <w:t xml:space="preserve"> </w:t>
-            </w:r>
-            <w:r>
-              <w:t xml:space="preserve">“Recipe”</w:t>
-            </w:r>
-            <w:r>
-              <w:t xml:space="preserve"> </w:t>
-            </w:r>
-            <w:r>
-              <w:t xml:space="preserve">line was actually describing the</w:t>
-            </w:r>
-            <w:r>
-              <w:t xml:space="preserve"> </w:t>
-            </w:r>
-            <w:r>
-              <w:rPr>
-                <w:b/>
-                <w:bCs/>
-              </w:rPr>
-              <w:t xml:space="preserve">Production</w:t>
-            </w:r>
-            <w:r>
-              <w:t xml:space="preserve"> </w:t>
-            </w:r>
-            <w:r>
-              <w:t xml:space="preserve">work orders already modelled (MVP-LITE, auto-generated, invisible to operators), not a separate Recipe type. Under MPP’s actual taxonomy,</w:t>
-            </w:r>
-            <w:r>
-              <w:t xml:space="preserve"> </w:t>
-            </w:r>
-            <w:r>
-              <w:rPr>
-                <w:rStyle w:val="VerbatimChar"/>
-              </w:rPr>
-              <w:t xml:space="preserve">Demand</w:t>
-            </w:r>
-            <w:r>
-              <w:t xml:space="preserve"> </w:t>
-            </w:r>
-            <w:r>
-              <w:t xml:space="preserve">= planned preventative maintenance (FUTURE) and</w:t>
-            </w:r>
-            <w:r>
-              <w:t xml:space="preserve"> </w:t>
-            </w:r>
-            <w:r>
-              <w:rPr>
-                <w:rStyle w:val="VerbatimChar"/>
-              </w:rPr>
-              <w:t xml:space="preserve">Maintenance</w:t>
-            </w:r>
-            <w:r>
-              <w:t xml:space="preserve"> </w:t>
-            </w:r>
-            <w:r>
-              <w:t xml:space="preserve">= emergency maintenance (FUTURE); neither is being built in this project. Seed changes (documented here; SQL correction migration queued — shipped Phase G migration</w:t>
-            </w:r>
-            <w:r>
-              <w:t xml:space="preserve"> </w:t>
-            </w:r>
-            <w:r>
-              <w:rPr>
-                <w:rStyle w:val="VerbatimChar"/>
-              </w:rPr>
-              <w:t xml:space="preserve">0010</w:t>
-            </w:r>
-            <w:r>
-              <w:t xml:space="preserve"> </w:t>
-            </w:r>
-            <w:r>
-              <w:t xml:space="preserve">has 3 rows at Ids 1/2/3 that need correcting via a follow-up migration): rename Id=1</w:t>
-            </w:r>
-            <w:r>
-              <w:t xml:space="preserve"> </w:t>
-            </w:r>
-            <w:r>
-              <w:rPr>
-                <w:rStyle w:val="VerbatimChar"/>
-              </w:rPr>
-              <w:t xml:space="preserve">Demand</w:t>
-            </w:r>
-            <w:r>
-              <w:t xml:space="preserve">→</w:t>
-            </w:r>
-            <w:r>
-              <w:rPr>
-                <w:rStyle w:val="VerbatimChar"/>
-              </w:rPr>
-              <w:t xml:space="preserve">Production</w:t>
-            </w:r>
-            <w:r>
-              <w:t xml:space="preserve">, DELETE Ids 2 (</w:t>
-            </w:r>
-            <w:r>
-              <w:rPr>
-                <w:rStyle w:val="VerbatimChar"/>
-              </w:rPr>
-              <w:t xml:space="preserve">Maintenance</w:t>
-            </w:r>
-            <w:r>
-              <w:t xml:space="preserve">) and 3 (</w:t>
-            </w:r>
-            <w:r>
-              <w:rPr>
-                <w:rStyle w:val="VerbatimChar"/>
-              </w:rPr>
-              <w:t xml:space="preserve">Recipe</w:t>
-            </w:r>
-            <w:r>
-              <w:t xml:space="preserve">). Code table</w:t>
-            </w:r>
-            <w:r>
-              <w:t xml:space="preserve"> </w:t>
-            </w:r>
-            <w:r>
-              <w:rPr>
-                <w:b/>
-                <w:bCs/>
-              </w:rPr>
-              <w:t xml:space="preserve">mechanism</w:t>
-            </w:r>
-            <w:r>
-              <w:t xml:space="preserve"> </w:t>
-            </w:r>
-            <w:r>
-              <w:t xml:space="preserve">stays as a future hook — future maintenance-engine project INSERTs</w:t>
-            </w:r>
-            <w:r>
-              <w:t xml:space="preserve"> </w:t>
-            </w:r>
-            <w:r>
-              <w:rPr>
-                <w:rStyle w:val="VerbatimChar"/>
-              </w:rPr>
-              <w:t xml:space="preserve">Demand</w:t>
-            </w:r>
-            <w:r>
-              <w:t xml:space="preserve"> </w:t>
-            </w:r>
-            <w:r>
-              <w:t xml:space="preserve">and</w:t>
-            </w:r>
-            <w:r>
-              <w:t xml:space="preserve"> </w:t>
-            </w:r>
-            <w:r>
-              <w:rPr>
-                <w:rStyle w:val="VerbatimChar"/>
-              </w:rPr>
-              <w:t xml:space="preserve">Maintenance</w:t>
-            </w:r>
-            <w:r>
-              <w:t xml:space="preserve"> </w:t>
-            </w:r>
-            <w:r>
-              <w:t xml:space="preserve">rows without schema change.</w:t>
-            </w:r>
-            <w:r>
-              <w:t xml:space="preserve"> </w:t>
-            </w:r>
-            <w:r>
-              <w:rPr>
-                <w:rStyle w:val="VerbatimChar"/>
-              </w:rPr>
-              <w:t xml:space="preserve">Workorder.WorkOrder.ToolId</w:t>
-            </w:r>
-            <w:r>
-              <w:t xml:space="preserve"> </w:t>
-            </w:r>
-            <w:r>
-              <w:t xml:space="preserve">FK to</w:t>
-            </w:r>
-            <w:r>
-              <w:t xml:space="preserve"> </w:t>
-            </w:r>
-            <w:r>
-              <w:rPr>
-                <w:rStyle w:val="VerbatimChar"/>
-              </w:rPr>
-              <w:t xml:space="preserve">Tools.Tool</w:t>
-            </w:r>
-            <w:r>
-              <w:t xml:space="preserve"> </w:t>
-            </w:r>
-            <w:r>
-              <w:t xml:space="preserve">stays as a hook for future Maintenance WOs targeting a Tool. No changes to the code table schema itself. Downstream docs updated: OIR v2.9 OI-07 rewrite, FDS v0.11 §6.10 rename + FDS-06-027 deletion, Arc 2 Plan v0.2 overlay, ERD Workorder + Master tabs.</w:t>
-            </w:r>
-          </w:p>
-        </w:tc>
-      </w:tr>
-      <w:tr>
-        <w:tc>
-          <w:tcPr>
-            <w:shd w:val="clear" w:color="auto" w:fill="F2F2F2"/>
-          </w:tcPr>
-          <w:tcPr/>
-          <w:p>
-            <w:pPr>
-              <w:pStyle w:val="Compact"/>
-            </w:pPr>
-            <w:r>
-              <w:t xml:space="preserve">1.9</w:t>
-            </w:r>
-          </w:p>
-        </w:tc>
-        <w:tc>
-          <w:tcPr>
-            <w:shd w:val="clear" w:color="auto" w:fill="F2F2F2"/>
-          </w:tcPr>
-          <w:tcPr/>
-          <w:p>
-            <w:pPr>
-              <w:pStyle w:val="Compact"/>
-            </w:pPr>
-            <w:r>
-              <w:t xml:space="preserve">2026-04-24</w:t>
-            </w:r>
-          </w:p>
-        </w:tc>
-        <w:tc>
-          <w:tcPr>
-            <w:shd w:val="clear" w:color="auto" w:fill="F2F2F2"/>
-          </w:tcPr>
-          <w:tcPr/>
-          <w:p>
-            <w:pPr>
-              <w:pStyle w:val="Compact"/>
-            </w:pPr>
-            <w:r>
-              <w:t xml:space="preserve">Blue Ridge Automation</w:t>
-            </w:r>
-          </w:p>
-        </w:tc>
-        <w:tc>
-          <w:tcPr>
-            <w:shd w:val="clear" w:color="auto" w:fill="F2F2F2"/>
-          </w:tcPr>
-          <w:tcPr/>
-          <w:p>
-            <w:pPr>
-              <w:pStyle w:val="Compact"/>
-            </w:pPr>
-            <w:r>
-              <w:rPr>
-                <w:b/>
-                <w:bCs/>
-              </w:rPr>
-              <w:t xml:space="preserve">Arc 2 model revisions (2026-04-23 session) — Tool/Cavity promoted to</w:t>
+              <w:t xml:space="preserve">seed corrected to</w:t>
             </w:r>
             <w:r>
               <w:rPr>
@@ -2718,14 +2647,265 @@
                 <w:b/>
                 <w:bCs/>
               </w:rPr>
-              <w:t xml:space="preserve">Lots.Lot</w:t>
+              <w:t xml:space="preserve">Production</w:t>
             </w:r>
             <w:r>
               <w:rPr>
                 <w:b/>
                 <w:bCs/>
               </w:rPr>
-              <w:t xml:space="preserve">,</w:t>
+              <w:t xml:space="preserve"> </w:t>
+            </w:r>
+            <w:r>
+              <w:rPr>
+                <w:b/>
+                <w:bCs/>
+              </w:rPr>
+              <w:t xml:space="preserve">only.</w:t>
+            </w:r>
+            <w:r>
+              <w:t xml:space="preserve"> </w:t>
+            </w:r>
+            <w:r>
+              <w:t xml:space="preserve">Jacques clarified the 2026-04-20 meeting note was mis-recorded: the</w:t>
+            </w:r>
+            <w:r>
+              <w:t xml:space="preserve"> </w:t>
+            </w:r>
+            <w:r>
+              <w:t xml:space="preserve">“Recipe”</w:t>
+            </w:r>
+            <w:r>
+              <w:t xml:space="preserve"> </w:t>
+            </w:r>
+            <w:r>
+              <w:t xml:space="preserve">line was actually describing the</w:t>
+            </w:r>
+            <w:r>
+              <w:t xml:space="preserve"> </w:t>
+            </w:r>
+            <w:r>
+              <w:rPr>
+                <w:b/>
+                <w:bCs/>
+              </w:rPr>
+              <w:t xml:space="preserve">Production</w:t>
+            </w:r>
+            <w:r>
+              <w:t xml:space="preserve"> </w:t>
+            </w:r>
+            <w:r>
+              <w:t xml:space="preserve">work orders already modelled (MVP-LITE, auto-generated, invisible to operators), not a separate Recipe type. Under MPP’s actual taxonomy,</w:t>
+            </w:r>
+            <w:r>
+              <w:t xml:space="preserve"> </w:t>
+            </w:r>
+            <w:r>
+              <w:rPr>
+                <w:rStyle w:val="VerbatimChar"/>
+              </w:rPr>
+              <w:t xml:space="preserve">Demand</w:t>
+            </w:r>
+            <w:r>
+              <w:t xml:space="preserve"> </w:t>
+            </w:r>
+            <w:r>
+              <w:t xml:space="preserve">= planned preventative maintenance (FUTURE) and</w:t>
+            </w:r>
+            <w:r>
+              <w:t xml:space="preserve"> </w:t>
+            </w:r>
+            <w:r>
+              <w:rPr>
+                <w:rStyle w:val="VerbatimChar"/>
+              </w:rPr>
+              <w:t xml:space="preserve">Maintenance</w:t>
+            </w:r>
+            <w:r>
+              <w:t xml:space="preserve"> </w:t>
+            </w:r>
+            <w:r>
+              <w:t xml:space="preserve">= emergency maintenance (FUTURE); neither is being built in this project. Seed changes (documented here; SQL correction migration queued — shipped Phase G migration</w:t>
+            </w:r>
+            <w:r>
+              <w:t xml:space="preserve"> </w:t>
+            </w:r>
+            <w:r>
+              <w:rPr>
+                <w:rStyle w:val="VerbatimChar"/>
+              </w:rPr>
+              <w:t xml:space="preserve">0010</w:t>
+            </w:r>
+            <w:r>
+              <w:t xml:space="preserve"> </w:t>
+            </w:r>
+            <w:r>
+              <w:t xml:space="preserve">has 3 rows at Ids 1/2/3 that need correcting via a follow-up migration): rename Id=1</w:t>
+            </w:r>
+            <w:r>
+              <w:t xml:space="preserve"> </w:t>
+            </w:r>
+            <w:r>
+              <w:rPr>
+                <w:rStyle w:val="VerbatimChar"/>
+              </w:rPr>
+              <w:t xml:space="preserve">Demand</w:t>
+            </w:r>
+            <w:r>
+              <w:t xml:space="preserve">→</w:t>
+            </w:r>
+            <w:r>
+              <w:rPr>
+                <w:rStyle w:val="VerbatimChar"/>
+              </w:rPr>
+              <w:t xml:space="preserve">Production</w:t>
+            </w:r>
+            <w:r>
+              <w:t xml:space="preserve">, DELETE Ids 2 (</w:t>
+            </w:r>
+            <w:r>
+              <w:rPr>
+                <w:rStyle w:val="VerbatimChar"/>
+              </w:rPr>
+              <w:t xml:space="preserve">Maintenance</w:t>
+            </w:r>
+            <w:r>
+              <w:t xml:space="preserve">) and 3 (</w:t>
+            </w:r>
+            <w:r>
+              <w:rPr>
+                <w:rStyle w:val="VerbatimChar"/>
+              </w:rPr>
+              <w:t xml:space="preserve">Recipe</w:t>
+            </w:r>
+            <w:r>
+              <w:t xml:space="preserve">). Code table</w:t>
+            </w:r>
+            <w:r>
+              <w:t xml:space="preserve"> </w:t>
+            </w:r>
+            <w:r>
+              <w:rPr>
+                <w:b/>
+                <w:bCs/>
+              </w:rPr>
+              <w:t xml:space="preserve">mechanism</w:t>
+            </w:r>
+            <w:r>
+              <w:t xml:space="preserve"> </w:t>
+            </w:r>
+            <w:r>
+              <w:t xml:space="preserve">stays as a future hook — future maintenance-engine project INSERTs</w:t>
+            </w:r>
+            <w:r>
+              <w:t xml:space="preserve"> </w:t>
+            </w:r>
+            <w:r>
+              <w:rPr>
+                <w:rStyle w:val="VerbatimChar"/>
+              </w:rPr>
+              <w:t xml:space="preserve">Demand</w:t>
+            </w:r>
+            <w:r>
+              <w:t xml:space="preserve"> </w:t>
+            </w:r>
+            <w:r>
+              <w:t xml:space="preserve">and</w:t>
+            </w:r>
+            <w:r>
+              <w:t xml:space="preserve"> </w:t>
+            </w:r>
+            <w:r>
+              <w:rPr>
+                <w:rStyle w:val="VerbatimChar"/>
+              </w:rPr>
+              <w:t xml:space="preserve">Maintenance</w:t>
+            </w:r>
+            <w:r>
+              <w:t xml:space="preserve"> </w:t>
+            </w:r>
+            <w:r>
+              <w:t xml:space="preserve">rows without schema change.</w:t>
+            </w:r>
+            <w:r>
+              <w:t xml:space="preserve"> </w:t>
+            </w:r>
+            <w:r>
+              <w:rPr>
+                <w:rStyle w:val="VerbatimChar"/>
+              </w:rPr>
+              <w:t xml:space="preserve">Workorder.WorkOrder.ToolId</w:t>
+            </w:r>
+            <w:r>
+              <w:t xml:space="preserve"> </w:t>
+            </w:r>
+            <w:r>
+              <w:t xml:space="preserve">FK to</w:t>
+            </w:r>
+            <w:r>
+              <w:t xml:space="preserve"> </w:t>
+            </w:r>
+            <w:r>
+              <w:rPr>
+                <w:rStyle w:val="VerbatimChar"/>
+              </w:rPr>
+              <w:t xml:space="preserve">Tools.Tool</w:t>
+            </w:r>
+            <w:r>
+              <w:t xml:space="preserve"> </w:t>
+            </w:r>
+            <w:r>
+              <w:t xml:space="preserve">stays as a hook for future Maintenance WOs targeting a Tool. No changes to the code table schema itself. Downstream docs updated: OIR v2.9 OI-07 rewrite, FDS v0.11 §6.10 rename + FDS-06-027 deletion, Arc 2 Plan v0.2 overlay, ERD Workorder + Master tabs.</w:t>
+            </w:r>
+          </w:p>
+        </w:tc>
+      </w:tr>
+      <w:tr>
+        <w:tc>
+          <w:tcPr/>
+          <w:p>
+            <w:pPr>
+              <w:pStyle w:val="Compact"/>
+            </w:pPr>
+            <w:r>
+              <w:t xml:space="preserve">1.9</w:t>
+            </w:r>
+          </w:p>
+        </w:tc>
+        <w:tc>
+          <w:tcPr/>
+          <w:p>
+            <w:pPr>
+              <w:pStyle w:val="Compact"/>
+            </w:pPr>
+            <w:r>
+              <w:t xml:space="preserve">2026-04-24</w:t>
+            </w:r>
+          </w:p>
+        </w:tc>
+        <w:tc>
+          <w:tcPr/>
+          <w:p>
+            <w:pPr>
+              <w:pStyle w:val="Compact"/>
+            </w:pPr>
+            <w:r>
+              <w:t xml:space="preserve">Blue Ridge Automation</w:t>
+            </w:r>
+          </w:p>
+        </w:tc>
+        <w:tc>
+          <w:tcPr/>
+          <w:p>
+            <w:pPr>
+              <w:pStyle w:val="Compact"/>
+            </w:pPr>
+            <w:r>
+              <w:rPr>
+                <w:b/>
+                <w:bCs/>
+              </w:rPr>
+              <w:t xml:space="preserve">Arc 2 model revisions (2026-04-23 session) — Tool/Cavity promoted to</w:t>
             </w:r>
             <w:r>
               <w:rPr>
@@ -2740,21 +2920,14 @@
                 <w:b/>
                 <w:bCs/>
               </w:rPr>
-              <w:t xml:space="preserve">Workorder.ProductionEvent</w:t>
+              <w:t xml:space="preserve">Lots.Lot</w:t>
             </w:r>
             <w:r>
               <w:rPr>
                 <w:b/>
                 <w:bCs/>
               </w:rPr>
-              <w:t xml:space="preserve"> </w:t>
-            </w:r>
-            <w:r>
-              <w:rPr>
-                <w:b/>
-                <w:bCs/>
-              </w:rPr>
-              <w:t xml:space="preserve">reshaped as checkpoint table, new</w:t>
+              <w:t xml:space="preserve">,</w:t>
             </w:r>
             <w:r>
               <w:rPr>
@@ -2769,7 +2942,7 @@
                 <w:b/>
                 <w:bCs/>
               </w:rPr>
-              <w:t xml:space="preserve">Lots.IdentifierSequence</w:t>
+              <w:t xml:space="preserve">Workorder.ProductionEvent</w:t>
             </w:r>
             <w:r>
               <w:rPr>
@@ -2783,7 +2956,7 @@
                 <w:b/>
                 <w:bCs/>
               </w:rPr>
-              <w:t xml:space="preserve">table,</w:t>
+              <w:t xml:space="preserve">reshaped as checkpoint table, new</w:t>
             </w:r>
             <w:r>
               <w:rPr>
@@ -2798,7 +2971,7 @@
                 <w:b/>
                 <w:bCs/>
               </w:rPr>
-              <w:t xml:space="preserve">Parts.Item.MaxLotSize</w:t>
+              <w:t xml:space="preserve">Lots.IdentifierSequence</w:t>
             </w:r>
             <w:r>
               <w:rPr>
@@ -2812,20 +2985,7 @@
                 <w:b/>
                 <w:bCs/>
               </w:rPr>
-              <w:t xml:space="preserve">semantic repurpose.</w:t>
-            </w:r>
-            <w:r>
-              <w:t xml:space="preserve"> </w:t>
-            </w:r>
-            <w:r>
-              <w:t xml:space="preserve">Four changes land:</w:t>
-            </w:r>
-            <w:r>
-              <w:rPr>
-                <w:b/>
-                <w:bCs/>
-              </w:rPr>
-              <w:t xml:space="preserve">(1)</w:t>
+              <w:t xml:space="preserve">table,</w:t>
             </w:r>
             <w:r>
               <w:rPr>
@@ -2840,7 +3000,7 @@
                 <w:b/>
                 <w:bCs/>
               </w:rPr>
-              <w:t xml:space="preserve">Lots.Lot</w:t>
+              <w:t xml:space="preserve">Parts.Item.MaxLotSize</w:t>
             </w:r>
             <w:r>
               <w:rPr>
@@ -2854,7 +3014,20 @@
                 <w:b/>
                 <w:bCs/>
               </w:rPr>
-              <w:t xml:space="preserve">ADDs</w:t>
+              <w:t xml:space="preserve">semantic repurpose.</w:t>
+            </w:r>
+            <w:r>
+              <w:t xml:space="preserve"> </w:t>
+            </w:r>
+            <w:r>
+              <w:t xml:space="preserve">Four changes land:</w:t>
+            </w:r>
+            <w:r>
+              <w:rPr>
+                <w:b/>
+                <w:bCs/>
+              </w:rPr>
+              <w:t xml:space="preserve">(1)</w:t>
             </w:r>
             <w:r>
               <w:rPr>
@@ -2869,7 +3042,7 @@
                 <w:b/>
                 <w:bCs/>
               </w:rPr>
-              <w:t xml:space="preserve">ToolId BIGINT NULL FK → Tools.Tool.Id</w:t>
+              <w:t xml:space="preserve">Lots.Lot</w:t>
             </w:r>
             <w:r>
               <w:rPr>
@@ -2883,7 +3056,7 @@
                 <w:b/>
                 <w:bCs/>
               </w:rPr>
-              <w:t xml:space="preserve">and</w:t>
+              <w:t xml:space="preserve">ADDs</w:t>
             </w:r>
             <w:r>
               <w:rPr>
@@ -2898,82 +3071,13 @@
                 <w:b/>
                 <w:bCs/>
               </w:rPr>
-              <w:t xml:space="preserve">ToolCavityId BIGINT NULL FK → Tools.ToolCavity.Id</w:t>
+              <w:t xml:space="preserve">ToolId BIGINT NULL FK → Tools.Tool.Id</w:t>
             </w:r>
             <w:r>
               <w:rPr>
                 <w:b/>
                 <w:bCs/>
               </w:rPr>
-              <w:t xml:space="preserve">.</w:t>
-            </w:r>
-            <w:r>
-              <w:t xml:space="preserve"> </w:t>
-            </w:r>
-            <w:r>
-              <w:t xml:space="preserve">Required at</w:t>
-            </w:r>
-            <w:r>
-              <w:t xml:space="preserve"> </w:t>
-            </w:r>
-            <w:r>
-              <w:rPr>
-                <w:rStyle w:val="VerbatimChar"/>
-              </w:rPr>
-              <w:t xml:space="preserve">Lot_Create</w:t>
-            </w:r>
-            <w:r>
-              <w:t xml:space="preserve"> </w:t>
-            </w:r>
-            <w:r>
-              <w:t xml:space="preserve">for die-cast-origin LOTs (validated against</w:t>
-            </w:r>
-            <w:r>
-              <w:t xml:space="preserve"> </w:t>
-            </w:r>
-            <w:r>
-              <w:rPr>
-                <w:rStyle w:val="VerbatimChar"/>
-              </w:rPr>
-              <w:t xml:space="preserve">ToolAssignment_ListActiveByCell</w:t>
-            </w:r>
-            <w:r>
-              <w:t xml:space="preserve"> </w:t>
-            </w:r>
-            <w:r>
-              <w:t xml:space="preserve">+ Cavity belongs to Tool + Cavity Active). NULL for all other origins (Received, Trim / Machining intermediate, Assembly, Serialized). NULL after</w:t>
-            </w:r>
-            <w:r>
-              <w:t xml:space="preserve"> </w:t>
-            </w:r>
-            <w:r>
-              <w:rPr>
-                <w:rStyle w:val="VerbatimChar"/>
-              </w:rPr>
-              <w:t xml:space="preserve">Lot_Merge</w:t>
-            </w:r>
-            <w:r>
-              <w:t xml:space="preserve"> </w:t>
-            </w:r>
-            <w:r>
-              <w:t xml:space="preserve">on blended-origin LOTs. Downstream LOTs do NOT inherit — Honda-trace via</w:t>
-            </w:r>
-            <w:r>
-              <w:t xml:space="preserve"> </w:t>
-            </w:r>
-            <w:r>
-              <w:rPr>
-                <w:rStyle w:val="VerbatimChar"/>
-              </w:rPr>
-              <w:t xml:space="preserve">LotGenealogy</w:t>
-            </w:r>
-            <w:r>
-              <w:t xml:space="preserve"> </w:t>
-            </w:r>
-            <w:r>
-              <w:t xml:space="preserve">recursive traversal. Codifies OI-09: a die-cast machine with N active cavities produces</w:t>
-            </w:r>
-            <w:r>
               <w:t xml:space="preserve"> </w:t>
             </w:r>
             <w:r>
@@ -2981,50 +3085,7 @@
                 <w:b/>
                 <w:bCs/>
               </w:rPr>
-              <w:t xml:space="preserve">N parallel independent LOTs, not sublots</w:t>
-            </w:r>
-            <w:r>
-              <w:t xml:space="preserve"> </w:t>
-            </w:r>
-            <w:r>
-              <w:t xml:space="preserve">(each LOT fills at its own rate, closes independently, no parent/child FK between cavity peers). Pre-v1.9</w:t>
-            </w:r>
-            <w:r>
-              <w:t xml:space="preserve"> </w:t>
-            </w:r>
-            <w:r>
-              <w:rPr>
-                <w:rStyle w:val="VerbatimChar"/>
-              </w:rPr>
-              <w:t xml:space="preserve">Lot.DieNumber NVARCHAR(50)</w:t>
-            </w:r>
-            <w:r>
-              <w:t xml:space="preserve"> </w:t>
-            </w:r>
-            <w:r>
-              <w:t xml:space="preserve">+</w:t>
-            </w:r>
-            <w:r>
-              <w:t xml:space="preserve"> </w:t>
-            </w:r>
-            <w:r>
-              <w:rPr>
-                <w:rStyle w:val="VerbatimChar"/>
-              </w:rPr>
-              <w:t xml:space="preserve">Lot.CavityNumber NVARCHAR(50)</w:t>
-            </w:r>
-            <w:r>
-              <w:t xml:space="preserve"> </w:t>
-            </w:r>
-            <w:r>
-              <w:t xml:space="preserve">columns are now legacy — retained in this release for any future migration script that needs them during cutover, slated for removal in a follow-up migration once all writers use the new FKs.</w:t>
-            </w:r>
-            <w:r>
-              <w:rPr>
-                <w:b/>
-                <w:bCs/>
-              </w:rPr>
-              <w:t xml:space="preserve">(2)</w:t>
+              <w:t xml:space="preserve">and</w:t>
             </w:r>
             <w:r>
               <w:rPr>
@@ -3039,13 +3100,82 @@
                 <w:b/>
                 <w:bCs/>
               </w:rPr>
-              <w:t xml:space="preserve">Workorder.ProductionEvent</w:t>
+              <w:t xml:space="preserve">ToolCavityId BIGINT NULL FK → Tools.ToolCavity.Id</w:t>
             </w:r>
             <w:r>
               <w:rPr>
                 <w:b/>
                 <w:bCs/>
               </w:rPr>
+              <w:t xml:space="preserve">.</w:t>
+            </w:r>
+            <w:r>
+              <w:t xml:space="preserve"> </w:t>
+            </w:r>
+            <w:r>
+              <w:t xml:space="preserve">Required at</w:t>
+            </w:r>
+            <w:r>
+              <w:t xml:space="preserve"> </w:t>
+            </w:r>
+            <w:r>
+              <w:rPr>
+                <w:rStyle w:val="VerbatimChar"/>
+              </w:rPr>
+              <w:t xml:space="preserve">Lot_Create</w:t>
+            </w:r>
+            <w:r>
+              <w:t xml:space="preserve"> </w:t>
+            </w:r>
+            <w:r>
+              <w:t xml:space="preserve">for die-cast-origin LOTs (validated against</w:t>
+            </w:r>
+            <w:r>
+              <w:t xml:space="preserve"> </w:t>
+            </w:r>
+            <w:r>
+              <w:rPr>
+                <w:rStyle w:val="VerbatimChar"/>
+              </w:rPr>
+              <w:t xml:space="preserve">ToolAssignment_ListActiveByCell</w:t>
+            </w:r>
+            <w:r>
+              <w:t xml:space="preserve"> </w:t>
+            </w:r>
+            <w:r>
+              <w:t xml:space="preserve">+ Cavity belongs to Tool + Cavity Active). NULL for all other origins (Received, Trim / Machining intermediate, Assembly, Serialized). NULL after</w:t>
+            </w:r>
+            <w:r>
+              <w:t xml:space="preserve"> </w:t>
+            </w:r>
+            <w:r>
+              <w:rPr>
+                <w:rStyle w:val="VerbatimChar"/>
+              </w:rPr>
+              <w:t xml:space="preserve">Lot_Merge</w:t>
+            </w:r>
+            <w:r>
+              <w:t xml:space="preserve"> </w:t>
+            </w:r>
+            <w:r>
+              <w:t xml:space="preserve">on blended-origin LOTs. Downstream LOTs do NOT inherit — Honda-trace via</w:t>
+            </w:r>
+            <w:r>
+              <w:t xml:space="preserve"> </w:t>
+            </w:r>
+            <w:r>
+              <w:rPr>
+                <w:rStyle w:val="VerbatimChar"/>
+              </w:rPr>
+              <w:t xml:space="preserve">LotGenealogy</w:t>
+            </w:r>
+            <w:r>
+              <w:t xml:space="preserve"> </w:t>
+            </w:r>
+            <w:r>
+              <w:t xml:space="preserve">recursive traversal. Codifies OI-09: a die-cast machine with N active cavities produces</w:t>
+            </w:r>
+            <w:r>
               <w:t xml:space="preserve"> </w:t>
             </w:r>
             <w:r>
@@ -3053,13 +3183,13 @@
                 <w:b/>
                 <w:bCs/>
               </w:rPr>
-              <w:t xml:space="preserve">reshaped to checkpoint form.</w:t>
-            </w:r>
-            <w:r>
-              <w:t xml:space="preserve"> </w:t>
-            </w:r>
-            <w:r>
-              <w:t xml:space="preserve">Per FRS §2.1.2 operator-driven capture: operators visit terminals periodically (checkout from die cast, check-in to trim, complete + move, quality-operation transitions), not per-shot. Each checkpoint writes one event carrying cumulative counters; deltas derived via</w:t>
+              <w:t xml:space="preserve">N parallel independent LOTs, not sublots</w:t>
+            </w:r>
+            <w:r>
+              <w:t xml:space="preserve"> </w:t>
+            </w:r>
+            <w:r>
+              <w:t xml:space="preserve">(each LOT fills at its own rate, closes independently, no parent/child FK between cavity peers). Pre-v1.9</w:t>
             </w:r>
             <w:r>
               <w:t xml:space="preserve"> </w:t>
@@ -3068,13 +3198,13 @@
               <w:rPr>
                 <w:rStyle w:val="VerbatimChar"/>
               </w:rPr>
-              <w:t xml:space="preserve">LAG()</w:t>
-            </w:r>
-            <w:r>
-              <w:t xml:space="preserve"> </w:t>
-            </w:r>
-            <w:r>
-              <w:t xml:space="preserve">over</w:t>
+              <w:t xml:space="preserve">Lot.DieNumber NVARCHAR(50)</w:t>
+            </w:r>
+            <w:r>
+              <w:t xml:space="preserve"> </w:t>
+            </w:r>
+            <w:r>
+              <w:t xml:space="preserve">+</w:t>
             </w:r>
             <w:r>
               <w:t xml:space="preserve"> </w:t>
@@ -3083,309 +3213,20 @@
               <w:rPr>
                 <w:rStyle w:val="VerbatimChar"/>
               </w:rPr>
-              <w:t xml:space="preserve">(LotId, EventAt)</w:t>
-            </w:r>
-            <w:r>
-              <w:t xml:space="preserve">. Columns ADDed:</w:t>
-            </w:r>
-            <w:r>
-              <w:t xml:space="preserve"> </w:t>
-            </w:r>
-            <w:r>
-              <w:rPr>
-                <w:rStyle w:val="VerbatimChar"/>
-              </w:rPr>
-              <w:t xml:space="preserve">ShotCount INT NULL</w:t>
-            </w:r>
-            <w:r>
-              <w:t xml:space="preserve"> </w:t>
-            </w:r>
-            <w:r>
-              <w:t xml:space="preserve">(cumulative at event time —</w:t>
-            </w:r>
-            <w:r>
-              <w:t xml:space="preserve"> </w:t>
+              <w:t xml:space="preserve">Lot.CavityNumber NVARCHAR(50)</w:t>
+            </w:r>
+            <w:r>
+              <w:t xml:space="preserve"> </w:t>
+            </w:r>
+            <w:r>
+              <w:t xml:space="preserve">columns are now legacy — retained in this release for any future migration script that needs them during cutover, slated for removal in a follow-up migration once all writers use the new FKs.</w:t>
             </w:r>
             <w:r>
               <w:rPr>
                 <w:b/>
                 <w:bCs/>
               </w:rPr>
-              <w:t xml:space="preserve">open item</w:t>
-            </w:r>
-            <w:r>
-              <w:t xml:space="preserve"> </w:t>
-            </w:r>
-            <w:r>
-              <w:t xml:space="preserve">OI-20/Decision 5: may migrate to derived-from-aggregated-LOT-quantity before Arc 2 Phase 3),</w:t>
-            </w:r>
-            <w:r>
-              <w:t xml:space="preserve"> </w:t>
-            </w:r>
-            <w:r>
-              <w:rPr>
-                <w:rStyle w:val="VerbatimChar"/>
-              </w:rPr>
-              <w:t xml:space="preserve">ScrapCount INT NULL</w:t>
-            </w:r>
-            <w:r>
-              <w:t xml:space="preserve"> </w:t>
-            </w:r>
-            <w:r>
-              <w:t xml:space="preserve">(cumulative),</w:t>
-            </w:r>
-            <w:r>
-              <w:t xml:space="preserve"> </w:t>
-            </w:r>
-            <w:r>
-              <w:rPr>
-                <w:rStyle w:val="VerbatimChar"/>
-              </w:rPr>
-              <w:t xml:space="preserve">EventAt DATETIME2(3)</w:t>
-            </w:r>
-            <w:r>
-              <w:t xml:space="preserve"> </w:t>
-            </w:r>
-            <w:r>
-              <w:t xml:space="preserve">(replaces</w:t>
-            </w:r>
-            <w:r>
-              <w:t xml:space="preserve"> </w:t>
-            </w:r>
-            <w:r>
-              <w:rPr>
-                <w:rStyle w:val="VerbatimChar"/>
-              </w:rPr>
-              <w:t xml:space="preserve">RecordedAt</w:t>
-            </w:r>
-            <w:r>
-              <w:t xml:space="preserve">),</w:t>
-            </w:r>
-            <w:r>
-              <w:t xml:space="preserve"> </w:t>
-            </w:r>
-            <w:r>
-              <w:rPr>
-                <w:rStyle w:val="VerbatimChar"/>
-              </w:rPr>
-              <w:t xml:space="preserve">AppUserId</w:t>
-            </w:r>
-            <w:r>
-              <w:t xml:space="preserve"> </w:t>
-            </w:r>
-            <w:r>
-              <w:t xml:space="preserve">(replaces</w:t>
-            </w:r>
-            <w:r>
-              <w:t xml:space="preserve"> </w:t>
-            </w:r>
-            <w:r>
-              <w:rPr>
-                <w:rStyle w:val="VerbatimChar"/>
-              </w:rPr>
-              <w:t xml:space="preserve">OperatorId</w:t>
-            </w:r>
-            <w:r>
-              <w:t xml:space="preserve"> </w:t>
-            </w:r>
-            <w:r>
-              <w:t xml:space="preserve">— align to initials-based model). Columns DROPPED:</w:t>
-            </w:r>
-            <w:r>
-              <w:t xml:space="preserve"> </w:t>
-            </w:r>
-            <w:r>
-              <w:rPr>
-                <w:rStyle w:val="VerbatimChar"/>
-              </w:rPr>
-              <w:t xml:space="preserve">LocationId</w:t>
-            </w:r>
-            <w:r>
-              <w:t xml:space="preserve"> </w:t>
-            </w:r>
-            <w:r>
-              <w:t xml:space="preserve">(derivable from</w:t>
-            </w:r>
-            <w:r>
-              <w:t xml:space="preserve"> </w:t>
-            </w:r>
-            <w:r>
-              <w:rPr>
-                <w:rStyle w:val="VerbatimChar"/>
-              </w:rPr>
-              <w:t xml:space="preserve">LotMovement</w:t>
-            </w:r>
-            <w:r>
-              <w:t xml:space="preserve"> </w:t>
-            </w:r>
-            <w:r>
-              <w:t xml:space="preserve">at</w:t>
-            </w:r>
-            <w:r>
-              <w:t xml:space="preserve"> </w:t>
-            </w:r>
-            <w:r>
-              <w:rPr>
-                <w:rStyle w:val="VerbatimChar"/>
-              </w:rPr>
-              <w:t xml:space="preserve">EventAt</w:t>
-            </w:r>
-            <w:r>
-              <w:t xml:space="preserve">),</w:t>
-            </w:r>
-            <w:r>
-              <w:t xml:space="preserve"> </w:t>
-            </w:r>
-            <w:r>
-              <w:rPr>
-                <w:rStyle w:val="VerbatimChar"/>
-              </w:rPr>
-              <w:t xml:space="preserve">DieIdentifier NVARCHAR(50)</w:t>
-            </w:r>
-            <w:r>
-              <w:t xml:space="preserve"> </w:t>
-            </w:r>
-            <w:r>
-              <w:t xml:space="preserve">+</w:t>
-            </w:r>
-            <w:r>
-              <w:t xml:space="preserve"> </w:t>
-            </w:r>
-            <w:r>
-              <w:rPr>
-                <w:rStyle w:val="VerbatimChar"/>
-              </w:rPr>
-              <w:t xml:space="preserve">CavityNumber INT</w:t>
-            </w:r>
-            <w:r>
-              <w:t xml:space="preserve"> </w:t>
-            </w:r>
-            <w:r>
-              <w:t xml:space="preserve">(derivable from</w:t>
-            </w:r>
-            <w:r>
-              <w:t xml:space="preserve"> </w:t>
-            </w:r>
-            <w:r>
-              <w:rPr>
-                <w:rStyle w:val="VerbatimChar"/>
-              </w:rPr>
-              <w:t xml:space="preserve">Lot.ToolId</w:t>
-            </w:r>
-            <w:r>
-              <w:t xml:space="preserve">/</w:t>
-            </w:r>
-            <w:r>
-              <w:rPr>
-                <w:rStyle w:val="VerbatimChar"/>
-              </w:rPr>
-              <w:t xml:space="preserve">Lot.ToolCavityId</w:t>
-            </w:r>
-            <w:r>
-              <w:t xml:space="preserve">),</w:t>
-            </w:r>
-            <w:r>
-              <w:t xml:space="preserve"> </w:t>
-            </w:r>
-            <w:r>
-              <w:rPr>
-                <w:rStyle w:val="VerbatimChar"/>
-              </w:rPr>
-              <w:t xml:space="preserve">GoodCount</w:t>
-            </w:r>
-            <w:r>
-              <w:t xml:space="preserve"> </w:t>
-            </w:r>
-            <w:r>
-              <w:t xml:space="preserve">+</w:t>
-            </w:r>
-            <w:r>
-              <w:t xml:space="preserve"> </w:t>
-            </w:r>
-            <w:r>
-              <w:rPr>
-                <w:rStyle w:val="VerbatimChar"/>
-              </w:rPr>
-              <w:t xml:space="preserve">NoGoodCount</w:t>
-            </w:r>
-            <w:r>
-              <w:t xml:space="preserve"> </w:t>
-            </w:r>
-            <w:r>
-              <w:t xml:space="preserve">(replaced by</w:t>
-            </w:r>
-            <w:r>
-              <w:t xml:space="preserve"> </w:t>
-            </w:r>
-            <w:r>
-              <w:rPr>
-                <w:rStyle w:val="VerbatimChar"/>
-              </w:rPr>
-              <w:t xml:space="preserve">ShotCount</w:t>
-            </w:r>
-            <w:r>
-              <w:t xml:space="preserve"> </w:t>
-            </w:r>
-            <w:r>
-              <w:t xml:space="preserve">cumulative with</w:t>
-            </w:r>
-            <w:r>
-              <w:t xml:space="preserve"> </w:t>
-            </w:r>
-            <w:r>
-              <w:rPr>
-                <w:rStyle w:val="VerbatimChar"/>
-              </w:rPr>
-              <w:t xml:space="preserve">LAG()</w:t>
-            </w:r>
-            <w:r>
-              <w:t xml:space="preserve">-derived delta — avoids compounding errors from missed events),</w:t>
-            </w:r>
-            <w:r>
-              <w:t xml:space="preserve"> </w:t>
-            </w:r>
-            <w:r>
-              <w:rPr>
-                <w:rStyle w:val="VerbatimChar"/>
-              </w:rPr>
-              <w:t xml:space="preserve">ItemId</w:t>
-            </w:r>
-            <w:r>
-              <w:t xml:space="preserve"> </w:t>
-            </w:r>
-            <w:r>
-              <w:t xml:space="preserve">(derivable from</w:t>
-            </w:r>
-            <w:r>
-              <w:t xml:space="preserve"> </w:t>
-            </w:r>
-            <w:r>
-              <w:rPr>
-                <w:rStyle w:val="VerbatimChar"/>
-              </w:rPr>
-              <w:t xml:space="preserve">Lot.ItemId</w:t>
-            </w:r>
-            <w:r>
-              <w:t xml:space="preserve">). Required index</w:t>
-            </w:r>
-            <w:r>
-              <w:t xml:space="preserve"> </w:t>
-            </w:r>
-            <w:r>
-              <w:rPr>
-                <w:rStyle w:val="VerbatimChar"/>
-              </w:rPr>
-              <w:t xml:space="preserve">(LotId, EventAt DESC)</w:t>
-            </w:r>
-            <w:r>
-              <w:t xml:space="preserve">. Table is still deferred to Arc 2 Phase 1 CREATE — the column contract in §4 is authoritative.</w:t>
-            </w:r>
-            <w:r>
-              <w:rPr>
-                <w:b/>
-                <w:bCs/>
-              </w:rPr>
-              <w:t xml:space="preserve">(3) New</w:t>
+              <w:t xml:space="preserve">(2)</w:t>
             </w:r>
             <w:r>
               <w:rPr>
@@ -3400,7 +3241,7 @@
                 <w:b/>
                 <w:bCs/>
               </w:rPr>
-              <w:t xml:space="preserve">Lots.IdentifierSequence</w:t>
+              <w:t xml:space="preserve">Workorder.ProductionEvent</w:t>
             </w:r>
             <w:r>
               <w:rPr>
@@ -3414,13 +3255,13 @@
                 <w:b/>
                 <w:bCs/>
               </w:rPr>
-              <w:t xml:space="preserve">table (OI-31).</w:t>
-            </w:r>
-            <w:r>
-              <w:t xml:space="preserve"> </w:t>
-            </w:r>
-            <w:r>
-              <w:t xml:space="preserve">Replaces Flexware’s</w:t>
+              <w:t xml:space="preserve">reshaped to checkpoint form.</w:t>
+            </w:r>
+            <w:r>
+              <w:t xml:space="preserve"> </w:t>
+            </w:r>
+            <w:r>
+              <w:t xml:space="preserve">Per FRS §2.1.2 operator-driven capture: operators visit terminals periodically (checkout from die cast, check-in to trim, complete + move, quality-operation transitions), not per-shot. Each checkpoint writes one event carrying cumulative counters; deltas derived via</w:t>
             </w:r>
             <w:r>
               <w:t xml:space="preserve"> </w:t>
@@ -3429,10 +3270,13 @@
               <w:rPr>
                 <w:rStyle w:val="VerbatimChar"/>
               </w:rPr>
-              <w:t xml:space="preserve">IdentifierFormat</w:t>
-            </w:r>
-            <w:r>
-              <w:t xml:space="preserve">. Columns:</w:t>
+              <w:t xml:space="preserve">LAG()</w:t>
+            </w:r>
+            <w:r>
+              <w:t xml:space="preserve"> </w:t>
+            </w:r>
+            <w:r>
+              <w:t xml:space="preserve">over</w:t>
             </w:r>
             <w:r>
               <w:t xml:space="preserve"> </w:t>
@@ -3441,10 +3285,10 @@
               <w:rPr>
                 <w:rStyle w:val="VerbatimChar"/>
               </w:rPr>
-              <w:t xml:space="preserve">Id</w:t>
-            </w:r>
-            <w:r>
-              <w:t xml:space="preserve">,</w:t>
+              <w:t xml:space="preserve">(LotId, EventAt)</w:t>
+            </w:r>
+            <w:r>
+              <w:t xml:space="preserve">. Columns ADDed:</w:t>
             </w:r>
             <w:r>
               <w:t xml:space="preserve"> </w:t>
@@ -3453,254 +3297,297 @@
               <w:rPr>
                 <w:rStyle w:val="VerbatimChar"/>
               </w:rPr>
-              <w:t xml:space="preserve">Code NVARCHAR(30) UNIQUE</w:t>
-            </w:r>
-            <w:r>
-              <w:t xml:space="preserve">,</w:t>
-            </w:r>
-            <w:r>
-              <w:t xml:space="preserve"> </w:t>
-            </w:r>
-            <w:r>
-              <w:rPr>
-                <w:rStyle w:val="VerbatimChar"/>
-              </w:rPr>
-              <w:t xml:space="preserve">Name</w:t>
-            </w:r>
-            <w:r>
-              <w:t xml:space="preserve">,</w:t>
-            </w:r>
-            <w:r>
-              <w:t xml:space="preserve"> </w:t>
-            </w:r>
-            <w:r>
-              <w:rPr>
-                <w:rStyle w:val="VerbatimChar"/>
-              </w:rPr>
-              <w:t xml:space="preserve">Description</w:t>
-            </w:r>
-            <w:r>
-              <w:t xml:space="preserve">,</w:t>
-            </w:r>
-            <w:r>
-              <w:t xml:space="preserve"> </w:t>
-            </w:r>
-            <w:r>
-              <w:rPr>
-                <w:rStyle w:val="VerbatimChar"/>
-              </w:rPr>
-              <w:t xml:space="preserve">FormatString NVARCHAR(50)</w:t>
-            </w:r>
-            <w:r>
-              <w:t xml:space="preserve"> </w:t>
-            </w:r>
-            <w:r>
-              <w:t xml:space="preserve">(.NET</w:t>
-            </w:r>
-            <w:r>
-              <w:t xml:space="preserve"> </w:t>
-            </w:r>
-            <w:r>
-              <w:rPr>
-                <w:rStyle w:val="VerbatimChar"/>
-              </w:rPr>
-              <w:t xml:space="preserve">string.Format</w:t>
-            </w:r>
-            <w:r>
-              <w:t xml:space="preserve">, e.g.,</w:t>
-            </w:r>
-            <w:r>
-              <w:t xml:space="preserve"> </w:t>
-            </w:r>
-            <w:r>
-              <w:rPr>
-                <w:rStyle w:val="VerbatimChar"/>
-              </w:rPr>
-              <w:t xml:space="preserve">MESL{0:D7}</w:t>
-            </w:r>
-            <w:r>
-              <w:t xml:space="preserve">),</w:t>
-            </w:r>
-            <w:r>
-              <w:t xml:space="preserve"> </w:t>
-            </w:r>
-            <w:r>
-              <w:rPr>
-                <w:rStyle w:val="VerbatimChar"/>
-              </w:rPr>
-              <w:t xml:space="preserve">StartingValue BIGINT DEFAULT 1</w:t>
-            </w:r>
-            <w:r>
-              <w:t xml:space="preserve">,</w:t>
-            </w:r>
-            <w:r>
-              <w:t xml:space="preserve"> </w:t>
-            </w:r>
-            <w:r>
-              <w:rPr>
-                <w:rStyle w:val="VerbatimChar"/>
-              </w:rPr>
-              <w:t xml:space="preserve">EndingValue BIGINT DEFAULT 9999999</w:t>
-            </w:r>
-            <w:r>
-              <w:t xml:space="preserve">,</w:t>
-            </w:r>
-            <w:r>
-              <w:t xml:space="preserve"> </w:t>
-            </w:r>
-            <w:r>
-              <w:rPr>
-                <w:rStyle w:val="VerbatimChar"/>
-              </w:rPr>
-              <w:t xml:space="preserve">LastValue BIGINT DEFAULT 0</w:t>
-            </w:r>
-            <w:r>
-              <w:t xml:space="preserve">,</w:t>
-            </w:r>
-            <w:r>
-              <w:t xml:space="preserve"> </w:t>
-            </w:r>
-            <w:r>
-              <w:rPr>
-                <w:rStyle w:val="VerbatimChar"/>
-              </w:rPr>
-              <w:t xml:space="preserve">ResetIntervalMinutes INT NULL</w:t>
-            </w:r>
-            <w:r>
-              <w:t xml:space="preserve">,</w:t>
-            </w:r>
-            <w:r>
-              <w:t xml:space="preserve"> </w:t>
-            </w:r>
-            <w:r>
-              <w:rPr>
-                <w:rStyle w:val="VerbatimChar"/>
-              </w:rPr>
-              <w:t xml:space="preserve">LastResetAt DATETIME2(3) NULL</w:t>
-            </w:r>
-            <w:r>
-              <w:t xml:space="preserve">,</w:t>
-            </w:r>
-            <w:r>
-              <w:t xml:space="preserve"> </w:t>
-            </w:r>
-            <w:r>
-              <w:rPr>
-                <w:rStyle w:val="VerbatimChar"/>
-              </w:rPr>
-              <w:t xml:space="preserve">UpdatedAt DATETIME2(3)</w:t>
-            </w:r>
-            <w:r>
-              <w:t xml:space="preserve">. Companion proc</w:t>
-            </w:r>
-            <w:r>
-              <w:t xml:space="preserve"> </w:t>
-            </w:r>
-            <w:r>
-              <w:rPr>
-                <w:rStyle w:val="VerbatimChar"/>
-              </w:rPr>
-              <w:t xml:space="preserve">Lots.IdentifierSequence_Next @Code</w:t>
-            </w:r>
-            <w:r>
-              <w:t xml:space="preserve"> </w:t>
-            </w:r>
-            <w:r>
-              <w:t xml:space="preserve">atomically increments</w:t>
-            </w:r>
-            <w:r>
-              <w:t xml:space="preserve"> </w:t>
-            </w:r>
-            <w:r>
-              <w:rPr>
-                <w:rStyle w:val="VerbatimChar"/>
-              </w:rPr>
-              <w:t xml:space="preserve">LastValue</w:t>
-            </w:r>
-            <w:r>
-              <w:t xml:space="preserve">, formats via the</w:t>
-            </w:r>
-            <w:r>
-              <w:t xml:space="preserve"> </w:t>
-            </w:r>
-            <w:r>
-              <w:rPr>
-                <w:rStyle w:val="VerbatimChar"/>
-              </w:rPr>
-              <w:t xml:space="preserve">.NET</w:t>
-            </w:r>
-            <w:r>
-              <w:t xml:space="preserve">-style string, raises on rollover. Seeded at cutover with</w:t>
-            </w:r>
-            <w:r>
-              <w:t xml:space="preserve"> </w:t>
-            </w:r>
-            <w:r>
-              <w:rPr>
-                <w:rStyle w:val="VerbatimChar"/>
-              </w:rPr>
-              <w:t xml:space="preserve">Lot</w:t>
-            </w:r>
-            <w:r>
-              <w:t xml:space="preserve"> </w:t>
-            </w:r>
-            <w:r>
-              <w:t xml:space="preserve">(</w:t>
-            </w:r>
-            <w:r>
-              <w:rPr>
-                <w:rStyle w:val="VerbatimChar"/>
-              </w:rPr>
-              <w:t xml:space="preserve">MESL{0:D7}</w:t>
-            </w:r>
-            <w:r>
-              <w:t xml:space="preserve">, ~1,710,932 baseline) and</w:t>
-            </w:r>
-            <w:r>
-              <w:t xml:space="preserve"> </w:t>
-            </w:r>
-            <w:r>
-              <w:rPr>
-                <w:rStyle w:val="VerbatimChar"/>
-              </w:rPr>
-              <w:t xml:space="preserve">SerializedItem</w:t>
-            </w:r>
-            <w:r>
-              <w:t xml:space="preserve"> </w:t>
-            </w:r>
-            <w:r>
-              <w:t xml:space="preserve">(</w:t>
-            </w:r>
-            <w:r>
-              <w:rPr>
-                <w:rStyle w:val="VerbatimChar"/>
-              </w:rPr>
-              <w:t xml:space="preserve">MESI{0:D7}</w:t>
-            </w:r>
-            <w:r>
-              <w:t xml:space="preserve">, ~2,492 baseline) — actual</w:t>
-            </w:r>
-            <w:r>
-              <w:t xml:space="preserve"> </w:t>
-            </w:r>
-            <w:r>
-              <w:rPr>
-                <w:rStyle w:val="VerbatimChar"/>
-              </w:rPr>
-              <w:t xml:space="preserve">LastValue</w:t>
-            </w:r>
-            <w:r>
-              <w:t xml:space="preserve"> </w:t>
-            </w:r>
-            <w:r>
-              <w:t xml:space="preserve">sampled from Flexware on cutover day. Lands in Arc 2 Phase 1 migration.</w:t>
+              <w:t xml:space="preserve">ShotCount INT NULL</w:t>
+            </w:r>
+            <w:r>
+              <w:t xml:space="preserve"> </w:t>
+            </w:r>
+            <w:r>
+              <w:t xml:space="preserve">(cumulative at event time —</w:t>
+            </w:r>
+            <w:r>
+              <w:t xml:space="preserve"> </w:t>
             </w:r>
             <w:r>
               <w:rPr>
                 <w:b/>
                 <w:bCs/>
               </w:rPr>
-              <w:t xml:space="preserve">(4)</w:t>
+              <w:t xml:space="preserve">open item</w:t>
+            </w:r>
+            <w:r>
+              <w:t xml:space="preserve"> </w:t>
+            </w:r>
+            <w:r>
+              <w:t xml:space="preserve">OI-20/Decision 5: may migrate to derived-from-aggregated-LOT-quantity before Arc 2 Phase 3),</w:t>
+            </w:r>
+            <w:r>
+              <w:t xml:space="preserve"> </w:t>
+            </w:r>
+            <w:r>
+              <w:rPr>
+                <w:rStyle w:val="VerbatimChar"/>
+              </w:rPr>
+              <w:t xml:space="preserve">ScrapCount INT NULL</w:t>
+            </w:r>
+            <w:r>
+              <w:t xml:space="preserve"> </w:t>
+            </w:r>
+            <w:r>
+              <w:t xml:space="preserve">(cumulative),</w:t>
+            </w:r>
+            <w:r>
+              <w:t xml:space="preserve"> </w:t>
+            </w:r>
+            <w:r>
+              <w:rPr>
+                <w:rStyle w:val="VerbatimChar"/>
+              </w:rPr>
+              <w:t xml:space="preserve">EventAt DATETIME2(3)</w:t>
+            </w:r>
+            <w:r>
+              <w:t xml:space="preserve"> </w:t>
+            </w:r>
+            <w:r>
+              <w:t xml:space="preserve">(replaces</w:t>
+            </w:r>
+            <w:r>
+              <w:t xml:space="preserve"> </w:t>
+            </w:r>
+            <w:r>
+              <w:rPr>
+                <w:rStyle w:val="VerbatimChar"/>
+              </w:rPr>
+              <w:t xml:space="preserve">RecordedAt</w:t>
+            </w:r>
+            <w:r>
+              <w:t xml:space="preserve">),</w:t>
+            </w:r>
+            <w:r>
+              <w:t xml:space="preserve"> </w:t>
+            </w:r>
+            <w:r>
+              <w:rPr>
+                <w:rStyle w:val="VerbatimChar"/>
+              </w:rPr>
+              <w:t xml:space="preserve">AppUserId</w:t>
+            </w:r>
+            <w:r>
+              <w:t xml:space="preserve"> </w:t>
+            </w:r>
+            <w:r>
+              <w:t xml:space="preserve">(replaces</w:t>
+            </w:r>
+            <w:r>
+              <w:t xml:space="preserve"> </w:t>
+            </w:r>
+            <w:r>
+              <w:rPr>
+                <w:rStyle w:val="VerbatimChar"/>
+              </w:rPr>
+              <w:t xml:space="preserve">OperatorId</w:t>
+            </w:r>
+            <w:r>
+              <w:t xml:space="preserve"> </w:t>
+            </w:r>
+            <w:r>
+              <w:t xml:space="preserve">— align to initials-based model). Columns DROPPED:</w:t>
+            </w:r>
+            <w:r>
+              <w:t xml:space="preserve"> </w:t>
+            </w:r>
+            <w:r>
+              <w:rPr>
+                <w:rStyle w:val="VerbatimChar"/>
+              </w:rPr>
+              <w:t xml:space="preserve">LocationId</w:t>
+            </w:r>
+            <w:r>
+              <w:t xml:space="preserve"> </w:t>
+            </w:r>
+            <w:r>
+              <w:t xml:space="preserve">(derivable from</w:t>
+            </w:r>
+            <w:r>
+              <w:t xml:space="preserve"> </w:t>
+            </w:r>
+            <w:r>
+              <w:rPr>
+                <w:rStyle w:val="VerbatimChar"/>
+              </w:rPr>
+              <w:t xml:space="preserve">LotMovement</w:t>
+            </w:r>
+            <w:r>
+              <w:t xml:space="preserve"> </w:t>
+            </w:r>
+            <w:r>
+              <w:t xml:space="preserve">at</w:t>
+            </w:r>
+            <w:r>
+              <w:t xml:space="preserve"> </w:t>
+            </w:r>
+            <w:r>
+              <w:rPr>
+                <w:rStyle w:val="VerbatimChar"/>
+              </w:rPr>
+              <w:t xml:space="preserve">EventAt</w:t>
+            </w:r>
+            <w:r>
+              <w:t xml:space="preserve">),</w:t>
+            </w:r>
+            <w:r>
+              <w:t xml:space="preserve"> </w:t>
+            </w:r>
+            <w:r>
+              <w:rPr>
+                <w:rStyle w:val="VerbatimChar"/>
+              </w:rPr>
+              <w:t xml:space="preserve">DieIdentifier NVARCHAR(50)</w:t>
+            </w:r>
+            <w:r>
+              <w:t xml:space="preserve"> </w:t>
+            </w:r>
+            <w:r>
+              <w:t xml:space="preserve">+</w:t>
+            </w:r>
+            <w:r>
+              <w:t xml:space="preserve"> </w:t>
+            </w:r>
+            <w:r>
+              <w:rPr>
+                <w:rStyle w:val="VerbatimChar"/>
+              </w:rPr>
+              <w:t xml:space="preserve">CavityNumber INT</w:t>
+            </w:r>
+            <w:r>
+              <w:t xml:space="preserve"> </w:t>
+            </w:r>
+            <w:r>
+              <w:t xml:space="preserve">(derivable from</w:t>
+            </w:r>
+            <w:r>
+              <w:t xml:space="preserve"> </w:t>
+            </w:r>
+            <w:r>
+              <w:rPr>
+                <w:rStyle w:val="VerbatimChar"/>
+              </w:rPr>
+              <w:t xml:space="preserve">Lot.ToolId</w:t>
+            </w:r>
+            <w:r>
+              <w:t xml:space="preserve">/</w:t>
+            </w:r>
+            <w:r>
+              <w:rPr>
+                <w:rStyle w:val="VerbatimChar"/>
+              </w:rPr>
+              <w:t xml:space="preserve">Lot.ToolCavityId</w:t>
+            </w:r>
+            <w:r>
+              <w:t xml:space="preserve">),</w:t>
+            </w:r>
+            <w:r>
+              <w:t xml:space="preserve"> </w:t>
+            </w:r>
+            <w:r>
+              <w:rPr>
+                <w:rStyle w:val="VerbatimChar"/>
+              </w:rPr>
+              <w:t xml:space="preserve">GoodCount</w:t>
+            </w:r>
+            <w:r>
+              <w:t xml:space="preserve"> </w:t>
+            </w:r>
+            <w:r>
+              <w:t xml:space="preserve">+</w:t>
+            </w:r>
+            <w:r>
+              <w:t xml:space="preserve"> </w:t>
+            </w:r>
+            <w:r>
+              <w:rPr>
+                <w:rStyle w:val="VerbatimChar"/>
+              </w:rPr>
+              <w:t xml:space="preserve">NoGoodCount</w:t>
+            </w:r>
+            <w:r>
+              <w:t xml:space="preserve"> </w:t>
+            </w:r>
+            <w:r>
+              <w:t xml:space="preserve">(replaced by</w:t>
+            </w:r>
+            <w:r>
+              <w:t xml:space="preserve"> </w:t>
+            </w:r>
+            <w:r>
+              <w:rPr>
+                <w:rStyle w:val="VerbatimChar"/>
+              </w:rPr>
+              <w:t xml:space="preserve">ShotCount</w:t>
+            </w:r>
+            <w:r>
+              <w:t xml:space="preserve"> </w:t>
+            </w:r>
+            <w:r>
+              <w:t xml:space="preserve">cumulative with</w:t>
+            </w:r>
+            <w:r>
+              <w:t xml:space="preserve"> </w:t>
+            </w:r>
+            <w:r>
+              <w:rPr>
+                <w:rStyle w:val="VerbatimChar"/>
+              </w:rPr>
+              <w:t xml:space="preserve">LAG()</w:t>
+            </w:r>
+            <w:r>
+              <w:t xml:space="preserve">-derived delta — avoids compounding errors from missed events),</w:t>
+            </w:r>
+            <w:r>
+              <w:t xml:space="preserve"> </w:t>
+            </w:r>
+            <w:r>
+              <w:rPr>
+                <w:rStyle w:val="VerbatimChar"/>
+              </w:rPr>
+              <w:t xml:space="preserve">ItemId</w:t>
+            </w:r>
+            <w:r>
+              <w:t xml:space="preserve"> </w:t>
+            </w:r>
+            <w:r>
+              <w:t xml:space="preserve">(derivable from</w:t>
+            </w:r>
+            <w:r>
+              <w:t xml:space="preserve"> </w:t>
+            </w:r>
+            <w:r>
+              <w:rPr>
+                <w:rStyle w:val="VerbatimChar"/>
+              </w:rPr>
+              <w:t xml:space="preserve">Lot.ItemId</w:t>
+            </w:r>
+            <w:r>
+              <w:t xml:space="preserve">). Required index</w:t>
+            </w:r>
+            <w:r>
+              <w:t xml:space="preserve"> </w:t>
+            </w:r>
+            <w:r>
+              <w:rPr>
+                <w:rStyle w:val="VerbatimChar"/>
+              </w:rPr>
+              <w:t xml:space="preserve">(LotId, EventAt DESC)</w:t>
+            </w:r>
+            <w:r>
+              <w:t xml:space="preserve">. Table is still deferred to Arc 2 Phase 1 CREATE — the column contract in §4 is authoritative.</w:t>
+            </w:r>
+            <w:r>
+              <w:rPr>
+                <w:b/>
+                <w:bCs/>
+              </w:rPr>
+              <w:t xml:space="preserve">(3) New</w:t>
             </w:r>
             <w:r>
               <w:rPr>
@@ -3715,7 +3602,7 @@
                 <w:b/>
                 <w:bCs/>
               </w:rPr>
-              <w:t xml:space="preserve">Parts.Item.MaxLotSize</w:t>
+              <w:t xml:space="preserve">Lots.IdentifierSequence</w:t>
             </w:r>
             <w:r>
               <w:rPr>
@@ -3729,13 +3616,13 @@
                 <w:b/>
                 <w:bCs/>
               </w:rPr>
-              <w:t xml:space="preserve">semantic repurpose.</w:t>
-            </w:r>
-            <w:r>
-              <w:t xml:space="preserve"> </w:t>
-            </w:r>
-            <w:r>
-              <w:t xml:space="preserve">No schema change — the column stays</w:t>
+              <w:t xml:space="preserve">table (OI-31).</w:t>
+            </w:r>
+            <w:r>
+              <w:t xml:space="preserve"> </w:t>
+            </w:r>
+            <w:r>
+              <w:t xml:space="preserve">Replaces Flexware’s</w:t>
             </w:r>
             <w:r>
               <w:t xml:space="preserve"> </w:t>
@@ -3744,12 +3631,284 @@
               <w:rPr>
                 <w:rStyle w:val="VerbatimChar"/>
               </w:rPr>
-              <w:t xml:space="preserve">INT NULL</w:t>
-            </w:r>
-            <w:r>
-              <w:t xml:space="preserve">. In this doc and the Config Tool Item screen the label/caption becomes</w:t>
-            </w:r>
-            <w:r>
+              <w:t xml:space="preserve">IdentifierFormat</w:t>
+            </w:r>
+            <w:r>
+              <w:t xml:space="preserve">. Columns:</w:t>
+            </w:r>
+            <w:r>
+              <w:t xml:space="preserve"> </w:t>
+            </w:r>
+            <w:r>
+              <w:rPr>
+                <w:rStyle w:val="VerbatimChar"/>
+              </w:rPr>
+              <w:t xml:space="preserve">Id</w:t>
+            </w:r>
+            <w:r>
+              <w:t xml:space="preserve">,</w:t>
+            </w:r>
+            <w:r>
+              <w:t xml:space="preserve"> </w:t>
+            </w:r>
+            <w:r>
+              <w:rPr>
+                <w:rStyle w:val="VerbatimChar"/>
+              </w:rPr>
+              <w:t xml:space="preserve">Code NVARCHAR(30) UNIQUE</w:t>
+            </w:r>
+            <w:r>
+              <w:t xml:space="preserve">,</w:t>
+            </w:r>
+            <w:r>
+              <w:t xml:space="preserve"> </w:t>
+            </w:r>
+            <w:r>
+              <w:rPr>
+                <w:rStyle w:val="VerbatimChar"/>
+              </w:rPr>
+              <w:t xml:space="preserve">Name</w:t>
+            </w:r>
+            <w:r>
+              <w:t xml:space="preserve">,</w:t>
+            </w:r>
+            <w:r>
+              <w:t xml:space="preserve"> </w:t>
+            </w:r>
+            <w:r>
+              <w:rPr>
+                <w:rStyle w:val="VerbatimChar"/>
+              </w:rPr>
+              <w:t xml:space="preserve">Description</w:t>
+            </w:r>
+            <w:r>
+              <w:t xml:space="preserve">,</w:t>
+            </w:r>
+            <w:r>
+              <w:t xml:space="preserve"> </w:t>
+            </w:r>
+            <w:r>
+              <w:rPr>
+                <w:rStyle w:val="VerbatimChar"/>
+              </w:rPr>
+              <w:t xml:space="preserve">FormatString NVARCHAR(50)</w:t>
+            </w:r>
+            <w:r>
+              <w:t xml:space="preserve"> </w:t>
+            </w:r>
+            <w:r>
+              <w:t xml:space="preserve">(.NET</w:t>
+            </w:r>
+            <w:r>
+              <w:t xml:space="preserve"> </w:t>
+            </w:r>
+            <w:r>
+              <w:rPr>
+                <w:rStyle w:val="VerbatimChar"/>
+              </w:rPr>
+              <w:t xml:space="preserve">string.Format</w:t>
+            </w:r>
+            <w:r>
+              <w:t xml:space="preserve">, e.g.,</w:t>
+            </w:r>
+            <w:r>
+              <w:t xml:space="preserve"> </w:t>
+            </w:r>
+            <w:r>
+              <w:rPr>
+                <w:rStyle w:val="VerbatimChar"/>
+              </w:rPr>
+              <w:t xml:space="preserve">MESL{0:D7}</w:t>
+            </w:r>
+            <w:r>
+              <w:t xml:space="preserve">),</w:t>
+            </w:r>
+            <w:r>
+              <w:t xml:space="preserve"> </w:t>
+            </w:r>
+            <w:r>
+              <w:rPr>
+                <w:rStyle w:val="VerbatimChar"/>
+              </w:rPr>
+              <w:t xml:space="preserve">StartingValue BIGINT DEFAULT 1</w:t>
+            </w:r>
+            <w:r>
+              <w:t xml:space="preserve">,</w:t>
+            </w:r>
+            <w:r>
+              <w:t xml:space="preserve"> </w:t>
+            </w:r>
+            <w:r>
+              <w:rPr>
+                <w:rStyle w:val="VerbatimChar"/>
+              </w:rPr>
+              <w:t xml:space="preserve">EndingValue BIGINT DEFAULT 9999999</w:t>
+            </w:r>
+            <w:r>
+              <w:t xml:space="preserve">,</w:t>
+            </w:r>
+            <w:r>
+              <w:t xml:space="preserve"> </w:t>
+            </w:r>
+            <w:r>
+              <w:rPr>
+                <w:rStyle w:val="VerbatimChar"/>
+              </w:rPr>
+              <w:t xml:space="preserve">LastValue BIGINT DEFAULT 0</w:t>
+            </w:r>
+            <w:r>
+              <w:t xml:space="preserve">,</w:t>
+            </w:r>
+            <w:r>
+              <w:t xml:space="preserve"> </w:t>
+            </w:r>
+            <w:r>
+              <w:rPr>
+                <w:rStyle w:val="VerbatimChar"/>
+              </w:rPr>
+              <w:t xml:space="preserve">ResetIntervalMinutes INT NULL</w:t>
+            </w:r>
+            <w:r>
+              <w:t xml:space="preserve">,</w:t>
+            </w:r>
+            <w:r>
+              <w:t xml:space="preserve"> </w:t>
+            </w:r>
+            <w:r>
+              <w:rPr>
+                <w:rStyle w:val="VerbatimChar"/>
+              </w:rPr>
+              <w:t xml:space="preserve">LastResetAt DATETIME2(3) NULL</w:t>
+            </w:r>
+            <w:r>
+              <w:t xml:space="preserve">,</w:t>
+            </w:r>
+            <w:r>
+              <w:t xml:space="preserve"> </w:t>
+            </w:r>
+            <w:r>
+              <w:rPr>
+                <w:rStyle w:val="VerbatimChar"/>
+              </w:rPr>
+              <w:t xml:space="preserve">UpdatedAt DATETIME2(3)</w:t>
+            </w:r>
+            <w:r>
+              <w:t xml:space="preserve">. Companion proc</w:t>
+            </w:r>
+            <w:r>
+              <w:t xml:space="preserve"> </w:t>
+            </w:r>
+            <w:r>
+              <w:rPr>
+                <w:rStyle w:val="VerbatimChar"/>
+              </w:rPr>
+              <w:t xml:space="preserve">Lots.IdentifierSequence_Next @Code</w:t>
+            </w:r>
+            <w:r>
+              <w:t xml:space="preserve"> </w:t>
+            </w:r>
+            <w:r>
+              <w:t xml:space="preserve">atomically increments</w:t>
+            </w:r>
+            <w:r>
+              <w:t xml:space="preserve"> </w:t>
+            </w:r>
+            <w:r>
+              <w:rPr>
+                <w:rStyle w:val="VerbatimChar"/>
+              </w:rPr>
+              <w:t xml:space="preserve">LastValue</w:t>
+            </w:r>
+            <w:r>
+              <w:t xml:space="preserve">, formats via the</w:t>
+            </w:r>
+            <w:r>
+              <w:t xml:space="preserve"> </w:t>
+            </w:r>
+            <w:r>
+              <w:rPr>
+                <w:rStyle w:val="VerbatimChar"/>
+              </w:rPr>
+              <w:t xml:space="preserve">.NET</w:t>
+            </w:r>
+            <w:r>
+              <w:t xml:space="preserve">-style string, raises on rollover. Seeded at cutover with</w:t>
+            </w:r>
+            <w:r>
+              <w:t xml:space="preserve"> </w:t>
+            </w:r>
+            <w:r>
+              <w:rPr>
+                <w:rStyle w:val="VerbatimChar"/>
+              </w:rPr>
+              <w:t xml:space="preserve">Lot</w:t>
+            </w:r>
+            <w:r>
+              <w:t xml:space="preserve"> </w:t>
+            </w:r>
+            <w:r>
+              <w:t xml:space="preserve">(</w:t>
+            </w:r>
+            <w:r>
+              <w:rPr>
+                <w:rStyle w:val="VerbatimChar"/>
+              </w:rPr>
+              <w:t xml:space="preserve">MESL{0:D7}</w:t>
+            </w:r>
+            <w:r>
+              <w:t xml:space="preserve">, ~1,710,932 baseline) and</w:t>
+            </w:r>
+            <w:r>
+              <w:t xml:space="preserve"> </w:t>
+            </w:r>
+            <w:r>
+              <w:rPr>
+                <w:rStyle w:val="VerbatimChar"/>
+              </w:rPr>
+              <w:t xml:space="preserve">SerializedItem</w:t>
+            </w:r>
+            <w:r>
+              <w:t xml:space="preserve"> </w:t>
+            </w:r>
+            <w:r>
+              <w:t xml:space="preserve">(</w:t>
+            </w:r>
+            <w:r>
+              <w:rPr>
+                <w:rStyle w:val="VerbatimChar"/>
+              </w:rPr>
+              <w:t xml:space="preserve">MESI{0:D7}</w:t>
+            </w:r>
+            <w:r>
+              <w:t xml:space="preserve">, ~2,492 baseline) — actual</w:t>
+            </w:r>
+            <w:r>
+              <w:t xml:space="preserve"> </w:t>
+            </w:r>
+            <w:r>
+              <w:rPr>
+                <w:rStyle w:val="VerbatimChar"/>
+              </w:rPr>
+              <w:t xml:space="preserve">LastValue</w:t>
+            </w:r>
+            <w:r>
+              <w:t xml:space="preserve"> </w:t>
+            </w:r>
+            <w:r>
+              <w:t xml:space="preserve">sampled from Flexware on cutover day. Lands in Arc 2 Phase 1 migration.</w:t>
+            </w:r>
+            <w:r>
+              <w:rPr>
+                <w:b/>
+                <w:bCs/>
+              </w:rPr>
+              <w:t xml:space="preserve">(4)</w:t>
+            </w:r>
+            <w:r>
+              <w:rPr>
+                <w:b/>
+                <w:bCs/>
+              </w:rPr>
               <w:t xml:space="preserve"> </w:t>
             </w:r>
             <w:r>
@@ -3758,70 +3917,13 @@
                 <w:b/>
                 <w:bCs/>
               </w:rPr>
-              <w:t xml:space="preserve">PartsPerBasket</w:t>
-            </w:r>
-            <w:r>
-              <w:t xml:space="preserve">: one LOT = one basket = one LTT label, so</w:t>
-            </w:r>
-            <w:r>
-              <w:t xml:space="preserve"> </w:t>
-            </w:r>
-            <w:r>
-              <w:t xml:space="preserve">“max parts per LOT”</w:t>
-            </w:r>
-            <w:r>
-              <w:t xml:space="preserve"> </w:t>
-            </w:r>
-            <w:r>
-              <w:t xml:space="preserve">IS</w:t>
-            </w:r>
-            <w:r>
-              <w:t xml:space="preserve"> </w:t>
-            </w:r>
-            <w:r>
-              <w:t xml:space="preserve">“basket capacity”</w:t>
-            </w:r>
-            <w:r>
-              <w:t xml:space="preserve"> </w:t>
-            </w:r>
-            <w:r>
-              <w:t xml:space="preserve">by definition. Basket (Item-level capacity) is distinct from Container (</w:t>
-            </w:r>
-            <w:r>
-              <w:rPr>
-                <w:rStyle w:val="VerbatimChar"/>
-              </w:rPr>
-              <w:t xml:space="preserve">Parts.ContainerConfig</w:t>
-            </w:r>
-            <w:r>
-              <w:t xml:space="preserve"> </w:t>
-            </w:r>
-            <w:r>
-              <w:t xml:space="preserve">with tray math for shipping — unchanged). Formal column rename deferred to a later migration.</w:t>
+              <w:t xml:space="preserve">Parts.Item.MaxLotSize</w:t>
             </w:r>
             <w:r>
               <w:rPr>
                 <w:b/>
                 <w:bCs/>
               </w:rPr>
-              <w:t xml:space="preserve">Other v1.9 notes:</w:t>
-            </w:r>
-            <w:r>
-              <w:t xml:space="preserve"> </w:t>
-            </w:r>
-            <w:r>
-              <w:rPr>
-                <w:rStyle w:val="VerbatimChar"/>
-              </w:rPr>
-              <w:t xml:space="preserve">Tools.ToolAssignment</w:t>
-            </w:r>
-            <w:r>
-              <w:t xml:space="preserve"> </w:t>
-            </w:r>
-            <w:r>
-              <w:t xml:space="preserve">has</w:t>
-            </w:r>
-            <w:r>
               <w:t xml:space="preserve"> </w:t>
             </w:r>
             <w:r>
@@ -3829,25 +3931,25 @@
                 <w:b/>
                 <w:bCs/>
               </w:rPr>
-              <w:t xml:space="preserve">two</w:t>
-            </w:r>
-            <w:r>
-              <w:t xml:space="preserve"> </w:t>
-            </w:r>
-            <w:r>
-              <w:t xml:space="preserve">filtered unique indexes today (</w:t>
+              <w:t xml:space="preserve">semantic repurpose.</w:t>
+            </w:r>
+            <w:r>
+              <w:t xml:space="preserve"> </w:t>
+            </w:r>
+            <w:r>
+              <w:t xml:space="preserve">No schema change — the column stays</w:t>
+            </w:r>
+            <w:r>
+              <w:t xml:space="preserve"> </w:t>
             </w:r>
             <w:r>
               <w:rPr>
                 <w:rStyle w:val="VerbatimChar"/>
               </w:rPr>
-              <w:t xml:space="preserve">UQ_ToolAssignment_ActiveTool</w:t>
-            </w:r>
-            <w:r>
-              <w:t xml:space="preserve"> </w:t>
-            </w:r>
-            <w:r>
-              <w:t xml:space="preserve">on</w:t>
+              <w:t xml:space="preserve">INT NULL</w:t>
+            </w:r>
+            <w:r>
+              <w:t xml:space="preserve">. In this doc and the Config Tool Item screen the label/caption becomes</w:t>
             </w:r>
             <w:r>
               <w:t xml:space="preserve"> </w:t>
@@ -3855,170 +3957,56 @@
             <w:r>
               <w:rPr>
                 <w:rStyle w:val="VerbatimChar"/>
-              </w:rPr>
-              <w:t xml:space="preserve">ToolId</w:t>
-            </w:r>
-            <w:r>
-              <w:t xml:space="preserve">,</w:t>
-            </w:r>
-            <w:r>
-              <w:t xml:space="preserve"> </w:t>
-            </w:r>
-            <w:r>
-              <w:rPr>
-                <w:rStyle w:val="VerbatimChar"/>
-              </w:rPr>
-              <w:t xml:space="preserve">UQ_ToolAssignment_ActiveCell</w:t>
-            </w:r>
-            <w:r>
-              <w:t xml:space="preserve"> </w:t>
-            </w:r>
-            <w:r>
-              <w:t xml:space="preserve">on</w:t>
-            </w:r>
-            <w:r>
-              <w:t xml:space="preserve"> </w:t>
-            </w:r>
-            <w:r>
-              <w:rPr>
-                <w:rStyle w:val="VerbatimChar"/>
-              </w:rPr>
-              <w:t xml:space="preserve">CellLocationId</w:t>
-            </w:r>
-            <w:r>
-              <w:t xml:space="preserve">). The Cell UNIQUE is correct for Die Cast (one mounted die per cell) but wrong for Machining / Trim / Assembly where multiple Tools coexist on a cell. Documented as a known limitation to resolve when non-Die Tool types go live post-MVP (scope the UNIQUE to</w:t>
-            </w:r>
-            <w:r>
-              <w:t xml:space="preserve"> </w:t>
-            </w:r>
-            <w:r>
-              <w:rPr>
-                <w:rStyle w:val="VerbatimChar"/>
-              </w:rPr>
-              <w:t xml:space="preserve">ToolType=Die</w:t>
-            </w:r>
-            <w:r>
-              <w:t xml:space="preserve"> </w:t>
-            </w:r>
-            <w:r>
-              <w:t xml:space="preserve">or drop it). Source:</w:t>
-            </w:r>
-            <w:r>
-              <w:t xml:space="preserve"> </w:t>
-            </w:r>
-            <w:r>
-              <w:rPr>
-                <w:rStyle w:val="VerbatimChar"/>
-              </w:rPr>
-              <w:t xml:space="preserve">docs/superpowers/specs/2026-04-23-arc2-model-revisions.md</w:t>
-            </w:r>
-            <w:r>
-              <w:t xml:space="preserve">.</w:t>
-            </w:r>
-          </w:p>
-        </w:tc>
-      </w:tr>
-      <w:tr>
-        <w:tc>
-          <w:tcPr/>
-          <w:p>
-            <w:pPr>
-              <w:pStyle w:val="Compact"/>
-            </w:pPr>
-            <w:r>
-              <w:t xml:space="preserve">1.8-rev</w:t>
-            </w:r>
-          </w:p>
-        </w:tc>
-        <w:tc>
-          <w:tcPr/>
-          <w:p>
-            <w:pPr>
-              <w:pStyle w:val="Compact"/>
-            </w:pPr>
-            <w:r>
-              <w:t xml:space="preserve">2026-04-22</w:t>
-            </w:r>
-          </w:p>
-        </w:tc>
-        <w:tc>
-          <w:tcPr/>
-          <w:p>
-            <w:pPr>
-              <w:pStyle w:val="Compact"/>
-            </w:pPr>
-            <w:r>
-              <w:t xml:space="preserve">Blue Ridge Automation</w:t>
-            </w:r>
-          </w:p>
-        </w:tc>
-        <w:tc>
-          <w:tcPr/>
-          <w:p>
-            <w:pPr>
-              <w:pStyle w:val="Compact"/>
-            </w:pPr>
-            <w:r>
-              <w:rPr>
                 <w:b/>
                 <w:bCs/>
               </w:rPr>
-              <w:t xml:space="preserve">OI-11 reverted — Casting → Trim part rename resolved via 1-line BOM (no new schema).</w:t>
-            </w:r>
-            <w:r>
-              <w:t xml:space="preserve"> </w:t>
-            </w:r>
-            <w:r>
-              <w:t xml:space="preserve">The v1.8 draft added a dedicated</w:t>
-            </w:r>
-            <w:r>
-              <w:t xml:space="preserve"> </w:t>
+              <w:t xml:space="preserve">PartsPerBasket</w:t>
+            </w:r>
+            <w:r>
+              <w:t xml:space="preserve">: one LOT = one basket = one LTT label, so</w:t>
+            </w:r>
+            <w:r>
+              <w:t xml:space="preserve"> </w:t>
+            </w:r>
+            <w:r>
+              <w:t xml:space="preserve">“max parts per LOT”</w:t>
+            </w:r>
+            <w:r>
+              <w:t xml:space="preserve"> </w:t>
+            </w:r>
+            <w:r>
+              <w:t xml:space="preserve">IS</w:t>
+            </w:r>
+            <w:r>
+              <w:t xml:space="preserve"> </w:t>
+            </w:r>
+            <w:r>
+              <w:t xml:space="preserve">“basket capacity”</w:t>
+            </w:r>
+            <w:r>
+              <w:t xml:space="preserve"> </w:t>
+            </w:r>
+            <w:r>
+              <w:t xml:space="preserve">by definition. Basket (Item-level capacity) is distinct from Container (</w:t>
             </w:r>
             <w:r>
               <w:rPr>
                 <w:rStyle w:val="VerbatimChar"/>
               </w:rPr>
-              <w:t xml:space="preserve">Parts.ItemTransform</w:t>
-            </w:r>
-            <w:r>
-              <w:t xml:space="preserve"> </w:t>
-            </w:r>
-            <w:r>
-              <w:t xml:space="preserve">table. On review it was redundant: every column duplicates</w:t>
-            </w:r>
-            <w:r>
-              <w:t xml:space="preserve"> </w:t>
-            </w:r>
-            <w:r>
-              <w:rPr>
-                <w:rStyle w:val="VerbatimChar"/>
-              </w:rPr>
-              <w:t xml:space="preserve">Workorder.ConsumptionEvent</w:t>
-            </w:r>
-            <w:r>
-              <w:t xml:space="preserve">. The Casting → Trim boundary is a</w:t>
-            </w:r>
-            <w:r>
-              <w:t xml:space="preserve"> </w:t>
+              <w:t xml:space="preserve">Parts.ContainerConfig</w:t>
+            </w:r>
+            <w:r>
+              <w:t xml:space="preserve"> </w:t>
+            </w:r>
+            <w:r>
+              <w:t xml:space="preserve">with tray math for shipping — unchanged). Formal column rename deferred to a later migration.</w:t>
             </w:r>
             <w:r>
               <w:rPr>
                 <w:b/>
                 <w:bCs/>
               </w:rPr>
-              <w:t xml:space="preserve">degenerate 1-line BOM consumption</w:t>
-            </w:r>
-            <w:r>
-              <w:t xml:space="preserve"> </w:t>
-            </w:r>
-            <w:r>
-              <w:t xml:space="preserve">— trim part has cast part as its sole component at QtyPer=1; the existing ConsumptionEvent + LotGenealogy flow captures the physical movement and backward trace; the operator prompt is BOM-driven (</w:t>
-            </w:r>
-            <w:r>
-              <w:t xml:space="preserve">“receive as trim part?”</w:t>
-            </w:r>
-            <w:r>
-              <w:t xml:space="preserve">). No</w:t>
+              <w:t xml:space="preserve">Other v1.9 notes:</w:t>
             </w:r>
             <w:r>
               <w:t xml:space="preserve"> </w:t>
@@ -4027,137 +4015,351 @@
               <w:rPr>
                 <w:rStyle w:val="VerbatimChar"/>
               </w:rPr>
-              <w:t xml:space="preserve">ItemTransform</w:t>
-            </w:r>
-            <w:r>
-              <w:t xml:space="preserve"> </w:t>
-            </w:r>
-            <w:r>
-              <w:t xml:space="preserve">table is created in Phase G or deferred to Arc 2. The Phase G migration’s</w:t>
-            </w:r>
-            <w:r>
-              <w:t xml:space="preserve"> </w:t>
-            </w:r>
-            <w:r>
-              <w:rPr>
-                <w:rStyle w:val="VerbatimChar"/>
-              </w:rPr>
-              <w:t xml:space="preserve">Audit.LogEntityType</w:t>
-            </w:r>
-            <w:r>
-              <w:t xml:space="preserve"> </w:t>
-            </w:r>
-            <w:r>
-              <w:t xml:space="preserve">seed shrinks from 10 rows to 9 (removed</w:t>
-            </w:r>
-            <w:r>
-              <w:t xml:space="preserve"> </w:t>
-            </w:r>
-            <w:r>
-              <w:rPr>
-                <w:rStyle w:val="VerbatimChar"/>
-              </w:rPr>
-              <w:t xml:space="preserve">ItemTransform</w:t>
-            </w:r>
-            <w:r>
-              <w:t xml:space="preserve">;</w:t>
-            </w:r>
-            <w:r>
-              <w:t xml:space="preserve"> </w:t>
-            </w:r>
-            <w:r>
-              <w:rPr>
-                <w:rStyle w:val="VerbatimChar"/>
-              </w:rPr>
-              <w:t xml:space="preserve">ScrapSource</w:t>
-            </w:r>
-            <w:r>
-              <w:t xml:space="preserve"> </w:t>
-            </w:r>
-            <w:r>
-              <w:t xml:space="preserve">shifted from Id=40 to Id=39). OI-11 moves from ⬜ Open to ✅ Resolved in the Open Issues Register (v2.6). This row is a correction to the v1.8 entry above — the table count</w:t>
-            </w:r>
-            <w:r>
-              <w:t xml:space="preserve"> </w:t>
-            </w:r>
-            <w:r>
-              <w:t xml:space="preserve">“~73”</w:t>
-            </w:r>
-            <w:r>
-              <w:t xml:space="preserve"> </w:t>
-            </w:r>
-            <w:r>
-              <w:t xml:space="preserve">also drops back to</w:t>
-            </w:r>
-            <w:r>
-              <w:t xml:space="preserve"> </w:t>
-            </w:r>
-            <w:r>
-              <w:t xml:space="preserve">“~72”</w:t>
-            </w:r>
-            <w:r>
-              <w:t xml:space="preserve">.</w:t>
-            </w:r>
-          </w:p>
-        </w:tc>
-      </w:tr>
-      <w:tr>
-        <w:tc>
-          <w:tcPr>
-            <w:shd w:val="clear" w:color="auto" w:fill="F2F2F2"/>
-          </w:tcPr>
-          <w:tcPr/>
-          <w:p>
-            <w:pPr>
-              <w:pStyle w:val="Compact"/>
-            </w:pPr>
-            <w:r>
-              <w:t xml:space="preserve">1.7</w:t>
-            </w:r>
-          </w:p>
-        </w:tc>
-        <w:tc>
-          <w:tcPr>
-            <w:shd w:val="clear" w:color="auto" w:fill="F2F2F2"/>
-          </w:tcPr>
-          <w:tcPr/>
-          <w:p>
-            <w:pPr>
-              <w:pStyle w:val="Compact"/>
-            </w:pPr>
-            <w:r>
-              <w:t xml:space="preserve">2026-04-21</w:t>
-            </w:r>
-          </w:p>
-        </w:tc>
-        <w:tc>
-          <w:tcPr>
-            <w:shd w:val="clear" w:color="auto" w:fill="F2F2F2"/>
-          </w:tcPr>
-          <w:tcPr/>
-          <w:p>
-            <w:pPr>
-              <w:pStyle w:val="Compact"/>
-            </w:pPr>
-            <w:r>
-              <w:t xml:space="preserve">Blue Ridge Automation</w:t>
-            </w:r>
-          </w:p>
-        </w:tc>
-        <w:tc>
-          <w:tcPr>
-            <w:shd w:val="clear" w:color="auto" w:fill="F2F2F2"/>
-          </w:tcPr>
-          <w:tcPr/>
-          <w:p>
-            <w:pPr>
-              <w:pStyle w:val="Compact"/>
-            </w:pPr>
+              <w:t xml:space="preserve">Tools.ToolAssignment</w:t>
+            </w:r>
+            <w:r>
+              <w:t xml:space="preserve"> </w:t>
+            </w:r>
+            <w:r>
+              <w:t xml:space="preserve">has</w:t>
+            </w:r>
+            <w:r>
+              <w:t xml:space="preserve"> </w:t>
+            </w:r>
             <w:r>
               <w:rPr>
                 <w:b/>
                 <w:bCs/>
               </w:rPr>
+              <w:t xml:space="preserve">two</w:t>
+            </w:r>
+            <w:r>
+              <w:t xml:space="preserve"> </w:t>
+            </w:r>
+            <w:r>
+              <w:t xml:space="preserve">filtered unique indexes today (</w:t>
+            </w:r>
+            <w:r>
+              <w:rPr>
+                <w:rStyle w:val="VerbatimChar"/>
+              </w:rPr>
+              <w:t xml:space="preserve">UQ_ToolAssignment_ActiveTool</w:t>
+            </w:r>
+            <w:r>
+              <w:t xml:space="preserve"> </w:t>
+            </w:r>
+            <w:r>
+              <w:t xml:space="preserve">on</w:t>
+            </w:r>
+            <w:r>
+              <w:t xml:space="preserve"> </w:t>
+            </w:r>
+            <w:r>
+              <w:rPr>
+                <w:rStyle w:val="VerbatimChar"/>
+              </w:rPr>
+              <w:t xml:space="preserve">ToolId</w:t>
+            </w:r>
+            <w:r>
+              <w:t xml:space="preserve">,</w:t>
+            </w:r>
+            <w:r>
+              <w:t xml:space="preserve"> </w:t>
+            </w:r>
+            <w:r>
+              <w:rPr>
+                <w:rStyle w:val="VerbatimChar"/>
+              </w:rPr>
+              <w:t xml:space="preserve">UQ_ToolAssignment_ActiveCell</w:t>
+            </w:r>
+            <w:r>
+              <w:t xml:space="preserve"> </w:t>
+            </w:r>
+            <w:r>
+              <w:t xml:space="preserve">on</w:t>
+            </w:r>
+            <w:r>
+              <w:t xml:space="preserve"> </w:t>
+            </w:r>
+            <w:r>
+              <w:rPr>
+                <w:rStyle w:val="VerbatimChar"/>
+              </w:rPr>
+              <w:t xml:space="preserve">CellLocationId</w:t>
+            </w:r>
+            <w:r>
+              <w:t xml:space="preserve">). The Cell UNIQUE is correct for Die Cast (one mounted die per cell) but wrong for Machining / Trim / Assembly where multiple Tools coexist on a cell. Documented as a known limitation to resolve when non-Die Tool types go live post-MVP (scope the UNIQUE to</w:t>
+            </w:r>
+            <w:r>
+              <w:t xml:space="preserve"> </w:t>
+            </w:r>
+            <w:r>
+              <w:rPr>
+                <w:rStyle w:val="VerbatimChar"/>
+              </w:rPr>
+              <w:t xml:space="preserve">ToolType=Die</w:t>
+            </w:r>
+            <w:r>
+              <w:t xml:space="preserve"> </w:t>
+            </w:r>
+            <w:r>
+              <w:t xml:space="preserve">or drop it). Source:</w:t>
+            </w:r>
+            <w:r>
+              <w:t xml:space="preserve"> </w:t>
+            </w:r>
+            <w:r>
+              <w:rPr>
+                <w:rStyle w:val="VerbatimChar"/>
+              </w:rPr>
+              <w:t xml:space="preserve">docs/superpowers/specs/2026-04-23-arc2-model-revisions.md</w:t>
+            </w:r>
+            <w:r>
+              <w:t xml:space="preserve">.</w:t>
+            </w:r>
+          </w:p>
+        </w:tc>
+      </w:tr>
+      <w:tr>
+        <w:tc>
+          <w:tcPr>
+            <w:shd w:val="clear" w:color="auto" w:fill="F2F2F2"/>
+          </w:tcPr>
+          <w:tcPr/>
+          <w:p>
+            <w:pPr>
+              <w:pStyle w:val="Compact"/>
+            </w:pPr>
+            <w:r>
+              <w:t xml:space="preserve">1.8-rev</w:t>
+            </w:r>
+          </w:p>
+        </w:tc>
+        <w:tc>
+          <w:tcPr>
+            <w:shd w:val="clear" w:color="auto" w:fill="F2F2F2"/>
+          </w:tcPr>
+          <w:tcPr/>
+          <w:p>
+            <w:pPr>
+              <w:pStyle w:val="Compact"/>
+            </w:pPr>
+            <w:r>
+              <w:t xml:space="preserve">2026-04-22</w:t>
+            </w:r>
+          </w:p>
+        </w:tc>
+        <w:tc>
+          <w:tcPr>
+            <w:shd w:val="clear" w:color="auto" w:fill="F2F2F2"/>
+          </w:tcPr>
+          <w:tcPr/>
+          <w:p>
+            <w:pPr>
+              <w:pStyle w:val="Compact"/>
+            </w:pPr>
+            <w:r>
+              <w:t xml:space="preserve">Blue Ridge Automation</w:t>
+            </w:r>
+          </w:p>
+        </w:tc>
+        <w:tc>
+          <w:tcPr>
+            <w:shd w:val="clear" w:color="auto" w:fill="F2F2F2"/>
+          </w:tcPr>
+          <w:tcPr/>
+          <w:p>
+            <w:pPr>
+              <w:pStyle w:val="Compact"/>
+            </w:pPr>
+            <w:r>
+              <w:rPr>
+                <w:b/>
+                <w:bCs/>
+              </w:rPr>
+              <w:t xml:space="preserve">OI-11 reverted — Casting → Trim part rename resolved via 1-line BOM (no new schema).</w:t>
+            </w:r>
+            <w:r>
+              <w:t xml:space="preserve"> </w:t>
+            </w:r>
+            <w:r>
+              <w:t xml:space="preserve">The v1.8 draft added a dedicated</w:t>
+            </w:r>
+            <w:r>
+              <w:t xml:space="preserve"> </w:t>
+            </w:r>
+            <w:r>
+              <w:rPr>
+                <w:rStyle w:val="VerbatimChar"/>
+              </w:rPr>
+              <w:t xml:space="preserve">Parts.ItemTransform</w:t>
+            </w:r>
+            <w:r>
+              <w:t xml:space="preserve"> </w:t>
+            </w:r>
+            <w:r>
+              <w:t xml:space="preserve">table. On review it was redundant: every column duplicates</w:t>
+            </w:r>
+            <w:r>
+              <w:t xml:space="preserve"> </w:t>
+            </w:r>
+            <w:r>
+              <w:rPr>
+                <w:rStyle w:val="VerbatimChar"/>
+              </w:rPr>
+              <w:t xml:space="preserve">Workorder.ConsumptionEvent</w:t>
+            </w:r>
+            <w:r>
+              <w:t xml:space="preserve">. The Casting → Trim boundary is a</w:t>
+            </w:r>
+            <w:r>
+              <w:t xml:space="preserve"> </w:t>
+            </w:r>
+            <w:r>
+              <w:rPr>
+                <w:b/>
+                <w:bCs/>
+              </w:rPr>
+              <w:t xml:space="preserve">degenerate 1-line BOM consumption</w:t>
+            </w:r>
+            <w:r>
+              <w:t xml:space="preserve"> </w:t>
+            </w:r>
+            <w:r>
+              <w:t xml:space="preserve">— trim part has cast part as its sole component at QtyPer=1; the existing ConsumptionEvent + LotGenealogy flow captures the physical movement and backward trace; the operator prompt is BOM-driven (</w:t>
+            </w:r>
+            <w:r>
+              <w:t xml:space="preserve">“receive as trim part?”</w:t>
+            </w:r>
+            <w:r>
+              <w:t xml:space="preserve">). No</w:t>
+            </w:r>
+            <w:r>
+              <w:t xml:space="preserve"> </w:t>
+            </w:r>
+            <w:r>
+              <w:rPr>
+                <w:rStyle w:val="VerbatimChar"/>
+              </w:rPr>
+              <w:t xml:space="preserve">ItemTransform</w:t>
+            </w:r>
+            <w:r>
+              <w:t xml:space="preserve"> </w:t>
+            </w:r>
+            <w:r>
+              <w:t xml:space="preserve">table is created in Phase G or deferred to Arc 2. The Phase G migration’s</w:t>
+            </w:r>
+            <w:r>
+              <w:t xml:space="preserve"> </w:t>
+            </w:r>
+            <w:r>
+              <w:rPr>
+                <w:rStyle w:val="VerbatimChar"/>
+              </w:rPr>
+              <w:t xml:space="preserve">Audit.LogEntityType</w:t>
+            </w:r>
+            <w:r>
+              <w:t xml:space="preserve"> </w:t>
+            </w:r>
+            <w:r>
+              <w:t xml:space="preserve">seed shrinks from 10 rows to 9 (removed</w:t>
+            </w:r>
+            <w:r>
+              <w:t xml:space="preserve"> </w:t>
+            </w:r>
+            <w:r>
+              <w:rPr>
+                <w:rStyle w:val="VerbatimChar"/>
+              </w:rPr>
+              <w:t xml:space="preserve">ItemTransform</w:t>
+            </w:r>
+            <w:r>
+              <w:t xml:space="preserve">;</w:t>
+            </w:r>
+            <w:r>
+              <w:t xml:space="preserve"> </w:t>
+            </w:r>
+            <w:r>
+              <w:rPr>
+                <w:rStyle w:val="VerbatimChar"/>
+              </w:rPr>
+              <w:t xml:space="preserve">ScrapSource</w:t>
+            </w:r>
+            <w:r>
+              <w:t xml:space="preserve"> </w:t>
+            </w:r>
+            <w:r>
+              <w:t xml:space="preserve">shifted from Id=40 to Id=39). OI-11 moves from ⬜ Open to ✅ Resolved in the Open Issues Register (v2.6). This row is a correction to the v1.8 entry above — the table count</w:t>
+            </w:r>
+            <w:r>
+              <w:t xml:space="preserve"> </w:t>
+            </w:r>
+            <w:r>
+              <w:t xml:space="preserve">“~73”</w:t>
+            </w:r>
+            <w:r>
+              <w:t xml:space="preserve"> </w:t>
+            </w:r>
+            <w:r>
+              <w:t xml:space="preserve">also drops back to</w:t>
+            </w:r>
+            <w:r>
+              <w:t xml:space="preserve"> </w:t>
+            </w:r>
+            <w:r>
+              <w:t xml:space="preserve">“~72”</w:t>
+            </w:r>
+            <w:r>
+              <w:t xml:space="preserve">.</w:t>
+            </w:r>
+          </w:p>
+        </w:tc>
+      </w:tr>
+      <w:tr>
+        <w:tc>
+          <w:tcPr/>
+          <w:p>
+            <w:pPr>
+              <w:pStyle w:val="Compact"/>
+            </w:pPr>
+            <w:r>
+              <w:t xml:space="preserve">1.7</w:t>
+            </w:r>
+          </w:p>
+        </w:tc>
+        <w:tc>
+          <w:tcPr/>
+          <w:p>
+            <w:pPr>
+              <w:pStyle w:val="Compact"/>
+            </w:pPr>
+            <w:r>
+              <w:t xml:space="preserve">2026-04-21</w:t>
+            </w:r>
+          </w:p>
+        </w:tc>
+        <w:tc>
+          <w:tcPr/>
+          <w:p>
+            <w:pPr>
+              <w:pStyle w:val="Compact"/>
+            </w:pPr>
+            <w:r>
+              <w:t xml:space="preserve">Blue Ridge Automation</w:t>
+            </w:r>
+          </w:p>
+        </w:tc>
+        <w:tc>
+          <w:tcPr/>
+          <w:p>
+            <w:pPr>
+              <w:pStyle w:val="Compact"/>
+            </w:pPr>
+            <w:r>
+              <w:rPr>
+                <w:b/>
+                <w:bCs/>
+              </w:rPr>
               <w:t xml:space="preserve">Phase B Tool Management schema — Tool promoted to a first-class polymorphic subsystem (OI-10 superseded).</w:t>
             </w:r>
             <w:r>
@@ -4568,6 +4770,9 @@
       </w:tr>
       <w:tr>
         <w:tc>
+          <w:tcPr>
+            <w:shd w:val="clear" w:color="auto" w:fill="F2F2F2"/>
+          </w:tcPr>
           <w:tcPr/>
           <w:p>
             <w:pPr>
@@ -4579,6 +4784,9 @@
           </w:p>
         </w:tc>
         <w:tc>
+          <w:tcPr>
+            <w:shd w:val="clear" w:color="auto" w:fill="F2F2F2"/>
+          </w:tcPr>
           <w:tcPr/>
           <w:p>
             <w:pPr>
@@ -4590,6 +4798,9 @@
           </w:p>
         </w:tc>
         <w:tc>
+          <w:tcPr>
+            <w:shd w:val="clear" w:color="auto" w:fill="F2F2F2"/>
+          </w:tcPr>
           <w:tcPr/>
           <w:p>
             <w:pPr>
@@ -4601,6 +4812,9 @@
           </w:p>
         </w:tc>
         <w:tc>
+          <w:tcPr>
+            <w:shd w:val="clear" w:color="auto" w:fill="F2F2F2"/>
+          </w:tcPr>
           <w:tcPr/>
           <w:p>
             <w:pPr>
@@ -4750,9 +4964,6 @@
       </w:tr>
       <w:tr>
         <w:tc>
-          <w:tcPr>
-            <w:shd w:val="clear" w:color="auto" w:fill="F2F2F2"/>
-          </w:tcPr>
           <w:tcPr/>
           <w:p>
             <w:pPr>
@@ -4764,9 +4975,6 @@
           </w:p>
         </w:tc>
         <w:tc>
-          <w:tcPr>
-            <w:shd w:val="clear" w:color="auto" w:fill="F2F2F2"/>
-          </w:tcPr>
           <w:tcPr/>
           <w:p>
             <w:pPr>
@@ -4778,9 +4986,6 @@
           </w:p>
         </w:tc>
         <w:tc>
-          <w:tcPr>
-            <w:shd w:val="clear" w:color="auto" w:fill="F2F2F2"/>
-          </w:tcPr>
           <w:tcPr/>
           <w:p>
             <w:pPr>
@@ -4792,9 +4997,6 @@
           </w:p>
         </w:tc>
         <w:tc>
-          <w:tcPr>
-            <w:shd w:val="clear" w:color="auto" w:fill="F2F2F2"/>
-          </w:tcPr>
           <w:tcPr/>
           <w:p>
             <w:pPr>
@@ -5010,6 +5212,9 @@
       </w:tr>
       <w:tr>
         <w:tc>
+          <w:tcPr>
+            <w:shd w:val="clear" w:color="auto" w:fill="F2F2F2"/>
+          </w:tcPr>
           <w:tcPr/>
           <w:p>
             <w:pPr>
@@ -5021,6 +5226,9 @@
           </w:p>
         </w:tc>
         <w:tc>
+          <w:tcPr>
+            <w:shd w:val="clear" w:color="auto" w:fill="F2F2F2"/>
+          </w:tcPr>
           <w:tcPr/>
           <w:p>
             <w:pPr>
@@ -5032,6 +5240,9 @@
           </w:p>
         </w:tc>
         <w:tc>
+          <w:tcPr>
+            <w:shd w:val="clear" w:color="auto" w:fill="F2F2F2"/>
+          </w:tcPr>
           <w:tcPr/>
           <w:p>
             <w:pPr>
@@ -5043,6 +5254,9 @@
           </w:p>
         </w:tc>
         <w:tc>
+          <w:tcPr>
+            <w:shd w:val="clear" w:color="auto" w:fill="F2F2F2"/>
+          </w:tcPr>
           <w:tcPr/>
           <w:p>
             <w:pPr>
@@ -5368,9 +5582,6 @@
       </w:tr>
       <w:tr>
         <w:tc>
-          <w:tcPr>
-            <w:shd w:val="clear" w:color="auto" w:fill="F2F2F2"/>
-          </w:tcPr>
           <w:tcPr/>
           <w:p>
             <w:pPr>
@@ -5382,9 +5593,6 @@
           </w:p>
         </w:tc>
         <w:tc>
-          <w:tcPr>
-            <w:shd w:val="clear" w:color="auto" w:fill="F2F2F2"/>
-          </w:tcPr>
           <w:tcPr/>
           <w:p>
             <w:pPr>
@@ -5396,9 +5604,6 @@
           </w:p>
         </w:tc>
         <w:tc>
-          <w:tcPr>
-            <w:shd w:val="clear" w:color="auto" w:fill="F2F2F2"/>
-          </w:tcPr>
           <w:tcPr/>
           <w:p>
             <w:pPr>
@@ -5410,9 +5615,6 @@
           </w:p>
         </w:tc>
         <w:tc>
-          <w:tcPr>
-            <w:shd w:val="clear" w:color="auto" w:fill="F2F2F2"/>
-          </w:tcPr>
           <w:tcPr/>
           <w:p>
             <w:pPr>
@@ -5640,6 +5842,9 @@
       </w:tr>
       <w:tr>
         <w:tc>
+          <w:tcPr>
+            <w:shd w:val="clear" w:color="auto" w:fill="F2F2F2"/>
+          </w:tcPr>
           <w:tcPr/>
           <w:p>
             <w:pPr>
@@ -5651,6 +5856,9 @@
           </w:p>
         </w:tc>
         <w:tc>
+          <w:tcPr>
+            <w:shd w:val="clear" w:color="auto" w:fill="F2F2F2"/>
+          </w:tcPr>
           <w:tcPr/>
           <w:p>
             <w:pPr>
@@ -5662,6 +5870,9 @@
           </w:p>
         </w:tc>
         <w:tc>
+          <w:tcPr>
+            <w:shd w:val="clear" w:color="auto" w:fill="F2F2F2"/>
+          </w:tcPr>
           <w:tcPr/>
           <w:p>
             <w:pPr>
@@ -5673,6 +5884,9 @@
           </w:p>
         </w:tc>
         <w:tc>
+          <w:tcPr>
+            <w:shd w:val="clear" w:color="auto" w:fill="F2F2F2"/>
+          </w:tcPr>
           <w:tcPr/>
           <w:p>
             <w:pPr>
@@ -5831,9 +6045,6 @@
       </w:tr>
       <w:tr>
         <w:tc>
-          <w:tcPr>
-            <w:shd w:val="clear" w:color="auto" w:fill="F2F2F2"/>
-          </w:tcPr>
           <w:tcPr/>
           <w:p>
             <w:pPr>
@@ -5845,9 +6056,6 @@
           </w:p>
         </w:tc>
         <w:tc>
-          <w:tcPr>
-            <w:shd w:val="clear" w:color="auto" w:fill="F2F2F2"/>
-          </w:tcPr>
           <w:tcPr/>
           <w:p>
             <w:pPr>
@@ -5859,9 +6067,6 @@
           </w:p>
         </w:tc>
         <w:tc>
-          <w:tcPr>
-            <w:shd w:val="clear" w:color="auto" w:fill="F2F2F2"/>
-          </w:tcPr>
           <w:tcPr/>
           <w:p>
             <w:pPr>
@@ -5873,9 +6078,6 @@
           </w:p>
         </w:tc>
         <w:tc>
-          <w:tcPr>
-            <w:shd w:val="clear" w:color="auto" w:fill="F2F2F2"/>
-          </w:tcPr>
           <w:tcPr/>
           <w:p>
             <w:pPr>
@@ -6073,6 +6275,9 @@
       </w:tr>
       <w:tr>
         <w:tc>
+          <w:tcPr>
+            <w:shd w:val="clear" w:color="auto" w:fill="F2F2F2"/>
+          </w:tcPr>
           <w:tcPr/>
           <w:p>
             <w:pPr>
@@ -6084,6 +6289,9 @@
           </w:p>
         </w:tc>
         <w:tc>
+          <w:tcPr>
+            <w:shd w:val="clear" w:color="auto" w:fill="F2F2F2"/>
+          </w:tcPr>
           <w:tcPr/>
           <w:p>
             <w:pPr>
@@ -6095,6 +6303,9 @@
           </w:p>
         </w:tc>
         <w:tc>
+          <w:tcPr>
+            <w:shd w:val="clear" w:color="auto" w:fill="F2F2F2"/>
+          </w:tcPr>
           <w:tcPr/>
           <w:p>
             <w:pPr>
@@ -6106,6 +6317,9 @@
           </w:p>
         </w:tc>
         <w:tc>
+          <w:tcPr>
+            <w:shd w:val="clear" w:color="auto" w:fill="F2F2F2"/>
+          </w:tcPr>
           <w:tcPr/>
           <w:p>
             <w:pPr>
@@ -6441,9 +6655,6 @@
       </w:tr>
       <w:tr>
         <w:tc>
-          <w:tcPr>
-            <w:shd w:val="clear" w:color="auto" w:fill="F2F2F2"/>
-          </w:tcPr>
           <w:tcPr/>
           <w:p>
             <w:pPr>
@@ -6455,9 +6666,6 @@
           </w:p>
         </w:tc>
         <w:tc>
-          <w:tcPr>
-            <w:shd w:val="clear" w:color="auto" w:fill="F2F2F2"/>
-          </w:tcPr>
           <w:tcPr/>
           <w:p>
             <w:pPr>
@@ -6469,9 +6677,6 @@
           </w:p>
         </w:tc>
         <w:tc>
-          <w:tcPr>
-            <w:shd w:val="clear" w:color="auto" w:fill="F2F2F2"/>
-          </w:tcPr>
           <w:tcPr/>
           <w:p>
             <w:pPr>
@@ -6483,9 +6688,6 @@
           </w:p>
         </w:tc>
         <w:tc>
-          <w:tcPr>
-            <w:shd w:val="clear" w:color="auto" w:fill="F2F2F2"/>
-          </w:tcPr>
           <w:tcPr/>
           <w:p>
             <w:pPr>
@@ -6553,6 +6755,9 @@
       </w:tr>
       <w:tr>
         <w:tc>
+          <w:tcPr>
+            <w:shd w:val="clear" w:color="auto" w:fill="F2F2F2"/>
+          </w:tcPr>
           <w:tcPr/>
           <w:p>
             <w:pPr>
@@ -6564,6 +6769,9 @@
           </w:p>
         </w:tc>
         <w:tc>
+          <w:tcPr>
+            <w:shd w:val="clear" w:color="auto" w:fill="F2F2F2"/>
+          </w:tcPr>
           <w:tcPr/>
           <w:p>
             <w:pPr>
@@ -6575,6 +6783,9 @@
           </w:p>
         </w:tc>
         <w:tc>
+          <w:tcPr>
+            <w:shd w:val="clear" w:color="auto" w:fill="F2F2F2"/>
+          </w:tcPr>
           <w:tcPr/>
           <w:p>
             <w:pPr>
@@ -6586,6 +6797,9 @@
           </w:p>
         </w:tc>
         <w:tc>
+          <w:tcPr>
+            <w:shd w:val="clear" w:color="auto" w:fill="F2F2F2"/>
+          </w:tcPr>
           <w:tcPr/>
           <w:p>
             <w:pPr>
@@ -21546,6 +21760,90 @@
       </w:pPr>
       <w:r>
         <w:t xml:space="preserve">LOT lifecycle, genealogy, containers, serialized parts, shipping.</w:t>
+      </w:r>
+    </w:p>
+    <w:p>
+      <w:pPr>
+        <w:pStyle w:val="BodyText"/>
+      </w:pPr>
+      <w:r>
+        <w:rPr>
+          <w:b/>
+          <w:bCs/>
+        </w:rPr>
+        <w:t xml:space="preserve">Views (v1.9e):</w:t>
+      </w:r>
+      <w:r>
+        <w:t xml:space="preserve"> </w:t>
+      </w:r>
+      <w:r>
+        <w:rPr>
+          <w:rStyle w:val="VerbatimChar"/>
+        </w:rPr>
+        <w:t xml:space="preserve">Lots.v_LotDerivedQuantities (LotId, TotalInProcess, InventoryAvailable)</w:t>
+      </w:r>
+      <w:r>
+        <w:t xml:space="preserve"> </w:t>
+      </w:r>
+      <w:r>
+        <w:t xml:space="preserve">— computes Lot Details header quantities at read time from</w:t>
+      </w:r>
+      <w:r>
+        <w:t xml:space="preserve"> </w:t>
+      </w:r>
+      <w:r>
+        <w:rPr>
+          <w:rStyle w:val="VerbatimChar"/>
+        </w:rPr>
+        <w:t xml:space="preserve">Lots.Lot.PieceCount</w:t>
+      </w:r>
+      <w:r>
+        <w:t xml:space="preserve"> </w:t>
+      </w:r>
+      <w:r>
+        <w:t xml:space="preserve">+</w:t>
+      </w:r>
+      <w:r>
+        <w:t xml:space="preserve"> </w:t>
+      </w:r>
+      <w:r>
+        <w:rPr>
+          <w:rStyle w:val="VerbatimChar"/>
+        </w:rPr>
+        <w:t xml:space="preserve">Workorder.ProductionEvent</w:t>
+      </w:r>
+      <w:r>
+        <w:t xml:space="preserve"> </w:t>
+      </w:r>
+      <w:r>
+        <w:t xml:space="preserve">aggregations +</w:t>
+      </w:r>
+      <w:r>
+        <w:t xml:space="preserve"> </w:t>
+      </w:r>
+      <w:r>
+        <w:rPr>
+          <w:rStyle w:val="VerbatimChar"/>
+        </w:rPr>
+        <w:t xml:space="preserve">Workorder.ConsumptionEvent</w:t>
+      </w:r>
+      <w:r>
+        <w:t xml:space="preserve"> </w:t>
+      </w:r>
+      <w:r>
+        <w:t xml:space="preserve">aggregations. No materialized columns on</w:t>
+      </w:r>
+      <w:r>
+        <w:t xml:space="preserve"> </w:t>
+      </w:r>
+      <w:r>
+        <w:rPr>
+          <w:rStyle w:val="VerbatimChar"/>
+        </w:rPr>
+        <w:t xml:space="preserve">Lots.Lot</w:t>
+      </w:r>
+      <w:r>
+        <w:t xml:space="preserve">. Created in the Arc 2 Phase 2 migration. See FDS-05-031 for derivation formulas and rationale.</w:t>
       </w:r>
     </w:p>
     <w:bookmarkStart w:id="35" w:name="lotorigintype"/>

--- a/MPP_MES_DATA_MODEL.docx
+++ b/MPP_MES_DATA_MODEL.docx
@@ -26,7 +26,22 @@
         <w:t xml:space="preserve"> </w:t>
       </w:r>
       <w:r>
-        <w:t xml:space="preserve">v1.9 working draft (rev 2026-04-24e — OI-23 LOT derived quantities as a view; see revision history)</w:t>
+        <w:t xml:space="preserve">v1.9 working draft (rev 2026-04-24f — OI-16</w:t>
+      </w:r>
+      <w:r>
+        <w:t xml:space="preserve"> </w:t>
+      </w:r>
+      <w:r>
+        <w:rPr>
+          <w:rStyle w:val="VerbatimChar"/>
+        </w:rPr>
+        <w:t xml:space="preserve">RequiresCompletionConfirm</w:t>
+      </w:r>
+      <w:r>
+        <w:t xml:space="preserve"> </w:t>
+      </w:r>
+      <w:r>
+        <w:t xml:space="preserve">LocationAttribute; see revision history)</w:t>
       </w:r>
       <w:r>
         <w:t xml:space="preserve"> </w:t>
@@ -1857,7 +1872,7 @@
               <w:pStyle w:val="Compact"/>
             </w:pPr>
             <w:r>
-              <w:t xml:space="preserve">1.9e</w:t>
+              <w:t xml:space="preserve">1.9f</w:t>
             </w:r>
           </w:p>
         </w:tc>
@@ -1894,7 +1909,7 @@
                 <w:b/>
                 <w:bCs/>
               </w:rPr>
-              <w:t xml:space="preserve">OI-23 —</w:t>
+              <w:t xml:space="preserve">OI-16 additions —</w:t>
             </w:r>
             <w:r>
               <w:rPr>
@@ -1909,7 +1924,7 @@
                 <w:b/>
                 <w:bCs/>
               </w:rPr>
-              <w:t xml:space="preserve">Lots.v_LotDerivedQuantities</w:t>
+              <w:t xml:space="preserve">RequiresCompletionConfirm</w:t>
             </w:r>
             <w:r>
               <w:rPr>
@@ -1923,192 +1938,7 @@
                 <w:b/>
                 <w:bCs/>
               </w:rPr>
-              <w:t xml:space="preserve">view for TotalInProcess / InventoryAvailable.</w:t>
-            </w:r>
-            <w:r>
-              <w:t xml:space="preserve"> </w:t>
-            </w:r>
-            <w:r>
-              <w:t xml:space="preserve">Per Jacques’s 2026-04-24 OIR review: LOT derived quantities are computed via a SQL view, not materialized on the</w:t>
-            </w:r>
-            <w:r>
-              <w:t xml:space="preserve"> </w:t>
-            </w:r>
-            <w:r>
-              <w:rPr>
-                <w:rStyle w:val="VerbatimChar"/>
-              </w:rPr>
-              <w:t xml:space="preserve">Lots.Lot</w:t>
-            </w:r>
-            <w:r>
-              <w:t xml:space="preserve"> </w:t>
-            </w:r>
-            <w:r>
-              <w:t xml:space="preserve">row. No columns added to</w:t>
-            </w:r>
-            <w:r>
-              <w:t xml:space="preserve"> </w:t>
-            </w:r>
-            <w:r>
-              <w:rPr>
-                <w:rStyle w:val="VerbatimChar"/>
-              </w:rPr>
-              <w:t xml:space="preserve">Lots.Lot</w:t>
-            </w:r>
-            <w:r>
-              <w:t xml:space="preserve">. New view</w:t>
-            </w:r>
-            <w:r>
-              <w:t xml:space="preserve"> </w:t>
-            </w:r>
-            <w:r>
-              <w:rPr>
-                <w:rStyle w:val="VerbatimChar"/>
-              </w:rPr>
-              <w:t xml:space="preserve">Lots.v_LotDerivedQuantities (LotId, TotalInProcess, InventoryAvailable)</w:t>
-            </w:r>
-            <w:r>
-              <w:t xml:space="preserve"> </w:t>
-            </w:r>
-            <w:r>
-              <w:t xml:space="preserve">joins</w:t>
-            </w:r>
-            <w:r>
-              <w:t xml:space="preserve"> </w:t>
-            </w:r>
-            <w:r>
-              <w:rPr>
-                <w:rStyle w:val="VerbatimChar"/>
-              </w:rPr>
-              <w:t xml:space="preserve">Lots.Lot</w:t>
-            </w:r>
-            <w:r>
-              <w:t xml:space="preserve"> </w:t>
-            </w:r>
-            <w:r>
-              <w:t xml:space="preserve">with aggregations over</w:t>
-            </w:r>
-            <w:r>
-              <w:t xml:space="preserve"> </w:t>
-            </w:r>
-            <w:r>
-              <w:rPr>
-                <w:rStyle w:val="VerbatimChar"/>
-              </w:rPr>
-              <w:t xml:space="preserve">Workorder.ProductionEvent</w:t>
-            </w:r>
-            <w:r>
-              <w:t xml:space="preserve"> </w:t>
-            </w:r>
-            <w:r>
-              <w:t xml:space="preserve">(checkpoint counters:</w:t>
-            </w:r>
-            <w:r>
-              <w:t xml:space="preserve"> </w:t>
-            </w:r>
-            <w:r>
-              <w:rPr>
-                <w:rStyle w:val="VerbatimChar"/>
-              </w:rPr>
-              <w:t xml:space="preserve">Σ StartedCount − Σ CompletedCount − Σ ScrappedCount</w:t>
-            </w:r>
-            <w:r>
-              <w:t xml:space="preserve"> </w:t>
-            </w:r>
-            <w:r>
-              <w:t xml:space="preserve">grouped by LocationId) and</w:t>
-            </w:r>
-            <w:r>
-              <w:t xml:space="preserve"> </w:t>
-            </w:r>
-            <w:r>
-              <w:rPr>
-                <w:rStyle w:val="VerbatimChar"/>
-              </w:rPr>
-              <w:t xml:space="preserve">Workorder.ConsumptionEvent</w:t>
-            </w:r>
-            <w:r>
-              <w:t xml:space="preserve"> </w:t>
-            </w:r>
-            <w:r>
-              <w:t xml:space="preserve">(consumed quantities). Arc 2 Phase 2 migration creates the view. Read procs join it to base</w:t>
-            </w:r>
-            <w:r>
-              <w:t xml:space="preserve"> </w:t>
-            </w:r>
-            <w:r>
-              <w:rPr>
-                <w:rStyle w:val="VerbatimChar"/>
-              </w:rPr>
-              <w:t xml:space="preserve">Lots.Lot</w:t>
-            </w:r>
-            <w:r>
-              <w:t xml:space="preserve"> </w:t>
-            </w:r>
-            <w:r>
-              <w:t xml:space="preserve">at read time; no on-write maintenance. If performance becomes an issue post-MVP, the view MAY be replaced by an indexed view or materialized table without changing caller contracts. FDS-05-031 revised accordingly.</w:t>
-            </w:r>
-          </w:p>
-        </w:tc>
-      </w:tr>
-      <w:tr>
-        <w:tc>
-          <w:tcPr>
-            <w:shd w:val="clear" w:color="auto" w:fill="F2F2F2"/>
-          </w:tcPr>
-          <w:tcPr/>
-          <w:p>
-            <w:pPr>
-              <w:pStyle w:val="Compact"/>
-            </w:pPr>
-            <w:r>
-              <w:t xml:space="preserve">1.9d</w:t>
-            </w:r>
-          </w:p>
-        </w:tc>
-        <w:tc>
-          <w:tcPr>
-            <w:shd w:val="clear" w:color="auto" w:fill="F2F2F2"/>
-          </w:tcPr>
-          <w:tcPr/>
-          <w:p>
-            <w:pPr>
-              <w:pStyle w:val="Compact"/>
-            </w:pPr>
-            <w:r>
-              <w:t xml:space="preserve">2026-04-24</w:t>
-            </w:r>
-          </w:p>
-        </w:tc>
-        <w:tc>
-          <w:tcPr>
-            <w:shd w:val="clear" w:color="auto" w:fill="F2F2F2"/>
-          </w:tcPr>
-          <w:tcPr/>
-          <w:p>
-            <w:pPr>
-              <w:pStyle w:val="Compact"/>
-            </w:pPr>
-            <w:r>
-              <w:t xml:space="preserve">Blue Ridge Automation</w:t>
-            </w:r>
-          </w:p>
-        </w:tc>
-        <w:tc>
-          <w:tcPr>
-            <w:shd w:val="clear" w:color="auto" w:fill="F2F2F2"/>
-          </w:tcPr>
-          <w:tcPr/>
-          <w:p>
-            <w:pPr>
-              <w:pStyle w:val="Compact"/>
-            </w:pPr>
-            <w:r>
-              <w:rPr>
-                <w:b/>
-                <w:bCs/>
-              </w:rPr>
-              <w:t xml:space="preserve">OI-18 extension —</w:t>
+              <w:t xml:space="preserve">LocationAttribute on</w:t>
             </w:r>
             <w:r>
               <w:rPr>
@@ -2123,191 +1953,199 @@
                 <w:b/>
                 <w:bCs/>
               </w:rPr>
-              <w:t xml:space="preserve">Parts.ItemLocation.LocationId</w:t>
+              <w:t xml:space="preserve">Terminal</w:t>
             </w:r>
             <w:r>
               <w:rPr>
                 <w:b/>
                 <w:bCs/>
               </w:rPr>
-              <w:t xml:space="preserve"> </w:t>
-            </w:r>
+              <w:t xml:space="preserve">.</w:t>
+            </w:r>
+            <w:r>
+              <w:t xml:space="preserve"> </w:t>
+            </w:r>
+            <w:r>
+              <w:t xml:space="preserve">Per Jacques’s 2026-04-24 OIR review: new</w:t>
+            </w:r>
+            <w:r>
+              <w:t xml:space="preserve"> </w:t>
+            </w:r>
+            <w:r>
+              <w:rPr>
+                <w:rStyle w:val="VerbatimChar"/>
+              </w:rPr>
+              <w:t xml:space="preserve">LocationAttributeDefinition</w:t>
+            </w:r>
+            <w:r>
+              <w:t xml:space="preserve"> </w:t>
+            </w:r>
+            <w:r>
+              <w:t xml:space="preserve">seed row on the</w:t>
+            </w:r>
+            <w:r>
+              <w:t xml:space="preserve"> </w:t>
+            </w:r>
+            <w:r>
+              <w:rPr>
+                <w:rStyle w:val="VerbatimChar"/>
+              </w:rPr>
+              <w:t xml:space="preserve">Terminal</w:t>
+            </w:r>
+            <w:r>
+              <w:t xml:space="preserve"> </w:t>
+            </w:r>
+            <w:r>
+              <w:rPr>
+                <w:rStyle w:val="VerbatimChar"/>
+              </w:rPr>
+              <w:t xml:space="preserve">LocationTypeDefinition</w:t>
+            </w:r>
+            <w:r>
+              <w:t xml:space="preserve"> </w:t>
+            </w:r>
+            <w:r>
+              <w:t xml:space="preserve">with</w:t>
+            </w:r>
+            <w:r>
+              <w:t xml:space="preserve"> </w:t>
+            </w:r>
+            <w:r>
+              <w:rPr>
+                <w:rStyle w:val="VerbatimChar"/>
+              </w:rPr>
+              <w:t xml:space="preserve">Code='RequiresCompletionConfirm'</w:t>
+            </w:r>
+            <w:r>
+              <w:t xml:space="preserve">,</w:t>
+            </w:r>
+            <w:r>
+              <w:t xml:space="preserve"> </w:t>
+            </w:r>
+            <w:r>
+              <w:rPr>
+                <w:rStyle w:val="VerbatimChar"/>
+              </w:rPr>
+              <w:t xml:space="preserve">DataType='Boolean'</w:t>
+            </w:r>
+            <w:r>
+              <w:t xml:space="preserve">,</w:t>
+            </w:r>
+            <w:r>
+              <w:t xml:space="preserve"> </w:t>
+            </w:r>
+            <w:r>
+              <w:rPr>
+                <w:rStyle w:val="VerbatimChar"/>
+              </w:rPr>
+              <w:t xml:space="preserve">IsRequired=0</w:t>
+            </w:r>
+            <w:r>
+              <w:t xml:space="preserve"> </w:t>
+            </w:r>
+            <w:r>
+              <w:t xml:space="preserve">(NULL = no confirm button, treated as 0). Meaningful only on Dedicated Terminals (FDS-02-010). Toggles between</w:t>
+            </w:r>
+            <w:r>
+              <w:t xml:space="preserve"> </w:t>
+            </w:r>
+            <w:r>
+              <w:t xml:space="preserve">“large Confirm Completion button”</w:t>
+            </w:r>
+            <w:r>
+              <w:t xml:space="preserve"> </w:t>
+            </w:r>
+            <w:r>
+              <w:t xml:space="preserve">UX and passive popup UX on the Perspective Assembly view at WO/Tray/Container close. PLC confirmation BIT (expected tag name</w:t>
+            </w:r>
+            <w:r>
+              <w:t xml:space="preserve"> </w:t>
+            </w:r>
+            <w:r>
+              <w:rPr>
+                <w:rStyle w:val="VerbatimChar"/>
+              </w:rPr>
+              <w:t xml:space="preserve">CompletionConfirmed</w:t>
+            </w:r>
+            <w:r>
+              <w:t xml:space="preserve"> </w:t>
+            </w:r>
+            <w:r>
+              <w:t xml:space="preserve">on the MIP) is a Gateway-script concern — no schema column; observed via OPC tag reads and participates in the FDS-06-028 auto-close gate. Phase G LocationAttributeDefinition seed delta: +1 row for</w:t>
+            </w:r>
+            <w:r>
+              <w:t xml:space="preserve"> </w:t>
+            </w:r>
+            <w:r>
+              <w:rPr>
+                <w:rStyle w:val="VerbatimChar"/>
+              </w:rPr>
+              <w:t xml:space="preserve">RequiresCompletionConfirm</w:t>
+            </w:r>
+            <w:r>
+              <w:t xml:space="preserve">. No other schema changes.</w:t>
+            </w:r>
+          </w:p>
+        </w:tc>
+      </w:tr>
+      <w:tr>
+        <w:tc>
+          <w:tcPr>
+            <w:shd w:val="clear" w:color="auto" w:fill="F2F2F2"/>
+          </w:tcPr>
+          <w:tcPr/>
+          <w:p>
+            <w:pPr>
+              <w:pStyle w:val="Compact"/>
+            </w:pPr>
+            <w:r>
+              <w:t xml:space="preserve">1.9e</w:t>
+            </w:r>
+          </w:p>
+        </w:tc>
+        <w:tc>
+          <w:tcPr>
+            <w:shd w:val="clear" w:color="auto" w:fill="F2F2F2"/>
+          </w:tcPr>
+          <w:tcPr/>
+          <w:p>
+            <w:pPr>
+              <w:pStyle w:val="Compact"/>
+            </w:pPr>
+            <w:r>
+              <w:t xml:space="preserve">2026-04-24</w:t>
+            </w:r>
+          </w:p>
+        </w:tc>
+        <w:tc>
+          <w:tcPr>
+            <w:shd w:val="clear" w:color="auto" w:fill="F2F2F2"/>
+          </w:tcPr>
+          <w:tcPr/>
+          <w:p>
+            <w:pPr>
+              <w:pStyle w:val="Compact"/>
+            </w:pPr>
+            <w:r>
+              <w:t xml:space="preserve">Blue Ridge Automation</w:t>
+            </w:r>
+          </w:p>
+        </w:tc>
+        <w:tc>
+          <w:tcPr>
+            <w:shd w:val="clear" w:color="auto" w:fill="F2F2F2"/>
+          </w:tcPr>
+          <w:tcPr/>
+          <w:p>
+            <w:pPr>
+              <w:pStyle w:val="Compact"/>
+            </w:pPr>
             <w:r>
               <w:rPr>
                 <w:b/>
                 <w:bCs/>
               </w:rPr>
-              <w:t xml:space="preserve">supports Area / WorkCenter / Cell granularity (hierarchy cascade).</w:t>
-            </w:r>
-            <w:r>
-              <w:t xml:space="preserve"> </w:t>
-            </w:r>
-            <w:r>
-              <w:t xml:space="preserve">Per Jacques’s 2026-04-24 OIR review:</w:t>
-            </w:r>
-            <w:r>
-              <w:t xml:space="preserve"> </w:t>
-            </w:r>
-            <w:r>
-              <w:rPr>
-                <w:rStyle w:val="VerbatimChar"/>
-              </w:rPr>
-              <w:t xml:space="preserve">ItemLocation.LocationId</w:t>
-            </w:r>
-            <w:r>
-              <w:t xml:space="preserve"> </w:t>
-            </w:r>
-            <w:r>
-              <w:t xml:space="preserve">already FKs generically to</w:t>
-            </w:r>
-            <w:r>
-              <w:t xml:space="preserve"> </w:t>
-            </w:r>
-            <w:r>
-              <w:rPr>
-                <w:rStyle w:val="VerbatimChar"/>
-              </w:rPr>
-              <w:t xml:space="preserve">Location.Id</w:t>
-            </w:r>
-            <w:r>
-              <w:t xml:space="preserve"> </w:t>
-            </w:r>
-            <w:r>
-              <w:t xml:space="preserve">— no schema change needed. The semantics broaden: an</w:t>
-            </w:r>
-            <w:r>
-              <w:t xml:space="preserve"> </w:t>
-            </w:r>
-            <w:r>
-              <w:rPr>
-                <w:rStyle w:val="VerbatimChar"/>
-              </w:rPr>
-              <w:t xml:space="preserve">ItemLocation</w:t>
-            </w:r>
-            <w:r>
-              <w:t xml:space="preserve"> </w:t>
-            </w:r>
-            <w:r>
-              <w:t xml:space="preserve">row can designate eligibility at any tier (Area, WorkCenter, Cell). When a Part is checked into a specific Cell, compatibility checks cascade UP the Location hierarchy from the scanned Cell: if an</w:t>
-            </w:r>
-            <w:r>
-              <w:t xml:space="preserve"> </w:t>
-            </w:r>
-            <w:r>
-              <w:rPr>
-                <w:rStyle w:val="VerbatimChar"/>
-              </w:rPr>
-              <w:t xml:space="preserve">ItemLocation</w:t>
-            </w:r>
-            <w:r>
-              <w:t xml:space="preserve"> </w:t>
-            </w:r>
-            <w:r>
-              <w:t xml:space="preserve">row exists for the Cell, its ancestor WorkCenter, or its ancestor Area, the Part is eligible there. This enables rules like</w:t>
-            </w:r>
-            <w:r>
-              <w:t xml:space="preserve"> </w:t>
-            </w:r>
-            <w:r>
-              <w:t xml:space="preserve">“Part 5G0 eligible across all of Die Cast Area”</w:t>
-            </w:r>
-            <w:r>
-              <w:t xml:space="preserve"> </w:t>
-            </w:r>
-            <w:r>
-              <w:t xml:space="preserve">with one row, without enumerating every Cell. Consumption metadata (Min/Max/Default/IsConsumptionPoint) retained — orthogonal to the hierarchy extension, orthogonal to OI-12’s</w:t>
-            </w:r>
-            <w:r>
-              <w:t xml:space="preserve"> </w:t>
-            </w:r>
-            <w:r>
-              <w:rPr>
-                <w:rStyle w:val="VerbatimChar"/>
-              </w:rPr>
-              <w:t xml:space="preserve">Item.MaxParts</w:t>
-            </w:r>
-            <w:r>
-              <w:t xml:space="preserve">. New helper proc spec:</w:t>
-            </w:r>
-            <w:r>
-              <w:t xml:space="preserve"> </w:t>
-            </w:r>
-            <w:r>
-              <w:rPr>
-                <w:rStyle w:val="VerbatimChar"/>
-              </w:rPr>
-              <w:t xml:space="preserve">Parts.ItemLocation_IsEligible(@ItemId, @CellLocationId)</w:t>
-            </w:r>
-            <w:r>
-              <w:t xml:space="preserve"> </w:t>
-            </w:r>
-            <w:r>
-              <w:t xml:space="preserve">walks the Location parentage up to Site looking for a matching</w:t>
-            </w:r>
-            <w:r>
-              <w:t xml:space="preserve"> </w:t>
-            </w:r>
-            <w:r>
-              <w:rPr>
-                <w:rStyle w:val="VerbatimChar"/>
-              </w:rPr>
-              <w:t xml:space="preserve">ItemLocation</w:t>
-            </w:r>
-            <w:r>
-              <w:t xml:space="preserve"> </w:t>
-            </w:r>
-            <w:r>
-              <w:t xml:space="preserve">row (walk stops at first match). No column changes; spec doc only this revision.</w:t>
-            </w:r>
-          </w:p>
-        </w:tc>
-      </w:tr>
-      <w:tr>
-        <w:tc>
-          <w:tcPr/>
-          <w:p>
-            <w:pPr>
-              <w:pStyle w:val="Compact"/>
-            </w:pPr>
-            <w:r>
-              <w:t xml:space="preserve">1.9c</w:t>
-            </w:r>
-          </w:p>
-        </w:tc>
-        <w:tc>
-          <w:tcPr/>
-          <w:p>
-            <w:pPr>
-              <w:pStyle w:val="Compact"/>
-            </w:pPr>
-            <w:r>
-              <w:t xml:space="preserve">2026-04-24</w:t>
-            </w:r>
-          </w:p>
-        </w:tc>
-        <w:tc>
-          <w:tcPr/>
-          <w:p>
-            <w:pPr>
-              <w:pStyle w:val="Compact"/>
-            </w:pPr>
-            <w:r>
-              <w:t xml:space="preserve">Blue Ridge Automation</w:t>
-            </w:r>
-          </w:p>
-        </w:tc>
-        <w:tc>
-          <w:tcPr/>
-          <w:p>
-            <w:pPr>
-              <w:pStyle w:val="Compact"/>
-            </w:pPr>
-            <w:r>
-              <w:rPr>
-                <w:b/>
-                <w:bCs/>
-              </w:rPr>
-              <w:t xml:space="preserve">OI-12</w:t>
+              <w:t xml:space="preserve">OI-23 —</w:t>
             </w:r>
             <w:r>
               <w:rPr>
@@ -2322,7 +2160,7 @@
                 <w:b/>
                 <w:bCs/>
               </w:rPr>
-              <w:t xml:space="preserve">MaxParts</w:t>
+              <w:t xml:space="preserve">Lots.v_LotDerivedQuantities</w:t>
             </w:r>
             <w:r>
               <w:rPr>
@@ -2336,7 +2174,180 @@
                 <w:b/>
                 <w:bCs/>
               </w:rPr>
-              <w:t xml:space="preserve">moved from</w:t>
+              <w:t xml:space="preserve">view for TotalInProcess / InventoryAvailable.</w:t>
+            </w:r>
+            <w:r>
+              <w:t xml:space="preserve"> </w:t>
+            </w:r>
+            <w:r>
+              <w:t xml:space="preserve">Per Jacques’s 2026-04-24 OIR review: LOT derived quantities are computed via a SQL view, not materialized on the</w:t>
+            </w:r>
+            <w:r>
+              <w:t xml:space="preserve"> </w:t>
+            </w:r>
+            <w:r>
+              <w:rPr>
+                <w:rStyle w:val="VerbatimChar"/>
+              </w:rPr>
+              <w:t xml:space="preserve">Lots.Lot</w:t>
+            </w:r>
+            <w:r>
+              <w:t xml:space="preserve"> </w:t>
+            </w:r>
+            <w:r>
+              <w:t xml:space="preserve">row. No columns added to</w:t>
+            </w:r>
+            <w:r>
+              <w:t xml:space="preserve"> </w:t>
+            </w:r>
+            <w:r>
+              <w:rPr>
+                <w:rStyle w:val="VerbatimChar"/>
+              </w:rPr>
+              <w:t xml:space="preserve">Lots.Lot</w:t>
+            </w:r>
+            <w:r>
+              <w:t xml:space="preserve">. New view</w:t>
+            </w:r>
+            <w:r>
+              <w:t xml:space="preserve"> </w:t>
+            </w:r>
+            <w:r>
+              <w:rPr>
+                <w:rStyle w:val="VerbatimChar"/>
+              </w:rPr>
+              <w:t xml:space="preserve">Lots.v_LotDerivedQuantities (LotId, TotalInProcess, InventoryAvailable)</w:t>
+            </w:r>
+            <w:r>
+              <w:t xml:space="preserve"> </w:t>
+            </w:r>
+            <w:r>
+              <w:t xml:space="preserve">joins</w:t>
+            </w:r>
+            <w:r>
+              <w:t xml:space="preserve"> </w:t>
+            </w:r>
+            <w:r>
+              <w:rPr>
+                <w:rStyle w:val="VerbatimChar"/>
+              </w:rPr>
+              <w:t xml:space="preserve">Lots.Lot</w:t>
+            </w:r>
+            <w:r>
+              <w:t xml:space="preserve"> </w:t>
+            </w:r>
+            <w:r>
+              <w:t xml:space="preserve">with aggregations over</w:t>
+            </w:r>
+            <w:r>
+              <w:t xml:space="preserve"> </w:t>
+            </w:r>
+            <w:r>
+              <w:rPr>
+                <w:rStyle w:val="VerbatimChar"/>
+              </w:rPr>
+              <w:t xml:space="preserve">Workorder.ProductionEvent</w:t>
+            </w:r>
+            <w:r>
+              <w:t xml:space="preserve"> </w:t>
+            </w:r>
+            <w:r>
+              <w:t xml:space="preserve">(checkpoint counters:</w:t>
+            </w:r>
+            <w:r>
+              <w:t xml:space="preserve"> </w:t>
+            </w:r>
+            <w:r>
+              <w:rPr>
+                <w:rStyle w:val="VerbatimChar"/>
+              </w:rPr>
+              <w:t xml:space="preserve">Σ StartedCount − Σ CompletedCount − Σ ScrappedCount</w:t>
+            </w:r>
+            <w:r>
+              <w:t xml:space="preserve"> </w:t>
+            </w:r>
+            <w:r>
+              <w:t xml:space="preserve">grouped by LocationId) and</w:t>
+            </w:r>
+            <w:r>
+              <w:t xml:space="preserve"> </w:t>
+            </w:r>
+            <w:r>
+              <w:rPr>
+                <w:rStyle w:val="VerbatimChar"/>
+              </w:rPr>
+              <w:t xml:space="preserve">Workorder.ConsumptionEvent</w:t>
+            </w:r>
+            <w:r>
+              <w:t xml:space="preserve"> </w:t>
+            </w:r>
+            <w:r>
+              <w:t xml:space="preserve">(consumed quantities). Arc 2 Phase 2 migration creates the view. Read procs join it to base</w:t>
+            </w:r>
+            <w:r>
+              <w:t xml:space="preserve"> </w:t>
+            </w:r>
+            <w:r>
+              <w:rPr>
+                <w:rStyle w:val="VerbatimChar"/>
+              </w:rPr>
+              <w:t xml:space="preserve">Lots.Lot</w:t>
+            </w:r>
+            <w:r>
+              <w:t xml:space="preserve"> </w:t>
+            </w:r>
+            <w:r>
+              <w:t xml:space="preserve">at read time; no on-write maintenance. If performance becomes an issue post-MVP, the view MAY be replaced by an indexed view or materialized table without changing caller contracts. FDS-05-031 revised accordingly.</w:t>
+            </w:r>
+          </w:p>
+        </w:tc>
+      </w:tr>
+      <w:tr>
+        <w:tc>
+          <w:tcPr/>
+          <w:p>
+            <w:pPr>
+              <w:pStyle w:val="Compact"/>
+            </w:pPr>
+            <w:r>
+              <w:t xml:space="preserve">1.9d</w:t>
+            </w:r>
+          </w:p>
+        </w:tc>
+        <w:tc>
+          <w:tcPr/>
+          <w:p>
+            <w:pPr>
+              <w:pStyle w:val="Compact"/>
+            </w:pPr>
+            <w:r>
+              <w:t xml:space="preserve">2026-04-24</w:t>
+            </w:r>
+          </w:p>
+        </w:tc>
+        <w:tc>
+          <w:tcPr/>
+          <w:p>
+            <w:pPr>
+              <w:pStyle w:val="Compact"/>
+            </w:pPr>
+            <w:r>
+              <w:t xml:space="preserve">Blue Ridge Automation</w:t>
+            </w:r>
+          </w:p>
+        </w:tc>
+        <w:tc>
+          <w:tcPr/>
+          <w:p>
+            <w:pPr>
+              <w:pStyle w:val="Compact"/>
+            </w:pPr>
+            <w:r>
+              <w:rPr>
+                <w:b/>
+                <w:bCs/>
+              </w:rPr>
+              <w:t xml:space="preserve">OI-18 extension —</w:t>
             </w:r>
             <w:r>
               <w:rPr>
@@ -2351,7 +2362,7 @@
                 <w:b/>
                 <w:bCs/>
               </w:rPr>
-              <w:t xml:space="preserve">Parts.ContainerConfig</w:t>
+              <w:t xml:space="preserve">Parts.ItemLocation.LocationId</w:t>
             </w:r>
             <w:r>
               <w:rPr>
@@ -2365,7 +2376,189 @@
                 <w:b/>
                 <w:bCs/>
               </w:rPr>
-              <w:t xml:space="preserve">to</w:t>
+              <w:t xml:space="preserve">supports Area / WorkCenter / Cell granularity (hierarchy cascade).</w:t>
+            </w:r>
+            <w:r>
+              <w:t xml:space="preserve"> </w:t>
+            </w:r>
+            <w:r>
+              <w:t xml:space="preserve">Per Jacques’s 2026-04-24 OIR review:</w:t>
+            </w:r>
+            <w:r>
+              <w:t xml:space="preserve"> </w:t>
+            </w:r>
+            <w:r>
+              <w:rPr>
+                <w:rStyle w:val="VerbatimChar"/>
+              </w:rPr>
+              <w:t xml:space="preserve">ItemLocation.LocationId</w:t>
+            </w:r>
+            <w:r>
+              <w:t xml:space="preserve"> </w:t>
+            </w:r>
+            <w:r>
+              <w:t xml:space="preserve">already FKs generically to</w:t>
+            </w:r>
+            <w:r>
+              <w:t xml:space="preserve"> </w:t>
+            </w:r>
+            <w:r>
+              <w:rPr>
+                <w:rStyle w:val="VerbatimChar"/>
+              </w:rPr>
+              <w:t xml:space="preserve">Location.Id</w:t>
+            </w:r>
+            <w:r>
+              <w:t xml:space="preserve"> </w:t>
+            </w:r>
+            <w:r>
+              <w:t xml:space="preserve">— no schema change needed. The semantics broaden: an</w:t>
+            </w:r>
+            <w:r>
+              <w:t xml:space="preserve"> </w:t>
+            </w:r>
+            <w:r>
+              <w:rPr>
+                <w:rStyle w:val="VerbatimChar"/>
+              </w:rPr>
+              <w:t xml:space="preserve">ItemLocation</w:t>
+            </w:r>
+            <w:r>
+              <w:t xml:space="preserve"> </w:t>
+            </w:r>
+            <w:r>
+              <w:t xml:space="preserve">row can designate eligibility at any tier (Area, WorkCenter, Cell). When a Part is checked into a specific Cell, compatibility checks cascade UP the Location hierarchy from the scanned Cell: if an</w:t>
+            </w:r>
+            <w:r>
+              <w:t xml:space="preserve"> </w:t>
+            </w:r>
+            <w:r>
+              <w:rPr>
+                <w:rStyle w:val="VerbatimChar"/>
+              </w:rPr>
+              <w:t xml:space="preserve">ItemLocation</w:t>
+            </w:r>
+            <w:r>
+              <w:t xml:space="preserve"> </w:t>
+            </w:r>
+            <w:r>
+              <w:t xml:space="preserve">row exists for the Cell, its ancestor WorkCenter, or its ancestor Area, the Part is eligible there. This enables rules like</w:t>
+            </w:r>
+            <w:r>
+              <w:t xml:space="preserve"> </w:t>
+            </w:r>
+            <w:r>
+              <w:t xml:space="preserve">“Part 5G0 eligible across all of Die Cast Area”</w:t>
+            </w:r>
+            <w:r>
+              <w:t xml:space="preserve"> </w:t>
+            </w:r>
+            <w:r>
+              <w:t xml:space="preserve">with one row, without enumerating every Cell. Consumption metadata (Min/Max/Default/IsConsumptionPoint) retained — orthogonal to the hierarchy extension, orthogonal to OI-12’s</w:t>
+            </w:r>
+            <w:r>
+              <w:t xml:space="preserve"> </w:t>
+            </w:r>
+            <w:r>
+              <w:rPr>
+                <w:rStyle w:val="VerbatimChar"/>
+              </w:rPr>
+              <w:t xml:space="preserve">Item.MaxParts</w:t>
+            </w:r>
+            <w:r>
+              <w:t xml:space="preserve">. New helper proc spec:</w:t>
+            </w:r>
+            <w:r>
+              <w:t xml:space="preserve"> </w:t>
+            </w:r>
+            <w:r>
+              <w:rPr>
+                <w:rStyle w:val="VerbatimChar"/>
+              </w:rPr>
+              <w:t xml:space="preserve">Parts.ItemLocation_IsEligible(@ItemId, @CellLocationId)</w:t>
+            </w:r>
+            <w:r>
+              <w:t xml:space="preserve"> </w:t>
+            </w:r>
+            <w:r>
+              <w:t xml:space="preserve">walks the Location parentage up to Site looking for a matching</w:t>
+            </w:r>
+            <w:r>
+              <w:t xml:space="preserve"> </w:t>
+            </w:r>
+            <w:r>
+              <w:rPr>
+                <w:rStyle w:val="VerbatimChar"/>
+              </w:rPr>
+              <w:t xml:space="preserve">ItemLocation</w:t>
+            </w:r>
+            <w:r>
+              <w:t xml:space="preserve"> </w:t>
+            </w:r>
+            <w:r>
+              <w:t xml:space="preserve">row (walk stops at first match). No column changes; spec doc only this revision.</w:t>
+            </w:r>
+          </w:p>
+        </w:tc>
+      </w:tr>
+      <w:tr>
+        <w:tc>
+          <w:tcPr>
+            <w:shd w:val="clear" w:color="auto" w:fill="F2F2F2"/>
+          </w:tcPr>
+          <w:tcPr/>
+          <w:p>
+            <w:pPr>
+              <w:pStyle w:val="Compact"/>
+            </w:pPr>
+            <w:r>
+              <w:t xml:space="preserve">1.9c</w:t>
+            </w:r>
+          </w:p>
+        </w:tc>
+        <w:tc>
+          <w:tcPr>
+            <w:shd w:val="clear" w:color="auto" w:fill="F2F2F2"/>
+          </w:tcPr>
+          <w:tcPr/>
+          <w:p>
+            <w:pPr>
+              <w:pStyle w:val="Compact"/>
+            </w:pPr>
+            <w:r>
+              <w:t xml:space="preserve">2026-04-24</w:t>
+            </w:r>
+          </w:p>
+        </w:tc>
+        <w:tc>
+          <w:tcPr>
+            <w:shd w:val="clear" w:color="auto" w:fill="F2F2F2"/>
+          </w:tcPr>
+          <w:tcPr/>
+          <w:p>
+            <w:pPr>
+              <w:pStyle w:val="Compact"/>
+            </w:pPr>
+            <w:r>
+              <w:t xml:space="preserve">Blue Ridge Automation</w:t>
+            </w:r>
+          </w:p>
+        </w:tc>
+        <w:tc>
+          <w:tcPr>
+            <w:shd w:val="clear" w:color="auto" w:fill="F2F2F2"/>
+          </w:tcPr>
+          <w:tcPr/>
+          <w:p>
+            <w:pPr>
+              <w:pStyle w:val="Compact"/>
+            </w:pPr>
+            <w:r>
+              <w:rPr>
+                <w:b/>
+                <w:bCs/>
+              </w:rPr>
+              <w:t xml:space="preserve">OI-12</w:t>
             </w:r>
             <w:r>
               <w:rPr>
@@ -2380,37 +2573,13 @@
                 <w:b/>
                 <w:bCs/>
               </w:rPr>
-              <w:t xml:space="preserve">Parts.Item</w:t>
+              <w:t xml:space="preserve">MaxParts</w:t>
             </w:r>
             <w:r>
               <w:rPr>
                 <w:b/>
                 <w:bCs/>
               </w:rPr>
-              <w:t xml:space="preserve">.</w:t>
-            </w:r>
-            <w:r>
-              <w:t xml:space="preserve"> </w:t>
-            </w:r>
-            <w:r>
-              <w:t xml:space="preserve">Jacques’s 2026-04-24 OIR review flagged the original placement as fundamentally inaccurate —</w:t>
-            </w:r>
-            <w:r>
-              <w:t xml:space="preserve"> </w:t>
-            </w:r>
-            <w:r>
-              <w:rPr>
-                <w:rStyle w:val="VerbatimChar"/>
-              </w:rPr>
-              <w:t xml:space="preserve">MaxParts</w:t>
-            </w:r>
-            <w:r>
-              <w:t xml:space="preserve"> </w:t>
-            </w:r>
-            <w:r>
-              <w:t xml:space="preserve">is a</w:t>
-            </w:r>
-            <w:r>
               <w:t xml:space="preserve"> </w:t>
             </w:r>
             <w:r>
@@ -2418,192 +2587,7 @@
                 <w:b/>
                 <w:bCs/>
               </w:rPr>
-              <w:t xml:space="preserve">Part attribute</w:t>
-            </w:r>
-            <w:r>
-              <w:t xml:space="preserve"> </w:t>
-            </w:r>
-            <w:r>
-              <w:t xml:space="preserve">evaluated when inventory is checked into a Location, not a container-packing attribute. The column was originally added to</w:t>
-            </w:r>
-            <w:r>
-              <w:t xml:space="preserve"> </w:t>
-            </w:r>
-            <w:r>
-              <w:rPr>
-                <w:rStyle w:val="VerbatimChar"/>
-              </w:rPr>
-              <w:t xml:space="preserve">Parts.ContainerConfig</w:t>
-            </w:r>
-            <w:r>
-              <w:t xml:space="preserve"> </w:t>
-            </w:r>
-            <w:r>
-              <w:t xml:space="preserve">in v1.8 (landed Phase G migration</w:t>
-            </w:r>
-            <w:r>
-              <w:t xml:space="preserve"> </w:t>
-            </w:r>
-            <w:r>
-              <w:rPr>
-                <w:rStyle w:val="VerbatimChar"/>
-              </w:rPr>
-              <w:t xml:space="preserve">0010</w:t>
-            </w:r>
-            <w:r>
-              <w:t xml:space="preserve">); this revision relocates it. New column:</w:t>
-            </w:r>
-            <w:r>
-              <w:t xml:space="preserve"> </w:t>
-            </w:r>
-            <w:r>
-              <w:rPr>
-                <w:rStyle w:val="VerbatimChar"/>
-              </w:rPr>
-              <w:t xml:space="preserve">Parts.Item.MaxParts INT NULL</w:t>
-            </w:r>
-            <w:r>
-              <w:t xml:space="preserve"> </w:t>
-            </w:r>
-            <w:r>
-              <w:t xml:space="preserve">— hard cap on pieces of this Item allowed at any single Location. Scan-in mutation sums existing pieces of this Item at the destination Location + incoming quantity and rejects if the result would exceed</w:t>
-            </w:r>
-            <w:r>
-              <w:t xml:space="preserve"> </w:t>
-            </w:r>
-            <w:r>
-              <w:rPr>
-                <w:rStyle w:val="VerbatimChar"/>
-              </w:rPr>
-              <w:t xml:space="preserve">MaxParts</w:t>
-            </w:r>
-            <w:r>
-              <w:t xml:space="preserve">. Complements</w:t>
-            </w:r>
-            <w:r>
-              <w:t xml:space="preserve"> </w:t>
-            </w:r>
-            <w:r>
-              <w:rPr>
-                <w:rStyle w:val="VerbatimChar"/>
-              </w:rPr>
-              <w:t xml:space="preserve">LinesideLimit</w:t>
-            </w:r>
-            <w:r>
-              <w:t xml:space="preserve"> </w:t>
-            </w:r>
-            <w:r>
-              <w:t xml:space="preserve">(</w:t>
-            </w:r>
-            <w:r>
-              <w:rPr>
-                <w:rStyle w:val="VerbatimChar"/>
-              </w:rPr>
-              <w:t xml:space="preserve">LocationAttribute</w:t>
-            </w:r>
-            <w:r>
-              <w:t xml:space="preserve"> </w:t>
-            </w:r>
-            <w:r>
-              <w:t xml:space="preserve">on Cell, per-Location aggregate cap across all Items) — the two are orthogonal per Jacques’s confirmation. SQL correction migration queued: DROP</w:t>
-            </w:r>
-            <w:r>
-              <w:t xml:space="preserve"> </w:t>
-            </w:r>
-            <w:r>
-              <w:rPr>
-                <w:rStyle w:val="VerbatimChar"/>
-              </w:rPr>
-              <w:t xml:space="preserve">Parts.ContainerConfig.MaxParts</w:t>
-            </w:r>
-            <w:r>
-              <w:t xml:space="preserve">, ADD</w:t>
-            </w:r>
-            <w:r>
-              <w:t xml:space="preserve"> </w:t>
-            </w:r>
-            <w:r>
-              <w:rPr>
-                <w:rStyle w:val="VerbatimChar"/>
-              </w:rPr>
-              <w:t xml:space="preserve">Parts.Item.MaxParts</w:t>
-            </w:r>
-            <w:r>
-              <w:t xml:space="preserve">, update FDS-03-019 + ERD + test suite</w:t>
-            </w:r>
-            <w:r>
-              <w:t xml:space="preserve"> </w:t>
-            </w:r>
-            <w:r>
-              <w:rPr>
-                <w:rStyle w:val="VerbatimChar"/>
-              </w:rPr>
-              <w:t xml:space="preserve">0019</w:t>
-            </w:r>
-            <w:r>
-              <w:t xml:space="preserve">.</w:t>
-            </w:r>
-          </w:p>
-        </w:tc>
-      </w:tr>
-      <w:tr>
-        <w:tc>
-          <w:tcPr>
-            <w:shd w:val="clear" w:color="auto" w:fill="F2F2F2"/>
-          </w:tcPr>
-          <w:tcPr/>
-          <w:p>
-            <w:pPr>
-              <w:pStyle w:val="Compact"/>
-            </w:pPr>
-            <w:r>
-              <w:t xml:space="preserve">1.9b</w:t>
-            </w:r>
-          </w:p>
-        </w:tc>
-        <w:tc>
-          <w:tcPr>
-            <w:shd w:val="clear" w:color="auto" w:fill="F2F2F2"/>
-          </w:tcPr>
-          <w:tcPr/>
-          <w:p>
-            <w:pPr>
-              <w:pStyle w:val="Compact"/>
-            </w:pPr>
-            <w:r>
-              <w:t xml:space="preserve">2026-04-24</w:t>
-            </w:r>
-          </w:p>
-        </w:tc>
-        <w:tc>
-          <w:tcPr>
-            <w:shd w:val="clear" w:color="auto" w:fill="F2F2F2"/>
-          </w:tcPr>
-          <w:tcPr/>
-          <w:p>
-            <w:pPr>
-              <w:pStyle w:val="Compact"/>
-            </w:pPr>
-            <w:r>
-              <w:t xml:space="preserve">Blue Ridge Automation</w:t>
-            </w:r>
-          </w:p>
-        </w:tc>
-        <w:tc>
-          <w:tcPr>
-            <w:shd w:val="clear" w:color="auto" w:fill="F2F2F2"/>
-          </w:tcPr>
-          <w:tcPr/>
-          <w:p>
-            <w:pPr>
-              <w:pStyle w:val="Compact"/>
-            </w:pPr>
-            <w:r>
-              <w:rPr>
-                <w:b/>
-                <w:bCs/>
-              </w:rPr>
-              <w:t xml:space="preserve">OI-07 correction —</w:t>
+              <w:t xml:space="preserve">moved from</w:t>
             </w:r>
             <w:r>
               <w:rPr>
@@ -2618,7 +2602,7 @@
                 <w:b/>
                 <w:bCs/>
               </w:rPr>
-              <w:t xml:space="preserve">Workorder.WorkOrderType</w:t>
+              <w:t xml:space="preserve">Parts.ContainerConfig</w:t>
             </w:r>
             <w:r>
               <w:rPr>
@@ -2632,7 +2616,7 @@
                 <w:b/>
                 <w:bCs/>
               </w:rPr>
-              <w:t xml:space="preserve">seed corrected to</w:t>
+              <w:t xml:space="preserve">to</w:t>
             </w:r>
             <w:r>
               <w:rPr>
@@ -2647,13 +2631,37 @@
                 <w:b/>
                 <w:bCs/>
               </w:rPr>
-              <w:t xml:space="preserve">Production</w:t>
+              <w:t xml:space="preserve">Parts.Item</w:t>
             </w:r>
             <w:r>
               <w:rPr>
                 <w:b/>
                 <w:bCs/>
               </w:rPr>
+              <w:t xml:space="preserve">.</w:t>
+            </w:r>
+            <w:r>
+              <w:t xml:space="preserve"> </w:t>
+            </w:r>
+            <w:r>
+              <w:t xml:space="preserve">Jacques’s 2026-04-24 OIR review flagged the original placement as fundamentally inaccurate —</w:t>
+            </w:r>
+            <w:r>
+              <w:t xml:space="preserve"> </w:t>
+            </w:r>
+            <w:r>
+              <w:rPr>
+                <w:rStyle w:val="VerbatimChar"/>
+              </w:rPr>
+              <w:t xml:space="preserve">MaxParts</w:t>
+            </w:r>
+            <w:r>
+              <w:t xml:space="preserve"> </w:t>
+            </w:r>
+            <w:r>
+              <w:t xml:space="preserve">is a</w:t>
+            </w:r>
+            <w:r>
               <w:t xml:space="preserve"> </w:t>
             </w:r>
             <w:r>
@@ -2661,251 +2669,180 @@
                 <w:b/>
                 <w:bCs/>
               </w:rPr>
-              <w:t xml:space="preserve">only.</w:t>
-            </w:r>
-            <w:r>
-              <w:t xml:space="preserve"> </w:t>
-            </w:r>
-            <w:r>
-              <w:t xml:space="preserve">Jacques clarified the 2026-04-20 meeting note was mis-recorded: the</w:t>
-            </w:r>
-            <w:r>
-              <w:t xml:space="preserve"> </w:t>
-            </w:r>
-            <w:r>
-              <w:t xml:space="preserve">“Recipe”</w:t>
-            </w:r>
-            <w:r>
-              <w:t xml:space="preserve"> </w:t>
-            </w:r>
-            <w:r>
-              <w:t xml:space="preserve">line was actually describing the</w:t>
-            </w:r>
-            <w:r>
-              <w:t xml:space="preserve"> </w:t>
-            </w:r>
+              <w:t xml:space="preserve">Part attribute</w:t>
+            </w:r>
+            <w:r>
+              <w:t xml:space="preserve"> </w:t>
+            </w:r>
+            <w:r>
+              <w:t xml:space="preserve">evaluated when inventory is checked into a Location, not a container-packing attribute. The column was originally added to</w:t>
+            </w:r>
+            <w:r>
+              <w:t xml:space="preserve"> </w:t>
+            </w:r>
+            <w:r>
+              <w:rPr>
+                <w:rStyle w:val="VerbatimChar"/>
+              </w:rPr>
+              <w:t xml:space="preserve">Parts.ContainerConfig</w:t>
+            </w:r>
+            <w:r>
+              <w:t xml:space="preserve"> </w:t>
+            </w:r>
+            <w:r>
+              <w:t xml:space="preserve">in v1.8 (landed Phase G migration</w:t>
+            </w:r>
+            <w:r>
+              <w:t xml:space="preserve"> </w:t>
+            </w:r>
+            <w:r>
+              <w:rPr>
+                <w:rStyle w:val="VerbatimChar"/>
+              </w:rPr>
+              <w:t xml:space="preserve">0010</w:t>
+            </w:r>
+            <w:r>
+              <w:t xml:space="preserve">); this revision relocates it. New column:</w:t>
+            </w:r>
+            <w:r>
+              <w:t xml:space="preserve"> </w:t>
+            </w:r>
+            <w:r>
+              <w:rPr>
+                <w:rStyle w:val="VerbatimChar"/>
+              </w:rPr>
+              <w:t xml:space="preserve">Parts.Item.MaxParts INT NULL</w:t>
+            </w:r>
+            <w:r>
+              <w:t xml:space="preserve"> </w:t>
+            </w:r>
+            <w:r>
+              <w:t xml:space="preserve">— hard cap on pieces of this Item allowed at any single Location. Scan-in mutation sums existing pieces of this Item at the destination Location + incoming quantity and rejects if the result would exceed</w:t>
+            </w:r>
+            <w:r>
+              <w:t xml:space="preserve"> </w:t>
+            </w:r>
+            <w:r>
+              <w:rPr>
+                <w:rStyle w:val="VerbatimChar"/>
+              </w:rPr>
+              <w:t xml:space="preserve">MaxParts</w:t>
+            </w:r>
+            <w:r>
+              <w:t xml:space="preserve">. Complements</w:t>
+            </w:r>
+            <w:r>
+              <w:t xml:space="preserve"> </w:t>
+            </w:r>
+            <w:r>
+              <w:rPr>
+                <w:rStyle w:val="VerbatimChar"/>
+              </w:rPr>
+              <w:t xml:space="preserve">LinesideLimit</w:t>
+            </w:r>
+            <w:r>
+              <w:t xml:space="preserve"> </w:t>
+            </w:r>
+            <w:r>
+              <w:t xml:space="preserve">(</w:t>
+            </w:r>
+            <w:r>
+              <w:rPr>
+                <w:rStyle w:val="VerbatimChar"/>
+              </w:rPr>
+              <w:t xml:space="preserve">LocationAttribute</w:t>
+            </w:r>
+            <w:r>
+              <w:t xml:space="preserve"> </w:t>
+            </w:r>
+            <w:r>
+              <w:t xml:space="preserve">on Cell, per-Location aggregate cap across all Items) — the two are orthogonal per Jacques’s confirmation. SQL correction migration queued: DROP</w:t>
+            </w:r>
+            <w:r>
+              <w:t xml:space="preserve"> </w:t>
+            </w:r>
+            <w:r>
+              <w:rPr>
+                <w:rStyle w:val="VerbatimChar"/>
+              </w:rPr>
+              <w:t xml:space="preserve">Parts.ContainerConfig.MaxParts</w:t>
+            </w:r>
+            <w:r>
+              <w:t xml:space="preserve">, ADD</w:t>
+            </w:r>
+            <w:r>
+              <w:t xml:space="preserve"> </w:t>
+            </w:r>
+            <w:r>
+              <w:rPr>
+                <w:rStyle w:val="VerbatimChar"/>
+              </w:rPr>
+              <w:t xml:space="preserve">Parts.Item.MaxParts</w:t>
+            </w:r>
+            <w:r>
+              <w:t xml:space="preserve">, update FDS-03-019 + ERD + test suite</w:t>
+            </w:r>
+            <w:r>
+              <w:t xml:space="preserve"> </w:t>
+            </w:r>
+            <w:r>
+              <w:rPr>
+                <w:rStyle w:val="VerbatimChar"/>
+              </w:rPr>
+              <w:t xml:space="preserve">0019</w:t>
+            </w:r>
+            <w:r>
+              <w:t xml:space="preserve">.</w:t>
+            </w:r>
+          </w:p>
+        </w:tc>
+      </w:tr>
+      <w:tr>
+        <w:tc>
+          <w:tcPr/>
+          <w:p>
+            <w:pPr>
+              <w:pStyle w:val="Compact"/>
+            </w:pPr>
+            <w:r>
+              <w:t xml:space="preserve">1.9b</w:t>
+            </w:r>
+          </w:p>
+        </w:tc>
+        <w:tc>
+          <w:tcPr/>
+          <w:p>
+            <w:pPr>
+              <w:pStyle w:val="Compact"/>
+            </w:pPr>
+            <w:r>
+              <w:t xml:space="preserve">2026-04-24</w:t>
+            </w:r>
+          </w:p>
+        </w:tc>
+        <w:tc>
+          <w:tcPr/>
+          <w:p>
+            <w:pPr>
+              <w:pStyle w:val="Compact"/>
+            </w:pPr>
+            <w:r>
+              <w:t xml:space="preserve">Blue Ridge Automation</w:t>
+            </w:r>
+          </w:p>
+        </w:tc>
+        <w:tc>
+          <w:tcPr/>
+          <w:p>
+            <w:pPr>
+              <w:pStyle w:val="Compact"/>
+            </w:pPr>
             <w:r>
               <w:rPr>
                 <w:b/>
                 <w:bCs/>
               </w:rPr>
-              <w:t xml:space="preserve">Production</w:t>
-            </w:r>
-            <w:r>
-              <w:t xml:space="preserve"> </w:t>
-            </w:r>
-            <w:r>
-              <w:t xml:space="preserve">work orders already modelled (MVP-LITE, auto-generated, invisible to operators), not a separate Recipe type. Under MPP’s actual taxonomy,</w:t>
-            </w:r>
-            <w:r>
-              <w:t xml:space="preserve"> </w:t>
-            </w:r>
-            <w:r>
-              <w:rPr>
-                <w:rStyle w:val="VerbatimChar"/>
-              </w:rPr>
-              <w:t xml:space="preserve">Demand</w:t>
-            </w:r>
-            <w:r>
-              <w:t xml:space="preserve"> </w:t>
-            </w:r>
-            <w:r>
-              <w:t xml:space="preserve">= planned preventative maintenance (FUTURE) and</w:t>
-            </w:r>
-            <w:r>
-              <w:t xml:space="preserve"> </w:t>
-            </w:r>
-            <w:r>
-              <w:rPr>
-                <w:rStyle w:val="VerbatimChar"/>
-              </w:rPr>
-              <w:t xml:space="preserve">Maintenance</w:t>
-            </w:r>
-            <w:r>
-              <w:t xml:space="preserve"> </w:t>
-            </w:r>
-            <w:r>
-              <w:t xml:space="preserve">= emergency maintenance (FUTURE); neither is being built in this project. Seed changes (documented here; SQL correction migration queued — shipped Phase G migration</w:t>
-            </w:r>
-            <w:r>
-              <w:t xml:space="preserve"> </w:t>
-            </w:r>
-            <w:r>
-              <w:rPr>
-                <w:rStyle w:val="VerbatimChar"/>
-              </w:rPr>
-              <w:t xml:space="preserve">0010</w:t>
-            </w:r>
-            <w:r>
-              <w:t xml:space="preserve"> </w:t>
-            </w:r>
-            <w:r>
-              <w:t xml:space="preserve">has 3 rows at Ids 1/2/3 that need correcting via a follow-up migration): rename Id=1</w:t>
-            </w:r>
-            <w:r>
-              <w:t xml:space="preserve"> </w:t>
-            </w:r>
-            <w:r>
-              <w:rPr>
-                <w:rStyle w:val="VerbatimChar"/>
-              </w:rPr>
-              <w:t xml:space="preserve">Demand</w:t>
-            </w:r>
-            <w:r>
-              <w:t xml:space="preserve">→</w:t>
-            </w:r>
-            <w:r>
-              <w:rPr>
-                <w:rStyle w:val="VerbatimChar"/>
-              </w:rPr>
-              <w:t xml:space="preserve">Production</w:t>
-            </w:r>
-            <w:r>
-              <w:t xml:space="preserve">, DELETE Ids 2 (</w:t>
-            </w:r>
-            <w:r>
-              <w:rPr>
-                <w:rStyle w:val="VerbatimChar"/>
-              </w:rPr>
-              <w:t xml:space="preserve">Maintenance</w:t>
-            </w:r>
-            <w:r>
-              <w:t xml:space="preserve">) and 3 (</w:t>
-            </w:r>
-            <w:r>
-              <w:rPr>
-                <w:rStyle w:val="VerbatimChar"/>
-              </w:rPr>
-              <w:t xml:space="preserve">Recipe</w:t>
-            </w:r>
-            <w:r>
-              <w:t xml:space="preserve">). Code table</w:t>
-            </w:r>
-            <w:r>
-              <w:t xml:space="preserve"> </w:t>
-            </w:r>
-            <w:r>
-              <w:rPr>
-                <w:b/>
-                <w:bCs/>
-              </w:rPr>
-              <w:t xml:space="preserve">mechanism</w:t>
-            </w:r>
-            <w:r>
-              <w:t xml:space="preserve"> </w:t>
-            </w:r>
-            <w:r>
-              <w:t xml:space="preserve">stays as a future hook — future maintenance-engine project INSERTs</w:t>
-            </w:r>
-            <w:r>
-              <w:t xml:space="preserve"> </w:t>
-            </w:r>
-            <w:r>
-              <w:rPr>
-                <w:rStyle w:val="VerbatimChar"/>
-              </w:rPr>
-              <w:t xml:space="preserve">Demand</w:t>
-            </w:r>
-            <w:r>
-              <w:t xml:space="preserve"> </w:t>
-            </w:r>
-            <w:r>
-              <w:t xml:space="preserve">and</w:t>
-            </w:r>
-            <w:r>
-              <w:t xml:space="preserve"> </w:t>
-            </w:r>
-            <w:r>
-              <w:rPr>
-                <w:rStyle w:val="VerbatimChar"/>
-              </w:rPr>
-              <w:t xml:space="preserve">Maintenance</w:t>
-            </w:r>
-            <w:r>
-              <w:t xml:space="preserve"> </w:t>
-            </w:r>
-            <w:r>
-              <w:t xml:space="preserve">rows without schema change.</w:t>
-            </w:r>
-            <w:r>
-              <w:t xml:space="preserve"> </w:t>
-            </w:r>
-            <w:r>
-              <w:rPr>
-                <w:rStyle w:val="VerbatimChar"/>
-              </w:rPr>
-              <w:t xml:space="preserve">Workorder.WorkOrder.ToolId</w:t>
-            </w:r>
-            <w:r>
-              <w:t xml:space="preserve"> </w:t>
-            </w:r>
-            <w:r>
-              <w:t xml:space="preserve">FK to</w:t>
-            </w:r>
-            <w:r>
-              <w:t xml:space="preserve"> </w:t>
-            </w:r>
-            <w:r>
-              <w:rPr>
-                <w:rStyle w:val="VerbatimChar"/>
-              </w:rPr>
-              <w:t xml:space="preserve">Tools.Tool</w:t>
-            </w:r>
-            <w:r>
-              <w:t xml:space="preserve"> </w:t>
-            </w:r>
-            <w:r>
-              <w:t xml:space="preserve">stays as a hook for future Maintenance WOs targeting a Tool. No changes to the code table schema itself. Downstream docs updated: OIR v2.9 OI-07 rewrite, FDS v0.11 §6.10 rename + FDS-06-027 deletion, Arc 2 Plan v0.2 overlay, ERD Workorder + Master tabs.</w:t>
-            </w:r>
-          </w:p>
-        </w:tc>
-      </w:tr>
-      <w:tr>
-        <w:tc>
-          <w:tcPr/>
-          <w:p>
-            <w:pPr>
-              <w:pStyle w:val="Compact"/>
-            </w:pPr>
-            <w:r>
-              <w:t xml:space="preserve">1.9</w:t>
-            </w:r>
-          </w:p>
-        </w:tc>
-        <w:tc>
-          <w:tcPr/>
-          <w:p>
-            <w:pPr>
-              <w:pStyle w:val="Compact"/>
-            </w:pPr>
-            <w:r>
-              <w:t xml:space="preserve">2026-04-24</w:t>
-            </w:r>
-          </w:p>
-        </w:tc>
-        <w:tc>
-          <w:tcPr/>
-          <w:p>
-            <w:pPr>
-              <w:pStyle w:val="Compact"/>
-            </w:pPr>
-            <w:r>
-              <w:t xml:space="preserve">Blue Ridge Automation</w:t>
-            </w:r>
-          </w:p>
-        </w:tc>
-        <w:tc>
-          <w:tcPr/>
-          <w:p>
-            <w:pPr>
-              <w:pStyle w:val="Compact"/>
-            </w:pPr>
-            <w:r>
-              <w:rPr>
-                <w:b/>
-                <w:bCs/>
-              </w:rPr>
-              <w:t xml:space="preserve">Arc 2 model revisions (2026-04-23 session) — Tool/Cavity promoted to</w:t>
+              <w:t xml:space="preserve">OI-07 correction —</w:t>
             </w:r>
             <w:r>
               <w:rPr>
@@ -2920,14 +2857,21 @@
                 <w:b/>
                 <w:bCs/>
               </w:rPr>
-              <w:t xml:space="preserve">Lots.Lot</w:t>
+              <w:t xml:space="preserve">Workorder.WorkOrderType</w:t>
             </w:r>
             <w:r>
               <w:rPr>
                 <w:b/>
                 <w:bCs/>
               </w:rPr>
-              <w:t xml:space="preserve">,</w:t>
+              <w:t xml:space="preserve"> </w:t>
+            </w:r>
+            <w:r>
+              <w:rPr>
+                <w:b/>
+                <w:bCs/>
+              </w:rPr>
+              <w:t xml:space="preserve">seed corrected to</w:t>
             </w:r>
             <w:r>
               <w:rPr>
@@ -2942,7 +2886,7 @@
                 <w:b/>
                 <w:bCs/>
               </w:rPr>
-              <w:t xml:space="preserve">Workorder.ProductionEvent</w:t>
+              <w:t xml:space="preserve">Production</w:t>
             </w:r>
             <w:r>
               <w:rPr>
@@ -2956,7 +2900,263 @@
                 <w:b/>
                 <w:bCs/>
               </w:rPr>
-              <w:t xml:space="preserve">reshaped as checkpoint table, new</w:t>
+              <w:t xml:space="preserve">only.</w:t>
+            </w:r>
+            <w:r>
+              <w:t xml:space="preserve"> </w:t>
+            </w:r>
+            <w:r>
+              <w:t xml:space="preserve">Jacques clarified the 2026-04-20 meeting note was mis-recorded: the</w:t>
+            </w:r>
+            <w:r>
+              <w:t xml:space="preserve"> </w:t>
+            </w:r>
+            <w:r>
+              <w:t xml:space="preserve">“Recipe”</w:t>
+            </w:r>
+            <w:r>
+              <w:t xml:space="preserve"> </w:t>
+            </w:r>
+            <w:r>
+              <w:t xml:space="preserve">line was actually describing the</w:t>
+            </w:r>
+            <w:r>
+              <w:t xml:space="preserve"> </w:t>
+            </w:r>
+            <w:r>
+              <w:rPr>
+                <w:b/>
+                <w:bCs/>
+              </w:rPr>
+              <w:t xml:space="preserve">Production</w:t>
+            </w:r>
+            <w:r>
+              <w:t xml:space="preserve"> </w:t>
+            </w:r>
+            <w:r>
+              <w:t xml:space="preserve">work orders already modelled (MVP-LITE, auto-generated, invisible to operators), not a separate Recipe type. Under MPP’s actual taxonomy,</w:t>
+            </w:r>
+            <w:r>
+              <w:t xml:space="preserve"> </w:t>
+            </w:r>
+            <w:r>
+              <w:rPr>
+                <w:rStyle w:val="VerbatimChar"/>
+              </w:rPr>
+              <w:t xml:space="preserve">Demand</w:t>
+            </w:r>
+            <w:r>
+              <w:t xml:space="preserve"> </w:t>
+            </w:r>
+            <w:r>
+              <w:t xml:space="preserve">= planned preventative maintenance (FUTURE) and</w:t>
+            </w:r>
+            <w:r>
+              <w:t xml:space="preserve"> </w:t>
+            </w:r>
+            <w:r>
+              <w:rPr>
+                <w:rStyle w:val="VerbatimChar"/>
+              </w:rPr>
+              <w:t xml:space="preserve">Maintenance</w:t>
+            </w:r>
+            <w:r>
+              <w:t xml:space="preserve"> </w:t>
+            </w:r>
+            <w:r>
+              <w:t xml:space="preserve">= emergency maintenance (FUTURE); neither is being built in this project. Seed changes (documented here; SQL correction migration queued — shipped Phase G migration</w:t>
+            </w:r>
+            <w:r>
+              <w:t xml:space="preserve"> </w:t>
+            </w:r>
+            <w:r>
+              <w:rPr>
+                <w:rStyle w:val="VerbatimChar"/>
+              </w:rPr>
+              <w:t xml:space="preserve">0010</w:t>
+            </w:r>
+            <w:r>
+              <w:t xml:space="preserve"> </w:t>
+            </w:r>
+            <w:r>
+              <w:t xml:space="preserve">has 3 rows at Ids 1/2/3 that need correcting via a follow-up migration): rename Id=1</w:t>
+            </w:r>
+            <w:r>
+              <w:t xml:space="preserve"> </w:t>
+            </w:r>
+            <w:r>
+              <w:rPr>
+                <w:rStyle w:val="VerbatimChar"/>
+              </w:rPr>
+              <w:t xml:space="preserve">Demand</w:t>
+            </w:r>
+            <w:r>
+              <w:t xml:space="preserve">→</w:t>
+            </w:r>
+            <w:r>
+              <w:rPr>
+                <w:rStyle w:val="VerbatimChar"/>
+              </w:rPr>
+              <w:t xml:space="preserve">Production</w:t>
+            </w:r>
+            <w:r>
+              <w:t xml:space="preserve">, DELETE Ids 2 (</w:t>
+            </w:r>
+            <w:r>
+              <w:rPr>
+                <w:rStyle w:val="VerbatimChar"/>
+              </w:rPr>
+              <w:t xml:space="preserve">Maintenance</w:t>
+            </w:r>
+            <w:r>
+              <w:t xml:space="preserve">) and 3 (</w:t>
+            </w:r>
+            <w:r>
+              <w:rPr>
+                <w:rStyle w:val="VerbatimChar"/>
+              </w:rPr>
+              <w:t xml:space="preserve">Recipe</w:t>
+            </w:r>
+            <w:r>
+              <w:t xml:space="preserve">). Code table</w:t>
+            </w:r>
+            <w:r>
+              <w:t xml:space="preserve"> </w:t>
+            </w:r>
+            <w:r>
+              <w:rPr>
+                <w:b/>
+                <w:bCs/>
+              </w:rPr>
+              <w:t xml:space="preserve">mechanism</w:t>
+            </w:r>
+            <w:r>
+              <w:t xml:space="preserve"> </w:t>
+            </w:r>
+            <w:r>
+              <w:t xml:space="preserve">stays as a future hook — future maintenance-engine project INSERTs</w:t>
+            </w:r>
+            <w:r>
+              <w:t xml:space="preserve"> </w:t>
+            </w:r>
+            <w:r>
+              <w:rPr>
+                <w:rStyle w:val="VerbatimChar"/>
+              </w:rPr>
+              <w:t xml:space="preserve">Demand</w:t>
+            </w:r>
+            <w:r>
+              <w:t xml:space="preserve"> </w:t>
+            </w:r>
+            <w:r>
+              <w:t xml:space="preserve">and</w:t>
+            </w:r>
+            <w:r>
+              <w:t xml:space="preserve"> </w:t>
+            </w:r>
+            <w:r>
+              <w:rPr>
+                <w:rStyle w:val="VerbatimChar"/>
+              </w:rPr>
+              <w:t xml:space="preserve">Maintenance</w:t>
+            </w:r>
+            <w:r>
+              <w:t xml:space="preserve"> </w:t>
+            </w:r>
+            <w:r>
+              <w:t xml:space="preserve">rows without schema change.</w:t>
+            </w:r>
+            <w:r>
+              <w:t xml:space="preserve"> </w:t>
+            </w:r>
+            <w:r>
+              <w:rPr>
+                <w:rStyle w:val="VerbatimChar"/>
+              </w:rPr>
+              <w:t xml:space="preserve">Workorder.WorkOrder.ToolId</w:t>
+            </w:r>
+            <w:r>
+              <w:t xml:space="preserve"> </w:t>
+            </w:r>
+            <w:r>
+              <w:t xml:space="preserve">FK to</w:t>
+            </w:r>
+            <w:r>
+              <w:t xml:space="preserve"> </w:t>
+            </w:r>
+            <w:r>
+              <w:rPr>
+                <w:rStyle w:val="VerbatimChar"/>
+              </w:rPr>
+              <w:t xml:space="preserve">Tools.Tool</w:t>
+            </w:r>
+            <w:r>
+              <w:t xml:space="preserve"> </w:t>
+            </w:r>
+            <w:r>
+              <w:t xml:space="preserve">stays as a hook for future Maintenance WOs targeting a Tool. No changes to the code table schema itself. Downstream docs updated: OIR v2.9 OI-07 rewrite, FDS v0.11 §6.10 rename + FDS-06-027 deletion, Arc 2 Plan v0.2 overlay, ERD Workorder + Master tabs.</w:t>
+            </w:r>
+          </w:p>
+        </w:tc>
+      </w:tr>
+      <w:tr>
+        <w:tc>
+          <w:tcPr>
+            <w:shd w:val="clear" w:color="auto" w:fill="F2F2F2"/>
+          </w:tcPr>
+          <w:tcPr/>
+          <w:p>
+            <w:pPr>
+              <w:pStyle w:val="Compact"/>
+            </w:pPr>
+            <w:r>
+              <w:t xml:space="preserve">1.9</w:t>
+            </w:r>
+          </w:p>
+        </w:tc>
+        <w:tc>
+          <w:tcPr>
+            <w:shd w:val="clear" w:color="auto" w:fill="F2F2F2"/>
+          </w:tcPr>
+          <w:tcPr/>
+          <w:p>
+            <w:pPr>
+              <w:pStyle w:val="Compact"/>
+            </w:pPr>
+            <w:r>
+              <w:t xml:space="preserve">2026-04-24</w:t>
+            </w:r>
+          </w:p>
+        </w:tc>
+        <w:tc>
+          <w:tcPr>
+            <w:shd w:val="clear" w:color="auto" w:fill="F2F2F2"/>
+          </w:tcPr>
+          <w:tcPr/>
+          <w:p>
+            <w:pPr>
+              <w:pStyle w:val="Compact"/>
+            </w:pPr>
+            <w:r>
+              <w:t xml:space="preserve">Blue Ridge Automation</w:t>
+            </w:r>
+          </w:p>
+        </w:tc>
+        <w:tc>
+          <w:tcPr>
+            <w:shd w:val="clear" w:color="auto" w:fill="F2F2F2"/>
+          </w:tcPr>
+          <w:tcPr/>
+          <w:p>
+            <w:pPr>
+              <w:pStyle w:val="Compact"/>
+            </w:pPr>
+            <w:r>
+              <w:rPr>
+                <w:b/>
+                <w:bCs/>
+              </w:rPr>
+              <w:t xml:space="preserve">Arc 2 model revisions (2026-04-23 session) — Tool/Cavity promoted to</w:t>
             </w:r>
             <w:r>
               <w:rPr>
@@ -2971,21 +3171,14 @@
                 <w:b/>
                 <w:bCs/>
               </w:rPr>
-              <w:t xml:space="preserve">Lots.IdentifierSequence</w:t>
+              <w:t xml:space="preserve">Lots.Lot</w:t>
             </w:r>
             <w:r>
               <w:rPr>
                 <w:b/>
                 <w:bCs/>
               </w:rPr>
-              <w:t xml:space="preserve"> </w:t>
-            </w:r>
-            <w:r>
-              <w:rPr>
-                <w:b/>
-                <w:bCs/>
-              </w:rPr>
-              <w:t xml:space="preserve">table,</w:t>
+              <w:t xml:space="preserve">,</w:t>
             </w:r>
             <w:r>
               <w:rPr>
@@ -3000,7 +3193,7 @@
                 <w:b/>
                 <w:bCs/>
               </w:rPr>
-              <w:t xml:space="preserve">Parts.Item.MaxLotSize</w:t>
+              <w:t xml:space="preserve">Workorder.ProductionEvent</w:t>
             </w:r>
             <w:r>
               <w:rPr>
@@ -3014,20 +3207,7 @@
                 <w:b/>
                 <w:bCs/>
               </w:rPr>
-              <w:t xml:space="preserve">semantic repurpose.</w:t>
-            </w:r>
-            <w:r>
-              <w:t xml:space="preserve"> </w:t>
-            </w:r>
-            <w:r>
-              <w:t xml:space="preserve">Four changes land:</w:t>
-            </w:r>
-            <w:r>
-              <w:rPr>
-                <w:b/>
-                <w:bCs/>
-              </w:rPr>
-              <w:t xml:space="preserve">(1)</w:t>
+              <w:t xml:space="preserve">reshaped as checkpoint table, new</w:t>
             </w:r>
             <w:r>
               <w:rPr>
@@ -3042,7 +3222,7 @@
                 <w:b/>
                 <w:bCs/>
               </w:rPr>
-              <w:t xml:space="preserve">Lots.Lot</w:t>
+              <w:t xml:space="preserve">Lots.IdentifierSequence</w:t>
             </w:r>
             <w:r>
               <w:rPr>
@@ -3056,7 +3236,7 @@
                 <w:b/>
                 <w:bCs/>
               </w:rPr>
-              <w:t xml:space="preserve">ADDs</w:t>
+              <w:t xml:space="preserve">table,</w:t>
             </w:r>
             <w:r>
               <w:rPr>
@@ -3071,7 +3251,7 @@
                 <w:b/>
                 <w:bCs/>
               </w:rPr>
-              <w:t xml:space="preserve">ToolId BIGINT NULL FK → Tools.Tool.Id</w:t>
+              <w:t xml:space="preserve">Parts.Item.MaxLotSize</w:t>
             </w:r>
             <w:r>
               <w:rPr>
@@ -3085,7 +3265,20 @@
                 <w:b/>
                 <w:bCs/>
               </w:rPr>
-              <w:t xml:space="preserve">and</w:t>
+              <w:t xml:space="preserve">semantic repurpose.</w:t>
+            </w:r>
+            <w:r>
+              <w:t xml:space="preserve"> </w:t>
+            </w:r>
+            <w:r>
+              <w:t xml:space="preserve">Four changes land:</w:t>
+            </w:r>
+            <w:r>
+              <w:rPr>
+                <w:b/>
+                <w:bCs/>
+              </w:rPr>
+              <w:t xml:space="preserve">(1)</w:t>
             </w:r>
             <w:r>
               <w:rPr>
@@ -3100,82 +3293,13 @@
                 <w:b/>
                 <w:bCs/>
               </w:rPr>
-              <w:t xml:space="preserve">ToolCavityId BIGINT NULL FK → Tools.ToolCavity.Id</w:t>
+              <w:t xml:space="preserve">Lots.Lot</w:t>
             </w:r>
             <w:r>
               <w:rPr>
                 <w:b/>
                 <w:bCs/>
               </w:rPr>
-              <w:t xml:space="preserve">.</w:t>
-            </w:r>
-            <w:r>
-              <w:t xml:space="preserve"> </w:t>
-            </w:r>
-            <w:r>
-              <w:t xml:space="preserve">Required at</w:t>
-            </w:r>
-            <w:r>
-              <w:t xml:space="preserve"> </w:t>
-            </w:r>
-            <w:r>
-              <w:rPr>
-                <w:rStyle w:val="VerbatimChar"/>
-              </w:rPr>
-              <w:t xml:space="preserve">Lot_Create</w:t>
-            </w:r>
-            <w:r>
-              <w:t xml:space="preserve"> </w:t>
-            </w:r>
-            <w:r>
-              <w:t xml:space="preserve">for die-cast-origin LOTs (validated against</w:t>
-            </w:r>
-            <w:r>
-              <w:t xml:space="preserve"> </w:t>
-            </w:r>
-            <w:r>
-              <w:rPr>
-                <w:rStyle w:val="VerbatimChar"/>
-              </w:rPr>
-              <w:t xml:space="preserve">ToolAssignment_ListActiveByCell</w:t>
-            </w:r>
-            <w:r>
-              <w:t xml:space="preserve"> </w:t>
-            </w:r>
-            <w:r>
-              <w:t xml:space="preserve">+ Cavity belongs to Tool + Cavity Active). NULL for all other origins (Received, Trim / Machining intermediate, Assembly, Serialized). NULL after</w:t>
-            </w:r>
-            <w:r>
-              <w:t xml:space="preserve"> </w:t>
-            </w:r>
-            <w:r>
-              <w:rPr>
-                <w:rStyle w:val="VerbatimChar"/>
-              </w:rPr>
-              <w:t xml:space="preserve">Lot_Merge</w:t>
-            </w:r>
-            <w:r>
-              <w:t xml:space="preserve"> </w:t>
-            </w:r>
-            <w:r>
-              <w:t xml:space="preserve">on blended-origin LOTs. Downstream LOTs do NOT inherit — Honda-trace via</w:t>
-            </w:r>
-            <w:r>
-              <w:t xml:space="preserve"> </w:t>
-            </w:r>
-            <w:r>
-              <w:rPr>
-                <w:rStyle w:val="VerbatimChar"/>
-              </w:rPr>
-              <w:t xml:space="preserve">LotGenealogy</w:t>
-            </w:r>
-            <w:r>
-              <w:t xml:space="preserve"> </w:t>
-            </w:r>
-            <w:r>
-              <w:t xml:space="preserve">recursive traversal. Codifies OI-09: a die-cast machine with N active cavities produces</w:t>
-            </w:r>
-            <w:r>
               <w:t xml:space="preserve"> </w:t>
             </w:r>
             <w:r>
@@ -3183,50 +3307,7 @@
                 <w:b/>
                 <w:bCs/>
               </w:rPr>
-              <w:t xml:space="preserve">N parallel independent LOTs, not sublots</w:t>
-            </w:r>
-            <w:r>
-              <w:t xml:space="preserve"> </w:t>
-            </w:r>
-            <w:r>
-              <w:t xml:space="preserve">(each LOT fills at its own rate, closes independently, no parent/child FK between cavity peers). Pre-v1.9</w:t>
-            </w:r>
-            <w:r>
-              <w:t xml:space="preserve"> </w:t>
-            </w:r>
-            <w:r>
-              <w:rPr>
-                <w:rStyle w:val="VerbatimChar"/>
-              </w:rPr>
-              <w:t xml:space="preserve">Lot.DieNumber NVARCHAR(50)</w:t>
-            </w:r>
-            <w:r>
-              <w:t xml:space="preserve"> </w:t>
-            </w:r>
-            <w:r>
-              <w:t xml:space="preserve">+</w:t>
-            </w:r>
-            <w:r>
-              <w:t xml:space="preserve"> </w:t>
-            </w:r>
-            <w:r>
-              <w:rPr>
-                <w:rStyle w:val="VerbatimChar"/>
-              </w:rPr>
-              <w:t xml:space="preserve">Lot.CavityNumber NVARCHAR(50)</w:t>
-            </w:r>
-            <w:r>
-              <w:t xml:space="preserve"> </w:t>
-            </w:r>
-            <w:r>
-              <w:t xml:space="preserve">columns are now legacy — retained in this release for any future migration script that needs them during cutover, slated for removal in a follow-up migration once all writers use the new FKs.</w:t>
-            </w:r>
-            <w:r>
-              <w:rPr>
-                <w:b/>
-                <w:bCs/>
-              </w:rPr>
-              <w:t xml:space="preserve">(2)</w:t>
+              <w:t xml:space="preserve">ADDs</w:t>
             </w:r>
             <w:r>
               <w:rPr>
@@ -3241,7 +3322,7 @@
                 <w:b/>
                 <w:bCs/>
               </w:rPr>
-              <w:t xml:space="preserve">Workorder.ProductionEvent</w:t>
+              <w:t xml:space="preserve">ToolId BIGINT NULL FK → Tools.Tool.Id</w:t>
             </w:r>
             <w:r>
               <w:rPr>
@@ -3255,339 +3336,7 @@
                 <w:b/>
                 <w:bCs/>
               </w:rPr>
-              <w:t xml:space="preserve">reshaped to checkpoint form.</w:t>
-            </w:r>
-            <w:r>
-              <w:t xml:space="preserve"> </w:t>
-            </w:r>
-            <w:r>
-              <w:t xml:space="preserve">Per FRS §2.1.2 operator-driven capture: operators visit terminals periodically (checkout from die cast, check-in to trim, complete + move, quality-operation transitions), not per-shot. Each checkpoint writes one event carrying cumulative counters; deltas derived via</w:t>
-            </w:r>
-            <w:r>
-              <w:t xml:space="preserve"> </w:t>
-            </w:r>
-            <w:r>
-              <w:rPr>
-                <w:rStyle w:val="VerbatimChar"/>
-              </w:rPr>
-              <w:t xml:space="preserve">LAG()</w:t>
-            </w:r>
-            <w:r>
-              <w:t xml:space="preserve"> </w:t>
-            </w:r>
-            <w:r>
-              <w:t xml:space="preserve">over</w:t>
-            </w:r>
-            <w:r>
-              <w:t xml:space="preserve"> </w:t>
-            </w:r>
-            <w:r>
-              <w:rPr>
-                <w:rStyle w:val="VerbatimChar"/>
-              </w:rPr>
-              <w:t xml:space="preserve">(LotId, EventAt)</w:t>
-            </w:r>
-            <w:r>
-              <w:t xml:space="preserve">. Columns ADDed:</w:t>
-            </w:r>
-            <w:r>
-              <w:t xml:space="preserve"> </w:t>
-            </w:r>
-            <w:r>
-              <w:rPr>
-                <w:rStyle w:val="VerbatimChar"/>
-              </w:rPr>
-              <w:t xml:space="preserve">ShotCount INT NULL</w:t>
-            </w:r>
-            <w:r>
-              <w:t xml:space="preserve"> </w:t>
-            </w:r>
-            <w:r>
-              <w:t xml:space="preserve">(cumulative at event time —</w:t>
-            </w:r>
-            <w:r>
-              <w:t xml:space="preserve"> </w:t>
-            </w:r>
-            <w:r>
-              <w:rPr>
-                <w:b/>
-                <w:bCs/>
-              </w:rPr>
-              <w:t xml:space="preserve">open item</w:t>
-            </w:r>
-            <w:r>
-              <w:t xml:space="preserve"> </w:t>
-            </w:r>
-            <w:r>
-              <w:t xml:space="preserve">OI-20/Decision 5: may migrate to derived-from-aggregated-LOT-quantity before Arc 2 Phase 3),</w:t>
-            </w:r>
-            <w:r>
-              <w:t xml:space="preserve"> </w:t>
-            </w:r>
-            <w:r>
-              <w:rPr>
-                <w:rStyle w:val="VerbatimChar"/>
-              </w:rPr>
-              <w:t xml:space="preserve">ScrapCount INT NULL</w:t>
-            </w:r>
-            <w:r>
-              <w:t xml:space="preserve"> </w:t>
-            </w:r>
-            <w:r>
-              <w:t xml:space="preserve">(cumulative),</w:t>
-            </w:r>
-            <w:r>
-              <w:t xml:space="preserve"> </w:t>
-            </w:r>
-            <w:r>
-              <w:rPr>
-                <w:rStyle w:val="VerbatimChar"/>
-              </w:rPr>
-              <w:t xml:space="preserve">EventAt DATETIME2(3)</w:t>
-            </w:r>
-            <w:r>
-              <w:t xml:space="preserve"> </w:t>
-            </w:r>
-            <w:r>
-              <w:t xml:space="preserve">(replaces</w:t>
-            </w:r>
-            <w:r>
-              <w:t xml:space="preserve"> </w:t>
-            </w:r>
-            <w:r>
-              <w:rPr>
-                <w:rStyle w:val="VerbatimChar"/>
-              </w:rPr>
-              <w:t xml:space="preserve">RecordedAt</w:t>
-            </w:r>
-            <w:r>
-              <w:t xml:space="preserve">),</w:t>
-            </w:r>
-            <w:r>
-              <w:t xml:space="preserve"> </w:t>
-            </w:r>
-            <w:r>
-              <w:rPr>
-                <w:rStyle w:val="VerbatimChar"/>
-              </w:rPr>
-              <w:t xml:space="preserve">AppUserId</w:t>
-            </w:r>
-            <w:r>
-              <w:t xml:space="preserve"> </w:t>
-            </w:r>
-            <w:r>
-              <w:t xml:space="preserve">(replaces</w:t>
-            </w:r>
-            <w:r>
-              <w:t xml:space="preserve"> </w:t>
-            </w:r>
-            <w:r>
-              <w:rPr>
-                <w:rStyle w:val="VerbatimChar"/>
-              </w:rPr>
-              <w:t xml:space="preserve">OperatorId</w:t>
-            </w:r>
-            <w:r>
-              <w:t xml:space="preserve"> </w:t>
-            </w:r>
-            <w:r>
-              <w:t xml:space="preserve">— align to initials-based model). Columns DROPPED:</w:t>
-            </w:r>
-            <w:r>
-              <w:t xml:space="preserve"> </w:t>
-            </w:r>
-            <w:r>
-              <w:rPr>
-                <w:rStyle w:val="VerbatimChar"/>
-              </w:rPr>
-              <w:t xml:space="preserve">LocationId</w:t>
-            </w:r>
-            <w:r>
-              <w:t xml:space="preserve"> </w:t>
-            </w:r>
-            <w:r>
-              <w:t xml:space="preserve">(derivable from</w:t>
-            </w:r>
-            <w:r>
-              <w:t xml:space="preserve"> </w:t>
-            </w:r>
-            <w:r>
-              <w:rPr>
-                <w:rStyle w:val="VerbatimChar"/>
-              </w:rPr>
-              <w:t xml:space="preserve">LotMovement</w:t>
-            </w:r>
-            <w:r>
-              <w:t xml:space="preserve"> </w:t>
-            </w:r>
-            <w:r>
-              <w:t xml:space="preserve">at</w:t>
-            </w:r>
-            <w:r>
-              <w:t xml:space="preserve"> </w:t>
-            </w:r>
-            <w:r>
-              <w:rPr>
-                <w:rStyle w:val="VerbatimChar"/>
-              </w:rPr>
-              <w:t xml:space="preserve">EventAt</w:t>
-            </w:r>
-            <w:r>
-              <w:t xml:space="preserve">),</w:t>
-            </w:r>
-            <w:r>
-              <w:t xml:space="preserve"> </w:t>
-            </w:r>
-            <w:r>
-              <w:rPr>
-                <w:rStyle w:val="VerbatimChar"/>
-              </w:rPr>
-              <w:t xml:space="preserve">DieIdentifier NVARCHAR(50)</w:t>
-            </w:r>
-            <w:r>
-              <w:t xml:space="preserve"> </w:t>
-            </w:r>
-            <w:r>
-              <w:t xml:space="preserve">+</w:t>
-            </w:r>
-            <w:r>
-              <w:t xml:space="preserve"> </w:t>
-            </w:r>
-            <w:r>
-              <w:rPr>
-                <w:rStyle w:val="VerbatimChar"/>
-              </w:rPr>
-              <w:t xml:space="preserve">CavityNumber INT</w:t>
-            </w:r>
-            <w:r>
-              <w:t xml:space="preserve"> </w:t>
-            </w:r>
-            <w:r>
-              <w:t xml:space="preserve">(derivable from</w:t>
-            </w:r>
-            <w:r>
-              <w:t xml:space="preserve"> </w:t>
-            </w:r>
-            <w:r>
-              <w:rPr>
-                <w:rStyle w:val="VerbatimChar"/>
-              </w:rPr>
-              <w:t xml:space="preserve">Lot.ToolId</w:t>
-            </w:r>
-            <w:r>
-              <w:t xml:space="preserve">/</w:t>
-            </w:r>
-            <w:r>
-              <w:rPr>
-                <w:rStyle w:val="VerbatimChar"/>
-              </w:rPr>
-              <w:t xml:space="preserve">Lot.ToolCavityId</w:t>
-            </w:r>
-            <w:r>
-              <w:t xml:space="preserve">),</w:t>
-            </w:r>
-            <w:r>
-              <w:t xml:space="preserve"> </w:t>
-            </w:r>
-            <w:r>
-              <w:rPr>
-                <w:rStyle w:val="VerbatimChar"/>
-              </w:rPr>
-              <w:t xml:space="preserve">GoodCount</w:t>
-            </w:r>
-            <w:r>
-              <w:t xml:space="preserve"> </w:t>
-            </w:r>
-            <w:r>
-              <w:t xml:space="preserve">+</w:t>
-            </w:r>
-            <w:r>
-              <w:t xml:space="preserve"> </w:t>
-            </w:r>
-            <w:r>
-              <w:rPr>
-                <w:rStyle w:val="VerbatimChar"/>
-              </w:rPr>
-              <w:t xml:space="preserve">NoGoodCount</w:t>
-            </w:r>
-            <w:r>
-              <w:t xml:space="preserve"> </w:t>
-            </w:r>
-            <w:r>
-              <w:t xml:space="preserve">(replaced by</w:t>
-            </w:r>
-            <w:r>
-              <w:t xml:space="preserve"> </w:t>
-            </w:r>
-            <w:r>
-              <w:rPr>
-                <w:rStyle w:val="VerbatimChar"/>
-              </w:rPr>
-              <w:t xml:space="preserve">ShotCount</w:t>
-            </w:r>
-            <w:r>
-              <w:t xml:space="preserve"> </w:t>
-            </w:r>
-            <w:r>
-              <w:t xml:space="preserve">cumulative with</w:t>
-            </w:r>
-            <w:r>
-              <w:t xml:space="preserve"> </w:t>
-            </w:r>
-            <w:r>
-              <w:rPr>
-                <w:rStyle w:val="VerbatimChar"/>
-              </w:rPr>
-              <w:t xml:space="preserve">LAG()</w:t>
-            </w:r>
-            <w:r>
-              <w:t xml:space="preserve">-derived delta — avoids compounding errors from missed events),</w:t>
-            </w:r>
-            <w:r>
-              <w:t xml:space="preserve"> </w:t>
-            </w:r>
-            <w:r>
-              <w:rPr>
-                <w:rStyle w:val="VerbatimChar"/>
-              </w:rPr>
-              <w:t xml:space="preserve">ItemId</w:t>
-            </w:r>
-            <w:r>
-              <w:t xml:space="preserve"> </w:t>
-            </w:r>
-            <w:r>
-              <w:t xml:space="preserve">(derivable from</w:t>
-            </w:r>
-            <w:r>
-              <w:t xml:space="preserve"> </w:t>
-            </w:r>
-            <w:r>
-              <w:rPr>
-                <w:rStyle w:val="VerbatimChar"/>
-              </w:rPr>
-              <w:t xml:space="preserve">Lot.ItemId</w:t>
-            </w:r>
-            <w:r>
-              <w:t xml:space="preserve">). Required index</w:t>
-            </w:r>
-            <w:r>
-              <w:t xml:space="preserve"> </w:t>
-            </w:r>
-            <w:r>
-              <w:rPr>
-                <w:rStyle w:val="VerbatimChar"/>
-              </w:rPr>
-              <w:t xml:space="preserve">(LotId, EventAt DESC)</w:t>
-            </w:r>
-            <w:r>
-              <w:t xml:space="preserve">. Table is still deferred to Arc 2 Phase 1 CREATE — the column contract in §4 is authoritative.</w:t>
-            </w:r>
-            <w:r>
-              <w:rPr>
-                <w:b/>
-                <w:bCs/>
-              </w:rPr>
-              <w:t xml:space="preserve">(3) New</w:t>
+              <w:t xml:space="preserve">and</w:t>
             </w:r>
             <w:r>
               <w:rPr>
@@ -3602,13 +3351,82 @@
                 <w:b/>
                 <w:bCs/>
               </w:rPr>
-              <w:t xml:space="preserve">Lots.IdentifierSequence</w:t>
+              <w:t xml:space="preserve">ToolCavityId BIGINT NULL FK → Tools.ToolCavity.Id</w:t>
             </w:r>
             <w:r>
               <w:rPr>
                 <w:b/>
                 <w:bCs/>
               </w:rPr>
+              <w:t xml:space="preserve">.</w:t>
+            </w:r>
+            <w:r>
+              <w:t xml:space="preserve"> </w:t>
+            </w:r>
+            <w:r>
+              <w:t xml:space="preserve">Required at</w:t>
+            </w:r>
+            <w:r>
+              <w:t xml:space="preserve"> </w:t>
+            </w:r>
+            <w:r>
+              <w:rPr>
+                <w:rStyle w:val="VerbatimChar"/>
+              </w:rPr>
+              <w:t xml:space="preserve">Lot_Create</w:t>
+            </w:r>
+            <w:r>
+              <w:t xml:space="preserve"> </w:t>
+            </w:r>
+            <w:r>
+              <w:t xml:space="preserve">for die-cast-origin LOTs (validated against</w:t>
+            </w:r>
+            <w:r>
+              <w:t xml:space="preserve"> </w:t>
+            </w:r>
+            <w:r>
+              <w:rPr>
+                <w:rStyle w:val="VerbatimChar"/>
+              </w:rPr>
+              <w:t xml:space="preserve">ToolAssignment_ListActiveByCell</w:t>
+            </w:r>
+            <w:r>
+              <w:t xml:space="preserve"> </w:t>
+            </w:r>
+            <w:r>
+              <w:t xml:space="preserve">+ Cavity belongs to Tool + Cavity Active). NULL for all other origins (Received, Trim / Machining intermediate, Assembly, Serialized). NULL after</w:t>
+            </w:r>
+            <w:r>
+              <w:t xml:space="preserve"> </w:t>
+            </w:r>
+            <w:r>
+              <w:rPr>
+                <w:rStyle w:val="VerbatimChar"/>
+              </w:rPr>
+              <w:t xml:space="preserve">Lot_Merge</w:t>
+            </w:r>
+            <w:r>
+              <w:t xml:space="preserve"> </w:t>
+            </w:r>
+            <w:r>
+              <w:t xml:space="preserve">on blended-origin LOTs. Downstream LOTs do NOT inherit — Honda-trace via</w:t>
+            </w:r>
+            <w:r>
+              <w:t xml:space="preserve"> </w:t>
+            </w:r>
+            <w:r>
+              <w:rPr>
+                <w:rStyle w:val="VerbatimChar"/>
+              </w:rPr>
+              <w:t xml:space="preserve">LotGenealogy</w:t>
+            </w:r>
+            <w:r>
+              <w:t xml:space="preserve"> </w:t>
+            </w:r>
+            <w:r>
+              <w:t xml:space="preserve">recursive traversal. Codifies OI-09: a die-cast machine with N active cavities produces</w:t>
+            </w:r>
+            <w:r>
               <w:t xml:space="preserve"> </w:t>
             </w:r>
             <w:r>
@@ -3616,13 +3434,13 @@
                 <w:b/>
                 <w:bCs/>
               </w:rPr>
-              <w:t xml:space="preserve">table (OI-31).</w:t>
-            </w:r>
-            <w:r>
-              <w:t xml:space="preserve"> </w:t>
-            </w:r>
-            <w:r>
-              <w:t xml:space="preserve">Replaces Flexware’s</w:t>
+              <w:t xml:space="preserve">N parallel independent LOTs, not sublots</w:t>
+            </w:r>
+            <w:r>
+              <w:t xml:space="preserve"> </w:t>
+            </w:r>
+            <w:r>
+              <w:t xml:space="preserve">(each LOT fills at its own rate, closes independently, no parent/child FK between cavity peers). Pre-v1.9</w:t>
             </w:r>
             <w:r>
               <w:t xml:space="preserve"> </w:t>
@@ -3631,10 +3449,13 @@
               <w:rPr>
                 <w:rStyle w:val="VerbatimChar"/>
               </w:rPr>
-              <w:t xml:space="preserve">IdentifierFormat</w:t>
-            </w:r>
-            <w:r>
-              <w:t xml:space="preserve">. Columns:</w:t>
+              <w:t xml:space="preserve">Lot.DieNumber NVARCHAR(50)</w:t>
+            </w:r>
+            <w:r>
+              <w:t xml:space="preserve"> </w:t>
+            </w:r>
+            <w:r>
+              <w:t xml:space="preserve">+</w:t>
             </w:r>
             <w:r>
               <w:t xml:space="preserve"> </w:t>
@@ -3643,266 +3464,20 @@
               <w:rPr>
                 <w:rStyle w:val="VerbatimChar"/>
               </w:rPr>
-              <w:t xml:space="preserve">Id</w:t>
-            </w:r>
-            <w:r>
-              <w:t xml:space="preserve">,</w:t>
-            </w:r>
-            <w:r>
-              <w:t xml:space="preserve"> </w:t>
-            </w:r>
-            <w:r>
-              <w:rPr>
-                <w:rStyle w:val="VerbatimChar"/>
-              </w:rPr>
-              <w:t xml:space="preserve">Code NVARCHAR(30) UNIQUE</w:t>
-            </w:r>
-            <w:r>
-              <w:t xml:space="preserve">,</w:t>
-            </w:r>
-            <w:r>
-              <w:t xml:space="preserve"> </w:t>
-            </w:r>
-            <w:r>
-              <w:rPr>
-                <w:rStyle w:val="VerbatimChar"/>
-              </w:rPr>
-              <w:t xml:space="preserve">Name</w:t>
-            </w:r>
-            <w:r>
-              <w:t xml:space="preserve">,</w:t>
-            </w:r>
-            <w:r>
-              <w:t xml:space="preserve"> </w:t>
-            </w:r>
-            <w:r>
-              <w:rPr>
-                <w:rStyle w:val="VerbatimChar"/>
-              </w:rPr>
-              <w:t xml:space="preserve">Description</w:t>
-            </w:r>
-            <w:r>
-              <w:t xml:space="preserve">,</w:t>
-            </w:r>
-            <w:r>
-              <w:t xml:space="preserve"> </w:t>
-            </w:r>
-            <w:r>
-              <w:rPr>
-                <w:rStyle w:val="VerbatimChar"/>
-              </w:rPr>
-              <w:t xml:space="preserve">FormatString NVARCHAR(50)</w:t>
-            </w:r>
-            <w:r>
-              <w:t xml:space="preserve"> </w:t>
-            </w:r>
-            <w:r>
-              <w:t xml:space="preserve">(.NET</w:t>
-            </w:r>
-            <w:r>
-              <w:t xml:space="preserve"> </w:t>
-            </w:r>
-            <w:r>
-              <w:rPr>
-                <w:rStyle w:val="VerbatimChar"/>
-              </w:rPr>
-              <w:t xml:space="preserve">string.Format</w:t>
-            </w:r>
-            <w:r>
-              <w:t xml:space="preserve">, e.g.,</w:t>
-            </w:r>
-            <w:r>
-              <w:t xml:space="preserve"> </w:t>
-            </w:r>
-            <w:r>
-              <w:rPr>
-                <w:rStyle w:val="VerbatimChar"/>
-              </w:rPr>
-              <w:t xml:space="preserve">MESL{0:D7}</w:t>
-            </w:r>
-            <w:r>
-              <w:t xml:space="preserve">),</w:t>
-            </w:r>
-            <w:r>
-              <w:t xml:space="preserve"> </w:t>
-            </w:r>
-            <w:r>
-              <w:rPr>
-                <w:rStyle w:val="VerbatimChar"/>
-              </w:rPr>
-              <w:t xml:space="preserve">StartingValue BIGINT DEFAULT 1</w:t>
-            </w:r>
-            <w:r>
-              <w:t xml:space="preserve">,</w:t>
-            </w:r>
-            <w:r>
-              <w:t xml:space="preserve"> </w:t>
-            </w:r>
-            <w:r>
-              <w:rPr>
-                <w:rStyle w:val="VerbatimChar"/>
-              </w:rPr>
-              <w:t xml:space="preserve">EndingValue BIGINT DEFAULT 9999999</w:t>
-            </w:r>
-            <w:r>
-              <w:t xml:space="preserve">,</w:t>
-            </w:r>
-            <w:r>
-              <w:t xml:space="preserve"> </w:t>
-            </w:r>
-            <w:r>
-              <w:rPr>
-                <w:rStyle w:val="VerbatimChar"/>
-              </w:rPr>
-              <w:t xml:space="preserve">LastValue BIGINT DEFAULT 0</w:t>
-            </w:r>
-            <w:r>
-              <w:t xml:space="preserve">,</w:t>
-            </w:r>
-            <w:r>
-              <w:t xml:space="preserve"> </w:t>
-            </w:r>
-            <w:r>
-              <w:rPr>
-                <w:rStyle w:val="VerbatimChar"/>
-              </w:rPr>
-              <w:t xml:space="preserve">ResetIntervalMinutes INT NULL</w:t>
-            </w:r>
-            <w:r>
-              <w:t xml:space="preserve">,</w:t>
-            </w:r>
-            <w:r>
-              <w:t xml:space="preserve"> </w:t>
-            </w:r>
-            <w:r>
-              <w:rPr>
-                <w:rStyle w:val="VerbatimChar"/>
-              </w:rPr>
-              <w:t xml:space="preserve">LastResetAt DATETIME2(3) NULL</w:t>
-            </w:r>
-            <w:r>
-              <w:t xml:space="preserve">,</w:t>
-            </w:r>
-            <w:r>
-              <w:t xml:space="preserve"> </w:t>
-            </w:r>
-            <w:r>
-              <w:rPr>
-                <w:rStyle w:val="VerbatimChar"/>
-              </w:rPr>
-              <w:t xml:space="preserve">UpdatedAt DATETIME2(3)</w:t>
-            </w:r>
-            <w:r>
-              <w:t xml:space="preserve">. Companion proc</w:t>
-            </w:r>
-            <w:r>
-              <w:t xml:space="preserve"> </w:t>
-            </w:r>
-            <w:r>
-              <w:rPr>
-                <w:rStyle w:val="VerbatimChar"/>
-              </w:rPr>
-              <w:t xml:space="preserve">Lots.IdentifierSequence_Next @Code</w:t>
-            </w:r>
-            <w:r>
-              <w:t xml:space="preserve"> </w:t>
-            </w:r>
-            <w:r>
-              <w:t xml:space="preserve">atomically increments</w:t>
-            </w:r>
-            <w:r>
-              <w:t xml:space="preserve"> </w:t>
-            </w:r>
-            <w:r>
-              <w:rPr>
-                <w:rStyle w:val="VerbatimChar"/>
-              </w:rPr>
-              <w:t xml:space="preserve">LastValue</w:t>
-            </w:r>
-            <w:r>
-              <w:t xml:space="preserve">, formats via the</w:t>
-            </w:r>
-            <w:r>
-              <w:t xml:space="preserve"> </w:t>
-            </w:r>
-            <w:r>
-              <w:rPr>
-                <w:rStyle w:val="VerbatimChar"/>
-              </w:rPr>
-              <w:t xml:space="preserve">.NET</w:t>
-            </w:r>
-            <w:r>
-              <w:t xml:space="preserve">-style string, raises on rollover. Seeded at cutover with</w:t>
-            </w:r>
-            <w:r>
-              <w:t xml:space="preserve"> </w:t>
-            </w:r>
-            <w:r>
-              <w:rPr>
-                <w:rStyle w:val="VerbatimChar"/>
-              </w:rPr>
-              <w:t xml:space="preserve">Lot</w:t>
-            </w:r>
-            <w:r>
-              <w:t xml:space="preserve"> </w:t>
-            </w:r>
-            <w:r>
-              <w:t xml:space="preserve">(</w:t>
-            </w:r>
-            <w:r>
-              <w:rPr>
-                <w:rStyle w:val="VerbatimChar"/>
-              </w:rPr>
-              <w:t xml:space="preserve">MESL{0:D7}</w:t>
-            </w:r>
-            <w:r>
-              <w:t xml:space="preserve">, ~1,710,932 baseline) and</w:t>
-            </w:r>
-            <w:r>
-              <w:t xml:space="preserve"> </w:t>
-            </w:r>
-            <w:r>
-              <w:rPr>
-                <w:rStyle w:val="VerbatimChar"/>
-              </w:rPr>
-              <w:t xml:space="preserve">SerializedItem</w:t>
-            </w:r>
-            <w:r>
-              <w:t xml:space="preserve"> </w:t>
-            </w:r>
-            <w:r>
-              <w:t xml:space="preserve">(</w:t>
-            </w:r>
-            <w:r>
-              <w:rPr>
-                <w:rStyle w:val="VerbatimChar"/>
-              </w:rPr>
-              <w:t xml:space="preserve">MESI{0:D7}</w:t>
-            </w:r>
-            <w:r>
-              <w:t xml:space="preserve">, ~2,492 baseline) — actual</w:t>
-            </w:r>
-            <w:r>
-              <w:t xml:space="preserve"> </w:t>
-            </w:r>
-            <w:r>
-              <w:rPr>
-                <w:rStyle w:val="VerbatimChar"/>
-              </w:rPr>
-              <w:t xml:space="preserve">LastValue</w:t>
-            </w:r>
-            <w:r>
-              <w:t xml:space="preserve"> </w:t>
-            </w:r>
-            <w:r>
-              <w:t xml:space="preserve">sampled from Flexware on cutover day. Lands in Arc 2 Phase 1 migration.</w:t>
+              <w:t xml:space="preserve">Lot.CavityNumber NVARCHAR(50)</w:t>
+            </w:r>
+            <w:r>
+              <w:t xml:space="preserve"> </w:t>
+            </w:r>
+            <w:r>
+              <w:t xml:space="preserve">columns are now legacy — retained in this release for any future migration script that needs them during cutover, slated for removal in a follow-up migration once all writers use the new FKs.</w:t>
             </w:r>
             <w:r>
               <w:rPr>
                 <w:b/>
                 <w:bCs/>
               </w:rPr>
-              <w:t xml:space="preserve">(4)</w:t>
+              <w:t xml:space="preserve">(2)</w:t>
             </w:r>
             <w:r>
               <w:rPr>
@@ -3917,7 +3492,7 @@
                 <w:b/>
                 <w:bCs/>
               </w:rPr>
-              <w:t xml:space="preserve">Parts.Item.MaxLotSize</w:t>
+              <w:t xml:space="preserve">Workorder.ProductionEvent</w:t>
             </w:r>
             <w:r>
               <w:rPr>
@@ -3931,13 +3506,13 @@
                 <w:b/>
                 <w:bCs/>
               </w:rPr>
-              <w:t xml:space="preserve">semantic repurpose.</w:t>
-            </w:r>
-            <w:r>
-              <w:t xml:space="preserve"> </w:t>
-            </w:r>
-            <w:r>
-              <w:t xml:space="preserve">No schema change — the column stays</w:t>
+              <w:t xml:space="preserve">reshaped to checkpoint form.</w:t>
+            </w:r>
+            <w:r>
+              <w:t xml:space="preserve"> </w:t>
+            </w:r>
+            <w:r>
+              <w:t xml:space="preserve">Per FRS §2.1.2 operator-driven capture: operators visit terminals periodically (checkout from die cast, check-in to trim, complete + move, quality-operation transitions), not per-shot. Each checkpoint writes one event carrying cumulative counters; deltas derived via</w:t>
             </w:r>
             <w:r>
               <w:t xml:space="preserve"> </w:t>
@@ -3946,12 +3521,330 @@
               <w:rPr>
                 <w:rStyle w:val="VerbatimChar"/>
               </w:rPr>
-              <w:t xml:space="preserve">INT NULL</w:t>
-            </w:r>
-            <w:r>
-              <w:t xml:space="preserve">. In this doc and the Config Tool Item screen the label/caption becomes</w:t>
-            </w:r>
-            <w:r>
+              <w:t xml:space="preserve">LAG()</w:t>
+            </w:r>
+            <w:r>
+              <w:t xml:space="preserve"> </w:t>
+            </w:r>
+            <w:r>
+              <w:t xml:space="preserve">over</w:t>
+            </w:r>
+            <w:r>
+              <w:t xml:space="preserve"> </w:t>
+            </w:r>
+            <w:r>
+              <w:rPr>
+                <w:rStyle w:val="VerbatimChar"/>
+              </w:rPr>
+              <w:t xml:space="preserve">(LotId, EventAt)</w:t>
+            </w:r>
+            <w:r>
+              <w:t xml:space="preserve">. Columns ADDed:</w:t>
+            </w:r>
+            <w:r>
+              <w:t xml:space="preserve"> </w:t>
+            </w:r>
+            <w:r>
+              <w:rPr>
+                <w:rStyle w:val="VerbatimChar"/>
+              </w:rPr>
+              <w:t xml:space="preserve">ShotCount INT NULL</w:t>
+            </w:r>
+            <w:r>
+              <w:t xml:space="preserve"> </w:t>
+            </w:r>
+            <w:r>
+              <w:t xml:space="preserve">(cumulative at event time —</w:t>
+            </w:r>
+            <w:r>
+              <w:t xml:space="preserve"> </w:t>
+            </w:r>
+            <w:r>
+              <w:rPr>
+                <w:b/>
+                <w:bCs/>
+              </w:rPr>
+              <w:t xml:space="preserve">open item</w:t>
+            </w:r>
+            <w:r>
+              <w:t xml:space="preserve"> </w:t>
+            </w:r>
+            <w:r>
+              <w:t xml:space="preserve">OI-20/Decision 5: may migrate to derived-from-aggregated-LOT-quantity before Arc 2 Phase 3),</w:t>
+            </w:r>
+            <w:r>
+              <w:t xml:space="preserve"> </w:t>
+            </w:r>
+            <w:r>
+              <w:rPr>
+                <w:rStyle w:val="VerbatimChar"/>
+              </w:rPr>
+              <w:t xml:space="preserve">ScrapCount INT NULL</w:t>
+            </w:r>
+            <w:r>
+              <w:t xml:space="preserve"> </w:t>
+            </w:r>
+            <w:r>
+              <w:t xml:space="preserve">(cumulative),</w:t>
+            </w:r>
+            <w:r>
+              <w:t xml:space="preserve"> </w:t>
+            </w:r>
+            <w:r>
+              <w:rPr>
+                <w:rStyle w:val="VerbatimChar"/>
+              </w:rPr>
+              <w:t xml:space="preserve">EventAt DATETIME2(3)</w:t>
+            </w:r>
+            <w:r>
+              <w:t xml:space="preserve"> </w:t>
+            </w:r>
+            <w:r>
+              <w:t xml:space="preserve">(replaces</w:t>
+            </w:r>
+            <w:r>
+              <w:t xml:space="preserve"> </w:t>
+            </w:r>
+            <w:r>
+              <w:rPr>
+                <w:rStyle w:val="VerbatimChar"/>
+              </w:rPr>
+              <w:t xml:space="preserve">RecordedAt</w:t>
+            </w:r>
+            <w:r>
+              <w:t xml:space="preserve">),</w:t>
+            </w:r>
+            <w:r>
+              <w:t xml:space="preserve"> </w:t>
+            </w:r>
+            <w:r>
+              <w:rPr>
+                <w:rStyle w:val="VerbatimChar"/>
+              </w:rPr>
+              <w:t xml:space="preserve">AppUserId</w:t>
+            </w:r>
+            <w:r>
+              <w:t xml:space="preserve"> </w:t>
+            </w:r>
+            <w:r>
+              <w:t xml:space="preserve">(replaces</w:t>
+            </w:r>
+            <w:r>
+              <w:t xml:space="preserve"> </w:t>
+            </w:r>
+            <w:r>
+              <w:rPr>
+                <w:rStyle w:val="VerbatimChar"/>
+              </w:rPr>
+              <w:t xml:space="preserve">OperatorId</w:t>
+            </w:r>
+            <w:r>
+              <w:t xml:space="preserve"> </w:t>
+            </w:r>
+            <w:r>
+              <w:t xml:space="preserve">— align to initials-based model). Columns DROPPED:</w:t>
+            </w:r>
+            <w:r>
+              <w:t xml:space="preserve"> </w:t>
+            </w:r>
+            <w:r>
+              <w:rPr>
+                <w:rStyle w:val="VerbatimChar"/>
+              </w:rPr>
+              <w:t xml:space="preserve">LocationId</w:t>
+            </w:r>
+            <w:r>
+              <w:t xml:space="preserve"> </w:t>
+            </w:r>
+            <w:r>
+              <w:t xml:space="preserve">(derivable from</w:t>
+            </w:r>
+            <w:r>
+              <w:t xml:space="preserve"> </w:t>
+            </w:r>
+            <w:r>
+              <w:rPr>
+                <w:rStyle w:val="VerbatimChar"/>
+              </w:rPr>
+              <w:t xml:space="preserve">LotMovement</w:t>
+            </w:r>
+            <w:r>
+              <w:t xml:space="preserve"> </w:t>
+            </w:r>
+            <w:r>
+              <w:t xml:space="preserve">at</w:t>
+            </w:r>
+            <w:r>
+              <w:t xml:space="preserve"> </w:t>
+            </w:r>
+            <w:r>
+              <w:rPr>
+                <w:rStyle w:val="VerbatimChar"/>
+              </w:rPr>
+              <w:t xml:space="preserve">EventAt</w:t>
+            </w:r>
+            <w:r>
+              <w:t xml:space="preserve">),</w:t>
+            </w:r>
+            <w:r>
+              <w:t xml:space="preserve"> </w:t>
+            </w:r>
+            <w:r>
+              <w:rPr>
+                <w:rStyle w:val="VerbatimChar"/>
+              </w:rPr>
+              <w:t xml:space="preserve">DieIdentifier NVARCHAR(50)</w:t>
+            </w:r>
+            <w:r>
+              <w:t xml:space="preserve"> </w:t>
+            </w:r>
+            <w:r>
+              <w:t xml:space="preserve">+</w:t>
+            </w:r>
+            <w:r>
+              <w:t xml:space="preserve"> </w:t>
+            </w:r>
+            <w:r>
+              <w:rPr>
+                <w:rStyle w:val="VerbatimChar"/>
+              </w:rPr>
+              <w:t xml:space="preserve">CavityNumber INT</w:t>
+            </w:r>
+            <w:r>
+              <w:t xml:space="preserve"> </w:t>
+            </w:r>
+            <w:r>
+              <w:t xml:space="preserve">(derivable from</w:t>
+            </w:r>
+            <w:r>
+              <w:t xml:space="preserve"> </w:t>
+            </w:r>
+            <w:r>
+              <w:rPr>
+                <w:rStyle w:val="VerbatimChar"/>
+              </w:rPr>
+              <w:t xml:space="preserve">Lot.ToolId</w:t>
+            </w:r>
+            <w:r>
+              <w:t xml:space="preserve">/</w:t>
+            </w:r>
+            <w:r>
+              <w:rPr>
+                <w:rStyle w:val="VerbatimChar"/>
+              </w:rPr>
+              <w:t xml:space="preserve">Lot.ToolCavityId</w:t>
+            </w:r>
+            <w:r>
+              <w:t xml:space="preserve">),</w:t>
+            </w:r>
+            <w:r>
+              <w:t xml:space="preserve"> </w:t>
+            </w:r>
+            <w:r>
+              <w:rPr>
+                <w:rStyle w:val="VerbatimChar"/>
+              </w:rPr>
+              <w:t xml:space="preserve">GoodCount</w:t>
+            </w:r>
+            <w:r>
+              <w:t xml:space="preserve"> </w:t>
+            </w:r>
+            <w:r>
+              <w:t xml:space="preserve">+</w:t>
+            </w:r>
+            <w:r>
+              <w:t xml:space="preserve"> </w:t>
+            </w:r>
+            <w:r>
+              <w:rPr>
+                <w:rStyle w:val="VerbatimChar"/>
+              </w:rPr>
+              <w:t xml:space="preserve">NoGoodCount</w:t>
+            </w:r>
+            <w:r>
+              <w:t xml:space="preserve"> </w:t>
+            </w:r>
+            <w:r>
+              <w:t xml:space="preserve">(replaced by</w:t>
+            </w:r>
+            <w:r>
+              <w:t xml:space="preserve"> </w:t>
+            </w:r>
+            <w:r>
+              <w:rPr>
+                <w:rStyle w:val="VerbatimChar"/>
+              </w:rPr>
+              <w:t xml:space="preserve">ShotCount</w:t>
+            </w:r>
+            <w:r>
+              <w:t xml:space="preserve"> </w:t>
+            </w:r>
+            <w:r>
+              <w:t xml:space="preserve">cumulative with</w:t>
+            </w:r>
+            <w:r>
+              <w:t xml:space="preserve"> </w:t>
+            </w:r>
+            <w:r>
+              <w:rPr>
+                <w:rStyle w:val="VerbatimChar"/>
+              </w:rPr>
+              <w:t xml:space="preserve">LAG()</w:t>
+            </w:r>
+            <w:r>
+              <w:t xml:space="preserve">-derived delta — avoids compounding errors from missed events),</w:t>
+            </w:r>
+            <w:r>
+              <w:t xml:space="preserve"> </w:t>
+            </w:r>
+            <w:r>
+              <w:rPr>
+                <w:rStyle w:val="VerbatimChar"/>
+              </w:rPr>
+              <w:t xml:space="preserve">ItemId</w:t>
+            </w:r>
+            <w:r>
+              <w:t xml:space="preserve"> </w:t>
+            </w:r>
+            <w:r>
+              <w:t xml:space="preserve">(derivable from</w:t>
+            </w:r>
+            <w:r>
+              <w:t xml:space="preserve"> </w:t>
+            </w:r>
+            <w:r>
+              <w:rPr>
+                <w:rStyle w:val="VerbatimChar"/>
+              </w:rPr>
+              <w:t xml:space="preserve">Lot.ItemId</w:t>
+            </w:r>
+            <w:r>
+              <w:t xml:space="preserve">). Required index</w:t>
+            </w:r>
+            <w:r>
+              <w:t xml:space="preserve"> </w:t>
+            </w:r>
+            <w:r>
+              <w:rPr>
+                <w:rStyle w:val="VerbatimChar"/>
+              </w:rPr>
+              <w:t xml:space="preserve">(LotId, EventAt DESC)</w:t>
+            </w:r>
+            <w:r>
+              <w:t xml:space="preserve">. Table is still deferred to Arc 2 Phase 1 CREATE — the column contract in §4 is authoritative.</w:t>
+            </w:r>
+            <w:r>
+              <w:rPr>
+                <w:b/>
+                <w:bCs/>
+              </w:rPr>
+              <w:t xml:space="preserve">(3) New</w:t>
+            </w:r>
+            <w:r>
+              <w:rPr>
+                <w:b/>
+                <w:bCs/>
+              </w:rPr>
               <w:t xml:space="preserve"> </w:t>
             </w:r>
             <w:r>
@@ -3960,70 +3853,13 @@
                 <w:b/>
                 <w:bCs/>
               </w:rPr>
-              <w:t xml:space="preserve">PartsPerBasket</w:t>
-            </w:r>
-            <w:r>
-              <w:t xml:space="preserve">: one LOT = one basket = one LTT label, so</w:t>
-            </w:r>
-            <w:r>
-              <w:t xml:space="preserve"> </w:t>
-            </w:r>
-            <w:r>
-              <w:t xml:space="preserve">“max parts per LOT”</w:t>
-            </w:r>
-            <w:r>
-              <w:t xml:space="preserve"> </w:t>
-            </w:r>
-            <w:r>
-              <w:t xml:space="preserve">IS</w:t>
-            </w:r>
-            <w:r>
-              <w:t xml:space="preserve"> </w:t>
-            </w:r>
-            <w:r>
-              <w:t xml:space="preserve">“basket capacity”</w:t>
-            </w:r>
-            <w:r>
-              <w:t xml:space="preserve"> </w:t>
-            </w:r>
-            <w:r>
-              <w:t xml:space="preserve">by definition. Basket (Item-level capacity) is distinct from Container (</w:t>
-            </w:r>
-            <w:r>
-              <w:rPr>
-                <w:rStyle w:val="VerbatimChar"/>
-              </w:rPr>
-              <w:t xml:space="preserve">Parts.ContainerConfig</w:t>
-            </w:r>
-            <w:r>
-              <w:t xml:space="preserve"> </w:t>
-            </w:r>
-            <w:r>
-              <w:t xml:space="preserve">with tray math for shipping — unchanged). Formal column rename deferred to a later migration.</w:t>
+              <w:t xml:space="preserve">Lots.IdentifierSequence</w:t>
             </w:r>
             <w:r>
               <w:rPr>
                 <w:b/>
                 <w:bCs/>
               </w:rPr>
-              <w:t xml:space="preserve">Other v1.9 notes:</w:t>
-            </w:r>
-            <w:r>
-              <w:t xml:space="preserve"> </w:t>
-            </w:r>
-            <w:r>
-              <w:rPr>
-                <w:rStyle w:val="VerbatimChar"/>
-              </w:rPr>
-              <w:t xml:space="preserve">Tools.ToolAssignment</w:t>
-            </w:r>
-            <w:r>
-              <w:t xml:space="preserve"> </w:t>
-            </w:r>
-            <w:r>
-              <w:t xml:space="preserve">has</w:t>
-            </w:r>
-            <w:r>
               <w:t xml:space="preserve"> </w:t>
             </w:r>
             <w:r>
@@ -4031,25 +3867,25 @@
                 <w:b/>
                 <w:bCs/>
               </w:rPr>
-              <w:t xml:space="preserve">two</w:t>
-            </w:r>
-            <w:r>
-              <w:t xml:space="preserve"> </w:t>
-            </w:r>
-            <w:r>
-              <w:t xml:space="preserve">filtered unique indexes today (</w:t>
+              <w:t xml:space="preserve">table (OI-31).</w:t>
+            </w:r>
+            <w:r>
+              <w:t xml:space="preserve"> </w:t>
+            </w:r>
+            <w:r>
+              <w:t xml:space="preserve">Replaces Flexware’s</w:t>
+            </w:r>
+            <w:r>
+              <w:t xml:space="preserve"> </w:t>
             </w:r>
             <w:r>
               <w:rPr>
                 <w:rStyle w:val="VerbatimChar"/>
               </w:rPr>
-              <w:t xml:space="preserve">UQ_ToolAssignment_ActiveTool</w:t>
-            </w:r>
-            <w:r>
-              <w:t xml:space="preserve"> </w:t>
-            </w:r>
-            <w:r>
-              <w:t xml:space="preserve">on</w:t>
+              <w:t xml:space="preserve">IdentifierFormat</w:t>
+            </w:r>
+            <w:r>
+              <w:t xml:space="preserve">. Columns:</w:t>
             </w:r>
             <w:r>
               <w:t xml:space="preserve"> </w:t>
@@ -4058,7 +3894,7 @@
               <w:rPr>
                 <w:rStyle w:val="VerbatimChar"/>
               </w:rPr>
-              <w:t xml:space="preserve">ToolId</w:t>
+              <w:t xml:space="preserve">Id</w:t>
             </w:r>
             <w:r>
               <w:t xml:space="preserve">,</w:t>
@@ -4070,13 +3906,10 @@
               <w:rPr>
                 <w:rStyle w:val="VerbatimChar"/>
               </w:rPr>
-              <w:t xml:space="preserve">UQ_ToolAssignment_ActiveCell</w:t>
-            </w:r>
-            <w:r>
-              <w:t xml:space="preserve"> </w:t>
-            </w:r>
-            <w:r>
-              <w:t xml:space="preserve">on</w:t>
+              <w:t xml:space="preserve">Code NVARCHAR(30) UNIQUE</w:t>
+            </w:r>
+            <w:r>
+              <w:t xml:space="preserve">,</w:t>
             </w:r>
             <w:r>
               <w:t xml:space="preserve"> </w:t>
@@ -4085,10 +3918,10 @@
               <w:rPr>
                 <w:rStyle w:val="VerbatimChar"/>
               </w:rPr>
-              <w:t xml:space="preserve">CellLocationId</w:t>
-            </w:r>
-            <w:r>
-              <w:t xml:space="preserve">). The Cell UNIQUE is correct for Die Cast (one mounted die per cell) but wrong for Machining / Trim / Assembly where multiple Tools coexist on a cell. Documented as a known limitation to resolve when non-Die Tool types go live post-MVP (scope the UNIQUE to</w:t>
+              <w:t xml:space="preserve">Name</w:t>
+            </w:r>
+            <w:r>
+              <w:t xml:space="preserve">,</w:t>
             </w:r>
             <w:r>
               <w:t xml:space="preserve"> </w:t>
@@ -4097,13 +3930,10 @@
               <w:rPr>
                 <w:rStyle w:val="VerbatimChar"/>
               </w:rPr>
-              <w:t xml:space="preserve">ToolType=Die</w:t>
-            </w:r>
-            <w:r>
-              <w:t xml:space="preserve"> </w:t>
-            </w:r>
-            <w:r>
-              <w:t xml:space="preserve">or drop it). Source:</w:t>
+              <w:t xml:space="preserve">Description</w:t>
+            </w:r>
+            <w:r>
+              <w:t xml:space="preserve">,</w:t>
             </w:r>
             <w:r>
               <w:t xml:space="preserve"> </w:t>
@@ -4112,254 +3942,675 @@
               <w:rPr>
                 <w:rStyle w:val="VerbatimChar"/>
               </w:rPr>
-              <w:t xml:space="preserve">docs/superpowers/specs/2026-04-23-arc2-model-revisions.md</w:t>
-            </w:r>
-            <w:r>
-              <w:t xml:space="preserve">.</w:t>
-            </w:r>
-          </w:p>
-        </w:tc>
-      </w:tr>
-      <w:tr>
-        <w:tc>
-          <w:tcPr>
-            <w:shd w:val="clear" w:color="auto" w:fill="F2F2F2"/>
-          </w:tcPr>
-          <w:tcPr/>
-          <w:p>
-            <w:pPr>
-              <w:pStyle w:val="Compact"/>
-            </w:pPr>
-            <w:r>
-              <w:t xml:space="preserve">1.8-rev</w:t>
-            </w:r>
-          </w:p>
-        </w:tc>
-        <w:tc>
-          <w:tcPr>
-            <w:shd w:val="clear" w:color="auto" w:fill="F2F2F2"/>
-          </w:tcPr>
-          <w:tcPr/>
-          <w:p>
-            <w:pPr>
-              <w:pStyle w:val="Compact"/>
-            </w:pPr>
-            <w:r>
-              <w:t xml:space="preserve">2026-04-22</w:t>
-            </w:r>
-          </w:p>
-        </w:tc>
-        <w:tc>
-          <w:tcPr>
-            <w:shd w:val="clear" w:color="auto" w:fill="F2F2F2"/>
-          </w:tcPr>
-          <w:tcPr/>
-          <w:p>
-            <w:pPr>
-              <w:pStyle w:val="Compact"/>
-            </w:pPr>
-            <w:r>
-              <w:t xml:space="preserve">Blue Ridge Automation</w:t>
-            </w:r>
-          </w:p>
-        </w:tc>
-        <w:tc>
-          <w:tcPr>
-            <w:shd w:val="clear" w:color="auto" w:fill="F2F2F2"/>
-          </w:tcPr>
-          <w:tcPr/>
-          <w:p>
-            <w:pPr>
-              <w:pStyle w:val="Compact"/>
-            </w:pPr>
+              <w:t xml:space="preserve">FormatString NVARCHAR(50)</w:t>
+            </w:r>
+            <w:r>
+              <w:t xml:space="preserve"> </w:t>
+            </w:r>
+            <w:r>
+              <w:t xml:space="preserve">(.NET</w:t>
+            </w:r>
+            <w:r>
+              <w:t xml:space="preserve"> </w:t>
+            </w:r>
+            <w:r>
+              <w:rPr>
+                <w:rStyle w:val="VerbatimChar"/>
+              </w:rPr>
+              <w:t xml:space="preserve">string.Format</w:t>
+            </w:r>
+            <w:r>
+              <w:t xml:space="preserve">, e.g.,</w:t>
+            </w:r>
+            <w:r>
+              <w:t xml:space="preserve"> </w:t>
+            </w:r>
+            <w:r>
+              <w:rPr>
+                <w:rStyle w:val="VerbatimChar"/>
+              </w:rPr>
+              <w:t xml:space="preserve">MESL{0:D7}</w:t>
+            </w:r>
+            <w:r>
+              <w:t xml:space="preserve">),</w:t>
+            </w:r>
+            <w:r>
+              <w:t xml:space="preserve"> </w:t>
+            </w:r>
+            <w:r>
+              <w:rPr>
+                <w:rStyle w:val="VerbatimChar"/>
+              </w:rPr>
+              <w:t xml:space="preserve">StartingValue BIGINT DEFAULT 1</w:t>
+            </w:r>
+            <w:r>
+              <w:t xml:space="preserve">,</w:t>
+            </w:r>
+            <w:r>
+              <w:t xml:space="preserve"> </w:t>
+            </w:r>
+            <w:r>
+              <w:rPr>
+                <w:rStyle w:val="VerbatimChar"/>
+              </w:rPr>
+              <w:t xml:space="preserve">EndingValue BIGINT DEFAULT 9999999</w:t>
+            </w:r>
+            <w:r>
+              <w:t xml:space="preserve">,</w:t>
+            </w:r>
+            <w:r>
+              <w:t xml:space="preserve"> </w:t>
+            </w:r>
+            <w:r>
+              <w:rPr>
+                <w:rStyle w:val="VerbatimChar"/>
+              </w:rPr>
+              <w:t xml:space="preserve">LastValue BIGINT DEFAULT 0</w:t>
+            </w:r>
+            <w:r>
+              <w:t xml:space="preserve">,</w:t>
+            </w:r>
+            <w:r>
+              <w:t xml:space="preserve"> </w:t>
+            </w:r>
+            <w:r>
+              <w:rPr>
+                <w:rStyle w:val="VerbatimChar"/>
+              </w:rPr>
+              <w:t xml:space="preserve">ResetIntervalMinutes INT NULL</w:t>
+            </w:r>
+            <w:r>
+              <w:t xml:space="preserve">,</w:t>
+            </w:r>
+            <w:r>
+              <w:t xml:space="preserve"> </w:t>
+            </w:r>
+            <w:r>
+              <w:rPr>
+                <w:rStyle w:val="VerbatimChar"/>
+              </w:rPr>
+              <w:t xml:space="preserve">LastResetAt DATETIME2(3) NULL</w:t>
+            </w:r>
+            <w:r>
+              <w:t xml:space="preserve">,</w:t>
+            </w:r>
+            <w:r>
+              <w:t xml:space="preserve"> </w:t>
+            </w:r>
+            <w:r>
+              <w:rPr>
+                <w:rStyle w:val="VerbatimChar"/>
+              </w:rPr>
+              <w:t xml:space="preserve">UpdatedAt DATETIME2(3)</w:t>
+            </w:r>
+            <w:r>
+              <w:t xml:space="preserve">. Companion proc</w:t>
+            </w:r>
+            <w:r>
+              <w:t xml:space="preserve"> </w:t>
+            </w:r>
+            <w:r>
+              <w:rPr>
+                <w:rStyle w:val="VerbatimChar"/>
+              </w:rPr>
+              <w:t xml:space="preserve">Lots.IdentifierSequence_Next @Code</w:t>
+            </w:r>
+            <w:r>
+              <w:t xml:space="preserve"> </w:t>
+            </w:r>
+            <w:r>
+              <w:t xml:space="preserve">atomically increments</w:t>
+            </w:r>
+            <w:r>
+              <w:t xml:space="preserve"> </w:t>
+            </w:r>
+            <w:r>
+              <w:rPr>
+                <w:rStyle w:val="VerbatimChar"/>
+              </w:rPr>
+              <w:t xml:space="preserve">LastValue</w:t>
+            </w:r>
+            <w:r>
+              <w:t xml:space="preserve">, formats via the</w:t>
+            </w:r>
+            <w:r>
+              <w:t xml:space="preserve"> </w:t>
+            </w:r>
+            <w:r>
+              <w:rPr>
+                <w:rStyle w:val="VerbatimChar"/>
+              </w:rPr>
+              <w:t xml:space="preserve">.NET</w:t>
+            </w:r>
+            <w:r>
+              <w:t xml:space="preserve">-style string, raises on rollover. Seeded at cutover with</w:t>
+            </w:r>
+            <w:r>
+              <w:t xml:space="preserve"> </w:t>
+            </w:r>
+            <w:r>
+              <w:rPr>
+                <w:rStyle w:val="VerbatimChar"/>
+              </w:rPr>
+              <w:t xml:space="preserve">Lot</w:t>
+            </w:r>
+            <w:r>
+              <w:t xml:space="preserve"> </w:t>
+            </w:r>
+            <w:r>
+              <w:t xml:space="preserve">(</w:t>
+            </w:r>
+            <w:r>
+              <w:rPr>
+                <w:rStyle w:val="VerbatimChar"/>
+              </w:rPr>
+              <w:t xml:space="preserve">MESL{0:D7}</w:t>
+            </w:r>
+            <w:r>
+              <w:t xml:space="preserve">, ~1,710,932 baseline) and</w:t>
+            </w:r>
+            <w:r>
+              <w:t xml:space="preserve"> </w:t>
+            </w:r>
+            <w:r>
+              <w:rPr>
+                <w:rStyle w:val="VerbatimChar"/>
+              </w:rPr>
+              <w:t xml:space="preserve">SerializedItem</w:t>
+            </w:r>
+            <w:r>
+              <w:t xml:space="preserve"> </w:t>
+            </w:r>
+            <w:r>
+              <w:t xml:space="preserve">(</w:t>
+            </w:r>
+            <w:r>
+              <w:rPr>
+                <w:rStyle w:val="VerbatimChar"/>
+              </w:rPr>
+              <w:t xml:space="preserve">MESI{0:D7}</w:t>
+            </w:r>
+            <w:r>
+              <w:t xml:space="preserve">, ~2,492 baseline) — actual</w:t>
+            </w:r>
+            <w:r>
+              <w:t xml:space="preserve"> </w:t>
+            </w:r>
+            <w:r>
+              <w:rPr>
+                <w:rStyle w:val="VerbatimChar"/>
+              </w:rPr>
+              <w:t xml:space="preserve">LastValue</w:t>
+            </w:r>
+            <w:r>
+              <w:t xml:space="preserve"> </w:t>
+            </w:r>
+            <w:r>
+              <w:t xml:space="preserve">sampled from Flexware on cutover day. Lands in Arc 2 Phase 1 migration.</w:t>
+            </w:r>
             <w:r>
               <w:rPr>
                 <w:b/>
                 <w:bCs/>
               </w:rPr>
-              <w:t xml:space="preserve">OI-11 reverted — Casting → Trim part rename resolved via 1-line BOM (no new schema).</w:t>
-            </w:r>
-            <w:r>
-              <w:t xml:space="preserve"> </w:t>
-            </w:r>
-            <w:r>
-              <w:t xml:space="preserve">The v1.8 draft added a dedicated</w:t>
-            </w:r>
-            <w:r>
-              <w:t xml:space="preserve"> </w:t>
-            </w:r>
-            <w:r>
-              <w:rPr>
-                <w:rStyle w:val="VerbatimChar"/>
-              </w:rPr>
-              <w:t xml:space="preserve">Parts.ItemTransform</w:t>
-            </w:r>
-            <w:r>
-              <w:t xml:space="preserve"> </w:t>
-            </w:r>
-            <w:r>
-              <w:t xml:space="preserve">table. On review it was redundant: every column duplicates</w:t>
-            </w:r>
-            <w:r>
-              <w:t xml:space="preserve"> </w:t>
-            </w:r>
-            <w:r>
-              <w:rPr>
-                <w:rStyle w:val="VerbatimChar"/>
-              </w:rPr>
-              <w:t xml:space="preserve">Workorder.ConsumptionEvent</w:t>
-            </w:r>
-            <w:r>
-              <w:t xml:space="preserve">. The Casting → Trim boundary is a</w:t>
-            </w:r>
-            <w:r>
-              <w:t xml:space="preserve"> </w:t>
+              <w:t xml:space="preserve">(4)</w:t>
             </w:r>
             <w:r>
               <w:rPr>
                 <w:b/>
                 <w:bCs/>
               </w:rPr>
-              <w:t xml:space="preserve">degenerate 1-line BOM consumption</w:t>
-            </w:r>
-            <w:r>
-              <w:t xml:space="preserve"> </w:t>
-            </w:r>
-            <w:r>
-              <w:t xml:space="preserve">— trim part has cast part as its sole component at QtyPer=1; the existing ConsumptionEvent + LotGenealogy flow captures the physical movement and backward trace; the operator prompt is BOM-driven (</w:t>
-            </w:r>
-            <w:r>
-              <w:t xml:space="preserve">“receive as trim part?”</w:t>
-            </w:r>
-            <w:r>
-              <w:t xml:space="preserve">). No</w:t>
-            </w:r>
-            <w:r>
               <w:t xml:space="preserve"> </w:t>
             </w:r>
             <w:r>
               <w:rPr>
                 <w:rStyle w:val="VerbatimChar"/>
-              </w:rPr>
-              <w:t xml:space="preserve">ItemTransform</w:t>
-            </w:r>
-            <w:r>
-              <w:t xml:space="preserve"> </w:t>
-            </w:r>
-            <w:r>
-              <w:t xml:space="preserve">table is created in Phase G or deferred to Arc 2. The Phase G migration’s</w:t>
-            </w:r>
-            <w:r>
-              <w:t xml:space="preserve"> </w:t>
-            </w:r>
-            <w:r>
-              <w:rPr>
-                <w:rStyle w:val="VerbatimChar"/>
-              </w:rPr>
-              <w:t xml:space="preserve">Audit.LogEntityType</w:t>
-            </w:r>
-            <w:r>
-              <w:t xml:space="preserve"> </w:t>
-            </w:r>
-            <w:r>
-              <w:t xml:space="preserve">seed shrinks from 10 rows to 9 (removed</w:t>
-            </w:r>
-            <w:r>
-              <w:t xml:space="preserve"> </w:t>
-            </w:r>
-            <w:r>
-              <w:rPr>
-                <w:rStyle w:val="VerbatimChar"/>
-              </w:rPr>
-              <w:t xml:space="preserve">ItemTransform</w:t>
-            </w:r>
-            <w:r>
-              <w:t xml:space="preserve">;</w:t>
-            </w:r>
-            <w:r>
-              <w:t xml:space="preserve"> </w:t>
-            </w:r>
-            <w:r>
-              <w:rPr>
-                <w:rStyle w:val="VerbatimChar"/>
-              </w:rPr>
-              <w:t xml:space="preserve">ScrapSource</w:t>
-            </w:r>
-            <w:r>
-              <w:t xml:space="preserve"> </w:t>
-            </w:r>
-            <w:r>
-              <w:t xml:space="preserve">shifted from Id=40 to Id=39). OI-11 moves from ⬜ Open to ✅ Resolved in the Open Issues Register (v2.6). This row is a correction to the v1.8 entry above — the table count</w:t>
-            </w:r>
-            <w:r>
-              <w:t xml:space="preserve"> </w:t>
-            </w:r>
-            <w:r>
-              <w:t xml:space="preserve">“~73”</w:t>
-            </w:r>
-            <w:r>
-              <w:t xml:space="preserve"> </w:t>
-            </w:r>
-            <w:r>
-              <w:t xml:space="preserve">also drops back to</w:t>
-            </w:r>
-            <w:r>
-              <w:t xml:space="preserve"> </w:t>
-            </w:r>
-            <w:r>
-              <w:t xml:space="preserve">“~72”</w:t>
-            </w:r>
-            <w:r>
-              <w:t xml:space="preserve">.</w:t>
-            </w:r>
-          </w:p>
-        </w:tc>
-      </w:tr>
-      <w:tr>
-        <w:tc>
-          <w:tcPr/>
-          <w:p>
-            <w:pPr>
-              <w:pStyle w:val="Compact"/>
-            </w:pPr>
-            <w:r>
-              <w:t xml:space="preserve">1.7</w:t>
-            </w:r>
-          </w:p>
-        </w:tc>
-        <w:tc>
-          <w:tcPr/>
-          <w:p>
-            <w:pPr>
-              <w:pStyle w:val="Compact"/>
-            </w:pPr>
-            <w:r>
-              <w:t xml:space="preserve">2026-04-21</w:t>
-            </w:r>
-          </w:p>
-        </w:tc>
-        <w:tc>
-          <w:tcPr/>
-          <w:p>
-            <w:pPr>
-              <w:pStyle w:val="Compact"/>
-            </w:pPr>
-            <w:r>
-              <w:t xml:space="preserve">Blue Ridge Automation</w:t>
-            </w:r>
-          </w:p>
-        </w:tc>
-        <w:tc>
-          <w:tcPr/>
-          <w:p>
-            <w:pPr>
-              <w:pStyle w:val="Compact"/>
-            </w:pPr>
-            <w:r>
-              <w:rPr>
                 <w:b/>
                 <w:bCs/>
               </w:rPr>
+              <w:t xml:space="preserve">Parts.Item.MaxLotSize</w:t>
+            </w:r>
+            <w:r>
+              <w:rPr>
+                <w:b/>
+                <w:bCs/>
+              </w:rPr>
+              <w:t xml:space="preserve"> </w:t>
+            </w:r>
+            <w:r>
+              <w:rPr>
+                <w:b/>
+                <w:bCs/>
+              </w:rPr>
+              <w:t xml:space="preserve">semantic repurpose.</w:t>
+            </w:r>
+            <w:r>
+              <w:t xml:space="preserve"> </w:t>
+            </w:r>
+            <w:r>
+              <w:t xml:space="preserve">No schema change — the column stays</w:t>
+            </w:r>
+            <w:r>
+              <w:t xml:space="preserve"> </w:t>
+            </w:r>
+            <w:r>
+              <w:rPr>
+                <w:rStyle w:val="VerbatimChar"/>
+              </w:rPr>
+              <w:t xml:space="preserve">INT NULL</w:t>
+            </w:r>
+            <w:r>
+              <w:t xml:space="preserve">. In this doc and the Config Tool Item screen the label/caption becomes</w:t>
+            </w:r>
+            <w:r>
+              <w:t xml:space="preserve"> </w:t>
+            </w:r>
+            <w:r>
+              <w:rPr>
+                <w:rStyle w:val="VerbatimChar"/>
+                <w:b/>
+                <w:bCs/>
+              </w:rPr>
+              <w:t xml:space="preserve">PartsPerBasket</w:t>
+            </w:r>
+            <w:r>
+              <w:t xml:space="preserve">: one LOT = one basket = one LTT label, so</w:t>
+            </w:r>
+            <w:r>
+              <w:t xml:space="preserve"> </w:t>
+            </w:r>
+            <w:r>
+              <w:t xml:space="preserve">“max parts per LOT”</w:t>
+            </w:r>
+            <w:r>
+              <w:t xml:space="preserve"> </w:t>
+            </w:r>
+            <w:r>
+              <w:t xml:space="preserve">IS</w:t>
+            </w:r>
+            <w:r>
+              <w:t xml:space="preserve"> </w:t>
+            </w:r>
+            <w:r>
+              <w:t xml:space="preserve">“basket capacity”</w:t>
+            </w:r>
+            <w:r>
+              <w:t xml:space="preserve"> </w:t>
+            </w:r>
+            <w:r>
+              <w:t xml:space="preserve">by definition. Basket (Item-level capacity) is distinct from Container (</w:t>
+            </w:r>
+            <w:r>
+              <w:rPr>
+                <w:rStyle w:val="VerbatimChar"/>
+              </w:rPr>
+              <w:t xml:space="preserve">Parts.ContainerConfig</w:t>
+            </w:r>
+            <w:r>
+              <w:t xml:space="preserve"> </w:t>
+            </w:r>
+            <w:r>
+              <w:t xml:space="preserve">with tray math for shipping — unchanged). Formal column rename deferred to a later migration.</w:t>
+            </w:r>
+            <w:r>
+              <w:rPr>
+                <w:b/>
+                <w:bCs/>
+              </w:rPr>
+              <w:t xml:space="preserve">Other v1.9 notes:</w:t>
+            </w:r>
+            <w:r>
+              <w:t xml:space="preserve"> </w:t>
+            </w:r>
+            <w:r>
+              <w:rPr>
+                <w:rStyle w:val="VerbatimChar"/>
+              </w:rPr>
+              <w:t xml:space="preserve">Tools.ToolAssignment</w:t>
+            </w:r>
+            <w:r>
+              <w:t xml:space="preserve"> </w:t>
+            </w:r>
+            <w:r>
+              <w:t xml:space="preserve">has</w:t>
+            </w:r>
+            <w:r>
+              <w:t xml:space="preserve"> </w:t>
+            </w:r>
+            <w:r>
+              <w:rPr>
+                <w:b/>
+                <w:bCs/>
+              </w:rPr>
+              <w:t xml:space="preserve">two</w:t>
+            </w:r>
+            <w:r>
+              <w:t xml:space="preserve"> </w:t>
+            </w:r>
+            <w:r>
+              <w:t xml:space="preserve">filtered unique indexes today (</w:t>
+            </w:r>
+            <w:r>
+              <w:rPr>
+                <w:rStyle w:val="VerbatimChar"/>
+              </w:rPr>
+              <w:t xml:space="preserve">UQ_ToolAssignment_ActiveTool</w:t>
+            </w:r>
+            <w:r>
+              <w:t xml:space="preserve"> </w:t>
+            </w:r>
+            <w:r>
+              <w:t xml:space="preserve">on</w:t>
+            </w:r>
+            <w:r>
+              <w:t xml:space="preserve"> </w:t>
+            </w:r>
+            <w:r>
+              <w:rPr>
+                <w:rStyle w:val="VerbatimChar"/>
+              </w:rPr>
+              <w:t xml:space="preserve">ToolId</w:t>
+            </w:r>
+            <w:r>
+              <w:t xml:space="preserve">,</w:t>
+            </w:r>
+            <w:r>
+              <w:t xml:space="preserve"> </w:t>
+            </w:r>
+            <w:r>
+              <w:rPr>
+                <w:rStyle w:val="VerbatimChar"/>
+              </w:rPr>
+              <w:t xml:space="preserve">UQ_ToolAssignment_ActiveCell</w:t>
+            </w:r>
+            <w:r>
+              <w:t xml:space="preserve"> </w:t>
+            </w:r>
+            <w:r>
+              <w:t xml:space="preserve">on</w:t>
+            </w:r>
+            <w:r>
+              <w:t xml:space="preserve"> </w:t>
+            </w:r>
+            <w:r>
+              <w:rPr>
+                <w:rStyle w:val="VerbatimChar"/>
+              </w:rPr>
+              <w:t xml:space="preserve">CellLocationId</w:t>
+            </w:r>
+            <w:r>
+              <w:t xml:space="preserve">). The Cell UNIQUE is correct for Die Cast (one mounted die per cell) but wrong for Machining / Trim / Assembly where multiple Tools coexist on a cell. Documented as a known limitation to resolve when non-Die Tool types go live post-MVP (scope the UNIQUE to</w:t>
+            </w:r>
+            <w:r>
+              <w:t xml:space="preserve"> </w:t>
+            </w:r>
+            <w:r>
+              <w:rPr>
+                <w:rStyle w:val="VerbatimChar"/>
+              </w:rPr>
+              <w:t xml:space="preserve">ToolType=Die</w:t>
+            </w:r>
+            <w:r>
+              <w:t xml:space="preserve"> </w:t>
+            </w:r>
+            <w:r>
+              <w:t xml:space="preserve">or drop it). Source:</w:t>
+            </w:r>
+            <w:r>
+              <w:t xml:space="preserve"> </w:t>
+            </w:r>
+            <w:r>
+              <w:rPr>
+                <w:rStyle w:val="VerbatimChar"/>
+              </w:rPr>
+              <w:t xml:space="preserve">docs/superpowers/specs/2026-04-23-arc2-model-revisions.md</w:t>
+            </w:r>
+            <w:r>
+              <w:t xml:space="preserve">.</w:t>
+            </w:r>
+          </w:p>
+        </w:tc>
+      </w:tr>
+      <w:tr>
+        <w:tc>
+          <w:tcPr/>
+          <w:p>
+            <w:pPr>
+              <w:pStyle w:val="Compact"/>
+            </w:pPr>
+            <w:r>
+              <w:t xml:space="preserve">1.8-rev</w:t>
+            </w:r>
+          </w:p>
+        </w:tc>
+        <w:tc>
+          <w:tcPr/>
+          <w:p>
+            <w:pPr>
+              <w:pStyle w:val="Compact"/>
+            </w:pPr>
+            <w:r>
+              <w:t xml:space="preserve">2026-04-22</w:t>
+            </w:r>
+          </w:p>
+        </w:tc>
+        <w:tc>
+          <w:tcPr/>
+          <w:p>
+            <w:pPr>
+              <w:pStyle w:val="Compact"/>
+            </w:pPr>
+            <w:r>
+              <w:t xml:space="preserve">Blue Ridge Automation</w:t>
+            </w:r>
+          </w:p>
+        </w:tc>
+        <w:tc>
+          <w:tcPr/>
+          <w:p>
+            <w:pPr>
+              <w:pStyle w:val="Compact"/>
+            </w:pPr>
+            <w:r>
+              <w:rPr>
+                <w:b/>
+                <w:bCs/>
+              </w:rPr>
+              <w:t xml:space="preserve">OI-11 reverted — Casting → Trim part rename resolved via 1-line BOM (no new schema).</w:t>
+            </w:r>
+            <w:r>
+              <w:t xml:space="preserve"> </w:t>
+            </w:r>
+            <w:r>
+              <w:t xml:space="preserve">The v1.8 draft added a dedicated</w:t>
+            </w:r>
+            <w:r>
+              <w:t xml:space="preserve"> </w:t>
+            </w:r>
+            <w:r>
+              <w:rPr>
+                <w:rStyle w:val="VerbatimChar"/>
+              </w:rPr>
+              <w:t xml:space="preserve">Parts.ItemTransform</w:t>
+            </w:r>
+            <w:r>
+              <w:t xml:space="preserve"> </w:t>
+            </w:r>
+            <w:r>
+              <w:t xml:space="preserve">table. On review it was redundant: every column duplicates</w:t>
+            </w:r>
+            <w:r>
+              <w:t xml:space="preserve"> </w:t>
+            </w:r>
+            <w:r>
+              <w:rPr>
+                <w:rStyle w:val="VerbatimChar"/>
+              </w:rPr>
+              <w:t xml:space="preserve">Workorder.ConsumptionEvent</w:t>
+            </w:r>
+            <w:r>
+              <w:t xml:space="preserve">. The Casting → Trim boundary is a</w:t>
+            </w:r>
+            <w:r>
+              <w:t xml:space="preserve"> </w:t>
+            </w:r>
+            <w:r>
+              <w:rPr>
+                <w:b/>
+                <w:bCs/>
+              </w:rPr>
+              <w:t xml:space="preserve">degenerate 1-line BOM consumption</w:t>
+            </w:r>
+            <w:r>
+              <w:t xml:space="preserve"> </w:t>
+            </w:r>
+            <w:r>
+              <w:t xml:space="preserve">— trim part has cast part as its sole component at QtyPer=1; the existing ConsumptionEvent + LotGenealogy flow captures the physical movement and backward trace; the operator prompt is BOM-driven (</w:t>
+            </w:r>
+            <w:r>
+              <w:t xml:space="preserve">“receive as trim part?”</w:t>
+            </w:r>
+            <w:r>
+              <w:t xml:space="preserve">). No</w:t>
+            </w:r>
+            <w:r>
+              <w:t xml:space="preserve"> </w:t>
+            </w:r>
+            <w:r>
+              <w:rPr>
+                <w:rStyle w:val="VerbatimChar"/>
+              </w:rPr>
+              <w:t xml:space="preserve">ItemTransform</w:t>
+            </w:r>
+            <w:r>
+              <w:t xml:space="preserve"> </w:t>
+            </w:r>
+            <w:r>
+              <w:t xml:space="preserve">table is created in Phase G or deferred to Arc 2. The Phase G migration’s</w:t>
+            </w:r>
+            <w:r>
+              <w:t xml:space="preserve"> </w:t>
+            </w:r>
+            <w:r>
+              <w:rPr>
+                <w:rStyle w:val="VerbatimChar"/>
+              </w:rPr>
+              <w:t xml:space="preserve">Audit.LogEntityType</w:t>
+            </w:r>
+            <w:r>
+              <w:t xml:space="preserve"> </w:t>
+            </w:r>
+            <w:r>
+              <w:t xml:space="preserve">seed shrinks from 10 rows to 9 (removed</w:t>
+            </w:r>
+            <w:r>
+              <w:t xml:space="preserve"> </w:t>
+            </w:r>
+            <w:r>
+              <w:rPr>
+                <w:rStyle w:val="VerbatimChar"/>
+              </w:rPr>
+              <w:t xml:space="preserve">ItemTransform</w:t>
+            </w:r>
+            <w:r>
+              <w:t xml:space="preserve">;</w:t>
+            </w:r>
+            <w:r>
+              <w:t xml:space="preserve"> </w:t>
+            </w:r>
+            <w:r>
+              <w:rPr>
+                <w:rStyle w:val="VerbatimChar"/>
+              </w:rPr>
+              <w:t xml:space="preserve">ScrapSource</w:t>
+            </w:r>
+            <w:r>
+              <w:t xml:space="preserve"> </w:t>
+            </w:r>
+            <w:r>
+              <w:t xml:space="preserve">shifted from Id=40 to Id=39). OI-11 moves from ⬜ Open to ✅ Resolved in the Open Issues Register (v2.6). This row is a correction to the v1.8 entry above — the table count</w:t>
+            </w:r>
+            <w:r>
+              <w:t xml:space="preserve"> </w:t>
+            </w:r>
+            <w:r>
+              <w:t xml:space="preserve">“~73”</w:t>
+            </w:r>
+            <w:r>
+              <w:t xml:space="preserve"> </w:t>
+            </w:r>
+            <w:r>
+              <w:t xml:space="preserve">also drops back to</w:t>
+            </w:r>
+            <w:r>
+              <w:t xml:space="preserve"> </w:t>
+            </w:r>
+            <w:r>
+              <w:t xml:space="preserve">“~72”</w:t>
+            </w:r>
+            <w:r>
+              <w:t xml:space="preserve">.</w:t>
+            </w:r>
+          </w:p>
+        </w:tc>
+      </w:tr>
+      <w:tr>
+        <w:tc>
+          <w:tcPr>
+            <w:shd w:val="clear" w:color="auto" w:fill="F2F2F2"/>
+          </w:tcPr>
+          <w:tcPr/>
+          <w:p>
+            <w:pPr>
+              <w:pStyle w:val="Compact"/>
+            </w:pPr>
+            <w:r>
+              <w:t xml:space="preserve">1.7</w:t>
+            </w:r>
+          </w:p>
+        </w:tc>
+        <w:tc>
+          <w:tcPr>
+            <w:shd w:val="clear" w:color="auto" w:fill="F2F2F2"/>
+          </w:tcPr>
+          <w:tcPr/>
+          <w:p>
+            <w:pPr>
+              <w:pStyle w:val="Compact"/>
+            </w:pPr>
+            <w:r>
+              <w:t xml:space="preserve">2026-04-21</w:t>
+            </w:r>
+          </w:p>
+        </w:tc>
+        <w:tc>
+          <w:tcPr>
+            <w:shd w:val="clear" w:color="auto" w:fill="F2F2F2"/>
+          </w:tcPr>
+          <w:tcPr/>
+          <w:p>
+            <w:pPr>
+              <w:pStyle w:val="Compact"/>
+            </w:pPr>
+            <w:r>
+              <w:t xml:space="preserve">Blue Ridge Automation</w:t>
+            </w:r>
+          </w:p>
+        </w:tc>
+        <w:tc>
+          <w:tcPr>
+            <w:shd w:val="clear" w:color="auto" w:fill="F2F2F2"/>
+          </w:tcPr>
+          <w:tcPr/>
+          <w:p>
+            <w:pPr>
+              <w:pStyle w:val="Compact"/>
+            </w:pPr>
+            <w:r>
+              <w:rPr>
+                <w:b/>
+                <w:bCs/>
+              </w:rPr>
               <w:t xml:space="preserve">Phase B Tool Management schema — Tool promoted to a first-class polymorphic subsystem (OI-10 superseded).</w:t>
             </w:r>
             <w:r>
@@ -4770,9 +5021,6 @@
       </w:tr>
       <w:tr>
         <w:tc>
-          <w:tcPr>
-            <w:shd w:val="clear" w:color="auto" w:fill="F2F2F2"/>
-          </w:tcPr>
           <w:tcPr/>
           <w:p>
             <w:pPr>
@@ -4784,9 +5032,6 @@
           </w:p>
         </w:tc>
         <w:tc>
-          <w:tcPr>
-            <w:shd w:val="clear" w:color="auto" w:fill="F2F2F2"/>
-          </w:tcPr>
           <w:tcPr/>
           <w:p>
             <w:pPr>
@@ -4798,9 +5043,6 @@
           </w:p>
         </w:tc>
         <w:tc>
-          <w:tcPr>
-            <w:shd w:val="clear" w:color="auto" w:fill="F2F2F2"/>
-          </w:tcPr>
           <w:tcPr/>
           <w:p>
             <w:pPr>
@@ -4812,9 +5054,6 @@
           </w:p>
         </w:tc>
         <w:tc>
-          <w:tcPr>
-            <w:shd w:val="clear" w:color="auto" w:fill="F2F2F2"/>
-          </w:tcPr>
           <w:tcPr/>
           <w:p>
             <w:pPr>
@@ -4964,6 +5203,9 @@
       </w:tr>
       <w:tr>
         <w:tc>
+          <w:tcPr>
+            <w:shd w:val="clear" w:color="auto" w:fill="F2F2F2"/>
+          </w:tcPr>
           <w:tcPr/>
           <w:p>
             <w:pPr>
@@ -4975,6 +5217,9 @@
           </w:p>
         </w:tc>
         <w:tc>
+          <w:tcPr>
+            <w:shd w:val="clear" w:color="auto" w:fill="F2F2F2"/>
+          </w:tcPr>
           <w:tcPr/>
           <w:p>
             <w:pPr>
@@ -4986,6 +5231,9 @@
           </w:p>
         </w:tc>
         <w:tc>
+          <w:tcPr>
+            <w:shd w:val="clear" w:color="auto" w:fill="F2F2F2"/>
+          </w:tcPr>
           <w:tcPr/>
           <w:p>
             <w:pPr>
@@ -4997,6 +5245,9 @@
           </w:p>
         </w:tc>
         <w:tc>
+          <w:tcPr>
+            <w:shd w:val="clear" w:color="auto" w:fill="F2F2F2"/>
+          </w:tcPr>
           <w:tcPr/>
           <w:p>
             <w:pPr>
@@ -5212,9 +5463,6 @@
       </w:tr>
       <w:tr>
         <w:tc>
-          <w:tcPr>
-            <w:shd w:val="clear" w:color="auto" w:fill="F2F2F2"/>
-          </w:tcPr>
           <w:tcPr/>
           <w:p>
             <w:pPr>
@@ -5226,9 +5474,6 @@
           </w:p>
         </w:tc>
         <w:tc>
-          <w:tcPr>
-            <w:shd w:val="clear" w:color="auto" w:fill="F2F2F2"/>
-          </w:tcPr>
           <w:tcPr/>
           <w:p>
             <w:pPr>
@@ -5240,9 +5485,6 @@
           </w:p>
         </w:tc>
         <w:tc>
-          <w:tcPr>
-            <w:shd w:val="clear" w:color="auto" w:fill="F2F2F2"/>
-          </w:tcPr>
           <w:tcPr/>
           <w:p>
             <w:pPr>
@@ -5254,9 +5496,6 @@
           </w:p>
         </w:tc>
         <w:tc>
-          <w:tcPr>
-            <w:shd w:val="clear" w:color="auto" w:fill="F2F2F2"/>
-          </w:tcPr>
           <w:tcPr/>
           <w:p>
             <w:pPr>
@@ -5582,6 +5821,9 @@
       </w:tr>
       <w:tr>
         <w:tc>
+          <w:tcPr>
+            <w:shd w:val="clear" w:color="auto" w:fill="F2F2F2"/>
+          </w:tcPr>
           <w:tcPr/>
           <w:p>
             <w:pPr>
@@ -5593,6 +5835,9 @@
           </w:p>
         </w:tc>
         <w:tc>
+          <w:tcPr>
+            <w:shd w:val="clear" w:color="auto" w:fill="F2F2F2"/>
+          </w:tcPr>
           <w:tcPr/>
           <w:p>
             <w:pPr>
@@ -5604,6 +5849,9 @@
           </w:p>
         </w:tc>
         <w:tc>
+          <w:tcPr>
+            <w:shd w:val="clear" w:color="auto" w:fill="F2F2F2"/>
+          </w:tcPr>
           <w:tcPr/>
           <w:p>
             <w:pPr>
@@ -5615,6 +5863,9 @@
           </w:p>
         </w:tc>
         <w:tc>
+          <w:tcPr>
+            <w:shd w:val="clear" w:color="auto" w:fill="F2F2F2"/>
+          </w:tcPr>
           <w:tcPr/>
           <w:p>
             <w:pPr>
@@ -5842,9 +6093,6 @@
       </w:tr>
       <w:tr>
         <w:tc>
-          <w:tcPr>
-            <w:shd w:val="clear" w:color="auto" w:fill="F2F2F2"/>
-          </w:tcPr>
           <w:tcPr/>
           <w:p>
             <w:pPr>
@@ -5856,9 +6104,6 @@
           </w:p>
         </w:tc>
         <w:tc>
-          <w:tcPr>
-            <w:shd w:val="clear" w:color="auto" w:fill="F2F2F2"/>
-          </w:tcPr>
           <w:tcPr/>
           <w:p>
             <w:pPr>
@@ -5870,9 +6115,6 @@
           </w:p>
         </w:tc>
         <w:tc>
-          <w:tcPr>
-            <w:shd w:val="clear" w:color="auto" w:fill="F2F2F2"/>
-          </w:tcPr>
           <w:tcPr/>
           <w:p>
             <w:pPr>
@@ -5884,9 +6126,6 @@
           </w:p>
         </w:tc>
         <w:tc>
-          <w:tcPr>
-            <w:shd w:val="clear" w:color="auto" w:fill="F2F2F2"/>
-          </w:tcPr>
           <w:tcPr/>
           <w:p>
             <w:pPr>
@@ -6045,6 +6284,9 @@
       </w:tr>
       <w:tr>
         <w:tc>
+          <w:tcPr>
+            <w:shd w:val="clear" w:color="auto" w:fill="F2F2F2"/>
+          </w:tcPr>
           <w:tcPr/>
           <w:p>
             <w:pPr>
@@ -6056,6 +6298,9 @@
           </w:p>
         </w:tc>
         <w:tc>
+          <w:tcPr>
+            <w:shd w:val="clear" w:color="auto" w:fill="F2F2F2"/>
+          </w:tcPr>
           <w:tcPr/>
           <w:p>
             <w:pPr>
@@ -6067,6 +6312,9 @@
           </w:p>
         </w:tc>
         <w:tc>
+          <w:tcPr>
+            <w:shd w:val="clear" w:color="auto" w:fill="F2F2F2"/>
+          </w:tcPr>
           <w:tcPr/>
           <w:p>
             <w:pPr>
@@ -6078,6 +6326,9 @@
           </w:p>
         </w:tc>
         <w:tc>
+          <w:tcPr>
+            <w:shd w:val="clear" w:color="auto" w:fill="F2F2F2"/>
+          </w:tcPr>
           <w:tcPr/>
           <w:p>
             <w:pPr>
@@ -6275,9 +6526,6 @@
       </w:tr>
       <w:tr>
         <w:tc>
-          <w:tcPr>
-            <w:shd w:val="clear" w:color="auto" w:fill="F2F2F2"/>
-          </w:tcPr>
           <w:tcPr/>
           <w:p>
             <w:pPr>
@@ -6289,9 +6537,6 @@
           </w:p>
         </w:tc>
         <w:tc>
-          <w:tcPr>
-            <w:shd w:val="clear" w:color="auto" w:fill="F2F2F2"/>
-          </w:tcPr>
           <w:tcPr/>
           <w:p>
             <w:pPr>
@@ -6303,9 +6548,6 @@
           </w:p>
         </w:tc>
         <w:tc>
-          <w:tcPr>
-            <w:shd w:val="clear" w:color="auto" w:fill="F2F2F2"/>
-          </w:tcPr>
           <w:tcPr/>
           <w:p>
             <w:pPr>
@@ -6317,9 +6559,6 @@
           </w:p>
         </w:tc>
         <w:tc>
-          <w:tcPr>
-            <w:shd w:val="clear" w:color="auto" w:fill="F2F2F2"/>
-          </w:tcPr>
           <w:tcPr/>
           <w:p>
             <w:pPr>
@@ -6655,6 +6894,9 @@
       </w:tr>
       <w:tr>
         <w:tc>
+          <w:tcPr>
+            <w:shd w:val="clear" w:color="auto" w:fill="F2F2F2"/>
+          </w:tcPr>
           <w:tcPr/>
           <w:p>
             <w:pPr>
@@ -6666,6 +6908,9 @@
           </w:p>
         </w:tc>
         <w:tc>
+          <w:tcPr>
+            <w:shd w:val="clear" w:color="auto" w:fill="F2F2F2"/>
+          </w:tcPr>
           <w:tcPr/>
           <w:p>
             <w:pPr>
@@ -6677,6 +6922,9 @@
           </w:p>
         </w:tc>
         <w:tc>
+          <w:tcPr>
+            <w:shd w:val="clear" w:color="auto" w:fill="F2F2F2"/>
+          </w:tcPr>
           <w:tcPr/>
           <w:p>
             <w:pPr>
@@ -6688,6 +6936,9 @@
           </w:p>
         </w:tc>
         <w:tc>
+          <w:tcPr>
+            <w:shd w:val="clear" w:color="auto" w:fill="F2F2F2"/>
+          </w:tcPr>
           <w:tcPr/>
           <w:p>
             <w:pPr>
@@ -6755,9 +7006,6 @@
       </w:tr>
       <w:tr>
         <w:tc>
-          <w:tcPr>
-            <w:shd w:val="clear" w:color="auto" w:fill="F2F2F2"/>
-          </w:tcPr>
           <w:tcPr/>
           <w:p>
             <w:pPr>
@@ -6769,9 +7017,6 @@
           </w:p>
         </w:tc>
         <w:tc>
-          <w:tcPr>
-            <w:shd w:val="clear" w:color="auto" w:fill="F2F2F2"/>
-          </w:tcPr>
           <w:tcPr/>
           <w:p>
             <w:pPr>
@@ -6783,9 +7028,6 @@
           </w:p>
         </w:tc>
         <w:tc>
-          <w:tcPr>
-            <w:shd w:val="clear" w:color="auto" w:fill="F2F2F2"/>
-          </w:tcPr>
           <w:tcPr/>
           <w:p>
             <w:pPr>
@@ -6797,9 +7039,6 @@
           </w:p>
         </w:tc>
         <w:tc>
-          <w:tcPr>
-            <w:shd w:val="clear" w:color="auto" w:fill="F2F2F2"/>
-          </w:tcPr>
           <w:tcPr/>
           <w:p>
             <w:pPr>

--- a/MPP_MES_DATA_MODEL.docx
+++ b/MPP_MES_DATA_MODEL.docx
@@ -26,7 +26,7 @@
         <w:t xml:space="preserve"> </w:t>
       </w:r>
       <w:r>
-        <w:t xml:space="preserve">v1.9 working draft (rev 2026-04-27h — UJ-04 AIM Shipper ID local pool + config —</w:t>
+        <w:t xml:space="preserve">v1.9 working draft (rev 2026-04-27i — UJ-18 Gateway-script-async print pattern —</w:t>
       </w:r>
       <w:r>
         <w:t xml:space="preserve"> </w:t>
@@ -35,25 +35,13 @@
         <w:rPr>
           <w:rStyle w:val="VerbatimChar"/>
         </w:rPr>
-        <w:t xml:space="preserve">Lots.AimShipperIdPool</w:t>
-      </w:r>
-      <w:r>
-        <w:t xml:space="preserve"> </w:t>
-      </w:r>
-      <w:r>
-        <w:t xml:space="preserve">+</w:t>
-      </w:r>
-      <w:r>
-        <w:t xml:space="preserve"> </w:t>
-      </w:r>
-      <w:r>
-        <w:rPr>
-          <w:rStyle w:val="VerbatimChar"/>
-        </w:rPr>
-        <w:t xml:space="preserve">Lots.AimPoolConfig</w:t>
-      </w:r>
-      <w:r>
-        <w:t xml:space="preserve">; see revision history)</w:t>
+        <w:t xml:space="preserve">Lots.ShippingLabel</w:t>
+      </w:r>
+      <w:r>
+        <w:t xml:space="preserve"> </w:t>
+      </w:r>
+      <w:r>
+        <w:t xml:space="preserve">+5 print-state columns; see revision history)</w:t>
       </w:r>
       <w:r>
         <w:t xml:space="preserve"> </w:t>
@@ -1884,11 +1872,178 @@
               <w:pStyle w:val="Compact"/>
             </w:pPr>
             <w:r>
+              <w:t xml:space="preserve">1.9i</w:t>
+            </w:r>
+          </w:p>
+        </w:tc>
+        <w:tc>
+          <w:tcPr/>
+          <w:p>
+            <w:pPr>
+              <w:pStyle w:val="Compact"/>
+            </w:pPr>
+            <w:r>
+              <w:t xml:space="preserve">2026-04-27</w:t>
+            </w:r>
+          </w:p>
+        </w:tc>
+        <w:tc>
+          <w:tcPr/>
+          <w:p>
+            <w:pPr>
+              <w:pStyle w:val="Compact"/>
+            </w:pPr>
+            <w:r>
+              <w:t xml:space="preserve">Blue Ridge Automation</w:t>
+            </w:r>
+          </w:p>
+        </w:tc>
+        <w:tc>
+          <w:tcPr/>
+          <w:p>
+            <w:pPr>
+              <w:pStyle w:val="Compact"/>
+            </w:pPr>
+            <w:r>
+              <w:rPr>
+                <w:b/>
+                <w:bCs/>
+              </w:rPr>
+              <w:t xml:space="preserve">§3 ShippingLabel — UJ-18 Gateway-script-async print pattern.</w:t>
+            </w:r>
+            <w:r>
+              <w:t xml:space="preserve"> </w:t>
+            </w:r>
+            <w:r>
+              <w:rPr>
+                <w:rStyle w:val="VerbatimChar"/>
+              </w:rPr>
+              <w:t xml:space="preserve">Lots.ShippingLabel</w:t>
+            </w:r>
+            <w:r>
+              <w:t xml:space="preserve"> </w:t>
+            </w:r>
+            <w:r>
+              <w:t xml:space="preserve">+5 columns:</w:t>
+            </w:r>
+            <w:r>
+              <w:t xml:space="preserve"> </w:t>
+            </w:r>
+            <w:r>
+              <w:rPr>
+                <w:rStyle w:val="VerbatimChar"/>
+              </w:rPr>
+              <w:t xml:space="preserve">PrintAttempts INT DEFAULT 0</w:t>
+            </w:r>
+            <w:r>
+              <w:t xml:space="preserve">,</w:t>
+            </w:r>
+            <w:r>
+              <w:t xml:space="preserve"> </w:t>
+            </w:r>
+            <w:r>
+              <w:rPr>
+                <w:rStyle w:val="VerbatimChar"/>
+              </w:rPr>
+              <w:t xml:space="preserve">LastPrintAttemptAt DATETIME2(3) NULL</w:t>
+            </w:r>
+            <w:r>
+              <w:t xml:space="preserve">,</w:t>
+            </w:r>
+            <w:r>
+              <w:t xml:space="preserve"> </w:t>
+            </w:r>
+            <w:r>
+              <w:rPr>
+                <w:rStyle w:val="VerbatimChar"/>
+              </w:rPr>
+              <w:t xml:space="preserve">LastPrintError NVARCHAR(2000) NULL</w:t>
+            </w:r>
+            <w:r>
+              <w:t xml:space="preserve">,</w:t>
+            </w:r>
+            <w:r>
+              <w:t xml:space="preserve"> </w:t>
+            </w:r>
+            <w:r>
+              <w:rPr>
+                <w:rStyle w:val="VerbatimChar"/>
+              </w:rPr>
+              <w:t xml:space="preserve">PrintFailedAt DATETIME2(3) NULL</w:t>
+            </w:r>
+            <w:r>
+              <w:t xml:space="preserve">,</w:t>
+            </w:r>
+            <w:r>
+              <w:t xml:space="preserve"> </w:t>
+            </w:r>
+            <w:r>
+              <w:rPr>
+                <w:rStyle w:val="VerbatimChar"/>
+              </w:rPr>
+              <w:t xml:space="preserve">TerminalLocationId BIGINT FK → Location.Location.Id NULL</w:t>
+            </w:r>
+            <w:r>
+              <w:t xml:space="preserve">. State derivation: Pending =</w:t>
+            </w:r>
+            <w:r>
+              <w:t xml:space="preserve"> </w:t>
+            </w:r>
+            <w:r>
+              <w:rPr>
+                <w:rStyle w:val="VerbatimChar"/>
+              </w:rPr>
+              <w:t xml:space="preserve">PrintedAt IS NULL AND PrintFailedAt IS NULL</w:t>
+            </w:r>
+            <w:r>
+              <w:t xml:space="preserve">; Completed =</w:t>
+            </w:r>
+            <w:r>
+              <w:t xml:space="preserve"> </w:t>
+            </w:r>
+            <w:r>
+              <w:rPr>
+                <w:rStyle w:val="VerbatimChar"/>
+              </w:rPr>
+              <w:t xml:space="preserve">PrintedAt IS NOT NULL</w:t>
+            </w:r>
+            <w:r>
+              <w:t xml:space="preserve">; Failed =</w:t>
+            </w:r>
+            <w:r>
+              <w:t xml:space="preserve"> </w:t>
+            </w:r>
+            <w:r>
+              <w:rPr>
+                <w:rStyle w:val="VerbatimChar"/>
+              </w:rPr>
+              <w:t xml:space="preserve">PrintFailedAt IS NOT NULL</w:t>
+            </w:r>
+            <w:r>
+              <w:t xml:space="preserve">. No separate queue table — print state lives on the audit row. FDS v0.11j companion. SQL deferred to Arc 2 Phase 7 alongside the rest of the Container schema.</w:t>
+            </w:r>
+          </w:p>
+        </w:tc>
+      </w:tr>
+      <w:tr>
+        <w:tc>
+          <w:tcPr>
+            <w:shd w:val="clear" w:color="auto" w:fill="F2F2F2"/>
+          </w:tcPr>
+          <w:tcPr/>
+          <w:p>
+            <w:pPr>
+              <w:pStyle w:val="Compact"/>
+            </w:pPr>
+            <w:r>
               <w:t xml:space="preserve">1.9h</w:t>
             </w:r>
           </w:p>
         </w:tc>
         <w:tc>
+          <w:tcPr>
+            <w:shd w:val="clear" w:color="auto" w:fill="F2F2F2"/>
+          </w:tcPr>
           <w:tcPr/>
           <w:p>
             <w:pPr>
@@ -1900,6 +2055,9 @@
           </w:p>
         </w:tc>
         <w:tc>
+          <w:tcPr>
+            <w:shd w:val="clear" w:color="auto" w:fill="F2F2F2"/>
+          </w:tcPr>
           <w:tcPr/>
           <w:p>
             <w:pPr>
@@ -1911,6 +2069,9 @@
           </w:p>
         </w:tc>
         <w:tc>
+          <w:tcPr>
+            <w:shd w:val="clear" w:color="auto" w:fill="F2F2F2"/>
+          </w:tcPr>
           <w:tcPr/>
           <w:p>
             <w:pPr>
@@ -2439,9 +2600,6 @@
       </w:tr>
       <w:tr>
         <w:tc>
-          <w:tcPr>
-            <w:shd w:val="clear" w:color="auto" w:fill="F2F2F2"/>
-          </w:tcPr>
           <w:tcPr/>
           <w:p>
             <w:pPr>
@@ -2453,9 +2611,6 @@
           </w:p>
         </w:tc>
         <w:tc>
-          <w:tcPr>
-            <w:shd w:val="clear" w:color="auto" w:fill="F2F2F2"/>
-          </w:tcPr>
           <w:tcPr/>
           <w:p>
             <w:pPr>
@@ -2467,9 +2622,6 @@
           </w:p>
         </w:tc>
         <w:tc>
-          <w:tcPr>
-            <w:shd w:val="clear" w:color="auto" w:fill="F2F2F2"/>
-          </w:tcPr>
           <w:tcPr/>
           <w:p>
             <w:pPr>
@@ -2481,9 +2633,6 @@
           </w:p>
         </w:tc>
         <w:tc>
-          <w:tcPr>
-            <w:shd w:val="clear" w:color="auto" w:fill="F2F2F2"/>
-          </w:tcPr>
           <w:tcPr/>
           <w:p>
             <w:pPr>
@@ -2786,6 +2935,9 @@
       </w:tr>
       <w:tr>
         <w:tc>
+          <w:tcPr>
+            <w:shd w:val="clear" w:color="auto" w:fill="F2F2F2"/>
+          </w:tcPr>
           <w:tcPr/>
           <w:p>
             <w:pPr>
@@ -2797,6 +2949,9 @@
           </w:p>
         </w:tc>
         <w:tc>
+          <w:tcPr>
+            <w:shd w:val="clear" w:color="auto" w:fill="F2F2F2"/>
+          </w:tcPr>
           <w:tcPr/>
           <w:p>
             <w:pPr>
@@ -2808,6 +2963,9 @@
           </w:p>
         </w:tc>
         <w:tc>
+          <w:tcPr>
+            <w:shd w:val="clear" w:color="auto" w:fill="F2F2F2"/>
+          </w:tcPr>
           <w:tcPr/>
           <w:p>
             <w:pPr>
@@ -2819,6 +2977,9 @@
           </w:p>
         </w:tc>
         <w:tc>
+          <w:tcPr>
+            <w:shd w:val="clear" w:color="auto" w:fill="F2F2F2"/>
+          </w:tcPr>
           <w:tcPr/>
           <w:p>
             <w:pPr>
@@ -3010,9 +3171,6 @@
       </w:tr>
       <w:tr>
         <w:tc>
-          <w:tcPr>
-            <w:shd w:val="clear" w:color="auto" w:fill="F2F2F2"/>
-          </w:tcPr>
           <w:tcPr/>
           <w:p>
             <w:pPr>
@@ -3024,9 +3182,6 @@
           </w:p>
         </w:tc>
         <w:tc>
-          <w:tcPr>
-            <w:shd w:val="clear" w:color="auto" w:fill="F2F2F2"/>
-          </w:tcPr>
           <w:tcPr/>
           <w:p>
             <w:pPr>
@@ -3038,9 +3193,6 @@
           </w:p>
         </w:tc>
         <w:tc>
-          <w:tcPr>
-            <w:shd w:val="clear" w:color="auto" w:fill="F2F2F2"/>
-          </w:tcPr>
           <w:tcPr/>
           <w:p>
             <w:pPr>
@@ -3052,9 +3204,6 @@
           </w:p>
         </w:tc>
         <w:tc>
-          <w:tcPr>
-            <w:shd w:val="clear" w:color="auto" w:fill="F2F2F2"/>
-          </w:tcPr>
           <w:tcPr/>
           <w:p>
             <w:pPr>
@@ -3224,6 +3373,9 @@
       </w:tr>
       <w:tr>
         <w:tc>
+          <w:tcPr>
+            <w:shd w:val="clear" w:color="auto" w:fill="F2F2F2"/>
+          </w:tcPr>
           <w:tcPr/>
           <w:p>
             <w:pPr>
@@ -3235,6 +3387,9 @@
           </w:p>
         </w:tc>
         <w:tc>
+          <w:tcPr>
+            <w:shd w:val="clear" w:color="auto" w:fill="F2F2F2"/>
+          </w:tcPr>
           <w:tcPr/>
           <w:p>
             <w:pPr>
@@ -3246,6 +3401,9 @@
           </w:p>
         </w:tc>
         <w:tc>
+          <w:tcPr>
+            <w:shd w:val="clear" w:color="auto" w:fill="F2F2F2"/>
+          </w:tcPr>
           <w:tcPr/>
           <w:p>
             <w:pPr>
@@ -3257,6 +3415,9 @@
           </w:p>
         </w:tc>
         <w:tc>
+          <w:tcPr>
+            <w:shd w:val="clear" w:color="auto" w:fill="F2F2F2"/>
+          </w:tcPr>
           <w:tcPr/>
           <w:p>
             <w:pPr>
@@ -3423,9 +3584,6 @@
       </w:tr>
       <w:tr>
         <w:tc>
-          <w:tcPr>
-            <w:shd w:val="clear" w:color="auto" w:fill="F2F2F2"/>
-          </w:tcPr>
           <w:tcPr/>
           <w:p>
             <w:pPr>
@@ -3437,9 +3595,6 @@
           </w:p>
         </w:tc>
         <w:tc>
-          <w:tcPr>
-            <w:shd w:val="clear" w:color="auto" w:fill="F2F2F2"/>
-          </w:tcPr>
           <w:tcPr/>
           <w:p>
             <w:pPr>
@@ -3451,9 +3606,6 @@
           </w:p>
         </w:tc>
         <w:tc>
-          <w:tcPr>
-            <w:shd w:val="clear" w:color="auto" w:fill="F2F2F2"/>
-          </w:tcPr>
           <w:tcPr/>
           <w:p>
             <w:pPr>
@@ -3465,9 +3617,6 @@
           </w:p>
         </w:tc>
         <w:tc>
-          <w:tcPr>
-            <w:shd w:val="clear" w:color="auto" w:fill="F2F2F2"/>
-          </w:tcPr>
           <w:tcPr/>
           <w:p>
             <w:pPr>
@@ -3719,6 +3868,9 @@
       </w:tr>
       <w:tr>
         <w:tc>
+          <w:tcPr>
+            <w:shd w:val="clear" w:color="auto" w:fill="F2F2F2"/>
+          </w:tcPr>
           <w:tcPr/>
           <w:p>
             <w:pPr>
@@ -3730,6 +3882,9 @@
           </w:p>
         </w:tc>
         <w:tc>
+          <w:tcPr>
+            <w:shd w:val="clear" w:color="auto" w:fill="F2F2F2"/>
+          </w:tcPr>
           <w:tcPr/>
           <w:p>
             <w:pPr>
@@ -3741,6 +3896,9 @@
           </w:p>
         </w:tc>
         <w:tc>
+          <w:tcPr>
+            <w:shd w:val="clear" w:color="auto" w:fill="F2F2F2"/>
+          </w:tcPr>
           <w:tcPr/>
           <w:p>
             <w:pPr>
@@ -3752,6 +3910,9 @@
           </w:p>
         </w:tc>
         <w:tc>
+          <w:tcPr>
+            <w:shd w:val="clear" w:color="auto" w:fill="F2F2F2"/>
+          </w:tcPr>
           <w:tcPr/>
           <w:p>
             <w:pPr>
@@ -4021,9 +4182,6 @@
       </w:tr>
       <w:tr>
         <w:tc>
-          <w:tcPr>
-            <w:shd w:val="clear" w:color="auto" w:fill="F2F2F2"/>
-          </w:tcPr>
           <w:tcPr/>
           <w:p>
             <w:pPr>
@@ -4035,9 +4193,6 @@
           </w:p>
         </w:tc>
         <w:tc>
-          <w:tcPr>
-            <w:shd w:val="clear" w:color="auto" w:fill="F2F2F2"/>
-          </w:tcPr>
           <w:tcPr/>
           <w:p>
             <w:pPr>
@@ -4049,9 +4204,6 @@
           </w:p>
         </w:tc>
         <w:tc>
-          <w:tcPr>
-            <w:shd w:val="clear" w:color="auto" w:fill="F2F2F2"/>
-          </w:tcPr>
           <w:tcPr/>
           <w:p>
             <w:pPr>
@@ -4063,9 +4215,6 @@
           </w:p>
         </w:tc>
         <w:tc>
-          <w:tcPr>
-            <w:shd w:val="clear" w:color="auto" w:fill="F2F2F2"/>
-          </w:tcPr>
           <w:tcPr/>
           <w:p>
             <w:pPr>
@@ -5293,6 +5442,9 @@
       </w:tr>
       <w:tr>
         <w:tc>
+          <w:tcPr>
+            <w:shd w:val="clear" w:color="auto" w:fill="F2F2F2"/>
+          </w:tcPr>
           <w:tcPr/>
           <w:p>
             <w:pPr>
@@ -5304,6 +5456,9 @@
           </w:p>
         </w:tc>
         <w:tc>
+          <w:tcPr>
+            <w:shd w:val="clear" w:color="auto" w:fill="F2F2F2"/>
+          </w:tcPr>
           <w:tcPr/>
           <w:p>
             <w:pPr>
@@ -5315,6 +5470,9 @@
           </w:p>
         </w:tc>
         <w:tc>
+          <w:tcPr>
+            <w:shd w:val="clear" w:color="auto" w:fill="F2F2F2"/>
+          </w:tcPr>
           <w:tcPr/>
           <w:p>
             <w:pPr>
@@ -5326,6 +5484,9 @@
           </w:p>
         </w:tc>
         <w:tc>
+          <w:tcPr>
+            <w:shd w:val="clear" w:color="auto" w:fill="F2F2F2"/>
+          </w:tcPr>
           <w:tcPr/>
           <w:p>
             <w:pPr>
@@ -5476,9 +5637,6 @@
       </w:tr>
       <w:tr>
         <w:tc>
-          <w:tcPr>
-            <w:shd w:val="clear" w:color="auto" w:fill="F2F2F2"/>
-          </w:tcPr>
           <w:tcPr/>
           <w:p>
             <w:pPr>
@@ -5490,9 +5648,6 @@
           </w:p>
         </w:tc>
         <w:tc>
-          <w:tcPr>
-            <w:shd w:val="clear" w:color="auto" w:fill="F2F2F2"/>
-          </w:tcPr>
           <w:tcPr/>
           <w:p>
             <w:pPr>
@@ -5504,9 +5659,6 @@
           </w:p>
         </w:tc>
         <w:tc>
-          <w:tcPr>
-            <w:shd w:val="clear" w:color="auto" w:fill="F2F2F2"/>
-          </w:tcPr>
           <w:tcPr/>
           <w:p>
             <w:pPr>
@@ -5518,9 +5670,6 @@
           </w:p>
         </w:tc>
         <w:tc>
-          <w:tcPr>
-            <w:shd w:val="clear" w:color="auto" w:fill="F2F2F2"/>
-          </w:tcPr>
           <w:tcPr/>
           <w:p>
             <w:pPr>
@@ -5941,6 +6090,9 @@
       </w:tr>
       <w:tr>
         <w:tc>
+          <w:tcPr>
+            <w:shd w:val="clear" w:color="auto" w:fill="F2F2F2"/>
+          </w:tcPr>
           <w:tcPr/>
           <w:p>
             <w:pPr>
@@ -5952,6 +6104,9 @@
           </w:p>
         </w:tc>
         <w:tc>
+          <w:tcPr>
+            <w:shd w:val="clear" w:color="auto" w:fill="F2F2F2"/>
+          </w:tcPr>
           <w:tcPr/>
           <w:p>
             <w:pPr>
@@ -5963,6 +6118,9 @@
           </w:p>
         </w:tc>
         <w:tc>
+          <w:tcPr>
+            <w:shd w:val="clear" w:color="auto" w:fill="F2F2F2"/>
+          </w:tcPr>
           <w:tcPr/>
           <w:p>
             <w:pPr>
@@ -5974,6 +6132,9 @@
           </w:p>
         </w:tc>
         <w:tc>
+          <w:tcPr>
+            <w:shd w:val="clear" w:color="auto" w:fill="F2F2F2"/>
+          </w:tcPr>
           <w:tcPr/>
           <w:p>
             <w:pPr>
@@ -6123,9 +6284,6 @@
       </w:tr>
       <w:tr>
         <w:tc>
-          <w:tcPr>
-            <w:shd w:val="clear" w:color="auto" w:fill="F2F2F2"/>
-          </w:tcPr>
           <w:tcPr/>
           <w:p>
             <w:pPr>
@@ -6137,9 +6295,6 @@
           </w:p>
         </w:tc>
         <w:tc>
-          <w:tcPr>
-            <w:shd w:val="clear" w:color="auto" w:fill="F2F2F2"/>
-          </w:tcPr>
           <w:tcPr/>
           <w:p>
             <w:pPr>
@@ -6151,9 +6306,6 @@
           </w:p>
         </w:tc>
         <w:tc>
-          <w:tcPr>
-            <w:shd w:val="clear" w:color="auto" w:fill="F2F2F2"/>
-          </w:tcPr>
           <w:tcPr/>
           <w:p>
             <w:pPr>
@@ -6165,9 +6317,6 @@
           </w:p>
         </w:tc>
         <w:tc>
-          <w:tcPr>
-            <w:shd w:val="clear" w:color="auto" w:fill="F2F2F2"/>
-          </w:tcPr>
           <w:tcPr/>
           <w:p>
             <w:pPr>
@@ -6383,6 +6532,9 @@
       </w:tr>
       <w:tr>
         <w:tc>
+          <w:tcPr>
+            <w:shd w:val="clear" w:color="auto" w:fill="F2F2F2"/>
+          </w:tcPr>
           <w:tcPr/>
           <w:p>
             <w:pPr>
@@ -6394,6 +6546,9 @@
           </w:p>
         </w:tc>
         <w:tc>
+          <w:tcPr>
+            <w:shd w:val="clear" w:color="auto" w:fill="F2F2F2"/>
+          </w:tcPr>
           <w:tcPr/>
           <w:p>
             <w:pPr>
@@ -6405,6 +6560,9 @@
           </w:p>
         </w:tc>
         <w:tc>
+          <w:tcPr>
+            <w:shd w:val="clear" w:color="auto" w:fill="F2F2F2"/>
+          </w:tcPr>
           <w:tcPr/>
           <w:p>
             <w:pPr>
@@ -6416,6 +6574,9 @@
           </w:p>
         </w:tc>
         <w:tc>
+          <w:tcPr>
+            <w:shd w:val="clear" w:color="auto" w:fill="F2F2F2"/>
+          </w:tcPr>
           <w:tcPr/>
           <w:p>
             <w:pPr>
@@ -6741,9 +6902,6 @@
       </w:tr>
       <w:tr>
         <w:tc>
-          <w:tcPr>
-            <w:shd w:val="clear" w:color="auto" w:fill="F2F2F2"/>
-          </w:tcPr>
           <w:tcPr/>
           <w:p>
             <w:pPr>
@@ -6755,9 +6913,6 @@
           </w:p>
         </w:tc>
         <w:tc>
-          <w:tcPr>
-            <w:shd w:val="clear" w:color="auto" w:fill="F2F2F2"/>
-          </w:tcPr>
           <w:tcPr/>
           <w:p>
             <w:pPr>
@@ -6769,9 +6924,6 @@
           </w:p>
         </w:tc>
         <w:tc>
-          <w:tcPr>
-            <w:shd w:val="clear" w:color="auto" w:fill="F2F2F2"/>
-          </w:tcPr>
           <w:tcPr/>
           <w:p>
             <w:pPr>
@@ -6783,9 +6935,6 @@
           </w:p>
         </w:tc>
         <w:tc>
-          <w:tcPr>
-            <w:shd w:val="clear" w:color="auto" w:fill="F2F2F2"/>
-          </w:tcPr>
           <w:tcPr/>
           <w:p>
             <w:pPr>
@@ -7013,6 +7162,9 @@
       </w:tr>
       <w:tr>
         <w:tc>
+          <w:tcPr>
+            <w:shd w:val="clear" w:color="auto" w:fill="F2F2F2"/>
+          </w:tcPr>
           <w:tcPr/>
           <w:p>
             <w:pPr>
@@ -7024,6 +7176,9 @@
           </w:p>
         </w:tc>
         <w:tc>
+          <w:tcPr>
+            <w:shd w:val="clear" w:color="auto" w:fill="F2F2F2"/>
+          </w:tcPr>
           <w:tcPr/>
           <w:p>
             <w:pPr>
@@ -7035,6 +7190,9 @@
           </w:p>
         </w:tc>
         <w:tc>
+          <w:tcPr>
+            <w:shd w:val="clear" w:color="auto" w:fill="F2F2F2"/>
+          </w:tcPr>
           <w:tcPr/>
           <w:p>
             <w:pPr>
@@ -7046,6 +7204,9 @@
           </w:p>
         </w:tc>
         <w:tc>
+          <w:tcPr>
+            <w:shd w:val="clear" w:color="auto" w:fill="F2F2F2"/>
+          </w:tcPr>
           <w:tcPr/>
           <w:p>
             <w:pPr>
@@ -7204,9 +7365,6 @@
       </w:tr>
       <w:tr>
         <w:tc>
-          <w:tcPr>
-            <w:shd w:val="clear" w:color="auto" w:fill="F2F2F2"/>
-          </w:tcPr>
           <w:tcPr/>
           <w:p>
             <w:pPr>
@@ -7218,9 +7376,6 @@
           </w:p>
         </w:tc>
         <w:tc>
-          <w:tcPr>
-            <w:shd w:val="clear" w:color="auto" w:fill="F2F2F2"/>
-          </w:tcPr>
           <w:tcPr/>
           <w:p>
             <w:pPr>
@@ -7232,9 +7387,6 @@
           </w:p>
         </w:tc>
         <w:tc>
-          <w:tcPr>
-            <w:shd w:val="clear" w:color="auto" w:fill="F2F2F2"/>
-          </w:tcPr>
           <w:tcPr/>
           <w:p>
             <w:pPr>
@@ -7246,9 +7398,6 @@
           </w:p>
         </w:tc>
         <w:tc>
-          <w:tcPr>
-            <w:shd w:val="clear" w:color="auto" w:fill="F2F2F2"/>
-          </w:tcPr>
           <w:tcPr/>
           <w:p>
             <w:pPr>
@@ -7446,6 +7595,9 @@
       </w:tr>
       <w:tr>
         <w:tc>
+          <w:tcPr>
+            <w:shd w:val="clear" w:color="auto" w:fill="F2F2F2"/>
+          </w:tcPr>
           <w:tcPr/>
           <w:p>
             <w:pPr>
@@ -7457,6 +7609,9 @@
           </w:p>
         </w:tc>
         <w:tc>
+          <w:tcPr>
+            <w:shd w:val="clear" w:color="auto" w:fill="F2F2F2"/>
+          </w:tcPr>
           <w:tcPr/>
           <w:p>
             <w:pPr>
@@ -7468,6 +7623,9 @@
           </w:p>
         </w:tc>
         <w:tc>
+          <w:tcPr>
+            <w:shd w:val="clear" w:color="auto" w:fill="F2F2F2"/>
+          </w:tcPr>
           <w:tcPr/>
           <w:p>
             <w:pPr>
@@ -7479,6 +7637,9 @@
           </w:p>
         </w:tc>
         <w:tc>
+          <w:tcPr>
+            <w:shd w:val="clear" w:color="auto" w:fill="F2F2F2"/>
+          </w:tcPr>
           <w:tcPr/>
           <w:p>
             <w:pPr>
@@ -7814,9 +7975,6 @@
       </w:tr>
       <w:tr>
         <w:tc>
-          <w:tcPr>
-            <w:shd w:val="clear" w:color="auto" w:fill="F2F2F2"/>
-          </w:tcPr>
           <w:tcPr/>
           <w:p>
             <w:pPr>
@@ -7828,9 +7986,6 @@
           </w:p>
         </w:tc>
         <w:tc>
-          <w:tcPr>
-            <w:shd w:val="clear" w:color="auto" w:fill="F2F2F2"/>
-          </w:tcPr>
           <w:tcPr/>
           <w:p>
             <w:pPr>
@@ -7842,9 +7997,6 @@
           </w:p>
         </w:tc>
         <w:tc>
-          <w:tcPr>
-            <w:shd w:val="clear" w:color="auto" w:fill="F2F2F2"/>
-          </w:tcPr>
           <w:tcPr/>
           <w:p>
             <w:pPr>
@@ -7856,9 +8008,6 @@
           </w:p>
         </w:tc>
         <w:tc>
-          <w:tcPr>
-            <w:shd w:val="clear" w:color="auto" w:fill="F2F2F2"/>
-          </w:tcPr>
           <w:tcPr/>
           <w:p>
             <w:pPr>
@@ -7926,6 +8075,9 @@
       </w:tr>
       <w:tr>
         <w:tc>
+          <w:tcPr>
+            <w:shd w:val="clear" w:color="auto" w:fill="F2F2F2"/>
+          </w:tcPr>
           <w:tcPr/>
           <w:p>
             <w:pPr>
@@ -7937,6 +8089,9 @@
           </w:p>
         </w:tc>
         <w:tc>
+          <w:tcPr>
+            <w:shd w:val="clear" w:color="auto" w:fill="F2F2F2"/>
+          </w:tcPr>
           <w:tcPr/>
           <w:p>
             <w:pPr>
@@ -7948,6 +8103,9 @@
           </w:p>
         </w:tc>
         <w:tc>
+          <w:tcPr>
+            <w:shd w:val="clear" w:color="auto" w:fill="F2F2F2"/>
+          </w:tcPr>
           <w:tcPr/>
           <w:p>
             <w:pPr>
@@ -7959,6 +8117,9 @@
           </w:p>
         </w:tc>
         <w:tc>
+          <w:tcPr>
+            <w:shd w:val="clear" w:color="auto" w:fill="F2F2F2"/>
+          </w:tcPr>
           <w:tcPr/>
           <w:p>
             <w:pPr>
@@ -31801,600 +31962,51 @@
       <w:r>
         <w:t xml:space="preserve">Container shipping label print/void history.</w:t>
       </w:r>
-    </w:p>
-    <w:tbl>
-      <w:tblPr>
-        <w:tblStyle w:val="Table"/>
-        <w:tblW w:type="auto" w:w="0"/>
-        <w:tblBorders>
-          <w:top w:val="single" w:sz="4" w:space="0" w:color="808080"/>
-          <w:left w:val="single" w:sz="4" w:space="0" w:color="808080"/>
-          <w:bottom w:val="single" w:sz="4" w:space="0" w:color="808080"/>
-          <w:right w:val="single" w:sz="4" w:space="0" w:color="808080"/>
-          <w:insideH w:val="single" w:sz="4" w:space="0" w:color="BFBFBF"/>
-          <w:insideV w:val="single" w:sz="4" w:space="0" w:color="BFBFBF"/>
-        </w:tblBorders>
-        <w:tblLook w:firstRow="1" w:lastRow="0" w:firstColumn="0" w:lastColumn="0" w:noHBand="0" w:noVBand="1" w:val="0220"/>
-      </w:tblPr>
-      <w:tblGrid>
-        <w:gridCol w:w="1980"/>
-        <w:gridCol w:w="1980"/>
-        <w:gridCol w:w="1980"/>
-        <w:gridCol w:w="1980"/>
-      </w:tblGrid>
-      <w:tr>
-        <w:trPr>
-          <w:tblHeader w:val="on"/>
-        </w:trPr>
-        <w:tc>
-          <w:tcPr>
-            <w:shd w:val="clear" w:color="auto" w:fill="1F4E79"/>
-          </w:tcPr>
-          <w:tcPr/>
-          <w:p>
-            <w:pPr>
-              <w:pStyle w:val="Compact"/>
-            </w:pPr>
-            <w:r>
-              <w:rPr>
-                <w:b/>
-                <w:color w:val="FFFFFF"/>
-              </w:rPr>
-              <w:t xml:space="preserve">Column</w:t>
-            </w:r>
-          </w:p>
-        </w:tc>
-        <w:tc>
-          <w:tcPr>
-            <w:shd w:val="clear" w:color="auto" w:fill="1F4E79"/>
-          </w:tcPr>
-          <w:tcPr/>
-          <w:p>
-            <w:pPr>
-              <w:pStyle w:val="Compact"/>
-            </w:pPr>
-            <w:r>
-              <w:rPr>
-                <w:b/>
-                <w:color w:val="FFFFFF"/>
-              </w:rPr>
-              <w:t xml:space="preserve">Type</w:t>
-            </w:r>
-          </w:p>
-        </w:tc>
-        <w:tc>
-          <w:tcPr>
-            <w:shd w:val="clear" w:color="auto" w:fill="1F4E79"/>
-          </w:tcPr>
-          <w:tcPr/>
-          <w:p>
-            <w:pPr>
-              <w:pStyle w:val="Compact"/>
-            </w:pPr>
-            <w:r>
-              <w:rPr>
-                <w:b/>
-                <w:color w:val="FFFFFF"/>
-              </w:rPr>
-              <w:t xml:space="preserve">Constraints</w:t>
-            </w:r>
-          </w:p>
-        </w:tc>
-        <w:tc>
-          <w:tcPr>
-            <w:shd w:val="clear" w:color="auto" w:fill="1F4E79"/>
-          </w:tcPr>
-          <w:tcPr/>
-          <w:p>
-            <w:pPr>
-              <w:pStyle w:val="Compact"/>
-            </w:pPr>
-            <w:r>
-              <w:rPr>
-                <w:b/>
-                <w:color w:val="FFFFFF"/>
-              </w:rPr>
-              <w:t xml:space="preserve">Description</w:t>
-            </w:r>
-          </w:p>
-        </w:tc>
-      </w:tr>
-      <w:tr>
-        <w:tc>
-          <w:tcPr/>
-          <w:p>
-            <w:pPr>
-              <w:pStyle w:val="Compact"/>
-            </w:pPr>
-            <w:r>
-              <w:t xml:space="preserve">Id</w:t>
-            </w:r>
-          </w:p>
-        </w:tc>
-        <w:tc>
-          <w:tcPr/>
-          <w:p>
-            <w:pPr>
-              <w:pStyle w:val="Compact"/>
-            </w:pPr>
-            <w:r>
-              <w:t xml:space="preserve">BIGINT</w:t>
-            </w:r>
-          </w:p>
-        </w:tc>
-        <w:tc>
-          <w:tcPr/>
-          <w:p>
-            <w:pPr>
-              <w:pStyle w:val="Compact"/>
-            </w:pPr>
-            <w:r>
-              <w:t xml:space="preserve">PK</w:t>
-            </w:r>
-          </w:p>
-        </w:tc>
-        <w:tc>
-          <w:tcPr/>
-          <w:p>
-            <w:pPr>
-              <w:pStyle w:val="Compact"/>
-            </w:pPr>
-          </w:p>
-        </w:tc>
-      </w:tr>
-      <w:tr>
-        <w:tc>
-          <w:tcPr>
-            <w:shd w:val="clear" w:color="auto" w:fill="F2F2F2"/>
-          </w:tcPr>
-          <w:tcPr/>
-          <w:p>
-            <w:pPr>
-              <w:pStyle w:val="Compact"/>
-            </w:pPr>
-            <w:r>
-              <w:t xml:space="preserve">ContainerId</w:t>
-            </w:r>
-          </w:p>
-        </w:tc>
-        <w:tc>
-          <w:tcPr>
-            <w:shd w:val="clear" w:color="auto" w:fill="F2F2F2"/>
-          </w:tcPr>
-          <w:tcPr/>
-          <w:p>
-            <w:pPr>
-              <w:pStyle w:val="Compact"/>
-            </w:pPr>
-            <w:r>
-              <w:t xml:space="preserve">BIGINT</w:t>
-            </w:r>
-          </w:p>
-        </w:tc>
-        <w:tc>
-          <w:tcPr>
-            <w:shd w:val="clear" w:color="auto" w:fill="F2F2F2"/>
-          </w:tcPr>
-          <w:tcPr/>
-          <w:p>
-            <w:pPr>
-              <w:pStyle w:val="Compact"/>
-            </w:pPr>
-            <w:r>
-              <w:t xml:space="preserve">FK → Container.Id, NOT NULL</w:t>
-            </w:r>
-          </w:p>
-        </w:tc>
-        <w:tc>
-          <w:tcPr>
-            <w:shd w:val="clear" w:color="auto" w:fill="F2F2F2"/>
-          </w:tcPr>
-          <w:tcPr/>
-          <w:p>
-            <w:pPr>
-              <w:pStyle w:val="Compact"/>
-            </w:pPr>
-          </w:p>
-        </w:tc>
-      </w:tr>
-      <w:tr>
-        <w:tc>
-          <w:tcPr/>
-          <w:p>
-            <w:pPr>
-              <w:pStyle w:val="Compact"/>
-            </w:pPr>
-            <w:r>
-              <w:t xml:space="preserve">AimShipperId</w:t>
-            </w:r>
-          </w:p>
-        </w:tc>
-        <w:tc>
-          <w:tcPr/>
-          <w:p>
-            <w:pPr>
-              <w:pStyle w:val="Compact"/>
-            </w:pPr>
-            <w:r>
-              <w:t xml:space="preserve">NVARCHAR(50)</w:t>
-            </w:r>
-          </w:p>
-        </w:tc>
-        <w:tc>
-          <w:tcPr/>
-          <w:p>
-            <w:pPr>
-              <w:pStyle w:val="Compact"/>
-            </w:pPr>
-            <w:r>
-              <w:t xml:space="preserve">NOT NULL</w:t>
-            </w:r>
-          </w:p>
-        </w:tc>
-        <w:tc>
-          <w:tcPr/>
-          <w:p>
-            <w:pPr>
-              <w:pStyle w:val="Compact"/>
-            </w:pPr>
-            <w:r>
-              <w:t xml:space="preserve">From AIM</w:t>
-            </w:r>
-          </w:p>
-        </w:tc>
-      </w:tr>
-      <w:tr>
-        <w:tc>
-          <w:tcPr>
-            <w:shd w:val="clear" w:color="auto" w:fill="F2F2F2"/>
-          </w:tcPr>
-          <w:tcPr/>
-          <w:p>
-            <w:pPr>
-              <w:pStyle w:val="Compact"/>
-            </w:pPr>
-            <w:r>
-              <w:t xml:space="preserve">LabelTypeCodeId</w:t>
-            </w:r>
-          </w:p>
-        </w:tc>
-        <w:tc>
-          <w:tcPr>
-            <w:shd w:val="clear" w:color="auto" w:fill="F2F2F2"/>
-          </w:tcPr>
-          <w:tcPr/>
-          <w:p>
-            <w:pPr>
-              <w:pStyle w:val="Compact"/>
-            </w:pPr>
-            <w:r>
-              <w:t xml:space="preserve">BIGINT</w:t>
-            </w:r>
-          </w:p>
-        </w:tc>
-        <w:tc>
-          <w:tcPr>
-            <w:shd w:val="clear" w:color="auto" w:fill="F2F2F2"/>
-          </w:tcPr>
-          <w:tcPr/>
-          <w:p>
-            <w:pPr>
-              <w:pStyle w:val="Compact"/>
-            </w:pPr>
-            <w:r>
-              <w:t xml:space="preserve">FK → LabelTypeCode.Id, NOT NULL</w:t>
-            </w:r>
-          </w:p>
-        </w:tc>
-        <w:tc>
-          <w:tcPr>
-            <w:shd w:val="clear" w:color="auto" w:fill="F2F2F2"/>
-          </w:tcPr>
-          <w:tcPr/>
-          <w:p>
-            <w:pPr>
-              <w:pStyle w:val="Compact"/>
-            </w:pPr>
-          </w:p>
-        </w:tc>
-      </w:tr>
-      <w:tr>
-        <w:tc>
-          <w:tcPr/>
-          <w:p>
-            <w:pPr>
-              <w:pStyle w:val="Compact"/>
-            </w:pPr>
-            <w:r>
-              <w:t xml:space="preserve">ZplContent</w:t>
-            </w:r>
-          </w:p>
-        </w:tc>
-        <w:tc>
-          <w:tcPr/>
-          <w:p>
-            <w:pPr>
-              <w:pStyle w:val="Compact"/>
-            </w:pPr>
-            <w:r>
-              <w:t xml:space="preserve">NVARCHAR(MAX)</w:t>
-            </w:r>
-          </w:p>
-        </w:tc>
-        <w:tc>
-          <w:tcPr/>
-          <w:p>
-            <w:pPr>
-              <w:pStyle w:val="Compact"/>
-            </w:pPr>
-            <w:r>
-              <w:t xml:space="preserve">NULL</w:t>
-            </w:r>
-          </w:p>
-        </w:tc>
-        <w:tc>
-          <w:tcPr/>
-          <w:p>
-            <w:pPr>
-              <w:pStyle w:val="Compact"/>
-            </w:pPr>
-            <w:r>
-              <w:t xml:space="preserve">Full ZPL payload</w:t>
-            </w:r>
-          </w:p>
-        </w:tc>
-      </w:tr>
-      <w:tr>
-        <w:tc>
-          <w:tcPr>
-            <w:shd w:val="clear" w:color="auto" w:fill="F2F2F2"/>
-          </w:tcPr>
-          <w:tcPr/>
-          <w:p>
-            <w:pPr>
-              <w:pStyle w:val="Compact"/>
-            </w:pPr>
-            <w:r>
-              <w:t xml:space="preserve">IsVoid</w:t>
-            </w:r>
-          </w:p>
-        </w:tc>
-        <w:tc>
-          <w:tcPr>
-            <w:shd w:val="clear" w:color="auto" w:fill="F2F2F2"/>
-          </w:tcPr>
-          <w:tcPr/>
-          <w:p>
-            <w:pPr>
-              <w:pStyle w:val="Compact"/>
-            </w:pPr>
-            <w:r>
-              <w:t xml:space="preserve">BIT</w:t>
-            </w:r>
-          </w:p>
-        </w:tc>
-        <w:tc>
-          <w:tcPr>
-            <w:shd w:val="clear" w:color="auto" w:fill="F2F2F2"/>
-          </w:tcPr>
-          <w:tcPr/>
-          <w:p>
-            <w:pPr>
-              <w:pStyle w:val="Compact"/>
-            </w:pPr>
-            <w:r>
-              <w:t xml:space="preserve">NOT NULL, DEFAULT 0</w:t>
-            </w:r>
-          </w:p>
-        </w:tc>
-        <w:tc>
-          <w:tcPr>
-            <w:shd w:val="clear" w:color="auto" w:fill="F2F2F2"/>
-          </w:tcPr>
-          <w:tcPr/>
-          <w:p>
-            <w:pPr>
-              <w:pStyle w:val="Compact"/>
-            </w:pPr>
-          </w:p>
-        </w:tc>
-      </w:tr>
-      <w:tr>
-        <w:tc>
-          <w:tcPr/>
-          <w:p>
-            <w:pPr>
-              <w:pStyle w:val="Compact"/>
-            </w:pPr>
-            <w:r>
-              <w:t xml:space="preserve">PrintedAt</w:t>
-            </w:r>
-          </w:p>
-        </w:tc>
-        <w:tc>
-          <w:tcPr/>
-          <w:p>
-            <w:pPr>
-              <w:pStyle w:val="Compact"/>
-            </w:pPr>
-            <w:r>
-              <w:t xml:space="preserve">DATETIME2(3)</w:t>
-            </w:r>
-          </w:p>
-        </w:tc>
-        <w:tc>
-          <w:tcPr/>
-          <w:p>
-            <w:pPr>
-              <w:pStyle w:val="Compact"/>
-            </w:pPr>
-            <w:r>
-              <w:t xml:space="preserve">NULL</w:t>
-            </w:r>
-          </w:p>
-        </w:tc>
-        <w:tc>
-          <w:tcPr/>
-          <w:p>
-            <w:pPr>
-              <w:pStyle w:val="Compact"/>
-            </w:pPr>
-          </w:p>
-        </w:tc>
-      </w:tr>
-      <w:tr>
-        <w:tc>
-          <w:tcPr>
-            <w:shd w:val="clear" w:color="auto" w:fill="F2F2F2"/>
-          </w:tcPr>
-          <w:tcPr/>
-          <w:p>
-            <w:pPr>
-              <w:pStyle w:val="Compact"/>
-            </w:pPr>
-            <w:r>
-              <w:t xml:space="preserve">VoidedAt</w:t>
-            </w:r>
-          </w:p>
-        </w:tc>
-        <w:tc>
-          <w:tcPr>
-            <w:shd w:val="clear" w:color="auto" w:fill="F2F2F2"/>
-          </w:tcPr>
-          <w:tcPr/>
-          <w:p>
-            <w:pPr>
-              <w:pStyle w:val="Compact"/>
-            </w:pPr>
-            <w:r>
-              <w:t xml:space="preserve">DATETIME2(3)</w:t>
-            </w:r>
-          </w:p>
-        </w:tc>
-        <w:tc>
-          <w:tcPr>
-            <w:shd w:val="clear" w:color="auto" w:fill="F2F2F2"/>
-          </w:tcPr>
-          <w:tcPr/>
-          <w:p>
-            <w:pPr>
-              <w:pStyle w:val="Compact"/>
-            </w:pPr>
-            <w:r>
-              <w:t xml:space="preserve">NULL</w:t>
-            </w:r>
-          </w:p>
-        </w:tc>
-        <w:tc>
-          <w:tcPr>
-            <w:shd w:val="clear" w:color="auto" w:fill="F2F2F2"/>
-          </w:tcPr>
-          <w:tcPr/>
-          <w:p>
-            <w:pPr>
-              <w:pStyle w:val="Compact"/>
-            </w:pPr>
-          </w:p>
-        </w:tc>
-      </w:tr>
-      <w:tr>
-        <w:tc>
-          <w:tcPr/>
-          <w:p>
-            <w:pPr>
-              <w:pStyle w:val="Compact"/>
-            </w:pPr>
-            <w:r>
-              <w:t xml:space="preserve">PrintedByUserId</w:t>
-            </w:r>
-          </w:p>
-        </w:tc>
-        <w:tc>
-          <w:tcPr/>
-          <w:p>
-            <w:pPr>
-              <w:pStyle w:val="Compact"/>
-            </w:pPr>
-            <w:r>
-              <w:t xml:space="preserve">BIGINT</w:t>
-            </w:r>
-          </w:p>
-        </w:tc>
-        <w:tc>
-          <w:tcPr/>
-          <w:p>
-            <w:pPr>
-              <w:pStyle w:val="Compact"/>
-            </w:pPr>
-            <w:r>
-              <w:t xml:space="preserve">FK → AppUser.Id, NULL</w:t>
-            </w:r>
-          </w:p>
-        </w:tc>
-        <w:tc>
-          <w:tcPr/>
-          <w:p>
-            <w:pPr>
-              <w:pStyle w:val="Compact"/>
-            </w:pPr>
-          </w:p>
-        </w:tc>
-      </w:tr>
-    </w:tbl>
-    <w:bookmarkEnd w:id="52"/>
-    <w:bookmarkStart w:id="53" w:name="pauseevent"/>
-    <w:p>
-      <w:pPr>
-        <w:pStyle w:val="Heading3"/>
-      </w:pPr>
-      <w:r>
-        <w:t xml:space="preserve">PauseEvent</w:t>
-      </w:r>
-    </w:p>
-    <w:p>
-      <w:pPr>
-        <w:pStyle w:val="FirstParagraph"/>
-      </w:pPr>
+      <w:r>
+        <w:t xml:space="preserve"> </w:t>
+      </w:r>
       <w:r>
         <w:rPr>
           <w:b/>
           <w:bCs/>
         </w:rPr>
-        <w:t xml:space="preserve">Added v1.9g (OI-21 — Pausable LOT at Workstation).</w:t>
-      </w:r>
-      <w:r>
-        <w:t xml:space="preserve"> </w:t>
-      </w:r>
-      <w:r>
-        <w:t xml:space="preserve">Captures an operator’s deliberate pause of a partially-progressed LOT at a Cell so the operator may shift focus to a different LOT at the same Cell. Append-only place + close lifecycle — mirrors</w:t>
-      </w:r>
-      <w:r>
-        <w:t xml:space="preserve"> </w:t>
-      </w:r>
-      <w:r>
-        <w:rPr>
-          <w:rStyle w:val="VerbatimChar"/>
-        </w:rPr>
-        <w:t xml:space="preserve">Quality.HoldEvent</w:t>
-      </w:r>
-      <w:r>
-        <w:t xml:space="preserve">. The same LOT MAY be paused at multiple Cells simultaneously (e.g., a Machining LOT pending mid-assembly while another assembly LOT is run); the filtered UNIQUE limits at most one</w:t>
-      </w:r>
-      <w:r>
-        <w:t xml:space="preserve"> </w:t>
-      </w:r>
+        <w:t xml:space="preserve">v1.9i (UJ-18 Gateway-script-async print pattern):</w:t>
+      </w:r>
+      <w:r>
+        <w:t xml:space="preserve"> </w:t>
+      </w:r>
+      <w:r>
+        <w:t xml:space="preserve">print state lives on this row — no separate queue table. Operator close transaction is atomic and zero-latency (same v1.9h AIM pool flow); print dispatch is event-driven via Gateway message handler with 3 retries (2s gap), banner-on-failure at the closing terminal.</w:t>
+      </w:r>
+    </w:p>
+    <w:p>
+      <w:pPr>
+        <w:pStyle w:val="BodyText"/>
+      </w:pPr>
+      <w:r>
+        <w:t xml:space="preserve">State derivation:</w:t>
+      </w:r>
+    </w:p>
+    <w:p>
+      <w:pPr>
+        <w:pStyle w:val="Compact"/>
+        <w:numPr>
+          <w:ilvl w:val="0"/>
+          <w:numId w:val="1005"/>
+        </w:numPr>
+      </w:pPr>
       <w:r>
         <w:rPr>
           <w:b/>
           <w:bCs/>
         </w:rPr>
-        <w:t xml:space="preserve">open</w:t>
-      </w:r>
-      <w:r>
-        <w:t xml:space="preserve"> </w:t>
-      </w:r>
-      <w:r>
-        <w:t xml:space="preserve">pause per</w:t>
+        <w:t xml:space="preserve">Pending</w:t>
+      </w:r>
+      <w:r>
+        <w:t xml:space="preserve"> </w:t>
+      </w:r>
+      <w:r>
+        <w:t xml:space="preserve">—</w:t>
       </w:r>
       <w:r>
         <w:t xml:space="preserve"> </w:t>
@@ -32403,77 +32015,75 @@
         <w:rPr>
           <w:rStyle w:val="VerbatimChar"/>
         </w:rPr>
-        <w:t xml:space="preserve">(LotId, LocationId)</w:t>
-      </w:r>
-      <w:r>
-        <w:t xml:space="preserve">. Pause is orthogonal to</w:t>
-      </w:r>
-      <w:r>
-        <w:t xml:space="preserve"> </w:t>
-      </w:r>
-      <w:r>
-        <w:rPr>
-          <w:rStyle w:val="VerbatimChar"/>
-        </w:rPr>
-        <w:t xml:space="preserve">Workorder.WorkOrderStatus</w:t>
-      </w:r>
-      <w:r>
-        <w:t xml:space="preserve">,</w:t>
-      </w:r>
-      <w:r>
-        <w:t xml:space="preserve"> </w:t>
-      </w:r>
-      <w:r>
-        <w:rPr>
-          <w:rStyle w:val="VerbatimChar"/>
-        </w:rPr>
-        <w:t xml:space="preserve">Workorder.OperationStatus</w:t>
-      </w:r>
-      <w:r>
-        <w:t xml:space="preserve">, and</w:t>
-      </w:r>
-      <w:r>
-        <w:t xml:space="preserve"> </w:t>
-      </w:r>
-      <w:r>
-        <w:rPr>
-          <w:rStyle w:val="VerbatimChar"/>
-        </w:rPr>
-        <w:t xml:space="preserve">Lots.LotStatusCode</w:t>
-      </w:r>
-      <w:r>
-        <w:t xml:space="preserve"> </w:t>
-      </w:r>
-      <w:r>
-        <w:t xml:space="preserve">— no enum extension is required on any of those code tables. There is no TTL — paused LOTs persist indefinitely; resume MAY be performed by any operator (does not need to match</w:t>
-      </w:r>
-      <w:r>
-        <w:t xml:space="preserve"> </w:t>
-      </w:r>
-      <w:r>
-        <w:rPr>
-          <w:rStyle w:val="VerbatimChar"/>
-        </w:rPr>
-        <w:t xml:space="preserve">PausedByUserId</w:t>
-      </w:r>
-      <w:r>
-        <w:t xml:space="preserve">). Drives the</w:t>
-      </w:r>
-      <w:r>
-        <w:t xml:space="preserve"> </w:t>
-      </w:r>
+        <w:t xml:space="preserve">PrintedAt IS NULL AND PrintFailedAt IS NULL</w:t>
+      </w:r>
+    </w:p>
+    <w:p>
+      <w:pPr>
+        <w:pStyle w:val="Compact"/>
+        <w:numPr>
+          <w:ilvl w:val="0"/>
+          <w:numId w:val="1005"/>
+        </w:numPr>
+      </w:pPr>
       <w:r>
         <w:rPr>
           <w:b/>
           <w:bCs/>
         </w:rPr>
-        <w:t xml:space="preserve">Paused-LOT indicator</w:t>
-      </w:r>
-      <w:r>
-        <w:t xml:space="preserve"> </w:t>
-      </w:r>
-      <w:r>
-        <w:t xml:space="preserve">on every workstation screen (count + tap-through to detail list, per FDS-05-038).</w:t>
+        <w:t xml:space="preserve">Completed</w:t>
+      </w:r>
+      <w:r>
+        <w:t xml:space="preserve"> </w:t>
+      </w:r>
+      <w:r>
+        <w:t xml:space="preserve">—</w:t>
+      </w:r>
+      <w:r>
+        <w:t xml:space="preserve"> </w:t>
+      </w:r>
+      <w:r>
+        <w:rPr>
+          <w:rStyle w:val="VerbatimChar"/>
+        </w:rPr>
+        <w:t xml:space="preserve">PrintedAt IS NOT NULL</w:t>
+      </w:r>
+    </w:p>
+    <w:p>
+      <w:pPr>
+        <w:pStyle w:val="Compact"/>
+        <w:numPr>
+          <w:ilvl w:val="0"/>
+          <w:numId w:val="1005"/>
+        </w:numPr>
+      </w:pPr>
+      <w:r>
+        <w:rPr>
+          <w:b/>
+          <w:bCs/>
+        </w:rPr>
+        <w:t xml:space="preserve">Failed</w:t>
+      </w:r>
+      <w:r>
+        <w:t xml:space="preserve"> </w:t>
+      </w:r>
+      <w:r>
+        <w:t xml:space="preserve">—</w:t>
+      </w:r>
+      <w:r>
+        <w:t xml:space="preserve"> </w:t>
+      </w:r>
+      <w:r>
+        <w:rPr>
+          <w:rStyle w:val="VerbatimChar"/>
+        </w:rPr>
+        <w:t xml:space="preserve">PrintFailedAt IS NOT NULL</w:t>
+      </w:r>
+      <w:r>
+        <w:t xml:space="preserve"> </w:t>
+      </w:r>
+      <w:r>
+        <w:t xml:space="preserve">(banner trigger)</w:t>
       </w:r>
     </w:p>
     <w:tbl>
@@ -32604,31 +32214,31 @@
               <w:pStyle w:val="Compact"/>
             </w:pPr>
             <w:r>
-              <w:t xml:space="preserve">PK IDENTITY</w:t>
-            </w:r>
-          </w:p>
-        </w:tc>
-        <w:tc>
-          <w:tcPr/>
-          <w:p>
-            <w:pPr>
-              <w:pStyle w:val="Compact"/>
-            </w:pPr>
-          </w:p>
-        </w:tc>
-      </w:tr>
-      <w:tr>
-        <w:tc>
-          <w:tcPr>
-            <w:shd w:val="clear" w:color="auto" w:fill="F2F2F2"/>
-          </w:tcPr>
-          <w:tcPr/>
-          <w:p>
-            <w:pPr>
-              <w:pStyle w:val="Compact"/>
-            </w:pPr>
-            <w:r>
-              <w:t xml:space="preserve">LotId</w:t>
+              <w:t xml:space="preserve">PK</w:t>
+            </w:r>
+          </w:p>
+        </w:tc>
+        <w:tc>
+          <w:tcPr/>
+          <w:p>
+            <w:pPr>
+              <w:pStyle w:val="Compact"/>
+            </w:pPr>
+          </w:p>
+        </w:tc>
+      </w:tr>
+      <w:tr>
+        <w:tc>
+          <w:tcPr>
+            <w:shd w:val="clear" w:color="auto" w:fill="F2F2F2"/>
+          </w:tcPr>
+          <w:tcPr/>
+          <w:p>
+            <w:pPr>
+              <w:pStyle w:val="Compact"/>
+            </w:pPr>
+            <w:r>
+              <w:t xml:space="preserve">ContainerId</w:t>
             </w:r>
           </w:p>
         </w:tc>
@@ -32656,38 +32266,87 @@
               <w:pStyle w:val="Compact"/>
             </w:pPr>
             <w:r>
-              <w:t xml:space="preserve">FK → Lot.Id, NOT NULL</w:t>
-            </w:r>
-          </w:p>
-        </w:tc>
-        <w:tc>
-          <w:tcPr>
-            <w:shd w:val="clear" w:color="auto" w:fill="F2F2F2"/>
-          </w:tcPr>
-          <w:tcPr/>
-          <w:p>
-            <w:pPr>
-              <w:pStyle w:val="Compact"/>
-            </w:pPr>
-            <w:r>
-              <w:t xml:space="preserve">The LOT being paused at this Cell.</w:t>
-            </w:r>
-          </w:p>
-        </w:tc>
-      </w:tr>
-      <w:tr>
-        <w:tc>
-          <w:tcPr/>
-          <w:p>
-            <w:pPr>
-              <w:pStyle w:val="Compact"/>
-            </w:pPr>
-            <w:r>
-              <w:t xml:space="preserve">LocationId</w:t>
-            </w:r>
-          </w:p>
-        </w:tc>
-        <w:tc>
+              <w:t xml:space="preserve">FK → Container.Id, NOT NULL</w:t>
+            </w:r>
+          </w:p>
+        </w:tc>
+        <w:tc>
+          <w:tcPr>
+            <w:shd w:val="clear" w:color="auto" w:fill="F2F2F2"/>
+          </w:tcPr>
+          <w:tcPr/>
+          <w:p>
+            <w:pPr>
+              <w:pStyle w:val="Compact"/>
+            </w:pPr>
+          </w:p>
+        </w:tc>
+      </w:tr>
+      <w:tr>
+        <w:tc>
+          <w:tcPr/>
+          <w:p>
+            <w:pPr>
+              <w:pStyle w:val="Compact"/>
+            </w:pPr>
+            <w:r>
+              <w:t xml:space="preserve">AimShipperId</w:t>
+            </w:r>
+          </w:p>
+        </w:tc>
+        <w:tc>
+          <w:tcPr/>
+          <w:p>
+            <w:pPr>
+              <w:pStyle w:val="Compact"/>
+            </w:pPr>
+            <w:r>
+              <w:t xml:space="preserve">NVARCHAR(50)</w:t>
+            </w:r>
+          </w:p>
+        </w:tc>
+        <w:tc>
+          <w:tcPr/>
+          <w:p>
+            <w:pPr>
+              <w:pStyle w:val="Compact"/>
+            </w:pPr>
+            <w:r>
+              <w:t xml:space="preserve">NOT NULL</w:t>
+            </w:r>
+          </w:p>
+        </w:tc>
+        <w:tc>
+          <w:tcPr/>
+          <w:p>
+            <w:pPr>
+              <w:pStyle w:val="Compact"/>
+            </w:pPr>
+            <w:r>
+              <w:t xml:space="preserve">From the AimShipperIdPool claim at close time.</w:t>
+            </w:r>
+          </w:p>
+        </w:tc>
+      </w:tr>
+      <w:tr>
+        <w:tc>
+          <w:tcPr>
+            <w:shd w:val="clear" w:color="auto" w:fill="F2F2F2"/>
+          </w:tcPr>
+          <w:tcPr/>
+          <w:p>
+            <w:pPr>
+              <w:pStyle w:val="Compact"/>
+            </w:pPr>
+            <w:r>
+              <w:t xml:space="preserve">LabelTypeCodeId</w:t>
+            </w:r>
+          </w:p>
+        </w:tc>
+        <w:tc>
+          <w:tcPr>
+            <w:shd w:val="clear" w:color="auto" w:fill="F2F2F2"/>
+          </w:tcPr>
           <w:tcPr/>
           <w:p>
             <w:pPr>
@@ -32699,47 +32358,246 @@
           </w:p>
         </w:tc>
         <w:tc>
-          <w:tcPr/>
-          <w:p>
-            <w:pPr>
-              <w:pStyle w:val="Compact"/>
-            </w:pPr>
-            <w:r>
-              <w:t xml:space="preserve">FK → Location.Id, NOT NULL</w:t>
-            </w:r>
-          </w:p>
-        </w:tc>
-        <w:tc>
-          <w:tcPr/>
-          <w:p>
-            <w:pPr>
-              <w:pStyle w:val="Compact"/>
-            </w:pPr>
-            <w:r>
-              <w:t xml:space="preserve">The Cell where the pause is recorded. Should be a Cell-tier production location; not enforced at the schema level (proc layer enforces).</w:t>
-            </w:r>
-          </w:p>
-        </w:tc>
-      </w:tr>
-      <w:tr>
-        <w:tc>
-          <w:tcPr>
-            <w:shd w:val="clear" w:color="auto" w:fill="F2F2F2"/>
-          </w:tcPr>
-          <w:tcPr/>
-          <w:p>
-            <w:pPr>
-              <w:pStyle w:val="Compact"/>
-            </w:pPr>
-            <w:r>
-              <w:t xml:space="preserve">PausedByUserId</w:t>
-            </w:r>
-          </w:p>
-        </w:tc>
-        <w:tc>
-          <w:tcPr>
-            <w:shd w:val="clear" w:color="auto" w:fill="F2F2F2"/>
-          </w:tcPr>
+          <w:tcPr>
+            <w:shd w:val="clear" w:color="auto" w:fill="F2F2F2"/>
+          </w:tcPr>
+          <w:tcPr/>
+          <w:p>
+            <w:pPr>
+              <w:pStyle w:val="Compact"/>
+            </w:pPr>
+            <w:r>
+              <w:t xml:space="preserve">FK → LabelTypeCode.Id, NOT NULL</w:t>
+            </w:r>
+          </w:p>
+        </w:tc>
+        <w:tc>
+          <w:tcPr>
+            <w:shd w:val="clear" w:color="auto" w:fill="F2F2F2"/>
+          </w:tcPr>
+          <w:tcPr/>
+          <w:p>
+            <w:pPr>
+              <w:pStyle w:val="Compact"/>
+            </w:pPr>
+          </w:p>
+        </w:tc>
+      </w:tr>
+      <w:tr>
+        <w:tc>
+          <w:tcPr/>
+          <w:p>
+            <w:pPr>
+              <w:pStyle w:val="Compact"/>
+            </w:pPr>
+            <w:r>
+              <w:t xml:space="preserve">ZplContent</w:t>
+            </w:r>
+          </w:p>
+        </w:tc>
+        <w:tc>
+          <w:tcPr/>
+          <w:p>
+            <w:pPr>
+              <w:pStyle w:val="Compact"/>
+            </w:pPr>
+            <w:r>
+              <w:t xml:space="preserve">NVARCHAR(MAX)</w:t>
+            </w:r>
+          </w:p>
+        </w:tc>
+        <w:tc>
+          <w:tcPr/>
+          <w:p>
+            <w:pPr>
+              <w:pStyle w:val="Compact"/>
+            </w:pPr>
+            <w:r>
+              <w:t xml:space="preserve">NULL</w:t>
+            </w:r>
+          </w:p>
+        </w:tc>
+        <w:tc>
+          <w:tcPr/>
+          <w:p>
+            <w:pPr>
+              <w:pStyle w:val="Compact"/>
+            </w:pPr>
+            <w:r>
+              <w:t xml:space="preserve">Full ZPL payload</w:t>
+            </w:r>
+          </w:p>
+        </w:tc>
+      </w:tr>
+      <w:tr>
+        <w:tc>
+          <w:tcPr>
+            <w:shd w:val="clear" w:color="auto" w:fill="F2F2F2"/>
+          </w:tcPr>
+          <w:tcPr/>
+          <w:p>
+            <w:pPr>
+              <w:pStyle w:val="Compact"/>
+            </w:pPr>
+            <w:r>
+              <w:t xml:space="preserve">IsVoid</w:t>
+            </w:r>
+          </w:p>
+        </w:tc>
+        <w:tc>
+          <w:tcPr>
+            <w:shd w:val="clear" w:color="auto" w:fill="F2F2F2"/>
+          </w:tcPr>
+          <w:tcPr/>
+          <w:p>
+            <w:pPr>
+              <w:pStyle w:val="Compact"/>
+            </w:pPr>
+            <w:r>
+              <w:t xml:space="preserve">BIT</w:t>
+            </w:r>
+          </w:p>
+        </w:tc>
+        <w:tc>
+          <w:tcPr>
+            <w:shd w:val="clear" w:color="auto" w:fill="F2F2F2"/>
+          </w:tcPr>
+          <w:tcPr/>
+          <w:p>
+            <w:pPr>
+              <w:pStyle w:val="Compact"/>
+            </w:pPr>
+            <w:r>
+              <w:t xml:space="preserve">NOT NULL, DEFAULT 0</w:t>
+            </w:r>
+          </w:p>
+        </w:tc>
+        <w:tc>
+          <w:tcPr>
+            <w:shd w:val="clear" w:color="auto" w:fill="F2F2F2"/>
+          </w:tcPr>
+          <w:tcPr/>
+          <w:p>
+            <w:pPr>
+              <w:pStyle w:val="Compact"/>
+            </w:pPr>
+          </w:p>
+        </w:tc>
+      </w:tr>
+      <w:tr>
+        <w:tc>
+          <w:tcPr/>
+          <w:p>
+            <w:pPr>
+              <w:pStyle w:val="Compact"/>
+            </w:pPr>
+            <w:r>
+              <w:t xml:space="preserve">PrintedAt</w:t>
+            </w:r>
+          </w:p>
+        </w:tc>
+        <w:tc>
+          <w:tcPr/>
+          <w:p>
+            <w:pPr>
+              <w:pStyle w:val="Compact"/>
+            </w:pPr>
+            <w:r>
+              <w:t xml:space="preserve">DATETIME2(3)</w:t>
+            </w:r>
+          </w:p>
+        </w:tc>
+        <w:tc>
+          <w:tcPr/>
+          <w:p>
+            <w:pPr>
+              <w:pStyle w:val="Compact"/>
+            </w:pPr>
+            <w:r>
+              <w:t xml:space="preserve">NULL</w:t>
+            </w:r>
+          </w:p>
+        </w:tc>
+        <w:tc>
+          <w:tcPr/>
+          <w:p>
+            <w:pPr>
+              <w:pStyle w:val="Compact"/>
+            </w:pPr>
+            <w:r>
+              <w:t xml:space="preserve">NULL until the Gateway print handler succeeds.</w:t>
+            </w:r>
+          </w:p>
+        </w:tc>
+      </w:tr>
+      <w:tr>
+        <w:tc>
+          <w:tcPr>
+            <w:shd w:val="clear" w:color="auto" w:fill="F2F2F2"/>
+          </w:tcPr>
+          <w:tcPr/>
+          <w:p>
+            <w:pPr>
+              <w:pStyle w:val="Compact"/>
+            </w:pPr>
+            <w:r>
+              <w:t xml:space="preserve">VoidedAt</w:t>
+            </w:r>
+          </w:p>
+        </w:tc>
+        <w:tc>
+          <w:tcPr>
+            <w:shd w:val="clear" w:color="auto" w:fill="F2F2F2"/>
+          </w:tcPr>
+          <w:tcPr/>
+          <w:p>
+            <w:pPr>
+              <w:pStyle w:val="Compact"/>
+            </w:pPr>
+            <w:r>
+              <w:t xml:space="preserve">DATETIME2(3)</w:t>
+            </w:r>
+          </w:p>
+        </w:tc>
+        <w:tc>
+          <w:tcPr>
+            <w:shd w:val="clear" w:color="auto" w:fill="F2F2F2"/>
+          </w:tcPr>
+          <w:tcPr/>
+          <w:p>
+            <w:pPr>
+              <w:pStyle w:val="Compact"/>
+            </w:pPr>
+            <w:r>
+              <w:t xml:space="preserve">NULL</w:t>
+            </w:r>
+          </w:p>
+        </w:tc>
+        <w:tc>
+          <w:tcPr>
+            <w:shd w:val="clear" w:color="auto" w:fill="F2F2F2"/>
+          </w:tcPr>
+          <w:tcPr/>
+          <w:p>
+            <w:pPr>
+              <w:pStyle w:val="Compact"/>
+            </w:pPr>
+          </w:p>
+        </w:tc>
+      </w:tr>
+      <w:tr>
+        <w:tc>
+          <w:tcPr/>
+          <w:p>
+            <w:pPr>
+              <w:pStyle w:val="Compact"/>
+            </w:pPr>
+            <w:r>
+              <w:t xml:space="preserve">PrintedByUserId</w:t>
+            </w:r>
+          </w:p>
+        </w:tc>
+        <w:tc>
           <w:tcPr/>
           <w:p>
             <w:pPr>
@@ -32751,43 +32609,102 @@
           </w:p>
         </w:tc>
         <w:tc>
-          <w:tcPr>
-            <w:shd w:val="clear" w:color="auto" w:fill="F2F2F2"/>
-          </w:tcPr>
-          <w:tcPr/>
-          <w:p>
-            <w:pPr>
-              <w:pStyle w:val="Compact"/>
-            </w:pPr>
-            <w:r>
-              <w:t xml:space="preserve">FK → AppUser.Id, NOT NULL</w:t>
-            </w:r>
-          </w:p>
-        </w:tc>
-        <w:tc>
-          <w:tcPr>
-            <w:shd w:val="clear" w:color="auto" w:fill="F2F2F2"/>
-          </w:tcPr>
-          <w:tcPr/>
-          <w:p>
-            <w:pPr>
-              <w:pStyle w:val="Compact"/>
-            </w:pPr>
-            <w:r>
-              <w:t xml:space="preserve">Operator who placed the pause.</w:t>
-            </w:r>
-          </w:p>
-        </w:tc>
-      </w:tr>
-      <w:tr>
-        <w:tc>
-          <w:tcPr/>
-          <w:p>
-            <w:pPr>
-              <w:pStyle w:val="Compact"/>
-            </w:pPr>
-            <w:r>
-              <w:t xml:space="preserve">PausedAt</w:t>
+          <w:tcPr/>
+          <w:p>
+            <w:pPr>
+              <w:pStyle w:val="Compact"/>
+            </w:pPr>
+            <w:r>
+              <w:t xml:space="preserve">FK → AppUser.Id, NULL</w:t>
+            </w:r>
+          </w:p>
+        </w:tc>
+        <w:tc>
+          <w:tcPr/>
+          <w:p>
+            <w:pPr>
+              <w:pStyle w:val="Compact"/>
+            </w:pPr>
+          </w:p>
+        </w:tc>
+      </w:tr>
+      <w:tr>
+        <w:tc>
+          <w:tcPr>
+            <w:shd w:val="clear" w:color="auto" w:fill="F2F2F2"/>
+          </w:tcPr>
+          <w:tcPr/>
+          <w:p>
+            <w:pPr>
+              <w:pStyle w:val="Compact"/>
+            </w:pPr>
+            <w:r>
+              <w:t xml:space="preserve">PrintAttempts</w:t>
+            </w:r>
+          </w:p>
+        </w:tc>
+        <w:tc>
+          <w:tcPr>
+            <w:shd w:val="clear" w:color="auto" w:fill="F2F2F2"/>
+          </w:tcPr>
+          <w:tcPr/>
+          <w:p>
+            <w:pPr>
+              <w:pStyle w:val="Compact"/>
+            </w:pPr>
+            <w:r>
+              <w:t xml:space="preserve">INT</w:t>
+            </w:r>
+          </w:p>
+        </w:tc>
+        <w:tc>
+          <w:tcPr>
+            <w:shd w:val="clear" w:color="auto" w:fill="F2F2F2"/>
+          </w:tcPr>
+          <w:tcPr/>
+          <w:p>
+            <w:pPr>
+              <w:pStyle w:val="Compact"/>
+            </w:pPr>
+            <w:r>
+              <w:t xml:space="preserve">NOT NULL, DEFAULT 0</w:t>
+            </w:r>
+          </w:p>
+        </w:tc>
+        <w:tc>
+          <w:tcPr>
+            <w:shd w:val="clear" w:color="auto" w:fill="F2F2F2"/>
+          </w:tcPr>
+          <w:tcPr/>
+          <w:p>
+            <w:pPr>
+              <w:pStyle w:val="Compact"/>
+            </w:pPr>
+            <w:r>
+              <w:rPr>
+                <w:b/>
+                <w:bCs/>
+              </w:rPr>
+              <w:t xml:space="preserve">Added v1.9i.</w:t>
+            </w:r>
+            <w:r>
+              <w:t xml:space="preserve"> </w:t>
+            </w:r>
+            <w:r>
+              <w:t xml:space="preserve">Increments per print attempt by the Gateway message handler.</w:t>
+            </w:r>
+          </w:p>
+        </w:tc>
+      </w:tr>
+      <w:tr>
+        <w:tc>
+          <w:tcPr/>
+          <w:p>
+            <w:pPr>
+              <w:pStyle w:val="Compact"/>
+            </w:pPr>
+            <w:r>
+              <w:t xml:space="preserve">LastPrintAttemptAt</w:t>
             </w:r>
           </w:p>
         </w:tc>
@@ -32809,90 +32726,187 @@
               <w:pStyle w:val="Compact"/>
             </w:pPr>
             <w:r>
-              <w:t xml:space="preserve">NOT NULL, DEFAULT SYSUTCDATETIME()</w:t>
-            </w:r>
-          </w:p>
-        </w:tc>
-        <w:tc>
-          <w:tcPr/>
-          <w:p>
-            <w:pPr>
-              <w:pStyle w:val="Compact"/>
-            </w:pPr>
-          </w:p>
-        </w:tc>
-      </w:tr>
-      <w:tr>
-        <w:tc>
-          <w:tcPr>
-            <w:shd w:val="clear" w:color="auto" w:fill="F2F2F2"/>
-          </w:tcPr>
-          <w:tcPr/>
-          <w:p>
-            <w:pPr>
-              <w:pStyle w:val="Compact"/>
-            </w:pPr>
-            <w:r>
-              <w:t xml:space="preserve">PausedReason</w:t>
-            </w:r>
-          </w:p>
-        </w:tc>
-        <w:tc>
-          <w:tcPr>
-            <w:shd w:val="clear" w:color="auto" w:fill="F2F2F2"/>
-          </w:tcPr>
-          <w:tcPr/>
-          <w:p>
-            <w:pPr>
-              <w:pStyle w:val="Compact"/>
-            </w:pPr>
-            <w:r>
-              <w:t xml:space="preserve">NVARCHAR(500)</w:t>
-            </w:r>
-          </w:p>
-        </w:tc>
-        <w:tc>
-          <w:tcPr>
-            <w:shd w:val="clear" w:color="auto" w:fill="F2F2F2"/>
-          </w:tcPr>
-          <w:tcPr/>
-          <w:p>
-            <w:pPr>
-              <w:pStyle w:val="Compact"/>
-            </w:pPr>
-            <w:r>
               <w:t xml:space="preserve">NULL</w:t>
             </w:r>
           </w:p>
         </w:tc>
         <w:tc>
-          <w:tcPr>
-            <w:shd w:val="clear" w:color="auto" w:fill="F2F2F2"/>
-          </w:tcPr>
-          <w:tcPr/>
-          <w:p>
-            <w:pPr>
-              <w:pStyle w:val="Compact"/>
-            </w:pPr>
-            <w:r>
-              <w:t xml:space="preserve">Optional — operator MAY pause without entering a reason.</w:t>
-            </w:r>
-          </w:p>
-        </w:tc>
-      </w:tr>
-      <w:tr>
-        <w:tc>
-          <w:tcPr/>
-          <w:p>
-            <w:pPr>
-              <w:pStyle w:val="Compact"/>
-            </w:pPr>
-            <w:r>
-              <w:t xml:space="preserve">ResumedByUserId</w:t>
-            </w:r>
-          </w:p>
-        </w:tc>
-        <w:tc>
+          <w:tcPr/>
+          <w:p>
+            <w:pPr>
+              <w:pStyle w:val="Compact"/>
+            </w:pPr>
+            <w:r>
+              <w:rPr>
+                <w:b/>
+                <w:bCs/>
+              </w:rPr>
+              <w:t xml:space="preserve">Added v1.9i.</w:t>
+            </w:r>
+            <w:r>
+              <w:t xml:space="preserve"> </w:t>
+            </w:r>
+            <w:r>
+              <w:t xml:space="preserve">Timestamp of most recent print try.</w:t>
+            </w:r>
+          </w:p>
+        </w:tc>
+      </w:tr>
+      <w:tr>
+        <w:tc>
+          <w:tcPr>
+            <w:shd w:val="clear" w:color="auto" w:fill="F2F2F2"/>
+          </w:tcPr>
+          <w:tcPr/>
+          <w:p>
+            <w:pPr>
+              <w:pStyle w:val="Compact"/>
+            </w:pPr>
+            <w:r>
+              <w:t xml:space="preserve">LastPrintError</w:t>
+            </w:r>
+          </w:p>
+        </w:tc>
+        <w:tc>
+          <w:tcPr>
+            <w:shd w:val="clear" w:color="auto" w:fill="F2F2F2"/>
+          </w:tcPr>
+          <w:tcPr/>
+          <w:p>
+            <w:pPr>
+              <w:pStyle w:val="Compact"/>
+            </w:pPr>
+            <w:r>
+              <w:t xml:space="preserve">NVARCHAR(2000)</w:t>
+            </w:r>
+          </w:p>
+        </w:tc>
+        <w:tc>
+          <w:tcPr>
+            <w:shd w:val="clear" w:color="auto" w:fill="F2F2F2"/>
+          </w:tcPr>
+          <w:tcPr/>
+          <w:p>
+            <w:pPr>
+              <w:pStyle w:val="Compact"/>
+            </w:pPr>
+            <w:r>
+              <w:t xml:space="preserve">NULL</w:t>
+            </w:r>
+          </w:p>
+        </w:tc>
+        <w:tc>
+          <w:tcPr>
+            <w:shd w:val="clear" w:color="auto" w:fill="F2F2F2"/>
+          </w:tcPr>
+          <w:tcPr/>
+          <w:p>
+            <w:pPr>
+              <w:pStyle w:val="Compact"/>
+            </w:pPr>
+            <w:r>
+              <w:rPr>
+                <w:b/>
+                <w:bCs/>
+              </w:rPr>
+              <w:t xml:space="preserve">Added v1.9i.</w:t>
+            </w:r>
+            <w:r>
+              <w:t xml:space="preserve"> </w:t>
+            </w:r>
+            <w:r>
+              <w:t xml:space="preserve">Captured exception text from the most recent failed attempt.</w:t>
+            </w:r>
+          </w:p>
+        </w:tc>
+      </w:tr>
+      <w:tr>
+        <w:tc>
+          <w:tcPr/>
+          <w:p>
+            <w:pPr>
+              <w:pStyle w:val="Compact"/>
+            </w:pPr>
+            <w:r>
+              <w:t xml:space="preserve">PrintFailedAt</w:t>
+            </w:r>
+          </w:p>
+        </w:tc>
+        <w:tc>
+          <w:tcPr/>
+          <w:p>
+            <w:pPr>
+              <w:pStyle w:val="Compact"/>
+            </w:pPr>
+            <w:r>
+              <w:t xml:space="preserve">DATETIME2(3)</w:t>
+            </w:r>
+          </w:p>
+        </w:tc>
+        <w:tc>
+          <w:tcPr/>
+          <w:p>
+            <w:pPr>
+              <w:pStyle w:val="Compact"/>
+            </w:pPr>
+            <w:r>
+              <w:t xml:space="preserve">NULL</w:t>
+            </w:r>
+          </w:p>
+        </w:tc>
+        <w:tc>
+          <w:tcPr/>
+          <w:p>
+            <w:pPr>
+              <w:pStyle w:val="Compact"/>
+            </w:pPr>
+            <w:r>
+              <w:rPr>
+                <w:b/>
+                <w:bCs/>
+              </w:rPr>
+              <w:t xml:space="preserve">Added v1.9i.</w:t>
+            </w:r>
+            <w:r>
+              <w:t xml:space="preserve"> </w:t>
+            </w:r>
+            <w:r>
+              <w:t xml:space="preserve">Non-NULL = retries exhausted (3 attempts × 2s gap). Drives the banner shown at</w:t>
+            </w:r>
+            <w:r>
+              <w:t xml:space="preserve"> </w:t>
+            </w:r>
+            <w:r>
+              <w:rPr>
+                <w:rStyle w:val="VerbatimChar"/>
+              </w:rPr>
+              <w:t xml:space="preserve">TerminalLocationId</w:t>
+            </w:r>
+            <w:r>
+              <w:t xml:space="preserve">.</w:t>
+            </w:r>
+          </w:p>
+        </w:tc>
+      </w:tr>
+      <w:tr>
+        <w:tc>
+          <w:tcPr>
+            <w:shd w:val="clear" w:color="auto" w:fill="F2F2F2"/>
+          </w:tcPr>
+          <w:tcPr/>
+          <w:p>
+            <w:pPr>
+              <w:pStyle w:val="Compact"/>
+            </w:pPr>
+            <w:r>
+              <w:t xml:space="preserve">TerminalLocationId</w:t>
+            </w:r>
+          </w:p>
+        </w:tc>
+        <w:tc>
+          <w:tcPr>
+            <w:shd w:val="clear" w:color="auto" w:fill="F2F2F2"/>
+          </w:tcPr>
           <w:tcPr/>
           <w:p>
             <w:pPr>
@@ -32904,24 +32918,40 @@
           </w:p>
         </w:tc>
         <w:tc>
-          <w:tcPr/>
-          <w:p>
-            <w:pPr>
-              <w:pStyle w:val="Compact"/>
-            </w:pPr>
-            <w:r>
-              <w:t xml:space="preserve">FK → AppUser.Id, NULL</w:t>
-            </w:r>
-          </w:p>
-        </w:tc>
-        <w:tc>
-          <w:tcPr/>
-          <w:p>
-            <w:pPr>
-              <w:pStyle w:val="Compact"/>
-            </w:pPr>
-            <w:r>
-              <w:t xml:space="preserve">NULL while pause is open. NOT required to match</w:t>
+          <w:tcPr>
+            <w:shd w:val="clear" w:color="auto" w:fill="F2F2F2"/>
+          </w:tcPr>
+          <w:tcPr/>
+          <w:p>
+            <w:pPr>
+              <w:pStyle w:val="Compact"/>
+            </w:pPr>
+            <w:r>
+              <w:t xml:space="preserve">FK → Location.Location.Id, NULL</w:t>
+            </w:r>
+          </w:p>
+        </w:tc>
+        <w:tc>
+          <w:tcPr>
+            <w:shd w:val="clear" w:color="auto" w:fill="F2F2F2"/>
+          </w:tcPr>
+          <w:tcPr/>
+          <w:p>
+            <w:pPr>
+              <w:pStyle w:val="Compact"/>
+            </w:pPr>
+            <w:r>
+              <w:rPr>
+                <w:b/>
+                <w:bCs/>
+              </w:rPr>
+              <w:t xml:space="preserve">Added v1.9i.</w:t>
+            </w:r>
+            <w:r>
+              <w:t xml:space="preserve"> </w:t>
+            </w:r>
+            <w:r>
+              <w:t xml:space="preserve">The Terminal where the closing operator was — drives both the printer pick (resolved via</w:t>
             </w:r>
             <w:r>
               <w:t xml:space="preserve"> </w:t>
@@ -32930,198 +32960,26 @@
               <w:rPr>
                 <w:rStyle w:val="VerbatimChar"/>
               </w:rPr>
-              <w:t xml:space="preserve">PausedByUserId</w:t>
-            </w:r>
-            <w:r>
-              <w:t xml:space="preserve"> </w:t>
-            </w:r>
-            <w:r>
-              <w:t xml:space="preserve">— paused LOTs cross shift / operator boundaries.</w:t>
-            </w:r>
-          </w:p>
-        </w:tc>
-      </w:tr>
-      <w:tr>
-        <w:tc>
-          <w:tcPr>
-            <w:shd w:val="clear" w:color="auto" w:fill="F2F2F2"/>
-          </w:tcPr>
-          <w:tcPr/>
-          <w:p>
-            <w:pPr>
-              <w:pStyle w:val="Compact"/>
-            </w:pPr>
-            <w:r>
-              <w:t xml:space="preserve">ResumedAt</w:t>
-            </w:r>
-          </w:p>
-        </w:tc>
-        <w:tc>
-          <w:tcPr>
-            <w:shd w:val="clear" w:color="auto" w:fill="F2F2F2"/>
-          </w:tcPr>
-          <w:tcPr/>
-          <w:p>
-            <w:pPr>
-              <w:pStyle w:val="Compact"/>
-            </w:pPr>
-            <w:r>
-              <w:t xml:space="preserve">DATETIME2(3)</w:t>
-            </w:r>
-          </w:p>
-        </w:tc>
-        <w:tc>
-          <w:tcPr>
-            <w:shd w:val="clear" w:color="auto" w:fill="F2F2F2"/>
-          </w:tcPr>
-          <w:tcPr/>
-          <w:p>
-            <w:pPr>
-              <w:pStyle w:val="Compact"/>
-            </w:pPr>
-            <w:r>
-              <w:t xml:space="preserve">NULL</w:t>
-            </w:r>
-          </w:p>
-        </w:tc>
-        <w:tc>
-          <w:tcPr>
-            <w:shd w:val="clear" w:color="auto" w:fill="F2F2F2"/>
-          </w:tcPr>
-          <w:tcPr/>
-          <w:p>
-            <w:pPr>
-              <w:pStyle w:val="Compact"/>
-            </w:pPr>
-            <w:r>
-              <w:t xml:space="preserve">NULL while pause is open.</w:t>
-            </w:r>
-          </w:p>
-        </w:tc>
-      </w:tr>
-      <w:tr>
-        <w:tc>
-          <w:tcPr/>
-          <w:p>
-            <w:pPr>
-              <w:pStyle w:val="Compact"/>
-            </w:pPr>
-            <w:r>
-              <w:t xml:space="preserve">ResumedRemarks</w:t>
-            </w:r>
-          </w:p>
-        </w:tc>
-        <w:tc>
-          <w:tcPr/>
-          <w:p>
-            <w:pPr>
-              <w:pStyle w:val="Compact"/>
-            </w:pPr>
-            <w:r>
-              <w:t xml:space="preserve">NVARCHAR(500)</w:t>
-            </w:r>
-          </w:p>
-        </w:tc>
-        <w:tc>
-          <w:tcPr/>
-          <w:p>
-            <w:pPr>
-              <w:pStyle w:val="Compact"/>
-            </w:pPr>
-            <w:r>
-              <w:t xml:space="preserve">NULL</w:t>
-            </w:r>
-          </w:p>
-        </w:tc>
-        <w:tc>
-          <w:tcPr/>
-          <w:p>
-            <w:pPr>
-              <w:pStyle w:val="Compact"/>
-            </w:pPr>
-            <w:r>
-              <w:t xml:space="preserve">Optional resume note.</w:t>
+              <w:t xml:space="preserve">LocationAttribute</w:t>
+            </w:r>
+            <w:r>
+              <w:t xml:space="preserve"> </w:t>
+            </w:r>
+            <w:r>
+              <w:t xml:space="preserve">on parent Cell) and the banner routing (banner shows only at this Terminal).</w:t>
             </w:r>
           </w:p>
         </w:tc>
       </w:tr>
     </w:tbl>
+    <w:bookmarkEnd w:id="52"/>
+    <w:bookmarkStart w:id="53" w:name="pauseevent"/>
     <w:p>
       <w:pPr>
-        <w:pStyle w:val="BodyText"/>
+        <w:pStyle w:val="Heading3"/>
       </w:pPr>
       <w:r>
-        <w:rPr>
-          <w:b/>
-          <w:bCs/>
-        </w:rPr>
-        <w:t xml:space="preserve">Constraints:</w:t>
-      </w:r>
-    </w:p>
-    <w:p>
-      <w:pPr>
-        <w:pStyle w:val="Compact"/>
-        <w:numPr>
-          <w:ilvl w:val="0"/>
-          <w:numId w:val="1005"/>
-        </w:numPr>
-      </w:pPr>
-      <w:r>
-        <w:rPr>
-          <w:rStyle w:val="VerbatimChar"/>
-        </w:rPr>
-        <w:t xml:space="preserve">CK_PauseEvent_ResumePaired</w:t>
-      </w:r>
-      <w:r>
-        <w:t xml:space="preserve"> </w:t>
-      </w:r>
-      <w:r>
-        <w:t xml:space="preserve">—</w:t>
-      </w:r>
-      <w:r>
-        <w:t xml:space="preserve"> </w:t>
-      </w:r>
-      <w:r>
-        <w:rPr>
-          <w:rStyle w:val="VerbatimChar"/>
-        </w:rPr>
-        <w:t xml:space="preserve">(ResumedAt IS NULL AND ResumedByUserId IS NULL) OR (ResumedAt IS NOT NULL AND ResumedByUserId IS NOT NULL)</w:t>
-      </w:r>
-      <w:r>
-        <w:t xml:space="preserve">. Resume timestamp and resumer are paired.</w:t>
-      </w:r>
-    </w:p>
-    <w:p>
-      <w:pPr>
-        <w:pStyle w:val="Compact"/>
-        <w:numPr>
-          <w:ilvl w:val="0"/>
-          <w:numId w:val="1005"/>
-        </w:numPr>
-      </w:pPr>
-      <w:r>
-        <w:rPr>
-          <w:rStyle w:val="VerbatimChar"/>
-        </w:rPr>
-        <w:t xml:space="preserve">UQ_PauseEvent_OpenLotLocation</w:t>
-      </w:r>
-      <w:r>
-        <w:t xml:space="preserve"> </w:t>
-      </w:r>
-      <w:r>
-        <w:t xml:space="preserve">— filtered UNIQUE on</w:t>
-      </w:r>
-      <w:r>
-        <w:t xml:space="preserve"> </w:t>
-      </w:r>
-      <w:r>
-        <w:rPr>
-          <w:rStyle w:val="VerbatimChar"/>
-        </w:rPr>
-        <w:t xml:space="preserve">(LotId, LocationId) WHERE ResumedAt IS NULL</w:t>
-      </w:r>
-      <w:r>
-        <w:t xml:space="preserve">. Blocks duplicate open pauses for the same LOT at the same Cell.</w:t>
+        <w:t xml:space="preserve">PauseEvent</w:t>
       </w:r>
     </w:p>
     <w:p>
@@ -33133,91 +32991,41 @@
           <w:b/>
           <w:bCs/>
         </w:rPr>
-        <w:t xml:space="preserve">Indexes:</w:t>
-      </w:r>
-    </w:p>
-    <w:p>
-      <w:pPr>
-        <w:pStyle w:val="Compact"/>
-        <w:numPr>
-          <w:ilvl w:val="0"/>
-          <w:numId w:val="1006"/>
-        </w:numPr>
-      </w:pPr>
+        <w:t xml:space="preserve">Added v1.9g (OI-21 — Pausable LOT at Workstation).</w:t>
+      </w:r>
+      <w:r>
+        <w:t xml:space="preserve"> </w:t>
+      </w:r>
+      <w:r>
+        <w:t xml:space="preserve">Captures an operator’s deliberate pause of a partially-progressed LOT at a Cell so the operator may shift focus to a different LOT at the same Cell. Append-only place + close lifecycle — mirrors</w:t>
+      </w:r>
+      <w:r>
+        <w:t xml:space="preserve"> </w:t>
+      </w:r>
       <w:r>
         <w:rPr>
           <w:rStyle w:val="VerbatimChar"/>
         </w:rPr>
-        <w:t xml:space="preserve">IX_PauseEvent_OpenByLocation</w:t>
-      </w:r>
-      <w:r>
-        <w:t xml:space="preserve"> </w:t>
-      </w:r>
-      <w:r>
-        <w:t xml:space="preserve">on</w:t>
-      </w:r>
-      <w:r>
-        <w:t xml:space="preserve"> </w:t>
-      </w:r>
-      <w:r>
-        <w:rPr>
-          <w:rStyle w:val="VerbatimChar"/>
-        </w:rPr>
-        <w:t xml:space="preserve">(LocationId) WHERE ResumedAt IS NULL</w:t>
-      </w:r>
-      <w:r>
-        <w:t xml:space="preserve"> </w:t>
-      </w:r>
-      <w:r>
-        <w:t xml:space="preserve">— supports the wallboard counter / paused-LOT detail-list lookup.</w:t>
-      </w:r>
-    </w:p>
-    <w:p>
-      <w:pPr>
-        <w:pStyle w:val="Compact"/>
-        <w:numPr>
-          <w:ilvl w:val="0"/>
-          <w:numId w:val="1006"/>
-        </w:numPr>
-      </w:pPr>
-      <w:r>
-        <w:rPr>
-          <w:rStyle w:val="VerbatimChar"/>
-        </w:rPr>
-        <w:t xml:space="preserve">IX_PauseEvent_Lot</w:t>
-      </w:r>
-      <w:r>
-        <w:t xml:space="preserve"> </w:t>
-      </w:r>
-      <w:r>
-        <w:t xml:space="preserve">on</w:t>
-      </w:r>
-      <w:r>
-        <w:t xml:space="preserve"> </w:t>
-      </w:r>
-      <w:r>
-        <w:rPr>
-          <w:rStyle w:val="VerbatimChar"/>
-        </w:rPr>
-        <w:t xml:space="preserve">(LotId, PausedAt DESC)</w:t>
-      </w:r>
-      <w:r>
-        <w:t xml:space="preserve"> </w:t>
-      </w:r>
-      <w:r>
-        <w:t xml:space="preserve">— supports per-LOT pause history (Lot Details view).</w:t>
-      </w:r>
-    </w:p>
-    <w:p>
-      <w:pPr>
-        <w:pStyle w:val="FirstParagraph"/>
-      </w:pPr>
+        <w:t xml:space="preserve">Quality.HoldEvent</w:t>
+      </w:r>
+      <w:r>
+        <w:t xml:space="preserve">. The same LOT MAY be paused at multiple Cells simultaneously (e.g., a Machining LOT pending mid-assembly while another assembly LOT is run); the filtered UNIQUE limits at most one</w:t>
+      </w:r>
+      <w:r>
+        <w:t xml:space="preserve"> </w:t>
+      </w:r>
       <w:r>
         <w:rPr>
           <w:b/>
           <w:bCs/>
         </w:rPr>
-        <w:t xml:space="preserve">Audit:</w:t>
+        <w:t xml:space="preserve">open</w:t>
+      </w:r>
+      <w:r>
+        <w:t xml:space="preserve"> </w:t>
+      </w:r>
+      <w:r>
+        <w:t xml:space="preserve">pause per</w:t>
       </w:r>
       <w:r>
         <w:t xml:space="preserve"> </w:t>
@@ -33226,13 +33034,10 @@
         <w:rPr>
           <w:rStyle w:val="VerbatimChar"/>
         </w:rPr>
-        <w:t xml:space="preserve">Audit.LogEntityType</w:t>
-      </w:r>
-      <w:r>
-        <w:t xml:space="preserve"> </w:t>
-      </w:r>
-      <w:r>
-        <w:t xml:space="preserve">gains a</w:t>
+        <w:t xml:space="preserve">(LotId, LocationId)</w:t>
+      </w:r>
+      <w:r>
+        <w:t xml:space="preserve">. Pause is orthogonal to</w:t>
       </w:r>
       <w:r>
         <w:t xml:space="preserve"> </w:t>
@@ -33241,13 +33046,10 @@
         <w:rPr>
           <w:rStyle w:val="VerbatimChar"/>
         </w:rPr>
-        <w:t xml:space="preserve">PauseEvent</w:t>
-      </w:r>
-      <w:r>
-        <w:t xml:space="preserve"> </w:t>
-      </w:r>
-      <w:r>
-        <w:t xml:space="preserve">row (added at Arc 2 Phase 1 alongside the rest of the Lots schema CREATE). Place / Resume operations write to</w:t>
+        <w:t xml:space="preserve">Workorder.WorkOrderStatus</w:t>
+      </w:r>
+      <w:r>
+        <w:t xml:space="preserve">,</w:t>
       </w:r>
       <w:r>
         <w:t xml:space="preserve"> </w:t>
@@ -33256,162 +33058,53 @@
         <w:rPr>
           <w:rStyle w:val="VerbatimChar"/>
         </w:rPr>
-        <w:t xml:space="preserve">Audit.OperationLog</w:t>
-      </w:r>
-      <w:r>
-        <w:t xml:space="preserve">.</w:t>
-      </w:r>
-    </w:p>
-    <w:p>
-      <w:pPr>
-        <w:pStyle w:val="BlockText"/>
-      </w:pPr>
+        <w:t xml:space="preserve">Workorder.OperationStatus</w:t>
+      </w:r>
+      <w:r>
+        <w:t xml:space="preserve">, and</w:t>
+      </w:r>
+      <w:r>
+        <w:t xml:space="preserve"> </w:t>
+      </w:r>
+      <w:r>
+        <w:rPr>
+          <w:rStyle w:val="VerbatimChar"/>
+        </w:rPr>
+        <w:t xml:space="preserve">Lots.LotStatusCode</w:t>
+      </w:r>
+      <w:r>
+        <w:t xml:space="preserve"> </w:t>
+      </w:r>
+      <w:r>
+        <w:t xml:space="preserve">— no enum extension is required on any of those code tables. There is no TTL — paused LOTs persist indefinitely; resume MAY be performed by any operator (does not need to match</w:t>
+      </w:r>
+      <w:r>
+        <w:t xml:space="preserve"> </w:t>
+      </w:r>
+      <w:r>
+        <w:rPr>
+          <w:rStyle w:val="VerbatimChar"/>
+        </w:rPr>
+        <w:t xml:space="preserve">PausedByUserId</w:t>
+      </w:r>
+      <w:r>
+        <w:t xml:space="preserve">). Drives the</w:t>
+      </w:r>
+      <w:r>
+        <w:t xml:space="preserve"> </w:t>
+      </w:r>
       <w:r>
         <w:rPr>
           <w:b/>
           <w:bCs/>
         </w:rPr>
-        <w:t xml:space="preserve">⚠ Implementation deferred to Arc 2 Phase 1.</w:t>
-      </w:r>
-      <w:r>
-        <w:t xml:space="preserve"> </w:t>
-      </w:r>
-      <w:r>
-        <w:t xml:space="preserve">The Lots schema does not yet exist in the Phase 1–8 codebase —</w:t>
-      </w:r>
-      <w:r>
-        <w:t xml:space="preserve"> </w:t>
-      </w:r>
-      <w:r>
-        <w:rPr>
-          <w:rStyle w:val="VerbatimChar"/>
-        </w:rPr>
-        <w:t xml:space="preserve">Lots.Lot</w:t>
-      </w:r>
-      <w:r>
-        <w:t xml:space="preserve"> </w:t>
-      </w:r>
-      <w:r>
-        <w:t xml:space="preserve">and</w:t>
-      </w:r>
-      <w:r>
-        <w:t xml:space="preserve"> </w:t>
-      </w:r>
-      <w:r>
-        <w:rPr>
-          <w:rStyle w:val="VerbatimChar"/>
-        </w:rPr>
-        <w:t xml:space="preserve">Lots.PauseEvent</w:t>
-      </w:r>
-      <w:r>
-        <w:t xml:space="preserve"> </w:t>
-      </w:r>
-      <w:r>
-        <w:t xml:space="preserve">both CREATE in the Arc 2 Phase 1 migration. The column contract above is authoritative.</w:t>
-      </w:r>
-    </w:p>
-    <w:bookmarkEnd w:id="53"/>
-    <w:bookmarkStart w:id="54" w:name="aimshipperidpool"/>
-    <w:p>
-      <w:pPr>
-        <w:pStyle w:val="Heading3"/>
-      </w:pPr>
-      <w:r>
-        <w:t xml:space="preserve">AimShipperIdPool</w:t>
-      </w:r>
-    </w:p>
-    <w:p>
-      <w:pPr>
-        <w:pStyle w:val="FirstParagraph"/>
-      </w:pPr>
-      <w:r>
-        <w:rPr>
-          <w:b/>
-          <w:bCs/>
-        </w:rPr>
-        <w:t xml:space="preserve">Added v1.9h (UJ-04 — AIM Shipper ID local pool).</w:t>
-      </w:r>
-      <w:r>
-        <w:t xml:space="preserve"> </w:t>
-      </w:r>
-      <w:r>
-        <w:t xml:space="preserve">Local buffer of pre-fetched Honda AIM Shipper IDs. A background Gateway script (Arc 2 Phase 7) calls</w:t>
-      </w:r>
-      <w:r>
-        <w:t xml:space="preserve"> </w:t>
-      </w:r>
-      <w:r>
-        <w:rPr>
-          <w:rStyle w:val="VerbatimChar"/>
-        </w:rPr>
-        <w:t xml:space="preserve">AIM.GetNextNumber</w:t>
-      </w:r>
-      <w:r>
-        <w:t xml:space="preserve"> </w:t>
-      </w:r>
-      <w:r>
-        <w:t xml:space="preserve">to keep the pool topped up;</w:t>
-      </w:r>
-      <w:r>
-        <w:t xml:space="preserve"> </w:t>
-      </w:r>
-      <w:r>
-        <w:rPr>
-          <w:rStyle w:val="VerbatimChar"/>
-        </w:rPr>
-        <w:t xml:space="preserve">Container_Complete</w:t>
-      </w:r>
-      <w:r>
-        <w:t xml:space="preserve"> </w:t>
-      </w:r>
-      <w:r>
-        <w:t xml:space="preserve">claims one row FIFO, synchronously, inside its own transaction — sub-millisecond, never blocked on AIM. AIM IDs attach to</w:t>
-      </w:r>
-      <w:r>
-        <w:t xml:space="preserve"> </w:t>
-      </w:r>
-      <w:r>
-        <w:rPr>
-          <w:rStyle w:val="VerbatimChar"/>
-          <w:b/>
-          <w:bCs/>
-        </w:rPr>
-        <w:t xml:space="preserve">Lots.Container</w:t>
-      </w:r>
-      <w:r>
-        <w:rPr>
-          <w:b/>
-          <w:bCs/>
-        </w:rPr>
-        <w:t xml:space="preserve"> </w:t>
-      </w:r>
-      <w:r>
-        <w:rPr>
-          <w:b/>
-          <w:bCs/>
-        </w:rPr>
-        <w:t xml:space="preserve">only</w:t>
-      </w:r>
-      <w:r>
-        <w:t xml:space="preserve"> </w:t>
-      </w:r>
-      <w:r>
-        <w:t xml:space="preserve">— never to sub-assemblies, sub-LOTs, or any other entity. Honda treats every issued ID as permanently consumed; once</w:t>
-      </w:r>
-      <w:r>
-        <w:t xml:space="preserve"> </w:t>
-      </w:r>
-      <w:r>
-        <w:rPr>
-          <w:rStyle w:val="VerbatimChar"/>
-        </w:rPr>
-        <w:t xml:space="preserve">ConsumedAt</w:t>
-      </w:r>
-      <w:r>
-        <w:t xml:space="preserve"> </w:t>
-      </w:r>
-      <w:r>
-        <w:t xml:space="preserve">is set the row stays terminal regardless of any downstream container void / re-pack (the new container at re-pack draws a fresh ID from the pool). Honda does not expire IDs — no TTL column.</w:t>
+        <w:t xml:space="preserve">Paused-LOT indicator</w:t>
+      </w:r>
+      <w:r>
+        <w:t xml:space="preserve"> </w:t>
+      </w:r>
+      <w:r>
+        <w:t xml:space="preserve">on every workstation screen (count + tap-through to detail list, per FDS-05-038).</w:t>
       </w:r>
     </w:p>
     <w:tbl>
@@ -33566,49 +33259,300 @@
               <w:pStyle w:val="Compact"/>
             </w:pPr>
             <w:r>
-              <w:t xml:space="preserve">AimShipperId</w:t>
-            </w:r>
-          </w:p>
-        </w:tc>
-        <w:tc>
-          <w:tcPr>
-            <w:shd w:val="clear" w:color="auto" w:fill="F2F2F2"/>
-          </w:tcPr>
-          <w:tcPr/>
-          <w:p>
-            <w:pPr>
-              <w:pStyle w:val="Compact"/>
-            </w:pPr>
-            <w:r>
-              <w:t xml:space="preserve">NVARCHAR(50)</w:t>
-            </w:r>
-          </w:p>
-        </w:tc>
-        <w:tc>
-          <w:tcPr>
-            <w:shd w:val="clear" w:color="auto" w:fill="F2F2F2"/>
-          </w:tcPr>
-          <w:tcPr/>
-          <w:p>
-            <w:pPr>
-              <w:pStyle w:val="Compact"/>
-            </w:pPr>
-            <w:r>
-              <w:t xml:space="preserve">NOT NULL, UNIQUE</w:t>
-            </w:r>
-          </w:p>
-        </w:tc>
-        <w:tc>
-          <w:tcPr>
-            <w:shd w:val="clear" w:color="auto" w:fill="F2F2F2"/>
-          </w:tcPr>
-          <w:tcPr/>
-          <w:p>
-            <w:pPr>
-              <w:pStyle w:val="Compact"/>
-            </w:pPr>
-            <w:r>
-              <w:t xml:space="preserve">The Honda-issued shipper ID returned by</w:t>
+              <w:t xml:space="preserve">LotId</w:t>
+            </w:r>
+          </w:p>
+        </w:tc>
+        <w:tc>
+          <w:tcPr>
+            <w:shd w:val="clear" w:color="auto" w:fill="F2F2F2"/>
+          </w:tcPr>
+          <w:tcPr/>
+          <w:p>
+            <w:pPr>
+              <w:pStyle w:val="Compact"/>
+            </w:pPr>
+            <w:r>
+              <w:t xml:space="preserve">BIGINT</w:t>
+            </w:r>
+          </w:p>
+        </w:tc>
+        <w:tc>
+          <w:tcPr>
+            <w:shd w:val="clear" w:color="auto" w:fill="F2F2F2"/>
+          </w:tcPr>
+          <w:tcPr/>
+          <w:p>
+            <w:pPr>
+              <w:pStyle w:val="Compact"/>
+            </w:pPr>
+            <w:r>
+              <w:t xml:space="preserve">FK → Lot.Id, NOT NULL</w:t>
+            </w:r>
+          </w:p>
+        </w:tc>
+        <w:tc>
+          <w:tcPr>
+            <w:shd w:val="clear" w:color="auto" w:fill="F2F2F2"/>
+          </w:tcPr>
+          <w:tcPr/>
+          <w:p>
+            <w:pPr>
+              <w:pStyle w:val="Compact"/>
+            </w:pPr>
+            <w:r>
+              <w:t xml:space="preserve">The LOT being paused at this Cell.</w:t>
+            </w:r>
+          </w:p>
+        </w:tc>
+      </w:tr>
+      <w:tr>
+        <w:tc>
+          <w:tcPr/>
+          <w:p>
+            <w:pPr>
+              <w:pStyle w:val="Compact"/>
+            </w:pPr>
+            <w:r>
+              <w:t xml:space="preserve">LocationId</w:t>
+            </w:r>
+          </w:p>
+        </w:tc>
+        <w:tc>
+          <w:tcPr/>
+          <w:p>
+            <w:pPr>
+              <w:pStyle w:val="Compact"/>
+            </w:pPr>
+            <w:r>
+              <w:t xml:space="preserve">BIGINT</w:t>
+            </w:r>
+          </w:p>
+        </w:tc>
+        <w:tc>
+          <w:tcPr/>
+          <w:p>
+            <w:pPr>
+              <w:pStyle w:val="Compact"/>
+            </w:pPr>
+            <w:r>
+              <w:t xml:space="preserve">FK → Location.Id, NOT NULL</w:t>
+            </w:r>
+          </w:p>
+        </w:tc>
+        <w:tc>
+          <w:tcPr/>
+          <w:p>
+            <w:pPr>
+              <w:pStyle w:val="Compact"/>
+            </w:pPr>
+            <w:r>
+              <w:t xml:space="preserve">The Cell where the pause is recorded. Should be a Cell-tier production location; not enforced at the schema level (proc layer enforces).</w:t>
+            </w:r>
+          </w:p>
+        </w:tc>
+      </w:tr>
+      <w:tr>
+        <w:tc>
+          <w:tcPr>
+            <w:shd w:val="clear" w:color="auto" w:fill="F2F2F2"/>
+          </w:tcPr>
+          <w:tcPr/>
+          <w:p>
+            <w:pPr>
+              <w:pStyle w:val="Compact"/>
+            </w:pPr>
+            <w:r>
+              <w:t xml:space="preserve">PausedByUserId</w:t>
+            </w:r>
+          </w:p>
+        </w:tc>
+        <w:tc>
+          <w:tcPr>
+            <w:shd w:val="clear" w:color="auto" w:fill="F2F2F2"/>
+          </w:tcPr>
+          <w:tcPr/>
+          <w:p>
+            <w:pPr>
+              <w:pStyle w:val="Compact"/>
+            </w:pPr>
+            <w:r>
+              <w:t xml:space="preserve">BIGINT</w:t>
+            </w:r>
+          </w:p>
+        </w:tc>
+        <w:tc>
+          <w:tcPr>
+            <w:shd w:val="clear" w:color="auto" w:fill="F2F2F2"/>
+          </w:tcPr>
+          <w:tcPr/>
+          <w:p>
+            <w:pPr>
+              <w:pStyle w:val="Compact"/>
+            </w:pPr>
+            <w:r>
+              <w:t xml:space="preserve">FK → AppUser.Id, NOT NULL</w:t>
+            </w:r>
+          </w:p>
+        </w:tc>
+        <w:tc>
+          <w:tcPr>
+            <w:shd w:val="clear" w:color="auto" w:fill="F2F2F2"/>
+          </w:tcPr>
+          <w:tcPr/>
+          <w:p>
+            <w:pPr>
+              <w:pStyle w:val="Compact"/>
+            </w:pPr>
+            <w:r>
+              <w:t xml:space="preserve">Operator who placed the pause.</w:t>
+            </w:r>
+          </w:p>
+        </w:tc>
+      </w:tr>
+      <w:tr>
+        <w:tc>
+          <w:tcPr/>
+          <w:p>
+            <w:pPr>
+              <w:pStyle w:val="Compact"/>
+            </w:pPr>
+            <w:r>
+              <w:t xml:space="preserve">PausedAt</w:t>
+            </w:r>
+          </w:p>
+        </w:tc>
+        <w:tc>
+          <w:tcPr/>
+          <w:p>
+            <w:pPr>
+              <w:pStyle w:val="Compact"/>
+            </w:pPr>
+            <w:r>
+              <w:t xml:space="preserve">DATETIME2(3)</w:t>
+            </w:r>
+          </w:p>
+        </w:tc>
+        <w:tc>
+          <w:tcPr/>
+          <w:p>
+            <w:pPr>
+              <w:pStyle w:val="Compact"/>
+            </w:pPr>
+            <w:r>
+              <w:t xml:space="preserve">NOT NULL, DEFAULT SYSUTCDATETIME()</w:t>
+            </w:r>
+          </w:p>
+        </w:tc>
+        <w:tc>
+          <w:tcPr/>
+          <w:p>
+            <w:pPr>
+              <w:pStyle w:val="Compact"/>
+            </w:pPr>
+          </w:p>
+        </w:tc>
+      </w:tr>
+      <w:tr>
+        <w:tc>
+          <w:tcPr>
+            <w:shd w:val="clear" w:color="auto" w:fill="F2F2F2"/>
+          </w:tcPr>
+          <w:tcPr/>
+          <w:p>
+            <w:pPr>
+              <w:pStyle w:val="Compact"/>
+            </w:pPr>
+            <w:r>
+              <w:t xml:space="preserve">PausedReason</w:t>
+            </w:r>
+          </w:p>
+        </w:tc>
+        <w:tc>
+          <w:tcPr>
+            <w:shd w:val="clear" w:color="auto" w:fill="F2F2F2"/>
+          </w:tcPr>
+          <w:tcPr/>
+          <w:p>
+            <w:pPr>
+              <w:pStyle w:val="Compact"/>
+            </w:pPr>
+            <w:r>
+              <w:t xml:space="preserve">NVARCHAR(500)</w:t>
+            </w:r>
+          </w:p>
+        </w:tc>
+        <w:tc>
+          <w:tcPr>
+            <w:shd w:val="clear" w:color="auto" w:fill="F2F2F2"/>
+          </w:tcPr>
+          <w:tcPr/>
+          <w:p>
+            <w:pPr>
+              <w:pStyle w:val="Compact"/>
+            </w:pPr>
+            <w:r>
+              <w:t xml:space="preserve">NULL</w:t>
+            </w:r>
+          </w:p>
+        </w:tc>
+        <w:tc>
+          <w:tcPr>
+            <w:shd w:val="clear" w:color="auto" w:fill="F2F2F2"/>
+          </w:tcPr>
+          <w:tcPr/>
+          <w:p>
+            <w:pPr>
+              <w:pStyle w:val="Compact"/>
+            </w:pPr>
+            <w:r>
+              <w:t xml:space="preserve">Optional — operator MAY pause without entering a reason.</w:t>
+            </w:r>
+          </w:p>
+        </w:tc>
+      </w:tr>
+      <w:tr>
+        <w:tc>
+          <w:tcPr/>
+          <w:p>
+            <w:pPr>
+              <w:pStyle w:val="Compact"/>
+            </w:pPr>
+            <w:r>
+              <w:t xml:space="preserve">ResumedByUserId</w:t>
+            </w:r>
+          </w:p>
+        </w:tc>
+        <w:tc>
+          <w:tcPr/>
+          <w:p>
+            <w:pPr>
+              <w:pStyle w:val="Compact"/>
+            </w:pPr>
+            <w:r>
+              <w:t xml:space="preserve">BIGINT</w:t>
+            </w:r>
+          </w:p>
+        </w:tc>
+        <w:tc>
+          <w:tcPr/>
+          <w:p>
+            <w:pPr>
+              <w:pStyle w:val="Compact"/>
+            </w:pPr>
+            <w:r>
+              <w:t xml:space="preserve">FK → AppUser.Id, NULL</w:t>
+            </w:r>
+          </w:p>
+        </w:tc>
+        <w:tc>
+          <w:tcPr/>
+          <w:p>
+            <w:pPr>
+              <w:pStyle w:val="Compact"/>
+            </w:pPr>
+            <w:r>
+              <w:t xml:space="preserve">NULL while pause is open. NOT required to match</w:t>
             </w:r>
             <w:r>
               <w:t xml:space="preserve"> </w:t>
@@ -33617,27 +33561,36 @@
               <w:rPr>
                 <w:rStyle w:val="VerbatimChar"/>
               </w:rPr>
-              <w:t xml:space="preserve">AIM.GetNextNumber</w:t>
-            </w:r>
-            <w:r>
-              <w:t xml:space="preserve">. UNIQUE protects against double-INSERT under topup-script retries.</w:t>
-            </w:r>
-          </w:p>
-        </w:tc>
-      </w:tr>
-      <w:tr>
-        <w:tc>
-          <w:tcPr/>
-          <w:p>
-            <w:pPr>
-              <w:pStyle w:val="Compact"/>
-            </w:pPr>
-            <w:r>
-              <w:t xml:space="preserve">FetchedAt</w:t>
-            </w:r>
-          </w:p>
-        </w:tc>
-        <w:tc>
+              <w:t xml:space="preserve">PausedByUserId</w:t>
+            </w:r>
+            <w:r>
+              <w:t xml:space="preserve"> </w:t>
+            </w:r>
+            <w:r>
+              <w:t xml:space="preserve">— paused LOTs cross shift / operator boundaries.</w:t>
+            </w:r>
+          </w:p>
+        </w:tc>
+      </w:tr>
+      <w:tr>
+        <w:tc>
+          <w:tcPr>
+            <w:shd w:val="clear" w:color="auto" w:fill="F2F2F2"/>
+          </w:tcPr>
+          <w:tcPr/>
+          <w:p>
+            <w:pPr>
+              <w:pStyle w:val="Compact"/>
+            </w:pPr>
+            <w:r>
+              <w:t xml:space="preserve">ResumedAt</w:t>
+            </w:r>
+          </w:p>
+        </w:tc>
+        <w:tc>
+          <w:tcPr>
+            <w:shd w:val="clear" w:color="auto" w:fill="F2F2F2"/>
+          </w:tcPr>
           <w:tcPr/>
           <w:p>
             <w:pPr>
@@ -33649,110 +33602,9 @@
           </w:p>
         </w:tc>
         <w:tc>
-          <w:tcPr/>
-          <w:p>
-            <w:pPr>
-              <w:pStyle w:val="Compact"/>
-            </w:pPr>
-            <w:r>
-              <w:t xml:space="preserve">NOT NULL, DEFAULT SYSUTCDATETIME()</w:t>
-            </w:r>
-          </w:p>
-        </w:tc>
-        <w:tc>
-          <w:tcPr/>
-          <w:p>
-            <w:pPr>
-              <w:pStyle w:val="Compact"/>
-            </w:pPr>
-            <w:r>
-              <w:t xml:space="preserve">When AIM gave this ID to us. Drives FIFO ordering at claim time.</w:t>
-            </w:r>
-          </w:p>
-        </w:tc>
-      </w:tr>
-      <w:tr>
-        <w:tc>
-          <w:tcPr>
-            <w:shd w:val="clear" w:color="auto" w:fill="F2F2F2"/>
-          </w:tcPr>
-          <w:tcPr/>
-          <w:p>
-            <w:pPr>
-              <w:pStyle w:val="Compact"/>
-            </w:pPr>
-            <w:r>
-              <w:t xml:space="preserve">FetchedInterfaceLogId</w:t>
-            </w:r>
-          </w:p>
-        </w:tc>
-        <w:tc>
-          <w:tcPr>
-            <w:shd w:val="clear" w:color="auto" w:fill="F2F2F2"/>
-          </w:tcPr>
-          <w:tcPr/>
-          <w:p>
-            <w:pPr>
-              <w:pStyle w:val="Compact"/>
-            </w:pPr>
-            <w:r>
-              <w:t xml:space="preserve">BIGINT</w:t>
-            </w:r>
-          </w:p>
-        </w:tc>
-        <w:tc>
-          <w:tcPr>
-            <w:shd w:val="clear" w:color="auto" w:fill="F2F2F2"/>
-          </w:tcPr>
-          <w:tcPr/>
-          <w:p>
-            <w:pPr>
-              <w:pStyle w:val="Compact"/>
-            </w:pPr>
-            <w:r>
-              <w:t xml:space="preserve">FK → Audit.InterfaceLog.Id, NOT NULL</w:t>
-            </w:r>
-          </w:p>
-        </w:tc>
-        <w:tc>
-          <w:tcPr>
-            <w:shd w:val="clear" w:color="auto" w:fill="F2F2F2"/>
-          </w:tcPr>
-          <w:tcPr/>
-          <w:p>
-            <w:pPr>
-              <w:pStyle w:val="Compact"/>
-            </w:pPr>
-            <w:r>
-              <w:t xml:space="preserve">Provenance — points at the exact AIM call that issued this ID.</w:t>
-            </w:r>
-          </w:p>
-        </w:tc>
-      </w:tr>
-      <w:tr>
-        <w:tc>
-          <w:tcPr/>
-          <w:p>
-            <w:pPr>
-              <w:pStyle w:val="Compact"/>
-            </w:pPr>
-            <w:r>
-              <w:t xml:space="preserve">ConsumedAt</w:t>
-            </w:r>
-          </w:p>
-        </w:tc>
-        <w:tc>
-          <w:tcPr/>
-          <w:p>
-            <w:pPr>
-              <w:pStyle w:val="Compact"/>
-            </w:pPr>
-            <w:r>
-              <w:t xml:space="preserve">DATETIME2(3)</w:t>
-            </w:r>
-          </w:p>
-        </w:tc>
-        <w:tc>
+          <w:tcPr>
+            <w:shd w:val="clear" w:color="auto" w:fill="F2F2F2"/>
+          </w:tcPr>
           <w:tcPr/>
           <w:p>
             <w:pPr>
@@ -33764,117 +33616,62 @@
           </w:p>
         </w:tc>
         <w:tc>
-          <w:tcPr/>
-          <w:p>
-            <w:pPr>
-              <w:pStyle w:val="Compact"/>
-            </w:pPr>
-            <w:r>
-              <w:t xml:space="preserve">NULL = available in the pool. Non-NULL = permanently consumed.</w:t>
-            </w:r>
-          </w:p>
-        </w:tc>
-      </w:tr>
-      <w:tr>
-        <w:tc>
-          <w:tcPr>
-            <w:shd w:val="clear" w:color="auto" w:fill="F2F2F2"/>
-          </w:tcPr>
-          <w:tcPr/>
-          <w:p>
-            <w:pPr>
-              <w:pStyle w:val="Compact"/>
-            </w:pPr>
-            <w:r>
-              <w:t xml:space="preserve">ConsumedByContainerId</w:t>
-            </w:r>
-          </w:p>
-        </w:tc>
-        <w:tc>
-          <w:tcPr>
-            <w:shd w:val="clear" w:color="auto" w:fill="F2F2F2"/>
-          </w:tcPr>
-          <w:tcPr/>
-          <w:p>
-            <w:pPr>
-              <w:pStyle w:val="Compact"/>
-            </w:pPr>
-            <w:r>
-              <w:t xml:space="preserve">BIGINT</w:t>
-            </w:r>
-          </w:p>
-        </w:tc>
-        <w:tc>
-          <w:tcPr>
-            <w:shd w:val="clear" w:color="auto" w:fill="F2F2F2"/>
-          </w:tcPr>
-          <w:tcPr/>
-          <w:p>
-            <w:pPr>
-              <w:pStyle w:val="Compact"/>
-            </w:pPr>
-            <w:r>
-              <w:t xml:space="preserve">FK → Lots.Container.Id, NULL</w:t>
-            </w:r>
-          </w:p>
-        </w:tc>
-        <w:tc>
-          <w:tcPr>
-            <w:shd w:val="clear" w:color="auto" w:fill="F2F2F2"/>
-          </w:tcPr>
-          <w:tcPr/>
-          <w:p>
-            <w:pPr>
-              <w:pStyle w:val="Compact"/>
-            </w:pPr>
-            <w:r>
-              <w:t xml:space="preserve">The container that claimed this ID. NULL ↔ ConsumedAt NULL.</w:t>
-            </w:r>
-          </w:p>
-        </w:tc>
-      </w:tr>
-      <w:tr>
-        <w:tc>
-          <w:tcPr/>
-          <w:p>
-            <w:pPr>
-              <w:pStyle w:val="Compact"/>
-            </w:pPr>
-            <w:r>
-              <w:t xml:space="preserve">ConsumedByUserId</w:t>
-            </w:r>
-          </w:p>
-        </w:tc>
-        <w:tc>
-          <w:tcPr/>
-          <w:p>
-            <w:pPr>
-              <w:pStyle w:val="Compact"/>
-            </w:pPr>
-            <w:r>
-              <w:t xml:space="preserve">BIGINT</w:t>
-            </w:r>
-          </w:p>
-        </w:tc>
-        <w:tc>
-          <w:tcPr/>
-          <w:p>
-            <w:pPr>
-              <w:pStyle w:val="Compact"/>
-            </w:pPr>
-            <w:r>
-              <w:t xml:space="preserve">FK → Location.AppUser.Id, NULL</w:t>
-            </w:r>
-          </w:p>
-        </w:tc>
-        <w:tc>
-          <w:tcPr/>
-          <w:p>
-            <w:pPr>
-              <w:pStyle w:val="Compact"/>
-            </w:pPr>
-            <w:r>
-              <w:t xml:space="preserve">The operator whose closing-container action consumed this ID. NULL ↔ ConsumedAt NULL.</w:t>
+          <w:tcPr>
+            <w:shd w:val="clear" w:color="auto" w:fill="F2F2F2"/>
+          </w:tcPr>
+          <w:tcPr/>
+          <w:p>
+            <w:pPr>
+              <w:pStyle w:val="Compact"/>
+            </w:pPr>
+            <w:r>
+              <w:t xml:space="preserve">NULL while pause is open.</w:t>
+            </w:r>
+          </w:p>
+        </w:tc>
+      </w:tr>
+      <w:tr>
+        <w:tc>
+          <w:tcPr/>
+          <w:p>
+            <w:pPr>
+              <w:pStyle w:val="Compact"/>
+            </w:pPr>
+            <w:r>
+              <w:t xml:space="preserve">ResumedRemarks</w:t>
+            </w:r>
+          </w:p>
+        </w:tc>
+        <w:tc>
+          <w:tcPr/>
+          <w:p>
+            <w:pPr>
+              <w:pStyle w:val="Compact"/>
+            </w:pPr>
+            <w:r>
+              <w:t xml:space="preserve">NVARCHAR(500)</w:t>
+            </w:r>
+          </w:p>
+        </w:tc>
+        <w:tc>
+          <w:tcPr/>
+          <w:p>
+            <w:pPr>
+              <w:pStyle w:val="Compact"/>
+            </w:pPr>
+            <w:r>
+              <w:t xml:space="preserve">NULL</w:t>
+            </w:r>
+          </w:p>
+        </w:tc>
+        <w:tc>
+          <w:tcPr/>
+          <w:p>
+            <w:pPr>
+              <w:pStyle w:val="Compact"/>
+            </w:pPr>
+            <w:r>
+              <w:t xml:space="preserve">Optional resume note.</w:t>
             </w:r>
           </w:p>
         </w:tc>
@@ -33890,6 +33687,84 @@
           <w:bCs/>
         </w:rPr>
         <w:t xml:space="preserve">Constraints:</w:t>
+      </w:r>
+    </w:p>
+    <w:p>
+      <w:pPr>
+        <w:pStyle w:val="Compact"/>
+        <w:numPr>
+          <w:ilvl w:val="0"/>
+          <w:numId w:val="1006"/>
+        </w:numPr>
+      </w:pPr>
+      <w:r>
+        <w:rPr>
+          <w:rStyle w:val="VerbatimChar"/>
+        </w:rPr>
+        <w:t xml:space="preserve">CK_PauseEvent_ResumePaired</w:t>
+      </w:r>
+      <w:r>
+        <w:t xml:space="preserve"> </w:t>
+      </w:r>
+      <w:r>
+        <w:t xml:space="preserve">—</w:t>
+      </w:r>
+      <w:r>
+        <w:t xml:space="preserve"> </w:t>
+      </w:r>
+      <w:r>
+        <w:rPr>
+          <w:rStyle w:val="VerbatimChar"/>
+        </w:rPr>
+        <w:t xml:space="preserve">(ResumedAt IS NULL AND ResumedByUserId IS NULL) OR (ResumedAt IS NOT NULL AND ResumedByUserId IS NOT NULL)</w:t>
+      </w:r>
+      <w:r>
+        <w:t xml:space="preserve">. Resume timestamp and resumer are paired.</w:t>
+      </w:r>
+    </w:p>
+    <w:p>
+      <w:pPr>
+        <w:pStyle w:val="Compact"/>
+        <w:numPr>
+          <w:ilvl w:val="0"/>
+          <w:numId w:val="1006"/>
+        </w:numPr>
+      </w:pPr>
+      <w:r>
+        <w:rPr>
+          <w:rStyle w:val="VerbatimChar"/>
+        </w:rPr>
+        <w:t xml:space="preserve">UQ_PauseEvent_OpenLotLocation</w:t>
+      </w:r>
+      <w:r>
+        <w:t xml:space="preserve"> </w:t>
+      </w:r>
+      <w:r>
+        <w:t xml:space="preserve">— filtered UNIQUE on</w:t>
+      </w:r>
+      <w:r>
+        <w:t xml:space="preserve"> </w:t>
+      </w:r>
+      <w:r>
+        <w:rPr>
+          <w:rStyle w:val="VerbatimChar"/>
+        </w:rPr>
+        <w:t xml:space="preserve">(LotId, LocationId) WHERE ResumedAt IS NULL</w:t>
+      </w:r>
+      <w:r>
+        <w:t xml:space="preserve">. Blocks duplicate open pauses for the same LOT at the same Cell.</w:t>
+      </w:r>
+    </w:p>
+    <w:p>
+      <w:pPr>
+        <w:pStyle w:val="FirstParagraph"/>
+      </w:pPr>
+      <w:r>
+        <w:rPr>
+          <w:b/>
+          <w:bCs/>
+        </w:rPr>
+        <w:t xml:space="preserve">Indexes:</w:t>
       </w:r>
     </w:p>
     <w:p>
@@ -33904,13 +33779,13 @@
         <w:rPr>
           <w:rStyle w:val="VerbatimChar"/>
         </w:rPr>
-        <w:t xml:space="preserve">CK_AimShipperIdPool_ConsumedFieldsPaired</w:t>
-      </w:r>
-      <w:r>
-        <w:t xml:space="preserve"> </w:t>
-      </w:r>
-      <w:r>
-        <w:t xml:space="preserve">—</w:t>
+        <w:t xml:space="preserve">IX_PauseEvent_OpenByLocation</w:t>
+      </w:r>
+      <w:r>
+        <w:t xml:space="preserve"> </w:t>
+      </w:r>
+      <w:r>
+        <w:t xml:space="preserve">on</w:t>
       </w:r>
       <w:r>
         <w:t xml:space="preserve"> </w:t>
@@ -33919,10 +33794,49 @@
         <w:rPr>
           <w:rStyle w:val="VerbatimChar"/>
         </w:rPr>
-        <w:t xml:space="preserve">(ConsumedAt IS NULL AND ConsumedByContainerId IS NULL AND ConsumedByUserId IS NULL) OR (ConsumedAt IS NOT NULL AND ConsumedByContainerId IS NOT NULL AND ConsumedByUserId IS NOT NULL)</w:t>
-      </w:r>
-      <w:r>
-        <w:t xml:space="preserve">. The three consumption columns are paired; either all NULL (available) or all set (consumed).</w:t>
+        <w:t xml:space="preserve">(LocationId) WHERE ResumedAt IS NULL</w:t>
+      </w:r>
+      <w:r>
+        <w:t xml:space="preserve"> </w:t>
+      </w:r>
+      <w:r>
+        <w:t xml:space="preserve">— supports the wallboard counter / paused-LOT detail-list lookup.</w:t>
+      </w:r>
+    </w:p>
+    <w:p>
+      <w:pPr>
+        <w:pStyle w:val="Compact"/>
+        <w:numPr>
+          <w:ilvl w:val="0"/>
+          <w:numId w:val="1007"/>
+        </w:numPr>
+      </w:pPr>
+      <w:r>
+        <w:rPr>
+          <w:rStyle w:val="VerbatimChar"/>
+        </w:rPr>
+        <w:t xml:space="preserve">IX_PauseEvent_Lot</w:t>
+      </w:r>
+      <w:r>
+        <w:t xml:space="preserve"> </w:t>
+      </w:r>
+      <w:r>
+        <w:t xml:space="preserve">on</w:t>
+      </w:r>
+      <w:r>
+        <w:t xml:space="preserve"> </w:t>
+      </w:r>
+      <w:r>
+        <w:rPr>
+          <w:rStyle w:val="VerbatimChar"/>
+        </w:rPr>
+        <w:t xml:space="preserve">(LotId, PausedAt DESC)</w:t>
+      </w:r>
+      <w:r>
+        <w:t xml:space="preserve"> </w:t>
+      </w:r>
+      <w:r>
+        <w:t xml:space="preserve">— supports per-LOT pause history (Lot Details view).</w:t>
       </w:r>
     </w:p>
     <w:p>
@@ -33934,7 +33848,679 @@
           <w:b/>
           <w:bCs/>
         </w:rPr>
-        <w:t xml:space="preserve">Indexes:</w:t>
+        <w:t xml:space="preserve">Audit:</w:t>
+      </w:r>
+      <w:r>
+        <w:t xml:space="preserve"> </w:t>
+      </w:r>
+      <w:r>
+        <w:rPr>
+          <w:rStyle w:val="VerbatimChar"/>
+        </w:rPr>
+        <w:t xml:space="preserve">Audit.LogEntityType</w:t>
+      </w:r>
+      <w:r>
+        <w:t xml:space="preserve"> </w:t>
+      </w:r>
+      <w:r>
+        <w:t xml:space="preserve">gains a</w:t>
+      </w:r>
+      <w:r>
+        <w:t xml:space="preserve"> </w:t>
+      </w:r>
+      <w:r>
+        <w:rPr>
+          <w:rStyle w:val="VerbatimChar"/>
+        </w:rPr>
+        <w:t xml:space="preserve">PauseEvent</w:t>
+      </w:r>
+      <w:r>
+        <w:t xml:space="preserve"> </w:t>
+      </w:r>
+      <w:r>
+        <w:t xml:space="preserve">row (added at Arc 2 Phase 1 alongside the rest of the Lots schema CREATE). Place / Resume operations write to</w:t>
+      </w:r>
+      <w:r>
+        <w:t xml:space="preserve"> </w:t>
+      </w:r>
+      <w:r>
+        <w:rPr>
+          <w:rStyle w:val="VerbatimChar"/>
+        </w:rPr>
+        <w:t xml:space="preserve">Audit.OperationLog</w:t>
+      </w:r>
+      <w:r>
+        <w:t xml:space="preserve">.</w:t>
+      </w:r>
+    </w:p>
+    <w:p>
+      <w:pPr>
+        <w:pStyle w:val="BlockText"/>
+      </w:pPr>
+      <w:r>
+        <w:rPr>
+          <w:b/>
+          <w:bCs/>
+        </w:rPr>
+        <w:t xml:space="preserve">⚠ Implementation deferred to Arc 2 Phase 1.</w:t>
+      </w:r>
+      <w:r>
+        <w:t xml:space="preserve"> </w:t>
+      </w:r>
+      <w:r>
+        <w:t xml:space="preserve">The Lots schema does not yet exist in the Phase 1–8 codebase —</w:t>
+      </w:r>
+      <w:r>
+        <w:t xml:space="preserve"> </w:t>
+      </w:r>
+      <w:r>
+        <w:rPr>
+          <w:rStyle w:val="VerbatimChar"/>
+        </w:rPr>
+        <w:t xml:space="preserve">Lots.Lot</w:t>
+      </w:r>
+      <w:r>
+        <w:t xml:space="preserve"> </w:t>
+      </w:r>
+      <w:r>
+        <w:t xml:space="preserve">and</w:t>
+      </w:r>
+      <w:r>
+        <w:t xml:space="preserve"> </w:t>
+      </w:r>
+      <w:r>
+        <w:rPr>
+          <w:rStyle w:val="VerbatimChar"/>
+        </w:rPr>
+        <w:t xml:space="preserve">Lots.PauseEvent</w:t>
+      </w:r>
+      <w:r>
+        <w:t xml:space="preserve"> </w:t>
+      </w:r>
+      <w:r>
+        <w:t xml:space="preserve">both CREATE in the Arc 2 Phase 1 migration. The column contract above is authoritative.</w:t>
+      </w:r>
+    </w:p>
+    <w:bookmarkEnd w:id="53"/>
+    <w:bookmarkStart w:id="54" w:name="aimshipperidpool"/>
+    <w:p>
+      <w:pPr>
+        <w:pStyle w:val="Heading3"/>
+      </w:pPr>
+      <w:r>
+        <w:t xml:space="preserve">AimShipperIdPool</w:t>
+      </w:r>
+    </w:p>
+    <w:p>
+      <w:pPr>
+        <w:pStyle w:val="FirstParagraph"/>
+      </w:pPr>
+      <w:r>
+        <w:rPr>
+          <w:b/>
+          <w:bCs/>
+        </w:rPr>
+        <w:t xml:space="preserve">Added v1.9h (UJ-04 — AIM Shipper ID local pool).</w:t>
+      </w:r>
+      <w:r>
+        <w:t xml:space="preserve"> </w:t>
+      </w:r>
+      <w:r>
+        <w:t xml:space="preserve">Local buffer of pre-fetched Honda AIM Shipper IDs. A background Gateway script (Arc 2 Phase 7) calls</w:t>
+      </w:r>
+      <w:r>
+        <w:t xml:space="preserve"> </w:t>
+      </w:r>
+      <w:r>
+        <w:rPr>
+          <w:rStyle w:val="VerbatimChar"/>
+        </w:rPr>
+        <w:t xml:space="preserve">AIM.GetNextNumber</w:t>
+      </w:r>
+      <w:r>
+        <w:t xml:space="preserve"> </w:t>
+      </w:r>
+      <w:r>
+        <w:t xml:space="preserve">to keep the pool topped up;</w:t>
+      </w:r>
+      <w:r>
+        <w:t xml:space="preserve"> </w:t>
+      </w:r>
+      <w:r>
+        <w:rPr>
+          <w:rStyle w:val="VerbatimChar"/>
+        </w:rPr>
+        <w:t xml:space="preserve">Container_Complete</w:t>
+      </w:r>
+      <w:r>
+        <w:t xml:space="preserve"> </w:t>
+      </w:r>
+      <w:r>
+        <w:t xml:space="preserve">claims one row FIFO, synchronously, inside its own transaction — sub-millisecond, never blocked on AIM. AIM IDs attach to</w:t>
+      </w:r>
+      <w:r>
+        <w:t xml:space="preserve"> </w:t>
+      </w:r>
+      <w:r>
+        <w:rPr>
+          <w:rStyle w:val="VerbatimChar"/>
+          <w:b/>
+          <w:bCs/>
+        </w:rPr>
+        <w:t xml:space="preserve">Lots.Container</w:t>
+      </w:r>
+      <w:r>
+        <w:rPr>
+          <w:b/>
+          <w:bCs/>
+        </w:rPr>
+        <w:t xml:space="preserve"> </w:t>
+      </w:r>
+      <w:r>
+        <w:rPr>
+          <w:b/>
+          <w:bCs/>
+        </w:rPr>
+        <w:t xml:space="preserve">only</w:t>
+      </w:r>
+      <w:r>
+        <w:t xml:space="preserve"> </w:t>
+      </w:r>
+      <w:r>
+        <w:t xml:space="preserve">— never to sub-assemblies, sub-LOTs, or any other entity. Honda treats every issued ID as permanently consumed; once</w:t>
+      </w:r>
+      <w:r>
+        <w:t xml:space="preserve"> </w:t>
+      </w:r>
+      <w:r>
+        <w:rPr>
+          <w:rStyle w:val="VerbatimChar"/>
+        </w:rPr>
+        <w:t xml:space="preserve">ConsumedAt</w:t>
+      </w:r>
+      <w:r>
+        <w:t xml:space="preserve"> </w:t>
+      </w:r>
+      <w:r>
+        <w:t xml:space="preserve">is set the row stays terminal regardless of any downstream container void / re-pack (the new container at re-pack draws a fresh ID from the pool). Honda does not expire IDs — no TTL column.</w:t>
+      </w:r>
+    </w:p>
+    <w:tbl>
+      <w:tblPr>
+        <w:tblStyle w:val="Table"/>
+        <w:tblW w:type="pct" w:w="5000"/>
+        <w:tblLayout w:type="fixed"/>
+        <w:tblBorders>
+          <w:top w:val="single" w:sz="4" w:space="0" w:color="808080"/>
+          <w:left w:val="single" w:sz="4" w:space="0" w:color="808080"/>
+          <w:bottom w:val="single" w:sz="4" w:space="0" w:color="808080"/>
+          <w:right w:val="single" w:sz="4" w:space="0" w:color="808080"/>
+          <w:insideH w:val="single" w:sz="4" w:space="0" w:color="BFBFBF"/>
+          <w:insideV w:val="single" w:sz="4" w:space="0" w:color="BFBFBF"/>
+        </w:tblBorders>
+        <w:tblLook w:firstRow="1" w:lastRow="0" w:firstColumn="0" w:lastColumn="0" w:noHBand="0" w:noVBand="1" w:val="0220"/>
+      </w:tblPr>
+      <w:tblGrid>
+        <w:gridCol w:w="1980"/>
+        <w:gridCol w:w="1980"/>
+        <w:gridCol w:w="1980"/>
+        <w:gridCol w:w="1980"/>
+      </w:tblGrid>
+      <w:tr>
+        <w:trPr>
+          <w:tblHeader w:val="on"/>
+        </w:trPr>
+        <w:tc>
+          <w:tcPr>
+            <w:shd w:val="clear" w:color="auto" w:fill="1F4E79"/>
+          </w:tcPr>
+          <w:tcPr/>
+          <w:p>
+            <w:pPr>
+              <w:pStyle w:val="Compact"/>
+            </w:pPr>
+            <w:r>
+              <w:rPr>
+                <w:b/>
+                <w:color w:val="FFFFFF"/>
+              </w:rPr>
+              <w:t xml:space="preserve">Column</w:t>
+            </w:r>
+          </w:p>
+        </w:tc>
+        <w:tc>
+          <w:tcPr>
+            <w:shd w:val="clear" w:color="auto" w:fill="1F4E79"/>
+          </w:tcPr>
+          <w:tcPr/>
+          <w:p>
+            <w:pPr>
+              <w:pStyle w:val="Compact"/>
+            </w:pPr>
+            <w:r>
+              <w:rPr>
+                <w:b/>
+                <w:color w:val="FFFFFF"/>
+              </w:rPr>
+              <w:t xml:space="preserve">Type</w:t>
+            </w:r>
+          </w:p>
+        </w:tc>
+        <w:tc>
+          <w:tcPr>
+            <w:shd w:val="clear" w:color="auto" w:fill="1F4E79"/>
+          </w:tcPr>
+          <w:tcPr/>
+          <w:p>
+            <w:pPr>
+              <w:pStyle w:val="Compact"/>
+            </w:pPr>
+            <w:r>
+              <w:rPr>
+                <w:b/>
+                <w:color w:val="FFFFFF"/>
+              </w:rPr>
+              <w:t xml:space="preserve">Constraints</w:t>
+            </w:r>
+          </w:p>
+        </w:tc>
+        <w:tc>
+          <w:tcPr>
+            <w:shd w:val="clear" w:color="auto" w:fill="1F4E79"/>
+          </w:tcPr>
+          <w:tcPr/>
+          <w:p>
+            <w:pPr>
+              <w:pStyle w:val="Compact"/>
+            </w:pPr>
+            <w:r>
+              <w:rPr>
+                <w:b/>
+                <w:color w:val="FFFFFF"/>
+              </w:rPr>
+              <w:t xml:space="preserve">Description</w:t>
+            </w:r>
+          </w:p>
+        </w:tc>
+      </w:tr>
+      <w:tr>
+        <w:tc>
+          <w:tcPr/>
+          <w:p>
+            <w:pPr>
+              <w:pStyle w:val="Compact"/>
+            </w:pPr>
+            <w:r>
+              <w:t xml:space="preserve">Id</w:t>
+            </w:r>
+          </w:p>
+        </w:tc>
+        <w:tc>
+          <w:tcPr/>
+          <w:p>
+            <w:pPr>
+              <w:pStyle w:val="Compact"/>
+            </w:pPr>
+            <w:r>
+              <w:t xml:space="preserve">BIGINT</w:t>
+            </w:r>
+          </w:p>
+        </w:tc>
+        <w:tc>
+          <w:tcPr/>
+          <w:p>
+            <w:pPr>
+              <w:pStyle w:val="Compact"/>
+            </w:pPr>
+            <w:r>
+              <w:t xml:space="preserve">PK IDENTITY</w:t>
+            </w:r>
+          </w:p>
+        </w:tc>
+        <w:tc>
+          <w:tcPr/>
+          <w:p>
+            <w:pPr>
+              <w:pStyle w:val="Compact"/>
+            </w:pPr>
+          </w:p>
+        </w:tc>
+      </w:tr>
+      <w:tr>
+        <w:tc>
+          <w:tcPr>
+            <w:shd w:val="clear" w:color="auto" w:fill="F2F2F2"/>
+          </w:tcPr>
+          <w:tcPr/>
+          <w:p>
+            <w:pPr>
+              <w:pStyle w:val="Compact"/>
+            </w:pPr>
+            <w:r>
+              <w:t xml:space="preserve">AimShipperId</w:t>
+            </w:r>
+          </w:p>
+        </w:tc>
+        <w:tc>
+          <w:tcPr>
+            <w:shd w:val="clear" w:color="auto" w:fill="F2F2F2"/>
+          </w:tcPr>
+          <w:tcPr/>
+          <w:p>
+            <w:pPr>
+              <w:pStyle w:val="Compact"/>
+            </w:pPr>
+            <w:r>
+              <w:t xml:space="preserve">NVARCHAR(50)</w:t>
+            </w:r>
+          </w:p>
+        </w:tc>
+        <w:tc>
+          <w:tcPr>
+            <w:shd w:val="clear" w:color="auto" w:fill="F2F2F2"/>
+          </w:tcPr>
+          <w:tcPr/>
+          <w:p>
+            <w:pPr>
+              <w:pStyle w:val="Compact"/>
+            </w:pPr>
+            <w:r>
+              <w:t xml:space="preserve">NOT NULL, UNIQUE</w:t>
+            </w:r>
+          </w:p>
+        </w:tc>
+        <w:tc>
+          <w:tcPr>
+            <w:shd w:val="clear" w:color="auto" w:fill="F2F2F2"/>
+          </w:tcPr>
+          <w:tcPr/>
+          <w:p>
+            <w:pPr>
+              <w:pStyle w:val="Compact"/>
+            </w:pPr>
+            <w:r>
+              <w:t xml:space="preserve">The Honda-issued shipper ID returned by</w:t>
+            </w:r>
+            <w:r>
+              <w:t xml:space="preserve"> </w:t>
+            </w:r>
+            <w:r>
+              <w:rPr>
+                <w:rStyle w:val="VerbatimChar"/>
+              </w:rPr>
+              <w:t xml:space="preserve">AIM.GetNextNumber</w:t>
+            </w:r>
+            <w:r>
+              <w:t xml:space="preserve">. UNIQUE protects against double-INSERT under topup-script retries.</w:t>
+            </w:r>
+          </w:p>
+        </w:tc>
+      </w:tr>
+      <w:tr>
+        <w:tc>
+          <w:tcPr/>
+          <w:p>
+            <w:pPr>
+              <w:pStyle w:val="Compact"/>
+            </w:pPr>
+            <w:r>
+              <w:t xml:space="preserve">FetchedAt</w:t>
+            </w:r>
+          </w:p>
+        </w:tc>
+        <w:tc>
+          <w:tcPr/>
+          <w:p>
+            <w:pPr>
+              <w:pStyle w:val="Compact"/>
+            </w:pPr>
+            <w:r>
+              <w:t xml:space="preserve">DATETIME2(3)</w:t>
+            </w:r>
+          </w:p>
+        </w:tc>
+        <w:tc>
+          <w:tcPr/>
+          <w:p>
+            <w:pPr>
+              <w:pStyle w:val="Compact"/>
+            </w:pPr>
+            <w:r>
+              <w:t xml:space="preserve">NOT NULL, DEFAULT SYSUTCDATETIME()</w:t>
+            </w:r>
+          </w:p>
+        </w:tc>
+        <w:tc>
+          <w:tcPr/>
+          <w:p>
+            <w:pPr>
+              <w:pStyle w:val="Compact"/>
+            </w:pPr>
+            <w:r>
+              <w:t xml:space="preserve">When AIM gave this ID to us. Drives FIFO ordering at claim time.</w:t>
+            </w:r>
+          </w:p>
+        </w:tc>
+      </w:tr>
+      <w:tr>
+        <w:tc>
+          <w:tcPr>
+            <w:shd w:val="clear" w:color="auto" w:fill="F2F2F2"/>
+          </w:tcPr>
+          <w:tcPr/>
+          <w:p>
+            <w:pPr>
+              <w:pStyle w:val="Compact"/>
+            </w:pPr>
+            <w:r>
+              <w:t xml:space="preserve">FetchedInterfaceLogId</w:t>
+            </w:r>
+          </w:p>
+        </w:tc>
+        <w:tc>
+          <w:tcPr>
+            <w:shd w:val="clear" w:color="auto" w:fill="F2F2F2"/>
+          </w:tcPr>
+          <w:tcPr/>
+          <w:p>
+            <w:pPr>
+              <w:pStyle w:val="Compact"/>
+            </w:pPr>
+            <w:r>
+              <w:t xml:space="preserve">BIGINT</w:t>
+            </w:r>
+          </w:p>
+        </w:tc>
+        <w:tc>
+          <w:tcPr>
+            <w:shd w:val="clear" w:color="auto" w:fill="F2F2F2"/>
+          </w:tcPr>
+          <w:tcPr/>
+          <w:p>
+            <w:pPr>
+              <w:pStyle w:val="Compact"/>
+            </w:pPr>
+            <w:r>
+              <w:t xml:space="preserve">FK → Audit.InterfaceLog.Id, NOT NULL</w:t>
+            </w:r>
+          </w:p>
+        </w:tc>
+        <w:tc>
+          <w:tcPr>
+            <w:shd w:val="clear" w:color="auto" w:fill="F2F2F2"/>
+          </w:tcPr>
+          <w:tcPr/>
+          <w:p>
+            <w:pPr>
+              <w:pStyle w:val="Compact"/>
+            </w:pPr>
+            <w:r>
+              <w:t xml:space="preserve">Provenance — points at the exact AIM call that issued this ID.</w:t>
+            </w:r>
+          </w:p>
+        </w:tc>
+      </w:tr>
+      <w:tr>
+        <w:tc>
+          <w:tcPr/>
+          <w:p>
+            <w:pPr>
+              <w:pStyle w:val="Compact"/>
+            </w:pPr>
+            <w:r>
+              <w:t xml:space="preserve">ConsumedAt</w:t>
+            </w:r>
+          </w:p>
+        </w:tc>
+        <w:tc>
+          <w:tcPr/>
+          <w:p>
+            <w:pPr>
+              <w:pStyle w:val="Compact"/>
+            </w:pPr>
+            <w:r>
+              <w:t xml:space="preserve">DATETIME2(3)</w:t>
+            </w:r>
+          </w:p>
+        </w:tc>
+        <w:tc>
+          <w:tcPr/>
+          <w:p>
+            <w:pPr>
+              <w:pStyle w:val="Compact"/>
+            </w:pPr>
+            <w:r>
+              <w:t xml:space="preserve">NULL</w:t>
+            </w:r>
+          </w:p>
+        </w:tc>
+        <w:tc>
+          <w:tcPr/>
+          <w:p>
+            <w:pPr>
+              <w:pStyle w:val="Compact"/>
+            </w:pPr>
+            <w:r>
+              <w:t xml:space="preserve">NULL = available in the pool. Non-NULL = permanently consumed.</w:t>
+            </w:r>
+          </w:p>
+        </w:tc>
+      </w:tr>
+      <w:tr>
+        <w:tc>
+          <w:tcPr>
+            <w:shd w:val="clear" w:color="auto" w:fill="F2F2F2"/>
+          </w:tcPr>
+          <w:tcPr/>
+          <w:p>
+            <w:pPr>
+              <w:pStyle w:val="Compact"/>
+            </w:pPr>
+            <w:r>
+              <w:t xml:space="preserve">ConsumedByContainerId</w:t>
+            </w:r>
+          </w:p>
+        </w:tc>
+        <w:tc>
+          <w:tcPr>
+            <w:shd w:val="clear" w:color="auto" w:fill="F2F2F2"/>
+          </w:tcPr>
+          <w:tcPr/>
+          <w:p>
+            <w:pPr>
+              <w:pStyle w:val="Compact"/>
+            </w:pPr>
+            <w:r>
+              <w:t xml:space="preserve">BIGINT</w:t>
+            </w:r>
+          </w:p>
+        </w:tc>
+        <w:tc>
+          <w:tcPr>
+            <w:shd w:val="clear" w:color="auto" w:fill="F2F2F2"/>
+          </w:tcPr>
+          <w:tcPr/>
+          <w:p>
+            <w:pPr>
+              <w:pStyle w:val="Compact"/>
+            </w:pPr>
+            <w:r>
+              <w:t xml:space="preserve">FK → Lots.Container.Id, NULL</w:t>
+            </w:r>
+          </w:p>
+        </w:tc>
+        <w:tc>
+          <w:tcPr>
+            <w:shd w:val="clear" w:color="auto" w:fill="F2F2F2"/>
+          </w:tcPr>
+          <w:tcPr/>
+          <w:p>
+            <w:pPr>
+              <w:pStyle w:val="Compact"/>
+            </w:pPr>
+            <w:r>
+              <w:t xml:space="preserve">The container that claimed this ID. NULL ↔ ConsumedAt NULL.</w:t>
+            </w:r>
+          </w:p>
+        </w:tc>
+      </w:tr>
+      <w:tr>
+        <w:tc>
+          <w:tcPr/>
+          <w:p>
+            <w:pPr>
+              <w:pStyle w:val="Compact"/>
+            </w:pPr>
+            <w:r>
+              <w:t xml:space="preserve">ConsumedByUserId</w:t>
+            </w:r>
+          </w:p>
+        </w:tc>
+        <w:tc>
+          <w:tcPr/>
+          <w:p>
+            <w:pPr>
+              <w:pStyle w:val="Compact"/>
+            </w:pPr>
+            <w:r>
+              <w:t xml:space="preserve">BIGINT</w:t>
+            </w:r>
+          </w:p>
+        </w:tc>
+        <w:tc>
+          <w:tcPr/>
+          <w:p>
+            <w:pPr>
+              <w:pStyle w:val="Compact"/>
+            </w:pPr>
+            <w:r>
+              <w:t xml:space="preserve">FK → Location.AppUser.Id, NULL</w:t>
+            </w:r>
+          </w:p>
+        </w:tc>
+        <w:tc>
+          <w:tcPr/>
+          <w:p>
+            <w:pPr>
+              <w:pStyle w:val="Compact"/>
+            </w:pPr>
+            <w:r>
+              <w:t xml:space="preserve">The operator whose closing-container action consumed this ID. NULL ↔ ConsumedAt NULL.</w:t>
+            </w:r>
+          </w:p>
+        </w:tc>
+      </w:tr>
+    </w:tbl>
+    <w:p>
+      <w:pPr>
+        <w:pStyle w:val="BodyText"/>
+      </w:pPr>
+      <w:r>
+        <w:rPr>
+          <w:b/>
+          <w:bCs/>
+        </w:rPr>
+        <w:t xml:space="preserve">Constraints:</w:t>
       </w:r>
     </w:p>
     <w:p>
@@ -33949,13 +34535,13 @@
         <w:rPr>
           <w:rStyle w:val="VerbatimChar"/>
         </w:rPr>
-        <w:t xml:space="preserve">IX_AimShipperIdPool_Available (FetchedAt) WHERE ConsumedAt IS NULL</w:t>
-      </w:r>
-      <w:r>
-        <w:t xml:space="preserve"> </w:t>
-      </w:r>
-      <w:r>
-        <w:t xml:space="preserve">— drives the FIFO</w:t>
+        <w:t xml:space="preserve">CK_AimShipperIdPool_ConsumedFieldsPaired</w:t>
+      </w:r>
+      <w:r>
+        <w:t xml:space="preserve"> </w:t>
+      </w:r>
+      <w:r>
+        <w:t xml:space="preserve">—</w:t>
       </w:r>
       <w:r>
         <w:t xml:space="preserve"> </w:t>
@@ -33964,37 +34550,22 @@
         <w:rPr>
           <w:rStyle w:val="VerbatimChar"/>
         </w:rPr>
-        <w:t xml:space="preserve">_Claim</w:t>
-      </w:r>
-      <w:r>
-        <w:t xml:space="preserve"> </w:t>
-      </w:r>
-      <w:r>
-        <w:t xml:space="preserve">query (</w:t>
-      </w:r>
+        <w:t xml:space="preserve">(ConsumedAt IS NULL AND ConsumedByContainerId IS NULL AND ConsumedByUserId IS NULL) OR (ConsumedAt IS NOT NULL AND ConsumedByContainerId IS NOT NULL AND ConsumedByUserId IS NOT NULL)</w:t>
+      </w:r>
+      <w:r>
+        <w:t xml:space="preserve">. The three consumption columns are paired; either all NULL (available) or all set (consumed).</w:t>
+      </w:r>
+    </w:p>
+    <w:p>
+      <w:pPr>
+        <w:pStyle w:val="FirstParagraph"/>
+      </w:pPr>
       <w:r>
         <w:rPr>
-          <w:rStyle w:val="VerbatimChar"/>
+          <w:b/>
+          <w:bCs/>
         </w:rPr>
-        <w:t xml:space="preserve">UPDATE TOP (1) WITH (UPDLOCK, READPAST, ROWLOCK)</w:t>
-      </w:r>
-      <w:r>
-        <w:t xml:space="preserve">) and the</w:t>
-      </w:r>
-      <w:r>
-        <w:t xml:space="preserve"> </w:t>
-      </w:r>
-      <w:r>
-        <w:rPr>
-          <w:rStyle w:val="VerbatimChar"/>
-        </w:rPr>
-        <w:t xml:space="preserve">_GetDepth</w:t>
-      </w:r>
-      <w:r>
-        <w:t xml:space="preserve"> </w:t>
-      </w:r>
-      <w:r>
-        <w:t xml:space="preserve">count.</w:t>
+        <w:t xml:space="preserve">Indexes:</w:t>
       </w:r>
     </w:p>
     <w:p>
@@ -34002,7 +34573,67 @@
         <w:pStyle w:val="Compact"/>
         <w:numPr>
           <w:ilvl w:val="0"/>
-          <w:numId w:val="1008"/>
+          <w:numId w:val="1009"/>
+        </w:numPr>
+      </w:pPr>
+      <w:r>
+        <w:rPr>
+          <w:rStyle w:val="VerbatimChar"/>
+        </w:rPr>
+        <w:t xml:space="preserve">IX_AimShipperIdPool_Available (FetchedAt) WHERE ConsumedAt IS NULL</w:t>
+      </w:r>
+      <w:r>
+        <w:t xml:space="preserve"> </w:t>
+      </w:r>
+      <w:r>
+        <w:t xml:space="preserve">— drives the FIFO</w:t>
+      </w:r>
+      <w:r>
+        <w:t xml:space="preserve"> </w:t>
+      </w:r>
+      <w:r>
+        <w:rPr>
+          <w:rStyle w:val="VerbatimChar"/>
+        </w:rPr>
+        <w:t xml:space="preserve">_Claim</w:t>
+      </w:r>
+      <w:r>
+        <w:t xml:space="preserve"> </w:t>
+      </w:r>
+      <w:r>
+        <w:t xml:space="preserve">query (</w:t>
+      </w:r>
+      <w:r>
+        <w:rPr>
+          <w:rStyle w:val="VerbatimChar"/>
+        </w:rPr>
+        <w:t xml:space="preserve">UPDATE TOP (1) WITH (UPDLOCK, READPAST, ROWLOCK)</w:t>
+      </w:r>
+      <w:r>
+        <w:t xml:space="preserve">) and the</w:t>
+      </w:r>
+      <w:r>
+        <w:t xml:space="preserve"> </w:t>
+      </w:r>
+      <w:r>
+        <w:rPr>
+          <w:rStyle w:val="VerbatimChar"/>
+        </w:rPr>
+        <w:t xml:space="preserve">_GetDepth</w:t>
+      </w:r>
+      <w:r>
+        <w:t xml:space="preserve"> </w:t>
+      </w:r>
+      <w:r>
+        <w:t xml:space="preserve">count.</w:t>
+      </w:r>
+    </w:p>
+    <w:p>
+      <w:pPr>
+        <w:pStyle w:val="Compact"/>
+        <w:numPr>
+          <w:ilvl w:val="0"/>
+          <w:numId w:val="1009"/>
         </w:numPr>
       </w:pPr>
       <w:r>
@@ -60742,7 +61373,7 @@
         <w:pStyle w:val="Compact"/>
         <w:numPr>
           <w:ilvl w:val="0"/>
-          <w:numId w:val="1009"/>
+          <w:numId w:val="1010"/>
         </w:numPr>
       </w:pPr>
       <w:r>
@@ -60803,7 +61434,7 @@
         <w:pStyle w:val="Compact"/>
         <w:numPr>
           <w:ilvl w:val="0"/>
-          <w:numId w:val="1009"/>
+          <w:numId w:val="1010"/>
         </w:numPr>
       </w:pPr>
       <w:r>
@@ -60840,7 +61471,7 @@
         <w:pStyle w:val="Compact"/>
         <w:numPr>
           <w:ilvl w:val="0"/>
-          <w:numId w:val="1009"/>
+          <w:numId w:val="1010"/>
         </w:numPr>
       </w:pPr>
       <w:r>
@@ -60919,7 +61550,7 @@
         <w:pStyle w:val="Compact"/>
         <w:numPr>
           <w:ilvl w:val="0"/>
-          <w:numId w:val="1009"/>
+          <w:numId w:val="1010"/>
         </w:numPr>
       </w:pPr>
       <w:r>
@@ -65173,6 +65804,9 @@
     <w:abstractNumId w:val="991"/>
   </w:num>
   <w:num w:numId="1009">
+    <w:abstractNumId w:val="991"/>
+  </w:num>
+  <w:num w:numId="1010">
     <w:abstractNumId w:val="991"/>
   </w:num>
 </w:numbering>
